--- a/docassemble/ChangingDivorceOrder/data/templates/changing_divorce_order_action_plan.docx
+++ b/docassemble/ChangingDivorceOrder/data/templates/changing_divorce_order_action_plan.docx
@@ -1,6 +1,6 @@
 
 <file path=word/document.xml><?xml version="1.0" encoding="utf-8"?>
-<w:document xmlns:wpc="http://schemas.microsoft.com/office/word/2010/wordprocessingCanvas" xmlns:mc="http://schemas.openxmlformats.org/markup-compatibility/2006" xmlns:o="urn:schemas-microsoft-com:office:office" xmlns:r="http://schemas.openxmlformats.org/officeDocument/2006/relationships" xmlns:m="http://schemas.openxmlformats.org/officeDocument/2006/math" xmlns:v="urn:schemas-microsoft-com:vml" xmlns:wp14="http://schemas.microsoft.com/office/word/2010/wordprocessingDrawing" xmlns:wp="http://schemas.openxmlformats.org/drawingml/2006/wordprocessingDrawing" xmlns:w10="urn:schemas-microsoft-com:office:word" xmlns:w="http://schemas.openxmlformats.org/wordprocessingml/2006/main" xmlns:w14="http://schemas.microsoft.com/office/word/2010/wordml" xmlns:wpg="http://schemas.microsoft.com/office/word/2010/wordprocessingGroup" xmlns:wpi="http://schemas.microsoft.com/office/word/2010/wordprocessingInk" xmlns:wne="http://schemas.microsoft.com/office/word/2006/wordml" xmlns:wps="http://schemas.microsoft.com/office/word/2010/wordprocessingShape" mc:Ignorable="w14 wp14">
+<w:document xmlns:wpc="http://schemas.microsoft.com/office/word/2010/wordprocessingCanvas" xmlns:cx="http://schemas.microsoft.com/office/drawing/2014/chartex" xmlns:cx1="http://schemas.microsoft.com/office/drawing/2015/9/8/chartex" xmlns:cx2="http://schemas.microsoft.com/office/drawing/2015/10/21/chartex" xmlns:cx3="http://schemas.microsoft.com/office/drawing/2016/5/9/chartex" xmlns:cx4="http://schemas.microsoft.com/office/drawing/2016/5/10/chartex" xmlns:cx5="http://schemas.microsoft.com/office/drawing/2016/5/11/chartex" xmlns:cx6="http://schemas.microsoft.com/office/drawing/2016/5/12/chartex" xmlns:cx7="http://schemas.microsoft.com/office/drawing/2016/5/13/chartex" xmlns:cx8="http://schemas.microsoft.com/office/drawing/2016/5/14/chartex" xmlns:mc="http://schemas.openxmlformats.org/markup-compatibility/2006" xmlns:aink="http://schemas.microsoft.com/office/drawing/2016/ink" xmlns:am3d="http://schemas.microsoft.com/office/drawing/2017/model3d" xmlns:o="urn:schemas-microsoft-com:office:office" xmlns:r="http://schemas.openxmlformats.org/officeDocument/2006/relationships" xmlns:m="http://schemas.openxmlformats.org/officeDocument/2006/math" xmlns:v="urn:schemas-microsoft-com:vml" xmlns:wp14="http://schemas.microsoft.com/office/word/2010/wordprocessingDrawing" xmlns:wp="http://schemas.openxmlformats.org/drawingml/2006/wordprocessingDrawing" xmlns:w10="urn:schemas-microsoft-com:office:word" xmlns:w="http://schemas.openxmlformats.org/wordprocessingml/2006/main" xmlns:w14="http://schemas.microsoft.com/office/word/2010/wordml" xmlns:w15="http://schemas.microsoft.com/office/word/2012/wordml" xmlns:w16cex="http://schemas.microsoft.com/office/word/2018/wordml/cex" xmlns:w16cid="http://schemas.microsoft.com/office/word/2016/wordml/cid" xmlns:w16="http://schemas.microsoft.com/office/word/2018/wordml" xmlns:w16sdtdh="http://schemas.microsoft.com/office/word/2020/wordml/sdtdatahash" xmlns:w16se="http://schemas.microsoft.com/office/word/2015/wordml/symex" xmlns:wpg="http://schemas.microsoft.com/office/word/2010/wordprocessingGroup" xmlns:wpi="http://schemas.microsoft.com/office/word/2010/wordprocessingInk" xmlns:wne="http://schemas.microsoft.com/office/word/2006/wordml" xmlns:wps="http://schemas.microsoft.com/office/word/2010/wordprocessingShape" mc:Ignorable="w14 w15 w16se w16cid w16 w16cex w16sdtdh wp14">
   <w:body>
     <w:tbl>
       <w:tblPr>
@@ -906,9 +906,9 @@
                     </wp:anchor>
                   </w:drawing>
                 </mc:Choice>
-                <mc:Fallback xmlns:w16se="http://schemas.microsoft.com/office/word/2015/wordml/symex" xmlns:w16sdtdh="http://schemas.microsoft.com/office/word/2020/wordml/sdtdatahash" xmlns:w16="http://schemas.microsoft.com/office/word/2018/wordml" xmlns:w16cid="http://schemas.microsoft.com/office/word/2016/wordml/cid" xmlns:w16cex="http://schemas.microsoft.com/office/word/2018/wordml/cex" xmlns:w15="http://schemas.microsoft.com/office/word/2012/wordml" xmlns:am3d="http://schemas.microsoft.com/office/drawing/2017/model3d" xmlns:aink="http://schemas.microsoft.com/office/drawing/2016/ink" xmlns:cx8="http://schemas.microsoft.com/office/drawing/2016/5/14/chartex" xmlns:cx7="http://schemas.microsoft.com/office/drawing/2016/5/13/chartex" xmlns:cx6="http://schemas.microsoft.com/office/drawing/2016/5/12/chartex" xmlns:cx5="http://schemas.microsoft.com/office/drawing/2016/5/11/chartex" xmlns:cx4="http://schemas.microsoft.com/office/drawing/2016/5/10/chartex" xmlns:cx3="http://schemas.microsoft.com/office/drawing/2016/5/9/chartex" xmlns:cx2="http://schemas.microsoft.com/office/drawing/2015/10/21/chartex" xmlns:cx1="http://schemas.microsoft.com/office/drawing/2015/9/8/chartex" xmlns:cx="http://schemas.microsoft.com/office/drawing/2014/chartex">
+                <mc:Fallback>
                   <w:pict>
-                    <v:group w14:anchorId="0D8E1F82" id="Group 1" o:spid="_x0000_s1026" style="position:absolute;margin-left:0;margin-top:13.25pt;width:59.75pt;height:54.7pt;z-index:-251651072;mso-wrap-distance-right:25.2pt;mso-width-relative:margin;mso-height-relative:margin" coordsize="7613,6959" o:gfxdata="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">
+                    <v:group w14:anchorId="49E04411" id="Group 1" o:spid="_x0000_s1026" style="position:absolute;margin-left:0;margin-top:13.25pt;width:59.75pt;height:54.7pt;z-index:-251651072;mso-wrap-distance-right:25.2pt;mso-width-relative:margin;mso-height-relative:margin" coordsize="7613,6959" o:gfxdata="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">
                       <v:group id="docshapegroup1" o:spid="_x0000_s1027" style="position:absolute;width:5969;height:6959" coordorigin="805,-199" coordsize="940,1096" o:gfxdata="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">
                         <v:shape id="docshape2" o:spid="_x0000_s1028" style="position:absolute;left:817;top:-187;width:915;height:1071;visibility:visible;mso-wrap-style:square;v-text-anchor:top" coordsize="915,1071" o:gfxdata="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" path="m85,89l85,,914,r,985l824,985t,85l,1070,,92r573,l573,337r246,l824,1070xe" filled="f" strokecolor="#333" strokeweight=".43858mm">
                           <v:path arrowok="t" o:connecttype="custom" o:connectlocs="85,-97;85,-186;914,-186;914,799;824,799;824,884;0,884;0,-94;573,-94;573,151;819,151;824,884" o:connectangles="0,0,0,0,0,0,0,0,0,0,0,0"/>
@@ -1159,14 +1159,12 @@
               </w:rPr>
               <w:t>') and (</w:t>
             </w:r>
-            <w:proofErr w:type="spellStart"/>
             <w:r>
               <w:rPr>
                 <w:color w:val="FF0000"/>
               </w:rPr>
               <w:t>parents_agree</w:t>
             </w:r>
-            <w:proofErr w:type="spellEnd"/>
             <w:r>
               <w:rPr>
                 <w:color w:val="FF0000"/>
@@ -1189,21 +1187,7 @@
               <w:rPr>
                 <w:color w:val="FF0000"/>
               </w:rPr>
-              <w:t>(</w:t>
-            </w:r>
-            <w:proofErr w:type="spellStart"/>
-            <w:r>
-              <w:rPr>
-                <w:color w:val="FF0000"/>
-              </w:rPr>
-              <w:t>unknown_final_date.true_values</w:t>
-            </w:r>
-            <w:proofErr w:type="spellEnd"/>
-            <w:r>
-              <w:rPr>
-                <w:color w:val="FF0000"/>
-              </w:rPr>
-              <w:t>())|</w:t>
+              <w:t>(unknown_final_date.true_values())|</w:t>
             </w:r>
             <w:proofErr w:type="spellStart"/>
             <w:r>
@@ -1308,14 +1292,27 @@
             <w:r>
               <w:t xml:space="preserve"> </w:t>
             </w:r>
-            <w:fldSimple w:instr=" SEQ stepList  \* MERGEFORMAT  \* MERGEFORMAT ">
-              <w:r>
-                <w:rPr>
-                  <w:noProof/>
-                </w:rPr>
-                <w:t>1</w:t>
-              </w:r>
-            </w:fldSimple>
+            <w:r>
+              <w:fldChar w:fldCharType="begin"/>
+            </w:r>
+            <w:r>
+              <w:instrText xml:space="preserve"> SEQ stepList  \* MERGEFORMAT  \* MERGEFORMAT </w:instrText>
+            </w:r>
+            <w:r>
+              <w:fldChar w:fldCharType="separate"/>
+            </w:r>
+            <w:r>
+              <w:rPr>
+                <w:noProof/>
+              </w:rPr>
+              <w:t>1</w:t>
+            </w:r>
+            <w:r>
+              <w:rPr>
+                <w:noProof/>
+              </w:rPr>
+              <w:fldChar w:fldCharType="end"/>
+            </w:r>
             <w:r>
               <w:t>:</w:t>
             </w:r>
@@ -2371,11 +2368,9 @@
             <w:pPr>
               <w:pStyle w:val="Body"/>
             </w:pPr>
-            <w:proofErr w:type="spellStart"/>
             <w:r>
               <w:t>parents_agree_step</w:t>
             </w:r>
-            <w:proofErr w:type="spellEnd"/>
             <w:r>
               <w:t xml:space="preserve">  and </w:t>
             </w:r>
@@ -2860,6 +2855,7 @@
               <w:ind w:left="405"/>
             </w:pPr>
             <w:r>
+              <w:lastRenderedPageBreak/>
               <w:t>Mediation</w:t>
             </w:r>
             <w:r>
@@ -2890,7 +2886,6 @@
               <w:outlineLvl w:val="2"/>
             </w:pPr>
             <w:r>
-              <w:lastRenderedPageBreak/>
               <w:t>Talk</w:t>
             </w:r>
             <w:r>
@@ -3577,7 +3572,7 @@
             <w:r>
               <w:t xml:space="preserve"> [</w:t>
             </w:r>
-            <w:hyperlink r:id="rId9" w:history="1">
+            <w:hyperlink r:id="rId8" w:history="1">
               <w:r>
                 <w:rPr>
                   <w:rStyle w:val="Hyperlink"/>
@@ -3913,7 +3908,7 @@
             <w:pPr>
               <w:pStyle w:val="BodyText"/>
             </w:pPr>
-            <w:hyperlink r:id="rId10" w:history="1">
+            <w:hyperlink r:id="rId9" w:history="1">
               <w:r>
                 <w:rPr>
                   <w:rStyle w:val="Hyperlink"/>
@@ -3929,7 +3924,7 @@
             <w:pPr>
               <w:pStyle w:val="BodyText"/>
             </w:pPr>
-            <w:hyperlink r:id="rId11" w:history="1">
+            <w:hyperlink r:id="rId10" w:history="1">
               <w:r>
                 <w:rPr>
                   <w:rStyle w:val="Hyperlink"/>
@@ -4107,7 +4102,7 @@
             <w:r>
               <w:t xml:space="preserve">ation on </w:t>
             </w:r>
-            <w:hyperlink r:id="rId12" w:history="1">
+            <w:hyperlink r:id="rId11" w:history="1">
               <w:r>
                 <w:rPr>
                   <w:rStyle w:val="Hyperlink"/>
@@ -4127,6 +4122,7 @@
               <w:rPr>
                 <w:rStyle w:val="Heading3Char"/>
               </w:rPr>
+              <w:lastRenderedPageBreak/>
               <w:t>If</w:t>
             </w:r>
             <w:r>
@@ -4272,7 +4268,6 @@
               <w:ind w:left="405"/>
             </w:pPr>
             <w:r>
-              <w:lastRenderedPageBreak/>
               <w:t>You</w:t>
             </w:r>
             <w:r>
@@ -5398,7 +5393,7 @@
           </w:p>
           <w:p>
             <w:pPr>
-              <w:pStyle w:val="BodyText"/>
+              <w:pStyle w:val="Body"/>
             </w:pPr>
             <w:r>
               <w:rPr>
@@ -5410,7 +5405,7 @@
             <w:r>
               <w:t xml:space="preserve"> [</w:t>
             </w:r>
-            <w:hyperlink r:id="rId13" w:history="1">
+            <w:hyperlink r:id="rId12" w:history="1">
               <w:r>
                 <w:rPr>
                   <w:rStyle w:val="Hyperlink"/>
@@ -5430,9 +5425,9 @@
           </w:p>
           <w:p>
             <w:pPr>
-              <w:pStyle w:val="BodyText"/>
-            </w:pPr>
-            <w:hyperlink r:id="rId14" w:history="1">
+              <w:pStyle w:val="Body"/>
+            </w:pPr>
+            <w:hyperlink r:id="rId13" w:history="1">
               <w:r>
                 <w:rPr>
                   <w:rStyle w:val="Hyperlink"/>
@@ -5455,12 +5450,12 @@
           </w:p>
           <w:p>
             <w:pPr>
-              <w:pStyle w:val="BodyText"/>
-              <w:rPr>
-                <w:b/>
-              </w:rPr>
-            </w:pPr>
-            <w:hyperlink r:id="rId15" w:history="1">
+              <w:pStyle w:val="Body"/>
+              <w:rPr>
+                <w:b/>
+              </w:rPr>
+            </w:pPr>
+            <w:hyperlink r:id="rId14" w:history="1">
               <w:r>
                 <w:rPr>
                   <w:rStyle w:val="Hyperlink"/>
@@ -5472,20 +5467,14 @@
               <w:br/>
             </w:r>
             <w:r>
-              <w:t>alaskamediators.org/directory</w:t>
-            </w:r>
-            <w:r>
-              <w:rPr>
-                <w:b/>
-              </w:rPr>
-              <w:t xml:space="preserve"> </w:t>
+              <w:t>pmoa.wildapricot.org/directory</w:t>
             </w:r>
           </w:p>
           <w:p>
             <w:pPr>
               <w:pStyle w:val="Body"/>
             </w:pPr>
-            <w:hyperlink r:id="rId16" w:history="1">
+            <w:hyperlink r:id="rId15" w:history="1">
               <w:r>
                 <w:rPr>
                   <w:rStyle w:val="Hyperlink"/>
@@ -5652,7 +5641,6 @@
               <w:t xml:space="preserve"> </w:t>
             </w:r>
             <w:r>
-              <w:lastRenderedPageBreak/>
               <w:t>agreement</w:t>
             </w:r>
           </w:p>
@@ -5671,7 +5659,6 @@
               <w:pStyle w:val="Body"/>
             </w:pPr>
             <w:r>
-              <w:lastRenderedPageBreak/>
               <w:t>If</w:t>
             </w:r>
             <w:r>
@@ -5765,7 +5752,6 @@
               <w:rPr>
                 <w:b/>
               </w:rPr>
-              <w:lastRenderedPageBreak/>
               <w:t>Joint</w:t>
             </w:r>
             <w:r>
@@ -5844,7 +5830,7 @@
             <w:r>
               <w:t xml:space="preserve"> </w:t>
             </w:r>
-            <w:hyperlink r:id="rId17" w:history="1">
+            <w:hyperlink r:id="rId16" w:history="1">
               <w:r>
                 <w:rPr>
                   <w:rStyle w:val="Hyperlink"/>
@@ -5877,7 +5863,7 @@
             <w:r>
               <w:t xml:space="preserve"> </w:t>
             </w:r>
-            <w:hyperlink r:id="rId18" w:history="1">
+            <w:hyperlink r:id="rId17" w:history="1">
               <w:r>
                 <w:rPr>
                   <w:rStyle w:val="Hyperlink"/>
@@ -6026,7 +6012,7 @@
             <w:r>
               <w:t xml:space="preserve"> </w:t>
             </w:r>
-            <w:hyperlink r:id="rId19" w:history="1">
+            <w:hyperlink r:id="rId18" w:history="1">
               <w:r>
                 <w:rPr>
                   <w:rStyle w:val="Hyperlink"/>
@@ -6059,7 +6045,7 @@
             <w:r>
               <w:t xml:space="preserve"> </w:t>
             </w:r>
-            <w:hyperlink r:id="rId20" w:history="1">
+            <w:hyperlink r:id="rId19" w:history="1">
               <w:r>
                 <w:rPr>
                   <w:rStyle w:val="Hyperlink"/>
@@ -6279,7 +6265,7 @@
             <w:r>
               <w:t xml:space="preserve"> </w:t>
             </w:r>
-            <w:hyperlink r:id="rId21" w:history="1">
+            <w:hyperlink r:id="rId20" w:history="1">
               <w:r>
                 <w:rPr>
                   <w:rStyle w:val="Hyperlink"/>
@@ -6312,7 +6298,7 @@
             <w:r>
               <w:t xml:space="preserve"> </w:t>
             </w:r>
-            <w:hyperlink r:id="rId22" w:history="1">
+            <w:hyperlink r:id="rId21" w:history="1">
               <w:r>
                 <w:rPr>
                   <w:rStyle w:val="Hyperlink"/>
@@ -6444,7 +6430,7 @@
             <w:r>
               <w:t xml:space="preserve"> </w:t>
             </w:r>
-            <w:hyperlink r:id="rId23" w:history="1">
+            <w:hyperlink r:id="rId22" w:history="1">
               <w:r>
                 <w:rPr>
                   <w:rStyle w:val="Hyperlink"/>
@@ -6477,7 +6463,7 @@
             <w:r>
               <w:t xml:space="preserve"> </w:t>
             </w:r>
-            <w:hyperlink r:id="rId24" w:history="1">
+            <w:hyperlink r:id="rId23" w:history="1">
               <w:r>
                 <w:rPr>
                   <w:rStyle w:val="Hyperlink"/>
@@ -6608,7 +6594,7 @@
               </w:rPr>
               <w:t xml:space="preserve"> </w:t>
             </w:r>
-            <w:hyperlink r:id="rId25" w:history="1">
+            <w:hyperlink r:id="rId24" w:history="1">
               <w:r>
                 <w:rPr>
                   <w:rStyle w:val="Hyperlink"/>
@@ -6689,7 +6675,7 @@
               </w:rPr>
               <w:t xml:space="preserve"> </w:t>
             </w:r>
-            <w:hyperlink r:id="rId26" w:history="1">
+            <w:hyperlink r:id="rId25" w:history="1">
               <w:r>
                 <w:rPr>
                   <w:rStyle w:val="Hyperlink"/>
@@ -6830,7 +6816,7 @@
               </w:rPr>
               <w:t xml:space="preserve"> </w:t>
             </w:r>
-            <w:hyperlink r:id="rId27" w:history="1">
+            <w:hyperlink r:id="rId26" w:history="1">
               <w:r>
                 <w:rPr>
                   <w:rStyle w:val="Hyperlink"/>
@@ -7146,7 +7132,7 @@
               </w:rPr>
               <w:t xml:space="preserve"> </w:t>
             </w:r>
-            <w:hyperlink r:id="rId28" w:history="1">
+            <w:hyperlink r:id="rId27" w:history="1">
               <w:r>
                 <w:rPr>
                   <w:rStyle w:val="Hyperlink"/>
@@ -7213,6 +7199,7 @@
               <w:t xml:space="preserve"> </w:t>
             </w:r>
             <w:r>
+              <w:lastRenderedPageBreak/>
               <w:t>public.courts.alaska.gov/web/forms/docs/dr-30</w:t>
             </w:r>
             <w:r>
@@ -7279,7 +7266,7 @@
               </w:rPr>
               <w:t xml:space="preserve"> </w:t>
             </w:r>
-            <w:hyperlink r:id="rId29" w:history="1">
+            <w:hyperlink r:id="rId28" w:history="1">
               <w:r>
                 <w:rPr>
                   <w:rStyle w:val="Hyperlink"/>
@@ -7304,7 +7291,6 @@
               <w:t xml:space="preserve"> </w:t>
             </w:r>
             <w:r>
-              <w:lastRenderedPageBreak/>
               <w:t>(if</w:t>
             </w:r>
             <w:r>
@@ -7425,7 +7411,7 @@
               </w:rPr>
               <w:t xml:space="preserve"> </w:t>
             </w:r>
-            <w:hyperlink r:id="rId30" w:history="1">
+            <w:hyperlink r:id="rId29" w:history="1">
               <w:r>
                 <w:rPr>
                   <w:rStyle w:val="Hyperlink"/>
@@ -9054,6 +9040,7 @@
                 <w:b w:val="0"/>
                 <w:bCs/>
               </w:rPr>
+              <w:lastRenderedPageBreak/>
               <w:t>Modify.</w:t>
             </w:r>
             <w:r>
@@ -10020,7 +10007,7 @@
             <w:r>
               <w:t xml:space="preserve"> </w:t>
             </w:r>
-            <w:hyperlink r:id="rId31" w:history="1">
+            <w:hyperlink r:id="rId30" w:history="1">
               <w:r>
                 <w:rPr>
                   <w:rStyle w:val="Hyperlink"/>
@@ -10586,7 +10573,7 @@
             <w:r>
               <w:t xml:space="preserve"> </w:t>
             </w:r>
-            <w:hyperlink r:id="rId32" w:history="1">
+            <w:hyperlink r:id="rId31" w:history="1">
               <w:r>
                 <w:rPr>
                   <w:rStyle w:val="Hyperlink"/>
@@ -10778,7 +10765,7 @@
               </w:rPr>
               <w:t xml:space="preserve"> </w:t>
             </w:r>
-            <w:hyperlink r:id="rId33" w:history="1">
+            <w:hyperlink r:id="rId32" w:history="1">
               <w:r>
                 <w:rPr>
                   <w:rStyle w:val="Hyperlink"/>
@@ -10996,7 +10983,7 @@
               </w:rPr>
               <w:t xml:space="preserve"> </w:t>
             </w:r>
-            <w:hyperlink r:id="rId34" w:history="1">
+            <w:hyperlink r:id="rId33" w:history="1">
               <w:r>
                 <w:rPr>
                   <w:rStyle w:val="Hyperlink"/>
@@ -11194,7 +11181,7 @@
               </w:rPr>
               <w:t xml:space="preserve"> </w:t>
             </w:r>
-            <w:hyperlink r:id="rId35" w:history="1">
+            <w:hyperlink r:id="rId34" w:history="1">
               <w:r>
                 <w:rPr>
                   <w:rStyle w:val="Hyperlink"/>
@@ -11251,7 +11238,7 @@
               </w:rPr>
               <w:t xml:space="preserve"> </w:t>
             </w:r>
-            <w:hyperlink r:id="rId36" w:history="1">
+            <w:hyperlink r:id="rId35" w:history="1">
               <w:r>
                 <w:rPr>
                   <w:rStyle w:val="Hyperlink"/>
@@ -11290,6 +11277,7 @@
                 <w:b/>
                 <w:color w:val="000000"/>
               </w:rPr>
+              <w:lastRenderedPageBreak/>
               <w:t>Request</w:t>
             </w:r>
             <w:r>
@@ -11397,7 +11385,7 @@
               </w:rPr>
               <w:t xml:space="preserve"> </w:t>
             </w:r>
-            <w:hyperlink r:id="rId37" w:history="1">
+            <w:hyperlink r:id="rId36" w:history="1">
               <w:r>
                 <w:rPr>
                   <w:rStyle w:val="Hyperlink"/>
@@ -11451,7 +11439,6 @@
               <w:rPr>
                 <w:color w:val="000000"/>
               </w:rPr>
-              <w:lastRenderedPageBreak/>
               <w:t>(Only</w:t>
             </w:r>
             <w:r>
@@ -11766,7 +11753,7 @@
             <w:r>
               <w:t xml:space="preserve"> </w:t>
             </w:r>
-            <w:hyperlink r:id="rId38" w:history="1">
+            <w:hyperlink r:id="rId37" w:history="1">
               <w:r>
                 <w:rPr>
                   <w:rStyle w:val="Hyperlink"/>
@@ -12062,7 +12049,7 @@
               </w:rPr>
               <w:t xml:space="preserve"> </w:t>
             </w:r>
-            <w:hyperlink r:id="rId39" w:history="1">
+            <w:hyperlink r:id="rId38" w:history="1">
               <w:r>
                 <w:rPr>
                   <w:rStyle w:val="Hyperlink"/>
@@ -12212,7 +12199,7 @@
               </w:rPr>
               <w:t xml:space="preserve"> </w:t>
             </w:r>
-            <w:hyperlink r:id="rId40" w:history="1">
+            <w:hyperlink r:id="rId39" w:history="1">
               <w:r>
                 <w:rPr>
                   <w:rStyle w:val="Hyperlink"/>
@@ -12362,7 +12349,7 @@
               </w:rPr>
               <w:t xml:space="preserve"> </w:t>
             </w:r>
-            <w:hyperlink r:id="rId41" w:history="1">
+            <w:hyperlink r:id="rId40" w:history="1">
               <w:r>
                 <w:rPr>
                   <w:rStyle w:val="Hyperlink"/>
@@ -12500,7 +12487,7 @@
               </w:rPr>
               <w:t xml:space="preserve"> </w:t>
             </w:r>
-            <w:hyperlink r:id="rId42" w:history="1">
+            <w:hyperlink r:id="rId41" w:history="1">
               <w:r>
                 <w:rPr>
                   <w:rStyle w:val="Hyperlink"/>
@@ -12681,7 +12668,7 @@
               </w:rPr>
               <w:t xml:space="preserve"> </w:t>
             </w:r>
-            <w:hyperlink r:id="rId43" w:history="1">
+            <w:hyperlink r:id="rId42" w:history="1">
               <w:r>
                 <w:rPr>
                   <w:rStyle w:val="Hyperlink"/>
@@ -12896,7 +12883,7 @@
               </w:rPr>
               <w:t xml:space="preserve"> </w:t>
             </w:r>
-            <w:hyperlink r:id="rId44" w:history="1">
+            <w:hyperlink r:id="rId43" w:history="1">
               <w:r>
                 <w:rPr>
                   <w:rStyle w:val="Hyperlink"/>
@@ -13215,6 +13202,7 @@
               <w:ind w:left="870"/>
             </w:pPr>
             <w:r>
+              <w:lastRenderedPageBreak/>
               <w:t>envelope(s)</w:t>
             </w:r>
             <w:r>
@@ -13348,7 +13336,6 @@
               <w:rPr>
                 <w:b/>
               </w:rPr>
-              <w:lastRenderedPageBreak/>
               <w:t>Hearing</w:t>
             </w:r>
             <w:r>
@@ -15160,6 +15147,7 @@
               <w:rPr>
                 <w:b/>
               </w:rPr>
+              <w:lastRenderedPageBreak/>
               <w:t>Payment</w:t>
             </w:r>
             <w:r>
@@ -15192,7 +15180,7 @@
             <w:r>
               <w:t xml:space="preserve"> </w:t>
             </w:r>
-            <w:hyperlink r:id="rId45" w:history="1">
+            <w:hyperlink r:id="rId44" w:history="1">
               <w:r>
                 <w:rPr>
                   <w:rStyle w:val="Hyperlink"/>
@@ -15218,7 +15206,6 @@
               <w:pStyle w:val="Body"/>
             </w:pPr>
             <w:r>
-              <w:lastRenderedPageBreak/>
               <w:t>If</w:t>
             </w:r>
             <w:r>
@@ -15898,101 +15885,101 @@
               <w:rPr>
                 <w:color w:val="C00000"/>
               </w:rPr>
-              <w:t>% elif user_need == 'change divorce order'</w:t>
+              <w:t xml:space="preserve">% elif user_need == </w:t>
             </w:r>
             <w:r>
               <w:rPr>
                 <w:color w:val="C00000"/>
               </w:rPr>
+              <w:lastRenderedPageBreak/>
+              <w:t>'change divorce order'</w:t>
+            </w:r>
+            <w:r>
+              <w:rPr>
+                <w:color w:val="C00000"/>
+              </w:rPr>
               <w:t xml:space="preserve"> %}</w:t>
             </w:r>
             <w:r>
               <w:rPr>
                 <w:shd w:val="clear" w:color="auto" w:fill="FFFFFF"/>
               </w:rPr>
-              <w:t xml:space="preserve">a </w:t>
-            </w:r>
-            <w:r>
-              <w:rPr>
-                <w:shd w:val="clear" w:color="auto" w:fill="FFFFFF"/>
+              <w:t>a Motion to Modify your Parenting Plan</w:t>
+            </w:r>
+            <w:r>
+              <w:rPr>
+                <w:color w:val="C00000"/>
+                <w:shd w:val="clear" w:color="auto" w:fill="FFFFFF"/>
+              </w:rPr>
+              <w:t>{</w:t>
+            </w:r>
+            <w:r>
+              <w:rPr>
+                <w:color w:val="C00000"/>
+              </w:rPr>
+              <w:t>% elif user_need in('respond to motion in custody', 'respond to motion in divorce')</w:t>
+            </w:r>
+            <w:r>
+              <w:rPr>
+                <w:color w:val="C00000"/>
+              </w:rPr>
+              <w:t xml:space="preserve"> %}</w:t>
+            </w:r>
+            <w:r>
+              <w:rPr>
+                <w:color w:val="FF0000"/>
+              </w:rPr>
+              <w:t>{</w:t>
+            </w:r>
+            <w:r>
+              <w:rPr>
+                <w:color w:val="FF0000"/>
+              </w:rPr>
+              <w:t>% if type_of_response == 'modify' and type_of_modification['custody']</w:t>
+            </w:r>
+            <w:r>
+              <w:rPr>
+                <w:color w:val="FF0000"/>
+              </w:rPr>
+              <w:t xml:space="preserve"> %}</w:t>
+            </w:r>
+            <w:r>
+              <w:rPr>
+                <w:shd w:val="clear" w:color="auto" w:fill="FFFFFF"/>
+              </w:rPr>
+              <w:t>motions to modify custody or a Parenting Plan order</w:t>
+            </w:r>
+            <w:r>
+              <w:rPr>
+                <w:color w:val="FF0000"/>
+                <w:shd w:val="clear" w:color="auto" w:fill="FFFFFF"/>
+              </w:rPr>
+              <w:t>{</w:t>
+            </w:r>
+            <w:r>
+              <w:rPr>
+                <w:color w:val="FF0000"/>
+              </w:rPr>
+              <w:t>% elif type_of_response == 'modify' and type_of_modification['child support'] and not type_of_modification['custody']</w:t>
+            </w:r>
+            <w:r>
+              <w:rPr>
+                <w:color w:val="FF0000"/>
+              </w:rPr>
+              <w:t xml:space="preserve"> </w:t>
+            </w:r>
+            <w:r>
+              <w:rPr>
+                <w:color w:val="FF0000"/>
               </w:rPr>
               <w:lastRenderedPageBreak/>
-              <w:t>Motion to Modify your Parenting Plan</w:t>
-            </w:r>
-            <w:r>
-              <w:rPr>
-                <w:color w:val="C00000"/>
-                <w:shd w:val="clear" w:color="auto" w:fill="FFFFFF"/>
-              </w:rPr>
-              <w:t>{</w:t>
-            </w:r>
-            <w:r>
-              <w:rPr>
-                <w:color w:val="C00000"/>
-              </w:rPr>
-              <w:t>% elif user_need in('respond to motion in custody', 'respond to motion in divorce')</w:t>
-            </w:r>
-            <w:r>
-              <w:rPr>
-                <w:color w:val="C00000"/>
-              </w:rPr>
-              <w:t xml:space="preserve"> %}</w:t>
-            </w:r>
-            <w:r>
-              <w:rPr>
-                <w:color w:val="FF0000"/>
-              </w:rPr>
-              <w:t>{</w:t>
-            </w:r>
-            <w:r>
-              <w:rPr>
-                <w:color w:val="FF0000"/>
-              </w:rPr>
-              <w:t>% if type_of_response == 'modify' and type_of_modification['custody']</w:t>
-            </w:r>
-            <w:r>
-              <w:rPr>
-                <w:color w:val="FF0000"/>
-              </w:rPr>
-              <w:t xml:space="preserve"> %}</w:t>
-            </w:r>
-            <w:r>
-              <w:rPr>
-                <w:shd w:val="clear" w:color="auto" w:fill="FFFFFF"/>
-              </w:rPr>
-              <w:t>motions to modify custody or a Parenting Plan order</w:t>
-            </w:r>
-            <w:r>
-              <w:rPr>
-                <w:color w:val="FF0000"/>
-                <w:shd w:val="clear" w:color="auto" w:fill="FFFFFF"/>
-              </w:rPr>
-              <w:t>{</w:t>
-            </w:r>
-            <w:r>
-              <w:rPr>
-                <w:color w:val="FF0000"/>
-              </w:rPr>
-              <w:t>% elif type_of_response == 'modify' and type_of_modification['child support'] and not type_of_modification['custody']</w:t>
-            </w:r>
-            <w:r>
-              <w:rPr>
-                <w:color w:val="FF0000"/>
-              </w:rPr>
-              <w:t xml:space="preserve"> %}</w:t>
-            </w:r>
-            <w:r>
-              <w:rPr>
-                <w:shd w:val="clear" w:color="auto" w:fill="FFFFFF"/>
-              </w:rPr>
-              <w:t xml:space="preserve">motions to modify a child </w:t>
-            </w:r>
-            <w:r>
-              <w:rPr>
-                <w:shd w:val="clear" w:color="auto" w:fill="FFFFFF"/>
-              </w:rPr>
-              <w:lastRenderedPageBreak/>
-              <w:t>support order</w:t>
+              <w:t>%}</w:t>
+            </w:r>
+            <w:r>
+              <w:rPr>
+                <w:shd w:val="clear" w:color="auto" w:fill="FFFFFF"/>
+              </w:rPr>
+              <w:t>motions to modify a child support order</w:t>
             </w:r>
             <w:r>
               <w:rPr>
@@ -16111,11 +16098,11 @@
               <w:pStyle w:val="Body"/>
             </w:pPr>
             <w:r>
-              <w:t xml:space="preserve">The courts want children to have a regular schedule without a lot of changes. The courts will generally only change a parenting plan if there is a "substantial change in circumstances." A "substantial change in circumstances" means something has happened so that </w:t>
+              <w:t xml:space="preserve">The courts want children to have a regular schedule without a lot of changes. The courts will generally only change a parenting plan if </w:t>
             </w:r>
             <w:r>
               <w:lastRenderedPageBreak/>
-              <w:t>the old custody or parenting plan is no longer in the children's best interest.</w:t>
+              <w:t>there is a "substantial change in circumstances." A "substantial change in circumstances" means something has happened so that the old custody or parenting plan is no longer in the children's best interest.</w:t>
             </w:r>
           </w:p>
           <w:p>
@@ -16984,7 +16971,7 @@
             <w:r>
               <w:t xml:space="preserve">The child support rule, </w:t>
             </w:r>
-            <w:hyperlink r:id="rId46" w:history="1">
+            <w:hyperlink r:id="rId45" w:history="1">
               <w:r>
                 <w:rPr>
                   <w:rStyle w:val="Hyperlink"/>
@@ -17055,14 +17042,8 @@
               <w:rPr>
                 <w:color w:val="auto"/>
               </w:rPr>
-              <w:t xml:space="preserve">A change in the parenting plan that affects the child support formula. For example, changing from a primary custody to shared </w:t>
-            </w:r>
-            <w:r>
-              <w:rPr>
-                <w:color w:val="auto"/>
-              </w:rPr>
               <w:lastRenderedPageBreak/>
-              <w:t>custody plan will probably change the amount of child support.</w:t>
+              <w:t>A change in the parenting plan that affects the child support formula. For example, changing from a primary custody to shared custody plan will probably change the amount of child support.</w:t>
             </w:r>
           </w:p>
           <w:p>
@@ -17338,7 +17319,7 @@
             <w:r>
               <w:t xml:space="preserve">The Alaska Supreme Court has issued many </w:t>
             </w:r>
-            <w:hyperlink r:id="rId47" w:anchor="cases" w:history="1">
+            <w:hyperlink r:id="rId46" w:anchor="cases" w:history="1">
               <w:r>
                 <w:rPr>
                   <w:rStyle w:val="Hyperlink"/>
@@ -17424,7 +17405,7 @@
               </w:rPr>
               <w:t>%}</w:t>
             </w:r>
-            <w:hyperlink r:id="rId48" w:history="1">
+            <w:hyperlink r:id="rId47" w:history="1">
               <w:r>
                 <w:rPr>
                   <w:rStyle w:val="Hyperlink"/>
@@ -17450,7 +17431,7 @@
             <w:pPr>
               <w:pStyle w:val="Body"/>
             </w:pPr>
-            <w:hyperlink r:id="rId49" w:anchor="cases" w:history="1">
+            <w:hyperlink r:id="rId48" w:anchor="cases" w:history="1">
               <w:r>
                 <w:rPr>
                   <w:rStyle w:val="Hyperlink"/>
@@ -17463,15 +17444,7 @@
               <w:br/>
             </w:r>
             <w:r>
-              <w:t>courts.alaska.gov/</w:t>
-            </w:r>
-            <w:proofErr w:type="spellStart"/>
-            <w:r>
-              <w:t>shc</w:t>
-            </w:r>
-            <w:proofErr w:type="spellEnd"/>
-            <w:r>
-              <w:t>/family/</w:t>
+              <w:t>courts.alaska.gov/shc/family/</w:t>
             </w:r>
             <w:proofErr w:type="spellStart"/>
             <w:r>
@@ -17814,6 +17787,7 @@
               <w:rPr>
                 <w:shd w:val="clear" w:color="auto" w:fill="FFFFFF"/>
               </w:rPr>
+              <w:lastRenderedPageBreak/>
               <w:t>Modify</w:t>
             </w:r>
             <w:r>
@@ -17838,7 +17812,6 @@
               <w:rPr>
                 <w:shd w:val="clear" w:color="auto" w:fill="FFFFFF"/>
               </w:rPr>
-              <w:lastRenderedPageBreak/>
               <w:t>forms</w:t>
             </w:r>
           </w:p>
@@ -17988,14 +17961,23 @@
               </w:rPr>
               <w:t xml:space="preserve"> </w:t>
             </w:r>
-            <w:hyperlink r:id="rId50" w:anchor="shc-pac12" w:history="1">
+            <w:hyperlink r:id="rId49" w:anchor="shc-pac12" w:history="1">
               <w:r>
                 <w:rPr>
                   <w:rStyle w:val="Hyperlink"/>
                   <w:b/>
                   <w:bCs/>
                 </w:rPr>
-                <w:t>SHC-PAC12</w:t>
+                <w:t>SHC-</w:t>
+              </w:r>
+              <w:r>
+                <w:rPr>
+                  <w:rStyle w:val="Hyperlink"/>
+                  <w:b/>
+                  <w:bCs/>
+                </w:rPr>
+                <w:lastRenderedPageBreak/>
+                <w:t>PAC12</w:t>
               </w:r>
             </w:hyperlink>
             <w:r>
@@ -18067,7 +18049,6 @@
                 <w:b/>
                 <w:bCs/>
               </w:rPr>
-              <w:lastRenderedPageBreak/>
               <w:t>Wait</w:t>
             </w:r>
             <w:r>
@@ -18512,7 +18493,7 @@
               </w:rPr>
               <w:t>[</w:t>
             </w:r>
-            <w:hyperlink r:id="rId51" w:history="1">
+            <w:hyperlink r:id="rId50" w:history="1">
               <w:r>
                 <w:rPr>
                   <w:rStyle w:val="Hyperlink"/>
@@ -18563,7 +18544,7 @@
               </w:numPr>
               <w:ind w:left="390"/>
             </w:pPr>
-            <w:hyperlink r:id="rId52" w:history="1">
+            <w:hyperlink r:id="rId51" w:history="1">
               <w:r>
                 <w:rPr>
                   <w:rStyle w:val="Hyperlink"/>
@@ -18864,7 +18845,7 @@
               </w:rPr>
               <w:t xml:space="preserve"> </w:t>
             </w:r>
-            <w:hyperlink r:id="rId53" w:anchor="shc-pac12" w:history="1">
+            <w:hyperlink r:id="rId52" w:anchor="shc-pac12" w:history="1">
               <w:r>
                 <w:rPr>
                   <w:rStyle w:val="Hyperlink"/>
@@ -18963,7 +18944,7 @@
               </w:rPr>
               <w:t>[</w:t>
             </w:r>
-            <w:hyperlink r:id="rId54" w:history="1">
+            <w:hyperlink r:id="rId53" w:history="1">
               <w:r>
                 <w:rPr>
                   <w:rStyle w:val="Hyperlink"/>
@@ -19350,7 +19331,11 @@
               </w:numPr>
             </w:pPr>
             <w:r>
-              <w:t>156 divided by 365 nights in a year is .43, or 43% of overnights with the other parent.</w:t>
+              <w:t xml:space="preserve">156 divided by 365 nights in a year is .43, or 43% of </w:t>
+            </w:r>
+            <w:r>
+              <w:lastRenderedPageBreak/>
+              <w:t>overnights with the other parent.</w:t>
             </w:r>
           </w:p>
           <w:p>
@@ -19363,13 +19348,12 @@
               <w:ind w:left="405"/>
             </w:pPr>
             <w:r>
-              <w:lastRenderedPageBreak/>
               <w:t xml:space="preserve">Use the percentages to fill out the </w:t>
             </w:r>
             <w:r>
               <w:t xml:space="preserve">Child Support Guidelines Affidavit </w:t>
             </w:r>
-            <w:hyperlink r:id="rId55" w:history="1">
+            <w:hyperlink r:id="rId54" w:history="1">
               <w:r>
                 <w:rPr>
                   <w:rStyle w:val="Hyperlink"/>
@@ -19380,7 +19364,7 @@
             <w:r>
               <w:t xml:space="preserve">. Read </w:t>
             </w:r>
-            <w:hyperlink r:id="rId56" w:history="1">
+            <w:hyperlink r:id="rId55" w:history="1">
               <w:r>
                 <w:rPr>
                   <w:rStyle w:val="Hyperlink"/>
@@ -19436,7 +19420,7 @@
             <w:r>
               <w:t xml:space="preserve"> [</w:t>
             </w:r>
-            <w:hyperlink r:id="rId57" w:history="1">
+            <w:hyperlink r:id="rId56" w:history="1">
               <w:r>
                 <w:rPr>
                   <w:rStyle w:val="Hyperlink"/>
@@ -19471,7 +19455,7 @@
               </w:rPr>
               <w:t xml:space="preserve"> [</w:t>
             </w:r>
-            <w:hyperlink r:id="rId58" w:history="1">
+            <w:hyperlink r:id="rId57" w:history="1">
               <w:r>
                 <w:rPr>
                   <w:rStyle w:val="Hyperlink"/>
@@ -19519,7 +19503,7 @@
             <w:r>
               <w:t>[</w:t>
             </w:r>
-            <w:hyperlink r:id="rId59" w:history="1">
+            <w:hyperlink r:id="rId58" w:history="1">
               <w:r>
                 <w:rPr>
                   <w:rStyle w:val="Hyperlink"/>
@@ -19555,7 +19539,7 @@
               </w:rPr>
               <w:t xml:space="preserve">Child Support Guidelines Affidavit </w:t>
             </w:r>
-            <w:hyperlink r:id="rId60" w:history="1">
+            <w:hyperlink r:id="rId59" w:history="1">
               <w:r>
                 <w:rPr>
                   <w:rStyle w:val="Hyperlink"/>
@@ -19575,7 +19559,7 @@
             <w:pPr>
               <w:pStyle w:val="Body"/>
             </w:pPr>
-            <w:hyperlink r:id="rId61" w:history="1">
+            <w:hyperlink r:id="rId60" w:history="1">
               <w:r>
                 <w:rPr>
                   <w:rStyle w:val="Hyperlink"/>
@@ -19605,7 +19589,7 @@
             <w:r>
               <w:t xml:space="preserve"> [</w:t>
             </w:r>
-            <w:hyperlink r:id="rId62" w:history="1">
+            <w:hyperlink r:id="rId61" w:history="1">
               <w:r>
                 <w:rPr>
                   <w:rStyle w:val="Hyperlink"/>
@@ -19635,7 +19619,7 @@
               </w:rPr>
               <w:t xml:space="preserve">Hybrid Custody Child Support Calculation, </w:t>
             </w:r>
-            <w:hyperlink r:id="rId63" w:history="1">
+            <w:hyperlink r:id="rId62" w:history="1">
               <w:r>
                 <w:rPr>
                   <w:rStyle w:val="Hyperlink"/>
@@ -19658,7 +19642,7 @@
             <w:r>
               <w:t>[</w:t>
             </w:r>
-            <w:hyperlink r:id="rId64" w:history="1">
+            <w:hyperlink r:id="rId63" w:history="1">
               <w:r>
                 <w:rPr>
                   <w:rStyle w:val="Hyperlink"/>
@@ -19714,7 +19698,7 @@
               </w:rPr>
               <w:t>[</w:t>
             </w:r>
-            <w:hyperlink r:id="rId65" w:history="1">
+            <w:hyperlink r:id="rId64" w:history="1">
               <w:r>
                 <w:rPr>
                   <w:rStyle w:val="Hyperlink"/>
@@ -19731,7 +19715,7 @@
               </w:rPr>
               <w:t xml:space="preserve">] </w:t>
             </w:r>
-            <w:hyperlink r:id="rId66" w:history="1">
+            <w:hyperlink r:id="rId65" w:history="1">
               <w:r>
                 <w:t>public.courts.alaska.gov/web/forms/docs/dr-307.pdf</w:t>
               </w:r>
@@ -19767,14 +19751,27 @@
             <w:r>
               <w:t xml:space="preserve"> </w:t>
             </w:r>
-            <w:fldSimple w:instr=" SEQ stepList \* MERGEFORMAT ">
-              <w:r>
-                <w:rPr>
-                  <w:noProof/>
-                </w:rPr>
-                <w:t>10</w:t>
-              </w:r>
-            </w:fldSimple>
+            <w:r>
+              <w:fldChar w:fldCharType="begin"/>
+            </w:r>
+            <w:r>
+              <w:instrText xml:space="preserve"> SEQ stepList \* MERGEFORMAT </w:instrText>
+            </w:r>
+            <w:r>
+              <w:fldChar w:fldCharType="separate"/>
+            </w:r>
+            <w:r>
+              <w:rPr>
+                <w:noProof/>
+              </w:rPr>
+              <w:t>10</w:t>
+            </w:r>
+            <w:r>
+              <w:rPr>
+                <w:noProof/>
+              </w:rPr>
+              <w:fldChar w:fldCharType="end"/>
+            </w:r>
             <w:r>
               <w:t>:</w:t>
             </w:r>
@@ -20252,6 +20249,7 @@
                 <w:b/>
                 <w:bCs/>
               </w:rPr>
+              <w:lastRenderedPageBreak/>
               <w:t>support</w:t>
             </w:r>
             <w:r>
@@ -20376,7 +20374,6 @@
               <w:outlineLvl w:val="3"/>
             </w:pPr>
             <w:r>
-              <w:lastRenderedPageBreak/>
               <w:t>For</w:t>
             </w:r>
             <w:r>
@@ -21491,7 +21488,7 @@
             <w:pPr>
               <w:pStyle w:val="Body"/>
             </w:pPr>
-            <w:hyperlink r:id="rId67" w:anchor="shc-pac11" w:history="1">
+            <w:hyperlink r:id="rId66" w:anchor="shc-pac11" w:history="1">
               <w:r>
                 <w:rPr>
                   <w:rStyle w:val="Hyperlink"/>
@@ -21827,22 +21824,22 @@
                 <w:color w:val="FFC000"/>
                 <w:shd w:val="clear" w:color="auto" w:fill="FFFFFF"/>
               </w:rPr>
-              <w:t>respond to motion in divorce</w:t>
+              <w:t xml:space="preserve">respond </w:t>
             </w:r>
             <w:r>
               <w:rPr>
                 <w:color w:val="FFC000"/>
                 <w:shd w:val="clear" w:color="auto" w:fill="FFFFFF"/>
               </w:rPr>
-              <w:t xml:space="preserve">' and </w:t>
+              <w:lastRenderedPageBreak/>
+              <w:t>to motion in divorce</w:t>
             </w:r>
             <w:r>
               <w:rPr>
                 <w:color w:val="FFC000"/>
                 <w:shd w:val="clear" w:color="auto" w:fill="FFFFFF"/>
               </w:rPr>
-              <w:lastRenderedPageBreak/>
-              <w:t>type_of_response</w:t>
+              <w:t>' and type_of_response</w:t>
             </w:r>
             <w:r>
               <w:rPr>
@@ -21949,20 +21946,32 @@
               <w:outlineLvl w:val="1"/>
             </w:pPr>
             <w:r>
-              <w:lastRenderedPageBreak/>
               <w:t>Step</w:t>
             </w:r>
             <w:r>
               <w:t xml:space="preserve"> </w:t>
             </w:r>
-            <w:fldSimple w:instr=" SEQ stepList \* MERGEFORMAT ">
-              <w:r>
-                <w:rPr>
-                  <w:noProof/>
-                </w:rPr>
-                <w:t>11</w:t>
-              </w:r>
-            </w:fldSimple>
+            <w:r>
+              <w:fldChar w:fldCharType="begin"/>
+            </w:r>
+            <w:r>
+              <w:instrText xml:space="preserve"> SEQ stepList \* MERGEFORMAT </w:instrText>
+            </w:r>
+            <w:r>
+              <w:fldChar w:fldCharType="separate"/>
+            </w:r>
+            <w:r>
+              <w:rPr>
+                <w:noProof/>
+              </w:rPr>
+              <w:t>11</w:t>
+            </w:r>
+            <w:r>
+              <w:rPr>
+                <w:noProof/>
+              </w:rPr>
+              <w:fldChar w:fldCharType="end"/>
+            </w:r>
             <w:r>
               <w:rPr>
                 <w:noProof/>
@@ -22317,6 +22326,7 @@
               <w:rPr>
                 <w:color w:val="FF0000"/>
               </w:rPr>
+              <w:lastRenderedPageBreak/>
               <w:t>support'</w:t>
             </w:r>
             <w:r>
@@ -22329,185 +22339,184 @@
               <w:rPr>
                 <w:color w:val="FF0000"/>
               </w:rPr>
+              <w:t>%}</w:t>
+            </w:r>
+            <w:r>
+              <w:t>Spousal</w:t>
+            </w:r>
+            <w:r>
+              <w:t xml:space="preserve"> </w:t>
+            </w:r>
+            <w:r>
+              <w:t>Support</w:t>
+            </w:r>
+            <w:r>
+              <w:rPr>
+                <w:color w:val="FF0000"/>
+              </w:rPr>
+              <w:t>{%</w:t>
+            </w:r>
+            <w:r>
+              <w:rPr>
+                <w:color w:val="FF0000"/>
+              </w:rPr>
+              <w:t xml:space="preserve"> </w:t>
+            </w:r>
+            <w:r>
+              <w:rPr>
+                <w:color w:val="FF0000"/>
+              </w:rPr>
+              <w:t>endif</w:t>
+            </w:r>
+            <w:r>
+              <w:rPr>
+                <w:color w:val="FF0000"/>
+              </w:rPr>
+              <w:t xml:space="preserve"> </w:t>
+            </w:r>
+            <w:r>
+              <w:rPr>
+                <w:color w:val="FF0000"/>
+              </w:rPr>
+              <w:t>%}</w:t>
+            </w:r>
+            <w:r>
+              <w:rPr>
+                <w:color w:val="C00000"/>
+              </w:rPr>
+              <w:t>{% endif %}</w:t>
+            </w:r>
+            <w:r>
+              <w:rPr>
+                <w:color w:val="C00000"/>
+              </w:rPr>
+              <w:t>{</w:t>
+            </w:r>
+            <w:r>
+              <w:rPr>
+                <w:color w:val="C00000"/>
+              </w:rPr>
+              <w:t>% if user_need == 'respond to motion in divorce' and type_of_response == 'modify'</w:t>
+            </w:r>
+            <w:r>
+              <w:rPr>
+                <w:color w:val="C00000"/>
+              </w:rPr>
+              <w:t xml:space="preserve"> %}</w:t>
+            </w:r>
+            <w:r>
+              <w:t>motions to modify</w:t>
+            </w:r>
+            <w:r>
+              <w:rPr>
+                <w:color w:val="000000"/>
+              </w:rPr>
+              <w:t xml:space="preserve"> </w:t>
+            </w:r>
+            <w:r>
+              <w:rPr>
+                <w:color w:val="FF0000"/>
+              </w:rPr>
+              <w:t>{% if type_of_modification['spousal support'] %}</w:t>
+            </w:r>
+            <w:r>
+              <w:t>spousal support</w:t>
+            </w:r>
+            <w:r>
+              <w:rPr>
+                <w:color w:val="FF0000"/>
+              </w:rPr>
+              <w:t>{</w:t>
+            </w:r>
+            <w:r>
+              <w:rPr>
+                <w:color w:val="FF0000"/>
+              </w:rPr>
+              <w:t xml:space="preserve">% endif </w:t>
+            </w:r>
+            <w:r>
+              <w:rPr>
+                <w:color w:val="FF0000"/>
+              </w:rPr>
+              <w:t>%}{</w:t>
+            </w:r>
+            <w:r>
+              <w:rPr>
+                <w:color w:val="FF0000"/>
+              </w:rPr>
+              <w:t xml:space="preserve">% if </w:t>
+            </w:r>
+            <w:proofErr w:type="spellStart"/>
+            <w:r>
+              <w:rPr>
+                <w:color w:val="FF0000"/>
+              </w:rPr>
+              <w:t>type_of_modification.all_true</w:t>
+            </w:r>
+            <w:proofErr w:type="spellEnd"/>
+            <w:r>
+              <w:rPr>
+                <w:color w:val="FF0000"/>
+              </w:rPr>
+              <w:t>('spousal support', 'property or debt')</w:t>
+            </w:r>
+            <w:r>
+              <w:rPr>
+                <w:color w:val="FF0000"/>
+              </w:rPr>
+              <w:t xml:space="preserve"> </w:t>
+            </w:r>
+            <w:r>
+              <w:rPr>
+                <w:color w:val="FF0000"/>
+              </w:rPr>
+              <w:t>%}</w:t>
+            </w:r>
+            <w:r>
+              <w:t xml:space="preserve"> and</w:t>
+            </w:r>
+            <w:r>
+              <w:rPr>
+                <w:color w:val="000000"/>
+              </w:rPr>
+              <w:t xml:space="preserve"> </w:t>
+            </w:r>
+            <w:r>
+              <w:rPr>
+                <w:color w:val="FF0000"/>
+              </w:rPr>
+              <w:t>{</w:t>
+            </w:r>
+            <w:r>
+              <w:rPr>
+                <w:color w:val="FF0000"/>
+              </w:rPr>
+              <w:t>% endif</w:t>
+            </w:r>
+            <w:r>
+              <w:rPr>
+                <w:color w:val="FF0000"/>
+              </w:rPr>
+              <w:t xml:space="preserve"> %}{</w:t>
+            </w:r>
+            <w:r>
+              <w:rPr>
+                <w:color w:val="FF0000"/>
+              </w:rPr>
+              <w:t>% if type_of_modification['property or debt']</w:t>
+            </w:r>
+            <w:r>
+              <w:rPr>
+                <w:color w:val="FF0000"/>
+              </w:rPr>
+              <w:t xml:space="preserve"> %}</w:t>
+            </w:r>
+            <w:r>
+              <w:t xml:space="preserve">division of </w:t>
+            </w:r>
+            <w:r>
               <w:lastRenderedPageBreak/>
-              <w:t>%}</w:t>
-            </w:r>
-            <w:r>
-              <w:t>Spousal</w:t>
-            </w:r>
-            <w:r>
-              <w:t xml:space="preserve"> </w:t>
-            </w:r>
-            <w:r>
-              <w:t>Support</w:t>
-            </w:r>
-            <w:r>
-              <w:rPr>
-                <w:color w:val="FF0000"/>
-              </w:rPr>
-              <w:t>{%</w:t>
-            </w:r>
-            <w:r>
-              <w:rPr>
-                <w:color w:val="FF0000"/>
-              </w:rPr>
-              <w:t xml:space="preserve"> </w:t>
-            </w:r>
-            <w:r>
-              <w:rPr>
-                <w:color w:val="FF0000"/>
-              </w:rPr>
-              <w:t>endif</w:t>
-            </w:r>
-            <w:r>
-              <w:rPr>
-                <w:color w:val="FF0000"/>
-              </w:rPr>
-              <w:t xml:space="preserve"> </w:t>
-            </w:r>
-            <w:r>
-              <w:rPr>
-                <w:color w:val="FF0000"/>
-              </w:rPr>
-              <w:t>%}</w:t>
-            </w:r>
-            <w:r>
-              <w:rPr>
-                <w:color w:val="C00000"/>
-              </w:rPr>
-              <w:t>{% endif %}</w:t>
-            </w:r>
-            <w:r>
-              <w:rPr>
-                <w:color w:val="C00000"/>
-              </w:rPr>
-              <w:t>{</w:t>
-            </w:r>
-            <w:r>
-              <w:rPr>
-                <w:color w:val="C00000"/>
-              </w:rPr>
-              <w:t>% if user_need == 'respond to motion in divorce' and type_of_response == 'modify'</w:t>
-            </w:r>
-            <w:r>
-              <w:rPr>
-                <w:color w:val="C00000"/>
-              </w:rPr>
-              <w:t xml:space="preserve"> %}</w:t>
-            </w:r>
-            <w:r>
-              <w:t>motions to modify</w:t>
-            </w:r>
-            <w:r>
-              <w:rPr>
-                <w:color w:val="000000"/>
-              </w:rPr>
-              <w:t xml:space="preserve"> </w:t>
-            </w:r>
-            <w:r>
-              <w:rPr>
-                <w:color w:val="FF0000"/>
-              </w:rPr>
-              <w:t>{% if type_of_modification['spousal support'] %}</w:t>
-            </w:r>
-            <w:r>
-              <w:t>spousal support</w:t>
-            </w:r>
-            <w:r>
-              <w:rPr>
-                <w:color w:val="FF0000"/>
-              </w:rPr>
-              <w:t>{</w:t>
-            </w:r>
-            <w:r>
-              <w:rPr>
-                <w:color w:val="FF0000"/>
-              </w:rPr>
-              <w:t xml:space="preserve">% endif </w:t>
-            </w:r>
-            <w:r>
-              <w:rPr>
-                <w:color w:val="FF0000"/>
-              </w:rPr>
-              <w:t>%}{</w:t>
-            </w:r>
-            <w:r>
-              <w:rPr>
-                <w:color w:val="FF0000"/>
-              </w:rPr>
-              <w:t xml:space="preserve">% if </w:t>
-            </w:r>
-            <w:proofErr w:type="spellStart"/>
-            <w:r>
-              <w:rPr>
-                <w:color w:val="FF0000"/>
-              </w:rPr>
-              <w:t>type_of_modification.all_true</w:t>
-            </w:r>
-            <w:proofErr w:type="spellEnd"/>
-            <w:r>
-              <w:rPr>
-                <w:color w:val="FF0000"/>
-              </w:rPr>
-              <w:t>('spousal support', 'property or debt')</w:t>
-            </w:r>
-            <w:r>
-              <w:rPr>
-                <w:color w:val="FF0000"/>
-              </w:rPr>
-              <w:t xml:space="preserve"> </w:t>
-            </w:r>
-            <w:r>
-              <w:rPr>
-                <w:color w:val="FF0000"/>
-              </w:rPr>
-              <w:t>%}</w:t>
-            </w:r>
-            <w:r>
-              <w:t xml:space="preserve"> and</w:t>
-            </w:r>
-            <w:r>
-              <w:rPr>
-                <w:color w:val="000000"/>
-              </w:rPr>
-              <w:t xml:space="preserve"> </w:t>
-            </w:r>
-            <w:r>
-              <w:rPr>
-                <w:color w:val="FF0000"/>
-              </w:rPr>
-              <w:t>{</w:t>
-            </w:r>
-            <w:r>
-              <w:rPr>
-                <w:color w:val="FF0000"/>
-              </w:rPr>
-              <w:t>% endif</w:t>
-            </w:r>
-            <w:r>
-              <w:rPr>
-                <w:color w:val="FF0000"/>
-              </w:rPr>
-              <w:t xml:space="preserve"> %}{</w:t>
-            </w:r>
-            <w:r>
-              <w:rPr>
-                <w:color w:val="FF0000"/>
-              </w:rPr>
-              <w:t>% if type_of_modification['property or debt']</w:t>
-            </w:r>
-            <w:r>
-              <w:rPr>
-                <w:color w:val="FF0000"/>
-              </w:rPr>
-              <w:t xml:space="preserve"> %}</w:t>
-            </w:r>
-            <w:r>
-              <w:t xml:space="preserve">division of property and </w:t>
-            </w:r>
-            <w:r>
-              <w:lastRenderedPageBreak/>
-              <w:t>debt</w:t>
+              <w:t>property and debt</w:t>
             </w:r>
             <w:r>
               <w:rPr>
@@ -23822,6 +23831,7 @@
               <w:t xml:space="preserve"> </w:t>
             </w:r>
             <w:r>
+              <w:lastRenderedPageBreak/>
               <w:t>final</w:t>
             </w:r>
             <w:r>
@@ -23894,7 +23904,6 @@
               <w:t xml:space="preserve"> </w:t>
             </w:r>
             <w:r>
-              <w:lastRenderedPageBreak/>
               <w:t>Once</w:t>
             </w:r>
             <w:r>
@@ -24718,14 +24727,27 @@
             <w:r>
               <w:t xml:space="preserve"> </w:t>
             </w:r>
-            <w:fldSimple w:instr=" SEQ stepList \* MERGEFORMAT ">
-              <w:r>
-                <w:rPr>
-                  <w:noProof/>
-                </w:rPr>
-                <w:t>12</w:t>
-              </w:r>
-            </w:fldSimple>
+            <w:r>
+              <w:fldChar w:fldCharType="begin"/>
+            </w:r>
+            <w:r>
+              <w:instrText xml:space="preserve"> SEQ stepList \* MERGEFORMAT </w:instrText>
+            </w:r>
+            <w:r>
+              <w:fldChar w:fldCharType="separate"/>
+            </w:r>
+            <w:r>
+              <w:rPr>
+                <w:noProof/>
+              </w:rPr>
+              <w:t>12</w:t>
+            </w:r>
+            <w:r>
+              <w:rPr>
+                <w:noProof/>
+              </w:rPr>
+              <w:fldChar w:fldCharType="end"/>
+            </w:r>
             <w:r>
               <w:t>:</w:t>
             </w:r>
@@ -24860,6 +24882,7 @@
               <w:t xml:space="preserve"> </w:t>
             </w:r>
             <w:r>
+              <w:lastRenderedPageBreak/>
               <w:t>property</w:t>
             </w:r>
             <w:r>
@@ -24872,7 +24895,6 @@
               <w:t xml:space="preserve"> </w:t>
             </w:r>
             <w:r>
-              <w:lastRenderedPageBreak/>
               <w:t>debt</w:t>
             </w:r>
             <w:r>
@@ -25133,7 +25155,7 @@
               </w:rPr>
               <w:t xml:space="preserve"> </w:t>
             </w:r>
-            <w:hyperlink r:id="rId68" w:history="1">
+            <w:hyperlink r:id="rId67" w:history="1">
               <w:r>
                 <w:rPr>
                   <w:b/>
@@ -25147,7 +25169,7 @@
             <w:r>
               <w:t>[</w:t>
             </w:r>
-            <w:hyperlink r:id="rId69" w:history="1">
+            <w:hyperlink r:id="rId68" w:history="1">
               <w:r>
                 <w:rPr>
                   <w:rStyle w:val="Hyperlink"/>
@@ -25641,7 +25663,7 @@
               </w:rPr>
               <w:t>[</w:t>
             </w:r>
-            <w:hyperlink r:id="rId70" w:history="1">
+            <w:hyperlink r:id="rId69" w:history="1">
               <w:r>
                 <w:rPr>
                   <w:rStyle w:val="Hyperlink"/>
@@ -25688,7 +25710,7 @@
                 <w:bCs/>
               </w:rPr>
             </w:pPr>
-            <w:hyperlink r:id="rId71" w:history="1">
+            <w:hyperlink r:id="rId70" w:history="1">
               <w:r>
                 <w:rPr>
                   <w:rStyle w:val="Hyperlink"/>
@@ -25710,7 +25732,7 @@
             <w:r>
               <w:t>[</w:t>
             </w:r>
-            <w:hyperlink r:id="rId72" w:history="1">
+            <w:hyperlink r:id="rId71" w:history="1">
               <w:r>
                 <w:rPr>
                   <w:rStyle w:val="Hyperlink"/>
@@ -25730,8 +25752,6 @@
             <w:r>
               <w:t>Watch</w:t>
             </w:r>
-            <w:bookmarkStart w:id="3" w:name="_GoBack"/>
-            <w:bookmarkEnd w:id="3"/>
           </w:p>
           <w:p>
             <w:pPr>
@@ -25743,7 +25763,7 @@
               <w:ind w:left="390"/>
               <w:jc w:val="both"/>
             </w:pPr>
-            <w:hyperlink r:id="rId73" w:history="1">
+            <w:hyperlink r:id="rId72" w:history="1">
               <w:r>
                 <w:rPr>
                   <w:rStyle w:val="Hyperlink"/>
@@ -26113,7 +26133,7 @@
             <w:r>
               <w:t>[</w:t>
             </w:r>
-            <w:hyperlink r:id="rId74" w:history="1">
+            <w:hyperlink r:id="rId73" w:history="1">
               <w:r>
                 <w:rPr>
                   <w:rStyle w:val="Hyperlink"/>
@@ -26225,7 +26245,7 @@
               </w:rPr>
               <w:t>[</w:t>
             </w:r>
-            <w:hyperlink r:id="rId75" w:history="1">
+            <w:hyperlink r:id="rId74" w:history="1">
               <w:r>
                 <w:rPr>
                   <w:rStyle w:val="Hyperlink"/>
@@ -26268,7 +26288,7 @@
             <w:pPr>
               <w:pStyle w:val="Body"/>
             </w:pPr>
-            <w:hyperlink r:id="rId76" w:history="1">
+            <w:hyperlink r:id="rId75" w:history="1">
               <w:r>
                 <w:rPr>
                   <w:rStyle w:val="Hyperlink"/>
@@ -26282,7 +26302,7 @@
             <w:r>
               <w:t xml:space="preserve"> [</w:t>
             </w:r>
-            <w:hyperlink r:id="rId77" w:history="1">
+            <w:hyperlink r:id="rId76" w:history="1">
               <w:r>
                 <w:rPr>
                   <w:rStyle w:val="Hyperlink"/>
@@ -26295,9 +26315,6 @@
             </w:r>
             <w:r>
               <w:br/>
-            </w:r>
-            <w:r>
-              <w:lastRenderedPageBreak/>
               <w:t>public.courts.alaska.gov/web/forms/docs/tf-835.pdf</w:t>
             </w:r>
           </w:p>
@@ -26305,7 +26322,7 @@
             <w:pPr>
               <w:pStyle w:val="Body"/>
             </w:pPr>
-            <w:hyperlink r:id="rId78" w:history="1">
+            <w:hyperlink r:id="rId77" w:history="1">
               <w:r>
                 <w:rPr>
                   <w:rStyle w:val="Hyperlink"/>
@@ -26645,14 +26662,27 @@
             <w:r>
               <w:t xml:space="preserve"> </w:t>
             </w:r>
-            <w:fldSimple w:instr=" SEQ stepList \* Arabic \* MERGEFORMAT ">
-              <w:r>
-                <w:rPr>
-                  <w:noProof/>
-                </w:rPr>
-                <w:t>13</w:t>
-              </w:r>
-            </w:fldSimple>
+            <w:r>
+              <w:fldChar w:fldCharType="begin"/>
+            </w:r>
+            <w:r>
+              <w:instrText xml:space="preserve"> SEQ stepList \* Arabic \* MERGEFORMAT </w:instrText>
+            </w:r>
+            <w:r>
+              <w:fldChar w:fldCharType="separate"/>
+            </w:r>
+            <w:r>
+              <w:rPr>
+                <w:noProof/>
+              </w:rPr>
+              <w:t>13</w:t>
+            </w:r>
+            <w:r>
+              <w:rPr>
+                <w:noProof/>
+              </w:rPr>
+              <w:fldChar w:fldCharType="end"/>
+            </w:r>
             <w:r>
               <w:t>:</w:t>
             </w:r>
@@ -26687,6 +26717,36 @@
               <w:t>Reconsider</w:t>
             </w:r>
           </w:p>
+          <w:p/>
+          <w:p/>
+          <w:p/>
+          <w:p/>
+          <w:p/>
+          <w:p/>
+          <w:p/>
+          <w:p/>
+          <w:p/>
+          <w:p/>
+          <w:p/>
+          <w:p/>
+          <w:p/>
+          <w:p/>
+          <w:p>
+            <w:pPr>
+              <w:ind w:firstLine="720"/>
+              <w:rPr>
+                <w:rFonts w:ascii="Helvetica" w:hAnsi="Helvetica" w:cs="Helvetica"/>
+                <w:color w:val="0A2A78"/>
+                <w:spacing w:val="-2"/>
+                <w:sz w:val="36"/>
+                <w:szCs w:val="24"/>
+              </w:rPr>
+            </w:pPr>
+          </w:p>
+          <w:p/>
+          <w:p/>
+          <w:p/>
+          <w:p/>
         </w:tc>
         <w:tc>
           <w:tcPr>
@@ -26702,6 +26762,7 @@
               <w:pStyle w:val="Body"/>
             </w:pPr>
             <w:r>
+              <w:lastRenderedPageBreak/>
               <w:t>To</w:t>
             </w:r>
             <w:r>
@@ -27648,6 +27709,7 @@
               <w:t xml:space="preserve"> </w:t>
             </w:r>
             <w:r>
+              <w:lastRenderedPageBreak/>
               <w:t>4</w:t>
             </w:r>
             <w:r>
@@ -27665,7 +27727,6 @@
               <w:pStyle w:val="Body"/>
             </w:pPr>
             <w:r>
-              <w:lastRenderedPageBreak/>
               <w:t>The</w:t>
             </w:r>
             <w:r>
@@ -30230,6 +30291,7 @@
               <w:rPr>
                 <w:iCs/>
               </w:rPr>
+              <w:lastRenderedPageBreak/>
               <w:t>deduct</w:t>
             </w:r>
             <w:r>
@@ -30362,7 +30424,6 @@
               <w:rPr>
                 <w:iCs/>
               </w:rPr>
-              <w:lastRenderedPageBreak/>
               <w:t>income,</w:t>
             </w:r>
             <w:r>
@@ -31028,7 +31089,7 @@
             <w:r>
               <w:t xml:space="preserve"> </w:t>
             </w:r>
-            <w:hyperlink r:id="rId79" w:history="1">
+            <w:hyperlink r:id="rId78" w:history="1">
               <w:r>
                 <w:rPr>
                   <w:rStyle w:val="Hyperlink"/>
@@ -31519,7 +31580,7 @@
             <w:r>
               <w:t xml:space="preserve"> </w:t>
             </w:r>
-            <w:hyperlink r:id="rId80" w:tgtFrame="_blank" w:history="1">
+            <w:hyperlink r:id="rId79" w:tgtFrame="_blank" w:history="1">
               <w:r>
                 <w:rPr>
                   <w:rStyle w:val="Hyperlink"/>
@@ -31536,7 +31597,7 @@
             <w:r>
               <w:t xml:space="preserve"> </w:t>
             </w:r>
-            <w:hyperlink r:id="rId81" w:tgtFrame="_blank" w:history="1">
+            <w:hyperlink r:id="rId80" w:tgtFrame="_blank" w:history="1">
               <w:r>
                 <w:rPr>
                   <w:rStyle w:val="Hyperlink"/>
@@ -32364,7 +32425,7 @@
               </w:rPr>
               <w:t>[</w:t>
             </w:r>
-            <w:hyperlink r:id="rId82" w:history="1">
+            <w:hyperlink r:id="rId81" w:history="1">
               <w:r>
                 <w:rPr>
                   <w:rStyle w:val="Hyperlink"/>
@@ -32460,7 +32521,7 @@
             <w:r>
               <w:t xml:space="preserve"> </w:t>
             </w:r>
-            <w:hyperlink r:id="rId83" w:tgtFrame="_blank" w:history="1">
+            <w:hyperlink r:id="rId82" w:tgtFrame="_blank" w:history="1">
               <w:r>
                 <w:rPr>
                   <w:rStyle w:val="Hyperlink"/>
@@ -32477,7 +32538,7 @@
             <w:r>
               <w:t xml:space="preserve"> </w:t>
             </w:r>
-            <w:hyperlink r:id="rId84" w:tgtFrame="_blank" w:history="1">
+            <w:hyperlink r:id="rId83" w:tgtFrame="_blank" w:history="1">
               <w:r>
                 <w:rPr>
                   <w:rStyle w:val="Hyperlink"/>
@@ -32651,7 +32712,7 @@
             <w:r>
               <w:t xml:space="preserve"> </w:t>
             </w:r>
-            <w:hyperlink r:id="rId85" w:tgtFrame="_blank" w:history="1">
+            <w:hyperlink r:id="rId84" w:tgtFrame="_blank" w:history="1">
               <w:r>
                 <w:rPr>
                   <w:rStyle w:val="Hyperlink"/>
@@ -32679,7 +32740,7 @@
             <w:r>
               <w:t xml:space="preserve"> </w:t>
             </w:r>
-            <w:hyperlink r:id="rId86" w:tgtFrame="_blank" w:history="1">
+            <w:hyperlink r:id="rId85" w:tgtFrame="_blank" w:history="1">
               <w:r>
                 <w:rPr>
                   <w:rStyle w:val="Hyperlink"/>
@@ -32780,7 +32841,7 @@
               </w:rPr>
               <w:t>[</w:t>
             </w:r>
-            <w:hyperlink r:id="rId87" w:history="1">
+            <w:hyperlink r:id="rId86" w:history="1">
               <w:r>
                 <w:rPr>
                   <w:rStyle w:val="Hyperlink"/>
@@ -32887,7 +32948,7 @@
             <w:r>
               <w:t xml:space="preserve"> </w:t>
             </w:r>
-            <w:hyperlink r:id="rId88" w:tgtFrame="_blank" w:history="1">
+            <w:hyperlink r:id="rId87" w:tgtFrame="_blank" w:history="1">
               <w:r>
                 <w:rPr>
                   <w:rStyle w:val="Hyperlink"/>
@@ -32918,7 +32979,7 @@
             <w:r>
               <w:t xml:space="preserve"> </w:t>
             </w:r>
-            <w:hyperlink r:id="rId89" w:tgtFrame="_blank" w:history="1">
+            <w:hyperlink r:id="rId88" w:tgtFrame="_blank" w:history="1">
               <w:r>
                 <w:rPr>
                   <w:rStyle w:val="Hyperlink"/>
@@ -35987,7 +36048,7 @@
               </w:rPr>
               <w:t xml:space="preserve"> </w:t>
             </w:r>
-            <w:hyperlink r:id="rId90" w:tgtFrame="_blank" w:history="1">
+            <w:hyperlink r:id="rId89" w:tgtFrame="_blank" w:history="1">
               <w:r>
                 <w:rPr>
                   <w:rStyle w:val="Hyperlink"/>
@@ -36054,7 +36115,7 @@
               </w:rPr>
               <w:t xml:space="preserve"> </w:t>
             </w:r>
-            <w:hyperlink r:id="rId91" w:tgtFrame="_blank" w:history="1">
+            <w:hyperlink r:id="rId90" w:tgtFrame="_blank" w:history="1">
               <w:r>
                 <w:rPr>
                   <w:rStyle w:val="Hyperlink"/>
@@ -36155,7 +36216,7 @@
               </w:rPr>
               <w:t xml:space="preserve"> </w:t>
             </w:r>
-            <w:hyperlink r:id="rId92" w:tgtFrame="_blank" w:history="1">
+            <w:hyperlink r:id="rId91" w:tgtFrame="_blank" w:history="1">
               <w:r>
                 <w:rPr>
                   <w:rStyle w:val="Hyperlink"/>
@@ -36222,7 +36283,7 @@
               </w:rPr>
               <w:t xml:space="preserve"> </w:t>
             </w:r>
-            <w:hyperlink r:id="rId93" w:tgtFrame="_blank" w:history="1">
+            <w:hyperlink r:id="rId92" w:tgtFrame="_blank" w:history="1">
               <w:r>
                 <w:rPr>
                   <w:rStyle w:val="Hyperlink"/>
@@ -36328,7 +36389,7 @@
               </w:rPr>
               <w:t xml:space="preserve"> </w:t>
             </w:r>
-            <w:hyperlink r:id="rId94" w:tgtFrame="_blank" w:history="1">
+            <w:hyperlink r:id="rId93" w:tgtFrame="_blank" w:history="1">
               <w:r>
                 <w:rPr>
                   <w:rStyle w:val="Hyperlink"/>
@@ -36395,7 +36456,7 @@
               </w:rPr>
               <w:t xml:space="preserve"> </w:t>
             </w:r>
-            <w:hyperlink r:id="rId95" w:tgtFrame="_blank" w:history="1">
+            <w:hyperlink r:id="rId94" w:tgtFrame="_blank" w:history="1">
               <w:r>
                 <w:rPr>
                   <w:rStyle w:val="Hyperlink"/>
@@ -36674,7 +36735,6 @@
               <w:rPr>
                 <w:shd w:val="clear" w:color="auto" w:fill="FFFFFF"/>
               </w:rPr>
-              <w:lastRenderedPageBreak/>
               <w:t>Step</w:t>
             </w:r>
             <w:r>
@@ -38019,7 +38079,7 @@
             <w:r>
               <w:t xml:space="preserve"> </w:t>
             </w:r>
-            <w:hyperlink r:id="rId96" w:anchor="1" w:history="1">
+            <w:hyperlink r:id="rId95" w:anchor="1" w:history="1">
               <w:r>
                 <w:rPr>
                   <w:rStyle w:val="Hyperlink"/>
@@ -38951,7 +39011,7 @@
               </w:rPr>
               <w:t xml:space="preserve"> </w:t>
             </w:r>
-            <w:hyperlink r:id="rId97" w:tgtFrame="_blank" w:history="1">
+            <w:hyperlink r:id="rId96" w:tgtFrame="_blank" w:history="1">
               <w:r>
                 <w:rPr>
                   <w:rStyle w:val="Hyperlink"/>
@@ -39140,7 +39200,7 @@
             <w:r>
               <w:t xml:space="preserve"> </w:t>
             </w:r>
-            <w:hyperlink r:id="rId98" w:history="1">
+            <w:hyperlink r:id="rId97" w:history="1">
               <w:r>
                 <w:rPr>
                   <w:rStyle w:val="Hyperlink"/>
@@ -39261,7 +39321,7 @@
                 <w:shd w:val="clear" w:color="auto" w:fill="FFFFFF"/>
               </w:rPr>
             </w:pPr>
-            <w:hyperlink r:id="rId99" w:anchor="1" w:history="1">
+            <w:hyperlink r:id="rId98" w:anchor="1" w:history="1">
               <w:r>
                 <w:rPr>
                   <w:rStyle w:val="Hyperlink"/>
@@ -39450,7 +39510,7 @@
             <w:r>
               <w:t xml:space="preserve"> </w:t>
             </w:r>
-            <w:hyperlink r:id="rId100" w:history="1">
+            <w:hyperlink r:id="rId99" w:history="1">
               <w:r>
                 <w:rPr>
                   <w:rStyle w:val="Hyperlink"/>
@@ -39488,7 +39548,7 @@
             <w:pPr>
               <w:pStyle w:val="Body"/>
             </w:pPr>
-            <w:hyperlink r:id="rId101" w:history="1">
+            <w:hyperlink r:id="rId100" w:history="1">
               <w:r>
                 <w:rPr>
                   <w:rStyle w:val="Hyperlink"/>
@@ -40075,8 +40135,8 @@
             <w:pPr>
               <w:pStyle w:val="Body"/>
             </w:pPr>
-            <w:bookmarkStart w:id="4" w:name="_Hlk136616288"/>
-            <w:bookmarkStart w:id="5" w:name="_Hlk136615055"/>
+            <w:bookmarkStart w:id="3" w:name="_Hlk136616288"/>
+            <w:bookmarkStart w:id="4" w:name="_Hlk136615055"/>
             <w:r>
               <w:lastRenderedPageBreak/>
               <w:t xml:space="preserve">A </w:t>
@@ -40155,14 +40215,14 @@
               <w:pStyle w:val="Heading3"/>
               <w:outlineLvl w:val="2"/>
             </w:pPr>
-            <w:bookmarkStart w:id="6" w:name="_Hlk193816928"/>
-            <w:bookmarkStart w:id="7" w:name="_Hlk136614505"/>
+            <w:bookmarkStart w:id="5" w:name="_Hlk193816928"/>
+            <w:bookmarkStart w:id="6" w:name="_Hlk136614505"/>
             <w:r>
               <w:lastRenderedPageBreak/>
               <w:t>Reasons you may file a Motion to Set Aside Judgment or Order</w:t>
             </w:r>
           </w:p>
-          <w:bookmarkEnd w:id="6"/>
+          <w:bookmarkEnd w:id="5"/>
           <w:p>
             <w:pPr>
               <w:pStyle w:val="Body"/>
@@ -40235,7 +40295,7 @@
               <w:t>The order has the wrong birthday for one of your children.</w:t>
             </w:r>
           </w:p>
-          <w:bookmarkEnd w:id="7"/>
+          <w:bookmarkEnd w:id="6"/>
           <w:p>
             <w:pPr>
               <w:pStyle w:val="Example-bulleted"/>
@@ -40292,7 +40352,7 @@
             <w:pPr>
               <w:pStyle w:val="Body"/>
             </w:pPr>
-            <w:bookmarkStart w:id="8" w:name="_Hlk193899290"/>
+            <w:bookmarkStart w:id="7" w:name="_Hlk193899290"/>
             <w:r>
               <w:t xml:space="preserve">For problems 1, 2, and 3, you must file your </w:t>
             </w:r>
@@ -40381,22 +40441,14 @@
               <w:pStyle w:val="Body"/>
             </w:pPr>
             <w:r>
-              <w:t xml:space="preserve">{% for </w:t>
+              <w:t xml:space="preserve">{% for image_data in </w:t>
             </w:r>
             <w:proofErr w:type="spellStart"/>
             <w:r>
-              <w:t>image_data</w:t>
+              <w:t>distribution_certificate_list</w:t>
             </w:r>
             <w:proofErr w:type="spellEnd"/>
             <w:r>
-              <w:t xml:space="preserve"> in </w:t>
-            </w:r>
-            <w:proofErr w:type="spellStart"/>
-            <w:r>
-              <w:t>distribution_certificate_list</w:t>
-            </w:r>
-            <w:proofErr w:type="spellEnd"/>
-            <w:r>
               <w:t xml:space="preserve"> %}</w:t>
             </w:r>
           </w:p>
@@ -40405,15 +40457,7 @@
               <w:pStyle w:val="Body"/>
             </w:pPr>
             <w:r>
-              <w:t xml:space="preserve">{{ </w:t>
-            </w:r>
-            <w:proofErr w:type="spellStart"/>
-            <w:r>
-              <w:t>image_data</w:t>
-            </w:r>
-            <w:proofErr w:type="spellEnd"/>
-            <w:r>
-              <w:t>['text'] }}</w:t>
+              <w:t>{{ image_data['text'] }}</w:t>
             </w:r>
           </w:p>
           <w:p>
@@ -40421,15 +40465,7 @@
               <w:pStyle w:val="Body"/>
             </w:pPr>
             <w:r>
-              <w:t xml:space="preserve">{{ </w:t>
-            </w:r>
-            <w:proofErr w:type="spellStart"/>
-            <w:r>
-              <w:t>image_data</w:t>
-            </w:r>
-            <w:proofErr w:type="spellEnd"/>
-            <w:r>
-              <w:t>['image'].show(width='5in%') }}</w:t>
+              <w:t>{{ image_data['image'].show(width='5in%') }}</w:t>
             </w:r>
           </w:p>
           <w:p>
@@ -40437,17 +40473,9 @@
               <w:pStyle w:val="Body"/>
             </w:pPr>
             <w:r>
-              <w:t xml:space="preserve">{% </w:t>
-            </w:r>
-            <w:proofErr w:type="spellStart"/>
-            <w:r>
-              <w:t>endfor</w:t>
-            </w:r>
-            <w:proofErr w:type="spellEnd"/>
-            <w:r>
-              <w:t xml:space="preserve"> %}</w:t>
-            </w:r>
-            <w:bookmarkEnd w:id="8"/>
+              <w:t>{% endfor %}</w:t>
+            </w:r>
+            <w:bookmarkEnd w:id="7"/>
           </w:p>
           <w:p>
             <w:pPr>
@@ -40638,7 +40666,7 @@
             <w:r>
               <w:t>Newly discovered evidence which could not have been discovered by taking reasonable steps within the 10 days allowed to request a new trial.</w:t>
             </w:r>
-            <w:bookmarkStart w:id="9" w:name="_Hlk14093121"/>
+            <w:bookmarkStart w:id="8" w:name="_Hlk14093121"/>
           </w:p>
           <w:p>
             <w:pPr>
@@ -40726,7 +40754,7 @@
               </w:rPr>
               <w:t xml:space="preserve"> your spouse did not pay the taxes.</w:t>
             </w:r>
-            <w:bookmarkEnd w:id="9"/>
+            <w:bookmarkEnd w:id="8"/>
           </w:p>
           <w:p>
             <w:pPr>
@@ -41057,8 +41085,8 @@
             <w:r>
               <w:t>listed above – it must be something different.</w:t>
             </w:r>
+            <w:bookmarkEnd w:id="3"/>
             <w:bookmarkEnd w:id="4"/>
-            <w:bookmarkEnd w:id="5"/>
           </w:p>
         </w:tc>
       </w:tr>
@@ -41468,7 +41496,7 @@
             <w:r>
               <w:t xml:space="preserve"> </w:t>
             </w:r>
-            <w:hyperlink r:id="rId102" w:history="1">
+            <w:hyperlink r:id="rId101" w:history="1">
               <w:r>
                 <w:rPr>
                   <w:rStyle w:val="Hyperlink"/>
@@ -41485,7 +41513,7 @@
             <w:r>
               <w:t xml:space="preserve"> </w:t>
             </w:r>
-            <w:hyperlink r:id="rId103" w:history="1">
+            <w:hyperlink r:id="rId102" w:history="1">
               <w:r>
                 <w:rPr>
                   <w:rStyle w:val="Hyperlink"/>
@@ -41977,7 +42005,7 @@
               </w:rPr>
               <w:t>[</w:t>
             </w:r>
-            <w:hyperlink r:id="rId104" w:history="1">
+            <w:hyperlink r:id="rId103" w:history="1">
               <w:r>
                 <w:rPr>
                   <w:rStyle w:val="Hyperlink"/>
@@ -42064,7 +42092,7 @@
             <w:r>
               <w:t xml:space="preserve"> </w:t>
             </w:r>
-            <w:hyperlink r:id="rId105" w:history="1">
+            <w:hyperlink r:id="rId104" w:history="1">
               <w:r>
                 <w:rPr>
                   <w:rStyle w:val="Hyperlink"/>
@@ -42081,7 +42109,7 @@
             <w:r>
               <w:t xml:space="preserve"> </w:t>
             </w:r>
-            <w:hyperlink r:id="rId106" w:history="1">
+            <w:hyperlink r:id="rId105" w:history="1">
               <w:r>
                 <w:rPr>
                   <w:rStyle w:val="Hyperlink"/>
@@ -42166,7 +42194,7 @@
               </w:rPr>
               <w:t xml:space="preserve"> </w:t>
             </w:r>
-            <w:hyperlink r:id="rId107" w:tgtFrame="_blank" w:history="1">
+            <w:hyperlink r:id="rId106" w:tgtFrame="_blank" w:history="1">
               <w:r>
                 <w:rPr>
                   <w:rStyle w:val="Hyperlink"/>
@@ -42193,7 +42221,7 @@
               </w:rPr>
               <w:t xml:space="preserve"> </w:t>
             </w:r>
-            <w:hyperlink r:id="rId108" w:tgtFrame="_blank" w:history="1">
+            <w:hyperlink r:id="rId107" w:tgtFrame="_blank" w:history="1">
               <w:r>
                 <w:rPr>
                   <w:rStyle w:val="Hyperlink"/>
@@ -42216,7 +42244,7 @@
             <w:pPr>
               <w:pStyle w:val="Body"/>
             </w:pPr>
-            <w:hyperlink r:id="rId109" w:history="1">
+            <w:hyperlink r:id="rId108" w:history="1">
               <w:r>
                 <w:rPr>
                   <w:rStyle w:val="Hyperlink"/>
@@ -42378,7 +42406,7 @@
             <w:r>
               <w:t xml:space="preserve"> </w:t>
             </w:r>
-            <w:hyperlink r:id="rId110" w:history="1">
+            <w:hyperlink r:id="rId109" w:history="1">
               <w:r>
                 <w:rPr>
                   <w:rStyle w:val="Hyperlink"/>
@@ -42411,7 +42439,7 @@
             <w:r>
               <w:t xml:space="preserve"> </w:t>
             </w:r>
-            <w:hyperlink r:id="rId111" w:history="1">
+            <w:hyperlink r:id="rId110" w:history="1">
               <w:r>
                 <w:rPr>
                   <w:rStyle w:val="Hyperlink"/>
@@ -42461,7 +42489,7 @@
               </w:rPr>
               <w:t>[</w:t>
             </w:r>
-            <w:hyperlink r:id="rId112" w:history="1">
+            <w:hyperlink r:id="rId111" w:history="1">
               <w:r>
                 <w:rPr>
                   <w:rStyle w:val="Hyperlink"/>
@@ -42559,7 +42587,7 @@
             <w:r>
               <w:t xml:space="preserve"> </w:t>
             </w:r>
-            <w:hyperlink r:id="rId113" w:history="1">
+            <w:hyperlink r:id="rId112" w:history="1">
               <w:r>
                 <w:rPr>
                   <w:rStyle w:val="Hyperlink"/>
@@ -42599,7 +42627,7 @@
             <w:r>
               <w:t xml:space="preserve"> </w:t>
             </w:r>
-            <w:hyperlink r:id="rId114" w:history="1">
+            <w:hyperlink r:id="rId113" w:history="1">
               <w:r>
                 <w:rPr>
                   <w:rStyle w:val="Hyperlink"/>
@@ -42645,7 +42673,7 @@
               <w:br/>
               <w:t xml:space="preserve">as a </w:t>
             </w:r>
-            <w:hyperlink r:id="rId115" w:tgtFrame="_blank" w:history="1">
+            <w:hyperlink r:id="rId114" w:tgtFrame="_blank" w:history="1">
               <w:r>
                 <w:rPr>
                   <w:rStyle w:val="Hyperlink"/>
@@ -42692,7 +42720,7 @@
             <w:r>
               <w:t xml:space="preserve"> </w:t>
             </w:r>
-            <w:hyperlink r:id="rId116" w:tgtFrame="_blank" w:history="1">
+            <w:hyperlink r:id="rId115" w:tgtFrame="_blank" w:history="1">
               <w:r>
                 <w:rPr>
                   <w:rStyle w:val="Hyperlink"/>
@@ -42708,7 +42736,7 @@
               </w:rPr>
               <w:br/>
             </w:r>
-            <w:hyperlink r:id="rId117" w:history="1">
+            <w:hyperlink r:id="rId116" w:history="1">
               <w:r>
                 <w:rPr>
                   <w:rStyle w:val="Hyperlink"/>
@@ -42722,7 +42750,7 @@
             <w:pPr>
               <w:pStyle w:val="Body"/>
             </w:pPr>
-            <w:hyperlink r:id="rId118" w:history="1">
+            <w:hyperlink r:id="rId117" w:history="1">
               <w:r>
                 <w:rPr>
                   <w:rStyle w:val="Hyperlink"/>
@@ -43539,7 +43567,7 @@
             <w:pPr>
               <w:pStyle w:val="Body"/>
             </w:pPr>
-            <w:hyperlink r:id="rId119" w:tgtFrame="_blank" w:history="1">
+            <w:hyperlink r:id="rId118" w:tgtFrame="_blank" w:history="1">
               <w:r>
                 <w:rPr>
                   <w:rStyle w:val="Hyperlink"/>
@@ -43567,7 +43595,7 @@
             <w:pPr>
               <w:pStyle w:val="Body"/>
             </w:pPr>
-            <w:hyperlink r:id="rId120" w:tgtFrame="_blank" w:history="1">
+            <w:hyperlink r:id="rId119" w:tgtFrame="_blank" w:history="1">
               <w:r>
                 <w:rPr>
                   <w:rStyle w:val="Hyperlink"/>
@@ -45488,7 +45516,7 @@
               </w:rPr>
               <w:t xml:space="preserve"> </w:t>
             </w:r>
-            <w:bookmarkStart w:id="10" w:name="RespondInWriting"/>
+            <w:bookmarkStart w:id="9" w:name="RespondInWriting"/>
             <w:r>
               <w:rPr>
                 <w:shd w:val="clear" w:color="auto" w:fill="FFFFFF"/>
@@ -45520,7 +45548,7 @@
               </w:rPr>
               <w:fldChar w:fldCharType="end"/>
             </w:r>
-            <w:bookmarkEnd w:id="10"/>
+            <w:bookmarkEnd w:id="9"/>
             <w:r>
               <w:rPr>
                 <w:shd w:val="clear" w:color="auto" w:fill="FFFFFF"/>
@@ -45942,7 +45970,7 @@
               </w:rPr>
               <w:t xml:space="preserve"> </w:t>
             </w:r>
-            <w:hyperlink r:id="rId121" w:history="1">
+            <w:hyperlink r:id="rId120" w:history="1">
               <w:r>
                 <w:rPr>
                   <w:rStyle w:val="Hyperlink"/>
@@ -46033,6 +46061,156 @@
                 <w:spacing w:val="-2"/>
               </w:rPr>
               <w:t>DR-305</w:t>
+            </w:r>
+            <w:r>
+              <w:rPr>
+                <w:color w:val="000000"/>
+              </w:rPr>
+              <w:t xml:space="preserve"> </w:t>
+            </w:r>
+            <w:r>
+              <w:rPr>
+                <w:rStyle w:val="small"/>
+                <w:color w:val="000000"/>
+                <w:sz w:val="19"/>
+                <w:szCs w:val="19"/>
+                <w:shd w:val="clear" w:color="auto" w:fill="FFFFFF"/>
+              </w:rPr>
+              <w:t>[</w:t>
+            </w:r>
+            <w:hyperlink r:id="rId121" w:history="1">
+              <w:r>
+                <w:rPr>
+                  <w:rStyle w:val="Hyperlink"/>
+                  <w:spacing w:val="0"/>
+                </w:rPr>
+                <w:t>Fill-In PDF</w:t>
+              </w:r>
+            </w:hyperlink>
+            <w:r>
+              <w:t>]</w:t>
+            </w:r>
+            <w:r>
+              <w:rPr>
+                <w:rStyle w:val="small"/>
+                <w:color w:val="000000"/>
+                <w:sz w:val="19"/>
+                <w:szCs w:val="19"/>
+                <w:shd w:val="clear" w:color="auto" w:fill="FFFFFF"/>
+              </w:rPr>
+              <w:br/>
+            </w:r>
+            <w:r>
+              <w:rPr>
+                <w:color w:val="000000"/>
+              </w:rPr>
+              <w:t>public.courts.alaska.gov/web/forms/docs/dr-305.pdf</w:t>
+            </w:r>
+            <w:r>
+              <w:rPr>
+                <w:color w:val="000000"/>
+              </w:rPr>
+              <w:t xml:space="preserve"> </w:t>
+            </w:r>
+            <w:r>
+              <w:br/>
+              <w:t>Each</w:t>
+            </w:r>
+            <w:r>
+              <w:t xml:space="preserve"> </w:t>
+            </w:r>
+            <w:r>
+              <w:t>parent</w:t>
+            </w:r>
+            <w:r>
+              <w:t xml:space="preserve"> </w:t>
+            </w:r>
+            <w:r>
+              <w:t>files</w:t>
+            </w:r>
+            <w:r>
+              <w:t xml:space="preserve"> </w:t>
+            </w:r>
+            <w:r>
+              <w:t>their</w:t>
+            </w:r>
+            <w:r>
+              <w:t xml:space="preserve"> </w:t>
+            </w:r>
+            <w:r>
+              <w:t>own</w:t>
+            </w:r>
+          </w:p>
+          <w:p>
+            <w:pPr>
+              <w:pStyle w:val="Body"/>
+            </w:pPr>
+            <w:r>
+              <w:rPr>
+                <w:b/>
+                <w:color w:val="000000"/>
+              </w:rPr>
+              <w:t>Child</w:t>
+            </w:r>
+            <w:r>
+              <w:rPr>
+                <w:b/>
+                <w:color w:val="000000"/>
+              </w:rPr>
+              <w:t xml:space="preserve"> </w:t>
+            </w:r>
+            <w:r>
+              <w:rPr>
+                <w:b/>
+                <w:color w:val="000000"/>
+              </w:rPr>
+              <w:t>Custody</w:t>
+            </w:r>
+            <w:r>
+              <w:rPr>
+                <w:b/>
+                <w:color w:val="000000"/>
+              </w:rPr>
+              <w:t xml:space="preserve"> </w:t>
+            </w:r>
+            <w:r>
+              <w:rPr>
+                <w:b/>
+                <w:color w:val="000000"/>
+              </w:rPr>
+              <w:t>Jurisdiction</w:t>
+            </w:r>
+            <w:r>
+              <w:rPr>
+                <w:b/>
+                <w:color w:val="000000"/>
+              </w:rPr>
+              <w:t xml:space="preserve"> </w:t>
+            </w:r>
+            <w:r>
+              <w:rPr>
+                <w:b/>
+                <w:color w:val="000000"/>
+              </w:rPr>
+              <w:t>Affidavit</w:t>
+            </w:r>
+            <w:r>
+              <w:rPr>
+                <w:color w:val="000000"/>
+              </w:rPr>
+              <w:t>,</w:t>
+            </w:r>
+            <w:r>
+              <w:rPr>
+                <w:color w:val="000000"/>
+              </w:rPr>
+              <w:t xml:space="preserve"> </w:t>
+            </w:r>
+            <w:r>
+              <w:rPr>
+                <w:spacing w:val="-2"/>
+              </w:rPr>
+              <w:t>DR-150</w:t>
             </w:r>
             <w:r>
               <w:rPr>
@@ -46063,66 +46241,311 @@
               <w:t>]</w:t>
             </w:r>
             <w:r>
-              <w:rPr>
-                <w:rStyle w:val="small"/>
-                <w:color w:val="000000"/>
-                <w:sz w:val="19"/>
-                <w:szCs w:val="19"/>
-                <w:shd w:val="clear" w:color="auto" w:fill="FFFFFF"/>
-              </w:rPr>
               <w:br/>
             </w:r>
             <w:r>
               <w:rPr>
                 <w:color w:val="000000"/>
               </w:rPr>
-              <w:t>public.courts.alaska.gov/web/forms/docs/dr-305.pdf</w:t>
-            </w:r>
-            <w:r>
-              <w:rPr>
-                <w:color w:val="000000"/>
-              </w:rPr>
-              <w:t xml:space="preserve"> </w:t>
-            </w:r>
-            <w:r>
+              <w:t>public.courts.alaska.gov/web/forms/docs/dr-150.pdf</w:t>
+            </w:r>
+            <w:r>
+              <w:rPr>
+                <w:color w:val="000000"/>
+              </w:rPr>
+              <w:t xml:space="preserve"> </w:t>
+            </w:r>
+            <w:r>
+              <w:rPr>
+                <w:color w:val="000000"/>
+              </w:rPr>
               <w:br/>
+            </w:r>
+            <w:r>
+              <w:rPr>
+                <w:iCs/>
+              </w:rPr>
               <w:t>Each</w:t>
             </w:r>
             <w:r>
-              <w:t xml:space="preserve"> </w:t>
-            </w:r>
-            <w:r>
+              <w:rPr>
+                <w:iCs/>
+              </w:rPr>
+              <w:t xml:space="preserve"> </w:t>
+            </w:r>
+            <w:r>
+              <w:rPr>
+                <w:iCs/>
+              </w:rPr>
               <w:t>parent</w:t>
             </w:r>
             <w:r>
-              <w:t xml:space="preserve"> </w:t>
-            </w:r>
-            <w:r>
+              <w:rPr>
+                <w:iCs/>
+              </w:rPr>
+              <w:t xml:space="preserve"> </w:t>
+            </w:r>
+            <w:r>
+              <w:rPr>
+                <w:iCs/>
+              </w:rPr>
               <w:t>files</w:t>
             </w:r>
             <w:r>
-              <w:t xml:space="preserve"> </w:t>
-            </w:r>
-            <w:r>
+              <w:rPr>
+                <w:iCs/>
+              </w:rPr>
+              <w:t xml:space="preserve"> </w:t>
+            </w:r>
+            <w:r>
+              <w:rPr>
+                <w:iCs/>
+              </w:rPr>
               <w:t>their</w:t>
             </w:r>
             <w:r>
-              <w:t xml:space="preserve"> </w:t>
-            </w:r>
-            <w:r>
+              <w:rPr>
+                <w:iCs/>
+              </w:rPr>
+              <w:t xml:space="preserve"> </w:t>
+            </w:r>
+            <w:r>
+              <w:rPr>
+                <w:iCs/>
+              </w:rPr>
               <w:t>own</w:t>
             </w:r>
           </w:p>
           <w:p>
             <w:pPr>
+              <w:pStyle w:val="Heading3"/>
+              <w:outlineLvl w:val="2"/>
+            </w:pPr>
+            <w:r>
+              <w:t>Optional</w:t>
+            </w:r>
+            <w:r>
+              <w:t xml:space="preserve"> </w:t>
+            </w:r>
+            <w:r>
+              <w:t>forms</w:t>
+            </w:r>
+            <w:r>
+              <w:t xml:space="preserve"> </w:t>
+            </w:r>
+            <w:r>
+              <w:t>depending</w:t>
+            </w:r>
+            <w:r>
+              <w:t xml:space="preserve"> </w:t>
+            </w:r>
+            <w:r>
+              <w:t>on</w:t>
+            </w:r>
+            <w:r>
+              <w:t xml:space="preserve"> </w:t>
+            </w:r>
+            <w:r>
+              <w:t>your</w:t>
+            </w:r>
+            <w:r>
+              <w:t xml:space="preserve"> </w:t>
+            </w:r>
+            <w:r>
+              <w:t>situation</w:t>
+            </w:r>
+          </w:p>
+          <w:p>
+            <w:pPr>
               <w:pStyle w:val="Body"/>
             </w:pPr>
             <w:r>
               <w:rPr>
-                <w:b/>
-                <w:color w:val="000000"/>
-              </w:rPr>
-              <w:t>Child</w:t>
+                <w:sz w:val="25"/>
+                <w:szCs w:val="25"/>
+              </w:rPr>
+              <w:t>Choose</w:t>
+            </w:r>
+            <w:r>
+              <w:rPr>
+                <w:sz w:val="25"/>
+                <w:szCs w:val="25"/>
+              </w:rPr>
+              <w:t xml:space="preserve"> </w:t>
+            </w:r>
+            <w:r>
+              <w:t>1</w:t>
+            </w:r>
+            <w:r>
+              <w:t xml:space="preserve"> </w:t>
+            </w:r>
+            <w:r>
+              <w:t>form</w:t>
+            </w:r>
+            <w:r>
+              <w:t xml:space="preserve"> </w:t>
+            </w:r>
+            <w:r>
+              <w:t>below</w:t>
+            </w:r>
+            <w:r>
+              <w:t xml:space="preserve"> </w:t>
+            </w:r>
+            <w:r>
+              <w:t>based</w:t>
+            </w:r>
+            <w:r>
+              <w:t xml:space="preserve"> </w:t>
+            </w:r>
+            <w:r>
+              <w:t>on</w:t>
+            </w:r>
+            <w:r>
+              <w:t xml:space="preserve"> </w:t>
+            </w:r>
+            <w:r>
+              <w:t>the</w:t>
+            </w:r>
+            <w:r>
+              <w:t xml:space="preserve"> </w:t>
+            </w:r>
+            <w:r>
+              <w:t>parenting</w:t>
+            </w:r>
+            <w:r>
+              <w:t xml:space="preserve"> </w:t>
+            </w:r>
+            <w:r>
+              <w:t>schedule</w:t>
+            </w:r>
+            <w:r>
+              <w:t xml:space="preserve"> </w:t>
+            </w:r>
+            <w:r>
+              <w:t>if</w:t>
+            </w:r>
+            <w:r>
+              <w:t xml:space="preserve"> </w:t>
+            </w:r>
+            <w:r>
+              <w:t>it</w:t>
+            </w:r>
+            <w:r>
+              <w:t xml:space="preserve"> </w:t>
+            </w:r>
+            <w:r>
+              <w:t>is</w:t>
+            </w:r>
+            <w:r>
+              <w:t xml:space="preserve"> </w:t>
+            </w:r>
+            <w:r>
+              <w:t>not</w:t>
+            </w:r>
+            <w:r>
+              <w:t xml:space="preserve"> </w:t>
+            </w:r>
+            <w:r>
+              <w:t>a</w:t>
+            </w:r>
+            <w:r>
+              <w:t xml:space="preserve"> </w:t>
+            </w:r>
+            <w:r>
+              <w:t>primary</w:t>
+            </w:r>
+            <w:r>
+              <w:t xml:space="preserve"> </w:t>
+            </w:r>
+            <w:r>
+              <w:t>custody</w:t>
+            </w:r>
+            <w:r>
+              <w:t xml:space="preserve"> </w:t>
+            </w:r>
+            <w:r>
+              <w:t>calculation</w:t>
+            </w:r>
+            <w:r>
+              <w:t xml:space="preserve"> </w:t>
+            </w:r>
+            <w:r>
+              <w:t>where</w:t>
+            </w:r>
+            <w:r>
+              <w:t xml:space="preserve"> </w:t>
+            </w:r>
+            <w:r>
+              <w:t>children</w:t>
+            </w:r>
+            <w:r>
+              <w:t xml:space="preserve"> </w:t>
+            </w:r>
+            <w:r>
+              <w:t>are</w:t>
+            </w:r>
+            <w:r>
+              <w:t xml:space="preserve"> </w:t>
+            </w:r>
+            <w:r>
+              <w:t>with</w:t>
+            </w:r>
+            <w:r>
+              <w:t xml:space="preserve"> </w:t>
+            </w:r>
+            <w:r>
+              <w:t>1</w:t>
+            </w:r>
+            <w:r>
+              <w:t xml:space="preserve"> </w:t>
+            </w:r>
+            <w:r>
+              <w:t>parent</w:t>
+            </w:r>
+            <w:r>
+              <w:t xml:space="preserve"> </w:t>
+            </w:r>
+            <w:r>
+              <w:t>for</w:t>
+            </w:r>
+            <w:r>
+              <w:t xml:space="preserve"> </w:t>
+            </w:r>
+            <w:r>
+              <w:t>at</w:t>
+            </w:r>
+            <w:r>
+              <w:t xml:space="preserve"> </w:t>
+            </w:r>
+            <w:r>
+              <w:t>least</w:t>
+            </w:r>
+            <w:r>
+              <w:t xml:space="preserve"> </w:t>
+            </w:r>
+            <w:r>
+              <w:t>256</w:t>
+            </w:r>
+            <w:r>
+              <w:t xml:space="preserve"> </w:t>
+            </w:r>
+            <w:r>
+              <w:t>overnights/yea</w:t>
+            </w:r>
+            <w:r>
+              <w:t>r.</w:t>
+            </w:r>
+          </w:p>
+          <w:p>
+            <w:pPr>
+              <w:pStyle w:val="Body"/>
+            </w:pPr>
+            <w:r>
+              <w:rPr>
+                <w:b/>
+                <w:color w:val="000000"/>
+              </w:rPr>
+              <w:t>Shared</w:t>
             </w:r>
             <w:r>
               <w:rPr>
@@ -46150,21 +46573,21 @@
                 <w:b/>
                 <w:color w:val="000000"/>
               </w:rPr>
-              <w:t>Jurisdiction</w:t>
-            </w:r>
-            <w:r>
-              <w:rPr>
-                <w:b/>
-                <w:color w:val="000000"/>
-              </w:rPr>
-              <w:t xml:space="preserve"> </w:t>
-            </w:r>
-            <w:r>
-              <w:rPr>
-                <w:b/>
-                <w:color w:val="000000"/>
-              </w:rPr>
-              <w:t>Affidavit</w:t>
+              <w:t>Support</w:t>
+            </w:r>
+            <w:r>
+              <w:rPr>
+                <w:b/>
+                <w:color w:val="000000"/>
+              </w:rPr>
+              <w:t xml:space="preserve"> </w:t>
+            </w:r>
+            <w:r>
+              <w:rPr>
+                <w:b/>
+                <w:color w:val="000000"/>
+              </w:rPr>
+              <w:t>Calculation</w:t>
             </w:r>
             <w:r>
               <w:rPr>
@@ -46182,22 +46605,15 @@
               <w:rPr>
                 <w:spacing w:val="-2"/>
               </w:rPr>
-              <w:t>DR-150</w:t>
-            </w:r>
-            <w:r>
-              <w:rPr>
-                <w:color w:val="000000"/>
-              </w:rPr>
-              <w:t xml:space="preserve"> </w:t>
-            </w:r>
-            <w:r>
-              <w:rPr>
-                <w:rStyle w:val="small"/>
-                <w:color w:val="000000"/>
-                <w:sz w:val="19"/>
-                <w:szCs w:val="19"/>
-                <w:shd w:val="clear" w:color="auto" w:fill="FFFFFF"/>
-              </w:rPr>
+              <w:t>DR-306</w:t>
+            </w:r>
+            <w:r>
+              <w:rPr>
+                <w:color w:val="000000"/>
+              </w:rPr>
+              <w:t xml:space="preserve"> </w:t>
+            </w:r>
+            <w:r>
               <w:t>[</w:t>
             </w:r>
             <w:hyperlink r:id="rId123" w:history="1">
@@ -46213,118 +46629,20 @@
               <w:t>]</w:t>
             </w:r>
             <w:r>
+              <w:rPr>
+                <w:rStyle w:val="small"/>
+                <w:color w:val="000000"/>
+                <w:sz w:val="19"/>
+                <w:szCs w:val="19"/>
+                <w:shd w:val="clear" w:color="auto" w:fill="FFFFFF"/>
+              </w:rPr>
               <w:br/>
             </w:r>
             <w:r>
               <w:rPr>
                 <w:color w:val="000000"/>
               </w:rPr>
-              <w:t>public.courts.alaska.gov/web/forms/docs/dr-150.pdf</w:t>
-            </w:r>
-            <w:r>
-              <w:rPr>
-                <w:color w:val="000000"/>
-              </w:rPr>
-              <w:t xml:space="preserve"> </w:t>
-            </w:r>
-            <w:r>
-              <w:rPr>
-                <w:color w:val="000000"/>
-              </w:rPr>
-              <w:br/>
-            </w:r>
-            <w:r>
-              <w:rPr>
-                <w:iCs/>
-              </w:rPr>
-              <w:t>Each</w:t>
-            </w:r>
-            <w:r>
-              <w:rPr>
-                <w:iCs/>
-              </w:rPr>
-              <w:t xml:space="preserve"> </w:t>
-            </w:r>
-            <w:r>
-              <w:rPr>
-                <w:iCs/>
-              </w:rPr>
-              <w:t>parent</w:t>
-            </w:r>
-            <w:r>
-              <w:rPr>
-                <w:iCs/>
-              </w:rPr>
-              <w:t xml:space="preserve"> </w:t>
-            </w:r>
-            <w:r>
-              <w:rPr>
-                <w:iCs/>
-              </w:rPr>
-              <w:t>files</w:t>
-            </w:r>
-            <w:r>
-              <w:rPr>
-                <w:iCs/>
-              </w:rPr>
-              <w:t xml:space="preserve"> </w:t>
-            </w:r>
-            <w:r>
-              <w:rPr>
-                <w:iCs/>
-              </w:rPr>
-              <w:t>their</w:t>
-            </w:r>
-            <w:r>
-              <w:rPr>
-                <w:iCs/>
-              </w:rPr>
-              <w:t xml:space="preserve"> </w:t>
-            </w:r>
-            <w:r>
-              <w:rPr>
-                <w:iCs/>
-              </w:rPr>
-              <w:t>own</w:t>
-            </w:r>
-          </w:p>
-          <w:p>
-            <w:pPr>
-              <w:pStyle w:val="Heading3"/>
-              <w:outlineLvl w:val="2"/>
-            </w:pPr>
-            <w:r>
-              <w:t>Optional</w:t>
-            </w:r>
-            <w:r>
-              <w:t xml:space="preserve"> </w:t>
-            </w:r>
-            <w:r>
-              <w:t>forms</w:t>
-            </w:r>
-            <w:r>
-              <w:t xml:space="preserve"> </w:t>
-            </w:r>
-            <w:r>
-              <w:t>depending</w:t>
-            </w:r>
-            <w:r>
-              <w:t xml:space="preserve"> </w:t>
-            </w:r>
-            <w:r>
-              <w:t>on</w:t>
-            </w:r>
-            <w:r>
-              <w:t xml:space="preserve"> </w:t>
-            </w:r>
-            <w:r>
-              <w:t>your</w:t>
-            </w:r>
-            <w:r>
-              <w:t xml:space="preserve"> </w:t>
-            </w:r>
-            <w:r>
-              <w:t>situation</w:t>
+              <w:t>public.courts.alaska.gov/web/forms/docs/dr-306.pdf</w:t>
             </w:r>
           </w:p>
           <w:p>
@@ -46333,191 +46651,11 @@
             </w:pPr>
             <w:r>
               <w:rPr>
-                <w:sz w:val="25"/>
-                <w:szCs w:val="25"/>
-              </w:rPr>
-              <w:t>Choose</w:t>
-            </w:r>
-            <w:r>
-              <w:rPr>
-                <w:sz w:val="25"/>
-                <w:szCs w:val="25"/>
-              </w:rPr>
-              <w:t xml:space="preserve"> </w:t>
-            </w:r>
-            <w:r>
-              <w:t>1</w:t>
-            </w:r>
-            <w:r>
-              <w:t xml:space="preserve"> </w:t>
-            </w:r>
-            <w:r>
-              <w:t>form</w:t>
-            </w:r>
-            <w:r>
-              <w:t xml:space="preserve"> </w:t>
-            </w:r>
-            <w:r>
-              <w:t>below</w:t>
-            </w:r>
-            <w:r>
-              <w:t xml:space="preserve"> </w:t>
-            </w:r>
-            <w:r>
-              <w:t>based</w:t>
-            </w:r>
-            <w:r>
-              <w:t xml:space="preserve"> </w:t>
-            </w:r>
-            <w:r>
-              <w:t>on</w:t>
-            </w:r>
-            <w:r>
-              <w:t xml:space="preserve"> </w:t>
-            </w:r>
-            <w:r>
-              <w:t>the</w:t>
-            </w:r>
-            <w:r>
-              <w:t xml:space="preserve"> </w:t>
-            </w:r>
-            <w:r>
-              <w:t>parenting</w:t>
-            </w:r>
-            <w:r>
-              <w:t xml:space="preserve"> </w:t>
-            </w:r>
-            <w:r>
-              <w:t>schedule</w:t>
-            </w:r>
-            <w:r>
-              <w:t xml:space="preserve"> </w:t>
-            </w:r>
-            <w:r>
-              <w:t>if</w:t>
-            </w:r>
-            <w:r>
-              <w:t xml:space="preserve"> </w:t>
-            </w:r>
-            <w:r>
-              <w:t>it</w:t>
-            </w:r>
-            <w:r>
-              <w:t xml:space="preserve"> </w:t>
-            </w:r>
-            <w:r>
-              <w:t>is</w:t>
-            </w:r>
-            <w:r>
-              <w:t xml:space="preserve"> </w:t>
-            </w:r>
-            <w:r>
-              <w:t>not</w:t>
-            </w:r>
-            <w:r>
-              <w:t xml:space="preserve"> </w:t>
-            </w:r>
-            <w:r>
-              <w:t>a</w:t>
-            </w:r>
-            <w:r>
-              <w:t xml:space="preserve"> </w:t>
-            </w:r>
-            <w:r>
-              <w:t>primary</w:t>
-            </w:r>
-            <w:r>
-              <w:t xml:space="preserve"> </w:t>
-            </w:r>
-            <w:r>
-              <w:t>custody</w:t>
-            </w:r>
-            <w:r>
-              <w:t xml:space="preserve"> </w:t>
-            </w:r>
-            <w:r>
-              <w:t>calculation</w:t>
-            </w:r>
-            <w:r>
-              <w:t xml:space="preserve"> </w:t>
-            </w:r>
-            <w:r>
-              <w:t>where</w:t>
-            </w:r>
-            <w:r>
-              <w:t xml:space="preserve"> </w:t>
-            </w:r>
-            <w:r>
-              <w:t>children</w:t>
-            </w:r>
-            <w:r>
-              <w:t xml:space="preserve"> </w:t>
-            </w:r>
-            <w:r>
-              <w:t>are</w:t>
-            </w:r>
-            <w:r>
-              <w:t xml:space="preserve"> </w:t>
-            </w:r>
-            <w:r>
-              <w:t>with</w:t>
-            </w:r>
-            <w:r>
-              <w:t xml:space="preserve"> </w:t>
-            </w:r>
-            <w:r>
-              <w:t>1</w:t>
-            </w:r>
-            <w:r>
-              <w:t xml:space="preserve"> </w:t>
-            </w:r>
-            <w:r>
-              <w:t>parent</w:t>
-            </w:r>
-            <w:r>
-              <w:t xml:space="preserve"> </w:t>
-            </w:r>
-            <w:r>
-              <w:t>for</w:t>
-            </w:r>
-            <w:r>
-              <w:t xml:space="preserve"> </w:t>
-            </w:r>
-            <w:r>
-              <w:t>at</w:t>
-            </w:r>
-            <w:r>
-              <w:t xml:space="preserve"> </w:t>
-            </w:r>
-            <w:r>
-              <w:t>least</w:t>
-            </w:r>
-            <w:r>
-              <w:t xml:space="preserve"> </w:t>
-            </w:r>
-            <w:r>
-              <w:t>256</w:t>
-            </w:r>
-            <w:r>
-              <w:t xml:space="preserve"> </w:t>
-            </w:r>
-            <w:r>
-              <w:t>overnights/yea</w:t>
-            </w:r>
-            <w:r>
-              <w:t>r.</w:t>
-            </w:r>
-          </w:p>
-          <w:p>
-            <w:pPr>
-              <w:pStyle w:val="Body"/>
-            </w:pPr>
-            <w:r>
-              <w:rPr>
-                <w:b/>
-                <w:color w:val="000000"/>
-              </w:rPr>
-              <w:t>Shared</w:t>
+                <w:b/>
+                <w:color w:val="000000"/>
+              </w:rPr>
+              <w:lastRenderedPageBreak/>
+              <w:t>Divided</w:t>
             </w:r>
             <w:r>
               <w:rPr>
@@ -46577,7 +46715,7 @@
               <w:rPr>
                 <w:spacing w:val="-2"/>
               </w:rPr>
-              <w:t>DR-306</w:t>
+              <w:t>DR-307</w:t>
             </w:r>
             <w:r>
               <w:rPr>
@@ -46611,10 +46749,7 @@
               <w:br/>
             </w:r>
             <w:r>
-              <w:rPr>
-                <w:color w:val="000000"/>
-              </w:rPr>
-              <w:t>public.courts.alaska.gov/web/forms/docs/dr-306.pdf</w:t>
+              <w:t>public.courts.alaska.gov/web/forms/docs/dr-307.pdf</w:t>
             </w:r>
           </w:p>
           <w:p>
@@ -46624,74 +46759,100 @@
             <w:r>
               <w:rPr>
                 <w:b/>
-                <w:color w:val="000000"/>
-              </w:rPr>
-              <w:lastRenderedPageBreak/>
-              <w:t>Divided</w:t>
-            </w:r>
-            <w:r>
-              <w:rPr>
-                <w:b/>
-                <w:color w:val="000000"/>
-              </w:rPr>
-              <w:t xml:space="preserve"> </w:t>
-            </w:r>
-            <w:r>
-              <w:rPr>
-                <w:b/>
-                <w:color w:val="000000"/>
+                <w:color w:val="222222"/>
+                <w:lang w:val="en"/>
+              </w:rPr>
+              <w:t>Hybrid</w:t>
+            </w:r>
+            <w:r>
+              <w:rPr>
+                <w:b/>
+                <w:color w:val="222222"/>
+                <w:lang w:val="en"/>
+              </w:rPr>
+              <w:t xml:space="preserve"> </w:t>
+            </w:r>
+            <w:r>
+              <w:rPr>
+                <w:b/>
+                <w:color w:val="222222"/>
+                <w:lang w:val="en"/>
               </w:rPr>
               <w:t>Custody</w:t>
             </w:r>
             <w:r>
               <w:rPr>
                 <w:b/>
-                <w:color w:val="000000"/>
-              </w:rPr>
-              <w:t xml:space="preserve"> </w:t>
-            </w:r>
-            <w:r>
-              <w:rPr>
-                <w:b/>
-                <w:color w:val="000000"/>
+                <w:color w:val="222222"/>
+                <w:lang w:val="en"/>
+              </w:rPr>
+              <w:t xml:space="preserve"> </w:t>
+            </w:r>
+            <w:r>
+              <w:rPr>
+                <w:b/>
+                <w:color w:val="222222"/>
+                <w:lang w:val="en"/>
+              </w:rPr>
+              <w:t>Child</w:t>
+            </w:r>
+            <w:r>
+              <w:rPr>
+                <w:b/>
+                <w:color w:val="222222"/>
+                <w:lang w:val="en"/>
+              </w:rPr>
+              <w:t xml:space="preserve"> </w:t>
+            </w:r>
+            <w:r>
+              <w:rPr>
+                <w:b/>
+                <w:color w:val="222222"/>
+                <w:lang w:val="en"/>
               </w:rPr>
               <w:t>Support</w:t>
             </w:r>
             <w:r>
               <w:rPr>
                 <w:b/>
-                <w:color w:val="000000"/>
-              </w:rPr>
-              <w:t xml:space="preserve"> </w:t>
-            </w:r>
-            <w:r>
-              <w:rPr>
-                <w:b/>
-                <w:color w:val="000000"/>
+                <w:color w:val="222222"/>
+                <w:lang w:val="en"/>
+              </w:rPr>
+              <w:t xml:space="preserve"> </w:t>
+            </w:r>
+            <w:r>
+              <w:rPr>
+                <w:b/>
+                <w:color w:val="222222"/>
+                <w:lang w:val="en"/>
               </w:rPr>
               <w:t>Calculation</w:t>
             </w:r>
             <w:r>
               <w:rPr>
-                <w:color w:val="000000"/>
+                <w:color w:val="222222"/>
+                <w:lang w:val="en"/>
               </w:rPr>
               <w:t>,</w:t>
             </w:r>
             <w:r>
               <w:rPr>
-                <w:color w:val="000000"/>
+                <w:color w:val="222222"/>
+                <w:lang w:val="en"/>
               </w:rPr>
               <w:t xml:space="preserve"> </w:t>
             </w:r>
             <w:r>
               <w:rPr>
                 <w:spacing w:val="-2"/>
-              </w:rPr>
-              <w:t>DR-307</w:t>
-            </w:r>
-            <w:r>
-              <w:rPr>
-                <w:color w:val="000000"/>
+                <w:lang w:val="en"/>
+              </w:rPr>
+              <w:t>DR-308</w:t>
+            </w:r>
+            <w:r>
+              <w:rPr>
+                <w:color w:val="222222"/>
+                <w:lang w:val="en"/>
               </w:rPr>
               <w:t xml:space="preserve"> </w:t>
             </w:r>
@@ -46721,7 +46882,22 @@
               <w:br/>
             </w:r>
             <w:r>
-              <w:t>public.courts.alaska.gov/web/forms/docs/dr-307.pdf</w:t>
+              <w:rPr>
+                <w:color w:val="000000"/>
+              </w:rPr>
+              <w:t>public.courts.alaska.gov/web/forms/docs/dr-308.pdf</w:t>
+            </w:r>
+            <w:r>
+              <w:rPr>
+                <w:color w:val="00B050"/>
+              </w:rPr>
+              <w:t>% else</w:t>
+            </w:r>
+            <w:r>
+              <w:rPr>
+                <w:color w:val="00B050"/>
+              </w:rPr>
+              <w:t xml:space="preserve"> %}</w:t>
             </w:r>
           </w:p>
           <w:p>
@@ -46731,161 +46907,13 @@
             <w:r>
               <w:rPr>
                 <w:b/>
-                <w:color w:val="222222"/>
-                <w:lang w:val="en"/>
-              </w:rPr>
-              <w:t>Hybrid</w:t>
-            </w:r>
-            <w:r>
-              <w:rPr>
-                <w:b/>
-                <w:color w:val="222222"/>
-                <w:lang w:val="en"/>
-              </w:rPr>
-              <w:t xml:space="preserve"> </w:t>
-            </w:r>
-            <w:r>
-              <w:rPr>
-                <w:b/>
-                <w:color w:val="222222"/>
-                <w:lang w:val="en"/>
-              </w:rPr>
-              <w:t>Custody</w:t>
-            </w:r>
-            <w:r>
-              <w:rPr>
-                <w:b/>
-                <w:color w:val="222222"/>
-                <w:lang w:val="en"/>
-              </w:rPr>
-              <w:t xml:space="preserve"> </w:t>
-            </w:r>
-            <w:r>
-              <w:rPr>
-                <w:b/>
-                <w:color w:val="222222"/>
-                <w:lang w:val="en"/>
-              </w:rPr>
-              <w:t>Child</w:t>
-            </w:r>
-            <w:r>
-              <w:rPr>
-                <w:b/>
-                <w:color w:val="222222"/>
-                <w:lang w:val="en"/>
-              </w:rPr>
-              <w:t xml:space="preserve"> </w:t>
-            </w:r>
-            <w:r>
-              <w:rPr>
-                <w:b/>
-                <w:color w:val="222222"/>
-                <w:lang w:val="en"/>
-              </w:rPr>
-              <w:t>Support</w:t>
-            </w:r>
-            <w:r>
-              <w:rPr>
-                <w:b/>
-                <w:color w:val="222222"/>
-                <w:lang w:val="en"/>
-              </w:rPr>
-              <w:t xml:space="preserve"> </w:t>
-            </w:r>
-            <w:r>
-              <w:rPr>
-                <w:b/>
-                <w:color w:val="222222"/>
-                <w:lang w:val="en"/>
-              </w:rPr>
-              <w:t>Calculation</w:t>
-            </w:r>
-            <w:r>
-              <w:rPr>
-                <w:color w:val="222222"/>
-                <w:lang w:val="en"/>
-              </w:rPr>
-              <w:t>,</w:t>
-            </w:r>
-            <w:r>
-              <w:rPr>
-                <w:color w:val="222222"/>
-                <w:lang w:val="en"/>
-              </w:rPr>
-              <w:t xml:space="preserve"> </w:t>
-            </w:r>
-            <w:r>
-              <w:rPr>
-                <w:spacing w:val="-2"/>
-                <w:lang w:val="en"/>
-              </w:rPr>
-              <w:t>DR-308</w:t>
-            </w:r>
-            <w:r>
-              <w:rPr>
-                <w:color w:val="222222"/>
-                <w:lang w:val="en"/>
-              </w:rPr>
-              <w:t xml:space="preserve"> </w:t>
-            </w:r>
-            <w:r>
-              <w:t>[</w:t>
+              </w:rPr>
+              <w:t>CIV-800</w:t>
+            </w:r>
+            <w:r>
+              <w:t xml:space="preserve"> (</w:t>
             </w:r>
             <w:hyperlink r:id="rId126" w:history="1">
-              <w:r>
-                <w:rPr>
-                  <w:rStyle w:val="Hyperlink"/>
-                  <w:spacing w:val="0"/>
-                </w:rPr>
-                <w:t>Fill-In PDF</w:t>
-              </w:r>
-            </w:hyperlink>
-            <w:r>
-              <w:t>]</w:t>
-            </w:r>
-            <w:r>
-              <w:rPr>
-                <w:rStyle w:val="small"/>
-                <w:color w:val="000000"/>
-                <w:sz w:val="19"/>
-                <w:szCs w:val="19"/>
-                <w:shd w:val="clear" w:color="auto" w:fill="FFFFFF"/>
-              </w:rPr>
-              <w:br/>
-            </w:r>
-            <w:r>
-              <w:rPr>
-                <w:color w:val="000000"/>
-              </w:rPr>
-              <w:t>public.courts.alaska.gov/web/forms/docs/dr-308.pdf</w:t>
-            </w:r>
-            <w:r>
-              <w:rPr>
-                <w:color w:val="00B050"/>
-              </w:rPr>
-              <w:t>% else</w:t>
-            </w:r>
-            <w:r>
-              <w:rPr>
-                <w:color w:val="00B050"/>
-              </w:rPr>
-              <w:t xml:space="preserve"> %}</w:t>
-            </w:r>
-          </w:p>
-          <w:p>
-            <w:pPr>
-              <w:pStyle w:val="Body"/>
-            </w:pPr>
-            <w:r>
-              <w:rPr>
-                <w:b/>
-              </w:rPr>
-              <w:t>CIV-800</w:t>
-            </w:r>
-            <w:r>
-              <w:t xml:space="preserve"> (</w:t>
-            </w:r>
-            <w:hyperlink r:id="rId127" w:history="1">
               <w:r>
                 <w:rPr>
                   <w:rStyle w:val="Hyperlink"/>
@@ -46932,7 +46960,7 @@
             <w:pPr>
               <w:pStyle w:val="Body"/>
             </w:pPr>
-            <w:hyperlink r:id="rId128" w:history="1">
+            <w:hyperlink r:id="rId127" w:history="1">
               <w:r>
                 <w:rPr>
                   <w:rStyle w:val="Hyperlink"/>
@@ -47228,7 +47256,7 @@
             <w:r>
               <w:t xml:space="preserve">Step </w:t>
             </w:r>
-            <w:bookmarkStart w:id="11" w:name="CertificateOfService"/>
+            <w:bookmarkStart w:id="10" w:name="CertificateOfService"/>
             <w:r>
               <w:fldChar w:fldCharType="begin"/>
             </w:r>
@@ -47250,7 +47278,7 @@
               </w:rPr>
               <w:fldChar w:fldCharType="end"/>
             </w:r>
-            <w:bookmarkEnd w:id="11"/>
+            <w:bookmarkEnd w:id="10"/>
             <w:r>
               <w:t xml:space="preserve">: </w:t>
             </w:r>
@@ -47411,7 +47439,7 @@
             <w:r>
               <w:t>court’s</w:t>
             </w:r>
-            <w:hyperlink r:id="rId129">
+            <w:hyperlink r:id="rId128">
               <w:r>
                 <w:rPr>
                   <w:rStyle w:val="Hyperlink"/>
@@ -47419,7 +47447,7 @@
                 <w:t xml:space="preserve"> </w:t>
               </w:r>
             </w:hyperlink>
-            <w:hyperlink r:id="rId130" w:history="1">
+            <w:hyperlink r:id="rId129" w:history="1">
               <w:r>
                 <w:rPr>
                   <w:rStyle w:val="Hyperlink"/>
@@ -47662,20 +47690,12 @@
             <w:pPr>
               <w:pStyle w:val="Body"/>
             </w:pPr>
-            <w:hyperlink r:id="rId131" w:history="1">
-              <w:proofErr w:type="spellStart"/>
+            <w:hyperlink r:id="rId130" w:history="1">
               <w:r>
                 <w:rPr>
                   <w:rStyle w:val="Hyperlink"/>
                 </w:rPr>
-                <w:t>TrueFiling</w:t>
-              </w:r>
-              <w:proofErr w:type="spellEnd"/>
-              <w:r>
-                <w:rPr>
-                  <w:rStyle w:val="Hyperlink"/>
-                </w:rPr>
-                <w:t xml:space="preserve"> eFiling system</w:t>
+                <w:t>TrueFiling eFiling system</w:t>
               </w:r>
             </w:hyperlink>
             <w:r>
@@ -47881,10 +47901,9 @@
               <w:outlineLvl w:val="1"/>
             </w:pPr>
             <w:r>
-              <w:lastRenderedPageBreak/>
               <w:t xml:space="preserve">Step </w:t>
             </w:r>
-            <w:bookmarkStart w:id="12" w:name="FileStep"/>
+            <w:bookmarkStart w:id="11" w:name="FileStep"/>
             <w:r>
               <w:rPr>
                 <w:rStyle w:val="NumChar"/>
@@ -47916,7 +47935,7 @@
               </w:rPr>
               <w:fldChar w:fldCharType="end"/>
             </w:r>
-            <w:bookmarkEnd w:id="12"/>
+            <w:bookmarkEnd w:id="11"/>
             <w:r>
               <w:rPr>
                 <w:rStyle w:val="NumChar"/>
@@ -48193,7 +48212,7 @@
             <w:r>
               <w:t xml:space="preserve">Use the court’s TrueFiling eFiling system to send the documents to the court electronically, if your local court uses TrueFiling. </w:t>
             </w:r>
-            <w:hyperlink r:id="rId132" w:anchor="current-courts" w:history="1">
+            <w:hyperlink r:id="rId131" w:anchor="current-courts" w:history="1">
               <w:r>
                 <w:rPr>
                   <w:rStyle w:val="Hyperlink"/>
@@ -48231,7 +48250,7 @@
             <w:r>
               <w:t xml:space="preserve">the documents, if your local court accepts email filings. </w:t>
             </w:r>
-            <w:hyperlink r:id="rId133" w:history="1">
+            <w:hyperlink r:id="rId132" w:history="1">
               <w:r>
                 <w:rPr>
                   <w:rStyle w:val="Hyperlink"/>
@@ -48317,7 +48336,7 @@
             <w:r>
               <w:t xml:space="preserve">Call the </w:t>
             </w:r>
-            <w:hyperlink r:id="rId134" w:history="1">
+            <w:hyperlink r:id="rId133" w:history="1">
               <w:r>
                 <w:rPr>
                   <w:rStyle w:val="Hyperlink"/>
@@ -48431,7 +48450,7 @@
               </w:rPr>
               <w:t xml:space="preserve"> </w:t>
             </w:r>
-            <w:hyperlink r:id="rId135" w:tgtFrame="_blank" w:history="1">
+            <w:hyperlink r:id="rId134" w:tgtFrame="_blank" w:history="1">
               <w:r>
                 <w:rPr>
                   <w:b/>
@@ -48445,7 +48464,7 @@
             <w:r>
               <w:t>[</w:t>
             </w:r>
-            <w:hyperlink r:id="rId136" w:history="1">
+            <w:hyperlink r:id="rId135" w:history="1">
               <w:r>
                 <w:rPr>
                   <w:rStyle w:val="Hyperlink"/>
@@ -48519,53 +48538,31 @@
               </w:rPr>
               <w:t>(</w:t>
             </w:r>
+            <w:r>
+              <w:rPr>
+                <w:color w:val="FFC000"/>
+              </w:rPr>
+              <w:t>type_of_final_order.any_true('</w:t>
+            </w:r>
             <w:proofErr w:type="spellStart"/>
             <w:r>
               <w:rPr>
                 <w:color w:val="FFC000"/>
               </w:rPr>
-              <w:t>type_of_final_order.any_true</w:t>
+              <w:t>custody','child</w:t>
             </w:r>
             <w:proofErr w:type="spellEnd"/>
             <w:r>
               <w:rPr>
                 <w:color w:val="FFC000"/>
               </w:rPr>
-              <w:t>('</w:t>
-            </w:r>
-            <w:proofErr w:type="spellStart"/>
+              <w:t xml:space="preserve"> support') and why_</w:t>
+            </w:r>
             <w:r>
               <w:rPr>
                 <w:color w:val="FFC000"/>
               </w:rPr>
-              <w:t>custody','child</w:t>
-            </w:r>
-            <w:proofErr w:type="spellEnd"/>
-            <w:r>
-              <w:rPr>
-                <w:color w:val="FFC000"/>
-              </w:rPr>
-              <w:t xml:space="preserve"> support') and </w:t>
-            </w:r>
-            <w:proofErr w:type="spellStart"/>
-            <w:r>
-              <w:rPr>
-                <w:color w:val="FFC000"/>
-              </w:rPr>
-              <w:t>why_</w:t>
-            </w:r>
-            <w:r>
-              <w:rPr>
-                <w:color w:val="FFC000"/>
-              </w:rPr>
-              <w:t>change</w:t>
-            </w:r>
-            <w:proofErr w:type="spellEnd"/>
-            <w:r>
-              <w:rPr>
-                <w:color w:val="FFC000"/>
-              </w:rPr>
-              <w:t xml:space="preserve"> in ('review', 'schedule', 'income')</w:t>
+              <w:t>change in ('review', 'schedule', 'income')</w:t>
             </w:r>
             <w:r>
               <w:rPr>
@@ -48777,7 +48774,7 @@
             <w:r>
               <w:t xml:space="preserve">Call the </w:t>
             </w:r>
-            <w:hyperlink r:id="rId137" w:history="1">
+            <w:hyperlink r:id="rId136" w:history="1">
               <w:r>
                 <w:t>Family Law Self-Help Center</w:t>
               </w:r>
@@ -48888,7 +48885,7 @@
               </w:rPr>
               <w:t xml:space="preserve"> </w:t>
             </w:r>
-            <w:hyperlink r:id="rId138" w:tgtFrame="_blank" w:history="1">
+            <w:hyperlink r:id="rId137" w:tgtFrame="_blank" w:history="1">
               <w:r>
                 <w:rPr>
                   <w:b/>
@@ -48902,7 +48899,7 @@
             <w:r>
               <w:t>[</w:t>
             </w:r>
-            <w:hyperlink r:id="rId139" w:history="1">
+            <w:hyperlink r:id="rId138" w:history="1">
               <w:r>
                 <w:rPr>
                   <w:rStyle w:val="Hyperlink"/>
@@ -49030,23 +49027,10 @@
               <w:fldChar w:fldCharType="end"/>
             </w:r>
             <w:r>
-              <w:t>: Serve {</w:t>
-            </w:r>
-            <w:proofErr w:type="gramStart"/>
-            <w:r>
-              <w:t xml:space="preserve">{ </w:t>
-            </w:r>
-            <w:proofErr w:type="spellStart"/>
-            <w:r>
-              <w:t>other</w:t>
-            </w:r>
-            <w:proofErr w:type="gramEnd"/>
-            <w:r>
-              <w:t>_party_in_case</w:t>
-            </w:r>
-            <w:proofErr w:type="spellEnd"/>
-            <w:r>
-              <w:t xml:space="preserve"> }</w:t>
+              <w:t xml:space="preserve">: Serve {{ </w:t>
+            </w:r>
+            <w:r>
+              <w:t>other_party_in_case }</w:t>
             </w:r>
             <w:r>
               <w:t>}.</w:t>
@@ -49124,7 +49108,7 @@
               </w:rPr>
               <w:t xml:space="preserve"> %}</w:t>
             </w:r>
-            <w:hyperlink r:id="rId140" w:history="1">
+            <w:hyperlink r:id="rId139" w:history="1">
               <w:r>
                 <w:rPr>
                   <w:rStyle w:val="Hyperlink"/>
@@ -49164,7 +49148,7 @@
               </w:rPr>
               <w:t xml:space="preserve"> </w:t>
             </w:r>
-            <w:hyperlink r:id="rId141" w:tgtFrame="_blank" w:history="1">
+            <w:hyperlink r:id="rId140" w:tgtFrame="_blank" w:history="1">
               <w:r>
                 <w:rPr>
                   <w:b/>
@@ -49175,7 +49159,7 @@
             <w:r>
               <w:t> [</w:t>
             </w:r>
-            <w:hyperlink r:id="rId142" w:history="1">
+            <w:hyperlink r:id="rId141" w:history="1">
               <w:r>
                 <w:rPr>
                   <w:rStyle w:val="Hyperlink"/>
@@ -49207,21 +49191,13 @@
               </w:rPr>
               <w:t xml:space="preserve"> %}</w:t>
             </w:r>
-            <w:hyperlink r:id="rId143" w:anchor="current-courts" w:history="1">
+            <w:hyperlink r:id="rId142" w:anchor="current-courts" w:history="1">
               <w:r>
                 <w:rPr>
                   <w:rStyle w:val="Hyperlink"/>
                 </w:rPr>
-                <w:t xml:space="preserve">See if your court uses </w:t>
+                <w:t>See if your court uses TrueFiling</w:t>
               </w:r>
-              <w:proofErr w:type="spellStart"/>
-              <w:r>
-                <w:rPr>
-                  <w:rStyle w:val="Hyperlink"/>
-                </w:rPr>
-                <w:t>TrueFiling</w:t>
-              </w:r>
-              <w:proofErr w:type="spellEnd"/>
             </w:hyperlink>
             <w:r>
               <w:br/>
@@ -49247,7 +49223,7 @@
             <w:pPr>
               <w:pStyle w:val="Body"/>
             </w:pPr>
-            <w:hyperlink r:id="rId144" w:history="1">
+            <w:hyperlink r:id="rId143" w:history="1">
               <w:r>
                 <w:rPr>
                   <w:rStyle w:val="Hyperlink"/>
@@ -49420,7 +49396,7 @@
               <w:lastRenderedPageBreak/>
               <w:t xml:space="preserve">Step </w:t>
             </w:r>
-            <w:bookmarkStart w:id="13" w:name="FileResponse"/>
+            <w:bookmarkStart w:id="12" w:name="FileResponse"/>
             <w:r>
               <w:fldChar w:fldCharType="begin"/>
             </w:r>
@@ -49442,7 +49418,7 @@
               </w:rPr>
               <w:fldChar w:fldCharType="end"/>
             </w:r>
-            <w:bookmarkEnd w:id="13"/>
+            <w:bookmarkEnd w:id="12"/>
             <w:r>
               <w:rPr>
                 <w:shd w:val="clear" w:color="auto" w:fill="FFFFFF"/>
@@ -49705,7 +49681,7 @@
             <w:r>
               <w:t xml:space="preserve">Use the court’s TrueFile eFiling system to send the documents to the court electronically, if your local court uses TrueFiling. </w:t>
             </w:r>
-            <w:hyperlink r:id="rId145" w:anchor="current-courts" w:history="1">
+            <w:hyperlink r:id="rId144" w:anchor="current-courts" w:history="1">
               <w:r>
                 <w:rPr>
                   <w:rStyle w:val="Hyperlink"/>
@@ -49724,7 +49700,7 @@
             <w:r>
               <w:t xml:space="preserve">File the documents by email, if your local court accepts email filings.  </w:t>
             </w:r>
-            <w:hyperlink r:id="rId146" w:history="1">
+            <w:hyperlink r:id="rId145" w:history="1">
               <w:r>
                 <w:rPr>
                   <w:rStyle w:val="Hyperlink"/>
@@ -49790,23 +49766,7 @@
               <w:fldChar w:fldCharType="end"/>
             </w:r>
             <w:r>
-              <w:t>: Serve {</w:t>
-            </w:r>
-            <w:proofErr w:type="gramStart"/>
-            <w:r>
-              <w:t xml:space="preserve">{ </w:t>
-            </w:r>
-            <w:proofErr w:type="spellStart"/>
-            <w:r>
-              <w:t>other</w:t>
-            </w:r>
-            <w:proofErr w:type="gramEnd"/>
-            <w:r>
-              <w:t>_party_in_case</w:t>
-            </w:r>
-            <w:proofErr w:type="spellEnd"/>
-            <w:r>
-              <w:t xml:space="preserve"> }}.</w:t>
+              <w:t>: Serve {{ other_party_in_case }}.</w:t>
             </w:r>
           </w:p>
           <w:p>
@@ -49822,7 +49782,7 @@
             <w:pPr>
               <w:pStyle w:val="Body"/>
             </w:pPr>
-            <w:hyperlink r:id="rId147" w:anchor="current-courts" w:history="1">
+            <w:hyperlink r:id="rId146" w:anchor="current-courts" w:history="1">
               <w:r>
                 <w:rPr>
                   <w:rStyle w:val="Hyperlink"/>
@@ -49862,7 +49822,7 @@
             <w:pPr>
               <w:pStyle w:val="Body"/>
             </w:pPr>
-            <w:hyperlink r:id="rId148" w:history="1">
+            <w:hyperlink r:id="rId147" w:history="1">
               <w:r>
                 <w:rPr>
                   <w:rStyle w:val="Hyperlink"/>
@@ -50087,10 +50047,9 @@
               <w:outlineLvl w:val="1"/>
             </w:pPr>
             <w:r>
-              <w:lastRenderedPageBreak/>
               <w:t xml:space="preserve">Step </w:t>
             </w:r>
-            <w:bookmarkStart w:id="14" w:name="Serve"/>
+            <w:bookmarkStart w:id="13" w:name="Serve"/>
             <w:r>
               <w:rPr>
                 <w:shd w:val="clear" w:color="auto" w:fill="FFFFFF"/>
@@ -50122,7 +50081,7 @@
               </w:rPr>
               <w:fldChar w:fldCharType="end"/>
             </w:r>
-            <w:bookmarkEnd w:id="14"/>
+            <w:bookmarkEnd w:id="13"/>
             <w:r>
               <w:t xml:space="preserve">: </w:t>
             </w:r>
@@ -50273,7 +50232,7 @@
             <w:r>
               <w:t xml:space="preserve">, </w:t>
             </w:r>
-            <w:hyperlink r:id="rId149" w:history="1">
+            <w:hyperlink r:id="rId148" w:history="1">
               <w:r>
                 <w:rPr>
                   <w:rStyle w:val="Hyperlink"/>
@@ -50308,7 +50267,7 @@
             <w:r>
               <w:t xml:space="preserve">, </w:t>
             </w:r>
-            <w:hyperlink r:id="rId150" w:history="1">
+            <w:hyperlink r:id="rId149" w:history="1">
               <w:r>
                 <w:rPr>
                   <w:rStyle w:val="Hyperlink"/>
@@ -51020,7 +50979,6 @@
               <w:rPr>
                 <w:shd w:val="clear" w:color="auto" w:fill="FFFFFF"/>
               </w:rPr>
-              <w:lastRenderedPageBreak/>
               <w:t>Step</w:t>
             </w:r>
             <w:r>
@@ -51170,7 +51128,7 @@
                 <w:szCs w:val="24"/>
               </w:rPr>
             </w:pPr>
-            <w:bookmarkStart w:id="15" w:name="_Hlk166060862"/>
+            <w:bookmarkStart w:id="14" w:name="_Hlk166060862"/>
             <w:r>
               <w:rPr>
                 <w:rFonts w:ascii="Helvetica" w:hAnsi="Helvetica" w:cs="Helvetica"/>
@@ -51227,7 +51185,7 @@
               <w:t xml:space="preserve"> }}‘s response is due the next day the court is open. For example, if it is due on a Saturday, and the court is open Monday, their response is due Monday.</w:t>
             </w:r>
           </w:p>
-          <w:bookmarkEnd w:id="15"/>
+          <w:bookmarkEnd w:id="14"/>
           <w:p>
             <w:pPr>
               <w:pStyle w:val="Body"/>
@@ -51470,7 +51428,7 @@
                 <w:color w:val="auto"/>
               </w:rPr>
             </w:pPr>
-            <w:hyperlink r:id="rId151" w:history="1">
+            <w:hyperlink r:id="rId150" w:history="1">
               <w:r>
                 <w:rPr>
                   <w:rStyle w:val="Hyperlink"/>
@@ -51508,7 +51466,7 @@
                 <w:b/>
               </w:rPr>
             </w:pPr>
-            <w:hyperlink r:id="rId152" w:history="1">
+            <w:hyperlink r:id="rId151" w:history="1">
               <w:r>
                 <w:rPr>
                   <w:b/>
@@ -51533,7 +51491,7 @@
               </w:rPr>
               <w:t xml:space="preserve">Read: </w:t>
             </w:r>
-            <w:hyperlink r:id="rId153" w:anchor="reply" w:history="1">
+            <w:hyperlink r:id="rId152" w:anchor="reply" w:history="1">
               <w:r>
                 <w:rPr>
                   <w:rStyle w:val="Hyperlink"/>
@@ -51569,7 +51527,7 @@
               </w:rPr>
               <w:t xml:space="preserve">Reply to Opposition to Motion, </w:t>
             </w:r>
-            <w:hyperlink r:id="rId154" w:history="1">
+            <w:hyperlink r:id="rId153" w:history="1">
               <w:r>
                 <w:rPr>
                   <w:rStyle w:val="Hyperlink"/>
@@ -51769,7 +51727,7 @@
             <w:r>
               <w:t xml:space="preserve"> if you believe the judge made a legal mistake. Learn more about </w:t>
             </w:r>
-            <w:hyperlink r:id="rId155" w:history="1">
+            <w:hyperlink r:id="rId154" w:history="1">
               <w:r>
                 <w:rPr>
                   <w:rStyle w:val="Hyperlink"/>
@@ -51800,7 +51758,7 @@
             <w:pPr>
               <w:pStyle w:val="Body"/>
             </w:pPr>
-            <w:hyperlink r:id="rId156" w:history="1">
+            <w:hyperlink r:id="rId155" w:history="1">
               <w:r>
                 <w:rPr>
                   <w:rStyle w:val="Hyperlink"/>
@@ -51835,7 +51793,7 @@
             <w:pPr>
               <w:pStyle w:val="Body"/>
             </w:pPr>
-            <w:hyperlink r:id="rId157" w:history="1">
+            <w:hyperlink r:id="rId156" w:history="1">
               <w:r>
                 <w:rPr>
                   <w:rStyle w:val="Hyperlink"/>
@@ -51854,7 +51812,7 @@
             <w:pPr>
               <w:pStyle w:val="Body"/>
             </w:pPr>
-            <w:hyperlink r:id="rId158" w:anchor="reply" w:history="1">
+            <w:hyperlink r:id="rId157" w:anchor="reply" w:history="1">
               <w:r>
                 <w:rPr>
                   <w:rStyle w:val="Hyperlink"/>
@@ -51864,21 +51822,13 @@
             </w:hyperlink>
             <w:r>
               <w:br/>
-              <w:t>courts.alaska.gov/</w:t>
+              <w:t>courts.alaska.gov/shc/family/</w:t>
             </w:r>
             <w:proofErr w:type="spellStart"/>
             <w:r>
-              <w:t>shc</w:t>
+              <w:t>motions.htm#reply</w:t>
             </w:r>
             <w:proofErr w:type="spellEnd"/>
-            <w:r>
-              <w:t>/family/</w:t>
-            </w:r>
-            <w:proofErr w:type="spellStart"/>
-            <w:r>
-              <w:t>motions.htm#reply</w:t>
-            </w:r>
-            <w:proofErr w:type="spellEnd"/>
           </w:p>
           <w:p>
             <w:pPr>
@@ -51896,7 +51846,7 @@
               </w:rPr>
               <w:t xml:space="preserve">, </w:t>
             </w:r>
-            <w:hyperlink r:id="rId159" w:history="1">
+            <w:hyperlink r:id="rId158" w:history="1">
               <w:r>
                 <w:rPr>
                   <w:rStyle w:val="Hyperlink"/>
@@ -51925,7 +51875,7 @@
               </w:rPr>
               <w:t>{% if user_need =='change foreign custody order' or (user_need in('change custody order', 'change divorce order') and middle_of_case == 'no') %}</w:t>
             </w:r>
-            <w:hyperlink r:id="rId160" w:history="1">
+            <w:hyperlink r:id="rId159" w:history="1">
               <w:r>
                 <w:rPr>
                   <w:rStyle w:val="Hyperlink"/>
@@ -52378,7 +52328,7 @@
             <w:r>
               <w:t xml:space="preserve"> </w:t>
             </w:r>
-            <w:hyperlink r:id="rId161" w:history="1">
+            <w:hyperlink r:id="rId160" w:history="1">
               <w:r>
                 <w:rPr>
                   <w:rStyle w:val="Hyperlink"/>
@@ -52416,7 +52366,7 @@
             <w:pPr>
               <w:pStyle w:val="Body"/>
             </w:pPr>
-            <w:hyperlink r:id="rId162" w:history="1">
+            <w:hyperlink r:id="rId161" w:history="1">
               <w:r>
                 <w:rPr>
                   <w:rStyle w:val="Hyperlink"/>
@@ -53254,7 +53204,7 @@
             <w:r>
               <w:t xml:space="preserve"> </w:t>
             </w:r>
-            <w:hyperlink r:id="rId163" w:history="1">
+            <w:hyperlink r:id="rId162" w:history="1">
               <w:r>
                 <w:rPr>
                   <w:rStyle w:val="Hyperlink"/>
@@ -53279,7 +53229,7 @@
             <w:pPr>
               <w:pStyle w:val="Body"/>
             </w:pPr>
-            <w:hyperlink r:id="rId164" w:history="1">
+            <w:hyperlink r:id="rId163" w:history="1">
               <w:r>
                 <w:rPr>
                   <w:rStyle w:val="Hyperlink"/>
@@ -53482,7 +53432,7 @@
               </w:rPr>
               <w:t xml:space="preserve"> </w:t>
             </w:r>
-            <w:bookmarkStart w:id="16" w:name="CustodyContactParent"/>
+            <w:bookmarkStart w:id="15" w:name="CustodyContactParent"/>
             <w:r>
               <w:rPr>
                 <w:shd w:val="clear" w:color="auto" w:fill="FFFFFF"/>
@@ -53514,7 +53464,7 @@
               </w:rPr>
               <w:fldChar w:fldCharType="end"/>
             </w:r>
-            <w:bookmarkEnd w:id="16"/>
+            <w:bookmarkEnd w:id="15"/>
             <w:r>
               <w:rPr>
                 <w:shd w:val="clear" w:color="auto" w:fill="FFFFFF"/>
@@ -53866,7 +53816,7 @@
               <w:br/>
               <w:t xml:space="preserve">as a </w:t>
             </w:r>
-            <w:hyperlink r:id="rId165" w:tgtFrame="_blank" w:history="1">
+            <w:hyperlink r:id="rId164" w:tgtFrame="_blank" w:history="1">
               <w:r>
                 <w:rPr>
                   <w:rStyle w:val="Hyperlink"/>
@@ -53905,7 +53855,7 @@
               <w:br/>
               <w:t xml:space="preserve">as a </w:t>
             </w:r>
-            <w:hyperlink r:id="rId166" w:tgtFrame="_blank" w:history="1">
+            <w:hyperlink r:id="rId165" w:tgtFrame="_blank" w:history="1">
               <w:r>
                 <w:rPr>
                   <w:rStyle w:val="Hyperlink"/>
@@ -54050,7 +54000,7 @@
               <w:br/>
               <w:t xml:space="preserve">as a </w:t>
             </w:r>
-            <w:hyperlink r:id="rId167" w:tgtFrame="_blank" w:history="1">
+            <w:hyperlink r:id="rId166" w:tgtFrame="_blank" w:history="1">
               <w:r>
                 <w:rPr>
                   <w:rStyle w:val="Hyperlink"/>
@@ -54101,7 +54051,7 @@
               <w:br/>
               <w:t xml:space="preserve">as a </w:t>
             </w:r>
-            <w:hyperlink r:id="rId168" w:tgtFrame="_blank" w:history="1">
+            <w:hyperlink r:id="rId167" w:tgtFrame="_blank" w:history="1">
               <w:r>
                 <w:rPr>
                   <w:rStyle w:val="Hyperlink"/>
@@ -54245,7 +54195,7 @@
               <w:br/>
               <w:t xml:space="preserve">as a </w:t>
             </w:r>
-            <w:hyperlink r:id="rId169" w:tgtFrame="_blank" w:history="1">
+            <w:hyperlink r:id="rId168" w:tgtFrame="_blank" w:history="1">
               <w:r>
                 <w:rPr>
                   <w:rStyle w:val="Hyperlink"/>
@@ -54261,7 +54211,7 @@
               </w:rPr>
               <w:t xml:space="preserve"> </w:t>
             </w:r>
-            <w:hyperlink r:id="rId170" w:history="1">
+            <w:hyperlink r:id="rId169" w:history="1">
               <w:r>
                 <w:rPr>
                   <w:rStyle w:val="Hyperlink"/>
@@ -54292,7 +54242,7 @@
             <w:r>
               <w:t xml:space="preserve"> </w:t>
             </w:r>
-            <w:hyperlink r:id="rId171" w:tgtFrame="_blank" w:history="1">
+            <w:hyperlink r:id="rId170" w:tgtFrame="_blank" w:history="1">
               <w:r>
                 <w:rPr>
                   <w:rStyle w:val="Hyperlink"/>
@@ -54458,6 +54408,164 @@
             <w:r>
               <w:t>[</w:t>
             </w:r>
+            <w:hyperlink r:id="rId171" w:history="1">
+              <w:r>
+                <w:rPr>
+                  <w:rStyle w:val="Hyperlink"/>
+                </w:rPr>
+                <w:t>Fill-In PDF</w:t>
+              </w:r>
+            </w:hyperlink>
+            <w:r>
+              <w:t>]</w:t>
+            </w:r>
+            <w:r>
+              <w:br/>
+            </w:r>
+            <w:r>
+              <w:rPr>
+                <w:color w:val="000000"/>
+              </w:rPr>
+              <w:lastRenderedPageBreak/>
+              <w:t>public.courts.alaska.gov/web/forms/docs/dr-301.pdf</w:t>
+            </w:r>
+            <w:r>
+              <w:rPr>
+                <w:color w:val="000000"/>
+              </w:rPr>
+              <w:br/>
+            </w:r>
+            <w:r>
+              <w:rPr>
+                <w:color w:val="000000"/>
+              </w:rPr>
+              <w:t>D</w:t>
+            </w:r>
+            <w:r>
+              <w:t>o</w:t>
+            </w:r>
+            <w:r>
+              <w:t xml:space="preserve"> </w:t>
+            </w:r>
+            <w:r>
+              <w:rPr>
+                <w:b/>
+              </w:rPr>
+              <w:t>not</w:t>
+            </w:r>
+            <w:r>
+              <w:t xml:space="preserve"> </w:t>
+            </w:r>
+            <w:r>
+              <w:t>sign</w:t>
+            </w:r>
+            <w:r>
+              <w:t xml:space="preserve"> </w:t>
+            </w:r>
+            <w:r>
+              <w:t>the</w:t>
+            </w:r>
+            <w:r>
+              <w:t xml:space="preserve"> </w:t>
+            </w:r>
+            <w:r>
+              <w:t>Order</w:t>
+            </w:r>
+            <w:r>
+              <w:t xml:space="preserve"> </w:t>
+            </w:r>
+            <w:r>
+              <w:t>section.</w:t>
+            </w:r>
+          </w:p>
+          <w:p>
+            <w:pPr>
+              <w:pStyle w:val="ListParagraph"/>
+              <w:ind w:left="418"/>
+              <w:rPr>
+                <w:color w:val="000000"/>
+              </w:rPr>
+            </w:pPr>
+            <w:r>
+              <w:rPr>
+                <w:b/>
+                <w:color w:val="000000"/>
+              </w:rPr>
+              <w:t>Child</w:t>
+            </w:r>
+            <w:r>
+              <w:rPr>
+                <w:b/>
+                <w:color w:val="000000"/>
+              </w:rPr>
+              <w:t xml:space="preserve"> </w:t>
+            </w:r>
+            <w:r>
+              <w:rPr>
+                <w:b/>
+                <w:color w:val="000000"/>
+              </w:rPr>
+              <w:t>Support</w:t>
+            </w:r>
+            <w:r>
+              <w:rPr>
+                <w:b/>
+                <w:color w:val="000000"/>
+              </w:rPr>
+              <w:t xml:space="preserve"> </w:t>
+            </w:r>
+            <w:r>
+              <w:rPr>
+                <w:b/>
+                <w:color w:val="000000"/>
+              </w:rPr>
+              <w:t>Guidelines</w:t>
+            </w:r>
+            <w:r>
+              <w:rPr>
+                <w:b/>
+                <w:color w:val="000000"/>
+              </w:rPr>
+              <w:t xml:space="preserve"> </w:t>
+            </w:r>
+            <w:r>
+              <w:rPr>
+                <w:b/>
+                <w:color w:val="000000"/>
+              </w:rPr>
+              <w:t>Affidavit</w:t>
+            </w:r>
+            <w:r>
+              <w:rPr>
+                <w:color w:val="000000"/>
+              </w:rPr>
+              <w:t>,</w:t>
+            </w:r>
+            <w:r>
+              <w:rPr>
+                <w:color w:val="000000"/>
+              </w:rPr>
+              <w:t xml:space="preserve"> </w:t>
+            </w:r>
+            <w:r>
+              <w:t>DR-305</w:t>
+            </w:r>
+            <w:r>
+              <w:rPr>
+                <w:color w:val="000000"/>
+              </w:rPr>
+              <w:t xml:space="preserve"> </w:t>
+            </w:r>
+            <w:r>
+              <w:rPr>
+                <w:rStyle w:val="small"/>
+                <w:color w:val="000000"/>
+                <w:sz w:val="19"/>
+                <w:szCs w:val="19"/>
+                <w:shd w:val="clear" w:color="auto" w:fill="FFFFFF"/>
+              </w:rPr>
+              <w:t>[</w:t>
+            </w:r>
             <w:hyperlink r:id="rId172" w:history="1">
               <w:r>
                 <w:rPr>
@@ -54470,14 +54578,26 @@
               <w:t>]</w:t>
             </w:r>
             <w:r>
+              <w:rPr>
+                <w:rStyle w:val="small"/>
+                <w:color w:val="000000"/>
+                <w:sz w:val="19"/>
+                <w:szCs w:val="19"/>
+                <w:shd w:val="clear" w:color="auto" w:fill="FFFFFF"/>
+              </w:rPr>
               <w:br/>
             </w:r>
             <w:r>
               <w:rPr>
                 <w:color w:val="000000"/>
               </w:rPr>
-              <w:lastRenderedPageBreak/>
-              <w:t>public.courts.alaska.gov/web/forms/docs/dr-301.pdf</w:t>
+              <w:t>public.courts.alaska.gov/web/forms/docs/dr-305.pdf</w:t>
+            </w:r>
+            <w:r>
+              <w:rPr>
+                <w:color w:val="000000"/>
+              </w:rPr>
+              <w:t xml:space="preserve"> </w:t>
             </w:r>
             <w:r>
               <w:rPr>
@@ -54486,46 +54606,31 @@
               <w:br/>
             </w:r>
             <w:r>
-              <w:rPr>
-                <w:color w:val="000000"/>
-              </w:rPr>
-              <w:t>D</w:t>
-            </w:r>
-            <w:r>
-              <w:t>o</w:t>
-            </w:r>
-            <w:r>
-              <w:t xml:space="preserve"> </w:t>
-            </w:r>
-            <w:r>
-              <w:rPr>
-                <w:b/>
-              </w:rPr>
-              <w:t>not</w:t>
-            </w:r>
-            <w:r>
-              <w:t xml:space="preserve"> </w:t>
-            </w:r>
-            <w:r>
-              <w:t>sign</w:t>
-            </w:r>
-            <w:r>
-              <w:t xml:space="preserve"> </w:t>
-            </w:r>
-            <w:r>
-              <w:t>the</w:t>
-            </w:r>
-            <w:r>
-              <w:t xml:space="preserve"> </w:t>
-            </w:r>
-            <w:r>
-              <w:t>Order</w:t>
-            </w:r>
-            <w:r>
-              <w:t xml:space="preserve"> </w:t>
-            </w:r>
-            <w:r>
-              <w:t>section.</w:t>
+              <w:t>Each</w:t>
+            </w:r>
+            <w:r>
+              <w:t xml:space="preserve"> </w:t>
+            </w:r>
+            <w:r>
+              <w:t>parent</w:t>
+            </w:r>
+            <w:r>
+              <w:t xml:space="preserve"> </w:t>
+            </w:r>
+            <w:r>
+              <w:t>files</w:t>
+            </w:r>
+            <w:r>
+              <w:t xml:space="preserve"> </w:t>
+            </w:r>
+            <w:r>
+              <w:t>their</w:t>
+            </w:r>
+            <w:r>
+              <w:t xml:space="preserve"> </w:t>
+            </w:r>
+            <w:r>
+              <w:t>own</w:t>
             </w:r>
           </w:p>
           <w:p>
@@ -54555,21 +54660,21 @@
                 <w:b/>
                 <w:color w:val="000000"/>
               </w:rPr>
-              <w:t>Support</w:t>
-            </w:r>
-            <w:r>
-              <w:rPr>
-                <w:b/>
-                <w:color w:val="000000"/>
-              </w:rPr>
-              <w:t xml:space="preserve"> </w:t>
-            </w:r>
-            <w:r>
-              <w:rPr>
-                <w:b/>
-                <w:color w:val="000000"/>
-              </w:rPr>
-              <w:t>Guidelines</w:t>
+              <w:t>Custody</w:t>
+            </w:r>
+            <w:r>
+              <w:rPr>
+                <w:b/>
+                <w:color w:val="000000"/>
+              </w:rPr>
+              <w:t xml:space="preserve"> </w:t>
+            </w:r>
+            <w:r>
+              <w:rPr>
+                <w:b/>
+                <w:color w:val="000000"/>
+              </w:rPr>
+              <w:t>Jurisdiction</w:t>
             </w:r>
             <w:r>
               <w:rPr>
@@ -54598,7 +54703,7 @@
               <w:t xml:space="preserve"> </w:t>
             </w:r>
             <w:r>
-              <w:t>DR-305</w:t>
+              <w:t>DR-150</w:t>
             </w:r>
             <w:r>
               <w:rPr>
@@ -54628,20 +54733,13 @@
               <w:t>]</w:t>
             </w:r>
             <w:r>
-              <w:rPr>
-                <w:rStyle w:val="small"/>
-                <w:color w:val="000000"/>
-                <w:sz w:val="19"/>
-                <w:szCs w:val="19"/>
-                <w:shd w:val="clear" w:color="auto" w:fill="FFFFFF"/>
-              </w:rPr>
               <w:br/>
             </w:r>
             <w:r>
               <w:rPr>
                 <w:color w:val="000000"/>
               </w:rPr>
-              <w:t>public.courts.alaska.gov/web/forms/docs/dr-305.pdf</w:t>
+              <w:t>public.courts.alaska.gov/web/forms/docs/dr-150.pdf</w:t>
             </w:r>
             <w:r>
               <w:rPr>
@@ -54656,30 +54754,57 @@
               <w:br/>
             </w:r>
             <w:r>
+              <w:rPr>
+                <w:iCs/>
+              </w:rPr>
               <w:t>Each</w:t>
             </w:r>
             <w:r>
-              <w:t xml:space="preserve"> </w:t>
-            </w:r>
-            <w:r>
+              <w:rPr>
+                <w:iCs/>
+              </w:rPr>
+              <w:t xml:space="preserve"> </w:t>
+            </w:r>
+            <w:r>
+              <w:rPr>
+                <w:iCs/>
+              </w:rPr>
               <w:t>parent</w:t>
             </w:r>
             <w:r>
-              <w:t xml:space="preserve"> </w:t>
-            </w:r>
-            <w:r>
+              <w:rPr>
+                <w:iCs/>
+              </w:rPr>
+              <w:t xml:space="preserve"> </w:t>
+            </w:r>
+            <w:r>
+              <w:rPr>
+                <w:iCs/>
+              </w:rPr>
               <w:t>files</w:t>
             </w:r>
             <w:r>
-              <w:t xml:space="preserve"> </w:t>
-            </w:r>
-            <w:r>
+              <w:rPr>
+                <w:iCs/>
+              </w:rPr>
+              <w:t xml:space="preserve"> </w:t>
+            </w:r>
+            <w:r>
+              <w:rPr>
+                <w:iCs/>
+              </w:rPr>
               <w:t>their</w:t>
             </w:r>
             <w:r>
-              <w:t xml:space="preserve"> </w:t>
-            </w:r>
-            <w:r>
+              <w:rPr>
+                <w:iCs/>
+              </w:rPr>
+              <w:t xml:space="preserve"> </w:t>
+            </w:r>
+            <w:r>
+              <w:rPr>
+                <w:iCs/>
+              </w:rPr>
               <w:t>own</w:t>
             </w:r>
           </w:p>
@@ -54693,10 +54818,341 @@
             </w:pPr>
             <w:r>
               <w:rPr>
-                <w:b/>
-                <w:color w:val="000000"/>
-              </w:rPr>
-              <w:t>Child</w:t>
+                <w:color w:val="000000"/>
+              </w:rPr>
+              <w:t>Choose</w:t>
+            </w:r>
+            <w:r>
+              <w:rPr>
+                <w:color w:val="000000"/>
+              </w:rPr>
+              <w:t xml:space="preserve"> </w:t>
+            </w:r>
+            <w:r>
+              <w:rPr>
+                <w:color w:val="000000"/>
+              </w:rPr>
+              <w:t>1</w:t>
+            </w:r>
+            <w:r>
+              <w:rPr>
+                <w:color w:val="000000"/>
+              </w:rPr>
+              <w:t xml:space="preserve"> </w:t>
+            </w:r>
+            <w:r>
+              <w:rPr>
+                <w:color w:val="000000"/>
+              </w:rPr>
+              <w:t>calculation</w:t>
+            </w:r>
+            <w:r>
+              <w:rPr>
+                <w:color w:val="000000"/>
+              </w:rPr>
+              <w:t xml:space="preserve"> </w:t>
+            </w:r>
+            <w:r>
+              <w:rPr>
+                <w:color w:val="000000"/>
+              </w:rPr>
+              <w:t>below</w:t>
+            </w:r>
+            <w:r>
+              <w:rPr>
+                <w:color w:val="000000"/>
+              </w:rPr>
+              <w:t xml:space="preserve"> </w:t>
+            </w:r>
+            <w:r>
+              <w:rPr>
+                <w:color w:val="000000"/>
+              </w:rPr>
+              <w:t>based</w:t>
+            </w:r>
+            <w:r>
+              <w:rPr>
+                <w:color w:val="000000"/>
+              </w:rPr>
+              <w:t xml:space="preserve"> </w:t>
+            </w:r>
+            <w:r>
+              <w:rPr>
+                <w:color w:val="000000"/>
+              </w:rPr>
+              <w:t>on</w:t>
+            </w:r>
+            <w:r>
+              <w:rPr>
+                <w:color w:val="000000"/>
+              </w:rPr>
+              <w:t xml:space="preserve"> </w:t>
+            </w:r>
+            <w:r>
+              <w:rPr>
+                <w:color w:val="000000"/>
+              </w:rPr>
+              <w:t>the</w:t>
+            </w:r>
+            <w:r>
+              <w:rPr>
+                <w:color w:val="000000"/>
+              </w:rPr>
+              <w:t xml:space="preserve"> </w:t>
+            </w:r>
+            <w:r>
+              <w:rPr>
+                <w:color w:val="000000"/>
+              </w:rPr>
+              <w:t>parenting</w:t>
+            </w:r>
+            <w:r>
+              <w:rPr>
+                <w:color w:val="000000"/>
+              </w:rPr>
+              <w:t xml:space="preserve"> </w:t>
+            </w:r>
+            <w:r>
+              <w:rPr>
+                <w:color w:val="000000"/>
+              </w:rPr>
+              <w:t>schedule</w:t>
+            </w:r>
+            <w:r>
+              <w:rPr>
+                <w:color w:val="000000"/>
+              </w:rPr>
+              <w:t xml:space="preserve"> </w:t>
+            </w:r>
+            <w:r>
+              <w:rPr>
+                <w:color w:val="000000"/>
+              </w:rPr>
+              <w:t>if</w:t>
+            </w:r>
+            <w:r>
+              <w:rPr>
+                <w:color w:val="000000"/>
+              </w:rPr>
+              <w:t xml:space="preserve"> </w:t>
+            </w:r>
+            <w:r>
+              <w:rPr>
+                <w:color w:val="000000"/>
+              </w:rPr>
+              <w:t>it</w:t>
+            </w:r>
+            <w:r>
+              <w:rPr>
+                <w:color w:val="000000"/>
+              </w:rPr>
+              <w:t xml:space="preserve"> </w:t>
+            </w:r>
+            <w:r>
+              <w:rPr>
+                <w:color w:val="000000"/>
+              </w:rPr>
+              <w:t>is</w:t>
+            </w:r>
+            <w:r>
+              <w:rPr>
+                <w:color w:val="000000"/>
+              </w:rPr>
+              <w:t xml:space="preserve"> </w:t>
+            </w:r>
+            <w:r>
+              <w:rPr>
+                <w:color w:val="000000"/>
+              </w:rPr>
+              <w:t>not</w:t>
+            </w:r>
+            <w:r>
+              <w:rPr>
+                <w:color w:val="000000"/>
+              </w:rPr>
+              <w:t xml:space="preserve"> </w:t>
+            </w:r>
+            <w:r>
+              <w:rPr>
+                <w:color w:val="000000"/>
+              </w:rPr>
+              <w:t>a</w:t>
+            </w:r>
+            <w:r>
+              <w:rPr>
+                <w:color w:val="000000"/>
+              </w:rPr>
+              <w:t xml:space="preserve"> </w:t>
+            </w:r>
+            <w:r>
+              <w:rPr>
+                <w:color w:val="000000"/>
+              </w:rPr>
+              <w:t>primary</w:t>
+            </w:r>
+            <w:r>
+              <w:rPr>
+                <w:color w:val="000000"/>
+              </w:rPr>
+              <w:t xml:space="preserve"> </w:t>
+            </w:r>
+            <w:r>
+              <w:rPr>
+                <w:color w:val="000000"/>
+              </w:rPr>
+              <w:t>custody</w:t>
+            </w:r>
+            <w:r>
+              <w:rPr>
+                <w:color w:val="000000"/>
+              </w:rPr>
+              <w:t xml:space="preserve"> </w:t>
+            </w:r>
+            <w:r>
+              <w:rPr>
+                <w:color w:val="000000"/>
+              </w:rPr>
+              <w:t>calculation</w:t>
+            </w:r>
+            <w:r>
+              <w:rPr>
+                <w:color w:val="000000"/>
+              </w:rPr>
+              <w:t xml:space="preserve"> -when </w:t>
+            </w:r>
+            <w:r>
+              <w:rPr>
+                <w:color w:val="000000"/>
+              </w:rPr>
+              <w:t>children</w:t>
+            </w:r>
+            <w:r>
+              <w:rPr>
+                <w:color w:val="000000"/>
+              </w:rPr>
+              <w:t xml:space="preserve"> </w:t>
+            </w:r>
+            <w:r>
+              <w:rPr>
+                <w:color w:val="000000"/>
+              </w:rPr>
+              <w:t>are</w:t>
+            </w:r>
+            <w:r>
+              <w:rPr>
+                <w:color w:val="000000"/>
+              </w:rPr>
+              <w:t xml:space="preserve"> </w:t>
+            </w:r>
+            <w:r>
+              <w:rPr>
+                <w:color w:val="000000"/>
+              </w:rPr>
+              <w:t>with</w:t>
+            </w:r>
+            <w:r>
+              <w:rPr>
+                <w:color w:val="000000"/>
+              </w:rPr>
+              <w:t xml:space="preserve"> </w:t>
+            </w:r>
+            <w:r>
+              <w:rPr>
+                <w:color w:val="000000"/>
+              </w:rPr>
+              <w:t>1</w:t>
+            </w:r>
+            <w:r>
+              <w:rPr>
+                <w:color w:val="000000"/>
+              </w:rPr>
+              <w:t xml:space="preserve"> </w:t>
+            </w:r>
+            <w:r>
+              <w:rPr>
+                <w:color w:val="000000"/>
+              </w:rPr>
+              <w:t>parent</w:t>
+            </w:r>
+            <w:r>
+              <w:rPr>
+                <w:color w:val="000000"/>
+              </w:rPr>
+              <w:t xml:space="preserve"> </w:t>
+            </w:r>
+            <w:r>
+              <w:rPr>
+                <w:color w:val="000000"/>
+              </w:rPr>
+              <w:t>for</w:t>
+            </w:r>
+            <w:r>
+              <w:rPr>
+                <w:color w:val="000000"/>
+              </w:rPr>
+              <w:t xml:space="preserve"> </w:t>
+            </w:r>
+            <w:r>
+              <w:rPr>
+                <w:color w:val="000000"/>
+              </w:rPr>
+              <w:t>at</w:t>
+            </w:r>
+            <w:r>
+              <w:rPr>
+                <w:color w:val="000000"/>
+              </w:rPr>
+              <w:t xml:space="preserve"> </w:t>
+            </w:r>
+            <w:r>
+              <w:rPr>
+                <w:color w:val="000000"/>
+              </w:rPr>
+              <w:t>least</w:t>
+            </w:r>
+            <w:r>
+              <w:rPr>
+                <w:color w:val="000000"/>
+              </w:rPr>
+              <w:t xml:space="preserve"> </w:t>
+            </w:r>
+            <w:r>
+              <w:rPr>
+                <w:color w:val="000000"/>
+              </w:rPr>
+              <w:t>256</w:t>
+            </w:r>
+            <w:r>
+              <w:rPr>
+                <w:color w:val="000000"/>
+              </w:rPr>
+              <w:t xml:space="preserve"> </w:t>
+            </w:r>
+            <w:r>
+              <w:rPr>
+                <w:color w:val="000000"/>
+              </w:rPr>
+              <w:t>overnights/year.</w:t>
+            </w:r>
+          </w:p>
+          <w:p>
+            <w:pPr>
+              <w:pStyle w:val="ListParagraph"/>
+              <w:numPr>
+                <w:ilvl w:val="1"/>
+                <w:numId w:val="1"/>
+              </w:numPr>
+              <w:ind w:left="870"/>
+              <w:rPr>
+                <w:color w:val="000000"/>
+              </w:rPr>
+            </w:pPr>
+            <w:r>
+              <w:rPr>
+                <w:b/>
+                <w:color w:val="000000"/>
+              </w:rPr>
+              <w:t>Shared</w:t>
             </w:r>
             <w:r>
               <w:rPr>
@@ -54724,21 +55180,21 @@
                 <w:b/>
                 <w:color w:val="000000"/>
               </w:rPr>
-              <w:t>Jurisdiction</w:t>
-            </w:r>
-            <w:r>
-              <w:rPr>
-                <w:b/>
-                <w:color w:val="000000"/>
-              </w:rPr>
-              <w:t xml:space="preserve"> </w:t>
-            </w:r>
-            <w:r>
-              <w:rPr>
-                <w:b/>
-                <w:color w:val="000000"/>
-              </w:rPr>
-              <w:t>Affidavit</w:t>
+              <w:t>Support</w:t>
+            </w:r>
+            <w:r>
+              <w:rPr>
+                <w:b/>
+                <w:color w:val="000000"/>
+              </w:rPr>
+              <w:t xml:space="preserve"> </w:t>
+            </w:r>
+            <w:r>
+              <w:rPr>
+                <w:b/>
+                <w:color w:val="000000"/>
+              </w:rPr>
+              <w:t>Calculation</w:t>
             </w:r>
             <w:r>
               <w:rPr>
@@ -54753,21 +55209,17 @@
               <w:t xml:space="preserve"> </w:t>
             </w:r>
             <w:r>
-              <w:t>DR-150</w:t>
-            </w:r>
-            <w:r>
-              <w:rPr>
-                <w:color w:val="000000"/>
-              </w:rPr>
-              <w:t xml:space="preserve"> </w:t>
-            </w:r>
-            <w:r>
-              <w:rPr>
-                <w:rStyle w:val="small"/>
-                <w:color w:val="000000"/>
-                <w:sz w:val="19"/>
-                <w:szCs w:val="19"/>
-                <w:shd w:val="clear" w:color="auto" w:fill="FFFFFF"/>
+              <w:t>DR-306</w:t>
+            </w:r>
+            <w:r>
+              <w:rPr>
+                <w:color w:val="000000"/>
+              </w:rPr>
+              <w:t xml:space="preserve"> </w:t>
+            </w:r>
+            <w:r>
+              <w:rPr>
+                <w:color w:val="000000"/>
               </w:rPr>
               <w:t>[</w:t>
             </w:r>
@@ -54780,6 +55232,9 @@
               </w:r>
             </w:hyperlink>
             <w:r>
+              <w:rPr>
+                <w:color w:val="000000"/>
+              </w:rPr>
               <w:t>]</w:t>
             </w:r>
             <w:r>
@@ -54789,400 +55244,7 @@
               <w:rPr>
                 <w:color w:val="000000"/>
               </w:rPr>
-              <w:t>public.courts.alaska.gov/web/forms/docs/dr-150.pdf</w:t>
-            </w:r>
-            <w:r>
-              <w:rPr>
-                <w:color w:val="000000"/>
-              </w:rPr>
-              <w:t xml:space="preserve"> </w:t>
-            </w:r>
-            <w:r>
-              <w:rPr>
-                <w:color w:val="000000"/>
-              </w:rPr>
-              <w:br/>
-            </w:r>
-            <w:r>
-              <w:rPr>
-                <w:iCs/>
-              </w:rPr>
-              <w:t>Each</w:t>
-            </w:r>
-            <w:r>
-              <w:rPr>
-                <w:iCs/>
-              </w:rPr>
-              <w:t xml:space="preserve"> </w:t>
-            </w:r>
-            <w:r>
-              <w:rPr>
-                <w:iCs/>
-              </w:rPr>
-              <w:t>parent</w:t>
-            </w:r>
-            <w:r>
-              <w:rPr>
-                <w:iCs/>
-              </w:rPr>
-              <w:t xml:space="preserve"> </w:t>
-            </w:r>
-            <w:r>
-              <w:rPr>
-                <w:iCs/>
-              </w:rPr>
-              <w:t>files</w:t>
-            </w:r>
-            <w:r>
-              <w:rPr>
-                <w:iCs/>
-              </w:rPr>
-              <w:t xml:space="preserve"> </w:t>
-            </w:r>
-            <w:r>
-              <w:rPr>
-                <w:iCs/>
-              </w:rPr>
-              <w:t>their</w:t>
-            </w:r>
-            <w:r>
-              <w:rPr>
-                <w:iCs/>
-              </w:rPr>
-              <w:t xml:space="preserve"> </w:t>
-            </w:r>
-            <w:r>
-              <w:rPr>
-                <w:iCs/>
-              </w:rPr>
-              <w:t>own</w:t>
-            </w:r>
-          </w:p>
-          <w:p>
-            <w:pPr>
-              <w:pStyle w:val="ListParagraph"/>
-              <w:ind w:left="418"/>
-              <w:rPr>
-                <w:color w:val="000000"/>
-              </w:rPr>
-            </w:pPr>
-            <w:r>
-              <w:rPr>
-                <w:color w:val="000000"/>
-              </w:rPr>
-              <w:t>Choose</w:t>
-            </w:r>
-            <w:r>
-              <w:rPr>
-                <w:color w:val="000000"/>
-              </w:rPr>
-              <w:t xml:space="preserve"> </w:t>
-            </w:r>
-            <w:r>
-              <w:rPr>
-                <w:color w:val="000000"/>
-              </w:rPr>
-              <w:t>1</w:t>
-            </w:r>
-            <w:r>
-              <w:rPr>
-                <w:color w:val="000000"/>
-              </w:rPr>
-              <w:t xml:space="preserve"> </w:t>
-            </w:r>
-            <w:r>
-              <w:rPr>
-                <w:color w:val="000000"/>
-              </w:rPr>
-              <w:t>calculation</w:t>
-            </w:r>
-            <w:r>
-              <w:rPr>
-                <w:color w:val="000000"/>
-              </w:rPr>
-              <w:t xml:space="preserve"> </w:t>
-            </w:r>
-            <w:r>
-              <w:rPr>
-                <w:color w:val="000000"/>
-              </w:rPr>
-              <w:t>below</w:t>
-            </w:r>
-            <w:r>
-              <w:rPr>
-                <w:color w:val="000000"/>
-              </w:rPr>
-              <w:t xml:space="preserve"> </w:t>
-            </w:r>
-            <w:r>
-              <w:rPr>
-                <w:color w:val="000000"/>
-              </w:rPr>
-              <w:t>based</w:t>
-            </w:r>
-            <w:r>
-              <w:rPr>
-                <w:color w:val="000000"/>
-              </w:rPr>
-              <w:t xml:space="preserve"> </w:t>
-            </w:r>
-            <w:r>
-              <w:rPr>
-                <w:color w:val="000000"/>
-              </w:rPr>
-              <w:t>on</w:t>
-            </w:r>
-            <w:r>
-              <w:rPr>
-                <w:color w:val="000000"/>
-              </w:rPr>
-              <w:t xml:space="preserve"> </w:t>
-            </w:r>
-            <w:r>
-              <w:rPr>
-                <w:color w:val="000000"/>
-              </w:rPr>
-              <w:t>the</w:t>
-            </w:r>
-            <w:r>
-              <w:rPr>
-                <w:color w:val="000000"/>
-              </w:rPr>
-              <w:t xml:space="preserve"> </w:t>
-            </w:r>
-            <w:r>
-              <w:rPr>
-                <w:color w:val="000000"/>
-              </w:rPr>
-              <w:t>parenting</w:t>
-            </w:r>
-            <w:r>
-              <w:rPr>
-                <w:color w:val="000000"/>
-              </w:rPr>
-              <w:t xml:space="preserve"> </w:t>
-            </w:r>
-            <w:r>
-              <w:rPr>
-                <w:color w:val="000000"/>
-              </w:rPr>
-              <w:t>schedule</w:t>
-            </w:r>
-            <w:r>
-              <w:rPr>
-                <w:color w:val="000000"/>
-              </w:rPr>
-              <w:t xml:space="preserve"> </w:t>
-            </w:r>
-            <w:r>
-              <w:rPr>
-                <w:color w:val="000000"/>
-              </w:rPr>
-              <w:t>if</w:t>
-            </w:r>
-            <w:r>
-              <w:rPr>
-                <w:color w:val="000000"/>
-              </w:rPr>
-              <w:t xml:space="preserve"> </w:t>
-            </w:r>
-            <w:r>
-              <w:rPr>
-                <w:color w:val="000000"/>
-              </w:rPr>
-              <w:t>it</w:t>
-            </w:r>
-            <w:r>
-              <w:rPr>
-                <w:color w:val="000000"/>
-              </w:rPr>
-              <w:t xml:space="preserve"> </w:t>
-            </w:r>
-            <w:r>
-              <w:rPr>
-                <w:color w:val="000000"/>
-              </w:rPr>
-              <w:t>is</w:t>
-            </w:r>
-            <w:r>
-              <w:rPr>
-                <w:color w:val="000000"/>
-              </w:rPr>
-              <w:t xml:space="preserve"> </w:t>
-            </w:r>
-            <w:r>
-              <w:rPr>
-                <w:color w:val="000000"/>
-              </w:rPr>
-              <w:t>not</w:t>
-            </w:r>
-            <w:r>
-              <w:rPr>
-                <w:color w:val="000000"/>
-              </w:rPr>
-              <w:t xml:space="preserve"> </w:t>
-            </w:r>
-            <w:r>
-              <w:rPr>
-                <w:color w:val="000000"/>
-              </w:rPr>
-              <w:t>a</w:t>
-            </w:r>
-            <w:r>
-              <w:rPr>
-                <w:color w:val="000000"/>
-              </w:rPr>
-              <w:t xml:space="preserve"> </w:t>
-            </w:r>
-            <w:r>
-              <w:rPr>
-                <w:color w:val="000000"/>
-              </w:rPr>
-              <w:t>primary</w:t>
-            </w:r>
-            <w:r>
-              <w:rPr>
-                <w:color w:val="000000"/>
-              </w:rPr>
-              <w:t xml:space="preserve"> </w:t>
-            </w:r>
-            <w:r>
-              <w:rPr>
-                <w:color w:val="000000"/>
-              </w:rPr>
-              <w:t>custody</w:t>
-            </w:r>
-            <w:r>
-              <w:rPr>
-                <w:color w:val="000000"/>
-              </w:rPr>
-              <w:t xml:space="preserve"> </w:t>
-            </w:r>
-            <w:r>
-              <w:rPr>
-                <w:color w:val="000000"/>
-              </w:rPr>
-              <w:t>calculation</w:t>
-            </w:r>
-            <w:r>
-              <w:rPr>
-                <w:color w:val="000000"/>
-              </w:rPr>
-              <w:t xml:space="preserve"> -when </w:t>
-            </w:r>
-            <w:r>
-              <w:rPr>
-                <w:color w:val="000000"/>
-              </w:rPr>
-              <w:t>children</w:t>
-            </w:r>
-            <w:r>
-              <w:rPr>
-                <w:color w:val="000000"/>
-              </w:rPr>
-              <w:t xml:space="preserve"> </w:t>
-            </w:r>
-            <w:r>
-              <w:rPr>
-                <w:color w:val="000000"/>
-              </w:rPr>
-              <w:t>are</w:t>
-            </w:r>
-            <w:r>
-              <w:rPr>
-                <w:color w:val="000000"/>
-              </w:rPr>
-              <w:t xml:space="preserve"> </w:t>
-            </w:r>
-            <w:r>
-              <w:rPr>
-                <w:color w:val="000000"/>
-              </w:rPr>
-              <w:t>with</w:t>
-            </w:r>
-            <w:r>
-              <w:rPr>
-                <w:color w:val="000000"/>
-              </w:rPr>
-              <w:t xml:space="preserve"> </w:t>
-            </w:r>
-            <w:r>
-              <w:rPr>
-                <w:color w:val="000000"/>
-              </w:rPr>
-              <w:t>1</w:t>
-            </w:r>
-            <w:r>
-              <w:rPr>
-                <w:color w:val="000000"/>
-              </w:rPr>
-              <w:t xml:space="preserve"> </w:t>
-            </w:r>
-            <w:r>
-              <w:rPr>
-                <w:color w:val="000000"/>
-              </w:rPr>
-              <w:t>parent</w:t>
-            </w:r>
-            <w:r>
-              <w:rPr>
-                <w:color w:val="000000"/>
-              </w:rPr>
-              <w:t xml:space="preserve"> </w:t>
-            </w:r>
-            <w:r>
-              <w:rPr>
-                <w:color w:val="000000"/>
-              </w:rPr>
-              <w:t>for</w:t>
-            </w:r>
-            <w:r>
-              <w:rPr>
-                <w:color w:val="000000"/>
-              </w:rPr>
-              <w:t xml:space="preserve"> </w:t>
-            </w:r>
-            <w:r>
-              <w:rPr>
-                <w:color w:val="000000"/>
-              </w:rPr>
-              <w:t>at</w:t>
-            </w:r>
-            <w:r>
-              <w:rPr>
-                <w:color w:val="000000"/>
-              </w:rPr>
-              <w:t xml:space="preserve"> </w:t>
-            </w:r>
-            <w:r>
-              <w:rPr>
-                <w:color w:val="000000"/>
-              </w:rPr>
-              <w:t>least</w:t>
-            </w:r>
-            <w:r>
-              <w:rPr>
-                <w:color w:val="000000"/>
-              </w:rPr>
-              <w:t xml:space="preserve"> </w:t>
-            </w:r>
-            <w:r>
-              <w:rPr>
-                <w:color w:val="000000"/>
-              </w:rPr>
-              <w:t>256</w:t>
-            </w:r>
-            <w:r>
-              <w:rPr>
-                <w:color w:val="000000"/>
-              </w:rPr>
-              <w:t xml:space="preserve"> </w:t>
-            </w:r>
-            <w:r>
-              <w:rPr>
-                <w:color w:val="000000"/>
-              </w:rPr>
-              <w:t>overnights/year.</w:t>
+              <w:t>public.courts.alaska.gov/web/forms/docs/dr-306.pdf</w:t>
             </w:r>
           </w:p>
           <w:p>
@@ -55194,84 +55256,31 @@
               </w:numPr>
               <w:ind w:left="870"/>
               <w:rPr>
-                <w:color w:val="000000"/>
-              </w:rPr>
-            </w:pPr>
-            <w:r>
-              <w:rPr>
-                <w:b/>
-                <w:color w:val="000000"/>
-              </w:rPr>
-              <w:t>Shared</w:t>
-            </w:r>
-            <w:r>
-              <w:rPr>
-                <w:b/>
-                <w:color w:val="000000"/>
-              </w:rPr>
-              <w:t xml:space="preserve"> </w:t>
-            </w:r>
-            <w:r>
-              <w:rPr>
-                <w:b/>
-                <w:color w:val="000000"/>
-              </w:rPr>
-              <w:t>Custody</w:t>
-            </w:r>
-            <w:r>
-              <w:rPr>
-                <w:b/>
-                <w:color w:val="000000"/>
-              </w:rPr>
-              <w:t xml:space="preserve"> </w:t>
-            </w:r>
-            <w:r>
-              <w:rPr>
-                <w:b/>
-                <w:color w:val="000000"/>
-              </w:rPr>
-              <w:t>Support</w:t>
-            </w:r>
-            <w:r>
-              <w:rPr>
-                <w:b/>
-                <w:color w:val="000000"/>
-              </w:rPr>
-              <w:t xml:space="preserve"> </w:t>
-            </w:r>
-            <w:r>
-              <w:rPr>
-                <w:b/>
-                <w:color w:val="000000"/>
-              </w:rPr>
-              <w:t>Calculation</w:t>
-            </w:r>
-            <w:r>
-              <w:rPr>
-                <w:color w:val="000000"/>
-              </w:rPr>
-              <w:t>,</w:t>
-            </w:r>
-            <w:r>
-              <w:rPr>
-                <w:color w:val="000000"/>
-              </w:rPr>
-              <w:t xml:space="preserve"> </w:t>
-            </w:r>
-            <w:r>
-              <w:t>DR-306</w:t>
-            </w:r>
-            <w:r>
-              <w:rPr>
-                <w:color w:val="000000"/>
-              </w:rPr>
-              <w:t xml:space="preserve"> </w:t>
-            </w:r>
-            <w:r>
-              <w:rPr>
-                <w:color w:val="000000"/>
-              </w:rPr>
-              <w:t>[</w:t>
+                <w:bCs/>
+                <w:color w:val="000000"/>
+              </w:rPr>
+            </w:pPr>
+            <w:r>
+              <w:rPr>
+                <w:b/>
+                <w:color w:val="000000"/>
+              </w:rPr>
+              <w:t>Divided Custody Support Calculation</w:t>
+            </w:r>
+            <w:r>
+              <w:rPr>
+                <w:color w:val="000000"/>
+              </w:rPr>
+              <w:t xml:space="preserve">, </w:t>
+            </w:r>
+            <w:r>
+              <w:t>DR-307</w:t>
+            </w:r>
+            <w:r>
+              <w:rPr>
+                <w:color w:val="000000"/>
+              </w:rPr>
+              <w:t xml:space="preserve"> [</w:t>
             </w:r>
             <w:hyperlink r:id="rId175" w:history="1">
               <w:r>
@@ -55289,12 +55298,7 @@
             </w:r>
             <w:r>
               <w:br/>
-            </w:r>
-            <w:r>
-              <w:rPr>
-                <w:color w:val="000000"/>
-              </w:rPr>
-              <w:t>public.courts.alaska.gov/web/forms/docs/dr-306.pdf</w:t>
+              <w:t>public.courts.alaska.gov/web/forms/docs/dr-307.pdf</w:t>
             </w:r>
           </w:p>
           <w:p>
@@ -55315,7 +55319,7 @@
                 <w:b/>
                 <w:color w:val="000000"/>
               </w:rPr>
-              <w:t>Divided Custody Support Calculation</w:t>
+              <w:t>Hybrid Custody Child Support Calculation</w:t>
             </w:r>
             <w:r>
               <w:rPr>
@@ -55324,7 +55328,7 @@
               <w:t xml:space="preserve">, </w:t>
             </w:r>
             <w:r>
-              <w:t>DR-307</w:t>
+              <w:t>DR-308</w:t>
             </w:r>
             <w:r>
               <w:rPr>
@@ -55347,60 +55351,6 @@
               <w:t>]</w:t>
             </w:r>
             <w:r>
-              <w:br/>
-              <w:t>public.courts.alaska.gov/web/forms/docs/dr-307.pdf</w:t>
-            </w:r>
-          </w:p>
-          <w:p>
-            <w:pPr>
-              <w:pStyle w:val="ListParagraph"/>
-              <w:numPr>
-                <w:ilvl w:val="1"/>
-                <w:numId w:val="1"/>
-              </w:numPr>
-              <w:ind w:left="870"/>
-              <w:rPr>
-                <w:bCs/>
-                <w:color w:val="000000"/>
-              </w:rPr>
-            </w:pPr>
-            <w:r>
-              <w:rPr>
-                <w:b/>
-                <w:color w:val="000000"/>
-              </w:rPr>
-              <w:t>Hybrid Custody Child Support Calculation</w:t>
-            </w:r>
-            <w:r>
-              <w:rPr>
-                <w:color w:val="000000"/>
-              </w:rPr>
-              <w:t xml:space="preserve">, </w:t>
-            </w:r>
-            <w:r>
-              <w:t>DR-308</w:t>
-            </w:r>
-            <w:r>
-              <w:rPr>
-                <w:color w:val="000000"/>
-              </w:rPr>
-              <w:t xml:space="preserve"> [</w:t>
-            </w:r>
-            <w:hyperlink r:id="rId177" w:history="1">
-              <w:r>
-                <w:rPr>
-                  <w:rStyle w:val="Hyperlink"/>
-                </w:rPr>
-                <w:t>Fill-In PDF</w:t>
-              </w:r>
-            </w:hyperlink>
-            <w:r>
-              <w:rPr>
-                <w:color w:val="000000"/>
-              </w:rPr>
-              <w:t>]</w:t>
-            </w:r>
-            <w:r>
               <w:t xml:space="preserve"> </w:t>
             </w:r>
             <w:r>
@@ -55726,7 +55676,7 @@
               <w:br/>
               <w:t xml:space="preserve">as a </w:t>
             </w:r>
-            <w:hyperlink r:id="rId178" w:tgtFrame="_blank" w:history="1">
+            <w:hyperlink r:id="rId177" w:tgtFrame="_blank" w:history="1">
               <w:r>
                 <w:rPr>
                   <w:rStyle w:val="Hyperlink"/>
@@ -55742,7 +55692,7 @@
               </w:rPr>
               <w:t xml:space="preserve"> </w:t>
             </w:r>
-            <w:hyperlink r:id="rId179" w:history="1">
+            <w:hyperlink r:id="rId178" w:history="1">
               <w:r>
                 <w:rPr>
                   <w:rStyle w:val="Hyperlink"/>
@@ -55769,7 +55719,7 @@
             <w:r>
               <w:t xml:space="preserve"> </w:t>
             </w:r>
-            <w:hyperlink r:id="rId180" w:tgtFrame="_blank" w:history="1">
+            <w:hyperlink r:id="rId179" w:tgtFrame="_blank" w:history="1">
               <w:r>
                 <w:rPr>
                   <w:rStyle w:val="Hyperlink"/>
@@ -55844,7 +55794,7 @@
               <w:br/>
               <w:t xml:space="preserve">as a </w:t>
             </w:r>
-            <w:hyperlink r:id="rId181" w:tgtFrame="_blank" w:history="1">
+            <w:hyperlink r:id="rId180" w:tgtFrame="_blank" w:history="1">
               <w:r>
                 <w:rPr>
                   <w:rStyle w:val="Hyperlink"/>
@@ -55860,7 +55810,7 @@
               </w:rPr>
               <w:t xml:space="preserve"> </w:t>
             </w:r>
-            <w:hyperlink r:id="rId182" w:history="1">
+            <w:hyperlink r:id="rId181" w:history="1">
               <w:r>
                 <w:rPr>
                   <w:rStyle w:val="Hyperlink"/>
@@ -55891,7 +55841,7 @@
             <w:r>
               <w:t xml:space="preserve"> </w:t>
             </w:r>
-            <w:hyperlink r:id="rId183" w:tgtFrame="_blank" w:history="1">
+            <w:hyperlink r:id="rId182" w:tgtFrame="_blank" w:history="1">
               <w:r>
                 <w:rPr>
                   <w:rStyle w:val="Hyperlink"/>
@@ -55986,7 +55936,7 @@
               </w:rPr>
               <w:t xml:space="preserve"> </w:t>
             </w:r>
-            <w:bookmarkStart w:id="17" w:name="FileSetAsideAgreement"/>
+            <w:bookmarkStart w:id="16" w:name="FileSetAsideAgreement"/>
             <w:r>
               <w:rPr>
                 <w:shd w:val="clear" w:color="auto" w:fill="FFFFFF"/>
@@ -56018,7 +55968,7 @@
               </w:rPr>
               <w:fldChar w:fldCharType="end"/>
             </w:r>
-            <w:bookmarkEnd w:id="17"/>
+            <w:bookmarkEnd w:id="16"/>
             <w:r>
               <w:rPr>
                 <w:shd w:val="clear" w:color="auto" w:fill="FFFFFF"/>
@@ -56162,21 +56112,7 @@
               <w:rPr>
                 <w:shd w:val="clear" w:color="auto" w:fill="FFFFFF"/>
               </w:rPr>
-              <w:t>{%</w:t>
-            </w:r>
-            <w:proofErr w:type="spellStart"/>
-            <w:r>
-              <w:rPr>
-                <w:shd w:val="clear" w:color="auto" w:fill="FFFFFF"/>
-              </w:rPr>
-              <w:t>tr</w:t>
-            </w:r>
-            <w:proofErr w:type="spellEnd"/>
-            <w:r>
-              <w:rPr>
-                <w:shd w:val="clear" w:color="auto" w:fill="FFFFFF"/>
-              </w:rPr>
-              <w:t xml:space="preserve"> if </w:t>
+              <w:t xml:space="preserve">{%tr if </w:t>
             </w:r>
             <w:proofErr w:type="spellStart"/>
             <w:r>
@@ -57052,7 +56988,7 @@
             <w:r>
               <w:t xml:space="preserve"> </w:t>
             </w:r>
-            <w:hyperlink r:id="rId184" w:anchor="1" w:history="1">
+            <w:hyperlink r:id="rId183" w:anchor="1" w:history="1">
               <w:r>
                 <w:rPr>
                   <w:rStyle w:val="Hyperlink"/>
@@ -57536,7 +57472,7 @@
               </w:rPr>
               <w:t xml:space="preserve"> </w:t>
             </w:r>
-            <w:hyperlink r:id="rId185" w:history="1">
+            <w:hyperlink r:id="rId184" w:history="1">
               <w:r>
                 <w:rPr>
                   <w:rStyle w:val="Hyperlink"/>
@@ -57695,7 +57631,7 @@
             <w:r>
               <w:t xml:space="preserve"> </w:t>
             </w:r>
-            <w:hyperlink r:id="rId186" w:history="1">
+            <w:hyperlink r:id="rId185" w:history="1">
               <w:r>
                 <w:rPr>
                   <w:rStyle w:val="Hyperlink"/>
@@ -58045,7 +57981,7 @@
               </w:rPr>
               <w:t xml:space="preserve"> </w:t>
             </w:r>
-            <w:hyperlink r:id="rId187" w:history="1">
+            <w:hyperlink r:id="rId186" w:history="1">
               <w:r>
                 <w:rPr>
                   <w:b/>
@@ -58250,7 +58186,7 @@
             <w:r>
               <w:t xml:space="preserve"> </w:t>
             </w:r>
-            <w:hyperlink r:id="rId188" w:history="1">
+            <w:hyperlink r:id="rId187" w:history="1">
               <w:r>
                 <w:rPr>
                   <w:rStyle w:val="Hyperlink"/>
@@ -58851,7 +58787,7 @@
             <w:r>
               <w:t xml:space="preserve"> </w:t>
             </w:r>
-            <w:hyperlink r:id="rId189" w:anchor="supremecourt" w:tgtFrame="_blank" w:history="1">
+            <w:hyperlink r:id="rId188" w:anchor="supremecourt" w:tgtFrame="_blank" w:history="1">
               <w:r>
                 <w:rPr>
                   <w:rStyle w:val="Hyperlink"/>
@@ -58922,7 +58858,7 @@
             <w:r>
               <w:t xml:space="preserve"> </w:t>
             </w:r>
-            <w:hyperlink r:id="rId190" w:anchor="justice" w:tgtFrame="_blank" w:history="1">
+            <w:hyperlink r:id="rId189" w:anchor="justice" w:tgtFrame="_blank" w:history="1">
               <w:r>
                 <w:rPr>
                   <w:rStyle w:val="Hyperlink"/>
@@ -58990,7 +58926,7 @@
             <w:r>
               <w:t xml:space="preserve"> </w:t>
             </w:r>
-            <w:hyperlink r:id="rId191" w:history="1">
+            <w:hyperlink r:id="rId190" w:history="1">
               <w:r>
                 <w:rPr>
                   <w:rStyle w:val="Hyperlink"/>
@@ -59252,19 +59188,33 @@
               <w:br/>
             </w:r>
             <w:r>
-              <w:t>courts.alaska.gov/</w:t>
+              <w:t>courts.alaska.gov/shc/appeals/</w:t>
             </w:r>
             <w:proofErr w:type="spellStart"/>
             <w:r>
-              <w:t>shc</w:t>
+              <w:t>appealsglossary.htm#supremecourt</w:t>
             </w:r>
             <w:proofErr w:type="spellEnd"/>
-            <w:r>
-              <w:t>/appeals/</w:t>
+          </w:p>
+          <w:p>
+            <w:pPr>
+              <w:pStyle w:val="Body"/>
+            </w:pPr>
+            <w:r>
+              <w:rPr>
+                <w:b/>
+              </w:rPr>
+              <w:t>justices</w:t>
+            </w:r>
+            <w:r>
+              <w:br/>
+            </w:r>
+            <w:r>
+              <w:t>courts.alaska.gov/shc/appeals/</w:t>
             </w:r>
             <w:proofErr w:type="spellStart"/>
             <w:r>
-              <w:t>appealsglossary.htm#supremecourt</w:t>
+              <w:t>appealsglossary.htm#justice</w:t>
             </w:r>
             <w:proofErr w:type="spellEnd"/>
           </w:p>
@@ -59276,36 +59226,6 @@
               <w:rPr>
                 <w:b/>
               </w:rPr>
-              <w:t>justices</w:t>
-            </w:r>
-            <w:r>
-              <w:br/>
-            </w:r>
-            <w:r>
-              <w:t>courts.alaska.gov/</w:t>
-            </w:r>
-            <w:proofErr w:type="spellStart"/>
-            <w:r>
-              <w:t>shc</w:t>
-            </w:r>
-            <w:proofErr w:type="spellEnd"/>
-            <w:r>
-              <w:t>/appeals/</w:t>
-            </w:r>
-            <w:proofErr w:type="spellStart"/>
-            <w:r>
-              <w:t>appealsglossary.htm#justice</w:t>
-            </w:r>
-            <w:proofErr w:type="spellEnd"/>
-          </w:p>
-          <w:p>
-            <w:pPr>
-              <w:pStyle w:val="Body"/>
-            </w:pPr>
-            <w:r>
-              <w:rPr>
-                <w:b/>
-              </w:rPr>
               <w:t>Alaska</w:t>
             </w:r>
             <w:r>
@@ -59338,7 +59258,7 @@
               </w:rPr>
               <w:t xml:space="preserve"> </w:t>
             </w:r>
-            <w:hyperlink r:id="rId192" w:history="1">
+            <w:hyperlink r:id="rId191" w:history="1">
               <w:r>
                 <w:rPr>
                   <w:b/>
@@ -59472,21 +59392,7 @@
               <w:rPr>
                 <w:shd w:val="clear" w:color="auto" w:fill="FFFFFF"/>
               </w:rPr>
-              <w:t>{%</w:t>
-            </w:r>
-            <w:proofErr w:type="spellStart"/>
-            <w:r>
-              <w:rPr>
-                <w:shd w:val="clear" w:color="auto" w:fill="FFFFFF"/>
-              </w:rPr>
-              <w:t>tr</w:t>
-            </w:r>
-            <w:proofErr w:type="spellEnd"/>
-            <w:r>
-              <w:rPr>
-                <w:shd w:val="clear" w:color="auto" w:fill="FFFFFF"/>
-              </w:rPr>
-              <w:t xml:space="preserve"> if </w:t>
+              <w:t xml:space="preserve">{%tr if </w:t>
             </w:r>
             <w:proofErr w:type="spellStart"/>
             <w:r>
@@ -59573,7 +59479,7 @@
               </w:rPr>
               <w:t xml:space="preserve"> </w:t>
             </w:r>
-            <w:bookmarkStart w:id="18" w:name="AppealContactParent"/>
+            <w:bookmarkStart w:id="17" w:name="AppealContactParent"/>
             <w:r>
               <w:rPr>
                 <w:shd w:val="clear" w:color="auto" w:fill="FFFFFF"/>
@@ -59605,7 +59511,7 @@
               </w:rPr>
               <w:fldChar w:fldCharType="end"/>
             </w:r>
-            <w:bookmarkEnd w:id="18"/>
+            <w:bookmarkEnd w:id="17"/>
             <w:r>
               <w:rPr>
                 <w:shd w:val="clear" w:color="auto" w:fill="FFFFFF"/>
@@ -59778,7 +59684,7 @@
             <w:r>
               <w:t xml:space="preserve"> </w:t>
             </w:r>
-            <w:hyperlink r:id="rId193" w:tgtFrame="_blank" w:history="1">
+            <w:hyperlink r:id="rId192" w:tgtFrame="_blank" w:history="1">
               <w:r>
                 <w:rPr>
                   <w:rStyle w:val="Hyperlink"/>
@@ -59851,7 +59757,7 @@
             <w:r>
               <w:t xml:space="preserve"> </w:t>
             </w:r>
-            <w:hyperlink r:id="rId194" w:tgtFrame="_blank" w:history="1">
+            <w:hyperlink r:id="rId193" w:tgtFrame="_blank" w:history="1">
               <w:r>
                 <w:rPr>
                   <w:rStyle w:val="Hyperlink"/>
@@ -59899,7 +59805,7 @@
             <w:r>
               <w:t xml:space="preserve"> </w:t>
             </w:r>
-            <w:hyperlink r:id="rId195" w:tgtFrame="_blank" w:history="1">
+            <w:hyperlink r:id="rId194" w:tgtFrame="_blank" w:history="1">
               <w:r>
                 <w:rPr>
                   <w:rStyle w:val="Hyperlink"/>
@@ -60012,7 +59918,7 @@
             <w:r>
               <w:t xml:space="preserve"> </w:t>
             </w:r>
-            <w:hyperlink r:id="rId196" w:tgtFrame="_blank" w:history="1">
+            <w:hyperlink r:id="rId195" w:tgtFrame="_blank" w:history="1">
               <w:r>
                 <w:rPr>
                   <w:rStyle w:val="Hyperlink"/>
@@ -60300,7 +60206,7 @@
               <w:br/>
               <w:t xml:space="preserve">as a </w:t>
             </w:r>
-            <w:hyperlink r:id="rId197" w:tgtFrame="_blank" w:history="1">
+            <w:hyperlink r:id="rId196" w:tgtFrame="_blank" w:history="1">
               <w:r>
                 <w:rPr>
                   <w:rStyle w:val="Hyperlink"/>
@@ -60316,7 +60222,7 @@
               </w:rPr>
               <w:t xml:space="preserve"> </w:t>
             </w:r>
-            <w:hyperlink r:id="rId198" w:history="1">
+            <w:hyperlink r:id="rId197" w:history="1">
               <w:r>
                 <w:rPr>
                   <w:rStyle w:val="Hyperlink"/>
@@ -60347,7 +60253,7 @@
             <w:r>
               <w:t xml:space="preserve"> </w:t>
             </w:r>
-            <w:hyperlink r:id="rId199" w:tgtFrame="_blank" w:history="1">
+            <w:hyperlink r:id="rId198" w:tgtFrame="_blank" w:history="1">
               <w:r>
                 <w:rPr>
                   <w:rStyle w:val="Hyperlink"/>
@@ -60489,7 +60395,7 @@
               <w:br/>
               <w:t xml:space="preserve">as a </w:t>
             </w:r>
-            <w:hyperlink r:id="rId200" w:tgtFrame="_blank" w:history="1">
+            <w:hyperlink r:id="rId199" w:tgtFrame="_blank" w:history="1">
               <w:r>
                 <w:rPr>
                   <w:rStyle w:val="Hyperlink"/>
@@ -60505,7 +60411,7 @@
               </w:rPr>
               <w:t xml:space="preserve"> </w:t>
             </w:r>
-            <w:hyperlink r:id="rId201" w:history="1">
+            <w:hyperlink r:id="rId200" w:history="1">
               <w:r>
                 <w:rPr>
                   <w:rStyle w:val="Hyperlink"/>
@@ -60536,7 +60442,7 @@
             <w:r>
               <w:t xml:space="preserve"> </w:t>
             </w:r>
-            <w:hyperlink r:id="rId202" w:tgtFrame="_blank" w:history="1">
+            <w:hyperlink r:id="rId201" w:tgtFrame="_blank" w:history="1">
               <w:r>
                 <w:rPr>
                   <w:rStyle w:val="Hyperlink"/>
@@ -60592,7 +60498,7 @@
               </w:rPr>
               <w:t xml:space="preserve"> </w:t>
             </w:r>
-            <w:bookmarkStart w:id="19" w:name="TellSupremeCourt"/>
+            <w:bookmarkStart w:id="18" w:name="TellSupremeCourt"/>
             <w:r>
               <w:rPr>
                 <w:shd w:val="clear" w:color="auto" w:fill="FFFFFF"/>
@@ -60624,7 +60530,7 @@
               </w:rPr>
               <w:fldChar w:fldCharType="end"/>
             </w:r>
-            <w:bookmarkEnd w:id="19"/>
+            <w:bookmarkEnd w:id="18"/>
             <w:r>
               <w:rPr>
                 <w:shd w:val="clear" w:color="auto" w:fill="FFFFFF"/>
@@ -60717,6 +60623,776 @@
               </w:rPr>
               <w:t xml:space="preserve"> </w:t>
             </w:r>
+            <w:r>
+              <w:rPr>
+                <w:b/>
+                <w:color w:val="000000"/>
+                <w:shd w:val="clear" w:color="auto" w:fill="FFFFFF"/>
+              </w:rPr>
+              <w:t>Notice</w:t>
+            </w:r>
+            <w:r>
+              <w:rPr>
+                <w:b/>
+                <w:color w:val="000000"/>
+                <w:shd w:val="clear" w:color="auto" w:fill="FFFFFF"/>
+              </w:rPr>
+              <w:t xml:space="preserve"> </w:t>
+            </w:r>
+            <w:r>
+              <w:rPr>
+                <w:b/>
+                <w:color w:val="000000"/>
+                <w:shd w:val="clear" w:color="auto" w:fill="FFFFFF"/>
+              </w:rPr>
+              <w:t>of</w:t>
+            </w:r>
+            <w:r>
+              <w:rPr>
+                <w:b/>
+                <w:color w:val="000000"/>
+                <w:shd w:val="clear" w:color="auto" w:fill="FFFFFF"/>
+              </w:rPr>
+              <w:t xml:space="preserve"> </w:t>
+            </w:r>
+            <w:r>
+              <w:rPr>
+                <w:b/>
+                <w:color w:val="000000"/>
+                <w:shd w:val="clear" w:color="auto" w:fill="FFFFFF"/>
+              </w:rPr>
+              <w:t>Decision</w:t>
+            </w:r>
+            <w:r>
+              <w:rPr>
+                <w:b/>
+                <w:color w:val="000000"/>
+                <w:shd w:val="clear" w:color="auto" w:fill="FFFFFF"/>
+              </w:rPr>
+              <w:t xml:space="preserve"> </w:t>
+            </w:r>
+            <w:r>
+              <w:rPr>
+                <w:b/>
+                <w:color w:val="000000"/>
+                <w:shd w:val="clear" w:color="auto" w:fill="FFFFFF"/>
+              </w:rPr>
+              <w:t>Not</w:t>
+            </w:r>
+            <w:r>
+              <w:rPr>
+                <w:b/>
+                <w:color w:val="000000"/>
+                <w:shd w:val="clear" w:color="auto" w:fill="FFFFFF"/>
+              </w:rPr>
+              <w:t xml:space="preserve"> </w:t>
+            </w:r>
+            <w:r>
+              <w:rPr>
+                <w:b/>
+                <w:color w:val="000000"/>
+                <w:shd w:val="clear" w:color="auto" w:fill="FFFFFF"/>
+              </w:rPr>
+              <w:t>to</w:t>
+            </w:r>
+            <w:r>
+              <w:rPr>
+                <w:b/>
+                <w:color w:val="000000"/>
+                <w:shd w:val="clear" w:color="auto" w:fill="FFFFFF"/>
+              </w:rPr>
+              <w:t xml:space="preserve"> </w:t>
+            </w:r>
+            <w:r>
+              <w:rPr>
+                <w:b/>
+                <w:color w:val="000000"/>
+                <w:shd w:val="clear" w:color="auto" w:fill="FFFFFF"/>
+              </w:rPr>
+              <w:t>File</w:t>
+            </w:r>
+            <w:r>
+              <w:rPr>
+                <w:b/>
+                <w:color w:val="000000"/>
+                <w:shd w:val="clear" w:color="auto" w:fill="FFFFFF"/>
+              </w:rPr>
+              <w:t xml:space="preserve"> </w:t>
+            </w:r>
+            <w:r>
+              <w:rPr>
+                <w:b/>
+                <w:color w:val="000000"/>
+                <w:shd w:val="clear" w:color="auto" w:fill="FFFFFF"/>
+              </w:rPr>
+              <w:t>Appellee</w:t>
+            </w:r>
+            <w:r>
+              <w:rPr>
+                <w:b/>
+                <w:color w:val="000000"/>
+                <w:shd w:val="clear" w:color="auto" w:fill="FFFFFF"/>
+              </w:rPr>
+              <w:t xml:space="preserve"> </w:t>
+            </w:r>
+            <w:r>
+              <w:rPr>
+                <w:b/>
+                <w:color w:val="000000"/>
+                <w:shd w:val="clear" w:color="auto" w:fill="FFFFFF"/>
+              </w:rPr>
+              <w:t>Brief</w:t>
+            </w:r>
+            <w:r>
+              <w:rPr>
+                <w:color w:val="000000"/>
+                <w:shd w:val="clear" w:color="auto" w:fill="FFFFFF"/>
+              </w:rPr>
+              <w:t>,</w:t>
+            </w:r>
+            <w:r>
+              <w:rPr>
+                <w:color w:val="000000"/>
+                <w:shd w:val="clear" w:color="auto" w:fill="FFFFFF"/>
+              </w:rPr>
+              <w:t xml:space="preserve"> </w:t>
+            </w:r>
+            <w:hyperlink r:id="rId202" w:tgtFrame="_blank" w:history="1">
+              <w:r>
+                <w:rPr>
+                  <w:rStyle w:val="Hyperlink"/>
+                </w:rPr>
+                <w:t>SHS-AP</w:t>
+              </w:r>
+              <w:r>
+                <w:rPr>
+                  <w:rStyle w:val="Hyperlink"/>
+                </w:rPr>
+                <w:t xml:space="preserve"> </w:t>
+              </w:r>
+              <w:r>
+                <w:rPr>
+                  <w:rStyle w:val="Hyperlink"/>
+                </w:rPr>
+                <w:t>260</w:t>
+              </w:r>
+            </w:hyperlink>
+            <w:r>
+              <w:t xml:space="preserve"> </w:t>
+            </w:r>
+            <w:r>
+              <w:t>(Word</w:t>
+            </w:r>
+            <w:r>
+              <w:t xml:space="preserve"> </w:t>
+            </w:r>
+            <w:r>
+              <w:t>document).</w:t>
+            </w:r>
+          </w:p>
+          <w:p>
+            <w:pPr>
+              <w:pStyle w:val="ListParagraph"/>
+              <w:numPr>
+                <w:ilvl w:val="0"/>
+                <w:numId w:val="3"/>
+              </w:numPr>
+              <w:rPr>
+                <w:color w:val="000000"/>
+                <w:shd w:val="clear" w:color="auto" w:fill="FFFFFF"/>
+              </w:rPr>
+            </w:pPr>
+            <w:r>
+              <w:rPr>
+                <w:color w:val="000000"/>
+                <w:shd w:val="clear" w:color="auto" w:fill="FFFFFF"/>
+              </w:rPr>
+              <w:t>Make</w:t>
+            </w:r>
+            <w:r>
+              <w:rPr>
+                <w:color w:val="000000"/>
+                <w:shd w:val="clear" w:color="auto" w:fill="FFFFFF"/>
+              </w:rPr>
+              <w:t xml:space="preserve"> </w:t>
+            </w:r>
+            <w:r>
+              <w:rPr>
+                <w:color w:val="000000"/>
+                <w:shd w:val="clear" w:color="auto" w:fill="FFFFFF"/>
+              </w:rPr>
+              <w:t>2</w:t>
+            </w:r>
+            <w:r>
+              <w:rPr>
+                <w:color w:val="000000"/>
+                <w:shd w:val="clear" w:color="auto" w:fill="FFFFFF"/>
+              </w:rPr>
+              <w:t xml:space="preserve"> </w:t>
+            </w:r>
+            <w:r>
+              <w:rPr>
+                <w:color w:val="000000"/>
+                <w:shd w:val="clear" w:color="auto" w:fill="FFFFFF"/>
+              </w:rPr>
+              <w:t>copies</w:t>
+            </w:r>
+            <w:r>
+              <w:rPr>
+                <w:color w:val="000000"/>
+                <w:shd w:val="clear" w:color="auto" w:fill="FFFFFF"/>
+              </w:rPr>
+              <w:t xml:space="preserve"> </w:t>
+            </w:r>
+            <w:r>
+              <w:rPr>
+                <w:color w:val="000000"/>
+                <w:shd w:val="clear" w:color="auto" w:fill="FFFFFF"/>
+              </w:rPr>
+              <w:t>of</w:t>
+            </w:r>
+            <w:r>
+              <w:rPr>
+                <w:color w:val="000000"/>
+                <w:shd w:val="clear" w:color="auto" w:fill="FFFFFF"/>
+              </w:rPr>
+              <w:t xml:space="preserve"> </w:t>
+            </w:r>
+            <w:r>
+              <w:rPr>
+                <w:color w:val="000000"/>
+                <w:shd w:val="clear" w:color="auto" w:fill="FFFFFF"/>
+              </w:rPr>
+              <w:t>the</w:t>
+            </w:r>
+            <w:r>
+              <w:rPr>
+                <w:color w:val="000000"/>
+                <w:shd w:val="clear" w:color="auto" w:fill="FFFFFF"/>
+              </w:rPr>
+              <w:t xml:space="preserve"> </w:t>
+            </w:r>
+            <w:r>
+              <w:rPr>
+                <w:color w:val="000000"/>
+                <w:shd w:val="clear" w:color="auto" w:fill="FFFFFF"/>
+              </w:rPr>
+              <w:t>forms</w:t>
+            </w:r>
+            <w:r>
+              <w:rPr>
+                <w:color w:val="000000"/>
+                <w:shd w:val="clear" w:color="auto" w:fill="FFFFFF"/>
+              </w:rPr>
+              <w:t xml:space="preserve"> </w:t>
+            </w:r>
+            <w:r>
+              <w:rPr>
+                <w:color w:val="000000"/>
+                <w:shd w:val="clear" w:color="auto" w:fill="FFFFFF"/>
+              </w:rPr>
+              <w:t>you</w:t>
+            </w:r>
+            <w:r>
+              <w:rPr>
+                <w:color w:val="000000"/>
+                <w:shd w:val="clear" w:color="auto" w:fill="FFFFFF"/>
+              </w:rPr>
+              <w:t xml:space="preserve"> </w:t>
+            </w:r>
+            <w:r>
+              <w:rPr>
+                <w:color w:val="000000"/>
+                <w:shd w:val="clear" w:color="auto" w:fill="FFFFFF"/>
+              </w:rPr>
+              <w:t>filled</w:t>
+            </w:r>
+            <w:r>
+              <w:rPr>
+                <w:color w:val="000000"/>
+                <w:shd w:val="clear" w:color="auto" w:fill="FFFFFF"/>
+              </w:rPr>
+              <w:t xml:space="preserve"> </w:t>
+            </w:r>
+            <w:r>
+              <w:rPr>
+                <w:color w:val="000000"/>
+                <w:shd w:val="clear" w:color="auto" w:fill="FFFFFF"/>
+              </w:rPr>
+              <w:t>out</w:t>
+            </w:r>
+            <w:r>
+              <w:rPr>
+                <w:color w:val="000000"/>
+                <w:shd w:val="clear" w:color="auto" w:fill="FFFFFF"/>
+              </w:rPr>
+              <w:t xml:space="preserve"> </w:t>
+            </w:r>
+            <w:r>
+              <w:rPr>
+                <w:color w:val="000000"/>
+                <w:shd w:val="clear" w:color="auto" w:fill="FFFFFF"/>
+              </w:rPr>
+              <w:t>stating</w:t>
+            </w:r>
+            <w:r>
+              <w:rPr>
+                <w:color w:val="000000"/>
+                <w:shd w:val="clear" w:color="auto" w:fill="FFFFFF"/>
+              </w:rPr>
+              <w:t xml:space="preserve"> </w:t>
+            </w:r>
+            <w:r>
+              <w:rPr>
+                <w:color w:val="000000"/>
+                <w:shd w:val="clear" w:color="auto" w:fill="FFFFFF"/>
+              </w:rPr>
+              <w:t>your</w:t>
+            </w:r>
+            <w:r>
+              <w:rPr>
+                <w:color w:val="000000"/>
+                <w:shd w:val="clear" w:color="auto" w:fill="FFFFFF"/>
+              </w:rPr>
+              <w:t xml:space="preserve"> </w:t>
+            </w:r>
+            <w:r>
+              <w:rPr>
+                <w:color w:val="000000"/>
+                <w:shd w:val="clear" w:color="auto" w:fill="FFFFFF"/>
+              </w:rPr>
+              <w:t>agreement</w:t>
+            </w:r>
+            <w:r>
+              <w:rPr>
+                <w:color w:val="000000"/>
+                <w:shd w:val="clear" w:color="auto" w:fill="FFFFFF"/>
+              </w:rPr>
+              <w:t xml:space="preserve"> </w:t>
+            </w:r>
+            <w:r>
+              <w:rPr>
+                <w:color w:val="000000"/>
+                <w:shd w:val="clear" w:color="auto" w:fill="FFFFFF"/>
+              </w:rPr>
+              <w:t>–</w:t>
+            </w:r>
+            <w:r>
+              <w:rPr>
+                <w:color w:val="000000"/>
+                <w:shd w:val="clear" w:color="auto" w:fill="FFFFFF"/>
+              </w:rPr>
+              <w:t xml:space="preserve"> </w:t>
+            </w:r>
+            <w:r>
+              <w:rPr>
+                <w:color w:val="000000"/>
+                <w:shd w:val="clear" w:color="auto" w:fill="FFFFFF"/>
+              </w:rPr>
+              <w:t>1</w:t>
+            </w:r>
+            <w:r>
+              <w:rPr>
+                <w:color w:val="000000"/>
+                <w:shd w:val="clear" w:color="auto" w:fill="FFFFFF"/>
+              </w:rPr>
+              <w:t xml:space="preserve"> </w:t>
+            </w:r>
+            <w:r>
+              <w:rPr>
+                <w:color w:val="000000"/>
+                <w:shd w:val="clear" w:color="auto" w:fill="FFFFFF"/>
+              </w:rPr>
+              <w:t>for</w:t>
+            </w:r>
+            <w:r>
+              <w:rPr>
+                <w:color w:val="000000"/>
+                <w:shd w:val="clear" w:color="auto" w:fill="FFFFFF"/>
+              </w:rPr>
+              <w:t xml:space="preserve"> </w:t>
+            </w:r>
+            <w:r>
+              <w:rPr>
+                <w:color w:val="000000"/>
+                <w:shd w:val="clear" w:color="auto" w:fill="FFFFFF"/>
+              </w:rPr>
+              <w:t>you</w:t>
+            </w:r>
+            <w:r>
+              <w:rPr>
+                <w:color w:val="000000"/>
+                <w:shd w:val="clear" w:color="auto" w:fill="FFFFFF"/>
+              </w:rPr>
+              <w:t xml:space="preserve"> </w:t>
+            </w:r>
+            <w:r>
+              <w:rPr>
+                <w:color w:val="000000"/>
+                <w:shd w:val="clear" w:color="auto" w:fill="FFFFFF"/>
+              </w:rPr>
+              <w:t>and</w:t>
+            </w:r>
+            <w:r>
+              <w:rPr>
+                <w:color w:val="000000"/>
+                <w:shd w:val="clear" w:color="auto" w:fill="FFFFFF"/>
+              </w:rPr>
+              <w:t xml:space="preserve"> </w:t>
+            </w:r>
+            <w:r>
+              <w:rPr>
+                <w:color w:val="000000"/>
+                <w:shd w:val="clear" w:color="auto" w:fill="FFFFFF"/>
+              </w:rPr>
+              <w:t>1</w:t>
+            </w:r>
+            <w:r>
+              <w:rPr>
+                <w:color w:val="000000"/>
+                <w:shd w:val="clear" w:color="auto" w:fill="FFFFFF"/>
+              </w:rPr>
+              <w:t xml:space="preserve"> </w:t>
+            </w:r>
+            <w:r>
+              <w:rPr>
+                <w:color w:val="000000"/>
+                <w:shd w:val="clear" w:color="auto" w:fill="FFFFFF"/>
+              </w:rPr>
+              <w:t>for</w:t>
+            </w:r>
+            <w:r>
+              <w:rPr>
+                <w:color w:val="000000"/>
+                <w:shd w:val="clear" w:color="auto" w:fill="FFFFFF"/>
+              </w:rPr>
+              <w:t xml:space="preserve"> </w:t>
+            </w:r>
+            <w:r>
+              <w:rPr>
+                <w:shd w:val="clear" w:color="auto" w:fill="FFFFFF"/>
+              </w:rPr>
+              <w:t>{</w:t>
+            </w:r>
+            <w:r>
+              <w:rPr>
+                <w:shd w:val="clear" w:color="auto" w:fill="FFFFFF"/>
+              </w:rPr>
+              <w:t>{</w:t>
+            </w:r>
+            <w:r>
+              <w:rPr>
+                <w:shd w:val="clear" w:color="auto" w:fill="FFFFFF"/>
+              </w:rPr>
+              <w:t xml:space="preserve"> </w:t>
+            </w:r>
+            <w:r>
+              <w:rPr>
+                <w:shd w:val="clear" w:color="auto" w:fill="FFFFFF"/>
+              </w:rPr>
+              <w:t>other_party_in_case</w:t>
+            </w:r>
+            <w:r>
+              <w:rPr>
+                <w:shd w:val="clear" w:color="auto" w:fill="FFFFFF"/>
+              </w:rPr>
+              <w:t xml:space="preserve"> }</w:t>
+            </w:r>
+            <w:r>
+              <w:rPr>
+                <w:shd w:val="clear" w:color="auto" w:fill="FFFFFF"/>
+              </w:rPr>
+              <w:t>}</w:t>
+            </w:r>
+            <w:r>
+              <w:rPr>
+                <w:color w:val="000000"/>
+                <w:shd w:val="clear" w:color="auto" w:fill="FFFFFF"/>
+              </w:rPr>
+              <w:t>.</w:t>
+            </w:r>
+          </w:p>
+          <w:p>
+            <w:pPr>
+              <w:pStyle w:val="ListParagraph"/>
+              <w:numPr>
+                <w:ilvl w:val="0"/>
+                <w:numId w:val="3"/>
+              </w:numPr>
+              <w:rPr>
+                <w:shd w:val="clear" w:color="auto" w:fill="FFFFFF"/>
+              </w:rPr>
+            </w:pPr>
+            <w:r>
+              <w:t>You</w:t>
+            </w:r>
+            <w:r>
+              <w:t xml:space="preserve"> </w:t>
+            </w:r>
+            <w:r>
+              <w:t>can</w:t>
+            </w:r>
+            <w:r>
+              <w:t xml:space="preserve"> </w:t>
+            </w:r>
+            <w:r>
+              <w:t>write</w:t>
+            </w:r>
+            <w:r>
+              <w:t xml:space="preserve"> </w:t>
+            </w:r>
+            <w:r>
+              <w:t>on</w:t>
+            </w:r>
+            <w:r>
+              <w:t xml:space="preserve"> </w:t>
+            </w:r>
+            <w:r>
+              <w:t>the</w:t>
+            </w:r>
+            <w:r>
+              <w:t xml:space="preserve"> </w:t>
+            </w:r>
+            <w:r>
+              <w:t>Notice</w:t>
+            </w:r>
+            <w:r>
+              <w:t xml:space="preserve"> </w:t>
+            </w:r>
+            <w:r>
+              <w:t>that</w:t>
+            </w:r>
+            <w:r>
+              <w:t xml:space="preserve"> </w:t>
+            </w:r>
+            <w:r>
+              <w:t>you</w:t>
+            </w:r>
+            <w:r>
+              <w:t xml:space="preserve"> </w:t>
+            </w:r>
+            <w:r>
+              <w:t>agree</w:t>
+            </w:r>
+            <w:r>
+              <w:t xml:space="preserve"> </w:t>
+            </w:r>
+            <w:r>
+              <w:t>with</w:t>
+            </w:r>
+            <w:r>
+              <w:t xml:space="preserve"> </w:t>
+            </w:r>
+            <w:r>
+              <w:rPr>
+                <w:shd w:val="clear" w:color="auto" w:fill="FFFFFF"/>
+              </w:rPr>
+              <w:t>{</w:t>
+            </w:r>
+            <w:r>
+              <w:rPr>
+                <w:shd w:val="clear" w:color="auto" w:fill="FFFFFF"/>
+              </w:rPr>
+              <w:t>{</w:t>
+            </w:r>
+            <w:r>
+              <w:rPr>
+                <w:shd w:val="clear" w:color="auto" w:fill="FFFFFF"/>
+              </w:rPr>
+              <w:t xml:space="preserve"> </w:t>
+            </w:r>
+            <w:r>
+              <w:rPr>
+                <w:shd w:val="clear" w:color="auto" w:fill="FFFFFF"/>
+              </w:rPr>
+              <w:t>other_party_in_case</w:t>
+            </w:r>
+            <w:r>
+              <w:rPr>
+                <w:shd w:val="clear" w:color="auto" w:fill="FFFFFF"/>
+              </w:rPr>
+              <w:t xml:space="preserve"> }</w:t>
+            </w:r>
+            <w:r>
+              <w:rPr>
+                <w:shd w:val="clear" w:color="auto" w:fill="FFFFFF"/>
+              </w:rPr>
+              <w:t>}</w:t>
+            </w:r>
+            <w:r>
+              <w:t>.</w:t>
+            </w:r>
+          </w:p>
+          <w:p>
+            <w:pPr>
+              <w:pStyle w:val="ListParagraph"/>
+              <w:numPr>
+                <w:ilvl w:val="0"/>
+                <w:numId w:val="3"/>
+              </w:numPr>
+              <w:rPr>
+                <w:color w:val="000000"/>
+                <w:shd w:val="clear" w:color="auto" w:fill="FFFFFF"/>
+              </w:rPr>
+            </w:pPr>
+            <w:r>
+              <w:rPr>
+                <w:shd w:val="clear" w:color="auto" w:fill="FFFFFF"/>
+              </w:rPr>
+              <w:t>{</w:t>
+            </w:r>
+            <w:r>
+              <w:rPr>
+                <w:shd w:val="clear" w:color="auto" w:fill="FFFFFF"/>
+              </w:rPr>
+              <w:t>{</w:t>
+            </w:r>
+            <w:r>
+              <w:rPr>
+                <w:shd w:val="clear" w:color="auto" w:fill="FFFFFF"/>
+              </w:rPr>
+              <w:t xml:space="preserve"> capitalize(</w:t>
+            </w:r>
+            <w:r>
+              <w:rPr>
+                <w:shd w:val="clear" w:color="auto" w:fill="FFFFFF"/>
+              </w:rPr>
+              <w:t>other_party_in_</w:t>
+            </w:r>
+            <w:r>
+              <w:rPr>
+                <w:shd w:val="clear" w:color="auto" w:fill="FFFFFF"/>
+              </w:rPr>
+              <w:t>case) }</w:t>
+            </w:r>
+            <w:r>
+              <w:rPr>
+                <w:shd w:val="clear" w:color="auto" w:fill="FFFFFF"/>
+              </w:rPr>
+              <w:t>}</w:t>
+            </w:r>
+            <w:r>
+              <w:t xml:space="preserve"> </w:t>
+            </w:r>
+            <w:r>
+              <w:t>may</w:t>
+            </w:r>
+            <w:r>
+              <w:t xml:space="preserve"> </w:t>
+            </w:r>
+            <w:r>
+              <w:t>want</w:t>
+            </w:r>
+            <w:r>
+              <w:t xml:space="preserve"> </w:t>
+            </w:r>
+            <w:r>
+              <w:t>to</w:t>
+            </w:r>
+            <w:r>
+              <w:t xml:space="preserve"> </w:t>
+            </w:r>
+            <w:r>
+              <w:t>file</w:t>
+            </w:r>
+            <w:r>
+              <w:t xml:space="preserve"> </w:t>
+            </w:r>
+            <w:r>
+              <w:t>a</w:t>
+            </w:r>
+            <w:r>
+              <w:t xml:space="preserve"> </w:t>
+            </w:r>
+            <w:r>
+              <w:rPr>
+                <w:b/>
+                <w:bCs/>
+              </w:rPr>
+              <w:t>Motion</w:t>
+            </w:r>
+            <w:r>
+              <w:rPr>
+                <w:b/>
+                <w:bCs/>
+              </w:rPr>
+              <w:t xml:space="preserve"> </w:t>
+            </w:r>
+            <w:r>
+              <w:rPr>
+                <w:b/>
+                <w:bCs/>
+              </w:rPr>
+              <w:t>to</w:t>
+            </w:r>
+            <w:r>
+              <w:rPr>
+                <w:b/>
+                <w:bCs/>
+              </w:rPr>
+              <w:t xml:space="preserve"> </w:t>
+            </w:r>
+            <w:r>
+              <w:rPr>
+                <w:b/>
+                <w:bCs/>
+              </w:rPr>
+              <w:t>Dismiss</w:t>
+            </w:r>
+            <w:r>
+              <w:t xml:space="preserve"> </w:t>
+            </w:r>
+            <w:r>
+              <w:t>to</w:t>
+            </w:r>
+            <w:r>
+              <w:t xml:space="preserve"> </w:t>
+            </w:r>
+            <w:r>
+              <w:t>stop</w:t>
+            </w:r>
+            <w:r>
+              <w:t xml:space="preserve"> </w:t>
+            </w:r>
+            <w:r>
+              <w:t>the</w:t>
+            </w:r>
+            <w:r>
+              <w:t xml:space="preserve"> </w:t>
+            </w:r>
+            <w:r>
+              <w:t>appeal</w:t>
+            </w:r>
+            <w:r>
+              <w:t xml:space="preserve"> </w:t>
+            </w:r>
+            <w:r>
+              <w:t>from</w:t>
+            </w:r>
+            <w:r>
+              <w:t xml:space="preserve"> </w:t>
+            </w:r>
+            <w:r>
+              <w:t>continuing.</w:t>
+            </w:r>
+          </w:p>
+          <w:p>
+            <w:pPr>
+              <w:pStyle w:val="Heading3"/>
+              <w:keepNext/>
+              <w:keepLines/>
+              <w:outlineLvl w:val="2"/>
+            </w:pPr>
+            <w:r>
+              <w:t>Link in this step</w:t>
+            </w:r>
+          </w:p>
+          <w:p>
+            <w:pPr>
+              <w:pStyle w:val="Body"/>
+              <w:keepNext/>
+              <w:keepLines/>
+            </w:pPr>
             <w:r>
               <w:rPr>
                 <w:b/>
@@ -60872,776 +61548,6 @@
               </w:r>
             </w:hyperlink>
             <w:r>
-              <w:t xml:space="preserve"> </w:t>
-            </w:r>
-            <w:r>
-              <w:t>(Word</w:t>
-            </w:r>
-            <w:r>
-              <w:t xml:space="preserve"> </w:t>
-            </w:r>
-            <w:r>
-              <w:t>document).</w:t>
-            </w:r>
-          </w:p>
-          <w:p>
-            <w:pPr>
-              <w:pStyle w:val="ListParagraph"/>
-              <w:numPr>
-                <w:ilvl w:val="0"/>
-                <w:numId w:val="3"/>
-              </w:numPr>
-              <w:rPr>
-                <w:color w:val="000000"/>
-                <w:shd w:val="clear" w:color="auto" w:fill="FFFFFF"/>
-              </w:rPr>
-            </w:pPr>
-            <w:r>
-              <w:rPr>
-                <w:color w:val="000000"/>
-                <w:shd w:val="clear" w:color="auto" w:fill="FFFFFF"/>
-              </w:rPr>
-              <w:t>Make</w:t>
-            </w:r>
-            <w:r>
-              <w:rPr>
-                <w:color w:val="000000"/>
-                <w:shd w:val="clear" w:color="auto" w:fill="FFFFFF"/>
-              </w:rPr>
-              <w:t xml:space="preserve"> </w:t>
-            </w:r>
-            <w:r>
-              <w:rPr>
-                <w:color w:val="000000"/>
-                <w:shd w:val="clear" w:color="auto" w:fill="FFFFFF"/>
-              </w:rPr>
-              <w:t>2</w:t>
-            </w:r>
-            <w:r>
-              <w:rPr>
-                <w:color w:val="000000"/>
-                <w:shd w:val="clear" w:color="auto" w:fill="FFFFFF"/>
-              </w:rPr>
-              <w:t xml:space="preserve"> </w:t>
-            </w:r>
-            <w:r>
-              <w:rPr>
-                <w:color w:val="000000"/>
-                <w:shd w:val="clear" w:color="auto" w:fill="FFFFFF"/>
-              </w:rPr>
-              <w:t>copies</w:t>
-            </w:r>
-            <w:r>
-              <w:rPr>
-                <w:color w:val="000000"/>
-                <w:shd w:val="clear" w:color="auto" w:fill="FFFFFF"/>
-              </w:rPr>
-              <w:t xml:space="preserve"> </w:t>
-            </w:r>
-            <w:r>
-              <w:rPr>
-                <w:color w:val="000000"/>
-                <w:shd w:val="clear" w:color="auto" w:fill="FFFFFF"/>
-              </w:rPr>
-              <w:t>of</w:t>
-            </w:r>
-            <w:r>
-              <w:rPr>
-                <w:color w:val="000000"/>
-                <w:shd w:val="clear" w:color="auto" w:fill="FFFFFF"/>
-              </w:rPr>
-              <w:t xml:space="preserve"> </w:t>
-            </w:r>
-            <w:r>
-              <w:rPr>
-                <w:color w:val="000000"/>
-                <w:shd w:val="clear" w:color="auto" w:fill="FFFFFF"/>
-              </w:rPr>
-              <w:t>the</w:t>
-            </w:r>
-            <w:r>
-              <w:rPr>
-                <w:color w:val="000000"/>
-                <w:shd w:val="clear" w:color="auto" w:fill="FFFFFF"/>
-              </w:rPr>
-              <w:t xml:space="preserve"> </w:t>
-            </w:r>
-            <w:r>
-              <w:rPr>
-                <w:color w:val="000000"/>
-                <w:shd w:val="clear" w:color="auto" w:fill="FFFFFF"/>
-              </w:rPr>
-              <w:t>forms</w:t>
-            </w:r>
-            <w:r>
-              <w:rPr>
-                <w:color w:val="000000"/>
-                <w:shd w:val="clear" w:color="auto" w:fill="FFFFFF"/>
-              </w:rPr>
-              <w:t xml:space="preserve"> </w:t>
-            </w:r>
-            <w:r>
-              <w:rPr>
-                <w:color w:val="000000"/>
-                <w:shd w:val="clear" w:color="auto" w:fill="FFFFFF"/>
-              </w:rPr>
-              <w:t>you</w:t>
-            </w:r>
-            <w:r>
-              <w:rPr>
-                <w:color w:val="000000"/>
-                <w:shd w:val="clear" w:color="auto" w:fill="FFFFFF"/>
-              </w:rPr>
-              <w:t xml:space="preserve"> </w:t>
-            </w:r>
-            <w:r>
-              <w:rPr>
-                <w:color w:val="000000"/>
-                <w:shd w:val="clear" w:color="auto" w:fill="FFFFFF"/>
-              </w:rPr>
-              <w:t>filled</w:t>
-            </w:r>
-            <w:r>
-              <w:rPr>
-                <w:color w:val="000000"/>
-                <w:shd w:val="clear" w:color="auto" w:fill="FFFFFF"/>
-              </w:rPr>
-              <w:t xml:space="preserve"> </w:t>
-            </w:r>
-            <w:r>
-              <w:rPr>
-                <w:color w:val="000000"/>
-                <w:shd w:val="clear" w:color="auto" w:fill="FFFFFF"/>
-              </w:rPr>
-              <w:t>out</w:t>
-            </w:r>
-            <w:r>
-              <w:rPr>
-                <w:color w:val="000000"/>
-                <w:shd w:val="clear" w:color="auto" w:fill="FFFFFF"/>
-              </w:rPr>
-              <w:t xml:space="preserve"> </w:t>
-            </w:r>
-            <w:r>
-              <w:rPr>
-                <w:color w:val="000000"/>
-                <w:shd w:val="clear" w:color="auto" w:fill="FFFFFF"/>
-              </w:rPr>
-              <w:t>stating</w:t>
-            </w:r>
-            <w:r>
-              <w:rPr>
-                <w:color w:val="000000"/>
-                <w:shd w:val="clear" w:color="auto" w:fill="FFFFFF"/>
-              </w:rPr>
-              <w:t xml:space="preserve"> </w:t>
-            </w:r>
-            <w:r>
-              <w:rPr>
-                <w:color w:val="000000"/>
-                <w:shd w:val="clear" w:color="auto" w:fill="FFFFFF"/>
-              </w:rPr>
-              <w:t>your</w:t>
-            </w:r>
-            <w:r>
-              <w:rPr>
-                <w:color w:val="000000"/>
-                <w:shd w:val="clear" w:color="auto" w:fill="FFFFFF"/>
-              </w:rPr>
-              <w:t xml:space="preserve"> </w:t>
-            </w:r>
-            <w:r>
-              <w:rPr>
-                <w:color w:val="000000"/>
-                <w:shd w:val="clear" w:color="auto" w:fill="FFFFFF"/>
-              </w:rPr>
-              <w:t>agreement</w:t>
-            </w:r>
-            <w:r>
-              <w:rPr>
-                <w:color w:val="000000"/>
-                <w:shd w:val="clear" w:color="auto" w:fill="FFFFFF"/>
-              </w:rPr>
-              <w:t xml:space="preserve"> </w:t>
-            </w:r>
-            <w:r>
-              <w:rPr>
-                <w:color w:val="000000"/>
-                <w:shd w:val="clear" w:color="auto" w:fill="FFFFFF"/>
-              </w:rPr>
-              <w:t>–</w:t>
-            </w:r>
-            <w:r>
-              <w:rPr>
-                <w:color w:val="000000"/>
-                <w:shd w:val="clear" w:color="auto" w:fill="FFFFFF"/>
-              </w:rPr>
-              <w:t xml:space="preserve"> </w:t>
-            </w:r>
-            <w:r>
-              <w:rPr>
-                <w:color w:val="000000"/>
-                <w:shd w:val="clear" w:color="auto" w:fill="FFFFFF"/>
-              </w:rPr>
-              <w:t>1</w:t>
-            </w:r>
-            <w:r>
-              <w:rPr>
-                <w:color w:val="000000"/>
-                <w:shd w:val="clear" w:color="auto" w:fill="FFFFFF"/>
-              </w:rPr>
-              <w:t xml:space="preserve"> </w:t>
-            </w:r>
-            <w:r>
-              <w:rPr>
-                <w:color w:val="000000"/>
-                <w:shd w:val="clear" w:color="auto" w:fill="FFFFFF"/>
-              </w:rPr>
-              <w:t>for</w:t>
-            </w:r>
-            <w:r>
-              <w:rPr>
-                <w:color w:val="000000"/>
-                <w:shd w:val="clear" w:color="auto" w:fill="FFFFFF"/>
-              </w:rPr>
-              <w:t xml:space="preserve"> </w:t>
-            </w:r>
-            <w:r>
-              <w:rPr>
-                <w:color w:val="000000"/>
-                <w:shd w:val="clear" w:color="auto" w:fill="FFFFFF"/>
-              </w:rPr>
-              <w:t>you</w:t>
-            </w:r>
-            <w:r>
-              <w:rPr>
-                <w:color w:val="000000"/>
-                <w:shd w:val="clear" w:color="auto" w:fill="FFFFFF"/>
-              </w:rPr>
-              <w:t xml:space="preserve"> </w:t>
-            </w:r>
-            <w:r>
-              <w:rPr>
-                <w:color w:val="000000"/>
-                <w:shd w:val="clear" w:color="auto" w:fill="FFFFFF"/>
-              </w:rPr>
-              <w:t>and</w:t>
-            </w:r>
-            <w:r>
-              <w:rPr>
-                <w:color w:val="000000"/>
-                <w:shd w:val="clear" w:color="auto" w:fill="FFFFFF"/>
-              </w:rPr>
-              <w:t xml:space="preserve"> </w:t>
-            </w:r>
-            <w:r>
-              <w:rPr>
-                <w:color w:val="000000"/>
-                <w:shd w:val="clear" w:color="auto" w:fill="FFFFFF"/>
-              </w:rPr>
-              <w:t>1</w:t>
-            </w:r>
-            <w:r>
-              <w:rPr>
-                <w:color w:val="000000"/>
-                <w:shd w:val="clear" w:color="auto" w:fill="FFFFFF"/>
-              </w:rPr>
-              <w:t xml:space="preserve"> </w:t>
-            </w:r>
-            <w:r>
-              <w:rPr>
-                <w:color w:val="000000"/>
-                <w:shd w:val="clear" w:color="auto" w:fill="FFFFFF"/>
-              </w:rPr>
-              <w:t>for</w:t>
-            </w:r>
-            <w:r>
-              <w:rPr>
-                <w:color w:val="000000"/>
-                <w:shd w:val="clear" w:color="auto" w:fill="FFFFFF"/>
-              </w:rPr>
-              <w:t xml:space="preserve"> </w:t>
-            </w:r>
-            <w:r>
-              <w:rPr>
-                <w:shd w:val="clear" w:color="auto" w:fill="FFFFFF"/>
-              </w:rPr>
-              <w:t>{</w:t>
-            </w:r>
-            <w:r>
-              <w:rPr>
-                <w:shd w:val="clear" w:color="auto" w:fill="FFFFFF"/>
-              </w:rPr>
-              <w:t>{</w:t>
-            </w:r>
-            <w:r>
-              <w:rPr>
-                <w:shd w:val="clear" w:color="auto" w:fill="FFFFFF"/>
-              </w:rPr>
-              <w:t xml:space="preserve"> </w:t>
-            </w:r>
-            <w:r>
-              <w:rPr>
-                <w:shd w:val="clear" w:color="auto" w:fill="FFFFFF"/>
-              </w:rPr>
-              <w:t>other_party_in_case</w:t>
-            </w:r>
-            <w:r>
-              <w:rPr>
-                <w:shd w:val="clear" w:color="auto" w:fill="FFFFFF"/>
-              </w:rPr>
-              <w:t xml:space="preserve"> }</w:t>
-            </w:r>
-            <w:r>
-              <w:rPr>
-                <w:shd w:val="clear" w:color="auto" w:fill="FFFFFF"/>
-              </w:rPr>
-              <w:t>}</w:t>
-            </w:r>
-            <w:r>
-              <w:rPr>
-                <w:color w:val="000000"/>
-                <w:shd w:val="clear" w:color="auto" w:fill="FFFFFF"/>
-              </w:rPr>
-              <w:t>.</w:t>
-            </w:r>
-          </w:p>
-          <w:p>
-            <w:pPr>
-              <w:pStyle w:val="ListParagraph"/>
-              <w:numPr>
-                <w:ilvl w:val="0"/>
-                <w:numId w:val="3"/>
-              </w:numPr>
-              <w:rPr>
-                <w:shd w:val="clear" w:color="auto" w:fill="FFFFFF"/>
-              </w:rPr>
-            </w:pPr>
-            <w:r>
-              <w:t>You</w:t>
-            </w:r>
-            <w:r>
-              <w:t xml:space="preserve"> </w:t>
-            </w:r>
-            <w:r>
-              <w:t>can</w:t>
-            </w:r>
-            <w:r>
-              <w:t xml:space="preserve"> </w:t>
-            </w:r>
-            <w:r>
-              <w:t>write</w:t>
-            </w:r>
-            <w:r>
-              <w:t xml:space="preserve"> </w:t>
-            </w:r>
-            <w:r>
-              <w:t>on</w:t>
-            </w:r>
-            <w:r>
-              <w:t xml:space="preserve"> </w:t>
-            </w:r>
-            <w:r>
-              <w:t>the</w:t>
-            </w:r>
-            <w:r>
-              <w:t xml:space="preserve"> </w:t>
-            </w:r>
-            <w:r>
-              <w:t>Notice</w:t>
-            </w:r>
-            <w:r>
-              <w:t xml:space="preserve"> </w:t>
-            </w:r>
-            <w:r>
-              <w:t>that</w:t>
-            </w:r>
-            <w:r>
-              <w:t xml:space="preserve"> </w:t>
-            </w:r>
-            <w:r>
-              <w:t>you</w:t>
-            </w:r>
-            <w:r>
-              <w:t xml:space="preserve"> </w:t>
-            </w:r>
-            <w:r>
-              <w:t>agree</w:t>
-            </w:r>
-            <w:r>
-              <w:t xml:space="preserve"> </w:t>
-            </w:r>
-            <w:r>
-              <w:t>with</w:t>
-            </w:r>
-            <w:r>
-              <w:t xml:space="preserve"> </w:t>
-            </w:r>
-            <w:r>
-              <w:rPr>
-                <w:shd w:val="clear" w:color="auto" w:fill="FFFFFF"/>
-              </w:rPr>
-              <w:t>{</w:t>
-            </w:r>
-            <w:r>
-              <w:rPr>
-                <w:shd w:val="clear" w:color="auto" w:fill="FFFFFF"/>
-              </w:rPr>
-              <w:t>{</w:t>
-            </w:r>
-            <w:r>
-              <w:rPr>
-                <w:shd w:val="clear" w:color="auto" w:fill="FFFFFF"/>
-              </w:rPr>
-              <w:t xml:space="preserve"> </w:t>
-            </w:r>
-            <w:r>
-              <w:rPr>
-                <w:shd w:val="clear" w:color="auto" w:fill="FFFFFF"/>
-              </w:rPr>
-              <w:t>other_party_in_case</w:t>
-            </w:r>
-            <w:r>
-              <w:rPr>
-                <w:shd w:val="clear" w:color="auto" w:fill="FFFFFF"/>
-              </w:rPr>
-              <w:t xml:space="preserve"> }</w:t>
-            </w:r>
-            <w:r>
-              <w:rPr>
-                <w:shd w:val="clear" w:color="auto" w:fill="FFFFFF"/>
-              </w:rPr>
-              <w:t>}</w:t>
-            </w:r>
-            <w:r>
-              <w:t>.</w:t>
-            </w:r>
-          </w:p>
-          <w:p>
-            <w:pPr>
-              <w:pStyle w:val="ListParagraph"/>
-              <w:numPr>
-                <w:ilvl w:val="0"/>
-                <w:numId w:val="3"/>
-              </w:numPr>
-              <w:rPr>
-                <w:color w:val="000000"/>
-                <w:shd w:val="clear" w:color="auto" w:fill="FFFFFF"/>
-              </w:rPr>
-            </w:pPr>
-            <w:r>
-              <w:rPr>
-                <w:shd w:val="clear" w:color="auto" w:fill="FFFFFF"/>
-              </w:rPr>
-              <w:t>{</w:t>
-            </w:r>
-            <w:r>
-              <w:rPr>
-                <w:shd w:val="clear" w:color="auto" w:fill="FFFFFF"/>
-              </w:rPr>
-              <w:t>{</w:t>
-            </w:r>
-            <w:r>
-              <w:rPr>
-                <w:shd w:val="clear" w:color="auto" w:fill="FFFFFF"/>
-              </w:rPr>
-              <w:t xml:space="preserve"> capitalize(</w:t>
-            </w:r>
-            <w:r>
-              <w:rPr>
-                <w:shd w:val="clear" w:color="auto" w:fill="FFFFFF"/>
-              </w:rPr>
-              <w:t>other_party_in_</w:t>
-            </w:r>
-            <w:r>
-              <w:rPr>
-                <w:shd w:val="clear" w:color="auto" w:fill="FFFFFF"/>
-              </w:rPr>
-              <w:t>case) }</w:t>
-            </w:r>
-            <w:r>
-              <w:rPr>
-                <w:shd w:val="clear" w:color="auto" w:fill="FFFFFF"/>
-              </w:rPr>
-              <w:t>}</w:t>
-            </w:r>
-            <w:r>
-              <w:t xml:space="preserve"> </w:t>
-            </w:r>
-            <w:r>
-              <w:t>may</w:t>
-            </w:r>
-            <w:r>
-              <w:t xml:space="preserve"> </w:t>
-            </w:r>
-            <w:r>
-              <w:t>want</w:t>
-            </w:r>
-            <w:r>
-              <w:t xml:space="preserve"> </w:t>
-            </w:r>
-            <w:r>
-              <w:t>to</w:t>
-            </w:r>
-            <w:r>
-              <w:t xml:space="preserve"> </w:t>
-            </w:r>
-            <w:r>
-              <w:t>file</w:t>
-            </w:r>
-            <w:r>
-              <w:t xml:space="preserve"> </w:t>
-            </w:r>
-            <w:r>
-              <w:t>a</w:t>
-            </w:r>
-            <w:r>
-              <w:t xml:space="preserve"> </w:t>
-            </w:r>
-            <w:r>
-              <w:rPr>
-                <w:b/>
-                <w:bCs/>
-              </w:rPr>
-              <w:t>Motion</w:t>
-            </w:r>
-            <w:r>
-              <w:rPr>
-                <w:b/>
-                <w:bCs/>
-              </w:rPr>
-              <w:t xml:space="preserve"> </w:t>
-            </w:r>
-            <w:r>
-              <w:rPr>
-                <w:b/>
-                <w:bCs/>
-              </w:rPr>
-              <w:t>to</w:t>
-            </w:r>
-            <w:r>
-              <w:rPr>
-                <w:b/>
-                <w:bCs/>
-              </w:rPr>
-              <w:t xml:space="preserve"> </w:t>
-            </w:r>
-            <w:r>
-              <w:rPr>
-                <w:b/>
-                <w:bCs/>
-              </w:rPr>
-              <w:t>Dismiss</w:t>
-            </w:r>
-            <w:r>
-              <w:t xml:space="preserve"> </w:t>
-            </w:r>
-            <w:r>
-              <w:t>to</w:t>
-            </w:r>
-            <w:r>
-              <w:t xml:space="preserve"> </w:t>
-            </w:r>
-            <w:r>
-              <w:t>stop</w:t>
-            </w:r>
-            <w:r>
-              <w:t xml:space="preserve"> </w:t>
-            </w:r>
-            <w:r>
-              <w:t>the</w:t>
-            </w:r>
-            <w:r>
-              <w:t xml:space="preserve"> </w:t>
-            </w:r>
-            <w:r>
-              <w:t>appeal</w:t>
-            </w:r>
-            <w:r>
-              <w:t xml:space="preserve"> </w:t>
-            </w:r>
-            <w:r>
-              <w:t>from</w:t>
-            </w:r>
-            <w:r>
-              <w:t xml:space="preserve"> </w:t>
-            </w:r>
-            <w:r>
-              <w:t>continuing.</w:t>
-            </w:r>
-          </w:p>
-          <w:p>
-            <w:pPr>
-              <w:pStyle w:val="Heading3"/>
-              <w:keepNext/>
-              <w:keepLines/>
-              <w:outlineLvl w:val="2"/>
-            </w:pPr>
-            <w:r>
-              <w:t>Link in this step</w:t>
-            </w:r>
-          </w:p>
-          <w:p>
-            <w:pPr>
-              <w:pStyle w:val="Body"/>
-              <w:keepNext/>
-              <w:keepLines/>
-            </w:pPr>
-            <w:r>
-              <w:rPr>
-                <w:b/>
-                <w:color w:val="000000"/>
-                <w:shd w:val="clear" w:color="auto" w:fill="FFFFFF"/>
-              </w:rPr>
-              <w:t>Notice</w:t>
-            </w:r>
-            <w:r>
-              <w:rPr>
-                <w:b/>
-                <w:color w:val="000000"/>
-                <w:shd w:val="clear" w:color="auto" w:fill="FFFFFF"/>
-              </w:rPr>
-              <w:t xml:space="preserve"> </w:t>
-            </w:r>
-            <w:r>
-              <w:rPr>
-                <w:b/>
-                <w:color w:val="000000"/>
-                <w:shd w:val="clear" w:color="auto" w:fill="FFFFFF"/>
-              </w:rPr>
-              <w:t>of</w:t>
-            </w:r>
-            <w:r>
-              <w:rPr>
-                <w:b/>
-                <w:color w:val="000000"/>
-                <w:shd w:val="clear" w:color="auto" w:fill="FFFFFF"/>
-              </w:rPr>
-              <w:t xml:space="preserve"> </w:t>
-            </w:r>
-            <w:r>
-              <w:rPr>
-                <w:b/>
-                <w:color w:val="000000"/>
-                <w:shd w:val="clear" w:color="auto" w:fill="FFFFFF"/>
-              </w:rPr>
-              <w:t>Decision</w:t>
-            </w:r>
-            <w:r>
-              <w:rPr>
-                <w:b/>
-                <w:color w:val="000000"/>
-                <w:shd w:val="clear" w:color="auto" w:fill="FFFFFF"/>
-              </w:rPr>
-              <w:t xml:space="preserve"> </w:t>
-            </w:r>
-            <w:r>
-              <w:rPr>
-                <w:b/>
-                <w:color w:val="000000"/>
-                <w:shd w:val="clear" w:color="auto" w:fill="FFFFFF"/>
-              </w:rPr>
-              <w:t>Not</w:t>
-            </w:r>
-            <w:r>
-              <w:rPr>
-                <w:b/>
-                <w:color w:val="000000"/>
-                <w:shd w:val="clear" w:color="auto" w:fill="FFFFFF"/>
-              </w:rPr>
-              <w:t xml:space="preserve"> </w:t>
-            </w:r>
-            <w:r>
-              <w:rPr>
-                <w:b/>
-                <w:color w:val="000000"/>
-                <w:shd w:val="clear" w:color="auto" w:fill="FFFFFF"/>
-              </w:rPr>
-              <w:t>to</w:t>
-            </w:r>
-            <w:r>
-              <w:rPr>
-                <w:b/>
-                <w:color w:val="000000"/>
-                <w:shd w:val="clear" w:color="auto" w:fill="FFFFFF"/>
-              </w:rPr>
-              <w:t xml:space="preserve"> </w:t>
-            </w:r>
-            <w:r>
-              <w:rPr>
-                <w:b/>
-                <w:color w:val="000000"/>
-                <w:shd w:val="clear" w:color="auto" w:fill="FFFFFF"/>
-              </w:rPr>
-              <w:t>File</w:t>
-            </w:r>
-            <w:r>
-              <w:rPr>
-                <w:b/>
-                <w:color w:val="000000"/>
-                <w:shd w:val="clear" w:color="auto" w:fill="FFFFFF"/>
-              </w:rPr>
-              <w:t xml:space="preserve"> </w:t>
-            </w:r>
-            <w:r>
-              <w:rPr>
-                <w:b/>
-                <w:color w:val="000000"/>
-                <w:shd w:val="clear" w:color="auto" w:fill="FFFFFF"/>
-              </w:rPr>
-              <w:t>Appellee</w:t>
-            </w:r>
-            <w:r>
-              <w:rPr>
-                <w:b/>
-                <w:color w:val="000000"/>
-                <w:shd w:val="clear" w:color="auto" w:fill="FFFFFF"/>
-              </w:rPr>
-              <w:t xml:space="preserve"> </w:t>
-            </w:r>
-            <w:r>
-              <w:rPr>
-                <w:b/>
-                <w:color w:val="000000"/>
-                <w:shd w:val="clear" w:color="auto" w:fill="FFFFFF"/>
-              </w:rPr>
-              <w:t>Brief</w:t>
-            </w:r>
-            <w:r>
-              <w:rPr>
-                <w:color w:val="000000"/>
-                <w:shd w:val="clear" w:color="auto" w:fill="FFFFFF"/>
-              </w:rPr>
-              <w:t>,</w:t>
-            </w:r>
-            <w:r>
-              <w:rPr>
-                <w:color w:val="000000"/>
-                <w:shd w:val="clear" w:color="auto" w:fill="FFFFFF"/>
-              </w:rPr>
-              <w:t xml:space="preserve"> </w:t>
-            </w:r>
-            <w:hyperlink r:id="rId204" w:tgtFrame="_blank" w:history="1">
-              <w:r>
-                <w:rPr>
-                  <w:rStyle w:val="Hyperlink"/>
-                </w:rPr>
-                <w:t>SHS-AP</w:t>
-              </w:r>
-              <w:r>
-                <w:rPr>
-                  <w:rStyle w:val="Hyperlink"/>
-                </w:rPr>
-                <w:t xml:space="preserve"> </w:t>
-              </w:r>
-              <w:r>
-                <w:rPr>
-                  <w:rStyle w:val="Hyperlink"/>
-                </w:rPr>
-                <w:t>260</w:t>
-              </w:r>
-            </w:hyperlink>
-            <w:r>
               <w:br/>
             </w:r>
             <w:r>
@@ -61726,7 +61632,7 @@
             <w:r>
               <w:t xml:space="preserve">Step </w:t>
             </w:r>
-            <w:bookmarkStart w:id="20" w:name="LastStep"/>
+            <w:bookmarkStart w:id="19" w:name="LastStep"/>
             <w:r>
               <w:rPr>
                 <w:rStyle w:val="NumChar"/>
@@ -61758,7 +61664,7 @@
               </w:rPr>
               <w:fldChar w:fldCharType="end"/>
             </w:r>
-            <w:bookmarkEnd w:id="20"/>
+            <w:bookmarkEnd w:id="19"/>
             <w:r>
               <w:t xml:space="preserve">: Get more </w:t>
             </w:r>
@@ -61787,7 +61693,7 @@
             <w:r>
               <w:t xml:space="preserve">For help with forms or understanding the process, call the </w:t>
             </w:r>
-            <w:hyperlink r:id="rId205" w:history="1">
+            <w:hyperlink r:id="rId204" w:history="1">
               <w:r>
                 <w:rPr>
                   <w:rStyle w:val="Hyperlink"/>
@@ -61812,7 +61718,7 @@
             <w:r>
               <w:t xml:space="preserve">Many lawyers offer free or flat fee consultations without having to hire them for the whole case. </w:t>
             </w:r>
-            <w:hyperlink r:id="rId206" w:history="1">
+            <w:hyperlink r:id="rId205" w:history="1">
               <w:r>
                 <w:rPr>
                   <w:rStyle w:val="Hyperlink"/>
@@ -61832,7 +61738,7 @@
             <w:r>
               <w:t xml:space="preserve">Depending on your income, you may qualify for </w:t>
             </w:r>
-            <w:hyperlink r:id="rId207" w:history="1">
+            <w:hyperlink r:id="rId206" w:history="1">
               <w:r>
                 <w:rPr>
                   <w:rStyle w:val="Hyperlink"/>
@@ -61856,7 +61762,7 @@
               <w:lastRenderedPageBreak/>
               <w:t xml:space="preserve">free lawyer from </w:t>
             </w:r>
-            <w:hyperlink r:id="rId208" w:history="1">
+            <w:hyperlink r:id="rId207" w:history="1">
               <w:r>
                 <w:rPr>
                   <w:rStyle w:val="Hyperlink"/>
@@ -61882,7 +61788,7 @@
             <w:pPr>
               <w:pStyle w:val="Body"/>
             </w:pPr>
-            <w:hyperlink r:id="rId209" w:history="1">
+            <w:hyperlink r:id="rId208" w:history="1">
               <w:r>
                 <w:rPr>
                   <w:rStyle w:val="Hyperlink"/>
@@ -61900,7 +61806,7 @@
             <w:pPr>
               <w:pStyle w:val="Body"/>
             </w:pPr>
-            <w:hyperlink r:id="rId210" w:history="1">
+            <w:hyperlink r:id="rId209" w:history="1">
               <w:r>
                 <w:rPr>
                   <w:rStyle w:val="Hyperlink"/>
@@ -61918,7 +61824,7 @@
             <w:pPr>
               <w:pStyle w:val="Body"/>
             </w:pPr>
-            <w:hyperlink r:id="rId211" w:history="1">
+            <w:hyperlink r:id="rId210" w:history="1">
               <w:r>
                 <w:rPr>
                   <w:rStyle w:val="Hyperlink"/>
@@ -61938,7 +61844,7 @@
             <w:pPr>
               <w:pStyle w:val="Body"/>
             </w:pPr>
-            <w:hyperlink r:id="rId212" w:history="1">
+            <w:hyperlink r:id="rId211" w:history="1">
               <w:r>
                 <w:rPr>
                   <w:rStyle w:val="Hyperlink"/>
@@ -61961,7 +61867,7 @@
       </w:pPr>
     </w:p>
     <w:sectPr>
-      <w:footerReference w:type="default" r:id="rId213"/>
+      <w:footerReference w:type="default" r:id="rId212"/>
       <w:pgSz w:w="12240" w:h="15840"/>
       <w:pgMar w:top="245" w:right="1440" w:bottom="274" w:left="1440" w:header="720" w:footer="720" w:gutter="0"/>
       <w:cols w:space="720"/>
@@ -61972,7 +61878,7 @@
 </file>
 
 <file path=word/endnotes.xml><?xml version="1.0" encoding="utf-8"?>
-<w:endnotes xmlns:wpc="http://schemas.microsoft.com/office/word/2010/wordprocessingCanvas" xmlns:mc="http://schemas.openxmlformats.org/markup-compatibility/2006" xmlns:o="urn:schemas-microsoft-com:office:office" xmlns:r="http://schemas.openxmlformats.org/officeDocument/2006/relationships" xmlns:m="http://schemas.openxmlformats.org/officeDocument/2006/math" xmlns:v="urn:schemas-microsoft-com:vml" xmlns:wp14="http://schemas.microsoft.com/office/word/2010/wordprocessingDrawing" xmlns:wp="http://schemas.openxmlformats.org/drawingml/2006/wordprocessingDrawing" xmlns:w10="urn:schemas-microsoft-com:office:word" xmlns:w="http://schemas.openxmlformats.org/wordprocessingml/2006/main" xmlns:w14="http://schemas.microsoft.com/office/word/2010/wordml" xmlns:wpg="http://schemas.microsoft.com/office/word/2010/wordprocessingGroup" xmlns:wpi="http://schemas.microsoft.com/office/word/2010/wordprocessingInk" xmlns:wne="http://schemas.microsoft.com/office/word/2006/wordml" xmlns:wps="http://schemas.microsoft.com/office/word/2010/wordprocessingShape" mc:Ignorable="w14 wp14">
+<w:endnotes xmlns:wpc="http://schemas.microsoft.com/office/word/2010/wordprocessingCanvas" xmlns:cx="http://schemas.microsoft.com/office/drawing/2014/chartex" xmlns:cx1="http://schemas.microsoft.com/office/drawing/2015/9/8/chartex" xmlns:cx2="http://schemas.microsoft.com/office/drawing/2015/10/21/chartex" xmlns:cx3="http://schemas.microsoft.com/office/drawing/2016/5/9/chartex" xmlns:cx4="http://schemas.microsoft.com/office/drawing/2016/5/10/chartex" xmlns:cx5="http://schemas.microsoft.com/office/drawing/2016/5/11/chartex" xmlns:cx6="http://schemas.microsoft.com/office/drawing/2016/5/12/chartex" xmlns:cx7="http://schemas.microsoft.com/office/drawing/2016/5/13/chartex" xmlns:cx8="http://schemas.microsoft.com/office/drawing/2016/5/14/chartex" xmlns:mc="http://schemas.openxmlformats.org/markup-compatibility/2006" xmlns:aink="http://schemas.microsoft.com/office/drawing/2016/ink" xmlns:am3d="http://schemas.microsoft.com/office/drawing/2017/model3d" xmlns:o="urn:schemas-microsoft-com:office:office" xmlns:r="http://schemas.openxmlformats.org/officeDocument/2006/relationships" xmlns:m="http://schemas.openxmlformats.org/officeDocument/2006/math" xmlns:v="urn:schemas-microsoft-com:vml" xmlns:wp14="http://schemas.microsoft.com/office/word/2010/wordprocessingDrawing" xmlns:wp="http://schemas.openxmlformats.org/drawingml/2006/wordprocessingDrawing" xmlns:w10="urn:schemas-microsoft-com:office:word" xmlns:w="http://schemas.openxmlformats.org/wordprocessingml/2006/main" xmlns:w14="http://schemas.microsoft.com/office/word/2010/wordml" xmlns:w15="http://schemas.microsoft.com/office/word/2012/wordml" xmlns:w16cex="http://schemas.microsoft.com/office/word/2018/wordml/cex" xmlns:w16cid="http://schemas.microsoft.com/office/word/2016/wordml/cid" xmlns:w16="http://schemas.microsoft.com/office/word/2018/wordml" xmlns:w16sdtdh="http://schemas.microsoft.com/office/word/2020/wordml/sdtdatahash" xmlns:w16se="http://schemas.microsoft.com/office/word/2015/wordml/symex" xmlns:wpg="http://schemas.microsoft.com/office/word/2010/wordprocessingGroup" xmlns:wpi="http://schemas.microsoft.com/office/word/2010/wordprocessingInk" xmlns:wne="http://schemas.microsoft.com/office/word/2006/wordml" xmlns:wps="http://schemas.microsoft.com/office/word/2010/wordprocessingShape" mc:Ignorable="w14 w15 w16se w16cid w16 w16cex w16sdtdh wp14">
   <w:endnote w:type="separator" w:id="-1">
     <w:p>
       <w:r>
@@ -61998,7 +61904,7 @@
 </file>
 
 <file path=word/footer1.xml><?xml version="1.0" encoding="utf-8"?>
-<w:ftr xmlns:wpc="http://schemas.microsoft.com/office/word/2010/wordprocessingCanvas" xmlns:mc="http://schemas.openxmlformats.org/markup-compatibility/2006" xmlns:o="urn:schemas-microsoft-com:office:office" xmlns:r="http://schemas.openxmlformats.org/officeDocument/2006/relationships" xmlns:m="http://schemas.openxmlformats.org/officeDocument/2006/math" xmlns:v="urn:schemas-microsoft-com:vml" xmlns:wp14="http://schemas.microsoft.com/office/word/2010/wordprocessingDrawing" xmlns:wp="http://schemas.openxmlformats.org/drawingml/2006/wordprocessingDrawing" xmlns:w10="urn:schemas-microsoft-com:office:word" xmlns:w="http://schemas.openxmlformats.org/wordprocessingml/2006/main" xmlns:w14="http://schemas.microsoft.com/office/word/2010/wordml" xmlns:wpg="http://schemas.microsoft.com/office/word/2010/wordprocessingGroup" xmlns:wpi="http://schemas.microsoft.com/office/word/2010/wordprocessingInk" xmlns:wne="http://schemas.microsoft.com/office/word/2006/wordml" xmlns:wps="http://schemas.microsoft.com/office/word/2010/wordprocessingShape" mc:Ignorable="w14 wp14">
+<w:ftr xmlns:wpc="http://schemas.microsoft.com/office/word/2010/wordprocessingCanvas" xmlns:cx="http://schemas.microsoft.com/office/drawing/2014/chartex" xmlns:cx1="http://schemas.microsoft.com/office/drawing/2015/9/8/chartex" xmlns:cx2="http://schemas.microsoft.com/office/drawing/2015/10/21/chartex" xmlns:cx3="http://schemas.microsoft.com/office/drawing/2016/5/9/chartex" xmlns:cx4="http://schemas.microsoft.com/office/drawing/2016/5/10/chartex" xmlns:cx5="http://schemas.microsoft.com/office/drawing/2016/5/11/chartex" xmlns:cx6="http://schemas.microsoft.com/office/drawing/2016/5/12/chartex" xmlns:cx7="http://schemas.microsoft.com/office/drawing/2016/5/13/chartex" xmlns:cx8="http://schemas.microsoft.com/office/drawing/2016/5/14/chartex" xmlns:mc="http://schemas.openxmlformats.org/markup-compatibility/2006" xmlns:aink="http://schemas.microsoft.com/office/drawing/2016/ink" xmlns:am3d="http://schemas.microsoft.com/office/drawing/2017/model3d" xmlns:o="urn:schemas-microsoft-com:office:office" xmlns:r="http://schemas.openxmlformats.org/officeDocument/2006/relationships" xmlns:m="http://schemas.openxmlformats.org/officeDocument/2006/math" xmlns:v="urn:schemas-microsoft-com:vml" xmlns:wp14="http://schemas.microsoft.com/office/word/2010/wordprocessingDrawing" xmlns:wp="http://schemas.openxmlformats.org/drawingml/2006/wordprocessingDrawing" xmlns:w10="urn:schemas-microsoft-com:office:word" xmlns:w="http://schemas.openxmlformats.org/wordprocessingml/2006/main" xmlns:w14="http://schemas.microsoft.com/office/word/2010/wordml" xmlns:w15="http://schemas.microsoft.com/office/word/2012/wordml" xmlns:w16cex="http://schemas.microsoft.com/office/word/2018/wordml/cex" xmlns:w16cid="http://schemas.microsoft.com/office/word/2016/wordml/cid" xmlns:w16="http://schemas.microsoft.com/office/word/2018/wordml" xmlns:w16sdtdh="http://schemas.microsoft.com/office/word/2020/wordml/sdtdatahash" xmlns:w16se="http://schemas.microsoft.com/office/word/2015/wordml/symex" xmlns:wpg="http://schemas.microsoft.com/office/word/2010/wordprocessingGroup" xmlns:wpi="http://schemas.microsoft.com/office/word/2010/wordprocessingInk" xmlns:wne="http://schemas.microsoft.com/office/word/2006/wordml" xmlns:wps="http://schemas.microsoft.com/office/word/2010/wordprocessingShape" mc:Ignorable="w14 w15 w16se w16cid w16 w16cex w16sdtdh wp14">
   <w:p>
     <w:pPr>
       <w:pStyle w:val="Footer"/>
@@ -62026,14 +61932,27 @@
     <w:r>
       <w:t xml:space="preserve"> of </w:t>
     </w:r>
-    <w:fldSimple w:instr=" NUMPAGES  \* Arabic  \* MERGEFORMAT ">
-      <w:r>
-        <w:rPr>
-          <w:noProof/>
-        </w:rPr>
-        <w:t>49</w:t>
-      </w:r>
-    </w:fldSimple>
+    <w:r>
+      <w:fldChar w:fldCharType="begin"/>
+    </w:r>
+    <w:r>
+      <w:instrText xml:space="preserve"> NUMPAGES  \* Arabic  \* MERGEFORMAT </w:instrText>
+    </w:r>
+    <w:r>
+      <w:fldChar w:fldCharType="separate"/>
+    </w:r>
+    <w:r>
+      <w:rPr>
+        <w:noProof/>
+      </w:rPr>
+      <w:t>49</w:t>
+    </w:r>
+    <w:r>
+      <w:rPr>
+        <w:noProof/>
+      </w:rPr>
+      <w:fldChar w:fldCharType="end"/>
+    </w:r>
     <w:r>
       <w:t xml:space="preserve"> pages</w:t>
     </w:r>
@@ -62044,10 +61963,16 @@
       <w:spacing w:before="0" w:beforeAutospacing="0" w:after="0" w:afterAutospacing="0"/>
     </w:pPr>
     <w:r>
-      <w:t xml:space="preserve">March </w:t>
+      <w:t>Ma</w:t>
     </w:r>
     <w:r>
-      <w:t>31</w:t>
+      <w:t>y</w:t>
+    </w:r>
+    <w:r>
+      <w:t xml:space="preserve"> </w:t>
+    </w:r>
+    <w:r>
+      <w:t>1</w:t>
     </w:r>
     <w:r>
       <w:t>, 2025</w:t>
@@ -62057,7 +61982,7 @@
 </file>
 
 <file path=word/footnotes.xml><?xml version="1.0" encoding="utf-8"?>
-<w:footnotes xmlns:wpc="http://schemas.microsoft.com/office/word/2010/wordprocessingCanvas" xmlns:mc="http://schemas.openxmlformats.org/markup-compatibility/2006" xmlns:o="urn:schemas-microsoft-com:office:office" xmlns:r="http://schemas.openxmlformats.org/officeDocument/2006/relationships" xmlns:m="http://schemas.openxmlformats.org/officeDocument/2006/math" xmlns:v="urn:schemas-microsoft-com:vml" xmlns:wp14="http://schemas.microsoft.com/office/word/2010/wordprocessingDrawing" xmlns:wp="http://schemas.openxmlformats.org/drawingml/2006/wordprocessingDrawing" xmlns:w10="urn:schemas-microsoft-com:office:word" xmlns:w="http://schemas.openxmlformats.org/wordprocessingml/2006/main" xmlns:w14="http://schemas.microsoft.com/office/word/2010/wordml" xmlns:wpg="http://schemas.microsoft.com/office/word/2010/wordprocessingGroup" xmlns:wpi="http://schemas.microsoft.com/office/word/2010/wordprocessingInk" xmlns:wne="http://schemas.microsoft.com/office/word/2006/wordml" xmlns:wps="http://schemas.microsoft.com/office/word/2010/wordprocessingShape" mc:Ignorable="w14 wp14">
+<w:footnotes xmlns:wpc="http://schemas.microsoft.com/office/word/2010/wordprocessingCanvas" xmlns:cx="http://schemas.microsoft.com/office/drawing/2014/chartex" xmlns:cx1="http://schemas.microsoft.com/office/drawing/2015/9/8/chartex" xmlns:cx2="http://schemas.microsoft.com/office/drawing/2015/10/21/chartex" xmlns:cx3="http://schemas.microsoft.com/office/drawing/2016/5/9/chartex" xmlns:cx4="http://schemas.microsoft.com/office/drawing/2016/5/10/chartex" xmlns:cx5="http://schemas.microsoft.com/office/drawing/2016/5/11/chartex" xmlns:cx6="http://schemas.microsoft.com/office/drawing/2016/5/12/chartex" xmlns:cx7="http://schemas.microsoft.com/office/drawing/2016/5/13/chartex" xmlns:cx8="http://schemas.microsoft.com/office/drawing/2016/5/14/chartex" xmlns:mc="http://schemas.openxmlformats.org/markup-compatibility/2006" xmlns:aink="http://schemas.microsoft.com/office/drawing/2016/ink" xmlns:am3d="http://schemas.microsoft.com/office/drawing/2017/model3d" xmlns:o="urn:schemas-microsoft-com:office:office" xmlns:r="http://schemas.openxmlformats.org/officeDocument/2006/relationships" xmlns:m="http://schemas.openxmlformats.org/officeDocument/2006/math" xmlns:v="urn:schemas-microsoft-com:vml" xmlns:wp14="http://schemas.microsoft.com/office/word/2010/wordprocessingDrawing" xmlns:wp="http://schemas.openxmlformats.org/drawingml/2006/wordprocessingDrawing" xmlns:w10="urn:schemas-microsoft-com:office:word" xmlns:w="http://schemas.openxmlformats.org/wordprocessingml/2006/main" xmlns:w14="http://schemas.microsoft.com/office/word/2010/wordml" xmlns:w15="http://schemas.microsoft.com/office/word/2012/wordml" xmlns:w16cex="http://schemas.microsoft.com/office/word/2018/wordml/cex" xmlns:w16cid="http://schemas.microsoft.com/office/word/2016/wordml/cid" xmlns:w16="http://schemas.microsoft.com/office/word/2018/wordml" xmlns:w16sdtdh="http://schemas.microsoft.com/office/word/2020/wordml/sdtdatahash" xmlns:w16se="http://schemas.microsoft.com/office/word/2015/wordml/symex" xmlns:wpg="http://schemas.microsoft.com/office/word/2010/wordprocessingGroup" xmlns:wpi="http://schemas.microsoft.com/office/word/2010/wordprocessingInk" xmlns:wne="http://schemas.microsoft.com/office/word/2006/wordml" xmlns:wps="http://schemas.microsoft.com/office/word/2010/wordprocessingShape" mc:Ignorable="w14 w15 w16se w16cid w16 w16cex w16sdtdh wp14">
   <w:footnote w:type="separator" w:id="-1">
     <w:p>
       <w:r>
@@ -62083,8 +62008,8 @@
 </file>
 
 <file path=word/numbering.xml><?xml version="1.0" encoding="utf-8"?>
-<w:numbering xmlns:wpc="http://schemas.microsoft.com/office/word/2010/wordprocessingCanvas" xmlns:mc="http://schemas.openxmlformats.org/markup-compatibility/2006" xmlns:o="urn:schemas-microsoft-com:office:office" xmlns:r="http://schemas.openxmlformats.org/officeDocument/2006/relationships" xmlns:m="http://schemas.openxmlformats.org/officeDocument/2006/math" xmlns:v="urn:schemas-microsoft-com:vml" xmlns:wp14="http://schemas.microsoft.com/office/word/2010/wordprocessingDrawing" xmlns:wp="http://schemas.openxmlformats.org/drawingml/2006/wordprocessingDrawing" xmlns:w10="urn:schemas-microsoft-com:office:word" xmlns:w="http://schemas.openxmlformats.org/wordprocessingml/2006/main" xmlns:w14="http://schemas.microsoft.com/office/word/2010/wordml" xmlns:wpg="http://schemas.microsoft.com/office/word/2010/wordprocessingGroup" xmlns:wpi="http://schemas.microsoft.com/office/word/2010/wordprocessingInk" xmlns:wne="http://schemas.microsoft.com/office/word/2006/wordml" xmlns:wps="http://schemas.microsoft.com/office/word/2010/wordprocessingShape" mc:Ignorable="w14 wp14">
-  <w:abstractNum w:abstractNumId="0">
+<w:numbering xmlns:wpc="http://schemas.microsoft.com/office/word/2010/wordprocessingCanvas" xmlns:cx="http://schemas.microsoft.com/office/drawing/2014/chartex" xmlns:cx1="http://schemas.microsoft.com/office/drawing/2015/9/8/chartex" xmlns:cx2="http://schemas.microsoft.com/office/drawing/2015/10/21/chartex" xmlns:cx3="http://schemas.microsoft.com/office/drawing/2016/5/9/chartex" xmlns:cx4="http://schemas.microsoft.com/office/drawing/2016/5/10/chartex" xmlns:cx5="http://schemas.microsoft.com/office/drawing/2016/5/11/chartex" xmlns:cx6="http://schemas.microsoft.com/office/drawing/2016/5/12/chartex" xmlns:cx7="http://schemas.microsoft.com/office/drawing/2016/5/13/chartex" xmlns:cx8="http://schemas.microsoft.com/office/drawing/2016/5/14/chartex" xmlns:mc="http://schemas.openxmlformats.org/markup-compatibility/2006" xmlns:aink="http://schemas.microsoft.com/office/drawing/2016/ink" xmlns:am3d="http://schemas.microsoft.com/office/drawing/2017/model3d" xmlns:o="urn:schemas-microsoft-com:office:office" xmlns:r="http://schemas.openxmlformats.org/officeDocument/2006/relationships" xmlns:m="http://schemas.openxmlformats.org/officeDocument/2006/math" xmlns:v="urn:schemas-microsoft-com:vml" xmlns:wp14="http://schemas.microsoft.com/office/word/2010/wordprocessingDrawing" xmlns:wp="http://schemas.openxmlformats.org/drawingml/2006/wordprocessingDrawing" xmlns:w10="urn:schemas-microsoft-com:office:word" xmlns:w="http://schemas.openxmlformats.org/wordprocessingml/2006/main" xmlns:w14="http://schemas.microsoft.com/office/word/2010/wordml" xmlns:w15="http://schemas.microsoft.com/office/word/2012/wordml" xmlns:w16cex="http://schemas.microsoft.com/office/word/2018/wordml/cex" xmlns:w16cid="http://schemas.microsoft.com/office/word/2016/wordml/cid" xmlns:w16="http://schemas.microsoft.com/office/word/2018/wordml" xmlns:w16sdtdh="http://schemas.microsoft.com/office/word/2020/wordml/sdtdatahash" xmlns:w16se="http://schemas.microsoft.com/office/word/2015/wordml/symex" xmlns:wpg="http://schemas.microsoft.com/office/word/2010/wordprocessingGroup" xmlns:wpi="http://schemas.microsoft.com/office/word/2010/wordprocessingInk" xmlns:wne="http://schemas.microsoft.com/office/word/2006/wordml" xmlns:wps="http://schemas.microsoft.com/office/word/2010/wordprocessingShape" mc:Ignorable="w14 w15 w16se w16cid w16 w16cex w16sdtdh wp14">
+  <w:abstractNum w:abstractNumId="0" w15:restartNumberingAfterBreak="0">
     <w:nsid w:val="010D7900"/>
     <w:multiLevelType w:val="hybridMultilevel"/>
     <w:tmpl w:val="75C0CB1E"/>
@@ -62197,7 +62122,7 @@
       </w:rPr>
     </w:lvl>
   </w:abstractNum>
-  <w:abstractNum w:abstractNumId="1">
+  <w:abstractNum w:abstractNumId="1" w15:restartNumberingAfterBreak="0">
     <w:nsid w:val="051F1BA3"/>
     <w:multiLevelType w:val="hybridMultilevel"/>
     <w:tmpl w:val="DAF6B360"/>
@@ -62310,7 +62235,7 @@
       </w:rPr>
     </w:lvl>
   </w:abstractNum>
-  <w:abstractNum w:abstractNumId="2">
+  <w:abstractNum w:abstractNumId="2" w15:restartNumberingAfterBreak="0">
     <w:nsid w:val="08C6366F"/>
     <w:multiLevelType w:val="hybridMultilevel"/>
     <w:tmpl w:val="D3561CAA"/>
@@ -62397,7 +62322,7 @@
       </w:pPr>
     </w:lvl>
   </w:abstractNum>
-  <w:abstractNum w:abstractNumId="3">
+  <w:abstractNum w:abstractNumId="3" w15:restartNumberingAfterBreak="0">
     <w:nsid w:val="0C357DD6"/>
     <w:multiLevelType w:val="hybridMultilevel"/>
     <w:tmpl w:val="FEA8088E"/>
@@ -62488,7 +62413,7 @@
       </w:pPr>
     </w:lvl>
   </w:abstractNum>
-  <w:abstractNum w:abstractNumId="4">
+  <w:abstractNum w:abstractNumId="4" w15:restartNumberingAfterBreak="0">
     <w:nsid w:val="0DEA069D"/>
     <w:multiLevelType w:val="multilevel"/>
     <w:tmpl w:val="450C4EF6"/>
@@ -62629,7 +62554,7 @@
       </w:rPr>
     </w:lvl>
   </w:abstractNum>
-  <w:abstractNum w:abstractNumId="5">
+  <w:abstractNum w:abstractNumId="5" w15:restartNumberingAfterBreak="0">
     <w:nsid w:val="0F057383"/>
     <w:multiLevelType w:val="multilevel"/>
     <w:tmpl w:val="61100336"/>
@@ -62769,7 +62694,7 @@
       </w:rPr>
     </w:lvl>
   </w:abstractNum>
-  <w:abstractNum w:abstractNumId="6">
+  <w:abstractNum w:abstractNumId="6" w15:restartNumberingAfterBreak="0">
     <w:nsid w:val="107C07BC"/>
     <w:multiLevelType w:val="hybridMultilevel"/>
     <w:tmpl w:val="EDBA8B9E"/>
@@ -62882,7 +62807,7 @@
       </w:rPr>
     </w:lvl>
   </w:abstractNum>
-  <w:abstractNum w:abstractNumId="7">
+  <w:abstractNum w:abstractNumId="7" w15:restartNumberingAfterBreak="0">
     <w:nsid w:val="12AB4D80"/>
     <w:multiLevelType w:val="hybridMultilevel"/>
     <w:tmpl w:val="BD2A6D10"/>
@@ -62995,7 +62920,7 @@
       </w:rPr>
     </w:lvl>
   </w:abstractNum>
-  <w:abstractNum w:abstractNumId="8">
+  <w:abstractNum w:abstractNumId="8" w15:restartNumberingAfterBreak="0">
     <w:nsid w:val="15510218"/>
     <w:multiLevelType w:val="hybridMultilevel"/>
     <w:tmpl w:val="8EF49D20"/>
@@ -63085,7 +63010,7 @@
       </w:pPr>
     </w:lvl>
   </w:abstractNum>
-  <w:abstractNum w:abstractNumId="9">
+  <w:abstractNum w:abstractNumId="9" w15:restartNumberingAfterBreak="0">
     <w:nsid w:val="1DA574C5"/>
     <w:multiLevelType w:val="hybridMultilevel"/>
     <w:tmpl w:val="C5DAC41E"/>
@@ -63174,7 +63099,7 @@
       </w:pPr>
     </w:lvl>
   </w:abstractNum>
-  <w:abstractNum w:abstractNumId="10">
+  <w:abstractNum w:abstractNumId="10" w15:restartNumberingAfterBreak="0">
     <w:nsid w:val="22C06009"/>
     <w:multiLevelType w:val="multilevel"/>
     <w:tmpl w:val="0DE68EC0"/>
@@ -63314,7 +63239,7 @@
       </w:rPr>
     </w:lvl>
   </w:abstractNum>
-  <w:abstractNum w:abstractNumId="11">
+  <w:abstractNum w:abstractNumId="11" w15:restartNumberingAfterBreak="0">
     <w:nsid w:val="253D4794"/>
     <w:multiLevelType w:val="multilevel"/>
     <w:tmpl w:val="8C80AB36"/>
@@ -63427,7 +63352,7 @@
       </w:rPr>
     </w:lvl>
   </w:abstractNum>
-  <w:abstractNum w:abstractNumId="12">
+  <w:abstractNum w:abstractNumId="12" w15:restartNumberingAfterBreak="0">
     <w:nsid w:val="25ED4004"/>
     <w:multiLevelType w:val="multilevel"/>
     <w:tmpl w:val="10421AA8"/>
@@ -63569,7 +63494,7 @@
       </w:rPr>
     </w:lvl>
   </w:abstractNum>
-  <w:abstractNum w:abstractNumId="13">
+  <w:abstractNum w:abstractNumId="13" w15:restartNumberingAfterBreak="0">
     <w:nsid w:val="296F3872"/>
     <w:multiLevelType w:val="hybridMultilevel"/>
     <w:tmpl w:val="5E9E6A2E"/>
@@ -63683,7 +63608,7 @@
       </w:rPr>
     </w:lvl>
   </w:abstractNum>
-  <w:abstractNum w:abstractNumId="14">
+  <w:abstractNum w:abstractNumId="14" w15:restartNumberingAfterBreak="0">
     <w:nsid w:val="48EF4C29"/>
     <w:multiLevelType w:val="hybridMultilevel"/>
     <w:tmpl w:val="22E061E4"/>
@@ -63796,7 +63721,7 @@
       </w:rPr>
     </w:lvl>
   </w:abstractNum>
-  <w:abstractNum w:abstractNumId="15">
+  <w:abstractNum w:abstractNumId="15" w15:restartNumberingAfterBreak="0">
     <w:nsid w:val="49D53B7D"/>
     <w:multiLevelType w:val="hybridMultilevel"/>
     <w:tmpl w:val="E81AAE0E"/>
@@ -63909,7 +63834,7 @@
       </w:rPr>
     </w:lvl>
   </w:abstractNum>
-  <w:abstractNum w:abstractNumId="16">
+  <w:abstractNum w:abstractNumId="16" w15:restartNumberingAfterBreak="0">
     <w:nsid w:val="4B1B7F7B"/>
     <w:multiLevelType w:val="hybridMultilevel"/>
     <w:tmpl w:val="D458C3DA"/>
@@ -63998,7 +63923,7 @@
       </w:pPr>
     </w:lvl>
   </w:abstractNum>
-  <w:abstractNum w:abstractNumId="17">
+  <w:abstractNum w:abstractNumId="17" w15:restartNumberingAfterBreak="0">
     <w:nsid w:val="4DDF34F6"/>
     <w:multiLevelType w:val="hybridMultilevel"/>
     <w:tmpl w:val="F8ECF986"/>
@@ -64084,7 +64009,7 @@
       </w:pPr>
     </w:lvl>
   </w:abstractNum>
-  <w:abstractNum w:abstractNumId="18">
+  <w:abstractNum w:abstractNumId="18" w15:restartNumberingAfterBreak="0">
     <w:nsid w:val="5A0A6934"/>
     <w:multiLevelType w:val="multilevel"/>
     <w:tmpl w:val="94D8BC3A"/>
@@ -64224,7 +64149,7 @@
       </w:rPr>
     </w:lvl>
   </w:abstractNum>
-  <w:abstractNum w:abstractNumId="19">
+  <w:abstractNum w:abstractNumId="19" w15:restartNumberingAfterBreak="0">
     <w:nsid w:val="5E8146CF"/>
     <w:multiLevelType w:val="hybridMultilevel"/>
     <w:tmpl w:val="88887470"/>
@@ -64337,7 +64262,7 @@
       </w:rPr>
     </w:lvl>
   </w:abstractNum>
-  <w:abstractNum w:abstractNumId="20">
+  <w:abstractNum w:abstractNumId="20" w15:restartNumberingAfterBreak="0">
     <w:nsid w:val="688F1652"/>
     <w:multiLevelType w:val="multilevel"/>
     <w:tmpl w:val="1C900194"/>
@@ -64477,7 +64402,7 @@
       </w:rPr>
     </w:lvl>
   </w:abstractNum>
-  <w:abstractNum w:abstractNumId="21">
+  <w:abstractNum w:abstractNumId="21" w15:restartNumberingAfterBreak="0">
     <w:nsid w:val="6AFC18D1"/>
     <w:multiLevelType w:val="multilevel"/>
     <w:tmpl w:val="90105FDC"/>
@@ -64594,7 +64519,7 @@
       </w:pPr>
     </w:lvl>
   </w:abstractNum>
-  <w:abstractNum w:abstractNumId="22">
+  <w:abstractNum w:abstractNumId="22" w15:restartNumberingAfterBreak="0">
     <w:nsid w:val="6B961852"/>
     <w:multiLevelType w:val="hybridMultilevel"/>
     <w:tmpl w:val="DAAECE10"/>
@@ -64687,7 +64612,7 @@
       </w:pPr>
     </w:lvl>
   </w:abstractNum>
-  <w:abstractNum w:abstractNumId="23">
+  <w:abstractNum w:abstractNumId="23" w15:restartNumberingAfterBreak="0">
     <w:nsid w:val="6C567422"/>
     <w:multiLevelType w:val="hybridMultilevel"/>
     <w:tmpl w:val="08A2A54A"/>
@@ -64800,7 +64725,7 @@
       </w:rPr>
     </w:lvl>
   </w:abstractNum>
-  <w:abstractNum w:abstractNumId="24">
+  <w:abstractNum w:abstractNumId="24" w15:restartNumberingAfterBreak="0">
     <w:nsid w:val="6D076C65"/>
     <w:multiLevelType w:val="hybridMultilevel"/>
     <w:tmpl w:val="A8B846C6"/>
@@ -64889,7 +64814,7 @@
       </w:pPr>
     </w:lvl>
   </w:abstractNum>
-  <w:abstractNum w:abstractNumId="25">
+  <w:abstractNum w:abstractNumId="25" w15:restartNumberingAfterBreak="0">
     <w:nsid w:val="6F5D1775"/>
     <w:multiLevelType w:val="hybridMultilevel"/>
     <w:tmpl w:val="2F6EF11C"/>
@@ -65002,7 +64927,7 @@
       </w:rPr>
     </w:lvl>
   </w:abstractNum>
-  <w:abstractNum w:abstractNumId="26">
+  <w:abstractNum w:abstractNumId="26" w15:restartNumberingAfterBreak="0">
     <w:nsid w:val="7CB92AB8"/>
     <w:multiLevelType w:val="multilevel"/>
     <w:tmpl w:val="35D6B920"/>
@@ -65306,7 +65231,7 @@
 </file>
 
 <file path=word/styles.xml><?xml version="1.0" encoding="utf-8"?>
-<w:styles xmlns:mc="http://schemas.openxmlformats.org/markup-compatibility/2006" xmlns:r="http://schemas.openxmlformats.org/officeDocument/2006/relationships" xmlns:w="http://schemas.openxmlformats.org/wordprocessingml/2006/main" xmlns:w14="http://schemas.microsoft.com/office/word/2010/wordml" mc:Ignorable="w14">
+<w:styles xmlns:mc="http://schemas.openxmlformats.org/markup-compatibility/2006" xmlns:r="http://schemas.openxmlformats.org/officeDocument/2006/relationships" xmlns:w="http://schemas.openxmlformats.org/wordprocessingml/2006/main" xmlns:w14="http://schemas.microsoft.com/office/word/2010/wordml" xmlns:w15="http://schemas.microsoft.com/office/word/2012/wordml" xmlns:w16cex="http://schemas.microsoft.com/office/word/2018/wordml/cex" xmlns:w16cid="http://schemas.microsoft.com/office/word/2016/wordml/cid" xmlns:w16="http://schemas.microsoft.com/office/word/2018/wordml" xmlns:w16sdtdh="http://schemas.microsoft.com/office/word/2020/wordml/sdtdatahash" xmlns:w16se="http://schemas.microsoft.com/office/word/2015/wordml/symex" mc:Ignorable="w14 w15 w16se w16cid w16 w16cex w16sdtdh">
   <w:docDefaults>
     <w:rPrDefault>
       <w:rPr>
@@ -65322,147 +65247,383 @@
       </w:pPr>
     </w:pPrDefault>
   </w:docDefaults>
-  <w:latentStyles w:defLockedState="0" w:defUIPriority="99" w:defSemiHidden="1" w:defUnhideWhenUsed="1" w:defQFormat="0" w:count="267">
-    <w:lsdException w:name="Normal" w:semiHidden="0" w:uiPriority="0" w:unhideWhenUsed="0" w:qFormat="1"/>
-    <w:lsdException w:name="heading 1" w:semiHidden="0" w:uiPriority="9" w:unhideWhenUsed="0" w:qFormat="1"/>
-    <w:lsdException w:name="heading 2" w:uiPriority="9" w:qFormat="1"/>
-    <w:lsdException w:name="heading 3" w:uiPriority="9" w:qFormat="1"/>
-    <w:lsdException w:name="heading 4" w:uiPriority="9" w:qFormat="1"/>
-    <w:lsdException w:name="heading 5" w:uiPriority="9" w:qFormat="1"/>
-    <w:lsdException w:name="heading 6" w:uiPriority="9" w:qFormat="1"/>
-    <w:lsdException w:name="heading 7" w:uiPriority="9" w:qFormat="1"/>
-    <w:lsdException w:name="heading 8" w:uiPriority="9" w:qFormat="1"/>
-    <w:lsdException w:name="heading 9" w:uiPriority="9" w:qFormat="1"/>
-    <w:lsdException w:name="toc 1" w:uiPriority="39"/>
-    <w:lsdException w:name="toc 2" w:uiPriority="39"/>
-    <w:lsdException w:name="toc 3" w:uiPriority="39"/>
-    <w:lsdException w:name="toc 4" w:uiPriority="39"/>
-    <w:lsdException w:name="toc 5" w:uiPriority="39"/>
-    <w:lsdException w:name="toc 6" w:uiPriority="39"/>
-    <w:lsdException w:name="toc 7" w:uiPriority="39"/>
-    <w:lsdException w:name="toc 8" w:uiPriority="39"/>
-    <w:lsdException w:name="toc 9" w:uiPriority="39"/>
-    <w:lsdException w:name="annotation text" w:qFormat="1"/>
-    <w:lsdException w:name="caption" w:uiPriority="35" w:qFormat="1"/>
-    <w:lsdException w:name="annotation reference" w:qFormat="1"/>
-    <w:lsdException w:name="Title" w:semiHidden="0" w:uiPriority="10" w:unhideWhenUsed="0" w:qFormat="1"/>
-    <w:lsdException w:name="Default Paragraph Font" w:uiPriority="1"/>
-    <w:lsdException w:name="Body Text" w:uiPriority="1" w:qFormat="1"/>
-    <w:lsdException w:name="Subtitle" w:semiHidden="0" w:uiPriority="11" w:unhideWhenUsed="0" w:qFormat="1"/>
-    <w:lsdException w:name="Strong" w:semiHidden="0" w:uiPriority="22" w:unhideWhenUsed="0" w:qFormat="1"/>
-    <w:lsdException w:name="Emphasis" w:semiHidden="0" w:uiPriority="20" w:unhideWhenUsed="0" w:qFormat="1"/>
-    <w:lsdException w:name="Table Grid" w:semiHidden="0" w:uiPriority="39" w:unhideWhenUsed="0"/>
-    <w:lsdException w:name="Placeholder Text" w:unhideWhenUsed="0"/>
-    <w:lsdException w:name="No Spacing" w:semiHidden="0" w:uiPriority="1" w:unhideWhenUsed="0" w:qFormat="1"/>
-    <w:lsdException w:name="Light Shading" w:semiHidden="0" w:uiPriority="60" w:unhideWhenUsed="0"/>
-    <w:lsdException w:name="Light List" w:semiHidden="0" w:uiPriority="61" w:unhideWhenUsed="0"/>
-    <w:lsdException w:name="Light Grid" w:semiHidden="0" w:uiPriority="62" w:unhideWhenUsed="0"/>
-    <w:lsdException w:name="Medium Shading 1" w:semiHidden="0" w:uiPriority="63" w:unhideWhenUsed="0"/>
-    <w:lsdException w:name="Medium Shading 2" w:semiHidden="0" w:uiPriority="64" w:unhideWhenUsed="0"/>
-    <w:lsdException w:name="Medium List 1" w:semiHidden="0" w:uiPriority="65" w:unhideWhenUsed="0"/>
-    <w:lsdException w:name="Medium List 2" w:semiHidden="0" w:uiPriority="66" w:unhideWhenUsed="0"/>
-    <w:lsdException w:name="Medium Grid 1" w:semiHidden="0" w:uiPriority="67" w:unhideWhenUsed="0"/>
-    <w:lsdException w:name="Medium Grid 2" w:semiHidden="0" w:uiPriority="68" w:unhideWhenUsed="0"/>
-    <w:lsdException w:name="Medium Grid 3" w:semiHidden="0" w:uiPriority="69" w:unhideWhenUsed="0"/>
-    <w:lsdException w:name="Dark List" w:semiHidden="0" w:uiPriority="70" w:unhideWhenUsed="0"/>
-    <w:lsdException w:name="Colorful Shading" w:semiHidden="0" w:uiPriority="71" w:unhideWhenUsed="0"/>
-    <w:lsdException w:name="Colorful List" w:semiHidden="0" w:uiPriority="72" w:unhideWhenUsed="0"/>
-    <w:lsdException w:name="Colorful Grid" w:semiHidden="0" w:uiPriority="73" w:unhideWhenUsed="0"/>
-    <w:lsdException w:name="Light Shading Accent 1" w:semiHidden="0" w:uiPriority="60" w:unhideWhenUsed="0"/>
-    <w:lsdException w:name="Light List Accent 1" w:semiHidden="0" w:uiPriority="61" w:unhideWhenUsed="0"/>
-    <w:lsdException w:name="Light Grid Accent 1" w:semiHidden="0" w:uiPriority="62" w:unhideWhenUsed="0"/>
-    <w:lsdException w:name="Medium Shading 1 Accent 1" w:semiHidden="0" w:uiPriority="63" w:unhideWhenUsed="0"/>
-    <w:lsdException w:name="Medium Shading 2 Accent 1" w:semiHidden="0" w:uiPriority="64" w:unhideWhenUsed="0"/>
-    <w:lsdException w:name="Medium List 1 Accent 1" w:semiHidden="0" w:uiPriority="65" w:unhideWhenUsed="0"/>
-    <w:lsdException w:name="Revision" w:unhideWhenUsed="0"/>
-    <w:lsdException w:name="List Paragraph" w:semiHidden="0" w:uiPriority="34" w:unhideWhenUsed="0" w:qFormat="1"/>
-    <w:lsdException w:name="Quote" w:semiHidden="0" w:uiPriority="29" w:unhideWhenUsed="0" w:qFormat="1"/>
-    <w:lsdException w:name="Intense Quote" w:semiHidden="0" w:uiPriority="30" w:unhideWhenUsed="0" w:qFormat="1"/>
-    <w:lsdException w:name="Medium List 2 Accent 1" w:semiHidden="0" w:uiPriority="66" w:unhideWhenUsed="0"/>
-    <w:lsdException w:name="Medium Grid 1 Accent 1" w:semiHidden="0" w:uiPriority="67" w:unhideWhenUsed="0"/>
-    <w:lsdException w:name="Medium Grid 2 Accent 1" w:semiHidden="0" w:uiPriority="68" w:unhideWhenUsed="0"/>
-    <w:lsdException w:name="Medium Grid 3 Accent 1" w:semiHidden="0" w:uiPriority="69" w:unhideWhenUsed="0"/>
-    <w:lsdException w:name="Dark List Accent 1" w:semiHidden="0" w:uiPriority="70" w:unhideWhenUsed="0"/>
-    <w:lsdException w:name="Colorful Shading Accent 1" w:semiHidden="0" w:uiPriority="71" w:unhideWhenUsed="0"/>
-    <w:lsdException w:name="Colorful List Accent 1" w:semiHidden="0" w:uiPriority="72" w:unhideWhenUsed="0"/>
-    <w:lsdException w:name="Colorful Grid Accent 1" w:semiHidden="0" w:uiPriority="73" w:unhideWhenUsed="0"/>
-    <w:lsdException w:name="Light Shading Accent 2" w:semiHidden="0" w:uiPriority="60" w:unhideWhenUsed="0"/>
-    <w:lsdException w:name="Light List Accent 2" w:semiHidden="0" w:uiPriority="61" w:unhideWhenUsed="0"/>
-    <w:lsdException w:name="Light Grid Accent 2" w:semiHidden="0" w:uiPriority="62" w:unhideWhenUsed="0"/>
-    <w:lsdException w:name="Medium Shading 1 Accent 2" w:semiHidden="0" w:uiPriority="63" w:unhideWhenUsed="0"/>
-    <w:lsdException w:name="Medium Shading 2 Accent 2" w:semiHidden="0" w:uiPriority="64" w:unhideWhenUsed="0"/>
-    <w:lsdException w:name="Medium List 1 Accent 2" w:semiHidden="0" w:uiPriority="65" w:unhideWhenUsed="0"/>
-    <w:lsdException w:name="Medium List 2 Accent 2" w:semiHidden="0" w:uiPriority="66" w:unhideWhenUsed="0"/>
-    <w:lsdException w:name="Medium Grid 1 Accent 2" w:semiHidden="0" w:uiPriority="67" w:unhideWhenUsed="0"/>
-    <w:lsdException w:name="Medium Grid 2 Accent 2" w:semiHidden="0" w:uiPriority="68" w:unhideWhenUsed="0"/>
-    <w:lsdException w:name="Medium Grid 3 Accent 2" w:semiHidden="0" w:uiPriority="69" w:unhideWhenUsed="0"/>
-    <w:lsdException w:name="Dark List Accent 2" w:semiHidden="0" w:uiPriority="70" w:unhideWhenUsed="0"/>
-    <w:lsdException w:name="Colorful Shading Accent 2" w:semiHidden="0" w:uiPriority="71" w:unhideWhenUsed="0"/>
-    <w:lsdException w:name="Colorful List Accent 2" w:semiHidden="0" w:uiPriority="72" w:unhideWhenUsed="0"/>
-    <w:lsdException w:name="Colorful Grid Accent 2" w:semiHidden="0" w:uiPriority="73" w:unhideWhenUsed="0"/>
-    <w:lsdException w:name="Light Shading Accent 3" w:semiHidden="0" w:uiPriority="60" w:unhideWhenUsed="0"/>
-    <w:lsdException w:name="Light List Accent 3" w:semiHidden="0" w:uiPriority="61" w:unhideWhenUsed="0"/>
-    <w:lsdException w:name="Light Grid Accent 3" w:semiHidden="0" w:uiPriority="62" w:unhideWhenUsed="0"/>
-    <w:lsdException w:name="Medium Shading 1 Accent 3" w:semiHidden="0" w:uiPriority="63" w:unhideWhenUsed="0"/>
-    <w:lsdException w:name="Medium Shading 2 Accent 3" w:semiHidden="0" w:uiPriority="64" w:unhideWhenUsed="0"/>
-    <w:lsdException w:name="Medium List 1 Accent 3" w:semiHidden="0" w:uiPriority="65" w:unhideWhenUsed="0"/>
-    <w:lsdException w:name="Medium List 2 Accent 3" w:semiHidden="0" w:uiPriority="66" w:unhideWhenUsed="0"/>
-    <w:lsdException w:name="Medium Grid 1 Accent 3" w:semiHidden="0" w:uiPriority="67" w:unhideWhenUsed="0"/>
-    <w:lsdException w:name="Medium Grid 2 Accent 3" w:semiHidden="0" w:uiPriority="68" w:unhideWhenUsed="0"/>
-    <w:lsdException w:name="Medium Grid 3 Accent 3" w:semiHidden="0" w:uiPriority="69" w:unhideWhenUsed="0"/>
-    <w:lsdException w:name="Dark List Accent 3" w:semiHidden="0" w:uiPriority="70" w:unhideWhenUsed="0"/>
-    <w:lsdException w:name="Colorful Shading Accent 3" w:semiHidden="0" w:uiPriority="71" w:unhideWhenUsed="0"/>
-    <w:lsdException w:name="Colorful List Accent 3" w:semiHidden="0" w:uiPriority="72" w:unhideWhenUsed="0"/>
-    <w:lsdException w:name="Colorful Grid Accent 3" w:semiHidden="0" w:uiPriority="73" w:unhideWhenUsed="0"/>
-    <w:lsdException w:name="Light Shading Accent 4" w:semiHidden="0" w:uiPriority="60" w:unhideWhenUsed="0"/>
-    <w:lsdException w:name="Light List Accent 4" w:semiHidden="0" w:uiPriority="61" w:unhideWhenUsed="0"/>
-    <w:lsdException w:name="Light Grid Accent 4" w:semiHidden="0" w:uiPriority="62" w:unhideWhenUsed="0"/>
-    <w:lsdException w:name="Medium Shading 1 Accent 4" w:semiHidden="0" w:uiPriority="63" w:unhideWhenUsed="0"/>
-    <w:lsdException w:name="Medium Shading 2 Accent 4" w:semiHidden="0" w:uiPriority="64" w:unhideWhenUsed="0"/>
-    <w:lsdException w:name="Medium List 1 Accent 4" w:semiHidden="0" w:uiPriority="65" w:unhideWhenUsed="0"/>
-    <w:lsdException w:name="Medium List 2 Accent 4" w:semiHidden="0" w:uiPriority="66" w:unhideWhenUsed="0"/>
-    <w:lsdException w:name="Medium Grid 1 Accent 4" w:semiHidden="0" w:uiPriority="67" w:unhideWhenUsed="0"/>
-    <w:lsdException w:name="Medium Grid 2 Accent 4" w:semiHidden="0" w:uiPriority="68" w:unhideWhenUsed="0"/>
-    <w:lsdException w:name="Medium Grid 3 Accent 4" w:semiHidden="0" w:uiPriority="69" w:unhideWhenUsed="0"/>
-    <w:lsdException w:name="Dark List Accent 4" w:semiHidden="0" w:uiPriority="70" w:unhideWhenUsed="0"/>
-    <w:lsdException w:name="Colorful Shading Accent 4" w:semiHidden="0" w:uiPriority="71" w:unhideWhenUsed="0"/>
-    <w:lsdException w:name="Colorful List Accent 4" w:semiHidden="0" w:uiPriority="72" w:unhideWhenUsed="0"/>
-    <w:lsdException w:name="Colorful Grid Accent 4" w:semiHidden="0" w:uiPriority="73" w:unhideWhenUsed="0"/>
-    <w:lsdException w:name="Light Shading Accent 5" w:semiHidden="0" w:uiPriority="60" w:unhideWhenUsed="0"/>
-    <w:lsdException w:name="Light List Accent 5" w:semiHidden="0" w:uiPriority="61" w:unhideWhenUsed="0"/>
-    <w:lsdException w:name="Light Grid Accent 5" w:semiHidden="0" w:uiPriority="62" w:unhideWhenUsed="0"/>
-    <w:lsdException w:name="Medium Shading 1 Accent 5" w:semiHidden="0" w:uiPriority="63" w:unhideWhenUsed="0"/>
-    <w:lsdException w:name="Medium Shading 2 Accent 5" w:semiHidden="0" w:uiPriority="64" w:unhideWhenUsed="0"/>
-    <w:lsdException w:name="Medium List 1 Accent 5" w:semiHidden="0" w:uiPriority="65" w:unhideWhenUsed="0"/>
-    <w:lsdException w:name="Medium List 2 Accent 5" w:semiHidden="0" w:uiPriority="66" w:unhideWhenUsed="0"/>
-    <w:lsdException w:name="Medium Grid 1 Accent 5" w:semiHidden="0" w:uiPriority="67" w:unhideWhenUsed="0"/>
-    <w:lsdException w:name="Medium Grid 2 Accent 5" w:semiHidden="0" w:uiPriority="68" w:unhideWhenUsed="0"/>
-    <w:lsdException w:name="Medium Grid 3 Accent 5" w:semiHidden="0" w:uiPriority="69" w:unhideWhenUsed="0"/>
-    <w:lsdException w:name="Dark List Accent 5" w:semiHidden="0" w:uiPriority="70" w:unhideWhenUsed="0"/>
-    <w:lsdException w:name="Colorful Shading Accent 5" w:semiHidden="0" w:uiPriority="71" w:unhideWhenUsed="0"/>
-    <w:lsdException w:name="Colorful List Accent 5" w:semiHidden="0" w:uiPriority="72" w:unhideWhenUsed="0"/>
-    <w:lsdException w:name="Colorful Grid Accent 5" w:semiHidden="0" w:uiPriority="73" w:unhideWhenUsed="0"/>
-    <w:lsdException w:name="Light Shading Accent 6" w:semiHidden="0" w:uiPriority="60" w:unhideWhenUsed="0"/>
-    <w:lsdException w:name="Light List Accent 6" w:semiHidden="0" w:uiPriority="61" w:unhideWhenUsed="0"/>
-    <w:lsdException w:name="Light Grid Accent 6" w:semiHidden="0" w:uiPriority="62" w:unhideWhenUsed="0"/>
-    <w:lsdException w:name="Medium Shading 1 Accent 6" w:semiHidden="0" w:uiPriority="63" w:unhideWhenUsed="0"/>
-    <w:lsdException w:name="Medium Shading 2 Accent 6" w:semiHidden="0" w:uiPriority="64" w:unhideWhenUsed="0"/>
-    <w:lsdException w:name="Medium List 1 Accent 6" w:semiHidden="0" w:uiPriority="65" w:unhideWhenUsed="0"/>
-    <w:lsdException w:name="Medium List 2 Accent 6" w:semiHidden="0" w:uiPriority="66" w:unhideWhenUsed="0"/>
-    <w:lsdException w:name="Medium Grid 1 Accent 6" w:semiHidden="0" w:uiPriority="67" w:unhideWhenUsed="0"/>
-    <w:lsdException w:name="Medium Grid 2 Accent 6" w:semiHidden="0" w:uiPriority="68" w:unhideWhenUsed="0"/>
-    <w:lsdException w:name="Medium Grid 3 Accent 6" w:semiHidden="0" w:uiPriority="69" w:unhideWhenUsed="0"/>
-    <w:lsdException w:name="Dark List Accent 6" w:semiHidden="0" w:uiPriority="70" w:unhideWhenUsed="0"/>
-    <w:lsdException w:name="Colorful Shading Accent 6" w:semiHidden="0" w:uiPriority="71" w:unhideWhenUsed="0"/>
-    <w:lsdException w:name="Colorful List Accent 6" w:semiHidden="0" w:uiPriority="72" w:unhideWhenUsed="0"/>
-    <w:lsdException w:name="Colorful Grid Accent 6" w:semiHidden="0" w:uiPriority="73" w:unhideWhenUsed="0"/>
-    <w:lsdException w:name="Subtle Emphasis" w:semiHidden="0" w:uiPriority="19" w:unhideWhenUsed="0" w:qFormat="1"/>
-    <w:lsdException w:name="Intense Emphasis" w:semiHidden="0" w:uiPriority="21" w:unhideWhenUsed="0" w:qFormat="1"/>
-    <w:lsdException w:name="Subtle Reference" w:semiHidden="0" w:uiPriority="31" w:unhideWhenUsed="0" w:qFormat="1"/>
-    <w:lsdException w:name="Intense Reference" w:semiHidden="0" w:uiPriority="32" w:unhideWhenUsed="0" w:qFormat="1"/>
-    <w:lsdException w:name="Book Title" w:semiHidden="0" w:uiPriority="33" w:unhideWhenUsed="0" w:qFormat="1"/>
-    <w:lsdException w:name="Bibliography" w:uiPriority="37"/>
-    <w:lsdException w:name="TOC Heading" w:uiPriority="39" w:qFormat="1"/>
+  <w:latentStyles w:defLockedState="0" w:defUIPriority="99" w:defSemiHidden="0" w:defUnhideWhenUsed="0" w:defQFormat="0" w:count="376">
+    <w:lsdException w:name="Normal" w:uiPriority="0" w:qFormat="1"/>
+    <w:lsdException w:name="heading 1" w:uiPriority="9" w:qFormat="1"/>
+    <w:lsdException w:name="heading 2" w:semiHidden="1" w:uiPriority="9" w:unhideWhenUsed="1" w:qFormat="1"/>
+    <w:lsdException w:name="heading 3" w:semiHidden="1" w:uiPriority="9" w:unhideWhenUsed="1" w:qFormat="1"/>
+    <w:lsdException w:name="heading 4" w:semiHidden="1" w:uiPriority="9" w:unhideWhenUsed="1" w:qFormat="1"/>
+    <w:lsdException w:name="heading 5" w:semiHidden="1" w:uiPriority="9" w:unhideWhenUsed="1" w:qFormat="1"/>
+    <w:lsdException w:name="heading 6" w:semiHidden="1" w:uiPriority="9" w:unhideWhenUsed="1" w:qFormat="1"/>
+    <w:lsdException w:name="heading 7" w:semiHidden="1" w:uiPriority="9" w:unhideWhenUsed="1" w:qFormat="1"/>
+    <w:lsdException w:name="heading 8" w:semiHidden="1" w:uiPriority="9" w:unhideWhenUsed="1" w:qFormat="1"/>
+    <w:lsdException w:name="heading 9" w:semiHidden="1" w:uiPriority="9" w:unhideWhenUsed="1" w:qFormat="1"/>
+    <w:lsdException w:name="index 1" w:semiHidden="1" w:unhideWhenUsed="1"/>
+    <w:lsdException w:name="index 2" w:semiHidden="1" w:unhideWhenUsed="1"/>
+    <w:lsdException w:name="index 3" w:semiHidden="1" w:unhideWhenUsed="1"/>
+    <w:lsdException w:name="index 4" w:semiHidden="1" w:unhideWhenUsed="1"/>
+    <w:lsdException w:name="index 5" w:semiHidden="1" w:unhideWhenUsed="1"/>
+    <w:lsdException w:name="index 6" w:semiHidden="1" w:unhideWhenUsed="1"/>
+    <w:lsdException w:name="index 7" w:semiHidden="1" w:unhideWhenUsed="1"/>
+    <w:lsdException w:name="index 8" w:semiHidden="1" w:unhideWhenUsed="1"/>
+    <w:lsdException w:name="index 9" w:semiHidden="1" w:unhideWhenUsed="1"/>
+    <w:lsdException w:name="toc 1" w:semiHidden="1" w:uiPriority="39" w:unhideWhenUsed="1"/>
+    <w:lsdException w:name="toc 2" w:semiHidden="1" w:uiPriority="39" w:unhideWhenUsed="1"/>
+    <w:lsdException w:name="toc 3" w:semiHidden="1" w:uiPriority="39" w:unhideWhenUsed="1"/>
+    <w:lsdException w:name="toc 4" w:semiHidden="1" w:uiPriority="39" w:unhideWhenUsed="1"/>
+    <w:lsdException w:name="toc 5" w:semiHidden="1" w:uiPriority="39" w:unhideWhenUsed="1"/>
+    <w:lsdException w:name="toc 6" w:semiHidden="1" w:uiPriority="39" w:unhideWhenUsed="1"/>
+    <w:lsdException w:name="toc 7" w:semiHidden="1" w:uiPriority="39" w:unhideWhenUsed="1"/>
+    <w:lsdException w:name="toc 8" w:semiHidden="1" w:uiPriority="39" w:unhideWhenUsed="1"/>
+    <w:lsdException w:name="toc 9" w:semiHidden="1" w:uiPriority="39" w:unhideWhenUsed="1"/>
+    <w:lsdException w:name="Normal Indent" w:semiHidden="1" w:unhideWhenUsed="1"/>
+    <w:lsdException w:name="footnote text" w:semiHidden="1" w:unhideWhenUsed="1"/>
+    <w:lsdException w:name="annotation text" w:semiHidden="1" w:unhideWhenUsed="1" w:qFormat="1"/>
+    <w:lsdException w:name="header" w:semiHidden="1" w:unhideWhenUsed="1"/>
+    <w:lsdException w:name="footer" w:semiHidden="1" w:unhideWhenUsed="1"/>
+    <w:lsdException w:name="index heading" w:semiHidden="1" w:unhideWhenUsed="1"/>
+    <w:lsdException w:name="caption" w:semiHidden="1" w:uiPriority="35" w:unhideWhenUsed="1" w:qFormat="1"/>
+    <w:lsdException w:name="table of figures" w:semiHidden="1" w:unhideWhenUsed="1"/>
+    <w:lsdException w:name="envelope address" w:semiHidden="1" w:unhideWhenUsed="1"/>
+    <w:lsdException w:name="envelope return" w:semiHidden="1" w:unhideWhenUsed="1"/>
+    <w:lsdException w:name="footnote reference" w:semiHidden="1" w:unhideWhenUsed="1"/>
+    <w:lsdException w:name="annotation reference" w:semiHidden="1" w:unhideWhenUsed="1" w:qFormat="1"/>
+    <w:lsdException w:name="line number" w:semiHidden="1" w:unhideWhenUsed="1"/>
+    <w:lsdException w:name="page number" w:semiHidden="1" w:unhideWhenUsed="1"/>
+    <w:lsdException w:name="endnote reference" w:semiHidden="1" w:unhideWhenUsed="1"/>
+    <w:lsdException w:name="endnote text" w:semiHidden="1" w:unhideWhenUsed="1"/>
+    <w:lsdException w:name="table of authorities" w:semiHidden="1" w:unhideWhenUsed="1"/>
+    <w:lsdException w:name="macro" w:semiHidden="1" w:unhideWhenUsed="1"/>
+    <w:lsdException w:name="toa heading" w:semiHidden="1" w:unhideWhenUsed="1"/>
+    <w:lsdException w:name="List" w:semiHidden="1" w:unhideWhenUsed="1"/>
+    <w:lsdException w:name="List Bullet" w:semiHidden="1" w:unhideWhenUsed="1"/>
+    <w:lsdException w:name="List Number" w:semiHidden="1" w:unhideWhenUsed="1"/>
+    <w:lsdException w:name="List 2" w:semiHidden="1" w:unhideWhenUsed="1"/>
+    <w:lsdException w:name="List 3" w:semiHidden="1" w:unhideWhenUsed="1"/>
+    <w:lsdException w:name="List 4" w:semiHidden="1" w:unhideWhenUsed="1"/>
+    <w:lsdException w:name="List 5" w:semiHidden="1" w:unhideWhenUsed="1"/>
+    <w:lsdException w:name="List Bullet 2" w:semiHidden="1" w:unhideWhenUsed="1"/>
+    <w:lsdException w:name="List Bullet 3" w:semiHidden="1" w:unhideWhenUsed="1"/>
+    <w:lsdException w:name="List Bullet 4" w:semiHidden="1" w:unhideWhenUsed="1"/>
+    <w:lsdException w:name="List Bullet 5" w:semiHidden="1" w:unhideWhenUsed="1"/>
+    <w:lsdException w:name="List Number 2" w:semiHidden="1" w:unhideWhenUsed="1"/>
+    <w:lsdException w:name="List Number 3" w:semiHidden="1" w:unhideWhenUsed="1"/>
+    <w:lsdException w:name="List Number 4" w:semiHidden="1" w:unhideWhenUsed="1"/>
+    <w:lsdException w:name="List Number 5" w:semiHidden="1" w:unhideWhenUsed="1"/>
+    <w:lsdException w:name="Title" w:uiPriority="10" w:qFormat="1"/>
+    <w:lsdException w:name="Closing" w:semiHidden="1" w:unhideWhenUsed="1"/>
+    <w:lsdException w:name="Signature" w:semiHidden="1" w:unhideWhenUsed="1"/>
+    <w:lsdException w:name="Default Paragraph Font" w:semiHidden="1" w:uiPriority="1" w:unhideWhenUsed="1"/>
+    <w:lsdException w:name="Body Text" w:semiHidden="1" w:uiPriority="1" w:unhideWhenUsed="1" w:qFormat="1"/>
+    <w:lsdException w:name="Body Text Indent" w:semiHidden="1" w:unhideWhenUsed="1"/>
+    <w:lsdException w:name="List Continue" w:semiHidden="1" w:unhideWhenUsed="1"/>
+    <w:lsdException w:name="List Continue 2" w:semiHidden="1" w:unhideWhenUsed="1"/>
+    <w:lsdException w:name="List Continue 3" w:semiHidden="1" w:unhideWhenUsed="1"/>
+    <w:lsdException w:name="List Continue 4" w:semiHidden="1" w:unhideWhenUsed="1"/>
+    <w:lsdException w:name="List Continue 5" w:semiHidden="1" w:unhideWhenUsed="1"/>
+    <w:lsdException w:name="Message Header" w:semiHidden="1" w:unhideWhenUsed="1"/>
+    <w:lsdException w:name="Subtitle" w:uiPriority="11" w:qFormat="1"/>
+    <w:lsdException w:name="Salutation" w:semiHidden="1" w:unhideWhenUsed="1"/>
+    <w:lsdException w:name="Date" w:semiHidden="1" w:unhideWhenUsed="1"/>
+    <w:lsdException w:name="Body Text First Indent" w:semiHidden="1" w:unhideWhenUsed="1"/>
+    <w:lsdException w:name="Body Text First Indent 2" w:semiHidden="1" w:unhideWhenUsed="1"/>
+    <w:lsdException w:name="Note Heading" w:semiHidden="1" w:unhideWhenUsed="1"/>
+    <w:lsdException w:name="Body Text 2" w:semiHidden="1" w:unhideWhenUsed="1"/>
+    <w:lsdException w:name="Body Text 3" w:semiHidden="1" w:unhideWhenUsed="1"/>
+    <w:lsdException w:name="Body Text Indent 2" w:semiHidden="1" w:unhideWhenUsed="1"/>
+    <w:lsdException w:name="Body Text Indent 3" w:semiHidden="1" w:unhideWhenUsed="1"/>
+    <w:lsdException w:name="Block Text" w:semiHidden="1" w:unhideWhenUsed="1"/>
+    <w:lsdException w:name="Hyperlink" w:semiHidden="1" w:unhideWhenUsed="1"/>
+    <w:lsdException w:name="FollowedHyperlink" w:semiHidden="1" w:unhideWhenUsed="1"/>
+    <w:lsdException w:name="Strong" w:uiPriority="22" w:qFormat="1"/>
+    <w:lsdException w:name="Emphasis" w:uiPriority="20" w:qFormat="1"/>
+    <w:lsdException w:name="Document Map" w:semiHidden="1" w:unhideWhenUsed="1"/>
+    <w:lsdException w:name="Plain Text" w:semiHidden="1" w:unhideWhenUsed="1"/>
+    <w:lsdException w:name="E-mail Signature" w:semiHidden="1" w:unhideWhenUsed="1"/>
+    <w:lsdException w:name="HTML Top of Form" w:semiHidden="1" w:unhideWhenUsed="1"/>
+    <w:lsdException w:name="HTML Bottom of Form" w:semiHidden="1" w:unhideWhenUsed="1"/>
+    <w:lsdException w:name="Normal (Web)" w:semiHidden="1" w:unhideWhenUsed="1"/>
+    <w:lsdException w:name="HTML Acronym" w:semiHidden="1" w:unhideWhenUsed="1"/>
+    <w:lsdException w:name="HTML Address" w:semiHidden="1" w:unhideWhenUsed="1"/>
+    <w:lsdException w:name="HTML Cite" w:semiHidden="1" w:unhideWhenUsed="1"/>
+    <w:lsdException w:name="HTML Code" w:semiHidden="1" w:unhideWhenUsed="1"/>
+    <w:lsdException w:name="HTML Definition" w:semiHidden="1" w:unhideWhenUsed="1"/>
+    <w:lsdException w:name="HTML Keyboard" w:semiHidden="1" w:unhideWhenUsed="1"/>
+    <w:lsdException w:name="HTML Preformatted" w:semiHidden="1" w:unhideWhenUsed="1"/>
+    <w:lsdException w:name="HTML Sample" w:semiHidden="1" w:unhideWhenUsed="1"/>
+    <w:lsdException w:name="HTML Typewriter" w:semiHidden="1" w:unhideWhenUsed="1"/>
+    <w:lsdException w:name="HTML Variable" w:semiHidden="1" w:unhideWhenUsed="1"/>
+    <w:lsdException w:name="Normal Table" w:semiHidden="1" w:unhideWhenUsed="1"/>
+    <w:lsdException w:name="annotation subject" w:semiHidden="1" w:unhideWhenUsed="1"/>
+    <w:lsdException w:name="No List" w:semiHidden="1" w:unhideWhenUsed="1"/>
+    <w:lsdException w:name="Outline List 1" w:semiHidden="1" w:unhideWhenUsed="1"/>
+    <w:lsdException w:name="Outline List 2" w:semiHidden="1" w:unhideWhenUsed="1"/>
+    <w:lsdException w:name="Outline List 3" w:semiHidden="1" w:unhideWhenUsed="1"/>
+    <w:lsdException w:name="Table Simple 1" w:semiHidden="1" w:unhideWhenUsed="1"/>
+    <w:lsdException w:name="Table Simple 2" w:semiHidden="1" w:unhideWhenUsed="1"/>
+    <w:lsdException w:name="Table Simple 3" w:semiHidden="1" w:unhideWhenUsed="1"/>
+    <w:lsdException w:name="Table Classic 1" w:semiHidden="1" w:unhideWhenUsed="1"/>
+    <w:lsdException w:name="Table Classic 2" w:semiHidden="1" w:unhideWhenUsed="1"/>
+    <w:lsdException w:name="Table Classic 3" w:semiHidden="1" w:unhideWhenUsed="1"/>
+    <w:lsdException w:name="Table Classic 4" w:semiHidden="1" w:unhideWhenUsed="1"/>
+    <w:lsdException w:name="Table Colorful 1" w:semiHidden="1" w:unhideWhenUsed="1"/>
+    <w:lsdException w:name="Table Colorful 2" w:semiHidden="1" w:unhideWhenUsed="1"/>
+    <w:lsdException w:name="Table Colorful 3" w:semiHidden="1" w:unhideWhenUsed="1"/>
+    <w:lsdException w:name="Table Columns 1" w:semiHidden="1" w:unhideWhenUsed="1"/>
+    <w:lsdException w:name="Table Columns 2" w:semiHidden="1" w:unhideWhenUsed="1"/>
+    <w:lsdException w:name="Table Columns 3" w:semiHidden="1" w:unhideWhenUsed="1"/>
+    <w:lsdException w:name="Table Columns 4" w:semiHidden="1" w:unhideWhenUsed="1"/>
+    <w:lsdException w:name="Table Columns 5" w:semiHidden="1" w:unhideWhenUsed="1"/>
+    <w:lsdException w:name="Table Grid 1" w:semiHidden="1" w:unhideWhenUsed="1"/>
+    <w:lsdException w:name="Table Grid 2" w:semiHidden="1" w:unhideWhenUsed="1"/>
+    <w:lsdException w:name="Table Grid 3" w:semiHidden="1" w:unhideWhenUsed="1"/>
+    <w:lsdException w:name="Table Grid 4" w:semiHidden="1" w:unhideWhenUsed="1"/>
+    <w:lsdException w:name="Table Grid 5" w:semiHidden="1" w:unhideWhenUsed="1"/>
+    <w:lsdException w:name="Table Grid 6" w:semiHidden="1" w:unhideWhenUsed="1"/>
+    <w:lsdException w:name="Table Grid 7" w:semiHidden="1" w:unhideWhenUsed="1"/>
+    <w:lsdException w:name="Table Grid 8" w:semiHidden="1" w:unhideWhenUsed="1"/>
+    <w:lsdException w:name="Table List 1" w:semiHidden="1" w:unhideWhenUsed="1"/>
+    <w:lsdException w:name="Table List 2" w:semiHidden="1" w:unhideWhenUsed="1"/>
+    <w:lsdException w:name="Table List 3" w:semiHidden="1" w:unhideWhenUsed="1"/>
+    <w:lsdException w:name="Table List 4" w:semiHidden="1" w:unhideWhenUsed="1"/>
+    <w:lsdException w:name="Table List 5" w:semiHidden="1" w:unhideWhenUsed="1"/>
+    <w:lsdException w:name="Table List 6" w:semiHidden="1" w:unhideWhenUsed="1"/>
+    <w:lsdException w:name="Table List 7" w:semiHidden="1" w:unhideWhenUsed="1"/>
+    <w:lsdException w:name="Table List 8" w:semiHidden="1" w:unhideWhenUsed="1"/>
+    <w:lsdException w:name="Table 3D effects 1" w:semiHidden="1" w:unhideWhenUsed="1"/>
+    <w:lsdException w:name="Table 3D effects 2" w:semiHidden="1" w:unhideWhenUsed="1"/>
+    <w:lsdException w:name="Table 3D effects 3" w:semiHidden="1" w:unhideWhenUsed="1"/>
+    <w:lsdException w:name="Table Contemporary" w:semiHidden="1" w:unhideWhenUsed="1"/>
+    <w:lsdException w:name="Table Elegant" w:semiHidden="1" w:unhideWhenUsed="1"/>
+    <w:lsdException w:name="Table Professional" w:semiHidden="1" w:unhideWhenUsed="1"/>
+    <w:lsdException w:name="Table Subtle 1" w:semiHidden="1" w:unhideWhenUsed="1"/>
+    <w:lsdException w:name="Table Subtle 2" w:semiHidden="1" w:unhideWhenUsed="1"/>
+    <w:lsdException w:name="Table Web 1" w:semiHidden="1" w:unhideWhenUsed="1"/>
+    <w:lsdException w:name="Table Web 2" w:semiHidden="1" w:unhideWhenUsed="1"/>
+    <w:lsdException w:name="Table Web 3" w:semiHidden="1" w:unhideWhenUsed="1"/>
+    <w:lsdException w:name="Balloon Text" w:semiHidden="1" w:unhideWhenUsed="1"/>
+    <w:lsdException w:name="Table Grid" w:semiHidden="1" w:uiPriority="39" w:unhideWhenUsed="1"/>
+    <w:lsdException w:name="Table Theme" w:semiHidden="1" w:unhideWhenUsed="1"/>
+    <w:lsdException w:name="Placeholder Text" w:semiHidden="1"/>
+    <w:lsdException w:name="No Spacing" w:uiPriority="1" w:qFormat="1"/>
+    <w:lsdException w:name="Light Shading" w:uiPriority="60"/>
+    <w:lsdException w:name="Light List" w:uiPriority="61"/>
+    <w:lsdException w:name="Light Grid" w:uiPriority="62"/>
+    <w:lsdException w:name="Medium Shading 1" w:uiPriority="63"/>
+    <w:lsdException w:name="Medium Shading 2" w:uiPriority="64"/>
+    <w:lsdException w:name="Medium List 1" w:uiPriority="65"/>
+    <w:lsdException w:name="Medium List 2" w:uiPriority="66"/>
+    <w:lsdException w:name="Medium Grid 1" w:uiPriority="67"/>
+    <w:lsdException w:name="Medium Grid 2" w:uiPriority="68"/>
+    <w:lsdException w:name="Medium Grid 3" w:uiPriority="69"/>
+    <w:lsdException w:name="Dark List" w:uiPriority="70"/>
+    <w:lsdException w:name="Colorful Shading" w:uiPriority="71"/>
+    <w:lsdException w:name="Colorful List" w:uiPriority="72"/>
+    <w:lsdException w:name="Colorful Grid" w:uiPriority="73"/>
+    <w:lsdException w:name="Light Shading Accent 1" w:uiPriority="60"/>
+    <w:lsdException w:name="Light List Accent 1" w:uiPriority="61"/>
+    <w:lsdException w:name="Light Grid Accent 1" w:uiPriority="62"/>
+    <w:lsdException w:name="Medium Shading 1 Accent 1" w:uiPriority="63"/>
+    <w:lsdException w:name="Medium Shading 2 Accent 1" w:uiPriority="64"/>
+    <w:lsdException w:name="Medium List 1 Accent 1" w:uiPriority="65"/>
+    <w:lsdException w:name="Revision" w:semiHidden="1"/>
+    <w:lsdException w:name="List Paragraph" w:uiPriority="34" w:qFormat="1"/>
+    <w:lsdException w:name="Quote" w:uiPriority="29" w:qFormat="1"/>
+    <w:lsdException w:name="Intense Quote" w:uiPriority="30" w:qFormat="1"/>
+    <w:lsdException w:name="Medium List 2 Accent 1" w:uiPriority="66"/>
+    <w:lsdException w:name="Medium Grid 1 Accent 1" w:uiPriority="67"/>
+    <w:lsdException w:name="Medium Grid 2 Accent 1" w:uiPriority="68"/>
+    <w:lsdException w:name="Medium Grid 3 Accent 1" w:uiPriority="69"/>
+    <w:lsdException w:name="Dark List Accent 1" w:uiPriority="70"/>
+    <w:lsdException w:name="Colorful Shading Accent 1" w:uiPriority="71"/>
+    <w:lsdException w:name="Colorful List Accent 1" w:uiPriority="72"/>
+    <w:lsdException w:name="Colorful Grid Accent 1" w:uiPriority="73"/>
+    <w:lsdException w:name="Light Shading Accent 2" w:uiPriority="60"/>
+    <w:lsdException w:name="Light List Accent 2" w:uiPriority="61"/>
+    <w:lsdException w:name="Light Grid Accent 2" w:uiPriority="62"/>
+    <w:lsdException w:name="Medium Shading 1 Accent 2" w:uiPriority="63"/>
+    <w:lsdException w:name="Medium Shading 2 Accent 2" w:uiPriority="64"/>
+    <w:lsdException w:name="Medium List 1 Accent 2" w:uiPriority="65"/>
+    <w:lsdException w:name="Medium List 2 Accent 2" w:uiPriority="66"/>
+    <w:lsdException w:name="Medium Grid 1 Accent 2" w:uiPriority="67"/>
+    <w:lsdException w:name="Medium Grid 2 Accent 2" w:uiPriority="68"/>
+    <w:lsdException w:name="Medium Grid 3 Accent 2" w:uiPriority="69"/>
+    <w:lsdException w:name="Dark List Accent 2" w:uiPriority="70"/>
+    <w:lsdException w:name="Colorful Shading Accent 2" w:uiPriority="71"/>
+    <w:lsdException w:name="Colorful List Accent 2" w:uiPriority="72"/>
+    <w:lsdException w:name="Colorful Grid Accent 2" w:uiPriority="73"/>
+    <w:lsdException w:name="Light Shading Accent 3" w:uiPriority="60"/>
+    <w:lsdException w:name="Light List Accent 3" w:uiPriority="61"/>
+    <w:lsdException w:name="Light Grid Accent 3" w:uiPriority="62"/>
+    <w:lsdException w:name="Medium Shading 1 Accent 3" w:uiPriority="63"/>
+    <w:lsdException w:name="Medium Shading 2 Accent 3" w:uiPriority="64"/>
+    <w:lsdException w:name="Medium List 1 Accent 3" w:uiPriority="65"/>
+    <w:lsdException w:name="Medium List 2 Accent 3" w:uiPriority="66"/>
+    <w:lsdException w:name="Medium Grid 1 Accent 3" w:uiPriority="67"/>
+    <w:lsdException w:name="Medium Grid 2 Accent 3" w:uiPriority="68"/>
+    <w:lsdException w:name="Medium Grid 3 Accent 3" w:uiPriority="69"/>
+    <w:lsdException w:name="Dark List Accent 3" w:uiPriority="70"/>
+    <w:lsdException w:name="Colorful Shading Accent 3" w:uiPriority="71"/>
+    <w:lsdException w:name="Colorful List Accent 3" w:uiPriority="72"/>
+    <w:lsdException w:name="Colorful Grid Accent 3" w:uiPriority="73"/>
+    <w:lsdException w:name="Light Shading Accent 4" w:uiPriority="60"/>
+    <w:lsdException w:name="Light List Accent 4" w:uiPriority="61"/>
+    <w:lsdException w:name="Light Grid Accent 4" w:uiPriority="62"/>
+    <w:lsdException w:name="Medium Shading 1 Accent 4" w:uiPriority="63"/>
+    <w:lsdException w:name="Medium Shading 2 Accent 4" w:uiPriority="64"/>
+    <w:lsdException w:name="Medium List 1 Accent 4" w:uiPriority="65"/>
+    <w:lsdException w:name="Medium List 2 Accent 4" w:uiPriority="66"/>
+    <w:lsdException w:name="Medium Grid 1 Accent 4" w:uiPriority="67"/>
+    <w:lsdException w:name="Medium Grid 2 Accent 4" w:uiPriority="68"/>
+    <w:lsdException w:name="Medium Grid 3 Accent 4" w:uiPriority="69"/>
+    <w:lsdException w:name="Dark List Accent 4" w:uiPriority="70"/>
+    <w:lsdException w:name="Colorful Shading Accent 4" w:uiPriority="71"/>
+    <w:lsdException w:name="Colorful List Accent 4" w:uiPriority="72"/>
+    <w:lsdException w:name="Colorful Grid Accent 4" w:uiPriority="73"/>
+    <w:lsdException w:name="Light Shading Accent 5" w:uiPriority="60"/>
+    <w:lsdException w:name="Light List Accent 5" w:uiPriority="61"/>
+    <w:lsdException w:name="Light Grid Accent 5" w:uiPriority="62"/>
+    <w:lsdException w:name="Medium Shading 1 Accent 5" w:uiPriority="63"/>
+    <w:lsdException w:name="Medium Shading 2 Accent 5" w:uiPriority="64"/>
+    <w:lsdException w:name="Medium List 1 Accent 5" w:uiPriority="65"/>
+    <w:lsdException w:name="Medium List 2 Accent 5" w:uiPriority="66"/>
+    <w:lsdException w:name="Medium Grid 1 Accent 5" w:uiPriority="67"/>
+    <w:lsdException w:name="Medium Grid 2 Accent 5" w:uiPriority="68"/>
+    <w:lsdException w:name="Medium Grid 3 Accent 5" w:uiPriority="69"/>
+    <w:lsdException w:name="Dark List Accent 5" w:uiPriority="70"/>
+    <w:lsdException w:name="Colorful Shading Accent 5" w:uiPriority="71"/>
+    <w:lsdException w:name="Colorful List Accent 5" w:uiPriority="72"/>
+    <w:lsdException w:name="Colorful Grid Accent 5" w:uiPriority="73"/>
+    <w:lsdException w:name="Light Shading Accent 6" w:uiPriority="60"/>
+    <w:lsdException w:name="Light List Accent 6" w:uiPriority="61"/>
+    <w:lsdException w:name="Light Grid Accent 6" w:uiPriority="62"/>
+    <w:lsdException w:name="Medium Shading 1 Accent 6" w:uiPriority="63"/>
+    <w:lsdException w:name="Medium Shading 2 Accent 6" w:uiPriority="64"/>
+    <w:lsdException w:name="Medium List 1 Accent 6" w:uiPriority="65"/>
+    <w:lsdException w:name="Medium List 2 Accent 6" w:uiPriority="66"/>
+    <w:lsdException w:name="Medium Grid 1 Accent 6" w:uiPriority="67"/>
+    <w:lsdException w:name="Medium Grid 2 Accent 6" w:uiPriority="68"/>
+    <w:lsdException w:name="Medium Grid 3 Accent 6" w:uiPriority="69"/>
+    <w:lsdException w:name="Dark List Accent 6" w:uiPriority="70"/>
+    <w:lsdException w:name="Colorful Shading Accent 6" w:uiPriority="71"/>
+    <w:lsdException w:name="Colorful List Accent 6" w:uiPriority="72"/>
+    <w:lsdException w:name="Colorful Grid Accent 6" w:uiPriority="73"/>
+    <w:lsdException w:name="Subtle Emphasis" w:uiPriority="19" w:qFormat="1"/>
+    <w:lsdException w:name="Intense Emphasis" w:uiPriority="21" w:qFormat="1"/>
+    <w:lsdException w:name="Subtle Reference" w:uiPriority="31" w:qFormat="1"/>
+    <w:lsdException w:name="Intense Reference" w:uiPriority="32" w:qFormat="1"/>
+    <w:lsdException w:name="Book Title" w:uiPriority="33" w:qFormat="1"/>
+    <w:lsdException w:name="Bibliography" w:semiHidden="1" w:uiPriority="37" w:unhideWhenUsed="1"/>
+    <w:lsdException w:name="TOC Heading" w:semiHidden="1" w:uiPriority="39" w:unhideWhenUsed="1" w:qFormat="1"/>
+    <w:lsdException w:name="Plain Table 1" w:uiPriority="41"/>
+    <w:lsdException w:name="Plain Table 2" w:uiPriority="42"/>
+    <w:lsdException w:name="Plain Table 3" w:uiPriority="43"/>
+    <w:lsdException w:name="Plain Table 4" w:uiPriority="44"/>
+    <w:lsdException w:name="Plain Table 5" w:uiPriority="45"/>
+    <w:lsdException w:name="Grid Table Light" w:uiPriority="40"/>
+    <w:lsdException w:name="Grid Table 1 Light" w:uiPriority="46"/>
+    <w:lsdException w:name="Grid Table 2" w:uiPriority="47"/>
+    <w:lsdException w:name="Grid Table 3" w:uiPriority="48"/>
+    <w:lsdException w:name="Grid Table 4" w:uiPriority="49"/>
+    <w:lsdException w:name="Grid Table 5 Dark" w:uiPriority="50"/>
+    <w:lsdException w:name="Grid Table 6 Colorful" w:uiPriority="51"/>
+    <w:lsdException w:name="Grid Table 7 Colorful" w:uiPriority="52"/>
+    <w:lsdException w:name="Grid Table 1 Light Accent 1" w:uiPriority="46"/>
+    <w:lsdException w:name="Grid Table 2 Accent 1" w:uiPriority="47"/>
+    <w:lsdException w:name="Grid Table 3 Accent 1" w:uiPriority="48"/>
+    <w:lsdException w:name="Grid Table 4 Accent 1" w:uiPriority="49"/>
+    <w:lsdException w:name="Grid Table 5 Dark Accent 1" w:uiPriority="50"/>
+    <w:lsdException w:name="Grid Table 6 Colorful Accent 1" w:uiPriority="51"/>
+    <w:lsdException w:name="Grid Table 7 Colorful Accent 1" w:uiPriority="52"/>
+    <w:lsdException w:name="Grid Table 1 Light Accent 2" w:uiPriority="46"/>
+    <w:lsdException w:name="Grid Table 2 Accent 2" w:uiPriority="47"/>
+    <w:lsdException w:name="Grid Table 3 Accent 2" w:uiPriority="48"/>
+    <w:lsdException w:name="Grid Table 4 Accent 2" w:uiPriority="49"/>
+    <w:lsdException w:name="Grid Table 5 Dark Accent 2" w:uiPriority="50"/>
+    <w:lsdException w:name="Grid Table 6 Colorful Accent 2" w:uiPriority="51"/>
+    <w:lsdException w:name="Grid Table 7 Colorful Accent 2" w:uiPriority="52"/>
+    <w:lsdException w:name="Grid Table 1 Light Accent 3" w:uiPriority="46"/>
+    <w:lsdException w:name="Grid Table 2 Accent 3" w:uiPriority="47"/>
+    <w:lsdException w:name="Grid Table 3 Accent 3" w:uiPriority="48"/>
+    <w:lsdException w:name="Grid Table 4 Accent 3" w:uiPriority="49"/>
+    <w:lsdException w:name="Grid Table 5 Dark Accent 3" w:uiPriority="50"/>
+    <w:lsdException w:name="Grid Table 6 Colorful Accent 3" w:uiPriority="51"/>
+    <w:lsdException w:name="Grid Table 7 Colorful Accent 3" w:uiPriority="52"/>
+    <w:lsdException w:name="Grid Table 1 Light Accent 4" w:uiPriority="46"/>
+    <w:lsdException w:name="Grid Table 2 Accent 4" w:uiPriority="47"/>
+    <w:lsdException w:name="Grid Table 3 Accent 4" w:uiPriority="48"/>
+    <w:lsdException w:name="Grid Table 4 Accent 4" w:uiPriority="49"/>
+    <w:lsdException w:name="Grid Table 5 Dark Accent 4" w:uiPriority="50"/>
+    <w:lsdException w:name="Grid Table 6 Colorful Accent 4" w:uiPriority="51"/>
+    <w:lsdException w:name="Grid Table 7 Colorful Accent 4" w:uiPriority="52"/>
+    <w:lsdException w:name="Grid Table 1 Light Accent 5" w:uiPriority="46"/>
+    <w:lsdException w:name="Grid Table 2 Accent 5" w:uiPriority="47"/>
+    <w:lsdException w:name="Grid Table 3 Accent 5" w:uiPriority="48"/>
+    <w:lsdException w:name="Grid Table 4 Accent 5" w:uiPriority="49"/>
+    <w:lsdException w:name="Grid Table 5 Dark Accent 5" w:uiPriority="50"/>
+    <w:lsdException w:name="Grid Table 6 Colorful Accent 5" w:uiPriority="51"/>
+    <w:lsdException w:name="Grid Table 7 Colorful Accent 5" w:uiPriority="52"/>
+    <w:lsdException w:name="Grid Table 1 Light Accent 6" w:uiPriority="46"/>
+    <w:lsdException w:name="Grid Table 2 Accent 6" w:uiPriority="47"/>
+    <w:lsdException w:name="Grid Table 3 Accent 6" w:uiPriority="48"/>
+    <w:lsdException w:name="Grid Table 4 Accent 6" w:uiPriority="49"/>
+    <w:lsdException w:name="Grid Table 5 Dark Accent 6" w:uiPriority="50"/>
+    <w:lsdException w:name="Grid Table 6 Colorful Accent 6" w:uiPriority="51"/>
+    <w:lsdException w:name="Grid Table 7 Colorful Accent 6" w:uiPriority="52"/>
+    <w:lsdException w:name="List Table 1 Light" w:uiPriority="46"/>
+    <w:lsdException w:name="List Table 2" w:uiPriority="47"/>
+    <w:lsdException w:name="List Table 3" w:uiPriority="48"/>
+    <w:lsdException w:name="List Table 4" w:uiPriority="49"/>
+    <w:lsdException w:name="List Table 5 Dark" w:uiPriority="50"/>
+    <w:lsdException w:name="List Table 6 Colorful" w:uiPriority="51"/>
+    <w:lsdException w:name="List Table 7 Colorful" w:uiPriority="52"/>
+    <w:lsdException w:name="List Table 1 Light Accent 1" w:uiPriority="46"/>
+    <w:lsdException w:name="List Table 2 Accent 1" w:uiPriority="47"/>
+    <w:lsdException w:name="List Table 3 Accent 1" w:uiPriority="48"/>
+    <w:lsdException w:name="List Table 4 Accent 1" w:uiPriority="49"/>
+    <w:lsdException w:name="List Table 5 Dark Accent 1" w:uiPriority="50"/>
+    <w:lsdException w:name="List Table 6 Colorful Accent 1" w:uiPriority="51"/>
+    <w:lsdException w:name="List Table 7 Colorful Accent 1" w:uiPriority="52"/>
+    <w:lsdException w:name="List Table 1 Light Accent 2" w:uiPriority="46"/>
+    <w:lsdException w:name="List Table 2 Accent 2" w:uiPriority="47"/>
+    <w:lsdException w:name="List Table 3 Accent 2" w:uiPriority="48"/>
+    <w:lsdException w:name="List Table 4 Accent 2" w:uiPriority="49"/>
+    <w:lsdException w:name="List Table 5 Dark Accent 2" w:uiPriority="50"/>
+    <w:lsdException w:name="List Table 6 Colorful Accent 2" w:uiPriority="51"/>
+    <w:lsdException w:name="List Table 7 Colorful Accent 2" w:uiPriority="52"/>
+    <w:lsdException w:name="List Table 1 Light Accent 3" w:uiPriority="46"/>
+    <w:lsdException w:name="List Table 2 Accent 3" w:uiPriority="47"/>
+    <w:lsdException w:name="List Table 3 Accent 3" w:uiPriority="48"/>
+    <w:lsdException w:name="List Table 4 Accent 3" w:uiPriority="49"/>
+    <w:lsdException w:name="List Table 5 Dark Accent 3" w:uiPriority="50"/>
+    <w:lsdException w:name="List Table 6 Colorful Accent 3" w:uiPriority="51"/>
+    <w:lsdException w:name="List Table 7 Colorful Accent 3" w:uiPriority="52"/>
+    <w:lsdException w:name="List Table 1 Light Accent 4" w:uiPriority="46"/>
+    <w:lsdException w:name="List Table 2 Accent 4" w:uiPriority="47"/>
+    <w:lsdException w:name="List Table 3 Accent 4" w:uiPriority="48"/>
+    <w:lsdException w:name="List Table 4 Accent 4" w:uiPriority="49"/>
+    <w:lsdException w:name="List Table 5 Dark Accent 4" w:uiPriority="50"/>
+    <w:lsdException w:name="List Table 6 Colorful Accent 4" w:uiPriority="51"/>
+    <w:lsdException w:name="List Table 7 Colorful Accent 4" w:uiPriority="52"/>
+    <w:lsdException w:name="List Table 1 Light Accent 5" w:uiPriority="46"/>
+    <w:lsdException w:name="List Table 2 Accent 5" w:uiPriority="47"/>
+    <w:lsdException w:name="List Table 3 Accent 5" w:uiPriority="48"/>
+    <w:lsdException w:name="List Table 4 Accent 5" w:uiPriority="49"/>
+    <w:lsdException w:name="List Table 5 Dark Accent 5" w:uiPriority="50"/>
+    <w:lsdException w:name="List Table 6 Colorful Accent 5" w:uiPriority="51"/>
+    <w:lsdException w:name="List Table 7 Colorful Accent 5" w:uiPriority="52"/>
+    <w:lsdException w:name="List Table 1 Light Accent 6" w:uiPriority="46"/>
+    <w:lsdException w:name="List Table 2 Accent 6" w:uiPriority="47"/>
+    <w:lsdException w:name="List Table 3 Accent 6" w:uiPriority="48"/>
+    <w:lsdException w:name="List Table 4 Accent 6" w:uiPriority="49"/>
+    <w:lsdException w:name="List Table 5 Dark Accent 6" w:uiPriority="50"/>
+    <w:lsdException w:name="List Table 6 Colorful Accent 6" w:uiPriority="51"/>
+    <w:lsdException w:name="List Table 7 Colorful Accent 6" w:uiPriority="52"/>
+    <w:lsdException w:name="Mention" w:semiHidden="1" w:unhideWhenUsed="1"/>
+    <w:lsdException w:name="Smart Hyperlink" w:semiHidden="1" w:unhideWhenUsed="1"/>
+    <w:lsdException w:name="Hashtag" w:semiHidden="1" w:unhideWhenUsed="1"/>
+    <w:lsdException w:name="Unresolved Mention" w:semiHidden="1" w:unhideWhenUsed="1"/>
+    <w:lsdException w:name="Smart Link" w:semiHidden="1" w:unhideWhenUsed="1"/>
   </w:latentStyles>
   <w:style w:type="paragraph" w:default="1" w:styleId="Normal">
     <w:name w:val="Normal"/>
@@ -66430,1164 +66591,8 @@
       <w:shd w:val="clear" w:color="auto" w:fill="E1DFDD"/>
     </w:rPr>
   </w:style>
-  <w:style w:type="character" w:customStyle="1" w:styleId="UnresolvedMention">
-    <w:name w:val="Unresolved Mention"/>
-    <w:basedOn w:val="DefaultParagraphFont"/>
-    <w:uiPriority w:val="99"/>
-    <w:semiHidden/>
-    <w:unhideWhenUsed/>
-    <w:rsid w:val="0068694D"/>
-    <w:rPr>
-      <w:color w:val="605E5C"/>
-      <w:shd w:val="clear" w:color="auto" w:fill="E1DFDD"/>
-    </w:rPr>
-  </w:style>
-  <w:style w:type="paragraph" w:customStyle="1" w:styleId="ExampleorImportantblock">
-    <w:name w:val="Example or Important block"/>
-    <w:basedOn w:val="Body"/>
-    <w:qFormat/>
-    <w:rsid w:val="00F263D3"/>
-    <w:pPr>
-      <w:widowControl w:val="0"/>
-      <w:suppressAutoHyphens/>
-      <w:spacing w:before="0" w:beforeAutospacing="0" w:afterAutospacing="0"/>
-      <w:ind w:left="403"/>
-    </w:pPr>
-    <w:rPr>
-      <w:color w:val="202529"/>
-      <w:spacing w:val="-2"/>
-    </w:rPr>
-  </w:style>
-</w:styles>
-</file>
-
-<file path=word/stylesWithEffects.xml><?xml version="1.0" encoding="utf-8"?>
-<w:styles xmlns:wpc="http://schemas.microsoft.com/office/word/2010/wordprocessingCanvas" xmlns:mc="http://schemas.openxmlformats.org/markup-compatibility/2006" xmlns:o="urn:schemas-microsoft-com:office:office" xmlns:r="http://schemas.openxmlformats.org/officeDocument/2006/relationships" xmlns:m="http://schemas.openxmlformats.org/officeDocument/2006/math" xmlns:v="urn:schemas-microsoft-com:vml" xmlns:wp14="http://schemas.microsoft.com/office/word/2010/wordprocessingDrawing" xmlns:wp="http://schemas.openxmlformats.org/drawingml/2006/wordprocessingDrawing" xmlns:w10="urn:schemas-microsoft-com:office:word" xmlns:w="http://schemas.openxmlformats.org/wordprocessingml/2006/main" xmlns:w14="http://schemas.microsoft.com/office/word/2010/wordml" xmlns:wpg="http://schemas.microsoft.com/office/word/2010/wordprocessingGroup" xmlns:wpi="http://schemas.microsoft.com/office/word/2010/wordprocessingInk" xmlns:wne="http://schemas.microsoft.com/office/word/2006/wordml" xmlns:wps="http://schemas.microsoft.com/office/word/2010/wordprocessingShape" mc:Ignorable="w14 wp14">
-  <w:docDefaults>
-    <w:rPrDefault>
-      <w:rPr>
-        <w:rFonts w:asciiTheme="minorHAnsi" w:eastAsia="Arial" w:hAnsiTheme="minorHAnsi" w:cstheme="minorBidi"/>
-        <w:sz w:val="22"/>
-        <w:szCs w:val="22"/>
-        <w:lang w:val="en-US" w:eastAsia="en-US" w:bidi="ar-SA"/>
-      </w:rPr>
-    </w:rPrDefault>
-    <w:pPrDefault>
-      <w:pPr>
-        <w:spacing w:before="-1" w:beforeAutospacing="1" w:after="-1" w:afterAutospacing="1"/>
-      </w:pPr>
-    </w:pPrDefault>
-  </w:docDefaults>
-  <w:latentStyles w:defLockedState="0" w:defUIPriority="99" w:defSemiHidden="1" w:defUnhideWhenUsed="1" w:defQFormat="0" w:count="267">
-    <w:lsdException w:name="Normal" w:semiHidden="0" w:uiPriority="0" w:unhideWhenUsed="0" w:qFormat="1"/>
-    <w:lsdException w:name="heading 1" w:semiHidden="0" w:uiPriority="9" w:unhideWhenUsed="0" w:qFormat="1"/>
-    <w:lsdException w:name="heading 2" w:uiPriority="9" w:qFormat="1"/>
-    <w:lsdException w:name="heading 3" w:uiPriority="9" w:qFormat="1"/>
-    <w:lsdException w:name="heading 4" w:uiPriority="9" w:qFormat="1"/>
-    <w:lsdException w:name="heading 5" w:uiPriority="9" w:qFormat="1"/>
-    <w:lsdException w:name="heading 6" w:uiPriority="9" w:qFormat="1"/>
-    <w:lsdException w:name="heading 7" w:uiPriority="9" w:qFormat="1"/>
-    <w:lsdException w:name="heading 8" w:uiPriority="9" w:qFormat="1"/>
-    <w:lsdException w:name="heading 9" w:uiPriority="9" w:qFormat="1"/>
-    <w:lsdException w:name="toc 1" w:uiPriority="39"/>
-    <w:lsdException w:name="toc 2" w:uiPriority="39"/>
-    <w:lsdException w:name="toc 3" w:uiPriority="39"/>
-    <w:lsdException w:name="toc 4" w:uiPriority="39"/>
-    <w:lsdException w:name="toc 5" w:uiPriority="39"/>
-    <w:lsdException w:name="toc 6" w:uiPriority="39"/>
-    <w:lsdException w:name="toc 7" w:uiPriority="39"/>
-    <w:lsdException w:name="toc 8" w:uiPriority="39"/>
-    <w:lsdException w:name="toc 9" w:uiPriority="39"/>
-    <w:lsdException w:name="annotation text" w:qFormat="1"/>
-    <w:lsdException w:name="caption" w:uiPriority="35" w:qFormat="1"/>
-    <w:lsdException w:name="annotation reference" w:qFormat="1"/>
-    <w:lsdException w:name="Title" w:semiHidden="0" w:uiPriority="10" w:unhideWhenUsed="0" w:qFormat="1"/>
-    <w:lsdException w:name="Default Paragraph Font" w:uiPriority="1"/>
-    <w:lsdException w:name="Body Text" w:uiPriority="1" w:qFormat="1"/>
-    <w:lsdException w:name="Subtitle" w:semiHidden="0" w:uiPriority="11" w:unhideWhenUsed="0" w:qFormat="1"/>
-    <w:lsdException w:name="Strong" w:semiHidden="0" w:uiPriority="22" w:unhideWhenUsed="0" w:qFormat="1"/>
-    <w:lsdException w:name="Emphasis" w:semiHidden="0" w:uiPriority="20" w:unhideWhenUsed="0" w:qFormat="1"/>
-    <w:lsdException w:name="Table Grid" w:semiHidden="0" w:uiPriority="39" w:unhideWhenUsed="0"/>
-    <w:lsdException w:name="Placeholder Text" w:unhideWhenUsed="0"/>
-    <w:lsdException w:name="No Spacing" w:semiHidden="0" w:uiPriority="1" w:unhideWhenUsed="0" w:qFormat="1"/>
-    <w:lsdException w:name="Light Shading" w:semiHidden="0" w:uiPriority="60" w:unhideWhenUsed="0"/>
-    <w:lsdException w:name="Light List" w:semiHidden="0" w:uiPriority="61" w:unhideWhenUsed="0"/>
-    <w:lsdException w:name="Light Grid" w:semiHidden="0" w:uiPriority="62" w:unhideWhenUsed="0"/>
-    <w:lsdException w:name="Medium Shading 1" w:semiHidden="0" w:uiPriority="63" w:unhideWhenUsed="0"/>
-    <w:lsdException w:name="Medium Shading 2" w:semiHidden="0" w:uiPriority="64" w:unhideWhenUsed="0"/>
-    <w:lsdException w:name="Medium List 1" w:semiHidden="0" w:uiPriority="65" w:unhideWhenUsed="0"/>
-    <w:lsdException w:name="Medium List 2" w:semiHidden="0" w:uiPriority="66" w:unhideWhenUsed="0"/>
-    <w:lsdException w:name="Medium Grid 1" w:semiHidden="0" w:uiPriority="67" w:unhideWhenUsed="0"/>
-    <w:lsdException w:name="Medium Grid 2" w:semiHidden="0" w:uiPriority="68" w:unhideWhenUsed="0"/>
-    <w:lsdException w:name="Medium Grid 3" w:semiHidden="0" w:uiPriority="69" w:unhideWhenUsed="0"/>
-    <w:lsdException w:name="Dark List" w:semiHidden="0" w:uiPriority="70" w:unhideWhenUsed="0"/>
-    <w:lsdException w:name="Colorful Shading" w:semiHidden="0" w:uiPriority="71" w:unhideWhenUsed="0"/>
-    <w:lsdException w:name="Colorful List" w:semiHidden="0" w:uiPriority="72" w:unhideWhenUsed="0"/>
-    <w:lsdException w:name="Colorful Grid" w:semiHidden="0" w:uiPriority="73" w:unhideWhenUsed="0"/>
-    <w:lsdException w:name="Light Shading Accent 1" w:semiHidden="0" w:uiPriority="60" w:unhideWhenUsed="0"/>
-    <w:lsdException w:name="Light List Accent 1" w:semiHidden="0" w:uiPriority="61" w:unhideWhenUsed="0"/>
-    <w:lsdException w:name="Light Grid Accent 1" w:semiHidden="0" w:uiPriority="62" w:unhideWhenUsed="0"/>
-    <w:lsdException w:name="Medium Shading 1 Accent 1" w:semiHidden="0" w:uiPriority="63" w:unhideWhenUsed="0"/>
-    <w:lsdException w:name="Medium Shading 2 Accent 1" w:semiHidden="0" w:uiPriority="64" w:unhideWhenUsed="0"/>
-    <w:lsdException w:name="Medium List 1 Accent 1" w:semiHidden="0" w:uiPriority="65" w:unhideWhenUsed="0"/>
-    <w:lsdException w:name="Revision" w:unhideWhenUsed="0"/>
-    <w:lsdException w:name="List Paragraph" w:semiHidden="0" w:uiPriority="34" w:unhideWhenUsed="0" w:qFormat="1"/>
-    <w:lsdException w:name="Quote" w:semiHidden="0" w:uiPriority="29" w:unhideWhenUsed="0" w:qFormat="1"/>
-    <w:lsdException w:name="Intense Quote" w:semiHidden="0" w:uiPriority="30" w:unhideWhenUsed="0" w:qFormat="1"/>
-    <w:lsdException w:name="Medium List 2 Accent 1" w:semiHidden="0" w:uiPriority="66" w:unhideWhenUsed="0"/>
-    <w:lsdException w:name="Medium Grid 1 Accent 1" w:semiHidden="0" w:uiPriority="67" w:unhideWhenUsed="0"/>
-    <w:lsdException w:name="Medium Grid 2 Accent 1" w:semiHidden="0" w:uiPriority="68" w:unhideWhenUsed="0"/>
-    <w:lsdException w:name="Medium Grid 3 Accent 1" w:semiHidden="0" w:uiPriority="69" w:unhideWhenUsed="0"/>
-    <w:lsdException w:name="Dark List Accent 1" w:semiHidden="0" w:uiPriority="70" w:unhideWhenUsed="0"/>
-    <w:lsdException w:name="Colorful Shading Accent 1" w:semiHidden="0" w:uiPriority="71" w:unhideWhenUsed="0"/>
-    <w:lsdException w:name="Colorful List Accent 1" w:semiHidden="0" w:uiPriority="72" w:unhideWhenUsed="0"/>
-    <w:lsdException w:name="Colorful Grid Accent 1" w:semiHidden="0" w:uiPriority="73" w:unhideWhenUsed="0"/>
-    <w:lsdException w:name="Light Shading Accent 2" w:semiHidden="0" w:uiPriority="60" w:unhideWhenUsed="0"/>
-    <w:lsdException w:name="Light List Accent 2" w:semiHidden="0" w:uiPriority="61" w:unhideWhenUsed="0"/>
-    <w:lsdException w:name="Light Grid Accent 2" w:semiHidden="0" w:uiPriority="62" w:unhideWhenUsed="0"/>
-    <w:lsdException w:name="Medium Shading 1 Accent 2" w:semiHidden="0" w:uiPriority="63" w:unhideWhenUsed="0"/>
-    <w:lsdException w:name="Medium Shading 2 Accent 2" w:semiHidden="0" w:uiPriority="64" w:unhideWhenUsed="0"/>
-    <w:lsdException w:name="Medium List 1 Accent 2" w:semiHidden="0" w:uiPriority="65" w:unhideWhenUsed="0"/>
-    <w:lsdException w:name="Medium List 2 Accent 2" w:semiHidden="0" w:uiPriority="66" w:unhideWhenUsed="0"/>
-    <w:lsdException w:name="Medium Grid 1 Accent 2" w:semiHidden="0" w:uiPriority="67" w:unhideWhenUsed="0"/>
-    <w:lsdException w:name="Medium Grid 2 Accent 2" w:semiHidden="0" w:uiPriority="68" w:unhideWhenUsed="0"/>
-    <w:lsdException w:name="Medium Grid 3 Accent 2" w:semiHidden="0" w:uiPriority="69" w:unhideWhenUsed="0"/>
-    <w:lsdException w:name="Dark List Accent 2" w:semiHidden="0" w:uiPriority="70" w:unhideWhenUsed="0"/>
-    <w:lsdException w:name="Colorful Shading Accent 2" w:semiHidden="0" w:uiPriority="71" w:unhideWhenUsed="0"/>
-    <w:lsdException w:name="Colorful List Accent 2" w:semiHidden="0" w:uiPriority="72" w:unhideWhenUsed="0"/>
-    <w:lsdException w:name="Colorful Grid Accent 2" w:semiHidden="0" w:uiPriority="73" w:unhideWhenUsed="0"/>
-    <w:lsdException w:name="Light Shading Accent 3" w:semiHidden="0" w:uiPriority="60" w:unhideWhenUsed="0"/>
-    <w:lsdException w:name="Light List Accent 3" w:semiHidden="0" w:uiPriority="61" w:unhideWhenUsed="0"/>
-    <w:lsdException w:name="Light Grid Accent 3" w:semiHidden="0" w:uiPriority="62" w:unhideWhenUsed="0"/>
-    <w:lsdException w:name="Medium Shading 1 Accent 3" w:semiHidden="0" w:uiPriority="63" w:unhideWhenUsed="0"/>
-    <w:lsdException w:name="Medium Shading 2 Accent 3" w:semiHidden="0" w:uiPriority="64" w:unhideWhenUsed="0"/>
-    <w:lsdException w:name="Medium List 1 Accent 3" w:semiHidden="0" w:uiPriority="65" w:unhideWhenUsed="0"/>
-    <w:lsdException w:name="Medium List 2 Accent 3" w:semiHidden="0" w:uiPriority="66" w:unhideWhenUsed="0"/>
-    <w:lsdException w:name="Medium Grid 1 Accent 3" w:semiHidden="0" w:uiPriority="67" w:unhideWhenUsed="0"/>
-    <w:lsdException w:name="Medium Grid 2 Accent 3" w:semiHidden="0" w:uiPriority="68" w:unhideWhenUsed="0"/>
-    <w:lsdException w:name="Medium Grid 3 Accent 3" w:semiHidden="0" w:uiPriority="69" w:unhideWhenUsed="0"/>
-    <w:lsdException w:name="Dark List Accent 3" w:semiHidden="0" w:uiPriority="70" w:unhideWhenUsed="0"/>
-    <w:lsdException w:name="Colorful Shading Accent 3" w:semiHidden="0" w:uiPriority="71" w:unhideWhenUsed="0"/>
-    <w:lsdException w:name="Colorful List Accent 3" w:semiHidden="0" w:uiPriority="72" w:unhideWhenUsed="0"/>
-    <w:lsdException w:name="Colorful Grid Accent 3" w:semiHidden="0" w:uiPriority="73" w:unhideWhenUsed="0"/>
-    <w:lsdException w:name="Light Shading Accent 4" w:semiHidden="0" w:uiPriority="60" w:unhideWhenUsed="0"/>
-    <w:lsdException w:name="Light List Accent 4" w:semiHidden="0" w:uiPriority="61" w:unhideWhenUsed="0"/>
-    <w:lsdException w:name="Light Grid Accent 4" w:semiHidden="0" w:uiPriority="62" w:unhideWhenUsed="0"/>
-    <w:lsdException w:name="Medium Shading 1 Accent 4" w:semiHidden="0" w:uiPriority="63" w:unhideWhenUsed="0"/>
-    <w:lsdException w:name="Medium Shading 2 Accent 4" w:semiHidden="0" w:uiPriority="64" w:unhideWhenUsed="0"/>
-    <w:lsdException w:name="Medium List 1 Accent 4" w:semiHidden="0" w:uiPriority="65" w:unhideWhenUsed="0"/>
-    <w:lsdException w:name="Medium List 2 Accent 4" w:semiHidden="0" w:uiPriority="66" w:unhideWhenUsed="0"/>
-    <w:lsdException w:name="Medium Grid 1 Accent 4" w:semiHidden="0" w:uiPriority="67" w:unhideWhenUsed="0"/>
-    <w:lsdException w:name="Medium Grid 2 Accent 4" w:semiHidden="0" w:uiPriority="68" w:unhideWhenUsed="0"/>
-    <w:lsdException w:name="Medium Grid 3 Accent 4" w:semiHidden="0" w:uiPriority="69" w:unhideWhenUsed="0"/>
-    <w:lsdException w:name="Dark List Accent 4" w:semiHidden="0" w:uiPriority="70" w:unhideWhenUsed="0"/>
-    <w:lsdException w:name="Colorful Shading Accent 4" w:semiHidden="0" w:uiPriority="71" w:unhideWhenUsed="0"/>
-    <w:lsdException w:name="Colorful List Accent 4" w:semiHidden="0" w:uiPriority="72" w:unhideWhenUsed="0"/>
-    <w:lsdException w:name="Colorful Grid Accent 4" w:semiHidden="0" w:uiPriority="73" w:unhideWhenUsed="0"/>
-    <w:lsdException w:name="Light Shading Accent 5" w:semiHidden="0" w:uiPriority="60" w:unhideWhenUsed="0"/>
-    <w:lsdException w:name="Light List Accent 5" w:semiHidden="0" w:uiPriority="61" w:unhideWhenUsed="0"/>
-    <w:lsdException w:name="Light Grid Accent 5" w:semiHidden="0" w:uiPriority="62" w:unhideWhenUsed="0"/>
-    <w:lsdException w:name="Medium Shading 1 Accent 5" w:semiHidden="0" w:uiPriority="63" w:unhideWhenUsed="0"/>
-    <w:lsdException w:name="Medium Shading 2 Accent 5" w:semiHidden="0" w:uiPriority="64" w:unhideWhenUsed="0"/>
-    <w:lsdException w:name="Medium List 1 Accent 5" w:semiHidden="0" w:uiPriority="65" w:unhideWhenUsed="0"/>
-    <w:lsdException w:name="Medium List 2 Accent 5" w:semiHidden="0" w:uiPriority="66" w:unhideWhenUsed="0"/>
-    <w:lsdException w:name="Medium Grid 1 Accent 5" w:semiHidden="0" w:uiPriority="67" w:unhideWhenUsed="0"/>
-    <w:lsdException w:name="Medium Grid 2 Accent 5" w:semiHidden="0" w:uiPriority="68" w:unhideWhenUsed="0"/>
-    <w:lsdException w:name="Medium Grid 3 Accent 5" w:semiHidden="0" w:uiPriority="69" w:unhideWhenUsed="0"/>
-    <w:lsdException w:name="Dark List Accent 5" w:semiHidden="0" w:uiPriority="70" w:unhideWhenUsed="0"/>
-    <w:lsdException w:name="Colorful Shading Accent 5" w:semiHidden="0" w:uiPriority="71" w:unhideWhenUsed="0"/>
-    <w:lsdException w:name="Colorful List Accent 5" w:semiHidden="0" w:uiPriority="72" w:unhideWhenUsed="0"/>
-    <w:lsdException w:name="Colorful Grid Accent 5" w:semiHidden="0" w:uiPriority="73" w:unhideWhenUsed="0"/>
-    <w:lsdException w:name="Light Shading Accent 6" w:semiHidden="0" w:uiPriority="60" w:unhideWhenUsed="0"/>
-    <w:lsdException w:name="Light List Accent 6" w:semiHidden="0" w:uiPriority="61" w:unhideWhenUsed="0"/>
-    <w:lsdException w:name="Light Grid Accent 6" w:semiHidden="0" w:uiPriority="62" w:unhideWhenUsed="0"/>
-    <w:lsdException w:name="Medium Shading 1 Accent 6" w:semiHidden="0" w:uiPriority="63" w:unhideWhenUsed="0"/>
-    <w:lsdException w:name="Medium Shading 2 Accent 6" w:semiHidden="0" w:uiPriority="64" w:unhideWhenUsed="0"/>
-    <w:lsdException w:name="Medium List 1 Accent 6" w:semiHidden="0" w:uiPriority="65" w:unhideWhenUsed="0"/>
-    <w:lsdException w:name="Medium List 2 Accent 6" w:semiHidden="0" w:uiPriority="66" w:unhideWhenUsed="0"/>
-    <w:lsdException w:name="Medium Grid 1 Accent 6" w:semiHidden="0" w:uiPriority="67" w:unhideWhenUsed="0"/>
-    <w:lsdException w:name="Medium Grid 2 Accent 6" w:semiHidden="0" w:uiPriority="68" w:unhideWhenUsed="0"/>
-    <w:lsdException w:name="Medium Grid 3 Accent 6" w:semiHidden="0" w:uiPriority="69" w:unhideWhenUsed="0"/>
-    <w:lsdException w:name="Dark List Accent 6" w:semiHidden="0" w:uiPriority="70" w:unhideWhenUsed="0"/>
-    <w:lsdException w:name="Colorful Shading Accent 6" w:semiHidden="0" w:uiPriority="71" w:unhideWhenUsed="0"/>
-    <w:lsdException w:name="Colorful List Accent 6" w:semiHidden="0" w:uiPriority="72" w:unhideWhenUsed="0"/>
-    <w:lsdException w:name="Colorful Grid Accent 6" w:semiHidden="0" w:uiPriority="73" w:unhideWhenUsed="0"/>
-    <w:lsdException w:name="Subtle Emphasis" w:semiHidden="0" w:uiPriority="19" w:unhideWhenUsed="0" w:qFormat="1"/>
-    <w:lsdException w:name="Intense Emphasis" w:semiHidden="0" w:uiPriority="21" w:unhideWhenUsed="0" w:qFormat="1"/>
-    <w:lsdException w:name="Subtle Reference" w:semiHidden="0" w:uiPriority="31" w:unhideWhenUsed="0" w:qFormat="1"/>
-    <w:lsdException w:name="Intense Reference" w:semiHidden="0" w:uiPriority="32" w:unhideWhenUsed="0" w:qFormat="1"/>
-    <w:lsdException w:name="Book Title" w:semiHidden="0" w:uiPriority="33" w:unhideWhenUsed="0" w:qFormat="1"/>
-    <w:lsdException w:name="Bibliography" w:uiPriority="37"/>
-    <w:lsdException w:name="TOC Heading" w:uiPriority="39" w:qFormat="1"/>
-  </w:latentStyles>
-  <w:style w:type="paragraph" w:default="1" w:styleId="Normal">
-    <w:name w:val="Normal"/>
-    <w:qFormat/>
-    <w:rsid w:val="008330BD"/>
-    <w:rPr>
-      <w:rFonts w:ascii="Arial" w:hAnsi="Arial" w:cs="Arial"/>
-    </w:rPr>
-  </w:style>
-  <w:style w:type="paragraph" w:styleId="Heading1">
-    <w:name w:val="heading 1"/>
-    <w:basedOn w:val="Normal"/>
-    <w:link w:val="Heading1Char"/>
-    <w:uiPriority w:val="9"/>
-    <w:qFormat/>
-    <w:rsid w:val="00F17233"/>
-    <w:pPr>
-      <w:pBdr>
-        <w:bottom w:val="single" w:sz="4" w:space="1" w:color="A6A6A6" w:themeColor="background1" w:themeShade="A6"/>
-      </w:pBdr>
-      <w:spacing w:before="0" w:beforeAutospacing="0" w:after="100" w:line="276" w:lineRule="auto"/>
-      <w:outlineLvl w:val="0"/>
-    </w:pPr>
-    <w:rPr>
-      <w:rFonts w:ascii="Helvetica" w:hAnsi="Helvetica" w:cs="Helvetica"/>
-      <w:color w:val="0A2A78"/>
-      <w:spacing w:val="-4"/>
-      <w:sz w:val="40"/>
-      <w:szCs w:val="24"/>
-    </w:rPr>
-  </w:style>
-  <w:style w:type="paragraph" w:styleId="Heading2">
-    <w:name w:val="heading 2"/>
-    <w:basedOn w:val="Normal"/>
-    <w:next w:val="Normal"/>
-    <w:link w:val="Heading2Char"/>
-    <w:uiPriority w:val="9"/>
-    <w:unhideWhenUsed/>
-    <w:qFormat/>
-    <w:rsid w:val="00F17233"/>
-    <w:pPr>
-      <w:widowControl w:val="0"/>
-      <w:autoSpaceDE w:val="0"/>
-      <w:autoSpaceDN w:val="0"/>
-      <w:spacing w:before="0" w:beforeAutospacing="0" w:after="0" w:afterAutospacing="0" w:line="276" w:lineRule="auto"/>
-      <w:outlineLvl w:val="1"/>
-    </w:pPr>
-    <w:rPr>
-      <w:rFonts w:ascii="Helvetica" w:eastAsiaTheme="minorHAnsi" w:hAnsi="Helvetica" w:cs="Helvetica"/>
-      <w:color w:val="0A2A78"/>
-      <w:spacing w:val="-2"/>
-      <w:sz w:val="36"/>
-      <w:szCs w:val="24"/>
-    </w:rPr>
-  </w:style>
-  <w:style w:type="paragraph" w:styleId="Heading3">
-    <w:name w:val="heading 3"/>
-    <w:basedOn w:val="Heading2"/>
-    <w:next w:val="Body"/>
-    <w:link w:val="Heading3Char"/>
-    <w:uiPriority w:val="9"/>
-    <w:unhideWhenUsed/>
-    <w:qFormat/>
-    <w:rsid w:val="00D23389"/>
-    <w:pPr>
-      <w:outlineLvl w:val="2"/>
-    </w:pPr>
-    <w:rPr>
-      <w:sz w:val="32"/>
-    </w:rPr>
-  </w:style>
-  <w:style w:type="paragraph" w:styleId="Heading4">
-    <w:name w:val="heading 4"/>
-    <w:basedOn w:val="Normal"/>
-    <w:next w:val="Normal"/>
-    <w:link w:val="Heading4Char"/>
-    <w:uiPriority w:val="9"/>
-    <w:unhideWhenUsed/>
-    <w:qFormat/>
-    <w:rsid w:val="00C944B1"/>
-    <w:pPr>
-      <w:widowControl w:val="0"/>
-      <w:autoSpaceDE w:val="0"/>
-      <w:autoSpaceDN w:val="0"/>
-      <w:spacing w:before="54" w:beforeAutospacing="0" w:after="120" w:afterAutospacing="0" w:line="276" w:lineRule="auto"/>
-      <w:ind w:left="360"/>
-      <w:outlineLvl w:val="3"/>
-    </w:pPr>
-    <w:rPr>
-      <w:rFonts w:ascii="Helvetica" w:eastAsiaTheme="minorHAnsi" w:hAnsi="Helvetica" w:cs="Helvetica"/>
-      <w:iCs/>
-      <w:color w:val="0A2A78"/>
-      <w:spacing w:val="-2"/>
-      <w:sz w:val="24"/>
-      <w:szCs w:val="24"/>
-    </w:rPr>
-  </w:style>
-  <w:style w:type="character" w:default="1" w:styleId="DefaultParagraphFont">
-    <w:name w:val="Default Paragraph Font"/>
-    <w:uiPriority w:val="1"/>
-    <w:semiHidden/>
-    <w:unhideWhenUsed/>
-  </w:style>
-  <w:style w:type="table" w:default="1" w:styleId="TableNormal">
-    <w:name w:val="Normal Table"/>
-    <w:uiPriority w:val="99"/>
-    <w:semiHidden/>
-    <w:unhideWhenUsed/>
-    <w:tblPr>
-      <w:tblInd w:w="0" w:type="dxa"/>
-      <w:tblCellMar>
-        <w:top w:w="0" w:type="dxa"/>
-        <w:left w:w="108" w:type="dxa"/>
-        <w:bottom w:w="0" w:type="dxa"/>
-        <w:right w:w="108" w:type="dxa"/>
-      </w:tblCellMar>
-    </w:tblPr>
-  </w:style>
-  <w:style w:type="numbering" w:default="1" w:styleId="NoList">
-    <w:name w:val="No List"/>
-    <w:uiPriority w:val="99"/>
-    <w:semiHidden/>
-    <w:unhideWhenUsed/>
-  </w:style>
-  <w:style w:type="paragraph" w:customStyle="1" w:styleId="Code">
-    <w:name w:val="Code"/>
-    <w:basedOn w:val="Normal"/>
-    <w:qFormat/>
-    <w:rsid w:val="00D23389"/>
-    <w:rPr>
-      <w:rFonts w:ascii="Calibri" w:hAnsi="Calibri"/>
-    </w:rPr>
-  </w:style>
-  <w:style w:type="paragraph" w:customStyle="1" w:styleId="Body">
-    <w:name w:val="Body"/>
-    <w:basedOn w:val="Normal"/>
-    <w:qFormat/>
-    <w:rsid w:val="00D25B8A"/>
-    <w:pPr>
-      <w:spacing w:before="54" w:after="120" w:line="276" w:lineRule="auto"/>
-    </w:pPr>
-    <w:rPr>
-      <w:rFonts w:ascii="Helvetica" w:eastAsiaTheme="minorHAnsi" w:hAnsi="Helvetica" w:cs="Helvetica"/>
-      <w:sz w:val="24"/>
-      <w:szCs w:val="24"/>
-    </w:rPr>
-  </w:style>
-  <w:style w:type="character" w:customStyle="1" w:styleId="Heading1Char">
-    <w:name w:val="Heading 1 Char"/>
-    <w:basedOn w:val="DefaultParagraphFont"/>
-    <w:link w:val="Heading1"/>
-    <w:uiPriority w:val="9"/>
-    <w:rsid w:val="00D23389"/>
-    <w:rPr>
-      <w:rFonts w:ascii="Helvetica" w:hAnsi="Helvetica" w:cs="Helvetica"/>
-      <w:color w:val="0A2A78"/>
-      <w:spacing w:val="-4"/>
-      <w:sz w:val="40"/>
-      <w:szCs w:val="24"/>
-    </w:rPr>
-  </w:style>
-  <w:style w:type="paragraph" w:styleId="ListParagraph">
-    <w:name w:val="List Paragraph"/>
-    <w:basedOn w:val="Body"/>
-    <w:uiPriority w:val="34"/>
-    <w:qFormat/>
-    <w:rsid w:val="00F17233"/>
-    <w:pPr>
-      <w:widowControl w:val="0"/>
-      <w:numPr>
-        <w:numId w:val="12"/>
-      </w:numPr>
-      <w:autoSpaceDE w:val="0"/>
-      <w:autoSpaceDN w:val="0"/>
-      <w:spacing w:beforeAutospacing="0" w:afterAutospacing="0"/>
-    </w:pPr>
-    <w:rPr>
-      <w:color w:val="202529"/>
-      <w:spacing w:val="-2"/>
-    </w:rPr>
-  </w:style>
-  <w:style w:type="paragraph" w:customStyle="1" w:styleId="TFVariable">
-    <w:name w:val="TF Variable"/>
-    <w:basedOn w:val="Heading3"/>
-    <w:next w:val="Body"/>
-    <w:qFormat/>
-    <w:rsid w:val="00D23389"/>
-    <w:pPr>
-      <w:numPr>
-        <w:numId w:val="15"/>
-      </w:numPr>
-    </w:pPr>
-  </w:style>
-  <w:style w:type="character" w:customStyle="1" w:styleId="Heading3Char">
-    <w:name w:val="Heading 3 Char"/>
-    <w:basedOn w:val="DefaultParagraphFont"/>
-    <w:link w:val="Heading3"/>
-    <w:uiPriority w:val="9"/>
-    <w:qFormat/>
-    <w:rsid w:val="00D23389"/>
-    <w:rPr>
-      <w:rFonts w:ascii="Helvetica" w:eastAsiaTheme="minorHAnsi" w:hAnsi="Helvetica" w:cs="Helvetica"/>
-      <w:color w:val="0A2A78"/>
-      <w:spacing w:val="-2"/>
-      <w:sz w:val="32"/>
-      <w:szCs w:val="24"/>
-    </w:rPr>
-  </w:style>
-  <w:style w:type="paragraph" w:customStyle="1" w:styleId="interviewglossarywordintemplate">
-    <w:name w:val="interview glossary word in template"/>
-    <w:basedOn w:val="Normal"/>
-    <w:link w:val="interviewglossarywordintemplateChar"/>
-    <w:qFormat/>
-    <w:rsid w:val="00D23389"/>
-    <w:pPr>
-      <w:spacing w:after="60" w:line="360" w:lineRule="auto"/>
-    </w:pPr>
-    <w:rPr>
-      <w:rFonts w:asciiTheme="minorHAnsi" w:hAnsiTheme="minorHAnsi" w:cstheme="minorBidi"/>
-    </w:rPr>
-  </w:style>
-  <w:style w:type="character" w:customStyle="1" w:styleId="interviewglossarywordintemplateChar">
-    <w:name w:val="interview glossary word in template Char"/>
-    <w:basedOn w:val="DefaultParagraphFont"/>
-    <w:link w:val="interviewglossarywordintemplate"/>
-    <w:rsid w:val="00D23389"/>
-  </w:style>
-  <w:style w:type="paragraph" w:customStyle="1" w:styleId="interviewbutton">
-    <w:name w:val="interview button"/>
-    <w:basedOn w:val="Normal"/>
-    <w:next w:val="Normal"/>
-    <w:link w:val="interviewbuttonChar"/>
-    <w:qFormat/>
-    <w:rsid w:val="00D23389"/>
-    <w:pPr>
-      <w:shd w:val="clear" w:color="auto" w:fill="0070C0"/>
-      <w:spacing w:after="60" w:line="360" w:lineRule="auto"/>
-    </w:pPr>
-    <w:rPr>
-      <w:rFonts w:asciiTheme="minorHAnsi" w:hAnsiTheme="minorHAnsi" w:cstheme="minorBidi"/>
-      <w:color w:val="FFFFFF" w:themeColor="background1"/>
-      <w:szCs w:val="40"/>
-    </w:rPr>
-  </w:style>
-  <w:style w:type="character" w:customStyle="1" w:styleId="interviewbuttonChar">
-    <w:name w:val="interview button Char"/>
-    <w:basedOn w:val="DefaultParagraphFont"/>
-    <w:link w:val="interviewbutton"/>
-    <w:rsid w:val="00D23389"/>
-    <w:rPr>
-      <w:color w:val="FFFFFF" w:themeColor="background1"/>
-      <w:szCs w:val="40"/>
-      <w:shd w:val="clear" w:color="auto" w:fill="0070C0"/>
-    </w:rPr>
-  </w:style>
-  <w:style w:type="paragraph" w:customStyle="1" w:styleId="Example">
-    <w:name w:val="Example"/>
-    <w:basedOn w:val="Heading4"/>
-    <w:next w:val="Normal"/>
-    <w:qFormat/>
-    <w:rsid w:val="005E488D"/>
-  </w:style>
-  <w:style w:type="paragraph" w:styleId="BodyText">
-    <w:name w:val="Body Text"/>
-    <w:basedOn w:val="Normal"/>
-    <w:link w:val="BodyTextChar"/>
-    <w:uiPriority w:val="1"/>
-    <w:unhideWhenUsed/>
-    <w:qFormat/>
-    <w:rsid w:val="005B3746"/>
-    <w:pPr>
-      <w:spacing w:after="120"/>
-    </w:pPr>
-  </w:style>
-  <w:style w:type="table" w:styleId="TableGrid">
-    <w:name w:val="Table Grid"/>
-    <w:basedOn w:val="TableNormal"/>
-    <w:uiPriority w:val="39"/>
-    <w:rsid w:val="00D23389"/>
-    <w:pPr>
-      <w:widowControl w:val="0"/>
-      <w:autoSpaceDE w:val="0"/>
-      <w:autoSpaceDN w:val="0"/>
-      <w:spacing w:before="0" w:beforeAutospacing="0" w:after="0" w:afterAutospacing="0"/>
-    </w:pPr>
-    <w:rPr>
-      <w:rFonts w:eastAsiaTheme="minorHAnsi"/>
-    </w:rPr>
-    <w:tblPr>
-      <w:tblBorders>
-        <w:top w:val="single" w:sz="4" w:space="0" w:color="auto"/>
-        <w:left w:val="single" w:sz="4" w:space="0" w:color="auto"/>
-        <w:bottom w:val="single" w:sz="4" w:space="0" w:color="auto"/>
-        <w:right w:val="single" w:sz="4" w:space="0" w:color="auto"/>
-        <w:insideH w:val="single" w:sz="4" w:space="0" w:color="auto"/>
-        <w:insideV w:val="single" w:sz="4" w:space="0" w:color="auto"/>
-      </w:tblBorders>
-    </w:tblPr>
-  </w:style>
-  <w:style w:type="character" w:customStyle="1" w:styleId="Heading2Char">
-    <w:name w:val="Heading 2 Char"/>
-    <w:basedOn w:val="DefaultParagraphFont"/>
-    <w:link w:val="Heading2"/>
-    <w:uiPriority w:val="9"/>
-    <w:rsid w:val="00D23389"/>
-    <w:rPr>
-      <w:rFonts w:ascii="Helvetica" w:eastAsiaTheme="minorHAnsi" w:hAnsi="Helvetica" w:cs="Helvetica"/>
-      <w:color w:val="0A2A78"/>
-      <w:spacing w:val="-2"/>
-      <w:sz w:val="36"/>
-      <w:szCs w:val="24"/>
-    </w:rPr>
-  </w:style>
-  <w:style w:type="paragraph" w:styleId="Title">
-    <w:name w:val="Title"/>
-    <w:basedOn w:val="Normal"/>
-    <w:next w:val="Normal"/>
-    <w:link w:val="TitleChar"/>
-    <w:uiPriority w:val="10"/>
-    <w:qFormat/>
-    <w:rsid w:val="00F17233"/>
-    <w:pPr>
-      <w:spacing w:before="0" w:beforeAutospacing="0" w:after="100" w:line="276" w:lineRule="auto"/>
-    </w:pPr>
-    <w:rPr>
-      <w:rFonts w:ascii="Helvetica" w:hAnsi="Helvetica" w:cs="Helvetica"/>
-      <w:color w:val="0A2A78"/>
-      <w:spacing w:val="-2"/>
-      <w:sz w:val="48"/>
-      <w:szCs w:val="24"/>
-    </w:rPr>
-  </w:style>
-  <w:style w:type="character" w:customStyle="1" w:styleId="TitleChar">
-    <w:name w:val="Title Char"/>
-    <w:basedOn w:val="DefaultParagraphFont"/>
-    <w:link w:val="Title"/>
-    <w:uiPriority w:val="10"/>
-    <w:rsid w:val="00D23389"/>
-    <w:rPr>
-      <w:rFonts w:ascii="Helvetica" w:hAnsi="Helvetica" w:cs="Helvetica"/>
-      <w:color w:val="0A2A78"/>
-      <w:spacing w:val="-2"/>
-      <w:sz w:val="48"/>
-      <w:szCs w:val="24"/>
-    </w:rPr>
-  </w:style>
-  <w:style w:type="paragraph" w:styleId="BalloonText">
-    <w:name w:val="Balloon Text"/>
-    <w:basedOn w:val="Normal"/>
-    <w:link w:val="BalloonTextChar"/>
-    <w:uiPriority w:val="99"/>
-    <w:semiHidden/>
-    <w:unhideWhenUsed/>
-    <w:rsid w:val="00D23389"/>
-    <w:rPr>
-      <w:rFonts w:ascii="Segoe UI" w:hAnsi="Segoe UI" w:cs="Segoe UI"/>
-      <w:sz w:val="18"/>
-      <w:szCs w:val="18"/>
-    </w:rPr>
-  </w:style>
-  <w:style w:type="character" w:customStyle="1" w:styleId="BalloonTextChar">
-    <w:name w:val="Balloon Text Char"/>
-    <w:basedOn w:val="DefaultParagraphFont"/>
-    <w:link w:val="BalloonText"/>
-    <w:uiPriority w:val="99"/>
-    <w:semiHidden/>
-    <w:rsid w:val="00D23389"/>
-    <w:rPr>
-      <w:rFonts w:ascii="Segoe UI" w:hAnsi="Segoe UI" w:cs="Segoe UI"/>
-      <w:sz w:val="18"/>
-      <w:szCs w:val="18"/>
-    </w:rPr>
-  </w:style>
-  <w:style w:type="character" w:styleId="CommentReference">
-    <w:name w:val="annotation reference"/>
-    <w:basedOn w:val="DefaultParagraphFont"/>
-    <w:uiPriority w:val="99"/>
-    <w:semiHidden/>
-    <w:unhideWhenUsed/>
-    <w:qFormat/>
-    <w:rsid w:val="00D23389"/>
-    <w:rPr>
-      <w:sz w:val="16"/>
-      <w:szCs w:val="16"/>
-    </w:rPr>
-  </w:style>
-  <w:style w:type="paragraph" w:styleId="CommentText">
-    <w:name w:val="annotation text"/>
-    <w:basedOn w:val="Normal"/>
-    <w:link w:val="CommentTextChar"/>
-    <w:uiPriority w:val="99"/>
-    <w:unhideWhenUsed/>
-    <w:qFormat/>
-    <w:rsid w:val="00D23389"/>
-    <w:rPr>
-      <w:sz w:val="20"/>
-      <w:szCs w:val="20"/>
-    </w:rPr>
-  </w:style>
-  <w:style w:type="character" w:customStyle="1" w:styleId="CommentTextChar">
-    <w:name w:val="Comment Text Char"/>
-    <w:basedOn w:val="DefaultParagraphFont"/>
-    <w:link w:val="CommentText"/>
-    <w:uiPriority w:val="99"/>
-    <w:qFormat/>
-    <w:rsid w:val="00D23389"/>
-    <w:rPr>
-      <w:rFonts w:ascii="Arial" w:hAnsi="Arial" w:cs="Arial"/>
-      <w:sz w:val="20"/>
-      <w:szCs w:val="20"/>
-    </w:rPr>
-  </w:style>
-  <w:style w:type="paragraph" w:styleId="CommentSubject">
-    <w:name w:val="annotation subject"/>
-    <w:basedOn w:val="CommentText"/>
-    <w:next w:val="CommentText"/>
-    <w:link w:val="CommentSubjectChar"/>
-    <w:uiPriority w:val="99"/>
-    <w:semiHidden/>
-    <w:unhideWhenUsed/>
-    <w:rsid w:val="00D23389"/>
-    <w:rPr>
-      <w:b/>
-      <w:bCs/>
-    </w:rPr>
-  </w:style>
-  <w:style w:type="character" w:customStyle="1" w:styleId="CommentSubjectChar">
-    <w:name w:val="Comment Subject Char"/>
-    <w:basedOn w:val="CommentTextChar"/>
-    <w:link w:val="CommentSubject"/>
-    <w:uiPriority w:val="99"/>
-    <w:semiHidden/>
-    <w:rsid w:val="00D23389"/>
-    <w:rPr>
-      <w:rFonts w:ascii="Arial" w:hAnsi="Arial" w:cs="Arial"/>
-      <w:b/>
-      <w:bCs/>
-      <w:sz w:val="20"/>
-      <w:szCs w:val="20"/>
-    </w:rPr>
-  </w:style>
-  <w:style w:type="paragraph" w:styleId="Footer">
-    <w:name w:val="footer"/>
-    <w:basedOn w:val="Normal"/>
-    <w:link w:val="FooterChar"/>
-    <w:uiPriority w:val="99"/>
-    <w:unhideWhenUsed/>
-    <w:rsid w:val="00D23389"/>
-    <w:pPr>
-      <w:tabs>
-        <w:tab w:val="center" w:pos="4680"/>
-        <w:tab w:val="right" w:pos="9360"/>
-      </w:tabs>
-    </w:pPr>
-  </w:style>
-  <w:style w:type="character" w:customStyle="1" w:styleId="FooterChar">
-    <w:name w:val="Footer Char"/>
-    <w:basedOn w:val="DefaultParagraphFont"/>
-    <w:link w:val="Footer"/>
-    <w:uiPriority w:val="99"/>
-    <w:rsid w:val="00D23389"/>
-    <w:rPr>
-      <w:rFonts w:ascii="Arial" w:hAnsi="Arial" w:cs="Arial"/>
-    </w:rPr>
-  </w:style>
-  <w:style w:type="paragraph" w:styleId="Header">
-    <w:name w:val="header"/>
-    <w:basedOn w:val="Normal"/>
-    <w:link w:val="HeaderChar"/>
-    <w:uiPriority w:val="99"/>
-    <w:unhideWhenUsed/>
-    <w:rsid w:val="00D23389"/>
-    <w:pPr>
-      <w:tabs>
-        <w:tab w:val="center" w:pos="4680"/>
-        <w:tab w:val="right" w:pos="9360"/>
-      </w:tabs>
-    </w:pPr>
-  </w:style>
-  <w:style w:type="character" w:customStyle="1" w:styleId="HeaderChar">
-    <w:name w:val="Header Char"/>
-    <w:basedOn w:val="DefaultParagraphFont"/>
-    <w:link w:val="Header"/>
-    <w:uiPriority w:val="99"/>
-    <w:rsid w:val="00D23389"/>
-    <w:rPr>
-      <w:rFonts w:ascii="Arial" w:hAnsi="Arial" w:cs="Arial"/>
-    </w:rPr>
-  </w:style>
-  <w:style w:type="character" w:customStyle="1" w:styleId="Heading4Char">
-    <w:name w:val="Heading 4 Char"/>
-    <w:basedOn w:val="DefaultParagraphFont"/>
-    <w:link w:val="Heading4"/>
-    <w:uiPriority w:val="9"/>
-    <w:rsid w:val="00C944B1"/>
-    <w:rPr>
-      <w:rFonts w:ascii="Helvetica" w:eastAsiaTheme="minorHAnsi" w:hAnsi="Helvetica" w:cs="Helvetica"/>
-      <w:iCs/>
-      <w:color w:val="0A2A78"/>
-      <w:spacing w:val="-2"/>
-      <w:sz w:val="24"/>
-      <w:szCs w:val="24"/>
-    </w:rPr>
-  </w:style>
-  <w:style w:type="character" w:styleId="Hyperlink">
-    <w:name w:val="Hyperlink"/>
-    <w:basedOn w:val="DefaultParagraphFont"/>
-    <w:uiPriority w:val="99"/>
-    <w:unhideWhenUsed/>
-    <w:rsid w:val="00D23A3A"/>
-    <w:rPr>
-      <w:rFonts w:ascii="Helvetica" w:hAnsi="Helvetica" w:cs="Helvetica"/>
-      <w:color w:val="0563C1" w:themeColor="hyperlink"/>
-      <w:spacing w:val="-2"/>
-      <w:sz w:val="24"/>
-      <w:szCs w:val="24"/>
-      <w:u w:val="none"/>
-    </w:rPr>
-  </w:style>
-  <w:style w:type="numbering" w:customStyle="1" w:styleId="Style1">
-    <w:name w:val="Style1"/>
-    <w:uiPriority w:val="99"/>
-    <w:rsid w:val="00D23389"/>
-    <w:pPr>
-      <w:numPr>
-        <w:numId w:val="14"/>
-      </w:numPr>
-    </w:pPr>
-  </w:style>
-  <w:style w:type="paragraph" w:customStyle="1" w:styleId="TableParagraph">
-    <w:name w:val="Table Paragraph"/>
-    <w:basedOn w:val="Normal"/>
-    <w:uiPriority w:val="1"/>
-    <w:qFormat/>
-    <w:rsid w:val="00D23389"/>
-  </w:style>
-  <w:style w:type="character" w:customStyle="1" w:styleId="UnresolvedMention1">
-    <w:name w:val="Unresolved Mention1"/>
-    <w:basedOn w:val="DefaultParagraphFont"/>
-    <w:uiPriority w:val="99"/>
-    <w:semiHidden/>
-    <w:unhideWhenUsed/>
-    <w:rsid w:val="00D23389"/>
-    <w:rPr>
-      <w:color w:val="605E5C"/>
-      <w:shd w:val="clear" w:color="auto" w:fill="E1DFDD"/>
-    </w:rPr>
-  </w:style>
-  <w:style w:type="paragraph" w:customStyle="1" w:styleId="H3numberedfordirections">
-    <w:name w:val="H3 numbered for directions"/>
-    <w:basedOn w:val="Heading3"/>
-    <w:next w:val="Normal"/>
-    <w:qFormat/>
-    <w:rsid w:val="00D23389"/>
-    <w:pPr>
-      <w:numPr>
-        <w:numId w:val="10"/>
-      </w:numPr>
-      <w:outlineLvl w:val="9"/>
-    </w:pPr>
-  </w:style>
-  <w:style w:type="character" w:customStyle="1" w:styleId="small">
-    <w:name w:val="small"/>
-    <w:basedOn w:val="DefaultParagraphFont"/>
-    <w:rsid w:val="00D23389"/>
-    <w:rPr>
-      <w:rFonts w:cs="Times New Roman"/>
-    </w:rPr>
-  </w:style>
-  <w:style w:type="character" w:customStyle="1" w:styleId="interviewPAPtexttrigger">
-    <w:name w:val="interview PAP text trigger"/>
-    <w:basedOn w:val="DefaultParagraphFont"/>
-    <w:uiPriority w:val="1"/>
-    <w:qFormat/>
-    <w:rsid w:val="00D23389"/>
-    <w:rPr>
-      <w:shd w:val="clear" w:color="auto" w:fill="009999"/>
-    </w:rPr>
-  </w:style>
-  <w:style w:type="paragraph" w:customStyle="1" w:styleId="Listnumbered">
-    <w:name w:val="List numbered"/>
-    <w:basedOn w:val="Normal"/>
-    <w:qFormat/>
-    <w:rsid w:val="00F17233"/>
-    <w:pPr>
-      <w:widowControl w:val="0"/>
-      <w:autoSpaceDE w:val="0"/>
-      <w:autoSpaceDN w:val="0"/>
-      <w:spacing w:before="54" w:beforeAutospacing="0" w:after="120" w:afterAutospacing="0" w:line="276" w:lineRule="auto"/>
-    </w:pPr>
-    <w:rPr>
-      <w:rFonts w:ascii="Helvetica" w:eastAsiaTheme="minorHAnsi" w:hAnsi="Helvetica" w:cs="Helvetica"/>
-      <w:color w:val="202529"/>
-      <w:spacing w:val="-2"/>
-      <w:sz w:val="24"/>
-      <w:szCs w:val="24"/>
-    </w:rPr>
-  </w:style>
-  <w:style w:type="paragraph" w:customStyle="1" w:styleId="Listnumberedunderbullet">
-    <w:name w:val="List numbered under bullet"/>
-    <w:basedOn w:val="Normal"/>
-    <w:qFormat/>
-    <w:rsid w:val="00F17233"/>
-    <w:pPr>
-      <w:widowControl w:val="0"/>
-      <w:numPr>
-        <w:ilvl w:val="4"/>
-        <w:numId w:val="11"/>
-      </w:numPr>
-      <w:autoSpaceDE w:val="0"/>
-      <w:autoSpaceDN w:val="0"/>
-      <w:spacing w:before="54" w:beforeAutospacing="0" w:after="120" w:afterAutospacing="0" w:line="276" w:lineRule="auto"/>
-    </w:pPr>
-    <w:rPr>
-      <w:rFonts w:ascii="Helvetica" w:eastAsiaTheme="minorHAnsi" w:hAnsi="Helvetica" w:cs="Helvetica"/>
-      <w:color w:val="202529"/>
-      <w:spacing w:val="-2"/>
-      <w:sz w:val="24"/>
-      <w:szCs w:val="24"/>
-    </w:rPr>
-  </w:style>
-  <w:style w:type="character" w:customStyle="1" w:styleId="NumChar">
-    <w:name w:val="NumChar"/>
-    <w:basedOn w:val="DefaultParagraphFont"/>
-    <w:uiPriority w:val="1"/>
-    <w:qFormat/>
-    <w:rsid w:val="00D23389"/>
-    <w:rPr>
-      <w:rFonts w:eastAsiaTheme="minorHAnsi"/>
-    </w:rPr>
-  </w:style>
-  <w:style w:type="character" w:customStyle="1" w:styleId="UnresolvedMention2">
-    <w:name w:val="Unresolved Mention2"/>
-    <w:basedOn w:val="DefaultParagraphFont"/>
-    <w:uiPriority w:val="99"/>
-    <w:semiHidden/>
-    <w:unhideWhenUsed/>
-    <w:rsid w:val="00D23389"/>
-    <w:rPr>
-      <w:color w:val="605E5C"/>
-      <w:shd w:val="clear" w:color="auto" w:fill="E1DFDD"/>
-    </w:rPr>
-  </w:style>
-  <w:style w:type="character" w:customStyle="1" w:styleId="convention">
-    <w:name w:val="convention"/>
-    <w:basedOn w:val="DefaultParagraphFont"/>
-    <w:uiPriority w:val="1"/>
-    <w:qFormat/>
-    <w:rsid w:val="00D23389"/>
-    <w:rPr>
-      <w:sz w:val="22"/>
-      <w:szCs w:val="22"/>
-      <w:shd w:val="clear" w:color="auto" w:fill="A6A6A6" w:themeFill="background1" w:themeFillShade="A6"/>
-    </w:rPr>
-  </w:style>
-  <w:style w:type="paragraph" w:customStyle="1" w:styleId="StyleHeading1Hanging008">
-    <w:name w:val="Style Heading 1 + Hanging:  0.08&quot;"/>
-    <w:basedOn w:val="Heading1"/>
-    <w:rsid w:val="00D23389"/>
-    <w:pPr>
-      <w:spacing w:before="120"/>
-      <w:ind w:hanging="115"/>
-    </w:pPr>
-    <w:rPr>
-      <w:rFonts w:eastAsia="Times New Roman" w:cs="Times New Roman"/>
-      <w:szCs w:val="20"/>
-    </w:rPr>
-  </w:style>
-  <w:style w:type="character" w:customStyle="1" w:styleId="interviewvariable">
-    <w:name w:val="interview variable"/>
-    <w:basedOn w:val="DefaultParagraphFont"/>
-    <w:uiPriority w:val="1"/>
-    <w:qFormat/>
-    <w:rsid w:val="00D23389"/>
-    <w:rPr>
-      <w:color w:val="FF7C80"/>
-      <w:shd w:val="clear" w:color="auto" w:fill="FFFFCC"/>
-    </w:rPr>
-  </w:style>
-  <w:style w:type="character" w:styleId="Strong">
-    <w:name w:val="Strong"/>
-    <w:basedOn w:val="DefaultParagraphFont"/>
-    <w:uiPriority w:val="22"/>
-    <w:qFormat/>
-    <w:rsid w:val="00D23389"/>
-    <w:rPr>
-      <w:b/>
-      <w:bCs/>
-    </w:rPr>
-  </w:style>
-  <w:style w:type="character" w:styleId="FollowedHyperlink">
-    <w:name w:val="FollowedHyperlink"/>
-    <w:basedOn w:val="DefaultParagraphFont"/>
-    <w:uiPriority w:val="99"/>
-    <w:semiHidden/>
-    <w:unhideWhenUsed/>
-    <w:rsid w:val="00D23389"/>
-    <w:rPr>
-      <w:color w:val="954F72" w:themeColor="followedHyperlink"/>
-      <w:u w:val="single"/>
-    </w:rPr>
-  </w:style>
-  <w:style w:type="character" w:customStyle="1" w:styleId="interviewclickformoreinfo-definition">
-    <w:name w:val="interview click for more info - definition"/>
-    <w:uiPriority w:val="1"/>
-    <w:qFormat/>
-    <w:rsid w:val="00D23389"/>
-    <w:rPr>
-      <w:color w:val="00B050"/>
-      <w:u w:val="dash" w:color="92D050"/>
-    </w:rPr>
-  </w:style>
-  <w:style w:type="paragraph" w:styleId="NormalWeb">
-    <w:name w:val="Normal (Web)"/>
-    <w:basedOn w:val="Normal"/>
-    <w:uiPriority w:val="99"/>
-    <w:unhideWhenUsed/>
-    <w:rsid w:val="00D23389"/>
-    <w:pPr>
-      <w:spacing w:before="100" w:after="100"/>
-    </w:pPr>
-    <w:rPr>
-      <w:rFonts w:ascii="Times New Roman" w:eastAsia="Times New Roman" w:hAnsi="Times New Roman" w:cs="Times New Roman"/>
-      <w:sz w:val="24"/>
-      <w:szCs w:val="24"/>
-    </w:rPr>
-  </w:style>
-  <w:style w:type="character" w:customStyle="1" w:styleId="UnresolvedMention3">
-    <w:name w:val="Unresolved Mention3"/>
-    <w:basedOn w:val="DefaultParagraphFont"/>
-    <w:uiPriority w:val="99"/>
-    <w:semiHidden/>
-    <w:unhideWhenUsed/>
-    <w:rsid w:val="00BF4C50"/>
-    <w:rPr>
-      <w:color w:val="605E5C"/>
-      <w:shd w:val="clear" w:color="auto" w:fill="E1DFDD"/>
-    </w:rPr>
-  </w:style>
-  <w:style w:type="character" w:styleId="Emphasis">
-    <w:name w:val="Emphasis"/>
-    <w:basedOn w:val="DefaultParagraphFont"/>
-    <w:uiPriority w:val="20"/>
-    <w:qFormat/>
-    <w:rsid w:val="00D23389"/>
-    <w:rPr>
-      <w:i/>
-      <w:iCs/>
-    </w:rPr>
-  </w:style>
-  <w:style w:type="paragraph" w:customStyle="1" w:styleId="ListParagraphNumbered">
-    <w:name w:val="List Paragraph Numbered"/>
-    <w:basedOn w:val="ListParagraph"/>
-    <w:qFormat/>
-    <w:rsid w:val="006C1972"/>
-    <w:pPr>
-      <w:numPr>
-        <w:numId w:val="13"/>
-      </w:numPr>
-    </w:pPr>
-    <w:rPr>
-      <w:b/>
-    </w:rPr>
-  </w:style>
-  <w:style w:type="paragraph" w:customStyle="1" w:styleId="one-indent">
-    <w:name w:val="one-indent"/>
-    <w:basedOn w:val="Normal"/>
-    <w:rsid w:val="00D23389"/>
-    <w:pPr>
-      <w:spacing w:before="100" w:after="100"/>
-    </w:pPr>
-    <w:rPr>
-      <w:rFonts w:ascii="Times New Roman" w:eastAsia="Times New Roman" w:hAnsi="Times New Roman" w:cs="Times New Roman"/>
-      <w:sz w:val="24"/>
-      <w:szCs w:val="24"/>
-    </w:rPr>
-  </w:style>
-  <w:style w:type="character" w:customStyle="1" w:styleId="UnresolvedMention30">
-    <w:name w:val="Unresolved Mention3"/>
-    <w:basedOn w:val="DefaultParagraphFont"/>
-    <w:uiPriority w:val="99"/>
-    <w:semiHidden/>
-    <w:unhideWhenUsed/>
-    <w:rsid w:val="00D23389"/>
-    <w:rPr>
-      <w:color w:val="605E5C"/>
-      <w:shd w:val="clear" w:color="auto" w:fill="E1DFDD"/>
-    </w:rPr>
-  </w:style>
-  <w:style w:type="paragraph" w:styleId="Revision">
-    <w:name w:val="Revision"/>
-    <w:hidden/>
-    <w:uiPriority w:val="99"/>
-    <w:semiHidden/>
-    <w:rsid w:val="00F9613D"/>
-    <w:pPr>
-      <w:spacing w:before="0" w:beforeAutospacing="0" w:after="0" w:afterAutospacing="0"/>
-    </w:pPr>
-    <w:rPr>
-      <w:rFonts w:ascii="Arial" w:hAnsi="Arial" w:cs="Arial"/>
-    </w:rPr>
-  </w:style>
-  <w:style w:type="character" w:customStyle="1" w:styleId="UnresolvedMention4">
-    <w:name w:val="Unresolved Mention4"/>
-    <w:basedOn w:val="DefaultParagraphFont"/>
-    <w:uiPriority w:val="99"/>
-    <w:semiHidden/>
-    <w:unhideWhenUsed/>
-    <w:rsid w:val="00484182"/>
-    <w:rPr>
-      <w:color w:val="605E5C"/>
-      <w:shd w:val="clear" w:color="auto" w:fill="E1DFDD"/>
-    </w:rPr>
-  </w:style>
-  <w:style w:type="character" w:customStyle="1" w:styleId="UnresolvedMention31">
-    <w:name w:val="Unresolved Mention31"/>
-    <w:basedOn w:val="DefaultParagraphFont"/>
-    <w:uiPriority w:val="99"/>
-    <w:semiHidden/>
-    <w:unhideWhenUsed/>
-    <w:rsid w:val="004D56BB"/>
-    <w:rPr>
-      <w:color w:val="605E5C"/>
-      <w:shd w:val="clear" w:color="auto" w:fill="E1DFDD"/>
-    </w:rPr>
-  </w:style>
-  <w:style w:type="character" w:customStyle="1" w:styleId="UnresolvedMention5">
-    <w:name w:val="Unresolved Mention5"/>
-    <w:basedOn w:val="DefaultParagraphFont"/>
-    <w:uiPriority w:val="99"/>
-    <w:semiHidden/>
-    <w:unhideWhenUsed/>
-    <w:rsid w:val="004C4B4D"/>
-    <w:rPr>
-      <w:color w:val="605E5C"/>
-      <w:shd w:val="clear" w:color="auto" w:fill="E1DFDD"/>
-    </w:rPr>
-  </w:style>
-  <w:style w:type="character" w:customStyle="1" w:styleId="UnresolvedMention6">
-    <w:name w:val="Unresolved Mention6"/>
-    <w:basedOn w:val="DefaultParagraphFont"/>
-    <w:uiPriority w:val="99"/>
-    <w:semiHidden/>
-    <w:unhideWhenUsed/>
-    <w:rsid w:val="004C097B"/>
-    <w:rPr>
-      <w:color w:val="605E5C"/>
-      <w:shd w:val="clear" w:color="auto" w:fill="E1DFDD"/>
-    </w:rPr>
-  </w:style>
-  <w:style w:type="character" w:customStyle="1" w:styleId="BodyTextChar">
-    <w:name w:val="Body Text Char"/>
-    <w:basedOn w:val="DefaultParagraphFont"/>
-    <w:link w:val="BodyText"/>
-    <w:uiPriority w:val="1"/>
-    <w:rsid w:val="005B3746"/>
-    <w:rPr>
-      <w:rFonts w:ascii="Arial" w:hAnsi="Arial" w:cs="Arial"/>
-    </w:rPr>
-  </w:style>
-  <w:style w:type="paragraph" w:customStyle="1" w:styleId="ListPlevel2">
-    <w:name w:val="List P level 2"/>
-    <w:basedOn w:val="ListParagraph"/>
-    <w:qFormat/>
-    <w:rsid w:val="00C04A71"/>
-    <w:pPr>
-      <w:numPr>
-        <w:numId w:val="0"/>
-      </w:numPr>
-      <w:ind w:left="765" w:hanging="360"/>
-    </w:pPr>
-    <w:rPr>
-      <w:color w:val="auto"/>
-      <w:spacing w:val="0"/>
-    </w:rPr>
-  </w:style>
-  <w:style w:type="paragraph" w:styleId="HTMLPreformatted">
-    <w:name w:val="HTML Preformatted"/>
-    <w:basedOn w:val="Normal"/>
-    <w:link w:val="HTMLPreformattedChar"/>
-    <w:uiPriority w:val="99"/>
-    <w:semiHidden/>
-    <w:unhideWhenUsed/>
-    <w:rsid w:val="00F826CB"/>
-    <w:pPr>
-      <w:tabs>
-        <w:tab w:val="left" w:pos="916"/>
-        <w:tab w:val="left" w:pos="1832"/>
-        <w:tab w:val="left" w:pos="2748"/>
-        <w:tab w:val="left" w:pos="3664"/>
-        <w:tab w:val="left" w:pos="4580"/>
-        <w:tab w:val="left" w:pos="5496"/>
-        <w:tab w:val="left" w:pos="6412"/>
-        <w:tab w:val="left" w:pos="7328"/>
-        <w:tab w:val="left" w:pos="8244"/>
-        <w:tab w:val="left" w:pos="9160"/>
-        <w:tab w:val="left" w:pos="10076"/>
-        <w:tab w:val="left" w:pos="10992"/>
-        <w:tab w:val="left" w:pos="11908"/>
-        <w:tab w:val="left" w:pos="12824"/>
-        <w:tab w:val="left" w:pos="13740"/>
-        <w:tab w:val="left" w:pos="14656"/>
-      </w:tabs>
-      <w:spacing w:before="0" w:beforeAutospacing="0" w:after="0" w:afterAutospacing="0"/>
-    </w:pPr>
-    <w:rPr>
-      <w:rFonts w:ascii="Courier New" w:eastAsia="Times New Roman" w:hAnsi="Courier New" w:cs="Courier New"/>
-      <w:sz w:val="20"/>
-      <w:szCs w:val="20"/>
-    </w:rPr>
-  </w:style>
-  <w:style w:type="character" w:customStyle="1" w:styleId="HTMLPreformattedChar">
-    <w:name w:val="HTML Preformatted Char"/>
-    <w:basedOn w:val="DefaultParagraphFont"/>
-    <w:link w:val="HTMLPreformatted"/>
-    <w:uiPriority w:val="99"/>
-    <w:semiHidden/>
-    <w:rsid w:val="00F826CB"/>
-    <w:rPr>
-      <w:rFonts w:ascii="Courier New" w:eastAsia="Times New Roman" w:hAnsi="Courier New" w:cs="Courier New"/>
-      <w:sz w:val="20"/>
-      <w:szCs w:val="20"/>
-    </w:rPr>
-  </w:style>
-  <w:style w:type="paragraph" w:customStyle="1" w:styleId="ListPlevel3">
-    <w:name w:val="List P level 3"/>
-    <w:basedOn w:val="ListPlevel2"/>
-    <w:qFormat/>
-    <w:rsid w:val="003A647D"/>
-    <w:pPr>
-      <w:tabs>
-        <w:tab w:val="num" w:pos="360"/>
-      </w:tabs>
-      <w:ind w:left="2160"/>
-    </w:pPr>
-  </w:style>
-  <w:style w:type="paragraph" w:customStyle="1" w:styleId="Example-bulleted">
-    <w:name w:val="Example - bulleted"/>
-    <w:basedOn w:val="Body"/>
-    <w:qFormat/>
-    <w:rsid w:val="009B0663"/>
-    <w:pPr>
-      <w:widowControl w:val="0"/>
-      <w:numPr>
-        <w:numId w:val="26"/>
-      </w:numPr>
-      <w:suppressAutoHyphens/>
-      <w:autoSpaceDE w:val="0"/>
-      <w:autoSpaceDN w:val="0"/>
-      <w:spacing w:before="60" w:beforeAutospacing="0" w:afterAutospacing="0"/>
-    </w:pPr>
-    <w:rPr>
-      <w:rFonts w:eastAsia="Calibri"/>
-    </w:rPr>
-  </w:style>
-  <w:style w:type="character" w:customStyle="1" w:styleId="UnresolvedMention7">
-    <w:name w:val="Unresolved Mention7"/>
-    <w:basedOn w:val="DefaultParagraphFont"/>
-    <w:uiPriority w:val="99"/>
-    <w:semiHidden/>
-    <w:unhideWhenUsed/>
-    <w:rsid w:val="001B7311"/>
-    <w:rPr>
-      <w:color w:val="605E5C"/>
-      <w:shd w:val="clear" w:color="auto" w:fill="E1DFDD"/>
-    </w:rPr>
-  </w:style>
-  <w:style w:type="character" w:customStyle="1" w:styleId="UnresolvedMention">
-    <w:name w:val="Unresolved Mention"/>
+  <w:style w:type="character" w:customStyle="1" w:styleId="UnresolvedMention8">
+    <w:name w:val="Unresolved Mention8"/>
     <w:basedOn w:val="DefaultParagraphFont"/>
     <w:uiPriority w:val="99"/>
     <w:semiHidden/>
@@ -67906,7 +66911,7 @@
   <a:extraClrSchemeLst/>
   <a:extLst>
     <a:ext uri="{05A4C25C-085E-4340-85A3-A5531E510DB2}">
-      <thm15:themeFamily xmlns:thm15="http://schemas.microsoft.com/office/thememl/2012/main" xmlns="" name="Office Theme" id="{62F939B6-93AF-4DB8-9C6B-D6C7DFDC589F}" vid="{4A3C46E8-61CC-4603-A589-7422A47A8E4A}"/>
+      <thm15:themeFamily xmlns:thm15="http://schemas.microsoft.com/office/thememl/2012/main" name="Office Theme" id="{62F939B6-93AF-4DB8-9C6B-D6C7DFDC589F}" vid="{4A3C46E8-61CC-4603-A589-7422A47A8E4A}"/>
     </a:ext>
   </a:extLst>
 </a:theme>

--- a/docassemble/ChangingDivorceOrder/data/templates/changing_divorce_order_action_plan.docx
+++ b/docassemble/ChangingDivorceOrder/data/templates/changing_divorce_order_action_plan.docx
@@ -194,12 +194,26 @@
               <w:rPr>
                 <w:color w:val="FF0000"/>
               </w:rPr>
-              <w:t>{% elif user_need == 'change divorce order' and defined('type_of_final_order') and type_of_final_order.all_true('custody order', exclusive = True</w:t>
-            </w:r>
+              <w:t xml:space="preserve">{% elif user_need == 'change divorce order' and defined('type_of_final_order') and </w:t>
+            </w:r>
+            <w:proofErr w:type="spellStart"/>
             <w:r>
               <w:rPr>
                 <w:color w:val="FF0000"/>
               </w:rPr>
+              <w:t>type_of_final_order.all_true</w:t>
+            </w:r>
+            <w:proofErr w:type="spellEnd"/>
+            <w:r>
+              <w:rPr>
+                <w:color w:val="FF0000"/>
+              </w:rPr>
+              <w:t>('custody order', exclusive = True</w:t>
+            </w:r>
+            <w:r>
+              <w:rPr>
+                <w:color w:val="FF0000"/>
+              </w:rPr>
               <w:t>)</w:t>
             </w:r>
             <w:r>
@@ -236,7 +250,11 @@
               <w:t>{% else %}</w:t>
             </w:r>
             <w:r>
-              <w:t>from your divorce case</w:t>
+              <w:t xml:space="preserve">from your divorce </w:t>
+            </w:r>
+            <w:r>
+              <w:lastRenderedPageBreak/>
+              <w:t>case</w:t>
             </w:r>
             <w:r>
               <w:rPr>
@@ -969,7 +987,15 @@
               <w:t xml:space="preserve"> </w:t>
             </w:r>
             <w:r>
-              <w:t>{{ step_list | length }}</w:t>
+              <w:t xml:space="preserve">{{ </w:t>
+            </w:r>
+            <w:proofErr w:type="spellStart"/>
+            <w:r>
+              <w:t>step_list</w:t>
+            </w:r>
+            <w:proofErr w:type="spellEnd"/>
+            <w:r>
+              <w:t xml:space="preserve"> | length }}</w:t>
             </w:r>
             <w:r>
               <w:t xml:space="preserve"> </w:t>
@@ -1146,12 +1172,14 @@
               </w:rPr>
               <w:t>') and (</w:t>
             </w:r>
+            <w:proofErr w:type="spellStart"/>
             <w:r>
               <w:rPr>
                 <w:color w:val="FF0000"/>
               </w:rPr>
               <w:t>parents_agree</w:t>
             </w:r>
+            <w:proofErr w:type="spellEnd"/>
             <w:r>
               <w:rPr>
                 <w:color w:val="FF0000"/>
@@ -1174,18 +1202,40 @@
               <w:rPr>
                 <w:color w:val="FF0000"/>
               </w:rPr>
-              <w:t>(unknown_final_date.true_values())|list|length</w:t>
-            </w:r>
+              <w:t>(</w:t>
+            </w:r>
+            <w:proofErr w:type="spellStart"/>
             <w:r>
               <w:rPr>
                 <w:color w:val="FF0000"/>
               </w:rPr>
-              <w:t xml:space="preserve"> </w:t>
-            </w:r>
+              <w:t>unknown_final_date.true_values</w:t>
+            </w:r>
+            <w:proofErr w:type="spellEnd"/>
             <w:r>
               <w:rPr>
                 <w:color w:val="FF0000"/>
               </w:rPr>
+              <w:t>())|</w:t>
+            </w:r>
+            <w:proofErr w:type="spellStart"/>
+            <w:r>
+              <w:rPr>
+                <w:color w:val="FF0000"/>
+              </w:rPr>
+              <w:t>list|length</w:t>
+            </w:r>
+            <w:proofErr w:type="spellEnd"/>
+            <w:r>
+              <w:rPr>
+                <w:color w:val="FF0000"/>
+              </w:rPr>
+              <w:t xml:space="preserve"> </w:t>
+            </w:r>
+            <w:r>
+              <w:rPr>
+                <w:color w:val="FF0000"/>
+              </w:rPr>
               <w:t>&gt;</w:t>
             </w:r>
             <w:r>
@@ -1233,9 +1283,11 @@
             <w:pPr>
               <w:pStyle w:val="Body"/>
             </w:pPr>
+            <w:proofErr w:type="spellStart"/>
             <w:r>
               <w:t>pick_a_step_step</w:t>
             </w:r>
+            <w:proofErr w:type="spellEnd"/>
             <w:r>
               <w:t xml:space="preserve"> in </w:t>
             </w:r>
@@ -1267,10 +1319,18 @@
               <w:t>{{</w:t>
             </w:r>
             <w:r>
-              <w:t xml:space="preserve"> pick_a_step</w:t>
-            </w:r>
-            <w:r>
-              <w:t>_step.subject }}</w:t>
+              <w:t xml:space="preserve"> </w:t>
+            </w:r>
+            <w:proofErr w:type="spellStart"/>
+            <w:r>
+              <w:t>pick_a_step</w:t>
+            </w:r>
+            <w:r>
+              <w:t>_step.subject</w:t>
+            </w:r>
+            <w:proofErr w:type="spellEnd"/>
+            <w:r>
+              <w:t xml:space="preserve"> }}</w:t>
             </w:r>
           </w:p>
         </w:tc>
@@ -1411,12 +1471,14 @@
               </w:rPr>
               <w:t xml:space="preserve"> </w:t>
             </w:r>
+            <w:proofErr w:type="spellStart"/>
             <w:r>
               <w:rPr>
                 <w:color w:val="FFC000"/>
               </w:rPr>
               <w:t>parents_agree</w:t>
             </w:r>
+            <w:proofErr w:type="spellEnd"/>
             <w:r>
               <w:rPr>
                 <w:color w:val="FFC000"/>
@@ -1444,18 +1506,22 @@
             <w:pPr>
               <w:pStyle w:val="Body"/>
             </w:pPr>
+            <w:proofErr w:type="spellStart"/>
             <w:r>
               <w:t>parents_agree_step</w:t>
             </w:r>
+            <w:proofErr w:type="spellEnd"/>
             <w:r>
               <w:t xml:space="preserve"> and</w:t>
             </w:r>
             <w:r>
               <w:br/>
             </w:r>
+            <w:proofErr w:type="spellStart"/>
             <w:r>
               <w:t>tell_the_court_step</w:t>
             </w:r>
+            <w:proofErr w:type="spellEnd"/>
             <w:r>
               <w:t xml:space="preserve"> </w:t>
             </w:r>
@@ -1500,7 +1566,15 @@
               <w:outlineLvl w:val="1"/>
             </w:pPr>
             <w:r>
-              <w:t>{{ parents_agree_step.subject }}</w:t>
+              <w:t xml:space="preserve">{{ </w:t>
+            </w:r>
+            <w:proofErr w:type="spellStart"/>
+            <w:r>
+              <w:t>parents_agree_step.subject</w:t>
+            </w:r>
+            <w:proofErr w:type="spellEnd"/>
+            <w:r>
+              <w:t xml:space="preserve"> }}</w:t>
             </w:r>
           </w:p>
         </w:tc>
@@ -1554,13 +1628,22 @@
               <w:outlineLvl w:val="1"/>
             </w:pPr>
             <w:r>
-              <w:t>{{ tell_the_court_</w:t>
+              <w:lastRenderedPageBreak/>
+              <w:t xml:space="preserve">{{ </w:t>
+            </w:r>
+            <w:proofErr w:type="spellStart"/>
+            <w:r>
+              <w:t>tell_the_court_</w:t>
             </w:r>
             <w:r>
               <w:t>step.</w:t>
             </w:r>
             <w:r>
-              <w:t>subject }}</w:t>
+              <w:t>subject</w:t>
+            </w:r>
+            <w:proofErr w:type="spellEnd"/>
+            <w:r>
+              <w:t xml:space="preserve"> }}</w:t>
             </w:r>
           </w:p>
         </w:tc>
@@ -1613,7 +1696,6 @@
               <w:rPr>
                 <w:shd w:val="clear" w:color="auto" w:fill="FFFFFF"/>
               </w:rPr>
-              <w:lastRenderedPageBreak/>
               <w:t>{%tr</w:t>
             </w:r>
             <w:r>
@@ -1792,9 +1874,11 @@
             <w:pPr>
               <w:pStyle w:val="Body"/>
             </w:pPr>
+            <w:proofErr w:type="spellStart"/>
             <w:r>
               <w:t>foreign_order_step</w:t>
             </w:r>
+            <w:proofErr w:type="spellEnd"/>
             <w:r>
               <w:t xml:space="preserve"> in </w:t>
             </w:r>
@@ -1806,9 +1890,11 @@
             <w:pPr>
               <w:pStyle w:val="Body"/>
             </w:pPr>
+            <w:proofErr w:type="spellStart"/>
             <w:r>
               <w:t>ak_jurisdiction_step</w:t>
             </w:r>
+            <w:proofErr w:type="spellEnd"/>
             <w:r>
               <w:t xml:space="preserve"> in </w:t>
             </w:r>
@@ -1820,9 +1906,11 @@
             <w:pPr>
               <w:pStyle w:val="Body"/>
             </w:pPr>
+            <w:proofErr w:type="spellStart"/>
             <w:r>
               <w:t>register_order_step</w:t>
             </w:r>
+            <w:proofErr w:type="spellEnd"/>
             <w:r>
               <w:t xml:space="preserve"> in </w:t>
             </w:r>
@@ -1856,11 +1944,16 @@
             <w:r>
               <w:t xml:space="preserve">{{ </w:t>
             </w:r>
+            <w:proofErr w:type="spellStart"/>
             <w:r>
               <w:t>foreign_order_step</w:t>
             </w:r>
             <w:r>
-              <w:t>.subject }}</w:t>
+              <w:t>.subject</w:t>
+            </w:r>
+            <w:proofErr w:type="spellEnd"/>
+            <w:r>
+              <w:t xml:space="preserve"> }}</w:t>
             </w:r>
           </w:p>
         </w:tc>
@@ -1915,6 +2008,7 @@
               </w:rPr>
               <w:t xml:space="preserve">{{ </w:t>
             </w:r>
+            <w:proofErr w:type="spellStart"/>
             <w:r>
               <w:rPr>
                 <w:shd w:val="clear" w:color="auto" w:fill="FFFFFF"/>
@@ -1925,7 +2019,14 @@
               <w:rPr>
                 <w:shd w:val="clear" w:color="auto" w:fill="FFFFFF"/>
               </w:rPr>
-              <w:t>.subject }}</w:t>
+              <w:t>.subject</w:t>
+            </w:r>
+            <w:proofErr w:type="spellEnd"/>
+            <w:r>
+              <w:rPr>
+                <w:shd w:val="clear" w:color="auto" w:fill="FFFFFF"/>
+              </w:rPr>
+              <w:t xml:space="preserve"> }}</w:t>
             </w:r>
           </w:p>
         </w:tc>
@@ -1990,6 +2091,7 @@
               </w:rPr>
               <w:t xml:space="preserve">{{ </w:t>
             </w:r>
+            <w:proofErr w:type="spellStart"/>
             <w:r>
               <w:rPr>
                 <w:shd w:val="clear" w:color="auto" w:fill="FFFFFF"/>
@@ -2000,7 +2102,14 @@
               <w:rPr>
                 <w:shd w:val="clear" w:color="auto" w:fill="FFFFFF"/>
               </w:rPr>
-              <w:t>.subject }}</w:t>
+              <w:t>.subject</w:t>
+            </w:r>
+            <w:proofErr w:type="spellEnd"/>
+            <w:r>
+              <w:rPr>
+                <w:shd w:val="clear" w:color="auto" w:fill="FFFFFF"/>
+              </w:rPr>
+              <w:t xml:space="preserve"> }}</w:t>
             </w:r>
           </w:p>
         </w:tc>
@@ -2279,6 +2388,7 @@
                 <w:color w:val="FFC000"/>
                 <w:shd w:val="clear" w:color="auto" w:fill="FFFFFF"/>
               </w:rPr>
+              <w:lastRenderedPageBreak/>
               <w:t>type_of_final_order['custody</w:t>
             </w:r>
             <w:r>
@@ -2432,49 +2542,41 @@
                 <w:color w:val="FFC000"/>
                 <w:shd w:val="clear" w:color="auto" w:fill="FFFFFF"/>
               </w:rPr>
-              <w:t xml:space="preserve">type_of_response == </w:t>
+              <w:t>type_of_response == 'modify' and type_of_modification.</w:t>
             </w:r>
             <w:r>
               <w:rPr>
                 <w:color w:val="FFC000"/>
                 <w:shd w:val="clear" w:color="auto" w:fill="FFFFFF"/>
               </w:rPr>
-              <w:lastRenderedPageBreak/>
-              <w:t>'modify' and type_of_modification.</w:t>
+              <w:t>any</w:t>
             </w:r>
             <w:r>
               <w:rPr>
                 <w:color w:val="FFC000"/>
                 <w:shd w:val="clear" w:color="auto" w:fill="FFFFFF"/>
               </w:rPr>
-              <w:t>any</w:t>
+              <w:t>_</w:t>
             </w:r>
             <w:r>
               <w:rPr>
                 <w:color w:val="FFC000"/>
                 <w:shd w:val="clear" w:color="auto" w:fill="FFFFFF"/>
               </w:rPr>
-              <w:t>_</w:t>
+              <w:t>true(</w:t>
             </w:r>
             <w:r>
               <w:rPr>
                 <w:color w:val="FFC000"/>
                 <w:shd w:val="clear" w:color="auto" w:fill="FFFFFF"/>
               </w:rPr>
-              <w:t>true(</w:t>
+              <w:t>'custody', 'child support'</w:t>
             </w:r>
             <w:r>
               <w:rPr>
                 <w:color w:val="FFC000"/>
                 <w:shd w:val="clear" w:color="auto" w:fill="FFFFFF"/>
               </w:rPr>
-              <w:t>'custody', 'child support'</w:t>
-            </w:r>
-            <w:r>
-              <w:rPr>
-                <w:color w:val="FFC000"/>
-                <w:shd w:val="clear" w:color="auto" w:fill="FFFFFF"/>
-              </w:rPr>
               <w:t>)</w:t>
             </w:r>
             <w:r>
@@ -2512,10 +2614,12 @@
             <w:pPr>
               <w:pStyle w:val="Body"/>
             </w:pPr>
+            <w:proofErr w:type="spellStart"/>
             <w:r>
               <w:lastRenderedPageBreak/>
               <w:t>modify_step</w:t>
             </w:r>
+            <w:proofErr w:type="spellEnd"/>
             <w:r>
               <w:t xml:space="preserve"> in </w:t>
             </w:r>
@@ -2550,7 +2654,21 @@
               <w:rPr>
                 <w:shd w:val="clear" w:color="auto" w:fill="FFFFFF"/>
               </w:rPr>
-              <w:t>{{ modify_step.subject }}</w:t>
+              <w:t xml:space="preserve">{{ </w:t>
+            </w:r>
+            <w:proofErr w:type="spellStart"/>
+            <w:r>
+              <w:rPr>
+                <w:shd w:val="clear" w:color="auto" w:fill="FFFFFF"/>
+              </w:rPr>
+              <w:t>modify_step.subject</w:t>
+            </w:r>
+            <w:proofErr w:type="spellEnd"/>
+            <w:r>
+              <w:rPr>
+                <w:shd w:val="clear" w:color="auto" w:fill="FFFFFF"/>
+              </w:rPr>
+              <w:t xml:space="preserve"> }}</w:t>
             </w:r>
           </w:p>
         </w:tc>
@@ -2731,9 +2849,11 @@
             <w:pPr>
               <w:pStyle w:val="Body"/>
             </w:pPr>
+            <w:proofErr w:type="spellStart"/>
             <w:r>
               <w:t>fill_modify_step</w:t>
             </w:r>
+            <w:proofErr w:type="spellEnd"/>
             <w:r>
               <w:t xml:space="preserve"> in </w:t>
             </w:r>
@@ -2745,11 +2865,16 @@
             <w:pPr>
               <w:pStyle w:val="Body"/>
             </w:pPr>
+            <w:proofErr w:type="spellStart"/>
             <w:r>
               <w:t>calculate_child_support_</w:t>
             </w:r>
             <w:r>
-              <w:t xml:space="preserve">step in </w:t>
+              <w:t>step</w:t>
+            </w:r>
+            <w:proofErr w:type="spellEnd"/>
+            <w:r>
+              <w:t xml:space="preserve"> in </w:t>
             </w:r>
             <w:r>
               <w:t>aka2j_templates.yml</w:t>
@@ -2782,7 +2907,21 @@
               <w:rPr>
                 <w:shd w:val="clear" w:color="auto" w:fill="FFFFFF"/>
               </w:rPr>
-              <w:t>{{ fill_modify_step.subject }}</w:t>
+              <w:t xml:space="preserve">{{ </w:t>
+            </w:r>
+            <w:proofErr w:type="spellStart"/>
+            <w:r>
+              <w:rPr>
+                <w:shd w:val="clear" w:color="auto" w:fill="FFFFFF"/>
+              </w:rPr>
+              <w:t>fill_modify_step.subject</w:t>
+            </w:r>
+            <w:proofErr w:type="spellEnd"/>
+            <w:r>
+              <w:rPr>
+                <w:shd w:val="clear" w:color="auto" w:fill="FFFFFF"/>
+              </w:rPr>
+              <w:t xml:space="preserve"> }}</w:t>
             </w:r>
           </w:p>
         </w:tc>
@@ -2845,14 +2984,17 @@
               <w:rPr>
                 <w:shd w:val="clear" w:color="auto" w:fill="FFFFFF"/>
               </w:rPr>
+              <w:lastRenderedPageBreak/>
               <w:t xml:space="preserve">{{ </w:t>
             </w:r>
+            <w:proofErr w:type="spellStart"/>
             <w:r>
               <w:t>calculate_child_support_</w:t>
             </w:r>
             <w:r>
               <w:t>step.subject</w:t>
             </w:r>
+            <w:proofErr w:type="spellEnd"/>
             <w:r>
               <w:rPr>
                 <w:shd w:val="clear" w:color="auto" w:fill="FFFFFF"/>
@@ -2891,7 +3033,7 @@
               <w:t>calculate_child_support</w:t>
             </w:r>
             <w:r>
-              <w:t xml:space="preserve"> _content.docx")) }}</w:t>
+              <w:t>_content.docx")) }}</w:t>
             </w:r>
             <w:bookmarkEnd w:id="0"/>
           </w:p>
@@ -2982,26 +3124,18 @@
                 <w:color w:val="C00000"/>
                 <w:shd w:val="clear" w:color="auto" w:fill="FFFFFF"/>
               </w:rPr>
-              <w:t xml:space="preserve">{%tr if user_need == 'change foreign custody </w:t>
+              <w:t>{%tr if user_need == 'change foreign custody order'</w:t>
             </w:r>
             <w:r>
               <w:rPr>
                 <w:color w:val="C00000"/>
-                <w:shd w:val="clear" w:color="auto" w:fill="FFFFFF"/>
-              </w:rPr>
-              <w:lastRenderedPageBreak/>
-              <w:t>order'</w:t>
+              </w:rPr>
+              <w:t xml:space="preserve"> </w:t>
             </w:r>
             <w:r>
               <w:rPr>
                 <w:color w:val="C00000"/>
               </w:rPr>
-              <w:t xml:space="preserve"> </w:t>
-            </w:r>
-            <w:r>
-              <w:rPr>
-                <w:color w:val="C00000"/>
-              </w:rPr>
               <w:t>%}</w:t>
             </w:r>
           </w:p>
@@ -3019,8 +3153,8 @@
             <w:pPr>
               <w:pStyle w:val="Body"/>
             </w:pPr>
-            <w:r>
-              <w:lastRenderedPageBreak/>
+            <w:proofErr w:type="spellStart"/>
+            <w:r>
               <w:t>dont_wait_modify_</w:t>
             </w:r>
             <w:r>
@@ -3029,11 +3163,11 @@
             <w:r>
               <w:t>_step</w:t>
             </w:r>
+            <w:proofErr w:type="spellEnd"/>
             <w:r>
               <w:t xml:space="preserve"> in </w:t>
             </w:r>
             <w:r>
-              <w:lastRenderedPageBreak/>
               <w:t>aka2j_mod_cust_div_templates.yml</w:t>
             </w:r>
           </w:p>
@@ -3058,7 +3192,6 @@
               <w:outlineLvl w:val="1"/>
             </w:pPr>
             <w:r>
-              <w:lastRenderedPageBreak/>
               <w:t xml:space="preserve">{{ </w:t>
             </w:r>
             <w:r>
@@ -3101,7 +3234,7 @@
               <w:t>_child_support</w:t>
             </w:r>
             <w:r>
-              <w:t xml:space="preserve"> _content.docx")) }}</w:t>
+              <w:t>_content.docx")) }}</w:t>
             </w:r>
           </w:p>
         </w:tc>
@@ -3219,7 +3352,23 @@
                 <w:color w:val="C00000"/>
                 <w:shd w:val="clear" w:color="auto" w:fill="FFFFFF"/>
               </w:rPr>
-              <w:t xml:space="preserve">and parents_agree and </w:t>
+              <w:t xml:space="preserve">and </w:t>
+            </w:r>
+            <w:proofErr w:type="spellStart"/>
+            <w:r>
+              <w:rPr>
+                <w:color w:val="C00000"/>
+                <w:shd w:val="clear" w:color="auto" w:fill="FFFFFF"/>
+              </w:rPr>
+              <w:t>parents_agree</w:t>
+            </w:r>
+            <w:proofErr w:type="spellEnd"/>
+            <w:r>
+              <w:rPr>
+                <w:color w:val="C00000"/>
+                <w:shd w:val="clear" w:color="auto" w:fill="FFFFFF"/>
+              </w:rPr>
+              <w:t xml:space="preserve"> and </w:t>
             </w:r>
             <w:r>
               <w:rPr>
@@ -3292,11 +3441,20 @@
             <w:r>
               <w:t xml:space="preserve">{{ </w:t>
             </w:r>
-            <w:r>
-              <w:t>dont_wait_modify_custody_divorce</w:t>
-            </w:r>
-            <w:r>
-              <w:t>_step.subject }}</w:t>
+            <w:proofErr w:type="spellStart"/>
+            <w:r>
+              <w:t>dont_wait_modif</w:t>
+            </w:r>
+            <w:r>
+              <w:lastRenderedPageBreak/>
+              <w:t>y_custody_divorce</w:t>
+            </w:r>
+            <w:r>
+              <w:t>_step.subject</w:t>
+            </w:r>
+            <w:proofErr w:type="spellEnd"/>
+            <w:r>
+              <w:t xml:space="preserve"> }}</w:t>
             </w:r>
           </w:p>
         </w:tc>
@@ -3326,7 +3484,11 @@
               <w:t>(include_docx_template("docassemble.AKA2JBranding:</w:t>
             </w:r>
             <w:r>
-              <w:t>dont_wait_modify_custody_divorce</w:t>
+              <w:t>dont_wait_m</w:t>
+            </w:r>
+            <w:r>
+              <w:lastRenderedPageBreak/>
+              <w:t>odify_custody_divorce</w:t>
             </w:r>
             <w:r>
               <w:t>_content.docx")) }}</w:t>
@@ -3356,6 +3518,7 @@
                 <w:color w:val="C00000"/>
                 <w:shd w:val="clear" w:color="auto" w:fill="FFFFFF"/>
               </w:rPr>
+              <w:lastRenderedPageBreak/>
               <w:t>{%tr</w:t>
             </w:r>
             <w:r>
@@ -3590,7 +3753,6 @@
               <w:rPr>
                 <w:color w:val="FF0000"/>
               </w:rPr>
-              <w:lastRenderedPageBreak/>
               <w:t>(</w:t>
             </w:r>
             <w:r>
@@ -3684,10 +3846,11 @@
             <w:pPr>
               <w:pStyle w:val="Body"/>
             </w:pPr>
-            <w:r>
-              <w:lastRenderedPageBreak/>
+            <w:proofErr w:type="spellStart"/>
+            <w:r>
               <w:t>modify_divorce_step</w:t>
             </w:r>
+            <w:proofErr w:type="spellEnd"/>
           </w:p>
         </w:tc>
       </w:tr>
@@ -3710,7 +3873,15 @@
               <w:outlineLvl w:val="1"/>
             </w:pPr>
             <w:r>
-              <w:t>{{ modify_divorce_step.subject }}</w:t>
+              <w:t xml:space="preserve">{{ </w:t>
+            </w:r>
+            <w:proofErr w:type="spellStart"/>
+            <w:r>
+              <w:t>modify_divorce_step.subject</w:t>
+            </w:r>
+            <w:proofErr w:type="spellEnd"/>
+            <w:r>
+              <w:t xml:space="preserve"> }}</w:t>
             </w:r>
           </w:p>
         </w:tc>
@@ -4051,6 +4222,7 @@
               <w:rPr>
                 <w:color w:val="FF0000"/>
               </w:rPr>
+              <w:lastRenderedPageBreak/>
               <w:t>{%</w:t>
             </w:r>
             <w:r>
@@ -4160,7 +4332,6 @@
               <w:rPr>
                 <w:color w:val="FF0000"/>
               </w:rPr>
-              <w:lastRenderedPageBreak/>
               <w:t>{%</w:t>
             </w:r>
             <w:r>
@@ -4422,7 +4593,14 @@
               <w:rPr>
                 <w:shd w:val="clear" w:color="auto" w:fill="FFFFFF"/>
               </w:rPr>
-              <w:t>) and why_change_divorce_order == 'changed circumstances' %}</w:t>
+              <w:t>) and why_change_divorce_or</w:t>
+            </w:r>
+            <w:r>
+              <w:rPr>
+                <w:shd w:val="clear" w:color="auto" w:fill="FFFFFF"/>
+              </w:rPr>
+              <w:lastRenderedPageBreak/>
+              <w:t>der == 'changed circumstances' %}</w:t>
             </w:r>
           </w:p>
         </w:tc>
@@ -4439,9 +4617,12 @@
             <w:pPr>
               <w:pStyle w:val="Body"/>
             </w:pPr>
-            <w:r>
+            <w:proofErr w:type="spellStart"/>
+            <w:r>
+              <w:lastRenderedPageBreak/>
               <w:t>fill_modify_divorce_step</w:t>
             </w:r>
+            <w:proofErr w:type="spellEnd"/>
           </w:p>
         </w:tc>
       </w:tr>
@@ -4464,7 +4645,15 @@
               <w:outlineLvl w:val="1"/>
             </w:pPr>
             <w:r>
-              <w:t>{{ fill_modify_divorce_step.subject }}</w:t>
+              <w:t xml:space="preserve">{{ </w:t>
+            </w:r>
+            <w:proofErr w:type="spellStart"/>
+            <w:r>
+              <w:t>fill_modify_divorce_step.subject</w:t>
+            </w:r>
+            <w:proofErr w:type="spellEnd"/>
+            <w:r>
+              <w:t xml:space="preserve"> }}</w:t>
             </w:r>
           </w:p>
         </w:tc>
@@ -4645,7 +4834,6 @@
               <w:rPr>
                 <w:color w:val="FF0000"/>
               </w:rPr>
-              <w:lastRenderedPageBreak/>
               <w:t>{%p if filling_manner in('paper', 'dunno') or filing_method in ('mail or in person', 'dunno') %}</w:t>
             </w:r>
           </w:p>
@@ -5038,7 +5226,23 @@
                   <w:rStyle w:val="Hyperlink"/>
                   <w:spacing w:val="0"/>
                 </w:rPr>
-                <w:t>youtube.com/watch?v=2irmxT0_0EA</w:t>
+                <w:t>youtube.com/</w:t>
+              </w:r>
+              <w:proofErr w:type="spellStart"/>
+              <w:r>
+                <w:rPr>
+                  <w:rStyle w:val="Hyperlink"/>
+                  <w:spacing w:val="0"/>
+                </w:rPr>
+                <w:t>watch?v</w:t>
+              </w:r>
+              <w:proofErr w:type="spellEnd"/>
+              <w:r>
+                <w:rPr>
+                  <w:rStyle w:val="Hyperlink"/>
+                  <w:spacing w:val="0"/>
+                </w:rPr>
+                <w:t>=2irmxT0_0EA</w:t>
               </w:r>
             </w:hyperlink>
           </w:p>
@@ -5181,15 +5385,19 @@
             <w:pPr>
               <w:pStyle w:val="Body"/>
             </w:pPr>
+            <w:proofErr w:type="spellStart"/>
             <w:r>
               <w:t>learn_reconsider_step</w:t>
             </w:r>
+            <w:proofErr w:type="spellEnd"/>
             <w:r>
               <w:t xml:space="preserve"> and </w:t>
             </w:r>
+            <w:proofErr w:type="spellStart"/>
             <w:r>
               <w:t>fill_reconsider_step</w:t>
             </w:r>
+            <w:proofErr w:type="spellEnd"/>
             <w:r>
               <w:t xml:space="preserve"> in </w:t>
             </w:r>
@@ -5220,11 +5428,16 @@
             <w:r>
               <w:t xml:space="preserve">{{ </w:t>
             </w:r>
+            <w:proofErr w:type="spellStart"/>
             <w:r>
               <w:t>learn_reconsider_step</w:t>
             </w:r>
             <w:r>
-              <w:t>.subject }}</w:t>
+              <w:t>.subject</w:t>
+            </w:r>
+            <w:proofErr w:type="spellEnd"/>
+            <w:r>
+              <w:t xml:space="preserve"> }}</w:t>
             </w:r>
           </w:p>
           <w:p/>
@@ -5282,13 +5495,21 @@
               <w:outlineLvl w:val="1"/>
             </w:pPr>
             <w:r>
-              <w:t>{{ fill</w:t>
+              <w:t xml:space="preserve">{{ </w:t>
+            </w:r>
+            <w:proofErr w:type="spellStart"/>
+            <w:r>
+              <w:t>fill</w:t>
             </w:r>
             <w:r>
               <w:t>_reconsider_step</w:t>
             </w:r>
             <w:r>
-              <w:t>.subject }}</w:t>
+              <w:t>.subject</w:t>
+            </w:r>
+            <w:proofErr w:type="spellEnd"/>
+            <w:r>
+              <w:t xml:space="preserve"> }}</w:t>
             </w:r>
           </w:p>
         </w:tc>
@@ -5421,7 +5642,6 @@
               <w:rPr>
                 <w:shd w:val="clear" w:color="auto" w:fill="FFFFFF"/>
               </w:rPr>
-              <w:lastRenderedPageBreak/>
               <w:t>{%tr</w:t>
             </w:r>
             <w:r>
@@ -5523,9 +5743,11 @@
             <w:pPr>
               <w:pStyle w:val="Body"/>
             </w:pPr>
+            <w:proofErr w:type="spellStart"/>
             <w:r>
               <w:t>standing_order_step</w:t>
             </w:r>
+            <w:proofErr w:type="spellEnd"/>
             <w:r>
               <w:t xml:space="preserve"> in </w:t>
             </w:r>
@@ -5705,6 +5927,7 @@
               <w:rPr>
                 <w:shd w:val="clear" w:color="auto" w:fill="FFFFFF"/>
               </w:rPr>
+              <w:lastRenderedPageBreak/>
               <w:t>{%tr</w:t>
             </w:r>
             <w:r>
@@ -6231,7 +6454,6 @@
               <w:rPr>
                 <w:shd w:val="clear" w:color="auto" w:fill="FFFFFF"/>
               </w:rPr>
-              <w:lastRenderedPageBreak/>
               <w:t>{{ appeal_step.subject }}</w:t>
             </w:r>
           </w:p>
@@ -6365,7 +6587,11 @@
               <w:t>if</w:t>
             </w:r>
             <w:r>
-              <w:t xml:space="preserve"> unknown_final_date['set aside'</w:t>
+              <w:t xml:space="preserve"> unknown_final_date['set </w:t>
+            </w:r>
+            <w:r>
+              <w:lastRenderedPageBreak/>
+              <w:t>aside'</w:t>
             </w:r>
             <w:r>
               <w:t>]</w:t>
@@ -6583,6 +6809,7 @@
               <w:pStyle w:val="Body"/>
             </w:pPr>
             <w:r>
+              <w:lastRenderedPageBreak/>
               <w:t>learn_set_aside_step</w:t>
             </w:r>
             <w:r>
@@ -6595,6 +6822,7 @@
               <w:t xml:space="preserve"> in </w:t>
             </w:r>
             <w:r>
+              <w:lastRenderedPageBreak/>
               <w:t>aka2j_mod_cust_div_templates.yml</w:t>
             </w:r>
           </w:p>
@@ -6625,6 +6853,7 @@
               <w:rPr>
                 <w:shd w:val="clear" w:color="auto" w:fill="FFFFFF"/>
               </w:rPr>
+              <w:lastRenderedPageBreak/>
               <w:t>{{ learn_set_aside_step.subject }}</w:t>
             </w:r>
           </w:p>
@@ -6794,7 +7023,6 @@
               <w:rPr>
                 <w:shd w:val="clear" w:color="auto" w:fill="FFFFFF"/>
               </w:rPr>
-              <w:lastRenderedPageBreak/>
               <w:t xml:space="preserve">{%tr if </w:t>
             </w:r>
             <w:r>
@@ -6886,7 +7114,14 @@
               <w:rPr>
                 <w:shd w:val="clear" w:color="auto" w:fill="FFFFFF"/>
               </w:rPr>
-              <w:t>respond_to_reconsider_step</w:t>
+              <w:t>respond_to_rec</w:t>
+            </w:r>
+            <w:r>
+              <w:rPr>
+                <w:shd w:val="clear" w:color="auto" w:fill="FFFFFF"/>
+              </w:rPr>
+              <w:lastRenderedPageBreak/>
+              <w:t>onsider_step</w:t>
             </w:r>
             <w:r>
               <w:rPr>
@@ -6925,7 +7160,14 @@
               <w:rPr>
                 <w:shd w:val="clear" w:color="auto" w:fill="FFFFFF"/>
               </w:rPr>
-              <w:t>respond_to_reconsider</w:t>
+              <w:t>respond_to_r</w:t>
+            </w:r>
+            <w:r>
+              <w:rPr>
+                <w:shd w:val="clear" w:color="auto" w:fill="FFFFFF"/>
+              </w:rPr>
+              <w:lastRenderedPageBreak/>
+              <w:t>econsider</w:t>
             </w:r>
             <w:r>
               <w:t>_content.docx")) }}</w:t>
@@ -6954,6 +7196,7 @@
               <w:rPr>
                 <w:shd w:val="clear" w:color="auto" w:fill="FFFFFF"/>
               </w:rPr>
+              <w:lastRenderedPageBreak/>
               <w:t>{%tr endif %}</w:t>
             </w:r>
           </w:p>
@@ -7373,7 +7616,6 @@
               <w:rPr>
                 <w:shd w:val="clear" w:color="auto" w:fill="FFFFFF"/>
               </w:rPr>
-              <w:lastRenderedPageBreak/>
               <w:t>{%tr endif %}</w:t>
             </w:r>
           </w:p>
@@ -7415,6 +7657,7 @@
               <w:rPr>
                 <w:shd w:val="clear" w:color="auto" w:fill="FFFFFF"/>
               </w:rPr>
+              <w:lastRenderedPageBreak/>
               <w:t xml:space="preserve">{%tr if user_need == 'change foreign custody order' or </w:t>
             </w:r>
             <w:r>
@@ -7733,9 +7976,6 @@
               <w:t>(include_docx_template("docassemble.AKA2JBranding:</w:t>
             </w:r>
             <w:r>
-              <w:t xml:space="preserve"> </w:t>
-            </w:r>
-            <w:r>
               <w:rPr>
                 <w:shd w:val="clear" w:color="auto" w:fill="FFFFFF"/>
               </w:rPr>
@@ -8289,11 +8529,16 @@
               </w:rPr>
               <w:t xml:space="preserve">{{ </w:t>
             </w:r>
+            <w:proofErr w:type="spellStart"/>
             <w:r>
               <w:t>expect_after_motion_or_answer</w:t>
             </w:r>
             <w:r>
-              <w:t>_step.subject }}</w:t>
+              <w:t>_step.subject</w:t>
+            </w:r>
+            <w:proofErr w:type="spellEnd"/>
+            <w:r>
+              <w:t xml:space="preserve"> }}</w:t>
             </w:r>
           </w:p>
         </w:tc>
@@ -8446,9 +8691,11 @@
             <w:pPr>
               <w:pStyle w:val="Body"/>
             </w:pPr>
+            <w:proofErr w:type="spellStart"/>
             <w:r>
               <w:t>expect_reconsider_step</w:t>
             </w:r>
+            <w:proofErr w:type="spellEnd"/>
             <w:r>
               <w:t xml:space="preserve"> in </w:t>
             </w:r>
@@ -8479,11 +8726,16 @@
             <w:r>
               <w:t xml:space="preserve">{{  </w:t>
             </w:r>
+            <w:proofErr w:type="spellStart"/>
             <w:r>
               <w:t>expect_reconsider_step</w:t>
             </w:r>
             <w:r>
-              <w:t>.subject }}</w:t>
+              <w:t>.subject</w:t>
+            </w:r>
+            <w:proofErr w:type="spellEnd"/>
+            <w:r>
+              <w:t xml:space="preserve"> }}</w:t>
             </w:r>
           </w:p>
         </w:tc>
@@ -8554,6 +8806,7 @@
               <w:rPr>
                 <w:shd w:val="clear" w:color="auto" w:fill="FFFFFF"/>
               </w:rPr>
+              <w:lastRenderedPageBreak/>
               <w:t>{%tr endif %}</w:t>
             </w:r>
           </w:p>
@@ -8598,7 +8851,6 @@
               <w:rPr>
                 <w:shd w:val="clear" w:color="auto" w:fill="FFFFFF"/>
               </w:rPr>
-              <w:lastRenderedPageBreak/>
               <w:t xml:space="preserve">{%tr if </w:t>
             </w:r>
             <w:r>
@@ -8631,12 +8883,14 @@
                 <w:shd w:val="clear" w:color="auto" w:fill="FFFFFF"/>
               </w:rPr>
             </w:pPr>
+            <w:proofErr w:type="spellStart"/>
             <w:r>
               <w:rPr>
                 <w:shd w:val="clear" w:color="auto" w:fill="FFFFFF"/>
               </w:rPr>
               <w:t>expect_after_response_step</w:t>
             </w:r>
+            <w:proofErr w:type="spellEnd"/>
             <w:r>
               <w:rPr>
                 <w:shd w:val="clear" w:color="auto" w:fill="FFFFFF"/>
@@ -8679,6 +8933,7 @@
               </w:rPr>
               <w:t xml:space="preserve">{{ </w:t>
             </w:r>
+            <w:proofErr w:type="spellStart"/>
             <w:r>
               <w:rPr>
                 <w:shd w:val="clear" w:color="auto" w:fill="FFFFFF"/>
@@ -8691,6 +8946,7 @@
               </w:rPr>
               <w:t>.subject</w:t>
             </w:r>
+            <w:proofErr w:type="spellEnd"/>
             <w:r>
               <w:rPr>
                 <w:shd w:val="clear" w:color="auto" w:fill="FFFFFF"/>
@@ -8914,6 +9170,7 @@
               </w:rPr>
               <w:t xml:space="preserve"> </w:t>
             </w:r>
+            <w:proofErr w:type="spellStart"/>
             <w:r>
               <w:t>contact_other_party_ste</w:t>
             </w:r>
@@ -8926,6 +9183,7 @@
               </w:rPr>
               <w:t>.subject</w:t>
             </w:r>
+            <w:proofErr w:type="spellEnd"/>
             <w:r>
               <w:rPr>
                 <w:shd w:val="clear" w:color="auto" w:fill="FFFFFF"/>
@@ -9029,9 +9287,6 @@
               <w:t>{{p (include_docx_template("docassemble.AKA2JBranding:</w:t>
             </w:r>
             <w:r>
-              <w:t xml:space="preserve"> </w:t>
-            </w:r>
-            <w:r>
               <w:t>file_agreement</w:t>
             </w:r>
             <w:r>
@@ -9114,6 +9369,7 @@
               <w:rPr>
                 <w:shd w:val="clear" w:color="auto" w:fill="FFFFFF"/>
               </w:rPr>
+              <w:lastRenderedPageBreak/>
               <w:t xml:space="preserve">{%tr if </w:t>
             </w:r>
             <w:r>
@@ -9156,9 +9412,11 @@
             <w:pPr>
               <w:pStyle w:val="Body"/>
             </w:pPr>
+            <w:proofErr w:type="spellStart"/>
             <w:r>
               <w:t>appeal_response_step</w:t>
             </w:r>
+            <w:proofErr w:type="spellEnd"/>
             <w:r>
               <w:t xml:space="preserve"> in </w:t>
             </w:r>
@@ -9190,7 +9448,6 @@
               <w:rPr>
                 <w:shd w:val="clear" w:color="auto" w:fill="FFFFFF"/>
               </w:rPr>
-              <w:lastRenderedPageBreak/>
               <w:t>{{ appeal_response_step.subject }</w:t>
             </w:r>
             <w:r>
@@ -9465,12 +9722,14 @@
               </w:rPr>
               <w:t xml:space="preserve">{{ </w:t>
             </w:r>
+            <w:proofErr w:type="spellStart"/>
             <w:r>
               <w:t>tell_supreme_court_step</w:t>
             </w:r>
             <w:r>
               <w:t>.subject</w:t>
             </w:r>
+            <w:proofErr w:type="spellEnd"/>
             <w:r>
               <w:rPr>
                 <w:shd w:val="clear" w:color="auto" w:fill="FFFFFF"/>
@@ -9559,8 +9818,13 @@
             <w:pPr>
               <w:pStyle w:val="Body"/>
             </w:pPr>
-            <w:r>
-              <w:t xml:space="preserve">get_help in </w:t>
+            <w:proofErr w:type="spellStart"/>
+            <w:r>
+              <w:t>get_help</w:t>
+            </w:r>
+            <w:proofErr w:type="spellEnd"/>
+            <w:r>
+              <w:t xml:space="preserve"> in </w:t>
             </w:r>
             <w:r>
               <w:t>aka2j_templates.yml</w:t>
@@ -9587,7 +9851,19 @@
               <w:outlineLvl w:val="1"/>
             </w:pPr>
             <w:r>
-              <w:t>{{ get_help_step.subject }}</w:t>
+              <w:t xml:space="preserve">{{ </w:t>
+            </w:r>
+            <w:proofErr w:type="spellStart"/>
+            <w:r>
+              <w:t>get_help_step.s</w:t>
+            </w:r>
+            <w:r>
+              <w:lastRenderedPageBreak/>
+              <w:t>ubject</w:t>
+            </w:r>
+            <w:proofErr w:type="spellEnd"/>
+            <w:r>
+              <w:t xml:space="preserve"> }}</w:t>
             </w:r>
           </w:p>
         </w:tc>
@@ -9623,7 +9899,11 @@
               <w:t>get_help</w:t>
             </w:r>
             <w:r>
-              <w:t>_content.docx")) }}</w:t>
+              <w:t>_co</w:t>
+            </w:r>
+            <w:r>
+              <w:lastRenderedPageBreak/>
+              <w:t>ntent.docx")) }}</w:t>
             </w:r>
           </w:p>
         </w:tc>
@@ -9635,7 +9915,12 @@
       </w:pPr>
     </w:p>
     <w:sectPr>
-      <w:footerReference w:type="default" r:id="rId18"/>
+      <w:headerReference w:type="even" r:id="rId18"/>
+      <w:headerReference w:type="default" r:id="rId19"/>
+      <w:footerReference w:type="even" r:id="rId20"/>
+      <w:footerReference w:type="default" r:id="rId21"/>
+      <w:headerReference w:type="first" r:id="rId22"/>
+      <w:footerReference w:type="first" r:id="rId23"/>
       <w:pgSz w:w="12240" w:h="15840"/>
       <w:pgMar w:top="245" w:right="1440" w:bottom="274" w:left="1440" w:header="720" w:footer="720" w:gutter="0"/>
       <w:cols w:space="720"/>
@@ -9676,6 +9961,16 @@
   <w:p>
     <w:pPr>
       <w:pStyle w:val="Footer"/>
+    </w:pPr>
+  </w:p>
+</w:ftr>
+</file>
+
+<file path=word/footer2.xml><?xml version="1.0" encoding="utf-8"?>
+<w:ftr xmlns:wpc="http://schemas.microsoft.com/office/word/2010/wordprocessingCanvas" xmlns:cx="http://schemas.microsoft.com/office/drawing/2014/chartex" xmlns:cx1="http://schemas.microsoft.com/office/drawing/2015/9/8/chartex" xmlns:cx2="http://schemas.microsoft.com/office/drawing/2015/10/21/chartex" xmlns:cx3="http://schemas.microsoft.com/office/drawing/2016/5/9/chartex" xmlns:cx4="http://schemas.microsoft.com/office/drawing/2016/5/10/chartex" xmlns:cx5="http://schemas.microsoft.com/office/drawing/2016/5/11/chartex" xmlns:cx6="http://schemas.microsoft.com/office/drawing/2016/5/12/chartex" xmlns:cx7="http://schemas.microsoft.com/office/drawing/2016/5/13/chartex" xmlns:cx8="http://schemas.microsoft.com/office/drawing/2016/5/14/chartex" xmlns:mc="http://schemas.openxmlformats.org/markup-compatibility/2006" xmlns:aink="http://schemas.microsoft.com/office/drawing/2016/ink" xmlns:am3d="http://schemas.microsoft.com/office/drawing/2017/model3d" xmlns:o="urn:schemas-microsoft-com:office:office" xmlns:r="http://schemas.openxmlformats.org/officeDocument/2006/relationships" xmlns:m="http://schemas.openxmlformats.org/officeDocument/2006/math" xmlns:v="urn:schemas-microsoft-com:vml" xmlns:wp14="http://schemas.microsoft.com/office/word/2010/wordprocessingDrawing" xmlns:wp="http://schemas.openxmlformats.org/drawingml/2006/wordprocessingDrawing" xmlns:w10="urn:schemas-microsoft-com:office:word" xmlns:w="http://schemas.openxmlformats.org/wordprocessingml/2006/main" xmlns:w14="http://schemas.microsoft.com/office/word/2010/wordml" xmlns:w15="http://schemas.microsoft.com/office/word/2012/wordml" xmlns:w16cex="http://schemas.microsoft.com/office/word/2018/wordml/cex" xmlns:w16cid="http://schemas.microsoft.com/office/word/2016/wordml/cid" xmlns:w16="http://schemas.microsoft.com/office/word/2018/wordml" xmlns:w16sdtdh="http://schemas.microsoft.com/office/word/2020/wordml/sdtdatahash" xmlns:w16se="http://schemas.microsoft.com/office/word/2015/wordml/symex" xmlns:wpg="http://schemas.microsoft.com/office/word/2010/wordprocessingGroup" xmlns:wpi="http://schemas.microsoft.com/office/word/2010/wordprocessingInk" xmlns:wne="http://schemas.microsoft.com/office/word/2006/wordml" xmlns:wps="http://schemas.microsoft.com/office/word/2010/wordprocessingShape" mc:Ignorable="w14 w15 w16se w16cid w16 w16cex w16sdtdh wp14">
+  <w:p>
+    <w:pPr>
+      <w:pStyle w:val="Footer"/>
       <w:spacing w:before="0" w:beforeAutospacing="0" w:after="0" w:afterAutospacing="0"/>
       <w:jc w:val="right"/>
     </w:pPr>
@@ -9700,27 +9995,14 @@
     <w:r>
       <w:t xml:space="preserve"> of </w:t>
     </w:r>
-    <w:r>
-      <w:fldChar w:fldCharType="begin"/>
-    </w:r>
-    <w:r>
-      <w:instrText xml:space="preserve"> NUMPAGES  \* Arabic  \* MERGEFORMAT </w:instrText>
-    </w:r>
-    <w:r>
-      <w:fldChar w:fldCharType="separate"/>
-    </w:r>
-    <w:r>
-      <w:rPr>
-        <w:noProof/>
-      </w:rPr>
-      <w:t>49</w:t>
-    </w:r>
-    <w:r>
-      <w:rPr>
-        <w:noProof/>
-      </w:rPr>
-      <w:fldChar w:fldCharType="end"/>
-    </w:r>
+    <w:fldSimple w:instr=" NUMPAGES  \* Arabic  \* MERGEFORMAT ">
+      <w:r>
+        <w:rPr>
+          <w:noProof/>
+        </w:rPr>
+        <w:t>49</w:t>
+      </w:r>
+    </w:fldSimple>
     <w:r>
       <w:t xml:space="preserve"> pages</w:t>
     </w:r>
@@ -9734,14 +10016,21 @@
       <w:t>June</w:t>
     </w:r>
     <w:r>
-      <w:t xml:space="preserve"> </w:t>
-    </w:r>
-    <w:r>
-      <w:t>4</w:t>
+      <w:t xml:space="preserve"> 5</w:t>
     </w:r>
     <w:r>
       <w:t>, 2025</w:t>
     </w:r>
+  </w:p>
+</w:ftr>
+</file>
+
+<file path=word/footer3.xml><?xml version="1.0" encoding="utf-8"?>
+<w:ftr xmlns:wpc="http://schemas.microsoft.com/office/word/2010/wordprocessingCanvas" xmlns:cx="http://schemas.microsoft.com/office/drawing/2014/chartex" xmlns:cx1="http://schemas.microsoft.com/office/drawing/2015/9/8/chartex" xmlns:cx2="http://schemas.microsoft.com/office/drawing/2015/10/21/chartex" xmlns:cx3="http://schemas.microsoft.com/office/drawing/2016/5/9/chartex" xmlns:cx4="http://schemas.microsoft.com/office/drawing/2016/5/10/chartex" xmlns:cx5="http://schemas.microsoft.com/office/drawing/2016/5/11/chartex" xmlns:cx6="http://schemas.microsoft.com/office/drawing/2016/5/12/chartex" xmlns:cx7="http://schemas.microsoft.com/office/drawing/2016/5/13/chartex" xmlns:cx8="http://schemas.microsoft.com/office/drawing/2016/5/14/chartex" xmlns:mc="http://schemas.openxmlformats.org/markup-compatibility/2006" xmlns:aink="http://schemas.microsoft.com/office/drawing/2016/ink" xmlns:am3d="http://schemas.microsoft.com/office/drawing/2017/model3d" xmlns:o="urn:schemas-microsoft-com:office:office" xmlns:r="http://schemas.openxmlformats.org/officeDocument/2006/relationships" xmlns:m="http://schemas.openxmlformats.org/officeDocument/2006/math" xmlns:v="urn:schemas-microsoft-com:vml" xmlns:wp14="http://schemas.microsoft.com/office/word/2010/wordprocessingDrawing" xmlns:wp="http://schemas.openxmlformats.org/drawingml/2006/wordprocessingDrawing" xmlns:w10="urn:schemas-microsoft-com:office:word" xmlns:w="http://schemas.openxmlformats.org/wordprocessingml/2006/main" xmlns:w14="http://schemas.microsoft.com/office/word/2010/wordml" xmlns:w15="http://schemas.microsoft.com/office/word/2012/wordml" xmlns:w16cex="http://schemas.microsoft.com/office/word/2018/wordml/cex" xmlns:w16cid="http://schemas.microsoft.com/office/word/2016/wordml/cid" xmlns:w16="http://schemas.microsoft.com/office/word/2018/wordml" xmlns:w16sdtdh="http://schemas.microsoft.com/office/word/2020/wordml/sdtdatahash" xmlns:w16se="http://schemas.microsoft.com/office/word/2015/wordml/symex" xmlns:wpg="http://schemas.microsoft.com/office/word/2010/wordprocessingGroup" xmlns:wpi="http://schemas.microsoft.com/office/word/2010/wordprocessingInk" xmlns:wne="http://schemas.microsoft.com/office/word/2006/wordml" xmlns:wps="http://schemas.microsoft.com/office/word/2010/wordprocessingShape" mc:Ignorable="w14 w15 w16se w16cid w16 w16cex w16sdtdh wp14">
+  <w:p>
+    <w:pPr>
+      <w:pStyle w:val="Footer"/>
+    </w:pPr>
   </w:p>
 </w:ftr>
 </file>
@@ -9770,6 +10059,36 @@
     </w:p>
   </w:footnote>
 </w:footnotes>
+</file>
+
+<file path=word/header1.xml><?xml version="1.0" encoding="utf-8"?>
+<w:hdr xmlns:wpc="http://schemas.microsoft.com/office/word/2010/wordprocessingCanvas" xmlns:cx="http://schemas.microsoft.com/office/drawing/2014/chartex" xmlns:cx1="http://schemas.microsoft.com/office/drawing/2015/9/8/chartex" xmlns:cx2="http://schemas.microsoft.com/office/drawing/2015/10/21/chartex" xmlns:cx3="http://schemas.microsoft.com/office/drawing/2016/5/9/chartex" xmlns:cx4="http://schemas.microsoft.com/office/drawing/2016/5/10/chartex" xmlns:cx5="http://schemas.microsoft.com/office/drawing/2016/5/11/chartex" xmlns:cx6="http://schemas.microsoft.com/office/drawing/2016/5/12/chartex" xmlns:cx7="http://schemas.microsoft.com/office/drawing/2016/5/13/chartex" xmlns:cx8="http://schemas.microsoft.com/office/drawing/2016/5/14/chartex" xmlns:mc="http://schemas.openxmlformats.org/markup-compatibility/2006" xmlns:aink="http://schemas.microsoft.com/office/drawing/2016/ink" xmlns:am3d="http://schemas.microsoft.com/office/drawing/2017/model3d" xmlns:o="urn:schemas-microsoft-com:office:office" xmlns:r="http://schemas.openxmlformats.org/officeDocument/2006/relationships" xmlns:m="http://schemas.openxmlformats.org/officeDocument/2006/math" xmlns:v="urn:schemas-microsoft-com:vml" xmlns:wp14="http://schemas.microsoft.com/office/word/2010/wordprocessingDrawing" xmlns:wp="http://schemas.openxmlformats.org/drawingml/2006/wordprocessingDrawing" xmlns:w10="urn:schemas-microsoft-com:office:word" xmlns:w="http://schemas.openxmlformats.org/wordprocessingml/2006/main" xmlns:w14="http://schemas.microsoft.com/office/word/2010/wordml" xmlns:w15="http://schemas.microsoft.com/office/word/2012/wordml" xmlns:w16cex="http://schemas.microsoft.com/office/word/2018/wordml/cex" xmlns:w16cid="http://schemas.microsoft.com/office/word/2016/wordml/cid" xmlns:w16="http://schemas.microsoft.com/office/word/2018/wordml" xmlns:w16sdtdh="http://schemas.microsoft.com/office/word/2020/wordml/sdtdatahash" xmlns:w16se="http://schemas.microsoft.com/office/word/2015/wordml/symex" xmlns:wpg="http://schemas.microsoft.com/office/word/2010/wordprocessingGroup" xmlns:wpi="http://schemas.microsoft.com/office/word/2010/wordprocessingInk" xmlns:wne="http://schemas.microsoft.com/office/word/2006/wordml" xmlns:wps="http://schemas.microsoft.com/office/word/2010/wordprocessingShape" mc:Ignorable="w14 w15 w16se w16cid w16 w16cex w16sdtdh wp14">
+  <w:p>
+    <w:pPr>
+      <w:pStyle w:val="Header"/>
+    </w:pPr>
+  </w:p>
+</w:hdr>
+</file>
+
+<file path=word/header2.xml><?xml version="1.0" encoding="utf-8"?>
+<w:hdr xmlns:wpc="http://schemas.microsoft.com/office/word/2010/wordprocessingCanvas" xmlns:cx="http://schemas.microsoft.com/office/drawing/2014/chartex" xmlns:cx1="http://schemas.microsoft.com/office/drawing/2015/9/8/chartex" xmlns:cx2="http://schemas.microsoft.com/office/drawing/2015/10/21/chartex" xmlns:cx3="http://schemas.microsoft.com/office/drawing/2016/5/9/chartex" xmlns:cx4="http://schemas.microsoft.com/office/drawing/2016/5/10/chartex" xmlns:cx5="http://schemas.microsoft.com/office/drawing/2016/5/11/chartex" xmlns:cx6="http://schemas.microsoft.com/office/drawing/2016/5/12/chartex" xmlns:cx7="http://schemas.microsoft.com/office/drawing/2016/5/13/chartex" xmlns:cx8="http://schemas.microsoft.com/office/drawing/2016/5/14/chartex" xmlns:mc="http://schemas.openxmlformats.org/markup-compatibility/2006" xmlns:aink="http://schemas.microsoft.com/office/drawing/2016/ink" xmlns:am3d="http://schemas.microsoft.com/office/drawing/2017/model3d" xmlns:o="urn:schemas-microsoft-com:office:office" xmlns:r="http://schemas.openxmlformats.org/officeDocument/2006/relationships" xmlns:m="http://schemas.openxmlformats.org/officeDocument/2006/math" xmlns:v="urn:schemas-microsoft-com:vml" xmlns:wp14="http://schemas.microsoft.com/office/word/2010/wordprocessingDrawing" xmlns:wp="http://schemas.openxmlformats.org/drawingml/2006/wordprocessingDrawing" xmlns:w10="urn:schemas-microsoft-com:office:word" xmlns:w="http://schemas.openxmlformats.org/wordprocessingml/2006/main" xmlns:w14="http://schemas.microsoft.com/office/word/2010/wordml" xmlns:w15="http://schemas.microsoft.com/office/word/2012/wordml" xmlns:w16cex="http://schemas.microsoft.com/office/word/2018/wordml/cex" xmlns:w16cid="http://schemas.microsoft.com/office/word/2016/wordml/cid" xmlns:w16="http://schemas.microsoft.com/office/word/2018/wordml" xmlns:w16sdtdh="http://schemas.microsoft.com/office/word/2020/wordml/sdtdatahash" xmlns:w16se="http://schemas.microsoft.com/office/word/2015/wordml/symex" xmlns:wpg="http://schemas.microsoft.com/office/word/2010/wordprocessingGroup" xmlns:wpi="http://schemas.microsoft.com/office/word/2010/wordprocessingInk" xmlns:wne="http://schemas.microsoft.com/office/word/2006/wordml" xmlns:wps="http://schemas.microsoft.com/office/word/2010/wordprocessingShape" mc:Ignorable="w14 w15 w16se w16cid w16 w16cex w16sdtdh wp14">
+  <w:p>
+    <w:pPr>
+      <w:pStyle w:val="Header"/>
+    </w:pPr>
+  </w:p>
+</w:hdr>
+</file>
+
+<file path=word/header3.xml><?xml version="1.0" encoding="utf-8"?>
+<w:hdr xmlns:wpc="http://schemas.microsoft.com/office/word/2010/wordprocessingCanvas" xmlns:cx="http://schemas.microsoft.com/office/drawing/2014/chartex" xmlns:cx1="http://schemas.microsoft.com/office/drawing/2015/9/8/chartex" xmlns:cx2="http://schemas.microsoft.com/office/drawing/2015/10/21/chartex" xmlns:cx3="http://schemas.microsoft.com/office/drawing/2016/5/9/chartex" xmlns:cx4="http://schemas.microsoft.com/office/drawing/2016/5/10/chartex" xmlns:cx5="http://schemas.microsoft.com/office/drawing/2016/5/11/chartex" xmlns:cx6="http://schemas.microsoft.com/office/drawing/2016/5/12/chartex" xmlns:cx7="http://schemas.microsoft.com/office/drawing/2016/5/13/chartex" xmlns:cx8="http://schemas.microsoft.com/office/drawing/2016/5/14/chartex" xmlns:mc="http://schemas.openxmlformats.org/markup-compatibility/2006" xmlns:aink="http://schemas.microsoft.com/office/drawing/2016/ink" xmlns:am3d="http://schemas.microsoft.com/office/drawing/2017/model3d" xmlns:o="urn:schemas-microsoft-com:office:office" xmlns:r="http://schemas.openxmlformats.org/officeDocument/2006/relationships" xmlns:m="http://schemas.openxmlformats.org/officeDocument/2006/math" xmlns:v="urn:schemas-microsoft-com:vml" xmlns:wp14="http://schemas.microsoft.com/office/word/2010/wordprocessingDrawing" xmlns:wp="http://schemas.openxmlformats.org/drawingml/2006/wordprocessingDrawing" xmlns:w10="urn:schemas-microsoft-com:office:word" xmlns:w="http://schemas.openxmlformats.org/wordprocessingml/2006/main" xmlns:w14="http://schemas.microsoft.com/office/word/2010/wordml" xmlns:w15="http://schemas.microsoft.com/office/word/2012/wordml" xmlns:w16cex="http://schemas.microsoft.com/office/word/2018/wordml/cex" xmlns:w16cid="http://schemas.microsoft.com/office/word/2016/wordml/cid" xmlns:w16="http://schemas.microsoft.com/office/word/2018/wordml" xmlns:w16sdtdh="http://schemas.microsoft.com/office/word/2020/wordml/sdtdatahash" xmlns:w16se="http://schemas.microsoft.com/office/word/2015/wordml/symex" xmlns:wpg="http://schemas.microsoft.com/office/word/2010/wordprocessingGroup" xmlns:wpi="http://schemas.microsoft.com/office/word/2010/wordprocessingInk" xmlns:wne="http://schemas.microsoft.com/office/word/2006/wordml" xmlns:wps="http://schemas.microsoft.com/office/word/2010/wordprocessingShape" mc:Ignorable="w14 w15 w16se w16cid w16 w16cex w16sdtdh wp14">
+  <w:p>
+    <w:pPr>
+      <w:pStyle w:val="Header"/>
+    </w:pPr>
+  </w:p>
+</w:hdr>
 </file>
 
 <file path=word/numbering.xml><?xml version="1.0" encoding="utf-8"?>

--- a/docassemble/ChangingDivorceOrder/data/templates/changing_divorce_order_action_plan.docx
+++ b/docassemble/ChangingDivorceOrder/data/templates/changing_divorce_order_action_plan.docx
@@ -4385,16 +4385,13 @@
               <w:rPr>
                 <w:color w:val="FF0000"/>
               </w:rPr>
-              <w:t xml:space="preserve"> if user_need == 'change foreign custody order' or (not user_need in('respond to motion in custody', 'respond to motion in divorce') and middle_of_case == 'no')</w:t>
+              <w:t xml:space="preserve"> if not user_need in('respond to motion in custody', 'respond to motion in divorce') </w:t>
             </w:r>
             <w:r>
               <w:rPr>
                 <w:color w:val="FF0000"/>
               </w:rPr>
-              <w:t xml:space="preserve"> %}</w:t>
-            </w:r>
-            <w:r>
-              <w:t>:</w:t>
+              <w:t>%}</w:t>
             </w:r>
           </w:p>
           <w:p>
@@ -4569,7 +4566,7 @@
               <w:rPr>
                 <w:shd w:val="clear" w:color="auto" w:fill="FFFFFF"/>
               </w:rPr>
-              <w:t>.any_true(</w:t>
+              <w:t>[</w:t>
             </w:r>
             <w:r>
               <w:rPr>
@@ -4581,26 +4578,19 @@
               <w:rPr>
                 <w:shd w:val="clear" w:color="auto" w:fill="FFFFFF"/>
               </w:rPr>
-              <w:t>spousal support', 'property or debt</w:t>
-            </w:r>
-            <w:r>
-              <w:rPr>
-                <w:shd w:val="clear" w:color="auto" w:fill="FFFFFF"/>
-              </w:rPr>
-              <w:t>'</w:t>
-            </w:r>
-            <w:r>
-              <w:rPr>
-                <w:shd w:val="clear" w:color="auto" w:fill="FFFFFF"/>
-              </w:rPr>
-              <w:t>) and why_change_divorce_or</w:t>
-            </w:r>
-            <w:r>
-              <w:rPr>
-                <w:shd w:val="clear" w:color="auto" w:fill="FFFFFF"/>
-              </w:rPr>
-              <w:lastRenderedPageBreak/>
-              <w:t>der == 'changed circumstances' %}</w:t>
+              <w:t>spousal support'</w:t>
+            </w:r>
+            <w:r>
+              <w:rPr>
+                <w:shd w:val="clear" w:color="auto" w:fill="FFFFFF"/>
+              </w:rPr>
+              <w:t>]</w:t>
+            </w:r>
+            <w:r>
+              <w:rPr>
+                <w:shd w:val="clear" w:color="auto" w:fill="FFFFFF"/>
+              </w:rPr>
+              <w:t xml:space="preserve"> and why_change_divorce_order == 'changed circumstances' %}</w:t>
             </w:r>
           </w:p>
         </w:tc>
@@ -4619,7 +4609,6 @@
             </w:pPr>
             <w:proofErr w:type="spellStart"/>
             <w:r>
-              <w:lastRenderedPageBreak/>
               <w:t>fill_modify_divorce_step</w:t>
             </w:r>
             <w:proofErr w:type="spellEnd"/>
@@ -4645,6 +4634,7 @@
               <w:outlineLvl w:val="1"/>
             </w:pPr>
             <w:r>
+              <w:lastRenderedPageBreak/>
               <w:t xml:space="preserve">{{ </w:t>
             </w:r>
             <w:proofErr w:type="spellStart"/>
@@ -5269,7 +5259,6 @@
               </w:rPr>
             </w:pPr>
             <w:r>
-              <w:lastRenderedPageBreak/>
               <w:t>{%</w:t>
             </w:r>
             <w:r>
@@ -5338,7 +5327,11 @@
               <w:t xml:space="preserve"> </w:t>
             </w:r>
             <w:r>
-              <w:t>interim_order_date_within_10_days</w:t>
+              <w:t>interim_order_date_withi</w:t>
+            </w:r>
+            <w:r>
+              <w:lastRenderedPageBreak/>
+              <w:t>n_10_days</w:t>
             </w:r>
             <w:r>
               <w:t xml:space="preserve"> </w:t>
@@ -5387,6 +5380,7 @@
             </w:pPr>
             <w:proofErr w:type="spellStart"/>
             <w:r>
+              <w:lastRenderedPageBreak/>
               <w:t>learn_reconsider_step</w:t>
             </w:r>
             <w:proofErr w:type="spellEnd"/>
@@ -5402,6 +5396,7 @@
               <w:t xml:space="preserve"> in </w:t>
             </w:r>
             <w:r>
+              <w:lastRenderedPageBreak/>
               <w:t>aka2j_mod_cust_div_templates.yml</w:t>
             </w:r>
           </w:p>
@@ -5426,6 +5421,7 @@
               <w:outlineLvl w:val="1"/>
             </w:pPr>
             <w:r>
+              <w:lastRenderedPageBreak/>
               <w:t xml:space="preserve">{{ </w:t>
             </w:r>
             <w:proofErr w:type="spellStart"/>
@@ -5927,43 +5923,109 @@
               <w:rPr>
                 <w:shd w:val="clear" w:color="auto" w:fill="FFFFFF"/>
               </w:rPr>
+              <w:t>{%tr</w:t>
+            </w:r>
+            <w:r>
+              <w:rPr>
+                <w:shd w:val="clear" w:color="auto" w:fill="FFFFFF"/>
+              </w:rPr>
+              <w:t xml:space="preserve"> </w:t>
+            </w:r>
+            <w:r>
+              <w:rPr>
+                <w:shd w:val="clear" w:color="auto" w:fill="FFFFFF"/>
+              </w:rPr>
+              <w:t>if</w:t>
+            </w:r>
+            <w:r>
+              <w:rPr>
+                <w:shd w:val="clear" w:color="auto" w:fill="FFFFFF"/>
+              </w:rPr>
+              <w:t xml:space="preserve"> </w:t>
+            </w:r>
+            <w:r>
+              <w:rPr>
+                <w:shd w:val="clear" w:color="auto" w:fill="FFFFFF"/>
+              </w:rPr>
+              <w:t>type_of_interim_order</w:t>
+            </w:r>
+            <w:r>
+              <w:rPr>
+                <w:shd w:val="clear" w:color="auto" w:fill="FFFFFF"/>
+              </w:rPr>
+              <w:t xml:space="preserve"> </w:t>
+            </w:r>
+            <w:r>
+              <w:rPr>
+                <w:shd w:val="clear" w:color="auto" w:fill="FFFFFF"/>
+              </w:rPr>
+              <w:t>==</w:t>
+            </w:r>
+            <w:r>
+              <w:rPr>
+                <w:shd w:val="clear" w:color="auto" w:fill="FFFFFF"/>
+              </w:rPr>
+              <w:t xml:space="preserve"> </w:t>
+            </w:r>
+            <w:r>
+              <w:rPr>
+                <w:shd w:val="clear" w:color="auto" w:fill="FFFFFF"/>
+              </w:rPr>
+              <w:t>'standing</w:t>
+            </w:r>
+            <w:r>
+              <w:rPr>
+                <w:shd w:val="clear" w:color="auto" w:fill="FFFFFF"/>
+              </w:rPr>
+              <w:t xml:space="preserve"> </w:t>
+            </w:r>
+            <w:r>
+              <w:rPr>
+                <w:shd w:val="clear" w:color="auto" w:fill="FFFFFF"/>
+              </w:rPr>
+              <w:t>order'</w:t>
+            </w:r>
+            <w:r>
+              <w:rPr>
+                <w:shd w:val="clear" w:color="auto" w:fill="FFFFFF"/>
+              </w:rPr>
+              <w:t xml:space="preserve"> </w:t>
+            </w:r>
+            <w:r>
+              <w:rPr>
+                <w:shd w:val="clear" w:color="auto" w:fill="FFFFFF"/>
+              </w:rPr>
+              <w:t>or</w:t>
+            </w:r>
+            <w:r>
+              <w:rPr>
+                <w:shd w:val="clear" w:color="auto" w:fill="FFFFFF"/>
+              </w:rPr>
+              <w:t xml:space="preserve"> </w:t>
+            </w:r>
+            <w:r>
+              <w:rPr>
+                <w:shd w:val="clear" w:color="auto" w:fill="FFFFFF"/>
+              </w:rPr>
+              <w:t>(</w:t>
+            </w:r>
+            <w:r>
+              <w:rPr>
+                <w:shd w:val="clear" w:color="auto" w:fill="FFFFFF"/>
+              </w:rPr>
+              <w:t>type_of_interim_order</w:t>
+            </w:r>
+            <w:r>
+              <w:rPr>
+                <w:shd w:val="clear" w:color="auto" w:fill="FFFFFF"/>
+              </w:rPr>
+              <w:t xml:space="preserve"> </w:t>
+            </w:r>
+            <w:r>
+              <w:rPr>
+                <w:shd w:val="clear" w:color="auto" w:fill="FFFFFF"/>
+              </w:rPr>
               <w:lastRenderedPageBreak/>
-              <w:t>{%tr</w:t>
-            </w:r>
-            <w:r>
-              <w:rPr>
-                <w:shd w:val="clear" w:color="auto" w:fill="FFFFFF"/>
-              </w:rPr>
-              <w:t xml:space="preserve"> </w:t>
-            </w:r>
-            <w:r>
-              <w:rPr>
-                <w:shd w:val="clear" w:color="auto" w:fill="FFFFFF"/>
-              </w:rPr>
-              <w:t>if</w:t>
-            </w:r>
-            <w:r>
-              <w:rPr>
-                <w:shd w:val="clear" w:color="auto" w:fill="FFFFFF"/>
-              </w:rPr>
-              <w:t xml:space="preserve"> </w:t>
-            </w:r>
-            <w:r>
-              <w:rPr>
-                <w:shd w:val="clear" w:color="auto" w:fill="FFFFFF"/>
-              </w:rPr>
-              <w:t>type_of_interim_order</w:t>
-            </w:r>
-            <w:r>
-              <w:rPr>
-                <w:shd w:val="clear" w:color="auto" w:fill="FFFFFF"/>
-              </w:rPr>
-              <w:t xml:space="preserve"> </w:t>
-            </w:r>
-            <w:r>
-              <w:rPr>
-                <w:shd w:val="clear" w:color="auto" w:fill="FFFFFF"/>
-              </w:rPr>
               <w:t>==</w:t>
             </w:r>
             <w:r>
@@ -5976,72 +6038,6 @@
               <w:rPr>
                 <w:shd w:val="clear" w:color="auto" w:fill="FFFFFF"/>
               </w:rPr>
-              <w:t>'standing</w:t>
-            </w:r>
-            <w:r>
-              <w:rPr>
-                <w:shd w:val="clear" w:color="auto" w:fill="FFFFFF"/>
-              </w:rPr>
-              <w:t xml:space="preserve"> </w:t>
-            </w:r>
-            <w:r>
-              <w:rPr>
-                <w:shd w:val="clear" w:color="auto" w:fill="FFFFFF"/>
-              </w:rPr>
-              <w:t>order'</w:t>
-            </w:r>
-            <w:r>
-              <w:rPr>
-                <w:shd w:val="clear" w:color="auto" w:fill="FFFFFF"/>
-              </w:rPr>
-              <w:t xml:space="preserve"> </w:t>
-            </w:r>
-            <w:r>
-              <w:rPr>
-                <w:shd w:val="clear" w:color="auto" w:fill="FFFFFF"/>
-              </w:rPr>
-              <w:t>or</w:t>
-            </w:r>
-            <w:r>
-              <w:rPr>
-                <w:shd w:val="clear" w:color="auto" w:fill="FFFFFF"/>
-              </w:rPr>
-              <w:t xml:space="preserve"> </w:t>
-            </w:r>
-            <w:r>
-              <w:rPr>
-                <w:shd w:val="clear" w:color="auto" w:fill="FFFFFF"/>
-              </w:rPr>
-              <w:t>(</w:t>
-            </w:r>
-            <w:r>
-              <w:rPr>
-                <w:shd w:val="clear" w:color="auto" w:fill="FFFFFF"/>
-              </w:rPr>
-              <w:t>type_of_interim_order</w:t>
-            </w:r>
-            <w:r>
-              <w:rPr>
-                <w:shd w:val="clear" w:color="auto" w:fill="FFFFFF"/>
-              </w:rPr>
-              <w:t xml:space="preserve"> </w:t>
-            </w:r>
-            <w:r>
-              <w:rPr>
-                <w:shd w:val="clear" w:color="auto" w:fill="FFFFFF"/>
-              </w:rPr>
-              <w:t>==</w:t>
-            </w:r>
-            <w:r>
-              <w:rPr>
-                <w:shd w:val="clear" w:color="auto" w:fill="FFFFFF"/>
-              </w:rPr>
-              <w:t xml:space="preserve"> </w:t>
-            </w:r>
-            <w:r>
-              <w:rPr>
-                <w:shd w:val="clear" w:color="auto" w:fill="FFFFFF"/>
-              </w:rPr>
               <w:t>'motion'</w:t>
             </w:r>
             <w:r>
@@ -6120,6 +6116,7 @@
               <w:rPr>
                 <w:shd w:val="clear" w:color="auto" w:fill="FFFFFF"/>
               </w:rPr>
+              <w:lastRenderedPageBreak/>
               <w:t xml:space="preserve">motion_forms_step </w:t>
             </w:r>
             <w:r>
@@ -6587,50 +6584,50 @@
               <w:t>if</w:t>
             </w:r>
             <w:r>
-              <w:t xml:space="preserve"> unknown_final_date['set </w:t>
+              <w:t xml:space="preserve"> unknown_final_date['set aside'</w:t>
+            </w:r>
+            <w:r>
+              <w:t>]</w:t>
+            </w:r>
+            <w:r>
+              <w:rPr>
+                <w:color w:val="FF0000"/>
+              </w:rPr>
+              <w:t xml:space="preserve"> </w:t>
+            </w:r>
+            <w:r>
+              <w:rPr>
+                <w:color w:val="FF0000"/>
+              </w:rPr>
+              <w:t xml:space="preserve">or </w:t>
+            </w:r>
+            <w:r>
+              <w:rPr>
+                <w:color w:val="FF0000"/>
+              </w:rPr>
+              <w:t>(</w:t>
+            </w:r>
+            <w:r>
+              <w:rPr>
+                <w:color w:val="92D050"/>
+              </w:rPr>
+              <w:t>(</w:t>
+            </w:r>
+            <w:r>
+              <w:rPr>
+                <w:color w:val="FFC000"/>
+              </w:rPr>
+              <w:t>(</w:t>
+            </w:r>
+            <w:r>
+              <w:t>type_of_final_order</w:t>
+            </w:r>
+            <w:r>
+              <w:t xml:space="preserve">['custody order'] and why_change == </w:t>
             </w:r>
             <w:r>
               <w:lastRenderedPageBreak/>
-              <w:t>aside'</w:t>
-            </w:r>
-            <w:r>
-              <w:t>]</w:t>
-            </w:r>
-            <w:r>
-              <w:rPr>
-                <w:color w:val="FF0000"/>
-              </w:rPr>
-              <w:t xml:space="preserve"> </w:t>
-            </w:r>
-            <w:r>
-              <w:rPr>
-                <w:color w:val="FF0000"/>
-              </w:rPr>
-              <w:t xml:space="preserve">or </w:t>
-            </w:r>
-            <w:r>
-              <w:rPr>
-                <w:color w:val="FF0000"/>
-              </w:rPr>
-              <w:t>(</w:t>
-            </w:r>
-            <w:r>
-              <w:rPr>
-                <w:color w:val="92D050"/>
-              </w:rPr>
-              <w:t>(</w:t>
-            </w:r>
-            <w:r>
-              <w:rPr>
-                <w:color w:val="FFC000"/>
-              </w:rPr>
-              <w:t>(</w:t>
-            </w:r>
-            <w:r>
-              <w:t>type_of_final_order</w:t>
-            </w:r>
-            <w:r>
-              <w:t>['custody order'] and why_change == 'problem'</w:t>
+              <w:t>'problem'</w:t>
             </w:r>
             <w:r>
               <w:rPr>
@@ -6822,7 +6819,6 @@
               <w:t xml:space="preserve"> in </w:t>
             </w:r>
             <w:r>
-              <w:lastRenderedPageBreak/>
               <w:t>aka2j_mod_cust_div_templates.yml</w:t>
             </w:r>
           </w:p>
@@ -7114,14 +7110,7 @@
               <w:rPr>
                 <w:shd w:val="clear" w:color="auto" w:fill="FFFFFF"/>
               </w:rPr>
-              <w:t>respond_to_rec</w:t>
-            </w:r>
-            <w:r>
-              <w:rPr>
-                <w:shd w:val="clear" w:color="auto" w:fill="FFFFFF"/>
-              </w:rPr>
-              <w:lastRenderedPageBreak/>
-              <w:t>onsider_step</w:t>
+              <w:t>respond_to_reconsider_step</w:t>
             </w:r>
             <w:r>
               <w:rPr>
@@ -7160,14 +7149,7 @@
               <w:rPr>
                 <w:shd w:val="clear" w:color="auto" w:fill="FFFFFF"/>
               </w:rPr>
-              <w:t>respond_to_r</w:t>
-            </w:r>
-            <w:r>
-              <w:rPr>
-                <w:shd w:val="clear" w:color="auto" w:fill="FFFFFF"/>
-              </w:rPr>
-              <w:lastRenderedPageBreak/>
-              <w:t>econsider</w:t>
+              <w:t>respond_to_reconsider</w:t>
             </w:r>
             <w:r>
               <w:t>_content.docx")) }}</w:t>
@@ -7657,58 +7639,71 @@
               <w:rPr>
                 <w:shd w:val="clear" w:color="auto" w:fill="FFFFFF"/>
               </w:rPr>
+              <w:t xml:space="preserve">{%tr if user_need == 'change foreign custody order' or </w:t>
+            </w:r>
+            <w:r>
+              <w:rPr>
+                <w:color w:val="FF0000"/>
+                <w:shd w:val="clear" w:color="auto" w:fill="FFFFFF"/>
+              </w:rPr>
+              <w:t>(</w:t>
+            </w:r>
+            <w:r>
+              <w:rPr>
+                <w:shd w:val="clear" w:color="auto" w:fill="FFFFFF"/>
+              </w:rPr>
+              <w:t xml:space="preserve">user_need in('change custody </w:t>
+            </w:r>
+            <w:r>
+              <w:rPr>
+                <w:shd w:val="clear" w:color="auto" w:fill="FFFFFF"/>
+              </w:rPr>
               <w:lastRenderedPageBreak/>
-              <w:t xml:space="preserve">{%tr if user_need == 'change foreign custody order' or </w:t>
+              <w:t xml:space="preserve">order', 'change divorce order') and not </w:t>
+            </w:r>
+            <w:r>
+              <w:rPr>
+                <w:shd w:val="clear" w:color="auto" w:fill="FFFFFF"/>
+              </w:rPr>
+              <w:t>unknown_final_date</w:t>
+            </w:r>
+            <w:r>
+              <w:rPr>
+                <w:shd w:val="clear" w:color="auto" w:fill="FFFFFF"/>
+              </w:rPr>
+              <w:t>.all_true</w:t>
+            </w:r>
+            <w:r>
+              <w:rPr>
+                <w:color w:val="00B0F0"/>
+                <w:shd w:val="clear" w:color="auto" w:fill="FFFFFF"/>
+              </w:rPr>
+              <w:t>(</w:t>
+            </w:r>
+            <w:r>
+              <w:rPr>
+                <w:shd w:val="clear" w:color="auto" w:fill="FFFFFF"/>
+              </w:rPr>
+              <w:t>'appeal'</w:t>
+            </w:r>
+            <w:r>
+              <w:rPr>
+                <w:shd w:val="clear" w:color="auto" w:fill="FFFFFF"/>
+              </w:rPr>
+              <w:t>, exclusive = True</w:t>
+            </w:r>
+            <w:r>
+              <w:rPr>
+                <w:color w:val="00B0F0"/>
+                <w:shd w:val="clear" w:color="auto" w:fill="FFFFFF"/>
+              </w:rPr>
+              <w:t>)</w:t>
             </w:r>
             <w:r>
               <w:rPr>
                 <w:color w:val="FF0000"/>
                 <w:shd w:val="clear" w:color="auto" w:fill="FFFFFF"/>
               </w:rPr>
-              <w:t>(</w:t>
-            </w:r>
-            <w:r>
-              <w:rPr>
-                <w:shd w:val="clear" w:color="auto" w:fill="FFFFFF"/>
-              </w:rPr>
-              <w:t xml:space="preserve">user_need in('change custody order', 'change divorce order') and not </w:t>
-            </w:r>
-            <w:r>
-              <w:rPr>
-                <w:shd w:val="clear" w:color="auto" w:fill="FFFFFF"/>
-              </w:rPr>
-              <w:t>unknown_final_date</w:t>
-            </w:r>
-            <w:r>
-              <w:rPr>
-                <w:shd w:val="clear" w:color="auto" w:fill="FFFFFF"/>
-              </w:rPr>
-              <w:t>.all_true</w:t>
-            </w:r>
-            <w:r>
-              <w:rPr>
-                <w:color w:val="00B0F0"/>
-                <w:shd w:val="clear" w:color="auto" w:fill="FFFFFF"/>
-              </w:rPr>
-              <w:t>(</w:t>
-            </w:r>
-            <w:r>
-              <w:rPr>
-                <w:shd w:val="clear" w:color="auto" w:fill="FFFFFF"/>
-              </w:rPr>
-              <w:t>'appeal'</w:t>
-            </w:r>
-            <w:r>
-              <w:rPr>
-                <w:shd w:val="clear" w:color="auto" w:fill="FFFFFF"/>
-              </w:rPr>
-              <w:t>, exclusive = True</w:t>
-            </w:r>
-            <w:r>
-              <w:rPr>
-                <w:color w:val="00B0F0"/>
-                <w:shd w:val="clear" w:color="auto" w:fill="FFFFFF"/>
-              </w:rPr>
               <w:t>)</w:t>
             </w:r>
             <w:r>
@@ -7716,69 +7711,62 @@
                 <w:color w:val="FF0000"/>
                 <w:shd w:val="clear" w:color="auto" w:fill="FFFFFF"/>
               </w:rPr>
+              <w:t xml:space="preserve"> or (</w:t>
+            </w:r>
+            <w:r>
+              <w:rPr>
+                <w:shd w:val="clear" w:color="auto" w:fill="FFFFFF"/>
+              </w:rPr>
+              <w:t>user_need in</w:t>
+            </w:r>
+            <w:r>
+              <w:t>('respond to motion in custody', 'respond to motion in divorce')</w:t>
+            </w:r>
+            <w:r>
+              <w:rPr>
+                <w:shd w:val="clear" w:color="auto" w:fill="FFFFFF"/>
+              </w:rPr>
+              <w:t xml:space="preserve"> </w:t>
+            </w:r>
+            <w:r>
+              <w:rPr>
+                <w:shd w:val="clear" w:color="auto" w:fill="FFFFFF"/>
+              </w:rPr>
+              <w:t>and type_of_response in(</w:t>
+            </w:r>
+            <w:r>
+              <w:rPr>
+                <w:shd w:val="clear" w:color="auto" w:fill="FFFFFF"/>
+              </w:rPr>
+              <w:t xml:space="preserve">'reconsider', </w:t>
+            </w:r>
+            <w:r>
+              <w:rPr>
+                <w:shd w:val="clear" w:color="auto" w:fill="FFFFFF"/>
+              </w:rPr>
+              <w:t>'modify',</w:t>
+            </w:r>
+            <w:r>
+              <w:rPr>
+                <w:shd w:val="clear" w:color="auto" w:fill="FFFFFF"/>
+              </w:rPr>
+              <w:t xml:space="preserve"> </w:t>
+            </w:r>
+            <w:r>
+              <w:rPr>
+                <w:shd w:val="clear" w:color="auto" w:fill="FFFFFF"/>
+              </w:rPr>
+              <w:t>'set aside')</w:t>
+            </w:r>
+            <w:r>
+              <w:rPr>
+                <w:color w:val="FF0000"/>
+                <w:shd w:val="clear" w:color="auto" w:fill="FFFFFF"/>
+              </w:rPr>
               <w:t>)</w:t>
             </w:r>
             <w:r>
               <w:rPr>
-                <w:color w:val="FF0000"/>
-                <w:shd w:val="clear" w:color="auto" w:fill="FFFFFF"/>
-              </w:rPr>
-              <w:t xml:space="preserve"> or (</w:t>
-            </w:r>
-            <w:r>
-              <w:rPr>
-                <w:shd w:val="clear" w:color="auto" w:fill="FFFFFF"/>
-              </w:rPr>
-              <w:t>user_need in</w:t>
-            </w:r>
-            <w:r>
-              <w:t>('respond to motion in custody', 'respond to motion in divorce')</w:t>
-            </w:r>
-            <w:r>
-              <w:rPr>
-                <w:shd w:val="clear" w:color="auto" w:fill="FFFFFF"/>
-              </w:rPr>
-              <w:t xml:space="preserve"> </w:t>
-            </w:r>
-            <w:r>
-              <w:rPr>
-                <w:shd w:val="clear" w:color="auto" w:fill="FFFFFF"/>
-              </w:rPr>
-              <w:t>and type_of_response in(</w:t>
-            </w:r>
-            <w:r>
-              <w:rPr>
-                <w:shd w:val="clear" w:color="auto" w:fill="FFFFFF"/>
-              </w:rPr>
-              <w:t xml:space="preserve">'reconsider', </w:t>
-            </w:r>
-            <w:r>
-              <w:rPr>
-                <w:shd w:val="clear" w:color="auto" w:fill="FFFFFF"/>
-              </w:rPr>
-              <w:t>'modify',</w:t>
-            </w:r>
-            <w:r>
-              <w:rPr>
-                <w:shd w:val="clear" w:color="auto" w:fill="FFFFFF"/>
-              </w:rPr>
-              <w:t xml:space="preserve"> </w:t>
-            </w:r>
-            <w:r>
-              <w:rPr>
-                <w:shd w:val="clear" w:color="auto" w:fill="FFFFFF"/>
-              </w:rPr>
-              <w:t>'set aside')</w:t>
-            </w:r>
-            <w:r>
-              <w:rPr>
-                <w:color w:val="FF0000"/>
-                <w:shd w:val="clear" w:color="auto" w:fill="FFFFFF"/>
-              </w:rPr>
-              <w:t>)</w:t>
-            </w:r>
-            <w:r>
-              <w:rPr>
                 <w:shd w:val="clear" w:color="auto" w:fill="FFFFFF"/>
               </w:rPr>
               <w:t xml:space="preserve"> </w:t>
@@ -7805,6 +7793,7 @@
               <w:pStyle w:val="Body"/>
             </w:pPr>
             <w:r>
+              <w:lastRenderedPageBreak/>
               <w:t>sign</w:t>
             </w:r>
             <w:r>
@@ -7850,6 +7839,7 @@
               <w:br/>
             </w:r>
             <w:r>
+              <w:lastRenderedPageBreak/>
               <w:t xml:space="preserve">in </w:t>
             </w:r>
             <w:r>
@@ -7880,6 +7870,7 @@
               <w:outlineLvl w:val="1"/>
             </w:pPr>
             <w:r>
+              <w:lastRenderedPageBreak/>
               <w:t>{{ sign_step.subject }}</w:t>
             </w:r>
           </w:p>
@@ -8186,51 +8177,51 @@
               <w:rPr>
                 <w:shd w:val="clear" w:color="auto" w:fill="FFFFFF"/>
               </w:rPr>
+              <w:t>final_order_date_within_10_day</w:t>
+            </w:r>
+            <w:r>
+              <w:rPr>
+                <w:shd w:val="clear" w:color="auto" w:fill="FFFFFF"/>
+              </w:rPr>
+              <w:t xml:space="preserve">s </w:t>
+            </w:r>
+            <w:r>
+              <w:rPr>
+                <w:color w:val="00B050"/>
+                <w:shd w:val="clear" w:color="auto" w:fill="FFFFFF"/>
+              </w:rPr>
+              <w:t xml:space="preserve">or </w:t>
+            </w:r>
+            <w:r>
+              <w:rPr>
+                <w:shd w:val="clear" w:color="auto" w:fill="FFFFFF"/>
+              </w:rPr>
+              <w:t>unknown_final_date.all_true</w:t>
+            </w:r>
+            <w:r>
+              <w:rPr>
+                <w:color w:val="00B0F0"/>
+                <w:shd w:val="clear" w:color="auto" w:fill="FFFFFF"/>
+              </w:rPr>
+              <w:t>(</w:t>
+            </w:r>
+            <w:r>
+              <w:rPr>
+                <w:shd w:val="clear" w:color="auto" w:fill="FFFFFF"/>
+              </w:rPr>
+              <w:t>'reconsider',</w:t>
+            </w:r>
+            <w:r>
+              <w:rPr>
+                <w:shd w:val="clear" w:color="auto" w:fill="FFFFFF"/>
+              </w:rPr>
+              <w:t xml:space="preserve"> </w:t>
+            </w:r>
+            <w:r>
+              <w:rPr>
+                <w:shd w:val="clear" w:color="auto" w:fill="FFFFFF"/>
+              </w:rPr>
               <w:lastRenderedPageBreak/>
-              <w:t>final_order_date_within_10_day</w:t>
-            </w:r>
-            <w:r>
-              <w:rPr>
-                <w:shd w:val="clear" w:color="auto" w:fill="FFFFFF"/>
-              </w:rPr>
-              <w:t xml:space="preserve">s </w:t>
-            </w:r>
-            <w:r>
-              <w:rPr>
-                <w:color w:val="00B050"/>
-                <w:shd w:val="clear" w:color="auto" w:fill="FFFFFF"/>
-              </w:rPr>
-              <w:t xml:space="preserve">or </w:t>
-            </w:r>
-            <w:r>
-              <w:rPr>
-                <w:shd w:val="clear" w:color="auto" w:fill="FFFFFF"/>
-              </w:rPr>
-              <w:t>unknown_final_date.all_true</w:t>
-            </w:r>
-            <w:r>
-              <w:rPr>
-                <w:color w:val="00B0F0"/>
-                <w:shd w:val="clear" w:color="auto" w:fill="FFFFFF"/>
-              </w:rPr>
-              <w:t>(</w:t>
-            </w:r>
-            <w:r>
-              <w:rPr>
-                <w:shd w:val="clear" w:color="auto" w:fill="FFFFFF"/>
-              </w:rPr>
-              <w:t>'reconsider',</w:t>
-            </w:r>
-            <w:r>
-              <w:rPr>
-                <w:shd w:val="clear" w:color="auto" w:fill="FFFFFF"/>
-              </w:rPr>
-              <w:t xml:space="preserve"> </w:t>
-            </w:r>
-            <w:r>
-              <w:rPr>
-                <w:shd w:val="clear" w:color="auto" w:fill="FFFFFF"/>
-              </w:rPr>
               <w:t>exclusive</w:t>
             </w:r>
             <w:r>
@@ -8806,7 +8797,6 @@
               <w:rPr>
                 <w:shd w:val="clear" w:color="auto" w:fill="FFFFFF"/>
               </w:rPr>
-              <w:lastRenderedPageBreak/>
               <w:t>{%tr endif %}</w:t>
             </w:r>
           </w:p>
@@ -8863,7 +8853,14 @@
               <w:rPr>
                 <w:shd w:val="clear" w:color="auto" w:fill="FFFFFF"/>
               </w:rPr>
-              <w:t xml:space="preserve"> in('modify', 'set aside') %}</w:t>
+              <w:t xml:space="preserve"> </w:t>
+            </w:r>
+            <w:r>
+              <w:rPr>
+                <w:shd w:val="clear" w:color="auto" w:fill="FFFFFF"/>
+              </w:rPr>
+              <w:lastRenderedPageBreak/>
+              <w:t>in('modify', 'set aside') %}</w:t>
             </w:r>
           </w:p>
         </w:tc>
@@ -8888,6 +8885,7 @@
               <w:rPr>
                 <w:shd w:val="clear" w:color="auto" w:fill="FFFFFF"/>
               </w:rPr>
+              <w:lastRenderedPageBreak/>
               <w:t>expect_after_response_step</w:t>
             </w:r>
             <w:proofErr w:type="spellEnd"/>
@@ -8901,6 +8899,7 @@
               <w:rPr>
                 <w:shd w:val="clear" w:color="auto" w:fill="FFFFFF"/>
               </w:rPr>
+              <w:lastRenderedPageBreak/>
               <w:t>aka2j_motion_response_templates.yml</w:t>
             </w:r>
           </w:p>
@@ -8931,6 +8930,7 @@
               <w:rPr>
                 <w:shd w:val="clear" w:color="auto" w:fill="FFFFFF"/>
               </w:rPr>
+              <w:lastRenderedPageBreak/>
               <w:t xml:space="preserve">{{ </w:t>
             </w:r>
             <w:proofErr w:type="spellStart"/>
@@ -9369,33 +9369,39 @@
               <w:rPr>
                 <w:shd w:val="clear" w:color="auto" w:fill="FFFFFF"/>
               </w:rPr>
+              <w:t xml:space="preserve">{%tr if </w:t>
+            </w:r>
+            <w:r>
+              <w:rPr>
+                <w:shd w:val="clear" w:color="auto" w:fill="FFFFFF"/>
+                <w:lang w:val="en"/>
+              </w:rPr>
+              <w:t>respond_to_appeal</w:t>
+            </w:r>
+            <w:r>
+              <w:rPr>
+                <w:shd w:val="clear" w:color="auto" w:fill="FFFFFF"/>
+              </w:rPr>
+              <w:t xml:space="preserve"> in ('agree',</w:t>
+            </w:r>
+            <w:r>
+              <w:rPr>
+                <w:shd w:val="clear" w:color="auto" w:fill="FFFFFF"/>
+              </w:rPr>
+              <w:t xml:space="preserve"> </w:t>
+            </w:r>
+            <w:r>
+              <w:rPr>
+                <w:shd w:val="clear" w:color="auto" w:fill="FFFFFF"/>
+              </w:rPr>
+              <w:t xml:space="preserve">'some', 'none') </w:t>
+            </w:r>
+            <w:r>
+              <w:rPr>
+                <w:shd w:val="clear" w:color="auto" w:fill="FFFFFF"/>
+              </w:rPr>
               <w:lastRenderedPageBreak/>
-              <w:t xml:space="preserve">{%tr if </w:t>
-            </w:r>
-            <w:r>
-              <w:rPr>
-                <w:shd w:val="clear" w:color="auto" w:fill="FFFFFF"/>
-                <w:lang w:val="en"/>
-              </w:rPr>
-              <w:t>respond_to_appeal</w:t>
-            </w:r>
-            <w:r>
-              <w:rPr>
-                <w:shd w:val="clear" w:color="auto" w:fill="FFFFFF"/>
-              </w:rPr>
-              <w:t xml:space="preserve"> in ('agree',</w:t>
-            </w:r>
-            <w:r>
-              <w:rPr>
-                <w:shd w:val="clear" w:color="auto" w:fill="FFFFFF"/>
-              </w:rPr>
-              <w:t xml:space="preserve"> </w:t>
-            </w:r>
-            <w:r>
-              <w:rPr>
-                <w:shd w:val="clear" w:color="auto" w:fill="FFFFFF"/>
-              </w:rPr>
-              <w:t>'some', 'none') %}</w:t>
+              <w:t>%}</w:t>
             </w:r>
           </w:p>
         </w:tc>
@@ -9414,6 +9420,7 @@
             </w:pPr>
             <w:proofErr w:type="spellStart"/>
             <w:r>
+              <w:lastRenderedPageBreak/>
               <w:t>appeal_response_step</w:t>
             </w:r>
             <w:proofErr w:type="spellEnd"/>
@@ -9855,11 +9862,7 @@
             </w:r>
             <w:proofErr w:type="spellStart"/>
             <w:r>
-              <w:t>get_help_step.s</w:t>
-            </w:r>
-            <w:r>
-              <w:lastRenderedPageBreak/>
-              <w:t>ubject</w:t>
+              <w:t>get_help_step.subject</w:t>
             </w:r>
             <w:proofErr w:type="spellEnd"/>
             <w:r>
@@ -9899,11 +9902,7 @@
               <w:t>get_help</w:t>
             </w:r>
             <w:r>
-              <w:t>_co</w:t>
-            </w:r>
-            <w:r>
-              <w:lastRenderedPageBreak/>
-              <w:t>ntent.docx")) }}</w:t>
+              <w:t>_content.docx")) }}</w:t>
             </w:r>
           </w:p>
         </w:tc>
@@ -9995,14 +9994,27 @@
     <w:r>
       <w:t xml:space="preserve"> of </w:t>
     </w:r>
-    <w:fldSimple w:instr=" NUMPAGES  \* Arabic  \* MERGEFORMAT ">
-      <w:r>
-        <w:rPr>
-          <w:noProof/>
-        </w:rPr>
-        <w:t>49</w:t>
-      </w:r>
-    </w:fldSimple>
+    <w:r>
+      <w:fldChar w:fldCharType="begin"/>
+    </w:r>
+    <w:r>
+      <w:instrText xml:space="preserve"> NUMPAGES  \* Arabic  \* MERGEFORMAT </w:instrText>
+    </w:r>
+    <w:r>
+      <w:fldChar w:fldCharType="separate"/>
+    </w:r>
+    <w:r>
+      <w:rPr>
+        <w:noProof/>
+      </w:rPr>
+      <w:t>49</w:t>
+    </w:r>
+    <w:r>
+      <w:rPr>
+        <w:noProof/>
+      </w:rPr>
+      <w:fldChar w:fldCharType="end"/>
+    </w:r>
     <w:r>
       <w:t xml:space="preserve"> pages</w:t>
     </w:r>
@@ -10016,7 +10028,10 @@
       <w:t>June</w:t>
     </w:r>
     <w:r>
-      <w:t xml:space="preserve"> 5</w:t>
+      <w:t xml:space="preserve"> </w:t>
+    </w:r>
+    <w:r>
+      <w:t>10</w:t>
     </w:r>
     <w:r>
       <w:t>, 2025</w:t>

--- a/docassemble/ChangingDivorceOrder/data/templates/changing_divorce_order_action_plan.docx
+++ b/docassemble/ChangingDivorceOrder/data/templates/changing_divorce_order_action_plan.docx
@@ -1908,14 +1908,17 @@
             </w:pPr>
             <w:proofErr w:type="spellStart"/>
             <w:r>
+              <w:rPr>
+                <w:color w:val="FF66FF"/>
+              </w:rPr>
               <w:t>register_order_step</w:t>
             </w:r>
             <w:proofErr w:type="spellEnd"/>
             <w:r>
-              <w:t xml:space="preserve"> in </w:t>
-            </w:r>
-            <w:r>
-              <w:t>aka2j_mod_cust_div_templates.yml</w:t>
+              <w:rPr>
+                <w:color w:val="FF66FF"/>
+              </w:rPr>
+              <w:t xml:space="preserve"> in aka2j_mod_cust_div_templates.yml</w:t>
             </w:r>
           </w:p>
         </w:tc>
@@ -6123,7 +6126,7 @@
               <w:rPr>
                 <w:shd w:val="clear" w:color="auto" w:fill="FFFFFF"/>
               </w:rPr>
-              <w:t xml:space="preserve"> in </w:t>
+              <w:t xml:space="preserve">in </w:t>
             </w:r>
             <w:r>
               <w:rPr>
@@ -6849,7 +6852,6 @@
               <w:rPr>
                 <w:shd w:val="clear" w:color="auto" w:fill="FFFFFF"/>
               </w:rPr>
-              <w:lastRenderedPageBreak/>
               <w:t>{{ learn_set_aside_step.subject }}</w:t>
             </w:r>
           </w:p>
@@ -7295,7 +7297,19 @@
               <w:rPr>
                 <w:color w:val="FF66FF"/>
               </w:rPr>
-              <w:t>https://github.com/A2JatAKCourts/docassemble-ChangingDivorceOrderInterviewIssues/issues/25</w:t>
+              <w:t xml:space="preserve">https://github.com/A2JatAKCourts/docassemble-ChangingDivorceOrderInterviewIssues/issues/25 </w:t>
+            </w:r>
+            <w:r>
+              <w:rPr>
+                <w:color w:val="9933FF"/>
+              </w:rPr>
+              <w:t>discussed w Jeannie 2026-06-10</w:t>
+            </w:r>
+            <w:r>
+              <w:rPr>
+                <w:color w:val="9933FF"/>
+              </w:rPr>
+              <w:t xml:space="preserve"> use TFs</w:t>
             </w:r>
           </w:p>
         </w:tc>
@@ -7491,19 +7505,25 @@
               <w:rPr>
                 <w:color w:val="FF66FF"/>
               </w:rPr>
-              <w:t xml:space="preserve"> see GitHub issue</w:t>
+              <w:t xml:space="preserve"> See GitHub issue </w:t>
             </w:r>
             <w:r>
               <w:rPr>
                 <w:color w:val="FF66FF"/>
               </w:rPr>
-              <w:t xml:space="preserve"> </w:t>
-            </w:r>
-            <w:r>
-              <w:rPr>
-                <w:color w:val="FF66FF"/>
-              </w:rPr>
-              <w:t>https://github.com/A2JatAKCourts/docassemble-ChangingDivorceOrderInterviewIssues/issues/25</w:t>
+              <w:t xml:space="preserve">https://github.com/A2JatAKCourts/docassemble-ChangingDivorceOrderInterviewIssues/issues/25 </w:t>
+            </w:r>
+            <w:r>
+              <w:rPr>
+                <w:color w:val="9933FF"/>
+              </w:rPr>
+              <w:t>discussed w Jeannie 2026-06-10</w:t>
+            </w:r>
+            <w:r>
+              <w:rPr>
+                <w:color w:val="9933FF"/>
+              </w:rPr>
+              <w:t xml:space="preserve"> use TFs</w:t>
             </w:r>
           </w:p>
         </w:tc>
@@ -7639,7 +7659,14 @@
               <w:rPr>
                 <w:shd w:val="clear" w:color="auto" w:fill="FFFFFF"/>
               </w:rPr>
-              <w:t xml:space="preserve">{%tr if user_need == 'change foreign custody order' or </w:t>
+              <w:t xml:space="preserve">{%tr if user_need == 'change foreign custody </w:t>
+            </w:r>
+            <w:r>
+              <w:rPr>
+                <w:shd w:val="clear" w:color="auto" w:fill="FFFFFF"/>
+              </w:rPr>
+              <w:lastRenderedPageBreak/>
+              <w:t xml:space="preserve">order' or </w:t>
             </w:r>
             <w:r>
               <w:rPr>
@@ -7652,14 +7679,7 @@
               <w:rPr>
                 <w:shd w:val="clear" w:color="auto" w:fill="FFFFFF"/>
               </w:rPr>
-              <w:t xml:space="preserve">user_need in('change custody </w:t>
-            </w:r>
-            <w:r>
-              <w:rPr>
-                <w:shd w:val="clear" w:color="auto" w:fill="FFFFFF"/>
-              </w:rPr>
-              <w:lastRenderedPageBreak/>
-              <w:t xml:space="preserve">order', 'change divorce order') and not </w:t>
+              <w:t xml:space="preserve">user_need in('change custody order', 'change divorce order') and not </w:t>
             </w:r>
             <w:r>
               <w:rPr>
@@ -7824,6 +7844,7 @@
               <w:rPr>
                 <w:shd w:val="clear" w:color="auto" w:fill="FFFFFF"/>
               </w:rPr>
+              <w:lastRenderedPageBreak/>
               <w:t>truefiling_serve</w:t>
             </w:r>
             <w:r>
@@ -7839,7 +7860,6 @@
               <w:br/>
             </w:r>
             <w:r>
-              <w:lastRenderedPageBreak/>
               <w:t xml:space="preserve">in </w:t>
             </w:r>
             <w:r>
@@ -8196,6 +8216,7 @@
               <w:rPr>
                 <w:shd w:val="clear" w:color="auto" w:fill="FFFFFF"/>
               </w:rPr>
+              <w:lastRenderedPageBreak/>
               <w:t>unknown_final_date.all_true</w:t>
             </w:r>
             <w:r>
@@ -8221,7 +8242,6 @@
               <w:rPr>
                 <w:shd w:val="clear" w:color="auto" w:fill="FFFFFF"/>
               </w:rPr>
-              <w:lastRenderedPageBreak/>
               <w:t>exclusive</w:t>
             </w:r>
             <w:r>
@@ -8715,7 +8735,7 @@
               <w:outlineLvl w:val="1"/>
             </w:pPr>
             <w:r>
-              <w:t xml:space="preserve">{{  </w:t>
+              <w:t xml:space="preserve">{{ </w:t>
             </w:r>
             <w:proofErr w:type="spellStart"/>
             <w:r>
@@ -8841,6 +8861,7 @@
               <w:rPr>
                 <w:shd w:val="clear" w:color="auto" w:fill="FFFFFF"/>
               </w:rPr>
+              <w:lastRenderedPageBreak/>
               <w:t xml:space="preserve">{%tr if </w:t>
             </w:r>
             <w:r>
@@ -8853,14 +8874,7 @@
               <w:rPr>
                 <w:shd w:val="clear" w:color="auto" w:fill="FFFFFF"/>
               </w:rPr>
-              <w:t xml:space="preserve"> </w:t>
-            </w:r>
-            <w:r>
-              <w:rPr>
-                <w:shd w:val="clear" w:color="auto" w:fill="FFFFFF"/>
-              </w:rPr>
-              <w:lastRenderedPageBreak/>
-              <w:t>in('modify', 'set aside') %}</w:t>
+              <w:t xml:space="preserve"> in('modify', 'set aside') %}</w:t>
             </w:r>
           </w:p>
         </w:tc>
@@ -8885,7 +8899,6 @@
               <w:rPr>
                 <w:shd w:val="clear" w:color="auto" w:fill="FFFFFF"/>
               </w:rPr>
-              <w:lastRenderedPageBreak/>
               <w:t>expect_after_response_step</w:t>
             </w:r>
             <w:proofErr w:type="spellEnd"/>
@@ -8899,7 +8912,6 @@
               <w:rPr>
                 <w:shd w:val="clear" w:color="auto" w:fill="FFFFFF"/>
               </w:rPr>
-              <w:lastRenderedPageBreak/>
               <w:t>aka2j_motion_response_templates.yml</w:t>
             </w:r>
           </w:p>
@@ -8930,7 +8942,6 @@
               <w:rPr>
                 <w:shd w:val="clear" w:color="auto" w:fill="FFFFFF"/>
               </w:rPr>
-              <w:lastRenderedPageBreak/>
               <w:t xml:space="preserve">{{ </w:t>
             </w:r>
             <w:proofErr w:type="spellStart"/>
@@ -9123,7 +9134,19 @@
               <w:t xml:space="preserve"> </w:t>
             </w:r>
             <w:r>
-              <w:t xml:space="preserve">and in </w:t>
+              <w:t>and</w:t>
+            </w:r>
+            <w:r>
+              <w:br/>
+            </w:r>
+            <w:r>
+              <w:t>file_agreement_step</w:t>
+            </w:r>
+            <w:r>
+              <w:br/>
+            </w:r>
+            <w:r>
+              <w:t xml:space="preserve"> in </w:t>
             </w:r>
             <w:r>
               <w:t>aka2j_motion_response_templates.yml</w:t>
@@ -9382,26 +9405,26 @@
               <w:rPr>
                 <w:shd w:val="clear" w:color="auto" w:fill="FFFFFF"/>
               </w:rPr>
-              <w:t xml:space="preserve"> in ('agree',</w:t>
-            </w:r>
-            <w:r>
-              <w:rPr>
-                <w:shd w:val="clear" w:color="auto" w:fill="FFFFFF"/>
-              </w:rPr>
-              <w:t xml:space="preserve"> </w:t>
-            </w:r>
-            <w:r>
-              <w:rPr>
-                <w:shd w:val="clear" w:color="auto" w:fill="FFFFFF"/>
-              </w:rPr>
-              <w:t xml:space="preserve">'some', 'none') </w:t>
+              <w:t xml:space="preserve"> in </w:t>
             </w:r>
             <w:r>
               <w:rPr>
                 <w:shd w:val="clear" w:color="auto" w:fill="FFFFFF"/>
               </w:rPr>
               <w:lastRenderedPageBreak/>
-              <w:t>%}</w:t>
+              <w:t>('agree',</w:t>
+            </w:r>
+            <w:r>
+              <w:rPr>
+                <w:shd w:val="clear" w:color="auto" w:fill="FFFFFF"/>
+              </w:rPr>
+              <w:t xml:space="preserve"> </w:t>
+            </w:r>
+            <w:r>
+              <w:rPr>
+                <w:shd w:val="clear" w:color="auto" w:fill="FFFFFF"/>
+              </w:rPr>
+              <w:t>'some', 'none') %}</w:t>
             </w:r>
           </w:p>
         </w:tc>
@@ -9680,10 +9703,12 @@
           <w:p>
             <w:pPr>
               <w:pStyle w:val="Body"/>
-              <w:spacing w:before="0" w:after="60"/>
-            </w:pPr>
-          </w:p>
-          <w:p>
+            </w:pPr>
+          </w:p>
+          <w:p>
+            <w:pPr>
+              <w:pStyle w:val="Body"/>
+            </w:pPr>
             <w:r>
               <w:t xml:space="preserve">{{p </w:t>
             </w:r>

--- a/docassemble/ChangingDivorceOrder/data/templates/changing_divorce_order_action_plan.docx
+++ b/docassemble/ChangingDivorceOrder/data/templates/changing_divorce_order_action_plan.docx
@@ -1172,14 +1172,12 @@
               </w:rPr>
               <w:t>') and (</w:t>
             </w:r>
-            <w:proofErr w:type="spellStart"/>
             <w:r>
               <w:rPr>
                 <w:color w:val="FF0000"/>
               </w:rPr>
               <w:t>parents_agree</w:t>
             </w:r>
-            <w:proofErr w:type="spellEnd"/>
             <w:r>
               <w:rPr>
                 <w:color w:val="FF0000"/>
@@ -1471,14 +1469,12 @@
               </w:rPr>
               <w:t xml:space="preserve"> </w:t>
             </w:r>
-            <w:proofErr w:type="spellStart"/>
             <w:r>
               <w:rPr>
                 <w:color w:val="FFC000"/>
               </w:rPr>
               <w:t>parents_agree</w:t>
             </w:r>
-            <w:proofErr w:type="spellEnd"/>
             <w:r>
               <w:rPr>
                 <w:color w:val="FFC000"/>
@@ -3355,23 +3351,7 @@
                 <w:color w:val="C00000"/>
                 <w:shd w:val="clear" w:color="auto" w:fill="FFFFFF"/>
               </w:rPr>
-              <w:t xml:space="preserve">and </w:t>
-            </w:r>
-            <w:proofErr w:type="spellStart"/>
-            <w:r>
-              <w:rPr>
-                <w:color w:val="C00000"/>
-                <w:shd w:val="clear" w:color="auto" w:fill="FFFFFF"/>
-              </w:rPr>
-              <w:t>parents_agree</w:t>
-            </w:r>
-            <w:proofErr w:type="spellEnd"/>
-            <w:r>
-              <w:rPr>
-                <w:color w:val="C00000"/>
-                <w:shd w:val="clear" w:color="auto" w:fill="FFFFFF"/>
-              </w:rPr>
-              <w:t xml:space="preserve"> and </w:t>
+              <w:t xml:space="preserve">and parents_agree and </w:t>
             </w:r>
             <w:r>
               <w:rPr>
@@ -8055,435 +8035,13 @@
           <w:p>
             <w:pPr>
               <w:pStyle w:val="Body"/>
-              <w:rPr>
-                <w:shd w:val="clear" w:color="auto" w:fill="FFFFFF"/>
-              </w:rPr>
-            </w:pPr>
-            <w:r>
-              <w:rPr>
-                <w:shd w:val="clear" w:color="auto" w:fill="FFFFFF"/>
-              </w:rPr>
-              <w:t>{%tr</w:t>
-            </w:r>
-            <w:r>
-              <w:rPr>
-                <w:shd w:val="clear" w:color="auto" w:fill="FFFFFF"/>
-              </w:rPr>
-              <w:t xml:space="preserve"> </w:t>
-            </w:r>
-            <w:r>
-              <w:rPr>
-                <w:shd w:val="clear" w:color="auto" w:fill="FFFFFF"/>
-              </w:rPr>
-              <w:t>if</w:t>
-            </w:r>
-            <w:r>
-              <w:rPr>
-                <w:shd w:val="clear" w:color="auto" w:fill="FFFFFF"/>
-              </w:rPr>
-              <w:t xml:space="preserve"> user_need == '</w:t>
-            </w:r>
-            <w:r>
-              <w:rPr>
-                <w:shd w:val="clear" w:color="auto" w:fill="FFFFFF"/>
-              </w:rPr>
-              <w:t>change</w:t>
-            </w:r>
-            <w:r>
-              <w:rPr>
-                <w:shd w:val="clear" w:color="auto" w:fill="FFFFFF"/>
-              </w:rPr>
-              <w:t xml:space="preserve"> </w:t>
-            </w:r>
-            <w:r>
-              <w:rPr>
-                <w:shd w:val="clear" w:color="auto" w:fill="FFFFFF"/>
-              </w:rPr>
-              <w:t>foreign</w:t>
-            </w:r>
-            <w:r>
-              <w:rPr>
-                <w:shd w:val="clear" w:color="auto" w:fill="FFFFFF"/>
-              </w:rPr>
-              <w:t xml:space="preserve"> </w:t>
-            </w:r>
-            <w:r>
-              <w:rPr>
-                <w:shd w:val="clear" w:color="auto" w:fill="FFFFFF"/>
-              </w:rPr>
-              <w:t>custody</w:t>
-            </w:r>
-            <w:r>
-              <w:rPr>
-                <w:shd w:val="clear" w:color="auto" w:fill="FFFFFF"/>
-              </w:rPr>
-              <w:t xml:space="preserve"> </w:t>
-            </w:r>
-            <w:r>
-              <w:rPr>
-                <w:shd w:val="clear" w:color="auto" w:fill="FFFFFF"/>
-              </w:rPr>
-              <w:t>order</w:t>
-            </w:r>
-            <w:r>
-              <w:rPr>
-                <w:shd w:val="clear" w:color="auto" w:fill="FFFFFF"/>
-              </w:rPr>
-              <w:t xml:space="preserve">' </w:t>
-            </w:r>
-            <w:r>
-              <w:rPr>
-                <w:color w:val="FF0000"/>
-                <w:shd w:val="clear" w:color="auto" w:fill="FFFFFF"/>
-              </w:rPr>
-              <w:t>or</w:t>
-            </w:r>
-            <w:r>
-              <w:rPr>
-                <w:shd w:val="clear" w:color="auto" w:fill="FFFFFF"/>
-              </w:rPr>
-              <w:t xml:space="preserve"> </w:t>
-            </w:r>
-            <w:r>
-              <w:t>(user_need == 'change divorce order'</w:t>
-            </w:r>
-            <w:r>
-              <w:rPr>
-                <w:shd w:val="clear" w:color="auto" w:fill="FFFFFF"/>
-              </w:rPr>
-              <w:t xml:space="preserve"> </w:t>
-            </w:r>
-            <w:r>
-              <w:rPr>
-                <w:color w:val="FFC000"/>
-                <w:shd w:val="clear" w:color="auto" w:fill="FFFFFF"/>
-              </w:rPr>
-              <w:t>and</w:t>
-            </w:r>
-            <w:r>
-              <w:rPr>
-                <w:color w:val="FFC000"/>
-                <w:shd w:val="clear" w:color="auto" w:fill="FFFFFF"/>
-              </w:rPr>
-              <w:t xml:space="preserve"> </w:t>
-            </w:r>
-            <w:r>
-              <w:rPr>
-                <w:color w:val="FFC000"/>
-                <w:shd w:val="clear" w:color="auto" w:fill="FFFFFF"/>
-              </w:rPr>
-              <w:t>not (</w:t>
-            </w:r>
-            <w:r>
-              <w:rPr>
-                <w:shd w:val="clear" w:color="auto" w:fill="FFFFFF"/>
-              </w:rPr>
-              <w:t>interim_order_date_within_10_days</w:t>
-            </w:r>
-            <w:r>
-              <w:rPr>
-                <w:shd w:val="clear" w:color="auto" w:fill="FFFFFF"/>
-              </w:rPr>
-              <w:t xml:space="preserve"> </w:t>
-            </w:r>
-            <w:r>
-              <w:rPr>
-                <w:color w:val="00B050"/>
-                <w:shd w:val="clear" w:color="auto" w:fill="FFFFFF"/>
-              </w:rPr>
-              <w:t xml:space="preserve">or </w:t>
-            </w:r>
-            <w:r>
-              <w:rPr>
-                <w:shd w:val="clear" w:color="auto" w:fill="FFFFFF"/>
-              </w:rPr>
-              <w:t>final_order_date_within_10_day</w:t>
-            </w:r>
-            <w:r>
-              <w:rPr>
-                <w:shd w:val="clear" w:color="auto" w:fill="FFFFFF"/>
-              </w:rPr>
-              <w:t xml:space="preserve">s </w:t>
-            </w:r>
-            <w:r>
-              <w:rPr>
-                <w:color w:val="00B050"/>
-                <w:shd w:val="clear" w:color="auto" w:fill="FFFFFF"/>
-              </w:rPr>
-              <w:t xml:space="preserve">or </w:t>
-            </w:r>
-            <w:r>
-              <w:rPr>
-                <w:shd w:val="clear" w:color="auto" w:fill="FFFFFF"/>
-              </w:rPr>
+            </w:pPr>
+            <w:r>
+              <w:t xml:space="preserve">{%tr if user_need == 'change foreign custody order' or (user_need in('change custody order', 'change divorce order') and not unknown_final_date.all_true('appeal', exclusive = True)) or </w:t>
+            </w:r>
+            <w:r>
               <w:lastRenderedPageBreak/>
-              <w:t>unknown_final_date.all_true</w:t>
-            </w:r>
-            <w:r>
-              <w:rPr>
-                <w:color w:val="00B0F0"/>
-                <w:shd w:val="clear" w:color="auto" w:fill="FFFFFF"/>
-              </w:rPr>
-              <w:t>(</w:t>
-            </w:r>
-            <w:r>
-              <w:rPr>
-                <w:shd w:val="clear" w:color="auto" w:fill="FFFFFF"/>
-              </w:rPr>
-              <w:t>'reconsider',</w:t>
-            </w:r>
-            <w:r>
-              <w:rPr>
-                <w:shd w:val="clear" w:color="auto" w:fill="FFFFFF"/>
-              </w:rPr>
-              <w:t xml:space="preserve"> </w:t>
-            </w:r>
-            <w:r>
-              <w:rPr>
-                <w:shd w:val="clear" w:color="auto" w:fill="FFFFFF"/>
-              </w:rPr>
-              <w:t>exclusive</w:t>
-            </w:r>
-            <w:r>
-              <w:rPr>
-                <w:shd w:val="clear" w:color="auto" w:fill="FFFFFF"/>
-              </w:rPr>
-              <w:t xml:space="preserve"> </w:t>
-            </w:r>
-            <w:r>
-              <w:rPr>
-                <w:shd w:val="clear" w:color="auto" w:fill="FFFFFF"/>
-              </w:rPr>
-              <w:t>=</w:t>
-            </w:r>
-            <w:r>
-              <w:rPr>
-                <w:shd w:val="clear" w:color="auto" w:fill="FFFFFF"/>
-              </w:rPr>
-              <w:t xml:space="preserve"> </w:t>
-            </w:r>
-            <w:r>
-              <w:rPr>
-                <w:shd w:val="clear" w:color="auto" w:fill="FFFFFF"/>
-              </w:rPr>
-              <w:t>True</w:t>
-            </w:r>
-            <w:r>
-              <w:rPr>
-                <w:color w:val="00B0F0"/>
-                <w:shd w:val="clear" w:color="auto" w:fill="FFFFFF"/>
-              </w:rPr>
-              <w:t>)</w:t>
-            </w:r>
-            <w:r>
-              <w:rPr>
-                <w:color w:val="00B0F0"/>
-                <w:shd w:val="clear" w:color="auto" w:fill="FFFFFF"/>
-              </w:rPr>
-              <w:t xml:space="preserve"> </w:t>
-            </w:r>
-            <w:r>
-              <w:rPr>
-                <w:color w:val="00B050"/>
-                <w:shd w:val="clear" w:color="auto" w:fill="FFFFFF"/>
-              </w:rPr>
-              <w:t>or</w:t>
-            </w:r>
-            <w:r>
-              <w:rPr>
-                <w:color w:val="92D050"/>
-                <w:shd w:val="clear" w:color="auto" w:fill="FFFFFF"/>
-              </w:rPr>
-              <w:t xml:space="preserve"> </w:t>
-            </w:r>
-            <w:r>
-              <w:rPr>
-                <w:shd w:val="clear" w:color="auto" w:fill="FFFFFF"/>
-              </w:rPr>
-              <w:t>unknown_final_date.all_true</w:t>
-            </w:r>
-            <w:r>
-              <w:rPr>
-                <w:color w:val="00B0F0"/>
-                <w:shd w:val="clear" w:color="auto" w:fill="FFFFFF"/>
-              </w:rPr>
-              <w:t>(</w:t>
-            </w:r>
-            <w:r>
-              <w:rPr>
-                <w:shd w:val="clear" w:color="auto" w:fill="FFFFFF"/>
-              </w:rPr>
-              <w:t>'</w:t>
-            </w:r>
-            <w:r>
-              <w:rPr>
-                <w:shd w:val="clear" w:color="auto" w:fill="FFFFFF"/>
-              </w:rPr>
-              <w:t>appeal</w:t>
-            </w:r>
-            <w:r>
-              <w:rPr>
-                <w:shd w:val="clear" w:color="auto" w:fill="FFFFFF"/>
-              </w:rPr>
-              <w:t>',</w:t>
-            </w:r>
-            <w:r>
-              <w:rPr>
-                <w:shd w:val="clear" w:color="auto" w:fill="FFFFFF"/>
-              </w:rPr>
-              <w:t xml:space="preserve"> </w:t>
-            </w:r>
-            <w:r>
-              <w:rPr>
-                <w:shd w:val="clear" w:color="auto" w:fill="FFFFFF"/>
-              </w:rPr>
-              <w:t>exclusive</w:t>
-            </w:r>
-            <w:r>
-              <w:rPr>
-                <w:shd w:val="clear" w:color="auto" w:fill="FFFFFF"/>
-              </w:rPr>
-              <w:t xml:space="preserve"> </w:t>
-            </w:r>
-            <w:r>
-              <w:rPr>
-                <w:shd w:val="clear" w:color="auto" w:fill="FFFFFF"/>
-              </w:rPr>
-              <w:t>=</w:t>
-            </w:r>
-            <w:r>
-              <w:rPr>
-                <w:shd w:val="clear" w:color="auto" w:fill="FFFFFF"/>
-              </w:rPr>
-              <w:t xml:space="preserve"> </w:t>
-            </w:r>
-            <w:r>
-              <w:rPr>
-                <w:shd w:val="clear" w:color="auto" w:fill="FFFFFF"/>
-              </w:rPr>
-              <w:t>True</w:t>
-            </w:r>
-            <w:r>
-              <w:rPr>
-                <w:color w:val="00B0F0"/>
-                <w:shd w:val="clear" w:color="auto" w:fill="FFFFFF"/>
-              </w:rPr>
-              <w:t>)</w:t>
-            </w:r>
-            <w:r>
-              <w:rPr>
-                <w:color w:val="92D050"/>
-                <w:shd w:val="clear" w:color="auto" w:fill="FFFFFF"/>
-              </w:rPr>
-              <w:t xml:space="preserve"> </w:t>
-            </w:r>
-            <w:r>
-              <w:rPr>
-                <w:color w:val="00B050"/>
-                <w:shd w:val="clear" w:color="auto" w:fill="FFFFFF"/>
-              </w:rPr>
-              <w:t xml:space="preserve">or </w:t>
-            </w:r>
-            <w:r>
-              <w:rPr>
-                <w:shd w:val="clear" w:color="auto" w:fill="FFFFFF"/>
-              </w:rPr>
-              <w:t>unknown_final_date.all_true</w:t>
-            </w:r>
-            <w:r>
-              <w:rPr>
-                <w:color w:val="00B0F0"/>
-                <w:shd w:val="clear" w:color="auto" w:fill="FFFFFF"/>
-              </w:rPr>
-              <w:t>(</w:t>
-            </w:r>
-            <w:r>
-              <w:rPr>
-                <w:shd w:val="clear" w:color="auto" w:fill="FFFFFF"/>
-              </w:rPr>
-              <w:t>'reconsider',</w:t>
-            </w:r>
-            <w:r>
-              <w:rPr>
-                <w:shd w:val="clear" w:color="auto" w:fill="FFFFFF"/>
-              </w:rPr>
-              <w:t xml:space="preserve"> </w:t>
-            </w:r>
-            <w:r>
-              <w:rPr>
-                <w:shd w:val="clear" w:color="auto" w:fill="FFFFFF"/>
-              </w:rPr>
-              <w:t>'appeal',</w:t>
-            </w:r>
-            <w:r>
-              <w:rPr>
-                <w:shd w:val="clear" w:color="auto" w:fill="FFFFFF"/>
-              </w:rPr>
-              <w:t xml:space="preserve"> </w:t>
-            </w:r>
-            <w:r>
-              <w:rPr>
-                <w:shd w:val="clear" w:color="auto" w:fill="FFFFFF"/>
-              </w:rPr>
-              <w:t>exclusive</w:t>
-            </w:r>
-            <w:r>
-              <w:rPr>
-                <w:shd w:val="clear" w:color="auto" w:fill="FFFFFF"/>
-              </w:rPr>
-              <w:t xml:space="preserve"> </w:t>
-            </w:r>
-            <w:r>
-              <w:rPr>
-                <w:shd w:val="clear" w:color="auto" w:fill="FFFFFF"/>
-              </w:rPr>
-              <w:t>=</w:t>
-            </w:r>
-            <w:r>
-              <w:rPr>
-                <w:shd w:val="clear" w:color="auto" w:fill="FFFFFF"/>
-              </w:rPr>
-              <w:t xml:space="preserve"> </w:t>
-            </w:r>
-            <w:r>
-              <w:rPr>
-                <w:shd w:val="clear" w:color="auto" w:fill="FFFFFF"/>
-              </w:rPr>
-              <w:t>True</w:t>
-            </w:r>
-            <w:r>
-              <w:rPr>
-                <w:color w:val="00B0F0"/>
-                <w:shd w:val="clear" w:color="auto" w:fill="FFFFFF"/>
-              </w:rPr>
-              <w:t>)</w:t>
-            </w:r>
-            <w:r>
-              <w:rPr>
-                <w:color w:val="FFC000"/>
-                <w:shd w:val="clear" w:color="auto" w:fill="FFFFFF"/>
-              </w:rPr>
-              <w:t>)</w:t>
-            </w:r>
-            <w:r>
-              <w:rPr>
-                <w:color w:val="FF0000"/>
-                <w:shd w:val="clear" w:color="auto" w:fill="FFFFFF"/>
-              </w:rPr>
-              <w:t>)</w:t>
-            </w:r>
-            <w:r>
-              <w:rPr>
-                <w:color w:val="92D050"/>
-                <w:shd w:val="clear" w:color="auto" w:fill="FFFFFF"/>
-              </w:rPr>
-              <w:t xml:space="preserve"> </w:t>
-            </w:r>
-            <w:r>
-              <w:rPr>
-                <w:shd w:val="clear" w:color="auto" w:fill="FFFFFF"/>
-              </w:rPr>
-              <w:t>%}</w:t>
+              <w:t>type_of_response in('reconsider', 'modify', 'set aside') %}</w:t>
             </w:r>
           </w:p>
         </w:tc>
@@ -8500,16 +8058,6 @@
             <w:pPr>
               <w:pStyle w:val="Body"/>
             </w:pPr>
-            <w:r>
-              <w:lastRenderedPageBreak/>
-              <w:t xml:space="preserve">expect_after_motion_or_answer_step </w:t>
-            </w:r>
-            <w:r>
-              <w:t xml:space="preserve">in </w:t>
-            </w:r>
-            <w:r>
-              <w:t>aka2j_templates.yml</w:t>
-            </w:r>
           </w:p>
         </w:tc>
       </w:tr>
@@ -8529,27 +8077,9 @@
           <w:p>
             <w:pPr>
               <w:pStyle w:val="Heading2"/>
-              <w:outlineLvl w:val="1"/>
-              <w:rPr>
-                <w:shd w:val="clear" w:color="auto" w:fill="FFFFFF"/>
-              </w:rPr>
-            </w:pPr>
-            <w:r>
-              <w:rPr>
-                <w:shd w:val="clear" w:color="auto" w:fill="FFFFFF"/>
-              </w:rPr>
-              <w:t xml:space="preserve">{{ </w:t>
-            </w:r>
-            <w:proofErr w:type="spellStart"/>
-            <w:r>
-              <w:t>expect_after_motion_or_answer</w:t>
-            </w:r>
-            <w:r>
-              <w:t>_step.subject</w:t>
-            </w:r>
-            <w:proofErr w:type="spellEnd"/>
-            <w:r>
-              <w:t xml:space="preserve"> }}</w:t>
+            </w:pPr>
+            <w:r>
+              <w:t>{{ truefiling_serve_step.subject }}</w:t>
             </w:r>
           </w:p>
         </w:tc>
@@ -8565,27 +8095,14 @@
           <w:p>
             <w:pPr>
               <w:pStyle w:val="Body"/>
-              <w:spacing w:before="0" w:after="60"/>
-            </w:pPr>
-          </w:p>
-          <w:p>
-            <w:pPr>
-              <w:pStyle w:val="Body"/>
-            </w:pPr>
-            <w:r>
-              <w:t xml:space="preserve">{{p </w:t>
-            </w:r>
-            <w:r>
-              <w:t>(include_docx_template("docassemble.AKA2JBranding:</w:t>
-            </w:r>
-            <w:r>
-              <w:rPr>
-                <w:shd w:val="clear" w:color="auto" w:fill="FFFFFF"/>
-              </w:rPr>
-              <w:t>expect_after_motion_or_answer</w:t>
-            </w:r>
-            <w:r>
-              <w:t>_content.docx")) }}</w:t>
+            </w:pPr>
+          </w:p>
+          <w:p>
+            <w:pPr>
+              <w:pStyle w:val="Body"/>
+            </w:pPr>
+            <w:r>
+              <w:t>{{p (include_docx_template("docassemble.AKA2JBranding:truefiling_file_and_serve_content.docx")) }}</w:t>
             </w:r>
           </w:p>
         </w:tc>
@@ -8606,9 +8123,6 @@
           <w:p>
             <w:pPr>
               <w:pStyle w:val="Body"/>
-              <w:rPr>
-                <w:shd w:val="clear" w:color="auto" w:fill="FFFFFF"/>
-              </w:rPr>
             </w:pPr>
             <w:r>
               <w:rPr>
@@ -8655,36 +8169,428 @@
               </w:rPr>
             </w:pPr>
             <w:r>
+              <w:rPr>
+                <w:shd w:val="clear" w:color="auto" w:fill="FFFFFF"/>
+              </w:rPr>
               <w:t>{%tr</w:t>
             </w:r>
             <w:r>
-              <w:t xml:space="preserve"> </w:t>
-            </w:r>
-            <w:r>
+              <w:rPr>
+                <w:shd w:val="clear" w:color="auto" w:fill="FFFFFF"/>
+              </w:rPr>
+              <w:t xml:space="preserve"> </w:t>
+            </w:r>
+            <w:r>
+              <w:rPr>
+                <w:shd w:val="clear" w:color="auto" w:fill="FFFFFF"/>
+              </w:rPr>
               <w:t>if</w:t>
             </w:r>
             <w:r>
-              <w:t xml:space="preserve"> interim</w:t>
-            </w:r>
-            <w:r>
-              <w:t>_order_date_within_10_days</w:t>
-            </w:r>
-            <w:r>
-              <w:t xml:space="preserve"> </w:t>
-            </w:r>
-            <w:r>
+              <w:rPr>
+                <w:shd w:val="clear" w:color="auto" w:fill="FFFFFF"/>
+              </w:rPr>
+              <w:t xml:space="preserve"> user_need == '</w:t>
+            </w:r>
+            <w:r>
+              <w:rPr>
+                <w:shd w:val="clear" w:color="auto" w:fill="FFFFFF"/>
+              </w:rPr>
+              <w:t>change</w:t>
+            </w:r>
+            <w:r>
+              <w:rPr>
+                <w:shd w:val="clear" w:color="auto" w:fill="FFFFFF"/>
+              </w:rPr>
+              <w:t xml:space="preserve"> </w:t>
+            </w:r>
+            <w:r>
+              <w:rPr>
+                <w:shd w:val="clear" w:color="auto" w:fill="FFFFFF"/>
+              </w:rPr>
+              <w:t>foreign</w:t>
+            </w:r>
+            <w:r>
+              <w:rPr>
+                <w:shd w:val="clear" w:color="auto" w:fill="FFFFFF"/>
+              </w:rPr>
+              <w:t xml:space="preserve"> </w:t>
+            </w:r>
+            <w:r>
+              <w:rPr>
+                <w:shd w:val="clear" w:color="auto" w:fill="FFFFFF"/>
+              </w:rPr>
+              <w:t>custody</w:t>
+            </w:r>
+            <w:r>
+              <w:rPr>
+                <w:shd w:val="clear" w:color="auto" w:fill="FFFFFF"/>
+              </w:rPr>
+              <w:t xml:space="preserve"> </w:t>
+            </w:r>
+            <w:r>
+              <w:rPr>
+                <w:shd w:val="clear" w:color="auto" w:fill="FFFFFF"/>
+              </w:rPr>
+              <w:t>order</w:t>
+            </w:r>
+            <w:r>
+              <w:rPr>
+                <w:shd w:val="clear" w:color="auto" w:fill="FFFFFF"/>
+              </w:rPr>
+              <w:t xml:space="preserve">' </w:t>
+            </w:r>
+            <w:r>
+              <w:rPr>
+                <w:color w:val="FF0000"/>
+                <w:shd w:val="clear" w:color="auto" w:fill="FFFFFF"/>
+              </w:rPr>
               <w:t>or</w:t>
             </w:r>
             <w:r>
-              <w:t xml:space="preserve"> </w:t>
-            </w:r>
-            <w:r>
-              <w:t>final_order_date_within_10_days</w:t>
-            </w:r>
-            <w:r>
-              <w:t xml:space="preserve"> or unknown_final_date['reconsider'] </w:t>
-            </w:r>
-            <w:r>
+              <w:rPr>
+                <w:shd w:val="clear" w:color="auto" w:fill="FFFFFF"/>
+              </w:rPr>
+              <w:t xml:space="preserve"> </w:t>
+            </w:r>
+            <w:r>
+              <w:t>(user_need == 'change divorce order'</w:t>
+            </w:r>
+            <w:r>
+              <w:rPr>
+                <w:shd w:val="clear" w:color="auto" w:fill="FFFFFF"/>
+              </w:rPr>
+              <w:t xml:space="preserve"> </w:t>
+            </w:r>
+            <w:r>
+              <w:rPr>
+                <w:color w:val="FFC000"/>
+                <w:shd w:val="clear" w:color="auto" w:fill="FFFFFF"/>
+              </w:rPr>
+              <w:t>and</w:t>
+            </w:r>
+            <w:r>
+              <w:rPr>
+                <w:color w:val="FFC000"/>
+                <w:shd w:val="clear" w:color="auto" w:fill="FFFFFF"/>
+              </w:rPr>
+              <w:t xml:space="preserve"> </w:t>
+            </w:r>
+            <w:r>
+              <w:rPr>
+                <w:color w:val="FFC000"/>
+                <w:shd w:val="clear" w:color="auto" w:fill="FFFFFF"/>
+              </w:rPr>
+              <w:t>not (</w:t>
+            </w:r>
+            <w:r>
+              <w:rPr>
+                <w:shd w:val="clear" w:color="auto" w:fill="FFFFFF"/>
+              </w:rPr>
+              <w:t>interim_order_date_within_10_days</w:t>
+            </w:r>
+            <w:r>
+              <w:rPr>
+                <w:shd w:val="clear" w:color="auto" w:fill="FFFFFF"/>
+              </w:rPr>
+              <w:t xml:space="preserve"> </w:t>
+            </w:r>
+            <w:r>
+              <w:rPr>
+                <w:color w:val="00B050"/>
+                <w:shd w:val="clear" w:color="auto" w:fill="FFFFFF"/>
+              </w:rPr>
+              <w:t xml:space="preserve">or </w:t>
+            </w:r>
+            <w:r>
+              <w:rPr>
+                <w:shd w:val="clear" w:color="auto" w:fill="FFFFFF"/>
+              </w:rPr>
+              <w:t>final_order_date_within_10_day</w:t>
+            </w:r>
+            <w:r>
+              <w:rPr>
+                <w:shd w:val="clear" w:color="auto" w:fill="FFFFFF"/>
+              </w:rPr>
+              <w:t xml:space="preserve">s </w:t>
+            </w:r>
+            <w:r>
+              <w:rPr>
+                <w:color w:val="00B050"/>
+                <w:shd w:val="clear" w:color="auto" w:fill="FFFFFF"/>
+              </w:rPr>
+              <w:t xml:space="preserve">or </w:t>
+            </w:r>
+            <w:r>
+              <w:rPr>
+                <w:shd w:val="clear" w:color="auto" w:fill="FFFFFF"/>
+              </w:rPr>
+              <w:t>unknown_final_date.all_true</w:t>
+            </w:r>
+            <w:r>
+              <w:rPr>
+                <w:color w:val="00B0F0"/>
+                <w:shd w:val="clear" w:color="auto" w:fill="FFFFFF"/>
+              </w:rPr>
+              <w:t>(</w:t>
+            </w:r>
+            <w:r>
+              <w:rPr>
+                <w:shd w:val="clear" w:color="auto" w:fill="FFFFFF"/>
+              </w:rPr>
+              <w:t>'reconsider',</w:t>
+            </w:r>
+            <w:r>
+              <w:rPr>
+                <w:shd w:val="clear" w:color="auto" w:fill="FFFFFF"/>
+              </w:rPr>
+              <w:t xml:space="preserve"> </w:t>
+            </w:r>
+            <w:r>
+              <w:rPr>
+                <w:shd w:val="clear" w:color="auto" w:fill="FFFFFF"/>
+              </w:rPr>
+              <w:t>exclusive</w:t>
+            </w:r>
+            <w:r>
+              <w:rPr>
+                <w:shd w:val="clear" w:color="auto" w:fill="FFFFFF"/>
+              </w:rPr>
+              <w:t xml:space="preserve"> </w:t>
+            </w:r>
+            <w:r>
+              <w:rPr>
+                <w:shd w:val="clear" w:color="auto" w:fill="FFFFFF"/>
+              </w:rPr>
+              <w:t>=</w:t>
+            </w:r>
+            <w:r>
+              <w:rPr>
+                <w:shd w:val="clear" w:color="auto" w:fill="FFFFFF"/>
+              </w:rPr>
+              <w:t xml:space="preserve"> </w:t>
+            </w:r>
+            <w:r>
+              <w:rPr>
+                <w:shd w:val="clear" w:color="auto" w:fill="FFFFFF"/>
+              </w:rPr>
+              <w:t>True</w:t>
+            </w:r>
+            <w:r>
+              <w:rPr>
+                <w:color w:val="00B0F0"/>
+                <w:shd w:val="clear" w:color="auto" w:fill="FFFFFF"/>
+              </w:rPr>
+              <w:t>)</w:t>
+            </w:r>
+            <w:r>
+              <w:rPr>
+                <w:color w:val="00B0F0"/>
+                <w:shd w:val="clear" w:color="auto" w:fill="FFFFFF"/>
+              </w:rPr>
+              <w:t xml:space="preserve"> </w:t>
+            </w:r>
+            <w:r>
+              <w:rPr>
+                <w:color w:val="00B050"/>
+                <w:shd w:val="clear" w:color="auto" w:fill="FFFFFF"/>
+              </w:rPr>
+              <w:t>or</w:t>
+            </w:r>
+            <w:r>
+              <w:rPr>
+                <w:color w:val="92D050"/>
+                <w:shd w:val="clear" w:color="auto" w:fill="FFFFFF"/>
+              </w:rPr>
+              <w:t xml:space="preserve"> </w:t>
+            </w:r>
+            <w:r>
+              <w:rPr>
+                <w:shd w:val="clear" w:color="auto" w:fill="FFFFFF"/>
+              </w:rPr>
+              <w:t>unknown_final_date.all_true</w:t>
+            </w:r>
+            <w:r>
+              <w:rPr>
+                <w:color w:val="00B0F0"/>
+                <w:shd w:val="clear" w:color="auto" w:fill="FFFFFF"/>
+              </w:rPr>
+              <w:t>(</w:t>
+            </w:r>
+            <w:r>
+              <w:rPr>
+                <w:shd w:val="clear" w:color="auto" w:fill="FFFFFF"/>
+              </w:rPr>
+              <w:t>'</w:t>
+            </w:r>
+            <w:r>
+              <w:rPr>
+                <w:shd w:val="clear" w:color="auto" w:fill="FFFFFF"/>
+              </w:rPr>
+              <w:t>appeal</w:t>
+            </w:r>
+            <w:r>
+              <w:rPr>
+                <w:shd w:val="clear" w:color="auto" w:fill="FFFFFF"/>
+              </w:rPr>
+              <w:t>',</w:t>
+            </w:r>
+            <w:r>
+              <w:rPr>
+                <w:shd w:val="clear" w:color="auto" w:fill="FFFFFF"/>
+              </w:rPr>
+              <w:t xml:space="preserve"> </w:t>
+            </w:r>
+            <w:r>
+              <w:rPr>
+                <w:shd w:val="clear" w:color="auto" w:fill="FFFFFF"/>
+              </w:rPr>
+              <w:t>exclusive</w:t>
+            </w:r>
+            <w:r>
+              <w:rPr>
+                <w:shd w:val="clear" w:color="auto" w:fill="FFFFFF"/>
+              </w:rPr>
+              <w:t xml:space="preserve"> </w:t>
+            </w:r>
+            <w:r>
+              <w:rPr>
+                <w:shd w:val="clear" w:color="auto" w:fill="FFFFFF"/>
+              </w:rPr>
+              <w:t>=</w:t>
+            </w:r>
+            <w:r>
+              <w:rPr>
+                <w:shd w:val="clear" w:color="auto" w:fill="FFFFFF"/>
+              </w:rPr>
+              <w:t xml:space="preserve"> </w:t>
+            </w:r>
+            <w:r>
+              <w:rPr>
+                <w:shd w:val="clear" w:color="auto" w:fill="FFFFFF"/>
+              </w:rPr>
+              <w:t>True</w:t>
+            </w:r>
+            <w:r>
+              <w:rPr>
+                <w:color w:val="00B0F0"/>
+                <w:shd w:val="clear" w:color="auto" w:fill="FFFFFF"/>
+              </w:rPr>
+              <w:t>)</w:t>
+            </w:r>
+            <w:r>
+              <w:rPr>
+                <w:color w:val="92D050"/>
+                <w:shd w:val="clear" w:color="auto" w:fill="FFFFFF"/>
+              </w:rPr>
+              <w:t xml:space="preserve"> </w:t>
+            </w:r>
+            <w:r>
+              <w:rPr>
+                <w:color w:val="00B050"/>
+                <w:shd w:val="clear" w:color="auto" w:fill="FFFFFF"/>
+              </w:rPr>
+              <w:t xml:space="preserve">or </w:t>
+            </w:r>
+            <w:r>
+              <w:rPr>
+                <w:shd w:val="clear" w:color="auto" w:fill="FFFFFF"/>
+              </w:rPr>
+              <w:t>unknown_final_date.all_true</w:t>
+            </w:r>
+            <w:r>
+              <w:rPr>
+                <w:color w:val="00B0F0"/>
+                <w:shd w:val="clear" w:color="auto" w:fill="FFFFFF"/>
+              </w:rPr>
+              <w:t>(</w:t>
+            </w:r>
+            <w:r>
+              <w:rPr>
+                <w:shd w:val="clear" w:color="auto" w:fill="FFFFFF"/>
+              </w:rPr>
+              <w:t>'reconsider',</w:t>
+            </w:r>
+            <w:r>
+              <w:rPr>
+                <w:shd w:val="clear" w:color="auto" w:fill="FFFFFF"/>
+              </w:rPr>
+              <w:t xml:space="preserve"> </w:t>
+            </w:r>
+            <w:r>
+              <w:rPr>
+                <w:shd w:val="clear" w:color="auto" w:fill="FFFFFF"/>
+              </w:rPr>
+              <w:t>'appeal',</w:t>
+            </w:r>
+            <w:r>
+              <w:rPr>
+                <w:shd w:val="clear" w:color="auto" w:fill="FFFFFF"/>
+              </w:rPr>
+              <w:t xml:space="preserve"> </w:t>
+            </w:r>
+            <w:r>
+              <w:rPr>
+                <w:shd w:val="clear" w:color="auto" w:fill="FFFFFF"/>
+              </w:rPr>
+              <w:t>exclusive</w:t>
+            </w:r>
+            <w:r>
+              <w:rPr>
+                <w:shd w:val="clear" w:color="auto" w:fill="FFFFFF"/>
+              </w:rPr>
+              <w:t xml:space="preserve"> </w:t>
+            </w:r>
+            <w:r>
+              <w:rPr>
+                <w:shd w:val="clear" w:color="auto" w:fill="FFFFFF"/>
+              </w:rPr>
+              <w:t>=</w:t>
+            </w:r>
+            <w:r>
+              <w:rPr>
+                <w:shd w:val="clear" w:color="auto" w:fill="FFFFFF"/>
+              </w:rPr>
+              <w:t xml:space="preserve"> </w:t>
+            </w:r>
+            <w:r>
+              <w:rPr>
+                <w:shd w:val="clear" w:color="auto" w:fill="FFFFFF"/>
+              </w:rPr>
+              <w:t>True</w:t>
+            </w:r>
+            <w:r>
+              <w:rPr>
+                <w:color w:val="00B0F0"/>
+                <w:shd w:val="clear" w:color="auto" w:fill="FFFFFF"/>
+              </w:rPr>
+              <w:t>)</w:t>
+            </w:r>
+            <w:r>
+              <w:rPr>
+                <w:color w:val="FFC000"/>
+                <w:shd w:val="clear" w:color="auto" w:fill="FFFFFF"/>
+              </w:rPr>
+              <w:t>)</w:t>
+            </w:r>
+            <w:r>
+              <w:rPr>
+                <w:color w:val="FF0000"/>
+                <w:shd w:val="clear" w:color="auto" w:fill="FFFFFF"/>
+              </w:rPr>
+              <w:t>)</w:t>
+            </w:r>
+            <w:r>
+              <w:rPr>
+                <w:color w:val="92D050"/>
+                <w:shd w:val="clear" w:color="auto" w:fill="FFFFFF"/>
+              </w:rPr>
+              <w:t xml:space="preserve"> </w:t>
+            </w:r>
+            <w:r>
+              <w:rPr>
+                <w:shd w:val="clear" w:color="auto" w:fill="FFFFFF"/>
+              </w:rPr>
               <w:t>%}</w:t>
             </w:r>
           </w:p>
@@ -8702,16 +8608,14 @@
             <w:pPr>
               <w:pStyle w:val="Body"/>
             </w:pPr>
-            <w:proofErr w:type="spellStart"/>
-            <w:r>
-              <w:t>expect_reconsider_step</w:t>
-            </w:r>
-            <w:proofErr w:type="spellEnd"/>
-            <w:r>
-              <w:t xml:space="preserve"> in </w:t>
-            </w:r>
-            <w:r>
-              <w:t>aka2j_mod_cust_div_templates.yml</w:t>
+            <w:r>
+              <w:t xml:space="preserve">expect_after_motion_or_answer_step </w:t>
+            </w:r>
+            <w:r>
+              <w:t xml:space="preserve">in </w:t>
+            </w:r>
+            <w:r>
+              <w:t>aka2j_templates.yml</w:t>
             </w:r>
           </w:p>
         </w:tc>
@@ -8733,16 +8637,23 @@
             <w:pPr>
               <w:pStyle w:val="Heading2"/>
               <w:outlineLvl w:val="1"/>
-            </w:pPr>
-            <w:r>
+              <w:rPr>
+                <w:shd w:val="clear" w:color="auto" w:fill="FFFFFF"/>
+              </w:rPr>
+            </w:pPr>
+            <w:r>
+              <w:rPr>
+                <w:shd w:val="clear" w:color="auto" w:fill="FFFFFF"/>
+              </w:rPr>
               <w:t xml:space="preserve">{{ </w:t>
             </w:r>
             <w:proofErr w:type="spellStart"/>
             <w:r>
-              <w:t>expect_reconsider_step</w:t>
-            </w:r>
-            <w:r>
-              <w:t>.subject</w:t>
+              <w:t>expect_after_motion_or_answer</w:t>
+            </w:r>
+            <w:r>
+              <w:lastRenderedPageBreak/>
+              <w:t>_step.subject</w:t>
             </w:r>
             <w:proofErr w:type="spellEnd"/>
             <w:r>
@@ -8779,13 +8690,7 @@
               <w:rPr>
                 <w:shd w:val="clear" w:color="auto" w:fill="FFFFFF"/>
               </w:rPr>
-              <w:t>expect_</w:t>
-            </w:r>
-            <w:r>
-              <w:rPr>
-                <w:shd w:val="clear" w:color="auto" w:fill="FFFFFF"/>
-              </w:rPr>
-              <w:t>reconsider</w:t>
+              <w:t>expect_after_motion_or_answer</w:t>
             </w:r>
             <w:r>
               <w:t>_content.docx")) }}</w:t>
@@ -8858,23 +8763,37 @@
               </w:rPr>
             </w:pPr>
             <w:r>
-              <w:rPr>
-                <w:shd w:val="clear" w:color="auto" w:fill="FFFFFF"/>
-              </w:rPr>
-              <w:lastRenderedPageBreak/>
-              <w:t xml:space="preserve">{%tr if </w:t>
-            </w:r>
-            <w:r>
-              <w:rPr>
-                <w:shd w:val="clear" w:color="auto" w:fill="FFFFFF"/>
-              </w:rPr>
-              <w:t>type_of_response</w:t>
-            </w:r>
-            <w:r>
-              <w:rPr>
-                <w:shd w:val="clear" w:color="auto" w:fill="FFFFFF"/>
-              </w:rPr>
-              <w:t xml:space="preserve"> in('modify', 'set aside') %}</w:t>
+              <w:t>{%tr</w:t>
+            </w:r>
+            <w:r>
+              <w:t xml:space="preserve"> </w:t>
+            </w:r>
+            <w:r>
+              <w:t>if</w:t>
+            </w:r>
+            <w:r>
+              <w:t xml:space="preserve"> interim</w:t>
+            </w:r>
+            <w:r>
+              <w:t>_order_date_within_10_days</w:t>
+            </w:r>
+            <w:r>
+              <w:t xml:space="preserve"> </w:t>
+            </w:r>
+            <w:r>
+              <w:t>or</w:t>
+            </w:r>
+            <w:r>
+              <w:t xml:space="preserve"> </w:t>
+            </w:r>
+            <w:r>
+              <w:t>final_order_date_within_10_days</w:t>
+            </w:r>
+            <w:r>
+              <w:t xml:space="preserve"> or unknown_final_date['reconsider'] </w:t>
+            </w:r>
+            <w:r>
+              <w:t>%}</w:t>
             </w:r>
           </w:p>
         </w:tc>
@@ -8890,29 +8809,17 @@
           <w:p>
             <w:pPr>
               <w:pStyle w:val="Body"/>
-              <w:rPr>
-                <w:shd w:val="clear" w:color="auto" w:fill="FFFFFF"/>
-              </w:rPr>
             </w:pPr>
             <w:proofErr w:type="spellStart"/>
             <w:r>
-              <w:rPr>
-                <w:shd w:val="clear" w:color="auto" w:fill="FFFFFF"/>
-              </w:rPr>
-              <w:t>expect_after_response_step</w:t>
+              <w:t>expect_reconsider_step</w:t>
             </w:r>
             <w:proofErr w:type="spellEnd"/>
             <w:r>
-              <w:rPr>
-                <w:shd w:val="clear" w:color="auto" w:fill="FFFFFF"/>
-              </w:rPr>
               <w:t xml:space="preserve"> in </w:t>
             </w:r>
             <w:r>
-              <w:rPr>
-                <w:shd w:val="clear" w:color="auto" w:fill="FFFFFF"/>
-              </w:rPr>
-              <w:t>aka2j_motion_response_templates.yml</w:t>
+              <w:t>aka2j_mod_cust_div_templates.yml</w:t>
             </w:r>
           </w:p>
         </w:tc>
@@ -8934,34 +8841,19 @@
             <w:pPr>
               <w:pStyle w:val="Heading2"/>
               <w:outlineLvl w:val="1"/>
-              <w:rPr>
-                <w:shd w:val="clear" w:color="auto" w:fill="FFFFFF"/>
-              </w:rPr>
-            </w:pPr>
-            <w:r>
-              <w:rPr>
-                <w:shd w:val="clear" w:color="auto" w:fill="FFFFFF"/>
-              </w:rPr>
+            </w:pPr>
+            <w:r>
               <w:t xml:space="preserve">{{ </w:t>
             </w:r>
             <w:proofErr w:type="spellStart"/>
             <w:r>
-              <w:rPr>
-                <w:shd w:val="clear" w:color="auto" w:fill="FFFFFF"/>
-              </w:rPr>
-              <w:t>expect_after_response_step</w:t>
-            </w:r>
-            <w:r>
-              <w:rPr>
-                <w:shd w:val="clear" w:color="auto" w:fill="FFFFFF"/>
-              </w:rPr>
+              <w:t>expect_reconsider_step</w:t>
+            </w:r>
+            <w:r>
               <w:t>.subject</w:t>
             </w:r>
             <w:proofErr w:type="spellEnd"/>
             <w:r>
-              <w:rPr>
-                <w:shd w:val="clear" w:color="auto" w:fill="FFFFFF"/>
-              </w:rPr>
               <w:t xml:space="preserve"> }}</w:t>
             </w:r>
           </w:p>
@@ -8995,13 +8887,13 @@
               <w:rPr>
                 <w:shd w:val="clear" w:color="auto" w:fill="FFFFFF"/>
               </w:rPr>
-              <w:t>expect_after_</w:t>
-            </w:r>
-            <w:r>
-              <w:rPr>
-                <w:shd w:val="clear" w:color="auto" w:fill="FFFFFF"/>
-              </w:rPr>
-              <w:t>response</w:t>
+              <w:t>expect_</w:t>
+            </w:r>
+            <w:r>
+              <w:rPr>
+                <w:shd w:val="clear" w:color="auto" w:fill="FFFFFF"/>
+              </w:rPr>
+              <w:t>reconsider</w:t>
             </w:r>
             <w:r>
               <w:t>_content.docx")) }}</w:t>
@@ -9025,6 +8917,9 @@
           <w:p>
             <w:pPr>
               <w:pStyle w:val="Body"/>
+              <w:rPr>
+                <w:shd w:val="clear" w:color="auto" w:fill="FFFFFF"/>
+              </w:rPr>
             </w:pPr>
             <w:r>
               <w:rPr>
@@ -9080,37 +8975,13 @@
               <w:rPr>
                 <w:shd w:val="clear" w:color="auto" w:fill="FFFFFF"/>
               </w:rPr>
-              <w:t>respond_to_</w:t>
-            </w:r>
-            <w:r>
-              <w:rPr>
-                <w:shd w:val="clear" w:color="auto" w:fill="FFFFFF"/>
-              </w:rPr>
-              <w:t xml:space="preserve">modify == 'agree' or </w:t>
-            </w:r>
-            <w:r>
-              <w:t>respond_to_set_aside</w:t>
-            </w:r>
-            <w:r>
-              <w:t xml:space="preserve"> =</w:t>
-            </w:r>
-            <w:r>
-              <w:t>=</w:t>
-            </w:r>
-            <w:r>
-              <w:t xml:space="preserve"> </w:t>
-            </w:r>
-            <w:r>
-              <w:t>'agree'</w:t>
-            </w:r>
-            <w:r>
-              <w:t xml:space="preserve"> </w:t>
-            </w:r>
-            <w:r>
-              <w:rPr>
-                <w:shd w:val="clear" w:color="auto" w:fill="FFFFFF"/>
-              </w:rPr>
-              <w:t>%}</w:t>
+              <w:t>type_of_response</w:t>
+            </w:r>
+            <w:r>
+              <w:rPr>
+                <w:shd w:val="clear" w:color="auto" w:fill="FFFFFF"/>
+              </w:rPr>
+              <w:t xml:space="preserve"> in('modify', 'set aside') %}</w:t>
             </w:r>
           </w:p>
         </w:tc>
@@ -9126,29 +8997,28 @@
           <w:p>
             <w:pPr>
               <w:pStyle w:val="Body"/>
-            </w:pPr>
-            <w:r>
-              <w:t>contact_other_party_step</w:t>
-            </w:r>
-            <w:r>
-              <w:t xml:space="preserve"> </w:t>
-            </w:r>
-            <w:r>
-              <w:t>and</w:t>
-            </w:r>
-            <w:r>
-              <w:br/>
-            </w:r>
-            <w:r>
-              <w:t>file_agreement_step</w:t>
-            </w:r>
-            <w:r>
-              <w:br/>
-            </w:r>
-            <w:r>
+              <w:rPr>
+                <w:shd w:val="clear" w:color="auto" w:fill="FFFFFF"/>
+              </w:rPr>
+            </w:pPr>
+            <w:proofErr w:type="spellStart"/>
+            <w:r>
+              <w:rPr>
+                <w:shd w:val="clear" w:color="auto" w:fill="FFFFFF"/>
+              </w:rPr>
+              <w:t>expect_after_response_step</w:t>
+            </w:r>
+            <w:proofErr w:type="spellEnd"/>
+            <w:r>
+              <w:rPr>
+                <w:shd w:val="clear" w:color="auto" w:fill="FFFFFF"/>
+              </w:rPr>
               <w:t xml:space="preserve"> in </w:t>
             </w:r>
             <w:r>
+              <w:rPr>
+                <w:shd w:val="clear" w:color="auto" w:fill="FFFFFF"/>
+              </w:rPr>
               <w:t>aka2j_motion_response_templates.yml</w:t>
             </w:r>
           </w:p>
@@ -9179,26 +9049,14 @@
               <w:rPr>
                 <w:shd w:val="clear" w:color="auto" w:fill="FFFFFF"/>
               </w:rPr>
-              <w:t>{</w:t>
-            </w:r>
-            <w:r>
-              <w:rPr>
-                <w:shd w:val="clear" w:color="auto" w:fill="FFFFFF"/>
-              </w:rPr>
-              <w:t>{</w:t>
-            </w:r>
-            <w:r>
-              <w:rPr>
-                <w:shd w:val="clear" w:color="auto" w:fill="FFFFFF"/>
-              </w:rPr>
-              <w:t xml:space="preserve"> </w:t>
+              <w:t xml:space="preserve">{{ </w:t>
             </w:r>
             <w:proofErr w:type="spellStart"/>
             <w:r>
-              <w:t>contact_other_party_ste</w:t>
-            </w:r>
-            <w:r>
-              <w:t>p</w:t>
+              <w:rPr>
+                <w:shd w:val="clear" w:color="auto" w:fill="FFFFFF"/>
+              </w:rPr>
+              <w:t>expect_after_response_step</w:t>
             </w:r>
             <w:r>
               <w:rPr>
@@ -9211,19 +9069,7 @@
               <w:rPr>
                 <w:shd w:val="clear" w:color="auto" w:fill="FFFFFF"/>
               </w:rPr>
-              <w:t xml:space="preserve"> </w:t>
-            </w:r>
-            <w:r>
-              <w:rPr>
-                <w:shd w:val="clear" w:color="auto" w:fill="FFFFFF"/>
-              </w:rPr>
-              <w:t>}</w:t>
-            </w:r>
-            <w:r>
-              <w:rPr>
-                <w:shd w:val="clear" w:color="auto" w:fill="FFFFFF"/>
-              </w:rPr>
-              <w:t>}</w:t>
+              <w:t xml:space="preserve"> }}</w:t>
             </w:r>
           </w:p>
         </w:tc>
@@ -9245,15 +9091,27 @@
           <w:p>
             <w:pPr>
               <w:pStyle w:val="Body"/>
-              <w:rPr>
-                <w:color w:val="FF00FF"/>
-              </w:rPr>
-            </w:pPr>
-            <w:r>
-              <w:rPr>
-                <w:color w:val="FF00FF"/>
-              </w:rPr>
-              <w:t>contact_other_party_content.docx</w:t>
+            </w:pPr>
+            <w:r>
+              <w:t xml:space="preserve">{{p </w:t>
+            </w:r>
+            <w:r>
+              <w:t>(include_docx_template("docassemble.AKA2JBranding:</w:t>
+            </w:r>
+            <w:r>
+              <w:rPr>
+                <w:shd w:val="clear" w:color="auto" w:fill="FFFFFF"/>
+              </w:rPr>
+              <w:t>expect_after_</w:t>
+            </w:r>
+            <w:r>
+              <w:rPr>
+                <w:shd w:val="clear" w:color="auto" w:fill="FFFFFF"/>
+              </w:rPr>
+              <w:t>response</w:t>
+            </w:r>
+            <w:r>
+              <w:t>_content.docx")) }}</w:t>
             </w:r>
           </w:p>
         </w:tc>
@@ -9273,17 +9131,13 @@
           </w:tcPr>
           <w:p>
             <w:pPr>
-              <w:pStyle w:val="Heading2"/>
-              <w:outlineLvl w:val="1"/>
-              <w:rPr>
-                <w:shd w:val="clear" w:color="auto" w:fill="FFFFFF"/>
-              </w:rPr>
-            </w:pPr>
-            <w:r>
-              <w:rPr>
-                <w:shd w:val="clear" w:color="auto" w:fill="FFFFFF"/>
-              </w:rPr>
-              <w:t>{{ file_agreement_step.subject }}</w:t>
+              <w:pStyle w:val="Body"/>
+            </w:pPr>
+            <w:r>
+              <w:rPr>
+                <w:shd w:val="clear" w:color="auto" w:fill="FFFFFF"/>
+              </w:rPr>
+              <w:t>{%tr endif %}</w:t>
             </w:r>
           </w:p>
         </w:tc>
@@ -9299,28 +9153,7 @@
           <w:p>
             <w:pPr>
               <w:pStyle w:val="Body"/>
-              <w:spacing w:before="0" w:after="60"/>
-            </w:pPr>
-          </w:p>
-          <w:p>
-            <w:pPr>
-              <w:pStyle w:val="Body"/>
-            </w:pPr>
-            <w:r>
-              <w:t>{{p (include_docx_template("docassemble.AKA2JBranding:</w:t>
-            </w:r>
-            <w:r>
-              <w:t>file_agreement</w:t>
-            </w:r>
-            <w:r>
-              <w:t xml:space="preserve">_content.docx")) </w:t>
-            </w:r>
-            <w:r>
-              <w:t>}</w:t>
-            </w:r>
-            <w:r>
-              <w:t>}</w:t>
-            </w:r>
+            </w:pPr>
           </w:p>
         </w:tc>
       </w:tr>
@@ -9348,7 +9181,44 @@
               <w:rPr>
                 <w:shd w:val="clear" w:color="auto" w:fill="FFFFFF"/>
               </w:rPr>
-              <w:t>{%tr endif %}</w:t>
+              <w:lastRenderedPageBreak/>
+              <w:t xml:space="preserve">{%tr if </w:t>
+            </w:r>
+            <w:r>
+              <w:rPr>
+                <w:shd w:val="clear" w:color="auto" w:fill="FFFFFF"/>
+              </w:rPr>
+              <w:t>respond_to_</w:t>
+            </w:r>
+            <w:r>
+              <w:rPr>
+                <w:shd w:val="clear" w:color="auto" w:fill="FFFFFF"/>
+              </w:rPr>
+              <w:t xml:space="preserve">modify == 'agree' or </w:t>
+            </w:r>
+            <w:r>
+              <w:t>respond_to_set_aside</w:t>
+            </w:r>
+            <w:r>
+              <w:t xml:space="preserve"> =</w:t>
+            </w:r>
+            <w:r>
+              <w:t>=</w:t>
+            </w:r>
+            <w:r>
+              <w:t xml:space="preserve"> </w:t>
+            </w:r>
+            <w:r>
+              <w:t>'agree'</w:t>
+            </w:r>
+            <w:r>
+              <w:t xml:space="preserve"> </w:t>
+            </w:r>
+            <w:r>
+              <w:rPr>
+                <w:shd w:val="clear" w:color="auto" w:fill="FFFFFF"/>
+              </w:rPr>
+              <w:t>%}</w:t>
             </w:r>
           </w:p>
         </w:tc>
@@ -9365,6 +9235,30 @@
             <w:pPr>
               <w:pStyle w:val="Body"/>
             </w:pPr>
+            <w:r>
+              <w:t>contact_other_party_step</w:t>
+            </w:r>
+            <w:r>
+              <w:t xml:space="preserve"> </w:t>
+            </w:r>
+            <w:r>
+              <w:t>and</w:t>
+            </w:r>
+            <w:r>
+              <w:br/>
+            </w:r>
+            <w:r>
+              <w:t>file_agreement_step</w:t>
+            </w:r>
+            <w:r>
+              <w:br/>
+            </w:r>
+            <w:r>
+              <w:t xml:space="preserve"> in </w:t>
+            </w:r>
+            <w:r>
+              <w:t>aka2j_motion_response_templates.yml</w:t>
+            </w:r>
           </w:p>
         </w:tc>
       </w:tr>
@@ -9383,48 +9277,61 @@
           </w:tcPr>
           <w:p>
             <w:pPr>
-              <w:pStyle w:val="Body"/>
-              <w:rPr>
-                <w:shd w:val="clear" w:color="auto" w:fill="FFFFFF"/>
-              </w:rPr>
-            </w:pPr>
-            <w:r>
-              <w:rPr>
-                <w:shd w:val="clear" w:color="auto" w:fill="FFFFFF"/>
-              </w:rPr>
-              <w:t xml:space="preserve">{%tr if </w:t>
-            </w:r>
-            <w:r>
-              <w:rPr>
-                <w:shd w:val="clear" w:color="auto" w:fill="FFFFFF"/>
-                <w:lang w:val="en"/>
-              </w:rPr>
-              <w:t>respond_to_appeal</w:t>
-            </w:r>
-            <w:r>
-              <w:rPr>
-                <w:shd w:val="clear" w:color="auto" w:fill="FFFFFF"/>
-              </w:rPr>
-              <w:t xml:space="preserve"> in </w:t>
-            </w:r>
-            <w:r>
-              <w:rPr>
-                <w:shd w:val="clear" w:color="auto" w:fill="FFFFFF"/>
-              </w:rPr>
-              <w:lastRenderedPageBreak/>
-              <w:t>('agree',</w:t>
-            </w:r>
-            <w:r>
-              <w:rPr>
-                <w:shd w:val="clear" w:color="auto" w:fill="FFFFFF"/>
-              </w:rPr>
-              <w:t xml:space="preserve"> </w:t>
-            </w:r>
-            <w:r>
-              <w:rPr>
-                <w:shd w:val="clear" w:color="auto" w:fill="FFFFFF"/>
-              </w:rPr>
-              <w:t>'some', 'none') %}</w:t>
+              <w:pStyle w:val="Heading2"/>
+              <w:outlineLvl w:val="1"/>
+              <w:rPr>
+                <w:shd w:val="clear" w:color="auto" w:fill="FFFFFF"/>
+              </w:rPr>
+            </w:pPr>
+            <w:r>
+              <w:rPr>
+                <w:shd w:val="clear" w:color="auto" w:fill="FFFFFF"/>
+              </w:rPr>
+              <w:t>{</w:t>
+            </w:r>
+            <w:r>
+              <w:rPr>
+                <w:shd w:val="clear" w:color="auto" w:fill="FFFFFF"/>
+              </w:rPr>
+              <w:t>{</w:t>
+            </w:r>
+            <w:r>
+              <w:rPr>
+                <w:shd w:val="clear" w:color="auto" w:fill="FFFFFF"/>
+              </w:rPr>
+              <w:t xml:space="preserve"> </w:t>
+            </w:r>
+            <w:proofErr w:type="spellStart"/>
+            <w:r>
+              <w:t>contact_other_party_ste</w:t>
+            </w:r>
+            <w:r>
+              <w:t>p</w:t>
+            </w:r>
+            <w:r>
+              <w:rPr>
+                <w:shd w:val="clear" w:color="auto" w:fill="FFFFFF"/>
+              </w:rPr>
+              <w:t>.subject</w:t>
+            </w:r>
+            <w:proofErr w:type="spellEnd"/>
+            <w:r>
+              <w:rPr>
+                <w:shd w:val="clear" w:color="auto" w:fill="FFFFFF"/>
+              </w:rPr>
+              <w:t xml:space="preserve"> </w:t>
+            </w:r>
+            <w:r>
+              <w:rPr>
+                <w:shd w:val="clear" w:color="auto" w:fill="FFFFFF"/>
+              </w:rPr>
+              <w:t>}</w:t>
+            </w:r>
+            <w:r>
+              <w:rPr>
+                <w:shd w:val="clear" w:color="auto" w:fill="FFFFFF"/>
+              </w:rPr>
+              <w:t>}</w:t>
             </w:r>
           </w:p>
         </w:tc>
@@ -9440,18 +9347,21 @@
           <w:p>
             <w:pPr>
               <w:pStyle w:val="Body"/>
-            </w:pPr>
-            <w:proofErr w:type="spellStart"/>
-            <w:r>
-              <w:lastRenderedPageBreak/>
-              <w:t>appeal_response_step</w:t>
-            </w:r>
-            <w:proofErr w:type="spellEnd"/>
-            <w:r>
-              <w:t xml:space="preserve"> in </w:t>
-            </w:r>
-            <w:r>
-              <w:t>aka2j_motion_response_templates.yml</w:t>
+              <w:spacing w:before="0" w:after="60"/>
+            </w:pPr>
+          </w:p>
+          <w:p>
+            <w:pPr>
+              <w:pStyle w:val="Body"/>
+              <w:rPr>
+                <w:color w:val="FF00FF"/>
+              </w:rPr>
+            </w:pPr>
+            <w:r>
+              <w:rPr>
+                <w:color w:val="FF00FF"/>
+              </w:rPr>
+              <w:t>contact_other_party_content.docx</w:t>
             </w:r>
           </w:p>
         </w:tc>
@@ -9473,54 +9383,51 @@
             <w:pPr>
               <w:pStyle w:val="Heading2"/>
               <w:outlineLvl w:val="1"/>
-            </w:pPr>
-            <w:r>
-              <w:rPr>
-                <w:shd w:val="clear" w:color="auto" w:fill="FFFFFF"/>
-              </w:rPr>
-              <w:t>{{ appeal_response_step.subject }</w:t>
-            </w:r>
-            <w:r>
-              <w:rPr>
-                <w:shd w:val="clear" w:color="auto" w:fill="FFFFFF"/>
-              </w:rPr>
+              <w:rPr>
+                <w:shd w:val="clear" w:color="auto" w:fill="FFFFFF"/>
+              </w:rPr>
+            </w:pPr>
+            <w:r>
+              <w:rPr>
+                <w:shd w:val="clear" w:color="auto" w:fill="FFFFFF"/>
+              </w:rPr>
+              <w:t>{{ file_agreement_step.subject }}</w:t>
+            </w:r>
+          </w:p>
+        </w:tc>
+        <w:tc>
+          <w:tcPr>
+            <w:tcW w:w="7612" w:type="dxa"/>
+            <w:tcMar>
+              <w:top w:w="432" w:type="dxa"/>
+              <w:left w:w="115" w:type="dxa"/>
+              <w:right w:w="115" w:type="dxa"/>
+            </w:tcMar>
+          </w:tcPr>
+          <w:p>
+            <w:pPr>
+              <w:pStyle w:val="Body"/>
+              <w:spacing w:before="0" w:after="60"/>
+            </w:pPr>
+          </w:p>
+          <w:p>
+            <w:pPr>
+              <w:pStyle w:val="Body"/>
+            </w:pPr>
+            <w:r>
+              <w:t>{{p (include_docx_template("docassemble.AKA2JBranding:</w:t>
+            </w:r>
+            <w:r>
+              <w:t>file_agreement</w:t>
+            </w:r>
+            <w:r>
+              <w:t xml:space="preserve">_content.docx")) </w:t>
+            </w:r>
+            <w:r>
               <w:t>}</w:t>
             </w:r>
-          </w:p>
-        </w:tc>
-        <w:tc>
-          <w:tcPr>
-            <w:tcW w:w="7612" w:type="dxa"/>
-            <w:tcMar>
-              <w:top w:w="432" w:type="dxa"/>
-              <w:left w:w="115" w:type="dxa"/>
-              <w:right w:w="115" w:type="dxa"/>
-            </w:tcMar>
-          </w:tcPr>
-          <w:p>
-            <w:pPr>
-              <w:pStyle w:val="Body"/>
-              <w:spacing w:before="0" w:after="60"/>
-            </w:pPr>
-          </w:p>
-          <w:p>
-            <w:pPr>
-              <w:pStyle w:val="Body"/>
-            </w:pPr>
-            <w:r>
-              <w:t xml:space="preserve">{{p </w:t>
-            </w:r>
-            <w:r>
-              <w:t>(include_docx_template("docassemble.AKA2JBranding:</w:t>
-            </w:r>
-            <w:r>
-              <w:rPr>
-                <w:shd w:val="clear" w:color="auto" w:fill="FFFFFF"/>
-              </w:rPr>
-              <w:t>appeal_response</w:t>
-            </w:r>
-            <w:r>
-              <w:t>_content.docx")) }}</w:t>
+            <w:r>
+              <w:t>}</w:t>
             </w:r>
           </w:p>
         </w:tc>
@@ -9606,7 +9513,19 @@
               <w:rPr>
                 <w:shd w:val="clear" w:color="auto" w:fill="FFFFFF"/>
               </w:rPr>
-              <w:t xml:space="preserve"> == 'agree' %}</w:t>
+              <w:t xml:space="preserve"> in ('agree',</w:t>
+            </w:r>
+            <w:r>
+              <w:rPr>
+                <w:shd w:val="clear" w:color="auto" w:fill="FFFFFF"/>
+              </w:rPr>
+              <w:t xml:space="preserve"> </w:t>
+            </w:r>
+            <w:r>
+              <w:rPr>
+                <w:shd w:val="clear" w:color="auto" w:fill="FFFFFF"/>
+              </w:rPr>
+              <w:t>'some', 'none') %}</w:t>
             </w:r>
           </w:p>
         </w:tc>
@@ -9623,17 +9542,13 @@
             <w:pPr>
               <w:pStyle w:val="Body"/>
             </w:pPr>
-            <w:r>
-              <w:t>appeal_contact_parent_step</w:t>
-            </w:r>
-            <w:r>
-              <w:t xml:space="preserve"> and </w:t>
-            </w:r>
-            <w:r>
-              <w:t xml:space="preserve">tell_supreme_court_step </w:t>
-            </w:r>
-            <w:r>
-              <w:t xml:space="preserve">in </w:t>
+            <w:proofErr w:type="spellStart"/>
+            <w:r>
+              <w:t>appeal_response_step</w:t>
+            </w:r>
+            <w:proofErr w:type="spellEnd"/>
+            <w:r>
+              <w:t xml:space="preserve"> in </w:t>
             </w:r>
             <w:r>
               <w:t>aka2j_motion_response_templates.yml</w:t>
@@ -9663,31 +9578,13 @@
               <w:rPr>
                 <w:shd w:val="clear" w:color="auto" w:fill="FFFFFF"/>
               </w:rPr>
-              <w:t>{{</w:t>
-            </w:r>
-            <w:r>
-              <w:rPr>
-                <w:shd w:val="clear" w:color="auto" w:fill="FFFFFF"/>
-              </w:rPr>
-              <w:t xml:space="preserve"> </w:t>
-            </w:r>
-            <w:r>
-              <w:t>appeal_contact_parent_step</w:t>
-            </w:r>
-            <w:r>
-              <w:t>.subject</w:t>
-            </w:r>
-            <w:r>
-              <w:rPr>
-                <w:shd w:val="clear" w:color="auto" w:fill="FFFFFF"/>
-              </w:rPr>
-              <w:t xml:space="preserve"> </w:t>
-            </w:r>
-            <w:r>
-              <w:rPr>
-                <w:shd w:val="clear" w:color="auto" w:fill="FFFFFF"/>
-              </w:rPr>
-              <w:t>}}</w:t>
+              <w:t>{{ appeal_response_step.subject }</w:t>
+            </w:r>
+            <w:r>
+              <w:rPr>
+                <w:shd w:val="clear" w:color="auto" w:fill="FFFFFF"/>
+              </w:rPr>
+              <w:t>}</w:t>
             </w:r>
           </w:p>
         </w:tc>
@@ -9703,6 +9600,7 @@
           <w:p>
             <w:pPr>
               <w:pStyle w:val="Body"/>
+              <w:spacing w:before="0" w:after="60"/>
             </w:pPr>
           </w:p>
           <w:p>
@@ -9719,7 +9617,7 @@
               <w:rPr>
                 <w:shd w:val="clear" w:color="auto" w:fill="FFFFFF"/>
               </w:rPr>
-              <w:t>appeal_contact_parent</w:t>
+              <w:t>appeal_response</w:t>
             </w:r>
             <w:r>
               <w:t>_content.docx")) }}</w:t>
@@ -9742,31 +9640,16 @@
           </w:tcPr>
           <w:p>
             <w:pPr>
-              <w:pStyle w:val="Heading2"/>
-              <w:outlineLvl w:val="1"/>
-              <w:rPr>
-                <w:shd w:val="clear" w:color="auto" w:fill="FFFFFF"/>
-              </w:rPr>
-            </w:pPr>
-            <w:r>
-              <w:rPr>
-                <w:shd w:val="clear" w:color="auto" w:fill="FFFFFF"/>
-              </w:rPr>
-              <w:t xml:space="preserve">{{ </w:t>
-            </w:r>
-            <w:proofErr w:type="spellStart"/>
-            <w:r>
-              <w:t>tell_supreme_court_step</w:t>
-            </w:r>
-            <w:r>
-              <w:t>.subject</w:t>
-            </w:r>
-            <w:proofErr w:type="spellEnd"/>
-            <w:r>
-              <w:rPr>
-                <w:shd w:val="clear" w:color="auto" w:fill="FFFFFF"/>
-              </w:rPr>
-              <w:t xml:space="preserve"> }}</w:t>
+              <w:pStyle w:val="Body"/>
+              <w:rPr>
+                <w:shd w:val="clear" w:color="auto" w:fill="FFFFFF"/>
+              </w:rPr>
+            </w:pPr>
+            <w:r>
+              <w:rPr>
+                <w:shd w:val="clear" w:color="auto" w:fill="FFFFFF"/>
+              </w:rPr>
+              <w:t>{%tr endif %}</w:t>
             </w:r>
           </w:p>
         </w:tc>
@@ -9782,30 +9665,7 @@
           <w:p>
             <w:pPr>
               <w:pStyle w:val="Body"/>
-              <w:spacing w:before="0" w:after="60"/>
-            </w:pPr>
-          </w:p>
-          <w:p>
-            <w:pPr>
-              <w:pStyle w:val="Body"/>
-              <w:keepNext/>
-              <w:keepLines/>
-            </w:pPr>
-            <w:r>
-              <w:t xml:space="preserve">{{p </w:t>
-            </w:r>
-            <w:r>
-              <w:t>(include_docx_template("docassemble.AKA2JBranding:</w:t>
-            </w:r>
-            <w:r>
-              <w:rPr>
-                <w:shd w:val="clear" w:color="auto" w:fill="FFFFFF"/>
-              </w:rPr>
-              <w:t>tell_supreme_court</w:t>
-            </w:r>
-            <w:r>
-              <w:t>_content.docx")) }}</w:t>
-            </w:r>
+            </w:pPr>
           </w:p>
         </w:tc>
       </w:tr>
@@ -9833,7 +9693,27 @@
               <w:rPr>
                 <w:shd w:val="clear" w:color="auto" w:fill="FFFFFF"/>
               </w:rPr>
-              <w:t>{%tr endif %}</w:t>
+              <w:t xml:space="preserve">{%tr if </w:t>
+            </w:r>
+            <w:r>
+              <w:rPr>
+                <w:shd w:val="clear" w:color="auto" w:fill="FFFFFF"/>
+                <w:lang w:val="en"/>
+              </w:rPr>
+              <w:t>respond_to_appeal</w:t>
+            </w:r>
+            <w:r>
+              <w:rPr>
+                <w:shd w:val="clear" w:color="auto" w:fill="FFFFFF"/>
+              </w:rPr>
+              <w:t xml:space="preserve"> == </w:t>
+            </w:r>
+            <w:r>
+              <w:rPr>
+                <w:shd w:val="clear" w:color="auto" w:fill="FFFFFF"/>
+              </w:rPr>
+              <w:lastRenderedPageBreak/>
+              <w:t>'agree' %}</w:t>
             </w:r>
           </w:p>
         </w:tc>
@@ -9850,16 +9730,21 @@
             <w:pPr>
               <w:pStyle w:val="Body"/>
             </w:pPr>
-            <w:proofErr w:type="spellStart"/>
-            <w:r>
-              <w:t>get_help</w:t>
-            </w:r>
-            <w:proofErr w:type="spellEnd"/>
-            <w:r>
-              <w:t xml:space="preserve"> in </w:t>
-            </w:r>
-            <w:r>
-              <w:t>aka2j_templates.yml</w:t>
+            <w:r>
+              <w:lastRenderedPageBreak/>
+              <w:t>appeal_contact_parent_step</w:t>
+            </w:r>
+            <w:r>
+              <w:t xml:space="preserve"> and </w:t>
+            </w:r>
+            <w:r>
+              <w:t xml:space="preserve">tell_supreme_court_step </w:t>
+            </w:r>
+            <w:r>
+              <w:t xml:space="preserve">in </w:t>
+            </w:r>
+            <w:r>
+              <w:t>aka2j_motion_response_templates.yml</w:t>
             </w:r>
           </w:p>
         </w:tc>
@@ -9883,15 +9768,230 @@
               <w:outlineLvl w:val="1"/>
             </w:pPr>
             <w:r>
+              <w:rPr>
+                <w:shd w:val="clear" w:color="auto" w:fill="FFFFFF"/>
+              </w:rPr>
+              <w:t>{{</w:t>
+            </w:r>
+            <w:r>
+              <w:rPr>
+                <w:shd w:val="clear" w:color="auto" w:fill="FFFFFF"/>
+              </w:rPr>
+              <w:t xml:space="preserve"> </w:t>
+            </w:r>
+            <w:r>
+              <w:t>appeal_contact_parent_step</w:t>
+            </w:r>
+            <w:r>
+              <w:t>.subject</w:t>
+            </w:r>
+            <w:r>
+              <w:rPr>
+                <w:shd w:val="clear" w:color="auto" w:fill="FFFFFF"/>
+              </w:rPr>
+              <w:t xml:space="preserve"> </w:t>
+            </w:r>
+            <w:r>
+              <w:rPr>
+                <w:shd w:val="clear" w:color="auto" w:fill="FFFFFF"/>
+              </w:rPr>
+              <w:t>}}</w:t>
+            </w:r>
+          </w:p>
+        </w:tc>
+        <w:tc>
+          <w:tcPr>
+            <w:tcW w:w="7612" w:type="dxa"/>
+            <w:tcMar>
+              <w:top w:w="432" w:type="dxa"/>
+              <w:left w:w="115" w:type="dxa"/>
+              <w:right w:w="115" w:type="dxa"/>
+            </w:tcMar>
+          </w:tcPr>
+          <w:p>
+            <w:pPr>
+              <w:pStyle w:val="Body"/>
+            </w:pPr>
+          </w:p>
+          <w:p>
+            <w:pPr>
+              <w:pStyle w:val="Body"/>
+            </w:pPr>
+            <w:r>
+              <w:t xml:space="preserve">{{p </w:t>
+            </w:r>
+            <w:r>
+              <w:t>(include_docx_template("docassemble.AKA2JBranding:</w:t>
+            </w:r>
+            <w:r>
+              <w:rPr>
+                <w:shd w:val="clear" w:color="auto" w:fill="FFFFFF"/>
+              </w:rPr>
+              <w:t>appeal_contact_parent</w:t>
+            </w:r>
+            <w:r>
+              <w:t>_content.docx")) }}</w:t>
+            </w:r>
+          </w:p>
+        </w:tc>
+      </w:tr>
+      <w:tr>
+        <w:trPr>
+          <w:jc w:val="center"/>
+        </w:trPr>
+        <w:tc>
+          <w:tcPr>
+            <w:tcW w:w="2880" w:type="dxa"/>
+            <w:tcMar>
+              <w:top w:w="360" w:type="dxa"/>
+              <w:left w:w="115" w:type="dxa"/>
+              <w:right w:w="115" w:type="dxa"/>
+            </w:tcMar>
+          </w:tcPr>
+          <w:p>
+            <w:pPr>
+              <w:pStyle w:val="Heading2"/>
+              <w:outlineLvl w:val="1"/>
+              <w:rPr>
+                <w:shd w:val="clear" w:color="auto" w:fill="FFFFFF"/>
+              </w:rPr>
+            </w:pPr>
+            <w:r>
+              <w:rPr>
+                <w:shd w:val="clear" w:color="auto" w:fill="FFFFFF"/>
+              </w:rPr>
               <w:t xml:space="preserve">{{ </w:t>
             </w:r>
             <w:proofErr w:type="spellStart"/>
             <w:r>
-              <w:t>get_help_step.subject</w:t>
+              <w:t>tell_supreme_court_step</w:t>
+            </w:r>
+            <w:r>
+              <w:t>.subject</w:t>
             </w:r>
             <w:proofErr w:type="spellEnd"/>
             <w:r>
+              <w:rPr>
+                <w:shd w:val="clear" w:color="auto" w:fill="FFFFFF"/>
+              </w:rPr>
               <w:t xml:space="preserve"> }}</w:t>
+            </w:r>
+          </w:p>
+        </w:tc>
+        <w:tc>
+          <w:tcPr>
+            <w:tcW w:w="7612" w:type="dxa"/>
+            <w:tcMar>
+              <w:top w:w="432" w:type="dxa"/>
+              <w:left w:w="115" w:type="dxa"/>
+              <w:right w:w="115" w:type="dxa"/>
+            </w:tcMar>
+          </w:tcPr>
+          <w:p>
+            <w:pPr>
+              <w:pStyle w:val="Body"/>
+              <w:spacing w:before="0" w:after="60"/>
+            </w:pPr>
+          </w:p>
+          <w:p>
+            <w:pPr>
+              <w:pStyle w:val="Body"/>
+              <w:keepNext/>
+              <w:keepLines/>
+            </w:pPr>
+            <w:r>
+              <w:t xml:space="preserve">{{p </w:t>
+            </w:r>
+            <w:r>
+              <w:t>(include_docx_template("docassemble.AKA2JBranding:</w:t>
+            </w:r>
+            <w:r>
+              <w:rPr>
+                <w:shd w:val="clear" w:color="auto" w:fill="FFFFFF"/>
+              </w:rPr>
+              <w:t>tell_supreme_court</w:t>
+            </w:r>
+            <w:r>
+              <w:t>_content.docx")) }}</w:t>
+            </w:r>
+          </w:p>
+        </w:tc>
+      </w:tr>
+      <w:tr>
+        <w:trPr>
+          <w:jc w:val="center"/>
+        </w:trPr>
+        <w:tc>
+          <w:tcPr>
+            <w:tcW w:w="2880" w:type="dxa"/>
+            <w:tcMar>
+              <w:top w:w="360" w:type="dxa"/>
+              <w:left w:w="115" w:type="dxa"/>
+              <w:right w:w="115" w:type="dxa"/>
+            </w:tcMar>
+          </w:tcPr>
+          <w:p>
+            <w:pPr>
+              <w:pStyle w:val="Body"/>
+              <w:rPr>
+                <w:shd w:val="clear" w:color="auto" w:fill="FFFFFF"/>
+              </w:rPr>
+            </w:pPr>
+            <w:r>
+              <w:rPr>
+                <w:shd w:val="clear" w:color="auto" w:fill="FFFFFF"/>
+              </w:rPr>
+              <w:t>{%tr endif %}</w:t>
+            </w:r>
+          </w:p>
+        </w:tc>
+        <w:tc>
+          <w:tcPr>
+            <w:tcW w:w="7612" w:type="dxa"/>
+            <w:tcMar>
+              <w:top w:w="432" w:type="dxa"/>
+              <w:left w:w="115" w:type="dxa"/>
+              <w:right w:w="115" w:type="dxa"/>
+            </w:tcMar>
+          </w:tcPr>
+          <w:p>
+            <w:pPr>
+              <w:pStyle w:val="Body"/>
+            </w:pPr>
+            <w:proofErr w:type="spellStart"/>
+            <w:r>
+              <w:t>get_help</w:t>
+            </w:r>
+            <w:proofErr w:type="spellEnd"/>
+            <w:r>
+              <w:t xml:space="preserve"> in </w:t>
+            </w:r>
+            <w:r>
+              <w:t>aka2j_templates.yml</w:t>
+            </w:r>
+          </w:p>
+        </w:tc>
+      </w:tr>
+      <w:tr>
+        <w:trPr>
+          <w:jc w:val="center"/>
+        </w:trPr>
+        <w:tc>
+          <w:tcPr>
+            <w:tcW w:w="2880" w:type="dxa"/>
+            <w:tcMar>
+              <w:top w:w="360" w:type="dxa"/>
+              <w:left w:w="115" w:type="dxa"/>
+              <w:right w:w="115" w:type="dxa"/>
+            </w:tcMar>
+          </w:tcPr>
+          <w:p>
+            <w:pPr>
+              <w:pStyle w:val="Heading2"/>
+              <w:outlineLvl w:val="1"/>
+            </w:pPr>
+            <w:r>
+              <w:t>{{ get_help.subject }}</w:t>
             </w:r>
           </w:p>
         </w:tc>
@@ -10050,16 +10150,22 @@
       <w:spacing w:before="0" w:beforeAutospacing="0" w:after="0" w:afterAutospacing="0"/>
     </w:pPr>
     <w:r>
-      <w:t>June</w:t>
+      <w:t>Ju</w:t>
+    </w:r>
+    <w:r>
+      <w:t>ly</w:t>
     </w:r>
     <w:r>
       <w:t xml:space="preserve"> </w:t>
     </w:r>
     <w:r>
-      <w:t>10</w:t>
+      <w:t>23</w:t>
     </w:r>
     <w:r>
-      <w:t>, 2025</w:t>
+      <w:t>, 202</w:t>
+    </w:r>
+    <w:r>
+      <w:t>6</w:t>
     </w:r>
   </w:p>
 </w:ftr>

--- a/docassemble/ChangingDivorceOrder/data/templates/changing_divorce_order_action_plan.docx
+++ b/docassemble/ChangingDivorceOrder/data/templates/changing_divorce_order_action_plan.docx
@@ -35,7 +35,31 @@
               <w:rPr>
                 <w:color w:val="FF0000"/>
               </w:rPr>
-              <w:t>{% if user_need == 'change foreign custody order' %}</w:t>
+              <w:t xml:space="preserve">{% if user_need == </w:t>
+            </w:r>
+            <w:r>
+              <w:rPr>
+                <w:color w:val="FF0000"/>
+              </w:rPr>
+              <w:t>'</w:t>
+            </w:r>
+            <w:r>
+              <w:rPr>
+                <w:color w:val="FF0000"/>
+              </w:rPr>
+              <w:t>change foreign custody order</w:t>
+            </w:r>
+            <w:r>
+              <w:rPr>
+                <w:color w:val="FF0000"/>
+              </w:rPr>
+              <w:t>'</w:t>
+            </w:r>
+            <w:r>
+              <w:rPr>
+                <w:color w:val="FF0000"/>
+              </w:rPr>
+              <w:t xml:space="preserve"> %}</w:t>
             </w:r>
             <w:r>
               <w:t>Changing your custody or Parenting Plan order from another state</w:t>
@@ -44,7 +68,31 @@
               <w:rPr>
                 <w:color w:val="FF0000"/>
               </w:rPr>
-              <w:t>{% elif user_need ==  'respond to motion in divorce'%}</w:t>
+              <w:t xml:space="preserve">{% elif user_need ==  </w:t>
+            </w:r>
+            <w:r>
+              <w:rPr>
+                <w:color w:val="FF0000"/>
+              </w:rPr>
+              <w:t>'</w:t>
+            </w:r>
+            <w:r>
+              <w:rPr>
+                <w:color w:val="FF0000"/>
+              </w:rPr>
+              <w:t>respond to motion in divorce</w:t>
+            </w:r>
+            <w:r>
+              <w:rPr>
+                <w:color w:val="FF0000"/>
+              </w:rPr>
+              <w:t>'</w:t>
+            </w:r>
+            <w:r>
+              <w:rPr>
+                <w:color w:val="FF0000"/>
+              </w:rPr>
+              <w:t>%}</w:t>
             </w:r>
             <w:r>
               <w:t>Responding to</w:t>
@@ -68,7 +116,19 @@
               <w:rPr>
                 <w:color w:val="FFC000"/>
               </w:rPr>
-              <w:t>'appeal'</w:t>
+              <w:t>'</w:t>
+            </w:r>
+            <w:r>
+              <w:rPr>
+                <w:color w:val="FFC000"/>
+              </w:rPr>
+              <w:t>appeal</w:t>
+            </w:r>
+            <w:r>
+              <w:rPr>
+                <w:color w:val="FFC000"/>
+              </w:rPr>
+              <w:t>'</w:t>
             </w:r>
             <w:r>
               <w:rPr>
@@ -107,7 +167,31 @@
               <w:rPr>
                 <w:color w:val="92D050"/>
               </w:rPr>
-              <w:t>{% if middle_of_case == 'yes' %}</w:t>
+              <w:t xml:space="preserve">{% if middle_of_case == </w:t>
+            </w:r>
+            <w:r>
+              <w:rPr>
+                <w:color w:val="92D050"/>
+              </w:rPr>
+              <w:t>'</w:t>
+            </w:r>
+            <w:r>
+              <w:rPr>
+                <w:color w:val="92D050"/>
+              </w:rPr>
+              <w:t>yes</w:t>
+            </w:r>
+            <w:r>
+              <w:rPr>
+                <w:color w:val="92D050"/>
+              </w:rPr>
+              <w:t>'</w:t>
+            </w:r>
+            <w:r>
+              <w:rPr>
+                <w:color w:val="92D050"/>
+              </w:rPr>
+              <w:t xml:space="preserve"> %}</w:t>
             </w:r>
             <w:r>
               <w:t xml:space="preserve">spouse </w:t>
@@ -137,19 +221,31 @@
               <w:rPr>
                 <w:color w:val="92D050"/>
               </w:rPr>
-              <w:t>if middle_of_case == '</w:t>
+              <w:t xml:space="preserve">if middle_of_case == </w:t>
             </w:r>
             <w:r>
               <w:rPr>
                 <w:color w:val="92D050"/>
               </w:rPr>
+              <w:t>'</w:t>
+            </w:r>
+            <w:r>
+              <w:rPr>
+                <w:color w:val="92D050"/>
+              </w:rPr>
               <w:t>no</w:t>
             </w:r>
             <w:r>
               <w:rPr>
                 <w:color w:val="92D050"/>
               </w:rPr>
-              <w:t>' %}</w:t>
+              <w:t>'</w:t>
+            </w:r>
+            <w:r>
+              <w:rPr>
+                <w:color w:val="92D050"/>
+              </w:rPr>
+              <w:t xml:space="preserve"> %}</w:t>
             </w:r>
             <w:r>
               <w:t xml:space="preserve"> ex filed to change a court order </w:t>
@@ -194,21 +290,79 @@
               <w:rPr>
                 <w:color w:val="FF0000"/>
               </w:rPr>
-              <w:t xml:space="preserve">{% elif user_need == 'change divorce order' and defined('type_of_final_order') and </w:t>
-            </w:r>
-            <w:proofErr w:type="spellStart"/>
-            <w:r>
-              <w:rPr>
-                <w:color w:val="FF0000"/>
-              </w:rPr>
-              <w:t>type_of_final_order.all_true</w:t>
-            </w:r>
-            <w:proofErr w:type="spellEnd"/>
-            <w:r>
-              <w:rPr>
-                <w:color w:val="FF0000"/>
-              </w:rPr>
-              <w:t>('custody order', exclusive = True</w:t>
+              <w:t xml:space="preserve">{% elif user_need == </w:t>
+            </w:r>
+            <w:r>
+              <w:rPr>
+                <w:color w:val="FF0000"/>
+              </w:rPr>
+              <w:t>'</w:t>
+            </w:r>
+            <w:r>
+              <w:rPr>
+                <w:color w:val="FF0000"/>
+              </w:rPr>
+              <w:t>change divorce order</w:t>
+            </w:r>
+            <w:r>
+              <w:rPr>
+                <w:color w:val="FF0000"/>
+              </w:rPr>
+              <w:t>'</w:t>
+            </w:r>
+            <w:r>
+              <w:rPr>
+                <w:color w:val="FF0000"/>
+              </w:rPr>
+              <w:t xml:space="preserve"> and defined(</w:t>
+            </w:r>
+            <w:r>
+              <w:rPr>
+                <w:color w:val="FF0000"/>
+              </w:rPr>
+              <w:t>'</w:t>
+            </w:r>
+            <w:r>
+              <w:rPr>
+                <w:color w:val="FF0000"/>
+              </w:rPr>
+              <w:t>type_of_final_order</w:t>
+            </w:r>
+            <w:r>
+              <w:rPr>
+                <w:color w:val="FF0000"/>
+              </w:rPr>
+              <w:t>'</w:t>
+            </w:r>
+            <w:r>
+              <w:rPr>
+                <w:color w:val="FF0000"/>
+              </w:rPr>
+              <w:t>) and type_of_final_order.all_true(</w:t>
+            </w:r>
+            <w:r>
+              <w:rPr>
+                <w:color w:val="FF0000"/>
+              </w:rPr>
+              <w:t>'</w:t>
+            </w:r>
+            <w:r>
+              <w:rPr>
+                <w:color w:val="FF0000"/>
+              </w:rPr>
+              <w:t>custody order</w:t>
+            </w:r>
+            <w:r>
+              <w:rPr>
+                <w:color w:val="FF0000"/>
+              </w:rPr>
+              <w:t>'</w:t>
+            </w:r>
+            <w:r>
+              <w:rPr>
+                <w:color w:val="FF0000"/>
+              </w:rPr>
+              <w:t>, exclusive = True</w:t>
             </w:r>
             <w:r>
               <w:rPr>
@@ -238,7 +392,31 @@
               <w:rPr>
                 <w:color w:val="FFC000"/>
               </w:rPr>
-              <w:t>{% if middle_of_case == 'yes' %}</w:t>
+              <w:t xml:space="preserve">{% if middle_of_case == </w:t>
+            </w:r>
+            <w:r>
+              <w:rPr>
+                <w:color w:val="FFC000"/>
+              </w:rPr>
+              <w:t>'</w:t>
+            </w:r>
+            <w:r>
+              <w:rPr>
+                <w:color w:val="FFC000"/>
+              </w:rPr>
+              <w:t>yes</w:t>
+            </w:r>
+            <w:r>
+              <w:rPr>
+                <w:color w:val="FFC000"/>
+              </w:rPr>
+              <w:t>'</w:t>
+            </w:r>
+            <w:r>
+              <w:rPr>
+                <w:color w:val="FFC000"/>
+              </w:rPr>
+              <w:t xml:space="preserve"> %}</w:t>
             </w:r>
             <w:r>
               <w:t>during your divorce case</w:t>
@@ -987,15 +1165,7 @@
               <w:t xml:space="preserve"> </w:t>
             </w:r>
             <w:r>
-              <w:t xml:space="preserve">{{ </w:t>
-            </w:r>
-            <w:proofErr w:type="spellStart"/>
-            <w:r>
-              <w:t>step_list</w:t>
-            </w:r>
-            <w:proofErr w:type="spellEnd"/>
-            <w:r>
-              <w:t xml:space="preserve"> | length }}</w:t>
+              <w:t>{{ step_list | length }}</w:t>
             </w:r>
             <w:r>
               <w:t xml:space="preserve"> </w:t>
@@ -1092,7 +1262,13 @@
               <w:rPr>
                 <w:color w:val="FF0000"/>
               </w:rPr>
-              <w:t>'change</w:t>
+              <w:t>'</w:t>
+            </w:r>
+            <w:r>
+              <w:rPr>
+                <w:color w:val="FF0000"/>
+              </w:rPr>
+              <w:t>change</w:t>
             </w:r>
             <w:r>
               <w:rPr>
@@ -1128,7 +1304,13 @@
               <w:rPr>
                 <w:color w:val="FF0000"/>
               </w:rPr>
-              <w:t>order'</w:t>
+              <w:t>order</w:t>
+            </w:r>
+            <w:r>
+              <w:rPr>
+                <w:color w:val="FF0000"/>
+              </w:rPr>
+              <w:t>'</w:t>
             </w:r>
             <w:r>
               <w:rPr>
@@ -1140,7 +1322,13 @@
               <w:rPr>
                 <w:color w:val="FF0000"/>
               </w:rPr>
-              <w:t>'change</w:t>
+              <w:t>'</w:t>
+            </w:r>
+            <w:r>
+              <w:rPr>
+                <w:color w:val="FF0000"/>
+              </w:rPr>
+              <w:t>change</w:t>
             </w:r>
             <w:r>
               <w:rPr>
@@ -1170,7 +1358,13 @@
               <w:rPr>
                 <w:color w:val="FF0000"/>
               </w:rPr>
-              <w:t>') and (</w:t>
+              <w:t>'</w:t>
+            </w:r>
+            <w:r>
+              <w:rPr>
+                <w:color w:val="FF0000"/>
+              </w:rPr>
+              <w:t>) and (</w:t>
             </w:r>
             <w:r>
               <w:rPr>
@@ -1200,30 +1394,8 @@
               <w:rPr>
                 <w:color w:val="FF0000"/>
               </w:rPr>
-              <w:t>(</w:t>
-            </w:r>
-            <w:proofErr w:type="spellStart"/>
-            <w:r>
-              <w:rPr>
-                <w:color w:val="FF0000"/>
-              </w:rPr>
-              <w:t>unknown_final_date.true_values</w:t>
-            </w:r>
-            <w:proofErr w:type="spellEnd"/>
-            <w:r>
-              <w:rPr>
-                <w:color w:val="FF0000"/>
-              </w:rPr>
-              <w:t>())|</w:t>
-            </w:r>
-            <w:proofErr w:type="spellStart"/>
-            <w:r>
-              <w:rPr>
-                <w:color w:val="FF0000"/>
-              </w:rPr>
-              <w:t>list|length</w:t>
-            </w:r>
-            <w:proofErr w:type="spellEnd"/>
+              <w:t>(unknown_final_date.true_values())|list|length</w:t>
+            </w:r>
             <w:r>
               <w:rPr>
                 <w:color w:val="FF0000"/>
@@ -1281,11 +1453,9 @@
             <w:pPr>
               <w:pStyle w:val="Body"/>
             </w:pPr>
-            <w:proofErr w:type="spellStart"/>
             <w:r>
               <w:t>pick_a_step_step</w:t>
             </w:r>
-            <w:proofErr w:type="spellEnd"/>
             <w:r>
               <w:t xml:space="preserve"> in </w:t>
             </w:r>
@@ -1317,18 +1487,10 @@
               <w:t>{{</w:t>
             </w:r>
             <w:r>
-              <w:t xml:space="preserve"> </w:t>
-            </w:r>
-            <w:proofErr w:type="spellStart"/>
-            <w:r>
-              <w:t>pick_a_step</w:t>
-            </w:r>
-            <w:r>
-              <w:t>_step.subject</w:t>
-            </w:r>
-            <w:proofErr w:type="spellEnd"/>
-            <w:r>
-              <w:t xml:space="preserve"> }}</w:t>
+              <w:t xml:space="preserve"> pick_a_step</w:t>
+            </w:r>
+            <w:r>
+              <w:t>_step.subject }}</w:t>
             </w:r>
           </w:p>
         </w:tc>
@@ -1502,22 +1664,18 @@
             <w:pPr>
               <w:pStyle w:val="Body"/>
             </w:pPr>
-            <w:proofErr w:type="spellStart"/>
             <w:r>
               <w:t>parents_agree_step</w:t>
             </w:r>
-            <w:proofErr w:type="spellEnd"/>
             <w:r>
               <w:t xml:space="preserve"> and</w:t>
             </w:r>
             <w:r>
               <w:br/>
             </w:r>
-            <w:proofErr w:type="spellStart"/>
             <w:r>
               <w:t>tell_the_court_step</w:t>
             </w:r>
-            <w:proofErr w:type="spellEnd"/>
             <w:r>
               <w:t xml:space="preserve"> </w:t>
             </w:r>
@@ -1562,15 +1720,7 @@
               <w:outlineLvl w:val="1"/>
             </w:pPr>
             <w:r>
-              <w:t xml:space="preserve">{{ </w:t>
-            </w:r>
-            <w:proofErr w:type="spellStart"/>
-            <w:r>
-              <w:t>parents_agree_step.subject</w:t>
-            </w:r>
-            <w:proofErr w:type="spellEnd"/>
-            <w:r>
-              <w:t xml:space="preserve"> }}</w:t>
+              <w:t>{{ parents_agree_step.subject }}</w:t>
             </w:r>
           </w:p>
         </w:tc>
@@ -1625,21 +1775,13 @@
             </w:pPr>
             <w:r>
               <w:lastRenderedPageBreak/>
-              <w:t xml:space="preserve">{{ </w:t>
-            </w:r>
-            <w:proofErr w:type="spellStart"/>
-            <w:r>
-              <w:t>tell_the_court_</w:t>
+              <w:t>{{ tell_the_court_</w:t>
             </w:r>
             <w:r>
               <w:t>step.</w:t>
             </w:r>
             <w:r>
-              <w:t>subject</w:t>
-            </w:r>
-            <w:proofErr w:type="spellEnd"/>
-            <w:r>
-              <w:t xml:space="preserve"> }}</w:t>
+              <w:t>subject }}</w:t>
             </w:r>
           </w:p>
         </w:tc>
@@ -1808,7 +1950,13 @@
               <w:rPr>
                 <w:shd w:val="clear" w:color="auto" w:fill="FFFFFF"/>
               </w:rPr>
-              <w:t>'change</w:t>
+              <w:t>'</w:t>
+            </w:r>
+            <w:r>
+              <w:rPr>
+                <w:shd w:val="clear" w:color="auto" w:fill="FFFFFF"/>
+              </w:rPr>
+              <w:t>change</w:t>
             </w:r>
             <w:r>
               <w:rPr>
@@ -1844,7 +1992,13 @@
               <w:rPr>
                 <w:shd w:val="clear" w:color="auto" w:fill="FFFFFF"/>
               </w:rPr>
-              <w:t>order'</w:t>
+              <w:t>order</w:t>
+            </w:r>
+            <w:r>
+              <w:rPr>
+                <w:shd w:val="clear" w:color="auto" w:fill="FFFFFF"/>
+              </w:rPr>
+              <w:t>'</w:t>
             </w:r>
             <w:r>
               <w:t xml:space="preserve"> </w:t>
@@ -1870,11 +2024,9 @@
             <w:pPr>
               <w:pStyle w:val="Body"/>
             </w:pPr>
-            <w:proofErr w:type="spellStart"/>
             <w:r>
               <w:t>foreign_order_step</w:t>
             </w:r>
-            <w:proofErr w:type="spellEnd"/>
             <w:r>
               <w:t xml:space="preserve"> in </w:t>
             </w:r>
@@ -1886,11 +2038,9 @@
             <w:pPr>
               <w:pStyle w:val="Body"/>
             </w:pPr>
-            <w:proofErr w:type="spellStart"/>
             <w:r>
               <w:t>ak_jurisdiction_step</w:t>
             </w:r>
-            <w:proofErr w:type="spellEnd"/>
             <w:r>
               <w:t xml:space="preserve"> in </w:t>
             </w:r>
@@ -1902,19 +2052,11 @@
             <w:pPr>
               <w:pStyle w:val="Body"/>
             </w:pPr>
-            <w:proofErr w:type="spellStart"/>
             <w:r>
               <w:rPr>
                 <w:color w:val="FF66FF"/>
               </w:rPr>
-              <w:t>register_order_step</w:t>
-            </w:r>
-            <w:proofErr w:type="spellEnd"/>
-            <w:r>
-              <w:rPr>
-                <w:color w:val="FF66FF"/>
-              </w:rPr>
-              <w:t xml:space="preserve"> in aka2j_mod_cust_div_templates.yml</w:t>
+              <w:t>register_order_step in aka2j_mod_cust_div_templates.yml</w:t>
             </w:r>
           </w:p>
         </w:tc>
@@ -1943,16 +2085,11 @@
             <w:r>
               <w:t xml:space="preserve">{{ </w:t>
             </w:r>
-            <w:proofErr w:type="spellStart"/>
             <w:r>
               <w:t>foreign_order_step</w:t>
             </w:r>
             <w:r>
-              <w:t>.subject</w:t>
-            </w:r>
-            <w:proofErr w:type="spellEnd"/>
-            <w:r>
-              <w:t xml:space="preserve"> }}</w:t>
+              <w:t>.subject }}</w:t>
             </w:r>
           </w:p>
         </w:tc>
@@ -2007,7 +2144,6 @@
               </w:rPr>
               <w:t xml:space="preserve">{{ </w:t>
             </w:r>
-            <w:proofErr w:type="spellStart"/>
             <w:r>
               <w:rPr>
                 <w:shd w:val="clear" w:color="auto" w:fill="FFFFFF"/>
@@ -2018,14 +2154,7 @@
               <w:rPr>
                 <w:shd w:val="clear" w:color="auto" w:fill="FFFFFF"/>
               </w:rPr>
-              <w:t>.subject</w:t>
-            </w:r>
-            <w:proofErr w:type="spellEnd"/>
-            <w:r>
-              <w:rPr>
-                <w:shd w:val="clear" w:color="auto" w:fill="FFFFFF"/>
-              </w:rPr>
-              <w:t xml:space="preserve"> }}</w:t>
+              <w:t>.subject }}</w:t>
             </w:r>
           </w:p>
         </w:tc>
@@ -2090,7 +2219,6 @@
               </w:rPr>
               <w:t xml:space="preserve">{{ </w:t>
             </w:r>
-            <w:proofErr w:type="spellStart"/>
             <w:r>
               <w:rPr>
                 <w:shd w:val="clear" w:color="auto" w:fill="FFFFFF"/>
@@ -2101,14 +2229,7 @@
               <w:rPr>
                 <w:shd w:val="clear" w:color="auto" w:fill="FFFFFF"/>
               </w:rPr>
-              <w:t>.subject</w:t>
-            </w:r>
-            <w:proofErr w:type="spellEnd"/>
-            <w:r>
-              <w:rPr>
-                <w:shd w:val="clear" w:color="auto" w:fill="FFFFFF"/>
-              </w:rPr>
-              <w:t xml:space="preserve"> }}</w:t>
+              <w:t>.subject }}</w:t>
             </w:r>
           </w:p>
         </w:tc>
@@ -2295,7 +2416,14 @@
                 <w:color w:val="FF0000"/>
                 <w:shd w:val="clear" w:color="auto" w:fill="FFFFFF"/>
               </w:rPr>
-              <w:t>'change</w:t>
+              <w:t>'</w:t>
+            </w:r>
+            <w:r>
+              <w:rPr>
+                <w:color w:val="FF0000"/>
+                <w:shd w:val="clear" w:color="auto" w:fill="FFFFFF"/>
+              </w:rPr>
+              <w:t>change</w:t>
             </w:r>
             <w:r>
               <w:rPr>
@@ -2337,7 +2465,14 @@
                 <w:color w:val="FF0000"/>
                 <w:shd w:val="clear" w:color="auto" w:fill="FFFFFF"/>
               </w:rPr>
-              <w:t>order'</w:t>
+              <w:t>order</w:t>
+            </w:r>
+            <w:r>
+              <w:rPr>
+                <w:color w:val="FF0000"/>
+                <w:shd w:val="clear" w:color="auto" w:fill="FFFFFF"/>
+              </w:rPr>
+              <w:t>'</w:t>
             </w:r>
             <w:r>
               <w:rPr>
@@ -2368,13 +2503,32 @@
                 <w:color w:val="FFC000"/>
                 <w:shd w:val="clear" w:color="auto" w:fill="FFFFFF"/>
               </w:rPr>
-              <w:t>user_need == '</w:t>
-            </w:r>
-            <w:r>
-              <w:rPr>
-                <w:color w:val="FFC000"/>
-              </w:rPr>
-              <w:t xml:space="preserve">change divorce order' </w:t>
+              <w:t xml:space="preserve">user_need == </w:t>
+            </w:r>
+            <w:r>
+              <w:rPr>
+                <w:color w:val="FFC000"/>
+                <w:shd w:val="clear" w:color="auto" w:fill="FFFFFF"/>
+              </w:rPr>
+              <w:t>'</w:t>
+            </w:r>
+            <w:r>
+              <w:rPr>
+                <w:color w:val="FFC000"/>
+              </w:rPr>
+              <w:t>change divorce order</w:t>
+            </w:r>
+            <w:r>
+              <w:rPr>
+                <w:color w:val="FFC000"/>
+              </w:rPr>
+              <w:t>'</w:t>
+            </w:r>
+            <w:r>
+              <w:rPr>
+                <w:color w:val="FFC000"/>
+              </w:rPr>
+              <w:t xml:space="preserve"> </w:t>
             </w:r>
             <w:r>
               <w:rPr>
@@ -2388,7 +2542,21 @@
                 <w:shd w:val="clear" w:color="auto" w:fill="FFFFFF"/>
               </w:rPr>
               <w:lastRenderedPageBreak/>
-              <w:t>type_of_final_order['custody</w:t>
+              <w:t>type_of_final_order[</w:t>
+            </w:r>
+            <w:r>
+              <w:rPr>
+                <w:color w:val="FFC000"/>
+                <w:shd w:val="clear" w:color="auto" w:fill="FFFFFF"/>
+              </w:rPr>
+              <w:t>'</w:t>
+            </w:r>
+            <w:r>
+              <w:rPr>
+                <w:color w:val="FFC000"/>
+                <w:shd w:val="clear" w:color="auto" w:fill="FFFFFF"/>
+              </w:rPr>
+              <w:t>custody</w:t>
             </w:r>
             <w:r>
               <w:rPr>
@@ -2402,7 +2570,21 @@
                 <w:color w:val="FFC000"/>
                 <w:shd w:val="clear" w:color="auto" w:fill="FFFFFF"/>
               </w:rPr>
-              <w:t>order']</w:t>
+              <w:t>order</w:t>
+            </w:r>
+            <w:r>
+              <w:rPr>
+                <w:color w:val="FFC000"/>
+                <w:shd w:val="clear" w:color="auto" w:fill="FFFFFF"/>
+              </w:rPr>
+              <w:t>'</w:t>
+            </w:r>
+            <w:r>
+              <w:rPr>
+                <w:color w:val="FFC000"/>
+                <w:shd w:val="clear" w:color="auto" w:fill="FFFFFF"/>
+              </w:rPr>
+              <w:t>]</w:t>
             </w:r>
             <w:r>
               <w:rPr>
@@ -2440,7 +2622,31 @@
               <w:rPr>
                 <w:color w:val="FFC000"/>
               </w:rPr>
-              <w:t>in('review',</w:t>
+              <w:t>in(</w:t>
+            </w:r>
+            <w:r>
+              <w:rPr>
+                <w:color w:val="FFC000"/>
+              </w:rPr>
+              <w:t>'</w:t>
+            </w:r>
+            <w:r>
+              <w:rPr>
+                <w:color w:val="FFC000"/>
+              </w:rPr>
+              <w:t>review</w:t>
+            </w:r>
+            <w:r>
+              <w:rPr>
+                <w:color w:val="FFC000"/>
+              </w:rPr>
+              <w:t>'</w:t>
+            </w:r>
+            <w:r>
+              <w:rPr>
+                <w:color w:val="FFC000"/>
+              </w:rPr>
+              <w:t>,</w:t>
             </w:r>
             <w:r>
               <w:rPr>
@@ -2452,11 +2658,23 @@
               <w:rPr>
                 <w:color w:val="FFC000"/>
               </w:rPr>
-              <w:t>'schedule')</w:t>
-            </w:r>
-            <w:r>
-              <w:rPr>
-                <w:color w:val="FF0000"/>
+              <w:t>'</w:t>
+            </w:r>
+            <w:r>
+              <w:rPr>
+                <w:color w:val="FFC000"/>
+              </w:rPr>
+              <w:t>schedule</w:t>
+            </w:r>
+            <w:r>
+              <w:rPr>
+                <w:color w:val="FFC000"/>
+              </w:rPr>
+              <w:t>'</w:t>
+            </w:r>
+            <w:r>
+              <w:rPr>
+                <w:color w:val="FFC000"/>
               </w:rPr>
               <w:t>)</w:t>
             </w:r>
@@ -2464,6 +2682,12 @@
               <w:rPr>
                 <w:color w:val="FF0000"/>
               </w:rPr>
+              <w:t>)</w:t>
+            </w:r>
+            <w:r>
+              <w:rPr>
+                <w:color w:val="FF0000"/>
+              </w:rPr>
               <w:t xml:space="preserve"> or (</w:t>
             </w:r>
             <w:r>
@@ -2485,7 +2709,14 @@
                 <w:color w:val="FFC000"/>
                 <w:shd w:val="clear" w:color="auto" w:fill="FFFFFF"/>
               </w:rPr>
-              <w:t>in('</w:t>
+              <w:t>in(</w:t>
+            </w:r>
+            <w:r>
+              <w:rPr>
+                <w:color w:val="FFC000"/>
+                <w:shd w:val="clear" w:color="auto" w:fill="FFFFFF"/>
+              </w:rPr>
+              <w:t>'</w:t>
             </w:r>
             <w:r>
               <w:rPr>
@@ -2499,7 +2730,21 @@
                 <w:color w:val="FFC000"/>
                 <w:shd w:val="clear" w:color="auto" w:fill="FFFFFF"/>
               </w:rPr>
-              <w:t xml:space="preserve">custody', </w:t>
+              <w:t>custody</w:t>
+            </w:r>
+            <w:r>
+              <w:rPr>
+                <w:color w:val="FFC000"/>
+                <w:shd w:val="clear" w:color="auto" w:fill="FFFFFF"/>
+              </w:rPr>
+              <w:t>'</w:t>
+            </w:r>
+            <w:r>
+              <w:rPr>
+                <w:color w:val="FFC000"/>
+                <w:shd w:val="clear" w:color="auto" w:fill="FFFFFF"/>
+              </w:rPr>
+              <w:t xml:space="preserve">, </w:t>
             </w:r>
             <w:r>
               <w:rPr>
@@ -2541,7 +2786,35 @@
                 <w:color w:val="FFC000"/>
                 <w:shd w:val="clear" w:color="auto" w:fill="FFFFFF"/>
               </w:rPr>
-              <w:t>type_of_response == 'modify' and type_of_modification.</w:t>
+              <w:t xml:space="preserve">type_of_response == </w:t>
+            </w:r>
+            <w:r>
+              <w:rPr>
+                <w:color w:val="FFC000"/>
+                <w:shd w:val="clear" w:color="auto" w:fill="FFFFFF"/>
+              </w:rPr>
+              <w:t>'</w:t>
+            </w:r>
+            <w:r>
+              <w:rPr>
+                <w:color w:val="FFC000"/>
+                <w:shd w:val="clear" w:color="auto" w:fill="FFFFFF"/>
+              </w:rPr>
+              <w:t>modify</w:t>
+            </w:r>
+            <w:r>
+              <w:rPr>
+                <w:color w:val="FFC000"/>
+                <w:shd w:val="clear" w:color="auto" w:fill="FFFFFF"/>
+              </w:rPr>
+              <w:t>'</w:t>
+            </w:r>
+            <w:r>
+              <w:rPr>
+                <w:color w:val="FFC000"/>
+                <w:shd w:val="clear" w:color="auto" w:fill="FFFFFF"/>
+              </w:rPr>
+              <w:t xml:space="preserve"> and type_of_modification.</w:t>
             </w:r>
             <w:r>
               <w:rPr>
@@ -2569,7 +2842,49 @@
                 <w:color w:val="FFC000"/>
                 <w:shd w:val="clear" w:color="auto" w:fill="FFFFFF"/>
               </w:rPr>
-              <w:t>'custody', 'child support'</w:t>
+              <w:t>'</w:t>
+            </w:r>
+            <w:r>
+              <w:rPr>
+                <w:color w:val="FFC000"/>
+                <w:shd w:val="clear" w:color="auto" w:fill="FFFFFF"/>
+              </w:rPr>
+              <w:t>custody</w:t>
+            </w:r>
+            <w:r>
+              <w:rPr>
+                <w:color w:val="FFC000"/>
+                <w:shd w:val="clear" w:color="auto" w:fill="FFFFFF"/>
+              </w:rPr>
+              <w:t>'</w:t>
+            </w:r>
+            <w:r>
+              <w:rPr>
+                <w:color w:val="FFC000"/>
+                <w:shd w:val="clear" w:color="auto" w:fill="FFFFFF"/>
+              </w:rPr>
+              <w:t xml:space="preserve">, </w:t>
+            </w:r>
+            <w:r>
+              <w:rPr>
+                <w:color w:val="FFC000"/>
+                <w:shd w:val="clear" w:color="auto" w:fill="FFFFFF"/>
+              </w:rPr>
+              <w:t>'</w:t>
+            </w:r>
+            <w:r>
+              <w:rPr>
+                <w:color w:val="FFC000"/>
+                <w:shd w:val="clear" w:color="auto" w:fill="FFFFFF"/>
+              </w:rPr>
+              <w:t>child support</w:t>
+            </w:r>
+            <w:r>
+              <w:rPr>
+                <w:color w:val="FFC000"/>
+                <w:shd w:val="clear" w:color="auto" w:fill="FFFFFF"/>
+              </w:rPr>
+              <w:t>'</w:t>
             </w:r>
             <w:r>
               <w:rPr>
@@ -2613,12 +2928,10 @@
             <w:pPr>
               <w:pStyle w:val="Body"/>
             </w:pPr>
-            <w:proofErr w:type="spellStart"/>
             <w:r>
               <w:lastRenderedPageBreak/>
               <w:t>modify_step</w:t>
             </w:r>
-            <w:proofErr w:type="spellEnd"/>
             <w:r>
               <w:t xml:space="preserve"> in </w:t>
             </w:r>
@@ -2653,21 +2966,7 @@
               <w:rPr>
                 <w:shd w:val="clear" w:color="auto" w:fill="FFFFFF"/>
               </w:rPr>
-              <w:t xml:space="preserve">{{ </w:t>
-            </w:r>
-            <w:proofErr w:type="spellStart"/>
-            <w:r>
-              <w:rPr>
-                <w:shd w:val="clear" w:color="auto" w:fill="FFFFFF"/>
-              </w:rPr>
-              <w:t>modify_step.subject</w:t>
-            </w:r>
-            <w:proofErr w:type="spellEnd"/>
-            <w:r>
-              <w:rPr>
-                <w:shd w:val="clear" w:color="auto" w:fill="FFFFFF"/>
-              </w:rPr>
-              <w:t xml:space="preserve"> }}</w:t>
+              <w:t>{{ modify_step.subject }}</w:t>
             </w:r>
           </w:p>
         </w:tc>
@@ -2774,11 +3073,32 @@
                 <w:color w:val="C00000"/>
                 <w:shd w:val="clear" w:color="auto" w:fill="FFFFFF"/>
               </w:rPr>
-              <w:t>{%tr if user_need == 'change foreign custody order'</w:t>
+              <w:t xml:space="preserve">{%tr if user_need == </w:t>
             </w:r>
             <w:r>
               <w:rPr>
                 <w:color w:val="C00000"/>
+                <w:shd w:val="clear" w:color="auto" w:fill="FFFFFF"/>
+              </w:rPr>
+              <w:t>'</w:t>
+            </w:r>
+            <w:r>
+              <w:rPr>
+                <w:color w:val="C00000"/>
+                <w:shd w:val="clear" w:color="auto" w:fill="FFFFFF"/>
+              </w:rPr>
+              <w:t>change foreign custody order</w:t>
+            </w:r>
+            <w:r>
+              <w:rPr>
+                <w:color w:val="C00000"/>
+                <w:shd w:val="clear" w:color="auto" w:fill="FFFFFF"/>
+              </w:rPr>
+              <w:t>'</w:t>
+            </w:r>
+            <w:r>
+              <w:rPr>
+                <w:color w:val="C00000"/>
               </w:rPr>
               <w:t xml:space="preserve"> or (</w:t>
             </w:r>
@@ -2787,13 +3107,32 @@
                 <w:color w:val="FFC000"/>
                 <w:shd w:val="clear" w:color="auto" w:fill="FFFFFF"/>
               </w:rPr>
-              <w:t>user_need == '</w:t>
-            </w:r>
-            <w:r>
-              <w:rPr>
-                <w:color w:val="FFC000"/>
-              </w:rPr>
-              <w:t xml:space="preserve">change divorce order' </w:t>
+              <w:t xml:space="preserve">user_need == </w:t>
+            </w:r>
+            <w:r>
+              <w:rPr>
+                <w:color w:val="FFC000"/>
+                <w:shd w:val="clear" w:color="auto" w:fill="FFFFFF"/>
+              </w:rPr>
+              <w:t>'</w:t>
+            </w:r>
+            <w:r>
+              <w:rPr>
+                <w:color w:val="FFC000"/>
+              </w:rPr>
+              <w:t>change divorce order</w:t>
+            </w:r>
+            <w:r>
+              <w:rPr>
+                <w:color w:val="FFC000"/>
+              </w:rPr>
+              <w:t>'</w:t>
+            </w:r>
+            <w:r>
+              <w:rPr>
+                <w:color w:val="FFC000"/>
+              </w:rPr>
+              <w:t xml:space="preserve"> </w:t>
             </w:r>
             <w:r>
               <w:rPr>
@@ -2812,13 +3151,89 @@
                 <w:color w:val="FFC000"/>
                 <w:shd w:val="clear" w:color="auto" w:fill="FFFFFF"/>
               </w:rPr>
-              <w:t>type_of_final_order['custody order'] and</w:t>
-            </w:r>
-            <w:r>
-              <w:rPr>
-                <w:color w:val="FFC000"/>
-              </w:rPr>
-              <w:t xml:space="preserve"> why_change in('review', 'schedule'))</w:t>
+              <w:t>type_of_final_order[</w:t>
+            </w:r>
+            <w:r>
+              <w:rPr>
+                <w:color w:val="FFC000"/>
+                <w:shd w:val="clear" w:color="auto" w:fill="FFFFFF"/>
+              </w:rPr>
+              <w:t>'</w:t>
+            </w:r>
+            <w:r>
+              <w:rPr>
+                <w:color w:val="FFC000"/>
+                <w:shd w:val="clear" w:color="auto" w:fill="FFFFFF"/>
+              </w:rPr>
+              <w:t>custody order</w:t>
+            </w:r>
+            <w:r>
+              <w:rPr>
+                <w:color w:val="FFC000"/>
+                <w:shd w:val="clear" w:color="auto" w:fill="FFFFFF"/>
+              </w:rPr>
+              <w:t>'</w:t>
+            </w:r>
+            <w:r>
+              <w:rPr>
+                <w:color w:val="FFC000"/>
+                <w:shd w:val="clear" w:color="auto" w:fill="FFFFFF"/>
+              </w:rPr>
+              <w:t>] and</w:t>
+            </w:r>
+            <w:r>
+              <w:rPr>
+                <w:color w:val="FFC000"/>
+              </w:rPr>
+              <w:t xml:space="preserve"> why_change in(</w:t>
+            </w:r>
+            <w:r>
+              <w:rPr>
+                <w:color w:val="FFC000"/>
+              </w:rPr>
+              <w:t>'</w:t>
+            </w:r>
+            <w:r>
+              <w:rPr>
+                <w:color w:val="FFC000"/>
+              </w:rPr>
+              <w:t>review</w:t>
+            </w:r>
+            <w:r>
+              <w:rPr>
+                <w:color w:val="FFC000"/>
+              </w:rPr>
+              <w:t>'</w:t>
+            </w:r>
+            <w:r>
+              <w:rPr>
+                <w:color w:val="FFC000"/>
+              </w:rPr>
+              <w:t xml:space="preserve">, </w:t>
+            </w:r>
+            <w:r>
+              <w:rPr>
+                <w:color w:val="FFC000"/>
+              </w:rPr>
+              <w:t>'</w:t>
+            </w:r>
+            <w:r>
+              <w:rPr>
+                <w:color w:val="FFC000"/>
+              </w:rPr>
+              <w:t>schedule</w:t>
+            </w:r>
+            <w:r>
+              <w:rPr>
+                <w:color w:val="FFC000"/>
+              </w:rPr>
+              <w:t>'</w:t>
+            </w:r>
+            <w:r>
+              <w:rPr>
+                <w:color w:val="FFC000"/>
+              </w:rPr>
+              <w:t>))</w:t>
             </w:r>
             <w:r>
               <w:rPr>
@@ -2848,11 +3263,9 @@
             <w:pPr>
               <w:pStyle w:val="Body"/>
             </w:pPr>
-            <w:proofErr w:type="spellStart"/>
             <w:r>
               <w:t>fill_modify_step</w:t>
             </w:r>
-            <w:proofErr w:type="spellEnd"/>
             <w:r>
               <w:t xml:space="preserve"> in </w:t>
             </w:r>
@@ -2864,16 +3277,11 @@
             <w:pPr>
               <w:pStyle w:val="Body"/>
             </w:pPr>
-            <w:proofErr w:type="spellStart"/>
             <w:r>
               <w:t>calculate_child_support_</w:t>
             </w:r>
             <w:r>
-              <w:t>step</w:t>
-            </w:r>
-            <w:proofErr w:type="spellEnd"/>
-            <w:r>
-              <w:t xml:space="preserve"> in </w:t>
+              <w:t xml:space="preserve">step in </w:t>
             </w:r>
             <w:r>
               <w:t>aka2j_templates.yml</w:t>
@@ -2906,21 +3314,7 @@
               <w:rPr>
                 <w:shd w:val="clear" w:color="auto" w:fill="FFFFFF"/>
               </w:rPr>
-              <w:t xml:space="preserve">{{ </w:t>
-            </w:r>
-            <w:proofErr w:type="spellStart"/>
-            <w:r>
-              <w:rPr>
-                <w:shd w:val="clear" w:color="auto" w:fill="FFFFFF"/>
-              </w:rPr>
-              <w:t>fill_modify_step.subject</w:t>
-            </w:r>
-            <w:proofErr w:type="spellEnd"/>
-            <w:r>
-              <w:rPr>
-                <w:shd w:val="clear" w:color="auto" w:fill="FFFFFF"/>
-              </w:rPr>
-              <w:t xml:space="preserve"> }}</w:t>
+              <w:t>{{ fill_modify_step.subject }}</w:t>
             </w:r>
           </w:p>
         </w:tc>
@@ -2986,14 +3380,12 @@
               <w:lastRenderedPageBreak/>
               <w:t xml:space="preserve">{{ </w:t>
             </w:r>
-            <w:proofErr w:type="spellStart"/>
             <w:r>
               <w:t>calculate_child_support_</w:t>
             </w:r>
             <w:r>
               <w:t>step.subject</w:t>
             </w:r>
-            <w:proofErr w:type="spellEnd"/>
             <w:r>
               <w:rPr>
                 <w:shd w:val="clear" w:color="auto" w:fill="FFFFFF"/>
@@ -3123,11 +3515,33 @@
                 <w:color w:val="C00000"/>
                 <w:shd w:val="clear" w:color="auto" w:fill="FFFFFF"/>
               </w:rPr>
-              <w:t>{%tr if user_need == 'change foreign custody order'</w:t>
+              <w:t xml:space="preserve">{%tr if user_need == </w:t>
             </w:r>
             <w:r>
               <w:rPr>
                 <w:color w:val="C00000"/>
+                <w:shd w:val="clear" w:color="auto" w:fill="FFFFFF"/>
+              </w:rPr>
+              <w:t>'</w:t>
+            </w:r>
+            <w:r>
+              <w:rPr>
+                <w:color w:val="C00000"/>
+                <w:shd w:val="clear" w:color="auto" w:fill="FFFFFF"/>
+              </w:rPr>
+              <w:t>change foreign custody order</w:t>
+            </w:r>
+            <w:r>
+              <w:rPr>
+                <w:color w:val="C00000"/>
+                <w:shd w:val="clear" w:color="auto" w:fill="FFFFFF"/>
+              </w:rPr>
+              <w:t>'</w:t>
+            </w:r>
+            <w:r>
+              <w:rPr>
+                <w:color w:val="C00000"/>
+                <w:shd w:val="clear" w:color="auto" w:fill="FFFFFF"/>
               </w:rPr>
               <w:t xml:space="preserve"> </w:t>
             </w:r>
@@ -3152,7 +3566,6 @@
             <w:pPr>
               <w:pStyle w:val="Body"/>
             </w:pPr>
-            <w:proofErr w:type="spellStart"/>
             <w:r>
               <w:t>dont_wait_modify_</w:t>
             </w:r>
@@ -3162,7 +3575,6 @@
             <w:r>
               <w:t>_step</w:t>
             </w:r>
-            <w:proofErr w:type="spellEnd"/>
             <w:r>
               <w:t xml:space="preserve"> in </w:t>
             </w:r>
@@ -3194,10 +3606,13 @@
               <w:t xml:space="preserve">{{ </w:t>
             </w:r>
             <w:r>
-              <w:t>dont_wait_modify_</w:t>
-            </w:r>
-            <w:r>
-              <w:t>child_support_step.subject }}</w:t>
+              <w:t>dont_wait_modify_child_support</w:t>
+            </w:r>
+            <w:r>
+              <w:t>_step</w:t>
+            </w:r>
+            <w:r>
+              <w:t>.subject }}</w:t>
             </w:r>
           </w:p>
         </w:tc>
@@ -3330,35 +3745,161 @@
                 <w:color w:val="C00000"/>
                 <w:shd w:val="clear" w:color="auto" w:fill="FFFFFF"/>
               </w:rPr>
-              <w:t xml:space="preserve">user_need == 'change divorce order' and type_of_final_order['custody order'] and </w:t>
+              <w:t xml:space="preserve">user_need == </w:t>
             </w:r>
             <w:r>
               <w:rPr>
                 <w:color w:val="C00000"/>
                 <w:shd w:val="clear" w:color="auto" w:fill="FFFFFF"/>
               </w:rPr>
-              <w:t>middle_of_case == 'no'</w:t>
+              <w:t>'</w:t>
             </w:r>
             <w:r>
               <w:rPr>
                 <w:color w:val="C00000"/>
                 <w:shd w:val="clear" w:color="auto" w:fill="FFFFFF"/>
               </w:rPr>
-              <w:t xml:space="preserve"> </w:t>
+              <w:t>change divorce order</w:t>
             </w:r>
             <w:r>
               <w:rPr>
                 <w:color w:val="C00000"/>
                 <w:shd w:val="clear" w:color="auto" w:fill="FFFFFF"/>
               </w:rPr>
-              <w:t xml:space="preserve">and parents_agree and </w:t>
+              <w:t>'</w:t>
             </w:r>
             <w:r>
               <w:rPr>
                 <w:color w:val="C00000"/>
                 <w:shd w:val="clear" w:color="auto" w:fill="FFFFFF"/>
               </w:rPr>
-              <w:t>why_change in('review', 'schedule')</w:t>
+              <w:t xml:space="preserve"> and </w:t>
+            </w:r>
+            <w:r>
+              <w:rPr>
+                <w:color w:val="C00000"/>
+                <w:shd w:val="clear" w:color="auto" w:fill="FFFFFF"/>
+              </w:rPr>
+              <w:t xml:space="preserve">middle_of_case == </w:t>
+            </w:r>
+            <w:r>
+              <w:rPr>
+                <w:color w:val="C00000"/>
+                <w:shd w:val="clear" w:color="auto" w:fill="FFFFFF"/>
+              </w:rPr>
+              <w:t>'</w:t>
+            </w:r>
+            <w:r>
+              <w:rPr>
+                <w:color w:val="C00000"/>
+                <w:shd w:val="clear" w:color="auto" w:fill="FFFFFF"/>
+              </w:rPr>
+              <w:t>no</w:t>
+            </w:r>
+            <w:r>
+              <w:rPr>
+                <w:color w:val="C00000"/>
+                <w:shd w:val="clear" w:color="auto" w:fill="FFFFFF"/>
+              </w:rPr>
+              <w:t>'</w:t>
+            </w:r>
+            <w:r>
+              <w:rPr>
+                <w:color w:val="C00000"/>
+                <w:shd w:val="clear" w:color="auto" w:fill="FFFFFF"/>
+              </w:rPr>
+              <w:t xml:space="preserve"> and </w:t>
+            </w:r>
+            <w:r>
+              <w:rPr>
+                <w:color w:val="C00000"/>
+                <w:shd w:val="clear" w:color="auto" w:fill="FFFFFF"/>
+              </w:rPr>
+              <w:t>type_of_final_order[</w:t>
+            </w:r>
+            <w:r>
+              <w:rPr>
+                <w:color w:val="C00000"/>
+                <w:shd w:val="clear" w:color="auto" w:fill="FFFFFF"/>
+              </w:rPr>
+              <w:t>'</w:t>
+            </w:r>
+            <w:r>
+              <w:rPr>
+                <w:color w:val="C00000"/>
+                <w:shd w:val="clear" w:color="auto" w:fill="FFFFFF"/>
+              </w:rPr>
+              <w:t>custody order</w:t>
+            </w:r>
+            <w:r>
+              <w:rPr>
+                <w:color w:val="C00000"/>
+                <w:shd w:val="clear" w:color="auto" w:fill="FFFFFF"/>
+              </w:rPr>
+              <w:t>'</w:t>
+            </w:r>
+            <w:r>
+              <w:rPr>
+                <w:color w:val="C00000"/>
+                <w:shd w:val="clear" w:color="auto" w:fill="FFFFFF"/>
+              </w:rPr>
+              <w:t>] and why_change in(</w:t>
+            </w:r>
+            <w:r>
+              <w:rPr>
+                <w:color w:val="C00000"/>
+                <w:shd w:val="clear" w:color="auto" w:fill="FFFFFF"/>
+              </w:rPr>
+              <w:t>'</w:t>
+            </w:r>
+            <w:r>
+              <w:rPr>
+                <w:color w:val="C00000"/>
+                <w:shd w:val="clear" w:color="auto" w:fill="FFFFFF"/>
+              </w:rPr>
+              <w:t>review</w:t>
+            </w:r>
+            <w:r>
+              <w:rPr>
+                <w:color w:val="C00000"/>
+                <w:shd w:val="clear" w:color="auto" w:fill="FFFFFF"/>
+              </w:rPr>
+              <w:t>'</w:t>
+            </w:r>
+            <w:r>
+              <w:rPr>
+                <w:color w:val="C00000"/>
+                <w:shd w:val="clear" w:color="auto" w:fill="FFFFFF"/>
+              </w:rPr>
+              <w:t xml:space="preserve">, </w:t>
+            </w:r>
+            <w:r>
+              <w:rPr>
+                <w:color w:val="C00000"/>
+                <w:shd w:val="clear" w:color="auto" w:fill="FFFFFF"/>
+              </w:rPr>
+              <w:t>'</w:t>
+            </w:r>
+            <w:r>
+              <w:rPr>
+                <w:color w:val="C00000"/>
+                <w:shd w:val="clear" w:color="auto" w:fill="FFFFFF"/>
+              </w:rPr>
+              <w:t>schedule</w:t>
+            </w:r>
+            <w:r>
+              <w:rPr>
+                <w:color w:val="C00000"/>
+                <w:shd w:val="clear" w:color="auto" w:fill="FFFFFF"/>
+              </w:rPr>
+              <w:t>'</w:t>
+            </w:r>
+            <w:r>
+              <w:rPr>
+                <w:color w:val="C00000"/>
+                <w:shd w:val="clear" w:color="auto" w:fill="FFFFFF"/>
+              </w:rPr>
+              <w:t>)</w:t>
             </w:r>
             <w:r>
               <w:rPr>
@@ -3424,20 +3965,15 @@
             <w:r>
               <w:t xml:space="preserve">{{ </w:t>
             </w:r>
-            <w:proofErr w:type="spellStart"/>
-            <w:r>
-              <w:t>dont_wait_modif</w:t>
+            <w:r>
+              <w:t>dont_wait_modify_custody_divor</w:t>
             </w:r>
             <w:r>
               <w:lastRenderedPageBreak/>
-              <w:t>y_custody_divorce</w:t>
-            </w:r>
-            <w:r>
-              <w:t>_step.subject</w:t>
-            </w:r>
-            <w:proofErr w:type="spellEnd"/>
-            <w:r>
-              <w:t xml:space="preserve"> }}</w:t>
+              <w:t>ce_step</w:t>
+            </w:r>
+            <w:r>
+              <w:t>.subject }}</w:t>
             </w:r>
           </w:p>
         </w:tc>
@@ -3467,11 +4003,7 @@
               <w:t>(include_docx_template("docassemble.AKA2JBranding:</w:t>
             </w:r>
             <w:r>
-              <w:t>dont_wait_m</w:t>
-            </w:r>
-            <w:r>
-              <w:lastRenderedPageBreak/>
-              <w:t>odify_custody_divorce</w:t>
+              <w:t>dont_wait_modify_custody_divorce</w:t>
             </w:r>
             <w:r>
               <w:t>_content.docx")) }}</w:t>
@@ -3501,7 +4033,6 @@
                 <w:color w:val="C00000"/>
                 <w:shd w:val="clear" w:color="auto" w:fill="FFFFFF"/>
               </w:rPr>
-              <w:lastRenderedPageBreak/>
               <w:t>{%tr</w:t>
             </w:r>
             <w:r>
@@ -3604,7 +4135,31 @@
               <w:rPr>
                 <w:color w:val="FFC000"/>
               </w:rPr>
-              <w:t xml:space="preserve">user_need == 'change divorce order' and </w:t>
+              <w:t xml:space="preserve">user_need == </w:t>
+            </w:r>
+            <w:r>
+              <w:rPr>
+                <w:color w:val="FFC000"/>
+              </w:rPr>
+              <w:t>'</w:t>
+            </w:r>
+            <w:r>
+              <w:rPr>
+                <w:color w:val="FFC000"/>
+              </w:rPr>
+              <w:t>change divorce order</w:t>
+            </w:r>
+            <w:r>
+              <w:rPr>
+                <w:color w:val="FFC000"/>
+              </w:rPr>
+              <w:t>'</w:t>
+            </w:r>
+            <w:r>
+              <w:rPr>
+                <w:color w:val="FFC000"/>
+              </w:rPr>
+              <w:t xml:space="preserve"> and </w:t>
             </w:r>
             <w:r>
               <w:rPr>
@@ -3625,7 +4180,14 @@
                 <w:color w:val="FFC000"/>
                 <w:shd w:val="clear" w:color="auto" w:fill="FFFFFF"/>
               </w:rPr>
-              <w:t>'spousal</w:t>
+              <w:t>'</w:t>
+            </w:r>
+            <w:r>
+              <w:rPr>
+                <w:color w:val="FFC000"/>
+                <w:shd w:val="clear" w:color="auto" w:fill="FFFFFF"/>
+              </w:rPr>
+              <w:t>spousal</w:t>
             </w:r>
             <w:r>
               <w:rPr>
@@ -3639,7 +4201,14 @@
                 <w:color w:val="FFC000"/>
                 <w:shd w:val="clear" w:color="auto" w:fill="FFFFFF"/>
               </w:rPr>
-              <w:t>support'</w:t>
+              <w:t>support</w:t>
+            </w:r>
+            <w:r>
+              <w:rPr>
+                <w:color w:val="FFC000"/>
+                <w:shd w:val="clear" w:color="auto" w:fill="FFFFFF"/>
+              </w:rPr>
+              <w:t>'</w:t>
             </w:r>
             <w:r>
               <w:rPr>
@@ -3702,7 +4271,14 @@
                 <w:color w:val="FFC000"/>
                 <w:shd w:val="clear" w:color="auto" w:fill="FFFFFF"/>
               </w:rPr>
-              <w:t>'changed</w:t>
+              <w:t>'</w:t>
+            </w:r>
+            <w:r>
+              <w:rPr>
+                <w:color w:val="FFC000"/>
+                <w:shd w:val="clear" w:color="auto" w:fill="FFFFFF"/>
+              </w:rPr>
+              <w:t>changed</w:t>
             </w:r>
             <w:r>
               <w:rPr>
@@ -3716,7 +4292,14 @@
                 <w:color w:val="FFC000"/>
                 <w:shd w:val="clear" w:color="auto" w:fill="FFFFFF"/>
               </w:rPr>
-              <w:t>circumstances'</w:t>
+              <w:t>circumstances</w:t>
+            </w:r>
+            <w:r>
+              <w:rPr>
+                <w:color w:val="FFC000"/>
+                <w:shd w:val="clear" w:color="auto" w:fill="FFFFFF"/>
+              </w:rPr>
+              <w:t>'</w:t>
             </w:r>
             <w:r>
               <w:rPr>
@@ -3764,14 +4347,49 @@
                 <w:color w:val="FFC000"/>
                 <w:shd w:val="clear" w:color="auto" w:fill="FFFFFF"/>
               </w:rPr>
-              <w:t>' and type_of_response</w:t>
-            </w:r>
-            <w:r>
-              <w:rPr>
-                <w:color w:val="FFC000"/>
-                <w:shd w:val="clear" w:color="auto" w:fill="FFFFFF"/>
-              </w:rPr>
-              <w:t xml:space="preserve"> == 'modify' and type_of_modification</w:t>
+              <w:t>'</w:t>
+            </w:r>
+            <w:r>
+              <w:rPr>
+                <w:color w:val="FFC000"/>
+                <w:shd w:val="clear" w:color="auto" w:fill="FFFFFF"/>
+              </w:rPr>
+              <w:t xml:space="preserve"> and type_of_response</w:t>
+            </w:r>
+            <w:r>
+              <w:rPr>
+                <w:color w:val="FFC000"/>
+                <w:shd w:val="clear" w:color="auto" w:fill="FFFFFF"/>
+              </w:rPr>
+              <w:t xml:space="preserve"> == </w:t>
+            </w:r>
+            <w:r>
+              <w:rPr>
+                <w:color w:val="FFC000"/>
+                <w:shd w:val="clear" w:color="auto" w:fill="FFFFFF"/>
+              </w:rPr>
+              <w:t>'</w:t>
+            </w:r>
+            <w:r>
+              <w:rPr>
+                <w:color w:val="FFC000"/>
+                <w:shd w:val="clear" w:color="auto" w:fill="FFFFFF"/>
+              </w:rPr>
+              <w:t>modify</w:t>
+            </w:r>
+            <w:r>
+              <w:rPr>
+                <w:color w:val="FFC000"/>
+                <w:shd w:val="clear" w:color="auto" w:fill="FFFFFF"/>
+              </w:rPr>
+              <w:t>'</w:t>
+            </w:r>
+            <w:r>
+              <w:rPr>
+                <w:color w:val="FFC000"/>
+                <w:shd w:val="clear" w:color="auto" w:fill="FFFFFF"/>
+              </w:rPr>
+              <w:t xml:space="preserve"> and type_of_modification</w:t>
             </w:r>
             <w:r>
               <w:rPr>
@@ -3785,7 +4403,49 @@
                 <w:color w:val="FFC000"/>
                 <w:shd w:val="clear" w:color="auto" w:fill="FFFFFF"/>
               </w:rPr>
-              <w:t>'spousal support', 'other'</w:t>
+              <w:t>'</w:t>
+            </w:r>
+            <w:r>
+              <w:rPr>
+                <w:color w:val="FFC000"/>
+                <w:shd w:val="clear" w:color="auto" w:fill="FFFFFF"/>
+              </w:rPr>
+              <w:t>spousal support</w:t>
+            </w:r>
+            <w:r>
+              <w:rPr>
+                <w:color w:val="FFC000"/>
+                <w:shd w:val="clear" w:color="auto" w:fill="FFFFFF"/>
+              </w:rPr>
+              <w:t>'</w:t>
+            </w:r>
+            <w:r>
+              <w:rPr>
+                <w:color w:val="FFC000"/>
+                <w:shd w:val="clear" w:color="auto" w:fill="FFFFFF"/>
+              </w:rPr>
+              <w:t xml:space="preserve">, </w:t>
+            </w:r>
+            <w:r>
+              <w:rPr>
+                <w:color w:val="FFC000"/>
+                <w:shd w:val="clear" w:color="auto" w:fill="FFFFFF"/>
+              </w:rPr>
+              <w:t>'</w:t>
+            </w:r>
+            <w:r>
+              <w:rPr>
+                <w:color w:val="FFC000"/>
+                <w:shd w:val="clear" w:color="auto" w:fill="FFFFFF"/>
+              </w:rPr>
+              <w:t>other</w:t>
+            </w:r>
+            <w:r>
+              <w:rPr>
+                <w:color w:val="FFC000"/>
+                <w:shd w:val="clear" w:color="auto" w:fill="FFFFFF"/>
+              </w:rPr>
+              <w:t>'</w:t>
             </w:r>
             <w:r>
               <w:rPr>
@@ -3829,11 +4489,9 @@
             <w:pPr>
               <w:pStyle w:val="Body"/>
             </w:pPr>
-            <w:proofErr w:type="spellStart"/>
             <w:r>
               <w:t>modify_divorce_step</w:t>
             </w:r>
-            <w:proofErr w:type="spellEnd"/>
           </w:p>
         </w:tc>
       </w:tr>
@@ -3856,15 +4514,7 @@
               <w:outlineLvl w:val="1"/>
             </w:pPr>
             <w:r>
-              <w:t xml:space="preserve">{{ </w:t>
-            </w:r>
-            <w:proofErr w:type="spellStart"/>
-            <w:r>
-              <w:t>modify_divorce_step.subject</w:t>
-            </w:r>
-            <w:proofErr w:type="spellEnd"/>
-            <w:r>
-              <w:t xml:space="preserve"> }}</w:t>
+              <w:t>{{ modify_divorce_step.subject }}</w:t>
             </w:r>
           </w:p>
         </w:tc>
@@ -3934,7 +4584,25 @@
               <w:rPr>
                 <w:color w:val="FF0000"/>
               </w:rPr>
-              <w:t xml:space="preserve">'change divorce order' </w:t>
+              <w:t>'</w:t>
+            </w:r>
+            <w:r>
+              <w:rPr>
+                <w:color w:val="FF0000"/>
+              </w:rPr>
+              <w:t>change divorce order</w:t>
+            </w:r>
+            <w:r>
+              <w:rPr>
+                <w:color w:val="FF0000"/>
+              </w:rPr>
+              <w:t>'</w:t>
+            </w:r>
+            <w:r>
+              <w:rPr>
+                <w:color w:val="FF0000"/>
+              </w:rPr>
+              <w:t xml:space="preserve"> </w:t>
             </w:r>
             <w:r>
               <w:rPr>
@@ -3985,7 +4653,13 @@
               <w:t xml:space="preserve"> </w:t>
             </w:r>
             <w:r>
-              <w:t>“modifying”</w:t>
+              <w:t>"</w:t>
+            </w:r>
+            <w:r>
+              <w:t>modifying</w:t>
+            </w:r>
+            <w:r>
+              <w:t>"</w:t>
             </w:r>
             <w:r>
               <w:t xml:space="preserve"> </w:t>
@@ -4145,7 +4819,55 @@
               <w:rPr>
                 <w:color w:val="FF0000"/>
               </w:rPr>
-              <w:t>{%p if user_need == 'respond to motion in divorce' and type_of_response == 'modify'%}</w:t>
+              <w:t xml:space="preserve">{%p if user_need == </w:t>
+            </w:r>
+            <w:r>
+              <w:rPr>
+                <w:color w:val="FF0000"/>
+              </w:rPr>
+              <w:t>'</w:t>
+            </w:r>
+            <w:r>
+              <w:rPr>
+                <w:color w:val="FF0000"/>
+              </w:rPr>
+              <w:t>respond to motion in divorce</w:t>
+            </w:r>
+            <w:r>
+              <w:rPr>
+                <w:color w:val="FF0000"/>
+              </w:rPr>
+              <w:t>'</w:t>
+            </w:r>
+            <w:r>
+              <w:rPr>
+                <w:color w:val="FF0000"/>
+              </w:rPr>
+              <w:t xml:space="preserve"> and type_of_response == </w:t>
+            </w:r>
+            <w:r>
+              <w:rPr>
+                <w:color w:val="FF0000"/>
+              </w:rPr>
+              <w:t>'</w:t>
+            </w:r>
+            <w:r>
+              <w:rPr>
+                <w:color w:val="FF0000"/>
+              </w:rPr>
+              <w:t>modify</w:t>
+            </w:r>
+            <w:r>
+              <w:rPr>
+                <w:color w:val="FF0000"/>
+              </w:rPr>
+              <w:t>'</w:t>
+            </w:r>
+            <w:r>
+              <w:rPr>
+                <w:color w:val="FF0000"/>
+              </w:rPr>
+              <w:t>%}</w:t>
             </w:r>
           </w:p>
           <w:p>
@@ -4205,7 +4927,260 @@
               <w:rPr>
                 <w:color w:val="FF0000"/>
               </w:rPr>
+              <w:t>{%</w:t>
+            </w:r>
+            <w:r>
+              <w:rPr>
+                <w:color w:val="FF0000"/>
+              </w:rPr>
+              <w:t>p</w:t>
+            </w:r>
+            <w:r>
+              <w:rPr>
+                <w:color w:val="FF0000"/>
+              </w:rPr>
+              <w:t xml:space="preserve"> </w:t>
+            </w:r>
+            <w:r>
+              <w:rPr>
+                <w:color w:val="FF0000"/>
+              </w:rPr>
+              <w:t>end</w:t>
+            </w:r>
+            <w:r>
+              <w:rPr>
+                <w:color w:val="FF0000"/>
+              </w:rPr>
+              <w:t>if %}</w:t>
+            </w:r>
+          </w:p>
+          <w:p>
+            <w:pPr>
+              <w:pStyle w:val="Body"/>
+            </w:pPr>
+            <w:r>
+              <w:rPr>
+                <w:color w:val="FF0000"/>
+              </w:rPr>
               <w:lastRenderedPageBreak/>
+              <w:t>{</w:t>
+            </w:r>
+            <w:r>
+              <w:rPr>
+                <w:color w:val="FF0000"/>
+              </w:rPr>
+              <w:t>%</w:t>
+            </w:r>
+            <w:r>
+              <w:rPr>
+                <w:color w:val="FF0000"/>
+              </w:rPr>
+              <w:t>p</w:t>
+            </w:r>
+            <w:r>
+              <w:rPr>
+                <w:color w:val="FF0000"/>
+              </w:rPr>
+              <w:t xml:space="preserve"> if (user_need == </w:t>
+            </w:r>
+            <w:r>
+              <w:rPr>
+                <w:color w:val="FF0000"/>
+              </w:rPr>
+              <w:t>'</w:t>
+            </w:r>
+            <w:r>
+              <w:rPr>
+                <w:color w:val="FF0000"/>
+              </w:rPr>
+              <w:t>change divorce order</w:t>
+            </w:r>
+            <w:r>
+              <w:rPr>
+                <w:color w:val="FF0000"/>
+              </w:rPr>
+              <w:t>'</w:t>
+            </w:r>
+            <w:r>
+              <w:rPr>
+                <w:color w:val="FF0000"/>
+              </w:rPr>
+              <w:t xml:space="preserve"> and middle_of_case == </w:t>
+            </w:r>
+            <w:r>
+              <w:rPr>
+                <w:color w:val="FF0000"/>
+              </w:rPr>
+              <w:t>'</w:t>
+            </w:r>
+            <w:r>
+              <w:rPr>
+                <w:color w:val="FF0000"/>
+              </w:rPr>
+              <w:t>no</w:t>
+            </w:r>
+            <w:r>
+              <w:rPr>
+                <w:color w:val="FF0000"/>
+              </w:rPr>
+              <w:t>'</w:t>
+            </w:r>
+            <w:r>
+              <w:rPr>
+                <w:color w:val="FF0000"/>
+              </w:rPr>
+              <w:t xml:space="preserve"> and type_of_final_order[</w:t>
+            </w:r>
+            <w:r>
+              <w:rPr>
+                <w:color w:val="FF0000"/>
+              </w:rPr>
+              <w:t>'</w:t>
+            </w:r>
+            <w:r>
+              <w:rPr>
+                <w:color w:val="FF0000"/>
+              </w:rPr>
+              <w:t>spousal support</w:t>
+            </w:r>
+            <w:r>
+              <w:rPr>
+                <w:color w:val="FF0000"/>
+              </w:rPr>
+              <w:t>'</w:t>
+            </w:r>
+            <w:r>
+              <w:rPr>
+                <w:color w:val="FF0000"/>
+              </w:rPr>
+              <w:t xml:space="preserve">]) or (user_need == </w:t>
+            </w:r>
+            <w:r>
+              <w:rPr>
+                <w:color w:val="FF0000"/>
+              </w:rPr>
+              <w:t>'</w:t>
+            </w:r>
+            <w:r>
+              <w:rPr>
+                <w:color w:val="FF0000"/>
+              </w:rPr>
+              <w:t>respond to motion in divorce</w:t>
+            </w:r>
+            <w:r>
+              <w:rPr>
+                <w:color w:val="FF0000"/>
+              </w:rPr>
+              <w:t>'</w:t>
+            </w:r>
+            <w:r>
+              <w:rPr>
+                <w:color w:val="FF0000"/>
+              </w:rPr>
+              <w:t xml:space="preserve"> and type_of_response == </w:t>
+            </w:r>
+            <w:r>
+              <w:rPr>
+                <w:color w:val="FF0000"/>
+              </w:rPr>
+              <w:t>'</w:t>
+            </w:r>
+            <w:r>
+              <w:rPr>
+                <w:color w:val="FF0000"/>
+              </w:rPr>
+              <w:t>modify</w:t>
+            </w:r>
+            <w:r>
+              <w:rPr>
+                <w:color w:val="FF0000"/>
+              </w:rPr>
+              <w:t>'</w:t>
+            </w:r>
+            <w:r>
+              <w:rPr>
+                <w:color w:val="FF0000"/>
+              </w:rPr>
+              <w:t xml:space="preserve"> and type_of_modification[</w:t>
+            </w:r>
+            <w:r>
+              <w:rPr>
+                <w:color w:val="FF0000"/>
+              </w:rPr>
+              <w:t>'</w:t>
+            </w:r>
+            <w:r>
+              <w:rPr>
+                <w:color w:val="FF0000"/>
+              </w:rPr>
+              <w:t>spousal support</w:t>
+            </w:r>
+            <w:r>
+              <w:rPr>
+                <w:color w:val="FF0000"/>
+              </w:rPr>
+              <w:t>'</w:t>
+            </w:r>
+            <w:r>
+              <w:rPr>
+                <w:color w:val="FF0000"/>
+              </w:rPr>
+              <w:t>])</w:t>
+            </w:r>
+            <w:r>
+              <w:rPr>
+                <w:color w:val="FF0000"/>
+              </w:rPr>
+              <w:t>%}</w:t>
+            </w:r>
+          </w:p>
+          <w:p>
+            <w:pPr>
+              <w:pStyle w:val="Body"/>
+            </w:pPr>
+            <w:r>
+              <w:t>The court will generally only change spousal support if there is a "substantial change in circumstances."</w:t>
+            </w:r>
+          </w:p>
+          <w:p>
+            <w:pPr>
+              <w:pStyle w:val="Example"/>
+              <w:rPr>
+                <w:color w:val="auto"/>
+              </w:rPr>
+            </w:pPr>
+            <w:r>
+              <w:t>Some examples</w:t>
+            </w:r>
+          </w:p>
+          <w:p>
+            <w:pPr>
+              <w:pStyle w:val="Example-bulleted"/>
+            </w:pPr>
+            <w:r>
+              <w:t>The court ordered Spouse A to pay Spouse B spousal support. Spouse B was very ill and could not work. Spouse B is now better and has a full-time job</w:t>
+            </w:r>
+            <w:r>
+              <w:t>.</w:t>
+            </w:r>
+          </w:p>
+          <w:p>
+            <w:pPr>
+              <w:pStyle w:val="Example-bulleted"/>
+            </w:pPr>
+            <w:r>
+              <w:t>The court ordered Spouse A to pay Spouse B spousal support for 4 years so Spouse B could get a degree that would help them earn more money. Spouse B got their degree in 3 years and now has a full-time job earning more money because of the degree.</w:t>
+            </w:r>
+          </w:p>
+          <w:p>
+            <w:pPr>
+              <w:pStyle w:val="Body"/>
+              <w:spacing w:before="240"/>
+            </w:pPr>
+            <w:r>
+              <w:rPr>
+                <w:color w:val="FF0000"/>
+              </w:rPr>
               <w:t>{%</w:t>
             </w:r>
             <w:r>
@@ -4259,116 +5234,55 @@
               <w:rPr>
                 <w:color w:val="FF0000"/>
               </w:rPr>
-              <w:t xml:space="preserve"> if (user_need == 'change divorce order' and middle_of_case == 'no' and type_of_final_order['spousal support']) or (user_need == 'respond to motion in divorce' and type_of_response == 'modify' and type_of_modification['spousal support'])</w:t>
-            </w:r>
-            <w:r>
-              <w:rPr>
-                <w:color w:val="FF0000"/>
-              </w:rPr>
-              <w:t>%}</w:t>
-            </w:r>
-          </w:p>
-          <w:p>
-            <w:pPr>
-              <w:pStyle w:val="Body"/>
-            </w:pPr>
-            <w:r>
-              <w:t>The court will generally only change spousal support if there is a "substantial change in circumstances."</w:t>
-            </w:r>
-          </w:p>
-          <w:p>
-            <w:pPr>
-              <w:pStyle w:val="Example"/>
-              <w:rPr>
-                <w:color w:val="auto"/>
-              </w:rPr>
-            </w:pPr>
-            <w:r>
-              <w:t>Some examples</w:t>
-            </w:r>
-          </w:p>
-          <w:p>
-            <w:pPr>
-              <w:pStyle w:val="Example-bulleted"/>
-            </w:pPr>
-            <w:r>
-              <w:t>The court ordered Spouse A to pay Spouse B spousal support. Spouse B was very ill and could not work. Spouse B is now better and has a full-time job</w:t>
-            </w:r>
-            <w:r>
-              <w:t>.</w:t>
-            </w:r>
-          </w:p>
-          <w:p>
-            <w:pPr>
-              <w:pStyle w:val="Example-bulleted"/>
-            </w:pPr>
-            <w:r>
-              <w:t>The court ordered Spouse A to pay Spouse B spousal support for 4 years so Spouse B could get a degree that would help them earn more money. Spouse B got their degree in 3 years and now has a full-time job earning more money because of the degree.</w:t>
-            </w:r>
-          </w:p>
-          <w:p>
-            <w:pPr>
-              <w:pStyle w:val="Body"/>
-              <w:spacing w:before="240"/>
-            </w:pPr>
-            <w:r>
-              <w:rPr>
-                <w:color w:val="FF0000"/>
-              </w:rPr>
-              <w:t>{%</w:t>
-            </w:r>
-            <w:r>
-              <w:rPr>
-                <w:color w:val="FF0000"/>
-              </w:rPr>
-              <w:t>p</w:t>
-            </w:r>
-            <w:r>
-              <w:rPr>
-                <w:color w:val="FF0000"/>
-              </w:rPr>
-              <w:t xml:space="preserve"> </w:t>
-            </w:r>
-            <w:r>
-              <w:rPr>
-                <w:color w:val="FF0000"/>
-              </w:rPr>
-              <w:t>end</w:t>
-            </w:r>
-            <w:r>
-              <w:rPr>
-                <w:color w:val="FF0000"/>
-              </w:rPr>
-              <w:t>if %}</w:t>
-            </w:r>
-          </w:p>
-          <w:p>
-            <w:pPr>
-              <w:pStyle w:val="Body"/>
-            </w:pPr>
-            <w:r>
-              <w:rPr>
-                <w:color w:val="FF0000"/>
-              </w:rPr>
-              <w:t>{</w:t>
-            </w:r>
-            <w:r>
-              <w:rPr>
-                <w:color w:val="FF0000"/>
-              </w:rPr>
-              <w:t>%</w:t>
-            </w:r>
-            <w:r>
-              <w:rPr>
-                <w:color w:val="FF0000"/>
-              </w:rPr>
-              <w:t>p</w:t>
-            </w:r>
-            <w:r>
-              <w:rPr>
-                <w:color w:val="FF0000"/>
-              </w:rPr>
-              <w:t xml:space="preserve"> if not user_need in('respond to motion in custody', 'respond to motion in divorce') </w:t>
+              <w:t xml:space="preserve"> if not user_need in(</w:t>
+            </w:r>
+            <w:r>
+              <w:rPr>
+                <w:color w:val="FF0000"/>
+              </w:rPr>
+              <w:t>'</w:t>
+            </w:r>
+            <w:r>
+              <w:rPr>
+                <w:color w:val="FF0000"/>
+              </w:rPr>
+              <w:t>respond to motion in custody</w:t>
+            </w:r>
+            <w:r>
+              <w:rPr>
+                <w:color w:val="FF0000"/>
+              </w:rPr>
+              <w:t>'</w:t>
+            </w:r>
+            <w:r>
+              <w:rPr>
+                <w:color w:val="FF0000"/>
+              </w:rPr>
+              <w:t xml:space="preserve">, </w:t>
+            </w:r>
+            <w:r>
+              <w:rPr>
+                <w:color w:val="FF0000"/>
+              </w:rPr>
+              <w:t>'</w:t>
+            </w:r>
+            <w:r>
+              <w:rPr>
+                <w:color w:val="FF0000"/>
+              </w:rPr>
+              <w:t>respond to motion in divorce</w:t>
+            </w:r>
+            <w:r>
+              <w:rPr>
+                <w:color w:val="FF0000"/>
+              </w:rPr>
+              <w:t>'</w:t>
+            </w:r>
+            <w:r>
+              <w:rPr>
+                <w:color w:val="FF0000"/>
+              </w:rPr>
+              <w:t xml:space="preserve">) </w:t>
             </w:r>
             <w:r>
               <w:rPr>
@@ -4531,7 +5445,25 @@
               <w:rPr>
                 <w:color w:val="FF0000"/>
               </w:rPr>
-              <w:t xml:space="preserve">'change divorce order' </w:t>
+              <w:t>'</w:t>
+            </w:r>
+            <w:r>
+              <w:rPr>
+                <w:color w:val="FF0000"/>
+              </w:rPr>
+              <w:t>change divorce order</w:t>
+            </w:r>
+            <w:r>
+              <w:rPr>
+                <w:color w:val="FF0000"/>
+              </w:rPr>
+              <w:t>'</w:t>
+            </w:r>
+            <w:r>
+              <w:rPr>
+                <w:color w:val="FF0000"/>
+              </w:rPr>
+              <w:t xml:space="preserve"> </w:t>
             </w:r>
             <w:r>
               <w:rPr>
@@ -4561,7 +5493,13 @@
               <w:rPr>
                 <w:shd w:val="clear" w:color="auto" w:fill="FFFFFF"/>
               </w:rPr>
-              <w:t>spousal support'</w:t>
+              <w:t>spousal support</w:t>
+            </w:r>
+            <w:r>
+              <w:rPr>
+                <w:shd w:val="clear" w:color="auto" w:fill="FFFFFF"/>
+              </w:rPr>
+              <w:t>'</w:t>
             </w:r>
             <w:r>
               <w:rPr>
@@ -4573,7 +5511,31 @@
               <w:rPr>
                 <w:shd w:val="clear" w:color="auto" w:fill="FFFFFF"/>
               </w:rPr>
-              <w:t xml:space="preserve"> and why_change_divorce_order == 'changed circumstances' %}</w:t>
+              <w:t xml:space="preserve"> and why_change_divorce_order == </w:t>
+            </w:r>
+            <w:r>
+              <w:rPr>
+                <w:shd w:val="clear" w:color="auto" w:fill="FFFFFF"/>
+              </w:rPr>
+              <w:t>'</w:t>
+            </w:r>
+            <w:r>
+              <w:rPr>
+                <w:shd w:val="clear" w:color="auto" w:fill="FFFFFF"/>
+              </w:rPr>
+              <w:t>changed circumstances</w:t>
+            </w:r>
+            <w:r>
+              <w:rPr>
+                <w:shd w:val="clear" w:color="auto" w:fill="FFFFFF"/>
+              </w:rPr>
+              <w:t>'</w:t>
+            </w:r>
+            <w:r>
+              <w:rPr>
+                <w:shd w:val="clear" w:color="auto" w:fill="FFFFFF"/>
+              </w:rPr>
+              <w:t xml:space="preserve"> %}</w:t>
             </w:r>
           </w:p>
         </w:tc>
@@ -4590,11 +5552,9 @@
             <w:pPr>
               <w:pStyle w:val="Body"/>
             </w:pPr>
-            <w:proofErr w:type="spellStart"/>
             <w:r>
               <w:t>fill_modify_divorce_step</w:t>
             </w:r>
-            <w:proofErr w:type="spellEnd"/>
           </w:p>
         </w:tc>
       </w:tr>
@@ -4618,15 +5578,7 @@
             </w:pPr>
             <w:r>
               <w:lastRenderedPageBreak/>
-              <w:t xml:space="preserve">{{ </w:t>
-            </w:r>
-            <w:proofErr w:type="spellStart"/>
-            <w:r>
-              <w:t>fill_modify_divorce_step.subject</w:t>
-            </w:r>
-            <w:proofErr w:type="spellEnd"/>
-            <w:r>
-              <w:t xml:space="preserve"> }}</w:t>
+              <w:t>{{ fill_modify_divorce_step.subject }}</w:t>
             </w:r>
           </w:p>
         </w:tc>
@@ -4678,7 +5630,103 @@
               <w:rPr>
                 <w:color w:val="FF0000"/>
               </w:rPr>
-              <w:t>{%p if filling_manner in('electronically', 'dunno') and filing_method in('efiling', 'dunno') %}</w:t>
+              <w:t>{%p if filling_manner in(</w:t>
+            </w:r>
+            <w:r>
+              <w:rPr>
+                <w:color w:val="FF0000"/>
+              </w:rPr>
+              <w:t>'</w:t>
+            </w:r>
+            <w:r>
+              <w:rPr>
+                <w:color w:val="FF0000"/>
+              </w:rPr>
+              <w:t>electronically</w:t>
+            </w:r>
+            <w:r>
+              <w:rPr>
+                <w:color w:val="FF0000"/>
+              </w:rPr>
+              <w:t>'</w:t>
+            </w:r>
+            <w:r>
+              <w:rPr>
+                <w:color w:val="FF0000"/>
+              </w:rPr>
+              <w:t xml:space="preserve">, </w:t>
+            </w:r>
+            <w:r>
+              <w:rPr>
+                <w:color w:val="FF0000"/>
+              </w:rPr>
+              <w:t>'</w:t>
+            </w:r>
+            <w:r>
+              <w:rPr>
+                <w:color w:val="FF0000"/>
+              </w:rPr>
+              <w:t>dunno</w:t>
+            </w:r>
+            <w:r>
+              <w:rPr>
+                <w:color w:val="FF0000"/>
+              </w:rPr>
+              <w:t>'</w:t>
+            </w:r>
+            <w:r>
+              <w:rPr>
+                <w:color w:val="FF0000"/>
+              </w:rPr>
+              <w:t>) and filing_method in(</w:t>
+            </w:r>
+            <w:r>
+              <w:rPr>
+                <w:color w:val="FF0000"/>
+              </w:rPr>
+              <w:t>'</w:t>
+            </w:r>
+            <w:r>
+              <w:rPr>
+                <w:color w:val="FF0000"/>
+              </w:rPr>
+              <w:t>efiling</w:t>
+            </w:r>
+            <w:r>
+              <w:rPr>
+                <w:color w:val="FF0000"/>
+              </w:rPr>
+              <w:t>'</w:t>
+            </w:r>
+            <w:r>
+              <w:rPr>
+                <w:color w:val="FF0000"/>
+              </w:rPr>
+              <w:t xml:space="preserve">, </w:t>
+            </w:r>
+            <w:r>
+              <w:rPr>
+                <w:color w:val="FF0000"/>
+              </w:rPr>
+              <w:t>'</w:t>
+            </w:r>
+            <w:r>
+              <w:rPr>
+                <w:color w:val="FF0000"/>
+              </w:rPr>
+              <w:t>dunno</w:t>
+            </w:r>
+            <w:r>
+              <w:rPr>
+                <w:color w:val="FF0000"/>
+              </w:rPr>
+              <w:t>'</w:t>
+            </w:r>
+            <w:r>
+              <w:rPr>
+                <w:color w:val="FF0000"/>
+              </w:rPr>
+              <w:t>) %}</w:t>
             </w:r>
           </w:p>
           <w:p>
@@ -4694,18 +5742,108 @@
                 <w:color w:val="202529"/>
                 <w:spacing w:val="-2"/>
               </w:rPr>
-              <w:t>If you fill out your forms on a computer and file them with TrueFiling, you can sign your forms electronically. Type “/s/ your name” on the signature line. For example, Zoe Lee’s signature would be "/s/ Zoe Lee."</w:t>
-            </w:r>
-          </w:p>
-          <w:p>
-            <w:pPr>
-              <w:pStyle w:val="Body"/>
-            </w:pPr>
-            <w:r>
-              <w:rPr>
-                <w:color w:val="FFC000"/>
-              </w:rPr>
-              <w:t>{%p if filling_manner == 'electronically' and filing_method == 'efiling' %}</w:t>
+              <w:t xml:space="preserve">If you fill out your forms on a computer and file them with TrueFiling, you can sign your forms electronically. Type </w:t>
+            </w:r>
+            <w:r>
+              <w:rPr>
+                <w:color w:val="202529"/>
+                <w:spacing w:val="-2"/>
+              </w:rPr>
+              <w:t>"</w:t>
+            </w:r>
+            <w:r>
+              <w:rPr>
+                <w:color w:val="202529"/>
+                <w:spacing w:val="-2"/>
+              </w:rPr>
+              <w:t>/s/ your name</w:t>
+            </w:r>
+            <w:r>
+              <w:rPr>
+                <w:color w:val="202529"/>
+                <w:spacing w:val="-2"/>
+              </w:rPr>
+              <w:t>"</w:t>
+            </w:r>
+            <w:r>
+              <w:rPr>
+                <w:color w:val="202529"/>
+                <w:spacing w:val="-2"/>
+              </w:rPr>
+              <w:t xml:space="preserve"> on the signature line. For example, Zoe Lee</w:t>
+            </w:r>
+            <w:r>
+              <w:rPr>
+                <w:color w:val="202529"/>
+                <w:spacing w:val="-2"/>
+              </w:rPr>
+              <w:t>'</w:t>
+            </w:r>
+            <w:r>
+              <w:rPr>
+                <w:color w:val="202529"/>
+                <w:spacing w:val="-2"/>
+              </w:rPr>
+              <w:t>s signature would be "/s/ Zoe Lee."</w:t>
+            </w:r>
+          </w:p>
+          <w:p>
+            <w:pPr>
+              <w:pStyle w:val="Body"/>
+            </w:pPr>
+            <w:r>
+              <w:rPr>
+                <w:color w:val="FFC000"/>
+              </w:rPr>
+              <w:t xml:space="preserve">{%p if filling_manner == </w:t>
+            </w:r>
+            <w:r>
+              <w:rPr>
+                <w:color w:val="FFC000"/>
+              </w:rPr>
+              <w:t>'</w:t>
+            </w:r>
+            <w:r>
+              <w:rPr>
+                <w:color w:val="FFC000"/>
+              </w:rPr>
+              <w:t>electronically</w:t>
+            </w:r>
+            <w:r>
+              <w:rPr>
+                <w:color w:val="FFC000"/>
+              </w:rPr>
+              <w:t>'</w:t>
+            </w:r>
+            <w:r>
+              <w:rPr>
+                <w:color w:val="FFC000"/>
+              </w:rPr>
+              <w:t xml:space="preserve"> and filing_method == </w:t>
+            </w:r>
+            <w:r>
+              <w:rPr>
+                <w:color w:val="FFC000"/>
+              </w:rPr>
+              <w:t>'</w:t>
+            </w:r>
+            <w:r>
+              <w:rPr>
+                <w:color w:val="FFC000"/>
+              </w:rPr>
+              <w:t>efiling</w:t>
+            </w:r>
+            <w:r>
+              <w:rPr>
+                <w:color w:val="FFC000"/>
+              </w:rPr>
+              <w:t>'</w:t>
+            </w:r>
+            <w:r>
+              <w:rPr>
+                <w:color w:val="FFC000"/>
+              </w:rPr>
+              <w:t xml:space="preserve"> %}</w:t>
             </w:r>
           </w:p>
           <w:p>
@@ -4807,7 +5945,103 @@
               <w:rPr>
                 <w:color w:val="FF0000"/>
               </w:rPr>
-              <w:t>{%p if filling_manner in('paper', 'dunno') or filing_method in ('mail or in person', 'dunno') %}</w:t>
+              <w:t>{%p if filling_manner in(</w:t>
+            </w:r>
+            <w:r>
+              <w:rPr>
+                <w:color w:val="FF0000"/>
+              </w:rPr>
+              <w:t>'</w:t>
+            </w:r>
+            <w:r>
+              <w:rPr>
+                <w:color w:val="FF0000"/>
+              </w:rPr>
+              <w:t>paper</w:t>
+            </w:r>
+            <w:r>
+              <w:rPr>
+                <w:color w:val="FF0000"/>
+              </w:rPr>
+              <w:t>'</w:t>
+            </w:r>
+            <w:r>
+              <w:rPr>
+                <w:color w:val="FF0000"/>
+              </w:rPr>
+              <w:t xml:space="preserve">, </w:t>
+            </w:r>
+            <w:r>
+              <w:rPr>
+                <w:color w:val="FF0000"/>
+              </w:rPr>
+              <w:t>'</w:t>
+            </w:r>
+            <w:r>
+              <w:rPr>
+                <w:color w:val="FF0000"/>
+              </w:rPr>
+              <w:t>dunno</w:t>
+            </w:r>
+            <w:r>
+              <w:rPr>
+                <w:color w:val="FF0000"/>
+              </w:rPr>
+              <w:t>'</w:t>
+            </w:r>
+            <w:r>
+              <w:rPr>
+                <w:color w:val="FF0000"/>
+              </w:rPr>
+              <w:t>) or filing_method in (</w:t>
+            </w:r>
+            <w:r>
+              <w:rPr>
+                <w:color w:val="FF0000"/>
+              </w:rPr>
+              <w:t>'</w:t>
+            </w:r>
+            <w:r>
+              <w:rPr>
+                <w:color w:val="FF0000"/>
+              </w:rPr>
+              <w:t>mail or in person</w:t>
+            </w:r>
+            <w:r>
+              <w:rPr>
+                <w:color w:val="FF0000"/>
+              </w:rPr>
+              <w:t>'</w:t>
+            </w:r>
+            <w:r>
+              <w:rPr>
+                <w:color w:val="FF0000"/>
+              </w:rPr>
+              <w:t xml:space="preserve">, </w:t>
+            </w:r>
+            <w:r>
+              <w:rPr>
+                <w:color w:val="FF0000"/>
+              </w:rPr>
+              <w:t>'</w:t>
+            </w:r>
+            <w:r>
+              <w:rPr>
+                <w:color w:val="FF0000"/>
+              </w:rPr>
+              <w:t>dunno</w:t>
+            </w:r>
+            <w:r>
+              <w:rPr>
+                <w:color w:val="FF0000"/>
+              </w:rPr>
+              <w:t>'</w:t>
+            </w:r>
+            <w:r>
+              <w:rPr>
+                <w:color w:val="FF0000"/>
+              </w:rPr>
+              <w:t>) %}</w:t>
             </w:r>
           </w:p>
           <w:p>
@@ -5199,23 +6433,7 @@
                   <w:rStyle w:val="Hyperlink"/>
                   <w:spacing w:val="0"/>
                 </w:rPr>
-                <w:t>youtube.com/</w:t>
-              </w:r>
-              <w:proofErr w:type="spellStart"/>
-              <w:r>
-                <w:rPr>
-                  <w:rStyle w:val="Hyperlink"/>
-                  <w:spacing w:val="0"/>
-                </w:rPr>
-                <w:t>watch?v</w:t>
-              </w:r>
-              <w:proofErr w:type="spellEnd"/>
-              <w:r>
-                <w:rPr>
-                  <w:rStyle w:val="Hyperlink"/>
-                  <w:spacing w:val="0"/>
-                </w:rPr>
-                <w:t>=2irmxT0_0EA</w:t>
+                <w:t>youtube.com/watch?v=2irmxT0_0EA</w:t>
               </w:r>
             </w:hyperlink>
           </w:p>
@@ -5338,7 +6556,19 @@
               <w:t xml:space="preserve"> </w:t>
             </w:r>
             <w:r>
-              <w:t>unknown_final_date['reconsider']</w:t>
+              <w:t>unknown_final_date[</w:t>
+            </w:r>
+            <w:r>
+              <w:t>'</w:t>
+            </w:r>
+            <w:r>
+              <w:t>reconsider</w:t>
+            </w:r>
+            <w:r>
+              <w:t>'</w:t>
+            </w:r>
+            <w:r>
+              <w:t>]</w:t>
             </w:r>
             <w:r>
               <w:t xml:space="preserve"> </w:t>
@@ -5361,20 +6591,16 @@
             <w:pPr>
               <w:pStyle w:val="Body"/>
             </w:pPr>
-            <w:proofErr w:type="spellStart"/>
             <w:r>
               <w:lastRenderedPageBreak/>
               <w:t>learn_reconsider_step</w:t>
             </w:r>
-            <w:proofErr w:type="spellEnd"/>
             <w:r>
               <w:t xml:space="preserve"> and </w:t>
             </w:r>
-            <w:proofErr w:type="spellStart"/>
             <w:r>
               <w:t>fill_reconsider_step</w:t>
             </w:r>
-            <w:proofErr w:type="spellEnd"/>
             <w:r>
               <w:t xml:space="preserve"> in </w:t>
             </w:r>
@@ -5407,16 +6633,11 @@
               <w:lastRenderedPageBreak/>
               <w:t xml:space="preserve">{{ </w:t>
             </w:r>
-            <w:proofErr w:type="spellStart"/>
             <w:r>
               <w:t>learn_reconsider_step</w:t>
             </w:r>
             <w:r>
-              <w:t>.subject</w:t>
-            </w:r>
-            <w:proofErr w:type="spellEnd"/>
-            <w:r>
-              <w:t xml:space="preserve"> }}</w:t>
+              <w:t>.subject }}</w:t>
             </w:r>
           </w:p>
           <w:p/>
@@ -5474,21 +6695,13 @@
               <w:outlineLvl w:val="1"/>
             </w:pPr>
             <w:r>
-              <w:t xml:space="preserve">{{ </w:t>
-            </w:r>
-            <w:proofErr w:type="spellStart"/>
-            <w:r>
-              <w:t>fill</w:t>
+              <w:t>{{ fill</w:t>
             </w:r>
             <w:r>
               <w:t>_reconsider_step</w:t>
             </w:r>
             <w:r>
-              <w:t>.subject</w:t>
-            </w:r>
-            <w:proofErr w:type="spellEnd"/>
-            <w:r>
-              <w:t xml:space="preserve"> }}</w:t>
+              <w:t>.subject }}</w:t>
             </w:r>
           </w:p>
         </w:tc>
@@ -5722,11 +6935,9 @@
             <w:pPr>
               <w:pStyle w:val="Body"/>
             </w:pPr>
-            <w:proofErr w:type="spellStart"/>
             <w:r>
               <w:t>standing_order_step</w:t>
             </w:r>
-            <w:proofErr w:type="spellEnd"/>
             <w:r>
               <w:t xml:space="preserve"> in </w:t>
             </w:r>
@@ -5954,7 +7165,13 @@
               <w:rPr>
                 <w:shd w:val="clear" w:color="auto" w:fill="FFFFFF"/>
               </w:rPr>
-              <w:t>'standing</w:t>
+              <w:t>'</w:t>
+            </w:r>
+            <w:r>
+              <w:rPr>
+                <w:shd w:val="clear" w:color="auto" w:fill="FFFFFF"/>
+              </w:rPr>
+              <w:t>standing</w:t>
             </w:r>
             <w:r>
               <w:rPr>
@@ -5966,7 +7183,13 @@
               <w:rPr>
                 <w:shd w:val="clear" w:color="auto" w:fill="FFFFFF"/>
               </w:rPr>
-              <w:t>order'</w:t>
+              <w:t>order</w:t>
+            </w:r>
+            <w:r>
+              <w:rPr>
+                <w:shd w:val="clear" w:color="auto" w:fill="FFFFFF"/>
+              </w:rPr>
+              <w:t>'</w:t>
             </w:r>
             <w:r>
               <w:rPr>
@@ -6021,7 +7244,19 @@
               <w:rPr>
                 <w:shd w:val="clear" w:color="auto" w:fill="FFFFFF"/>
               </w:rPr>
-              <w:t>'motion'</w:t>
+              <w:t>'</w:t>
+            </w:r>
+            <w:r>
+              <w:rPr>
+                <w:shd w:val="clear" w:color="auto" w:fill="FFFFFF"/>
+              </w:rPr>
+              <w:t>motion</w:t>
+            </w:r>
+            <w:r>
+              <w:rPr>
+                <w:shd w:val="clear" w:color="auto" w:fill="FFFFFF"/>
+              </w:rPr>
+              <w:t>'</w:t>
             </w:r>
             <w:r>
               <w:rPr>
@@ -6276,114 +7511,575 @@
             </w:pPr>
             <w:r>
               <w:rPr>
+                <w:color w:val="FF0000"/>
                 <w:shd w:val="clear" w:color="auto" w:fill="FFFFFF"/>
               </w:rPr>
               <w:t>{%tr</w:t>
             </w:r>
             <w:r>
               <w:rPr>
+                <w:color w:val="FF0000"/>
                 <w:shd w:val="clear" w:color="auto" w:fill="FFFFFF"/>
               </w:rPr>
               <w:t xml:space="preserve"> </w:t>
             </w:r>
             <w:r>
               <w:rPr>
+                <w:color w:val="FF0000"/>
                 <w:shd w:val="clear" w:color="auto" w:fill="FFFFFF"/>
               </w:rPr>
               <w:t>if</w:t>
             </w:r>
             <w:r>
               <w:rPr>
+                <w:color w:val="FF0000"/>
                 <w:shd w:val="clear" w:color="auto" w:fill="FFFFFF"/>
               </w:rPr>
               <w:t xml:space="preserve"> </w:t>
             </w:r>
             <w:r>
-              <w:t>unknown_final_date['appeal']</w:t>
-            </w:r>
-            <w:r>
-              <w:rPr>
-                <w:shd w:val="clear" w:color="auto" w:fill="FFFFFF"/>
-              </w:rPr>
-              <w:t xml:space="preserve"> or ((why_change =='problem'</w:t>
-            </w:r>
-            <w:r>
-              <w:rPr>
+              <w:rPr>
+                <w:color w:val="FF0000"/>
+                <w:shd w:val="clear" w:color="auto" w:fill="FFFFFF"/>
+              </w:rPr>
+              <w:t xml:space="preserve">user_need == </w:t>
+            </w:r>
+            <w:r>
+              <w:rPr>
+                <w:color w:val="FF0000"/>
+                <w:shd w:val="clear" w:color="auto" w:fill="FFFFFF"/>
+              </w:rPr>
+              <w:t>'</w:t>
+            </w:r>
+            <w:r>
+              <w:rPr>
+                <w:color w:val="FF0000"/>
+                <w:shd w:val="clear" w:color="auto" w:fill="FFFFFF"/>
+              </w:rPr>
+              <w:t xml:space="preserve">change </w:t>
+            </w:r>
+            <w:r>
+              <w:rPr>
+                <w:color w:val="FF0000"/>
+                <w:shd w:val="clear" w:color="auto" w:fill="FFFFFF"/>
+              </w:rPr>
+              <w:t>divorce order</w:t>
+            </w:r>
+            <w:r>
+              <w:rPr>
+                <w:color w:val="FF0000"/>
+                <w:shd w:val="clear" w:color="auto" w:fill="FFFFFF"/>
+              </w:rPr>
+              <w:t>'</w:t>
+            </w:r>
+            <w:r>
+              <w:rPr>
+                <w:color w:val="FF0000"/>
+                <w:shd w:val="clear" w:color="auto" w:fill="FFFFFF"/>
+              </w:rPr>
+              <w:t xml:space="preserve"> and middle_of_case == </w:t>
+            </w:r>
+            <w:r>
+              <w:rPr>
+                <w:color w:val="FF0000"/>
+                <w:shd w:val="clear" w:color="auto" w:fill="FFFFFF"/>
+              </w:rPr>
+              <w:t>'</w:t>
+            </w:r>
+            <w:r>
+              <w:rPr>
+                <w:color w:val="FF0000"/>
+                <w:shd w:val="clear" w:color="auto" w:fill="FFFFFF"/>
+              </w:rPr>
+              <w:t>no</w:t>
+            </w:r>
+            <w:r>
+              <w:rPr>
+                <w:color w:val="FF0000"/>
+                <w:shd w:val="clear" w:color="auto" w:fill="FFFFFF"/>
+              </w:rPr>
+              <w:t>'</w:t>
+            </w:r>
+            <w:r>
+              <w:rPr>
+                <w:color w:val="FF0000"/>
+                <w:shd w:val="clear" w:color="auto" w:fill="FFFFFF"/>
+              </w:rPr>
+              <w:t xml:space="preserve"> and </w:t>
+            </w:r>
+            <w:r>
+              <w:rPr>
+                <w:color w:val="FF0000"/>
+                <w:shd w:val="clear" w:color="auto" w:fill="FFFFFF"/>
+              </w:rPr>
+              <w:t>(</w:t>
+            </w:r>
+            <w:r>
+              <w:rPr>
+                <w:color w:val="FFC000"/>
+                <w:shd w:val="clear" w:color="auto" w:fill="FFFFFF"/>
+              </w:rPr>
+              <w:t>(</w:t>
+            </w:r>
+            <w:r>
+              <w:rPr>
+                <w:color w:val="92D050"/>
+                <w:shd w:val="clear" w:color="auto" w:fill="FFFFFF"/>
+              </w:rPr>
+              <w:t>type_of_final_order[</w:t>
+            </w:r>
+            <w:r>
+              <w:rPr>
+                <w:color w:val="92D050"/>
+                <w:shd w:val="clear" w:color="auto" w:fill="FFFFFF"/>
+              </w:rPr>
+              <w:t>'</w:t>
+            </w:r>
+            <w:r>
+              <w:rPr>
+                <w:color w:val="92D050"/>
+                <w:shd w:val="clear" w:color="auto" w:fill="FFFFFF"/>
+              </w:rPr>
+              <w:t>custody order</w:t>
+            </w:r>
+            <w:r>
+              <w:rPr>
+                <w:color w:val="92D050"/>
+                <w:shd w:val="clear" w:color="auto" w:fill="FFFFFF"/>
+              </w:rPr>
+              <w:t>'</w:t>
+            </w:r>
+            <w:r>
+              <w:rPr>
+                <w:color w:val="92D050"/>
+                <w:shd w:val="clear" w:color="auto" w:fill="FFFFFF"/>
+              </w:rPr>
+              <w:t xml:space="preserve">] and why_change == </w:t>
+            </w:r>
+            <w:r>
+              <w:rPr>
+                <w:color w:val="92D050"/>
+                <w:shd w:val="clear" w:color="auto" w:fill="FFFFFF"/>
+              </w:rPr>
+              <w:t>'</w:t>
+            </w:r>
+            <w:r>
+              <w:rPr>
+                <w:color w:val="92D050"/>
+                <w:shd w:val="clear" w:color="auto" w:fill="FFFFFF"/>
+              </w:rPr>
+              <w:t>problem</w:t>
+            </w:r>
+            <w:r>
+              <w:rPr>
+                <w:color w:val="92D050"/>
+                <w:shd w:val="clear" w:color="auto" w:fill="FFFFFF"/>
+              </w:rPr>
+              <w:t>'</w:t>
+            </w:r>
+            <w:r>
+              <w:rPr>
+                <w:color w:val="92D050"/>
+                <w:shd w:val="clear" w:color="auto" w:fill="FFFFFF"/>
+              </w:rPr>
+              <w:t xml:space="preserve"> and final_order_date_within_15_days</w:t>
+            </w:r>
+            <w:r>
+              <w:rPr>
+                <w:color w:val="FFC000"/>
+                <w:shd w:val="clear" w:color="auto" w:fill="FFFFFF"/>
+              </w:rPr>
+              <w:t>) or (</w:t>
+            </w:r>
+            <w:r>
+              <w:rPr>
+                <w:color w:val="92D050"/>
+                <w:shd w:val="clear" w:color="auto" w:fill="FFFFFF"/>
+              </w:rPr>
+              <w:t>(</w:t>
+            </w:r>
+            <w:r>
+              <w:rPr>
+                <w:color w:val="00B050"/>
+                <w:shd w:val="clear" w:color="auto" w:fill="FFFFFF"/>
+              </w:rPr>
+              <w:t>(</w:t>
+            </w:r>
+            <w:r>
+              <w:rPr>
+                <w:color w:val="00B0F0"/>
+                <w:shd w:val="clear" w:color="auto" w:fill="FFFFFF"/>
+              </w:rPr>
+              <w:t>type_of_final_order[</w:t>
+            </w:r>
+            <w:r>
+              <w:rPr>
+                <w:color w:val="00B0F0"/>
+                <w:shd w:val="clear" w:color="auto" w:fill="FFFFFF"/>
+              </w:rPr>
+              <w:t>'</w:t>
+            </w:r>
+            <w:r>
+              <w:rPr>
+                <w:color w:val="00B0F0"/>
+                <w:shd w:val="clear" w:color="auto" w:fill="FFFFFF"/>
+              </w:rPr>
+              <w:t>spousal support</w:t>
+            </w:r>
+            <w:r>
+              <w:rPr>
+                <w:color w:val="00B0F0"/>
+                <w:shd w:val="clear" w:color="auto" w:fill="FFFFFF"/>
+              </w:rPr>
+              <w:t>'</w:t>
+            </w:r>
+            <w:r>
+              <w:rPr>
+                <w:color w:val="00B0F0"/>
+                <w:shd w:val="clear" w:color="auto" w:fill="FFFFFF"/>
+              </w:rPr>
+              <w:t xml:space="preserve">] and why_change_divorce_order == </w:t>
+            </w:r>
+            <w:r>
+              <w:rPr>
+                <w:color w:val="00B0F0"/>
+                <w:shd w:val="clear" w:color="auto" w:fill="FFFFFF"/>
+              </w:rPr>
+              <w:t>'</w:t>
+            </w:r>
+            <w:r>
+              <w:rPr>
+                <w:color w:val="00B0F0"/>
+                <w:shd w:val="clear" w:color="auto" w:fill="FFFFFF"/>
+              </w:rPr>
+              <w:t>problem</w:t>
+            </w:r>
+            <w:r>
+              <w:rPr>
+                <w:color w:val="00B0F0"/>
+                <w:shd w:val="clear" w:color="auto" w:fill="FFFFFF"/>
+              </w:rPr>
+              <w:t>'</w:t>
+            </w:r>
+            <w:r>
+              <w:rPr>
+                <w:color w:val="00B050"/>
+                <w:shd w:val="clear" w:color="auto" w:fill="FFFFFF"/>
+              </w:rPr>
+              <w:t>) or type_of_final_order[</w:t>
+            </w:r>
+            <w:r>
+              <w:rPr>
+                <w:color w:val="00B050"/>
+                <w:shd w:val="clear" w:color="auto" w:fill="FFFFFF"/>
+              </w:rPr>
+              <w:t>'</w:t>
+            </w:r>
+            <w:r>
+              <w:rPr>
+                <w:color w:val="00B050"/>
+                <w:shd w:val="clear" w:color="auto" w:fill="FFFFFF"/>
+              </w:rPr>
+              <w:t>property or debt</w:t>
+            </w:r>
+            <w:r>
+              <w:rPr>
+                <w:color w:val="00B050"/>
+                <w:shd w:val="clear" w:color="auto" w:fill="FFFFFF"/>
+              </w:rPr>
+              <w:t>'</w:t>
+            </w:r>
+            <w:r>
+              <w:rPr>
+                <w:color w:val="00B050"/>
+                <w:shd w:val="clear" w:color="auto" w:fill="FFFFFF"/>
+              </w:rPr>
+              <w:t>]</w:t>
+            </w:r>
+            <w:r>
+              <w:rPr>
+                <w:color w:val="92D050"/>
+                <w:shd w:val="clear" w:color="auto" w:fill="FFFFFF"/>
+              </w:rPr>
+              <w:t>)</w:t>
+            </w:r>
+            <w:r>
+              <w:rPr>
+                <w:color w:val="92D050"/>
                 <w:shd w:val="clear" w:color="auto" w:fill="FFFFFF"/>
               </w:rPr>
               <w:t xml:space="preserve"> </w:t>
             </w:r>
             <w:r>
               <w:rPr>
-                <w:shd w:val="clear" w:color="auto" w:fill="FFFFFF"/>
-              </w:rPr>
-              <w:t>and</w:t>
-            </w:r>
-            <w:r>
-              <w:rPr>
+                <w:color w:val="92D050"/>
+                <w:shd w:val="clear" w:color="auto" w:fill="FFFFFF"/>
+              </w:rPr>
+              <w:t>and final_order_date_within_30_days</w:t>
+            </w:r>
+            <w:r>
+              <w:rPr>
+                <w:color w:val="FFC000"/>
+                <w:shd w:val="clear" w:color="auto" w:fill="FFFFFF"/>
+              </w:rPr>
+              <w:t>) or (</w:t>
+            </w:r>
+            <w:r>
+              <w:rPr>
+                <w:color w:val="92D050"/>
+                <w:shd w:val="clear" w:color="auto" w:fill="FFFFFF"/>
+              </w:rPr>
+              <w:t>(</w:t>
+            </w:r>
+            <w:r>
+              <w:rPr>
+                <w:color w:val="00B050"/>
+                <w:shd w:val="clear" w:color="auto" w:fill="FFFFFF"/>
+              </w:rPr>
+              <w:t>(</w:t>
+            </w:r>
+            <w:r>
+              <w:rPr>
+                <w:color w:val="00B0F0"/>
+                <w:shd w:val="clear" w:color="auto" w:fill="FFFFFF"/>
+              </w:rPr>
+              <w:t>type_of_final_order[</w:t>
+            </w:r>
+            <w:r>
+              <w:rPr>
+                <w:color w:val="00B0F0"/>
+                <w:shd w:val="clear" w:color="auto" w:fill="FFFFFF"/>
+              </w:rPr>
+              <w:t>'</w:t>
+            </w:r>
+            <w:r>
+              <w:rPr>
+                <w:color w:val="00B0F0"/>
+                <w:shd w:val="clear" w:color="auto" w:fill="FFFFFF"/>
+              </w:rPr>
+              <w:t>custody order</w:t>
+            </w:r>
+            <w:r>
+              <w:rPr>
+                <w:color w:val="00B0F0"/>
+                <w:shd w:val="clear" w:color="auto" w:fill="FFFFFF"/>
+              </w:rPr>
+              <w:t>'</w:t>
+            </w:r>
+            <w:r>
+              <w:rPr>
+                <w:color w:val="00B0F0"/>
+                <w:shd w:val="clear" w:color="auto" w:fill="FFFFFF"/>
+              </w:rPr>
+              <w:t xml:space="preserve">] and why_change == </w:t>
+            </w:r>
+            <w:r>
+              <w:rPr>
+                <w:color w:val="00B0F0"/>
+                <w:shd w:val="clear" w:color="auto" w:fill="FFFFFF"/>
+              </w:rPr>
+              <w:t>'</w:t>
+            </w:r>
+            <w:r>
+              <w:rPr>
+                <w:color w:val="00B0F0"/>
+                <w:shd w:val="clear" w:color="auto" w:fill="FFFFFF"/>
+              </w:rPr>
+              <w:t>problem</w:t>
+            </w:r>
+            <w:r>
+              <w:rPr>
+                <w:color w:val="00B0F0"/>
+                <w:shd w:val="clear" w:color="auto" w:fill="FFFFFF"/>
+              </w:rPr>
+              <w:t>'</w:t>
+            </w:r>
+            <w:r>
+              <w:rPr>
+                <w:color w:val="00B050"/>
+                <w:shd w:val="clear" w:color="auto" w:fill="FFFFFF"/>
+              </w:rPr>
+              <w:t>)</w:t>
+            </w:r>
+            <w:r>
+              <w:rPr>
+                <w:color w:val="00B050"/>
+                <w:shd w:val="clear" w:color="auto" w:fill="FFFFFF"/>
+              </w:rPr>
+              <w:t xml:space="preserve"> or (</w:t>
+            </w:r>
+            <w:r>
+              <w:rPr>
+                <w:color w:val="00B0F0"/>
+                <w:shd w:val="clear" w:color="auto" w:fill="FFFFFF"/>
+              </w:rPr>
+              <w:t>type_of_final_order[</w:t>
+            </w:r>
+            <w:r>
+              <w:rPr>
+                <w:color w:val="00B0F0"/>
+                <w:shd w:val="clear" w:color="auto" w:fill="FFFFFF"/>
+              </w:rPr>
+              <w:t>'</w:t>
+            </w:r>
+            <w:r>
+              <w:rPr>
+                <w:color w:val="00B0F0"/>
+                <w:shd w:val="clear" w:color="auto" w:fill="FFFFFF"/>
+              </w:rPr>
+              <w:t>spousal support</w:t>
+            </w:r>
+            <w:r>
+              <w:rPr>
+                <w:color w:val="00B0F0"/>
+                <w:shd w:val="clear" w:color="auto" w:fill="FFFFFF"/>
+              </w:rPr>
+              <w:t>'</w:t>
+            </w:r>
+            <w:r>
+              <w:rPr>
+                <w:color w:val="00B0F0"/>
+                <w:shd w:val="clear" w:color="auto" w:fill="FFFFFF"/>
+              </w:rPr>
+              <w:t xml:space="preserve">] and why_change_divorce_order == </w:t>
+            </w:r>
+            <w:r>
+              <w:rPr>
+                <w:color w:val="00B0F0"/>
+                <w:shd w:val="clear" w:color="auto" w:fill="FFFFFF"/>
+              </w:rPr>
+              <w:t>'</w:t>
+            </w:r>
+            <w:r>
+              <w:rPr>
+                <w:color w:val="00B0F0"/>
+                <w:shd w:val="clear" w:color="auto" w:fill="FFFFFF"/>
+              </w:rPr>
+              <w:t>problem</w:t>
+            </w:r>
+            <w:r>
+              <w:rPr>
+                <w:color w:val="00B0F0"/>
+                <w:shd w:val="clear" w:color="auto" w:fill="FFFFFF"/>
+              </w:rPr>
+              <w:t>'</w:t>
+            </w:r>
+            <w:r>
+              <w:rPr>
+                <w:color w:val="00B050"/>
+                <w:shd w:val="clear" w:color="auto" w:fill="FFFFFF"/>
+              </w:rPr>
+              <w:t xml:space="preserve">) or </w:t>
+            </w:r>
+            <w:r>
+              <w:rPr>
+                <w:color w:val="00B050"/>
+                <w:shd w:val="clear" w:color="auto" w:fill="FFFFFF"/>
+              </w:rPr>
+              <w:lastRenderedPageBreak/>
+              <w:t>type_of_final_order[</w:t>
+            </w:r>
+            <w:r>
+              <w:rPr>
+                <w:color w:val="00B050"/>
+                <w:shd w:val="clear" w:color="auto" w:fill="FFFFFF"/>
+              </w:rPr>
+              <w:t>'</w:t>
+            </w:r>
+            <w:r>
+              <w:rPr>
+                <w:color w:val="00B050"/>
+                <w:shd w:val="clear" w:color="auto" w:fill="FFFFFF"/>
+              </w:rPr>
+              <w:t>property or debt</w:t>
+            </w:r>
+            <w:r>
+              <w:rPr>
+                <w:color w:val="00B050"/>
+                <w:shd w:val="clear" w:color="auto" w:fill="FFFFFF"/>
+              </w:rPr>
+              <w:t>'</w:t>
+            </w:r>
+            <w:r>
+              <w:rPr>
+                <w:color w:val="00B050"/>
+                <w:shd w:val="clear" w:color="auto" w:fill="FFFFFF"/>
+              </w:rPr>
+              <w:t>]</w:t>
+            </w:r>
+            <w:r>
+              <w:rPr>
+                <w:color w:val="92D050"/>
+                <w:shd w:val="clear" w:color="auto" w:fill="FFFFFF"/>
+              </w:rPr>
+              <w:t>)</w:t>
+            </w:r>
+            <w:r>
+              <w:rPr>
+                <w:color w:val="FFC000"/>
                 <w:shd w:val="clear" w:color="auto" w:fill="FFFFFF"/>
               </w:rPr>
               <w:t xml:space="preserve"> </w:t>
             </w:r>
             <w:r>
               <w:rPr>
-                <w:shd w:val="clear" w:color="auto" w:fill="FFFFFF"/>
-              </w:rPr>
-              <w:t>final_order_date_within_15_days</w:t>
-            </w:r>
-            <w:r>
-              <w:rPr>
-                <w:shd w:val="clear" w:color="auto" w:fill="FFFFFF"/>
+                <w:color w:val="FFC000"/>
+                <w:shd w:val="clear" w:color="auto" w:fill="FFFFFF"/>
+              </w:rPr>
+              <w:t xml:space="preserve">and </w:t>
+            </w:r>
+            <w:r>
+              <w:rPr>
+                <w:color w:val="FFC000"/>
+              </w:rPr>
+              <w:t>unknown_final_date[</w:t>
+            </w:r>
+            <w:r>
+              <w:rPr>
+                <w:color w:val="FFC000"/>
+              </w:rPr>
+              <w:t>'</w:t>
+            </w:r>
+            <w:r>
+              <w:rPr>
+                <w:color w:val="FFC000"/>
+              </w:rPr>
+              <w:t>appeal</w:t>
+            </w:r>
+            <w:r>
+              <w:rPr>
+                <w:color w:val="FFC000"/>
+              </w:rPr>
+              <w:t>'</w:t>
+            </w:r>
+            <w:r>
+              <w:rPr>
+                <w:color w:val="FFC000"/>
+              </w:rPr>
+              <w:t>]</w:t>
+            </w:r>
+            <w:r>
+              <w:rPr>
+                <w:color w:val="FFC000"/>
               </w:rPr>
               <w:t>)</w:t>
             </w:r>
             <w:r>
               <w:rPr>
+                <w:color w:val="FF0000"/>
+              </w:rPr>
+              <w:t>)</w:t>
+            </w:r>
+            <w:r>
+              <w:rPr>
+                <w:color w:val="FF0000"/>
                 <w:shd w:val="clear" w:color="auto" w:fill="FFFFFF"/>
               </w:rPr>
               <w:t xml:space="preserve"> </w:t>
             </w:r>
             <w:r>
-              <w:t>or</w:t>
-            </w:r>
-            <w:r>
-              <w:t xml:space="preserve"> </w:t>
-            </w:r>
-            <w:r>
-              <w:t>(</w:t>
-            </w:r>
-            <w:r>
-              <w:rPr>
-                <w:shd w:val="clear" w:color="auto" w:fill="FFFFFF"/>
-              </w:rPr>
-              <w:t xml:space="preserve">why_change_divorce_order =='problem' and </w:t>
-            </w:r>
-            <w:r>
-              <w:rPr>
-                <w:shd w:val="clear" w:color="auto" w:fill="FFFFFF"/>
-              </w:rPr>
-              <w:t>final_order_date_within_</w:t>
-            </w:r>
-            <w:r>
-              <w:rPr>
-                <w:shd w:val="clear" w:color="auto" w:fill="FFFFFF"/>
-              </w:rPr>
-              <w:t>30</w:t>
-            </w:r>
-            <w:r>
-              <w:rPr>
-                <w:shd w:val="clear" w:color="auto" w:fill="FFFFFF"/>
-              </w:rPr>
-              <w:t>_days</w:t>
-            </w:r>
-            <w:r>
-              <w:rPr>
-                <w:shd w:val="clear" w:color="auto" w:fill="FFFFFF"/>
-              </w:rPr>
-              <w:t xml:space="preserve">)) </w:t>
-            </w:r>
-            <w:r>
-              <w:rPr>
+              <w:rPr>
+                <w:color w:val="FF0000"/>
                 <w:shd w:val="clear" w:color="auto" w:fill="FFFFFF"/>
               </w:rPr>
               <w:t>%}</w:t>
@@ -6404,6 +8100,7 @@
               <w:pStyle w:val="Body"/>
             </w:pPr>
             <w:r>
+              <w:lastRenderedPageBreak/>
               <w:t>appeal_step in aka2j_mod_cust_div_templates.yml</w:t>
             </w:r>
           </w:p>
@@ -6556,33 +8253,213 @@
           <w:p>
             <w:pPr>
               <w:pStyle w:val="Body"/>
-            </w:pPr>
-            <w:r>
-              <w:t>{%tr</w:t>
-            </w:r>
-            <w:r>
+              <w:rPr>
+                <w:shd w:val="clear" w:color="auto" w:fill="FFFFFF"/>
+              </w:rPr>
+            </w:pPr>
+            <w:r>
+              <w:rPr>
+                <w:color w:val="FF0000"/>
+              </w:rPr>
+              <w:t xml:space="preserve">{%tr if </w:t>
+            </w:r>
+            <w:r>
+              <w:rPr>
+                <w:color w:val="FF0000"/>
+              </w:rPr>
+              <w:t>(</w:t>
+            </w:r>
+            <w:r>
+              <w:rPr>
+                <w:color w:val="FFC000"/>
+              </w:rPr>
+              <w:t>(</w:t>
+            </w:r>
+            <w:r>
+              <w:rPr>
+                <w:color w:val="92D050"/>
+              </w:rPr>
+              <w:t>type_of_final_order[</w:t>
+            </w:r>
+            <w:r>
+              <w:rPr>
+                <w:color w:val="92D050"/>
+              </w:rPr>
+              <w:t>'</w:t>
+            </w:r>
+            <w:r>
+              <w:rPr>
+                <w:color w:val="92D050"/>
+              </w:rPr>
+              <w:t>custody order</w:t>
+            </w:r>
+            <w:r>
+              <w:rPr>
+                <w:color w:val="92D050"/>
+              </w:rPr>
+              <w:t>'</w:t>
+            </w:r>
+            <w:r>
+              <w:rPr>
+                <w:color w:val="92D050"/>
+              </w:rPr>
+              <w:t xml:space="preserve">] and why_change == </w:t>
+            </w:r>
+            <w:r>
+              <w:rPr>
+                <w:color w:val="92D050"/>
+              </w:rPr>
+              <w:t>'</w:t>
+            </w:r>
+            <w:r>
+              <w:rPr>
+                <w:color w:val="92D050"/>
+              </w:rPr>
+              <w:t>problem</w:t>
+            </w:r>
+            <w:r>
+              <w:rPr>
+                <w:color w:val="92D050"/>
+              </w:rPr>
+              <w:t>'</w:t>
+            </w:r>
+            <w:r>
+              <w:rPr>
+                <w:color w:val="FFC000"/>
+              </w:rPr>
+              <w:t>) or (</w:t>
+            </w:r>
+            <w:r>
+              <w:rPr>
+                <w:color w:val="92D050"/>
+              </w:rPr>
+              <w:t>type_of_final_order</w:t>
+            </w:r>
+            <w:r>
+              <w:rPr>
+                <w:color w:val="92D050"/>
+              </w:rPr>
+              <w:t>[</w:t>
+            </w:r>
+            <w:r>
+              <w:rPr>
+                <w:color w:val="92D050"/>
+              </w:rPr>
               <w:t xml:space="preserve"> </w:t>
             </w:r>
             <w:r>
-              <w:t>if</w:t>
-            </w:r>
-            <w:r>
-              <w:t xml:space="preserve"> unknown_final_date['set aside'</w:t>
-            </w:r>
-            <w:r>
+              <w:rPr>
+                <w:color w:val="92D050"/>
+              </w:rPr>
+              <w:t>'</w:t>
+            </w:r>
+            <w:r>
+              <w:rPr>
+                <w:color w:val="92D050"/>
+              </w:rPr>
+              <w:t>spousal support</w:t>
+            </w:r>
+            <w:r>
+              <w:rPr>
+                <w:color w:val="92D050"/>
+              </w:rPr>
+              <w:t>'</w:t>
+            </w:r>
+            <w:r>
+              <w:rPr>
+                <w:color w:val="92D050"/>
+              </w:rPr>
+              <w:t xml:space="preserve">] </w:t>
+            </w:r>
+            <w:r>
+              <w:rPr>
+                <w:color w:val="92D050"/>
+              </w:rPr>
+              <w:t xml:space="preserve">and why_change_divorce_order == </w:t>
+            </w:r>
+            <w:r>
+              <w:rPr>
+                <w:color w:val="92D050"/>
+              </w:rPr>
+              <w:t>'</w:t>
+            </w:r>
+            <w:r>
+              <w:rPr>
+                <w:color w:val="92D050"/>
+              </w:rPr>
+              <w:t>problem</w:t>
+            </w:r>
+            <w:r>
+              <w:rPr>
+                <w:color w:val="92D050"/>
+              </w:rPr>
+              <w:t>'</w:t>
+            </w:r>
+            <w:r>
+              <w:rPr>
+                <w:color w:val="FFC000"/>
+              </w:rPr>
+              <w:t>)</w:t>
+            </w:r>
+            <w:r>
+              <w:rPr>
+                <w:color w:val="FFC000"/>
+              </w:rPr>
+              <w:t xml:space="preserve"> or type_of_final_order[ </w:t>
+            </w:r>
+            <w:r>
+              <w:rPr>
+                <w:color w:val="FFC000"/>
+              </w:rPr>
+              <w:t>'</w:t>
+            </w:r>
+            <w:r>
+              <w:rPr>
+                <w:color w:val="FFC000"/>
+              </w:rPr>
+              <w:t xml:space="preserve">property </w:t>
+            </w:r>
+            <w:r>
+              <w:rPr>
+                <w:color w:val="FFC000"/>
+              </w:rPr>
+              <w:t>or</w:t>
+            </w:r>
+            <w:r>
+              <w:rPr>
+                <w:color w:val="FFC000"/>
+              </w:rPr>
+              <w:t xml:space="preserve"> debt</w:t>
+            </w:r>
+            <w:r>
+              <w:rPr>
+                <w:color w:val="FFC000"/>
+              </w:rPr>
+              <w:t>'</w:t>
+            </w:r>
+            <w:r>
+              <w:rPr>
+                <w:color w:val="FFC000"/>
+              </w:rPr>
               <w:t>]</w:t>
             </w:r>
             <w:r>
               <w:rPr>
                 <w:color w:val="FF0000"/>
               </w:rPr>
+              <w:t>)</w:t>
+            </w:r>
+            <w:r>
+              <w:rPr>
+                <w:color w:val="FF0000"/>
+              </w:rPr>
               <w:t xml:space="preserve"> </w:t>
             </w:r>
             <w:r>
               <w:rPr>
                 <w:color w:val="FF0000"/>
               </w:rPr>
-              <w:t xml:space="preserve">or </w:t>
+              <w:t xml:space="preserve">and </w:t>
             </w:r>
             <w:r>
               <w:rPr>
@@ -6592,111 +8469,149 @@
             </w:r>
             <w:r>
               <w:rPr>
+                <w:color w:val="FFC000"/>
+              </w:rPr>
+              <w:t>final_order_date_within_10_days</w:t>
+            </w:r>
+            <w:r>
+              <w:rPr>
+                <w:color w:val="FFC000"/>
+              </w:rPr>
+              <w:t xml:space="preserve"> is false</w:t>
+            </w:r>
+            <w:r>
+              <w:rPr>
+                <w:color w:val="FFC000"/>
+              </w:rPr>
+              <w:t xml:space="preserve"> </w:t>
+            </w:r>
+            <w:r>
+              <w:rPr>
+                <w:color w:val="FFC000"/>
+              </w:rPr>
+              <w:t>o</w:t>
+            </w:r>
+            <w:r>
+              <w:rPr>
+                <w:color w:val="FFC000"/>
+              </w:rPr>
+              <w:t>r (</w:t>
+            </w:r>
+            <w:r>
+              <w:rPr>
                 <w:color w:val="92D050"/>
               </w:rPr>
               <w:t>(</w:t>
             </w:r>
             <w:r>
               <w:rPr>
-                <w:color w:val="FFC000"/>
+                <w:color w:val="00B050"/>
+              </w:rPr>
+              <w:t xml:space="preserve">final_order_period </w:t>
+            </w:r>
+            <w:r>
+              <w:rPr>
+                <w:color w:val="00B050"/>
+              </w:rPr>
+              <w:t xml:space="preserve">and </w:t>
+            </w:r>
+            <w:r>
+              <w:rPr>
+                <w:color w:val="00B050"/>
               </w:rPr>
               <w:t>(</w:t>
             </w:r>
             <w:r>
-              <w:t>type_of_final_order</w:t>
-            </w:r>
-            <w:r>
-              <w:t xml:space="preserve">['custody order'] and why_change == </w:t>
-            </w:r>
-            <w:r>
-              <w:lastRenderedPageBreak/>
-              <w:t>'problem'</w:t>
-            </w:r>
-            <w:r>
-              <w:rPr>
-                <w:color w:val="FFC000"/>
+              <w:rPr>
+                <w:color w:val="00B0F0"/>
+              </w:rPr>
+              <w:t xml:space="preserve">guess_final_order_date </w:t>
+            </w:r>
+            <w:r>
+              <w:rPr>
+                <w:color w:val="00B0F0"/>
+              </w:rPr>
+              <w:t>!</w:t>
+            </w:r>
+            <w:r>
+              <w:rPr>
+                <w:color w:val="00B0F0"/>
+              </w:rPr>
+              <w:t xml:space="preserve">= </w:t>
+            </w:r>
+            <w:r>
+              <w:rPr>
+                <w:color w:val="00B0F0"/>
+              </w:rPr>
+              <w:t>'</w:t>
+            </w:r>
+            <w:r>
+              <w:rPr>
+                <w:color w:val="00B0F0"/>
+              </w:rPr>
+              <w:t>unknown</w:t>
+            </w:r>
+            <w:r>
+              <w:rPr>
+                <w:color w:val="00B0F0"/>
+              </w:rPr>
+              <w:t>'</w:t>
+            </w:r>
+            <w:r>
+              <w:rPr>
+                <w:color w:val="00B0F0"/>
+              </w:rPr>
+              <w:t xml:space="preserve"> or (</w:t>
+            </w:r>
+            <w:r>
+              <w:rPr>
+                <w:color w:val="0070C0"/>
+              </w:rPr>
+              <w:t xml:space="preserve">guess_final_order_date </w:t>
+            </w:r>
+            <w:r>
+              <w:rPr>
+                <w:color w:val="0070C0"/>
+              </w:rPr>
+              <w:t>=</w:t>
+            </w:r>
+            <w:r>
+              <w:rPr>
+                <w:color w:val="0070C0"/>
+              </w:rPr>
+              <w:t>= 'unknown'</w:t>
+            </w:r>
+            <w:r>
+              <w:rPr>
+                <w:color w:val="0070C0"/>
+              </w:rPr>
+              <w:t xml:space="preserve"> and </w:t>
+            </w:r>
+            <w:r>
+              <w:rPr>
+                <w:color w:val="0070C0"/>
+              </w:rPr>
+              <w:t>unknown_final_date['set aside']</w:t>
+            </w:r>
+            <w:r>
+              <w:rPr>
+                <w:color w:val="00B0F0"/>
               </w:rPr>
               <w:t>)</w:t>
             </w:r>
             <w:r>
               <w:rPr>
-                <w:color w:val="FFC000"/>
-              </w:rPr>
-              <w:t xml:space="preserve"> </w:t>
-            </w:r>
-            <w:r>
-              <w:rPr>
-                <w:color w:val="FFC000"/>
-              </w:rPr>
-              <w:t>or</w:t>
-            </w:r>
-            <w:r>
-              <w:rPr>
-                <w:color w:val="FFC000"/>
-              </w:rPr>
-              <w:t xml:space="preserve"> </w:t>
-            </w:r>
-            <w:r>
-              <w:rPr>
-                <w:color w:val="FFC000"/>
-              </w:rPr>
-              <w:t>(</w:t>
-            </w:r>
-            <w:r>
-              <w:t>type_of_final_order</w:t>
-            </w:r>
-            <w:r>
-              <w:t>.any_true</w:t>
+                <w:color w:val="00B050"/>
+              </w:rPr>
+              <w:t>)</w:t>
             </w:r>
             <w:r>
               <w:rPr>
                 <w:color w:val="92D050"/>
               </w:rPr>
-              <w:t>(</w:t>
-            </w:r>
-            <w:r>
-              <w:t>'</w:t>
-            </w:r>
-            <w:r>
-              <w:t>property</w:t>
-            </w:r>
-            <w:r>
-              <w:t xml:space="preserve"> </w:t>
-            </w:r>
-            <w:r>
-              <w:t>or</w:t>
-            </w:r>
-            <w:r>
-              <w:t xml:space="preserve"> </w:t>
-            </w:r>
-            <w:r>
-              <w:t>debt</w:t>
-            </w:r>
-            <w:r>
-              <w:t>', '</w:t>
-            </w:r>
-            <w:r>
-              <w:t>spousal</w:t>
-            </w:r>
-            <w:r>
-              <w:t xml:space="preserve"> </w:t>
-            </w:r>
-            <w:r>
-              <w:t>support</w:t>
-            </w:r>
-            <w:r>
-              <w:t>'</w:t>
-            </w:r>
-            <w:r>
-              <w:rPr>
-                <w:color w:val="92D050"/>
-              </w:rPr>
               <w:t>)</w:t>
             </w:r>
             <w:r>
-              <w:t xml:space="preserve"> and why_change_divorce_order == 'problem'</w:t>
-            </w:r>
-            <w:r>
               <w:rPr>
                 <w:color w:val="FFC000"/>
               </w:rPr>
@@ -6704,75 +8619,16 @@
             </w:r>
             <w:r>
               <w:rPr>
-                <w:color w:val="92D050"/>
+                <w:color w:val="FF0000"/>
               </w:rPr>
               <w:t>)</w:t>
             </w:r>
             <w:r>
-              <w:t xml:space="preserve"> </w:t>
-            </w:r>
-            <w:r>
-              <w:rPr>
-                <w:color w:val="92D050"/>
-              </w:rPr>
-              <w:t xml:space="preserve">and </w:t>
-            </w:r>
-            <w:r>
-              <w:t xml:space="preserve">not </w:t>
-            </w:r>
-            <w:r>
-              <w:t>final_order_date_within_10_days</w:t>
-            </w:r>
-            <w:r>
-              <w:t xml:space="preserve"> </w:t>
-            </w:r>
-            <w:r>
-              <w:rPr>
-                <w:color w:val="92D050"/>
-              </w:rPr>
-              <w:t>and</w:t>
-            </w:r>
-            <w:r>
-              <w:t xml:space="preserve"> </w:t>
-            </w:r>
-            <w:r>
-              <w:t xml:space="preserve">not </w:t>
-            </w:r>
-            <w:r>
-              <w:t>guess_final_order_date</w:t>
-            </w:r>
-            <w:r>
-              <w:t xml:space="preserve"> </w:t>
-            </w:r>
-            <w:r>
-              <w:t>=</w:t>
-            </w:r>
-            <w:r>
-              <w:t>= 'unknown'</w:t>
-            </w:r>
-            <w:r>
-              <w:rPr>
-                <w:color w:val="FF0000"/>
-              </w:rPr>
-              <w:t>)</w:t>
-            </w:r>
-            <w:r>
-              <w:rPr>
-                <w:color w:val="FF0000"/>
-              </w:rPr>
-              <w:t xml:space="preserve"> </w:t>
-            </w:r>
-            <w:r>
-              <w:t>%}</w:t>
-            </w:r>
-          </w:p>
-          <w:p>
-            <w:pPr>
-              <w:pStyle w:val="Body"/>
-              <w:rPr>
-                <w:shd w:val="clear" w:color="auto" w:fill="FFFFFF"/>
-              </w:rPr>
-            </w:pPr>
+              <w:rPr>
+                <w:color w:val="FF0000"/>
+              </w:rPr>
+              <w:t xml:space="preserve"> %}</w:t>
+            </w:r>
           </w:p>
         </w:tc>
         <w:tc>
@@ -6789,7 +8645,6 @@
               <w:pStyle w:val="Body"/>
             </w:pPr>
             <w:r>
-              <w:lastRenderedPageBreak/>
               <w:t>learn_set_aside_step</w:t>
             </w:r>
             <w:r>
@@ -6832,7 +8687,14 @@
               <w:rPr>
                 <w:shd w:val="clear" w:color="auto" w:fill="FFFFFF"/>
               </w:rPr>
-              <w:t>{{ learn_set_aside_step.subject }}</w:t>
+              <w:t>{{ learn_set_aside</w:t>
+            </w:r>
+            <w:r>
+              <w:rPr>
+                <w:shd w:val="clear" w:color="auto" w:fill="FFFFFF"/>
+              </w:rPr>
+              <w:lastRenderedPageBreak/>
+              <w:t>_step.subject }}</w:t>
             </w:r>
           </w:p>
         </w:tc>
@@ -6862,7 +8724,11 @@
               <w:t xml:space="preserve"> (include_docx_template("docassemble.AKA2JBranding:</w:t>
             </w:r>
             <w:r>
-              <w:t>learn_set_aside</w:t>
+              <w:t>learn_set_asi</w:t>
+            </w:r>
+            <w:r>
+              <w:lastRenderedPageBreak/>
+              <w:t>de</w:t>
             </w:r>
             <w:r>
               <w:t>_content.docx")) }}</w:t>
@@ -6895,6 +8761,7 @@
               <w:rPr>
                 <w:shd w:val="clear" w:color="auto" w:fill="FFFFFF"/>
               </w:rPr>
+              <w:lastRenderedPageBreak/>
               <w:t>{{ fill_set_aside_step.subject }}</w:t>
             </w:r>
           </w:p>
@@ -6955,6 +8822,7 @@
             </w:pPr>
             <w:r>
               <w:rPr>
+                <w:color w:val="FF0000"/>
                 <w:shd w:val="clear" w:color="auto" w:fill="FFFFFF"/>
               </w:rPr>
               <w:t>{%tr endif %}</w:t>
@@ -7015,13 +8883,20 @@
                 <w:shd w:val="clear" w:color="auto" w:fill="FFFFFF"/>
                 <w:lang w:val="en"/>
               </w:rPr>
-              <w:t xml:space="preserve"> == '</w:t>
+              <w:t xml:space="preserve"> == </w:t>
             </w:r>
             <w:r>
               <w:rPr>
                 <w:shd w:val="clear" w:color="auto" w:fill="FFFFFF"/>
                 <w:lang w:val="en"/>
               </w:rPr>
+              <w:t>'</w:t>
+            </w:r>
+            <w:r>
+              <w:rPr>
+                <w:shd w:val="clear" w:color="auto" w:fill="FFFFFF"/>
+                <w:lang w:val="en"/>
+              </w:rPr>
               <w:t>reconsider</w:t>
             </w:r>
             <w:r>
@@ -7029,7 +8904,14 @@
                 <w:shd w:val="clear" w:color="auto" w:fill="FFFFFF"/>
                 <w:lang w:val="en"/>
               </w:rPr>
-              <w:t xml:space="preserve">' </w:t>
+              <w:t>'</w:t>
+            </w:r>
+            <w:r>
+              <w:rPr>
+                <w:shd w:val="clear" w:color="auto" w:fill="FFFFFF"/>
+                <w:lang w:val="en"/>
+              </w:rPr>
+              <w:t xml:space="preserve"> </w:t>
             </w:r>
             <w:r>
               <w:rPr>
@@ -7160,7 +9042,6 @@
               <w:rPr>
                 <w:shd w:val="clear" w:color="auto" w:fill="FFFFFF"/>
               </w:rPr>
-              <w:lastRenderedPageBreak/>
               <w:t>{%tr endif %}</w:t>
             </w:r>
           </w:p>
@@ -7220,7 +9101,49 @@
               <w:rPr>
                 <w:shd w:val="clear" w:color="auto" w:fill="FFFFFF"/>
               </w:rPr>
-              <w:t xml:space="preserve"> == 'agree' or respond_to_set_aside == 'agree'</w:t>
+              <w:t xml:space="preserve"> == </w:t>
+            </w:r>
+            <w:r>
+              <w:rPr>
+                <w:shd w:val="clear" w:color="auto" w:fill="FFFFFF"/>
+              </w:rPr>
+              <w:t>'</w:t>
+            </w:r>
+            <w:r>
+              <w:rPr>
+                <w:shd w:val="clear" w:color="auto" w:fill="FFFFFF"/>
+              </w:rPr>
+              <w:t>agree</w:t>
+            </w:r>
+            <w:r>
+              <w:rPr>
+                <w:shd w:val="clear" w:color="auto" w:fill="FFFFFF"/>
+              </w:rPr>
+              <w:t>'</w:t>
+            </w:r>
+            <w:r>
+              <w:rPr>
+                <w:shd w:val="clear" w:color="auto" w:fill="FFFFFF"/>
+              </w:rPr>
+              <w:t xml:space="preserve"> or respond_to_set_aside == </w:t>
+            </w:r>
+            <w:r>
+              <w:rPr>
+                <w:shd w:val="clear" w:color="auto" w:fill="FFFFFF"/>
+              </w:rPr>
+              <w:t>'</w:t>
+            </w:r>
+            <w:r>
+              <w:rPr>
+                <w:shd w:val="clear" w:color="auto" w:fill="FFFFFF"/>
+              </w:rPr>
+              <w:t>agree</w:t>
+            </w:r>
+            <w:r>
+              <w:rPr>
+                <w:shd w:val="clear" w:color="auto" w:fill="FFFFFF"/>
+              </w:rPr>
+              <w:t>'</w:t>
             </w:r>
             <w:r>
               <w:rPr>
@@ -7390,6 +9313,7 @@
               <w:rPr>
                 <w:shd w:val="clear" w:color="auto" w:fill="FFFFFF"/>
               </w:rPr>
+              <w:lastRenderedPageBreak/>
               <w:t>{%tr endif %}</w:t>
             </w:r>
           </w:p>
@@ -7443,7 +9367,55 @@
               <w:rPr>
                 <w:shd w:val="clear" w:color="auto" w:fill="FFFFFF"/>
               </w:rPr>
-              <w:t>of_response in('modify', 'set aside') %}</w:t>
+              <w:t>of_response in(</w:t>
+            </w:r>
+            <w:r>
+              <w:rPr>
+                <w:shd w:val="clear" w:color="auto" w:fill="FFFFFF"/>
+              </w:rPr>
+              <w:t>'</w:t>
+            </w:r>
+            <w:r>
+              <w:rPr>
+                <w:shd w:val="clear" w:color="auto" w:fill="FFFFFF"/>
+              </w:rPr>
+              <w:t>modify</w:t>
+            </w:r>
+            <w:r>
+              <w:rPr>
+                <w:shd w:val="clear" w:color="auto" w:fill="FFFFFF"/>
+              </w:rPr>
+              <w:t>'</w:t>
+            </w:r>
+            <w:r>
+              <w:rPr>
+                <w:shd w:val="clear" w:color="auto" w:fill="FFFFFF"/>
+              </w:rPr>
+              <w:t xml:space="preserve">, </w:t>
+            </w:r>
+            <w:r>
+              <w:rPr>
+                <w:shd w:val="clear" w:color="auto" w:fill="FFFFFF"/>
+              </w:rPr>
+              <w:t>'</w:t>
+            </w:r>
+            <w:r>
+              <w:rPr>
+                <w:shd w:val="clear" w:color="auto" w:fill="FFFFFF"/>
+              </w:rPr>
+              <w:t>set aside</w:t>
+            </w:r>
+            <w:r>
+              <w:rPr>
+                <w:shd w:val="clear" w:color="auto" w:fill="FFFFFF"/>
+              </w:rPr>
+              <w:t>'</w:t>
+            </w:r>
+            <w:r>
+              <w:rPr>
+                <w:shd w:val="clear" w:color="auto" w:fill="FFFFFF"/>
+              </w:rPr>
+              <w:t>) %}</w:t>
             </w:r>
           </w:p>
         </w:tc>
@@ -7639,14 +9611,31 @@
               <w:rPr>
                 <w:shd w:val="clear" w:color="auto" w:fill="FFFFFF"/>
               </w:rPr>
-              <w:t xml:space="preserve">{%tr if user_need == 'change foreign custody </w:t>
-            </w:r>
-            <w:r>
-              <w:rPr>
-                <w:shd w:val="clear" w:color="auto" w:fill="FFFFFF"/>
-              </w:rPr>
-              <w:lastRenderedPageBreak/>
-              <w:t xml:space="preserve">order' or </w:t>
+              <w:t xml:space="preserve">{%tr if user_need == </w:t>
+            </w:r>
+            <w:r>
+              <w:rPr>
+                <w:shd w:val="clear" w:color="auto" w:fill="FFFFFF"/>
+              </w:rPr>
+              <w:t>'</w:t>
+            </w:r>
+            <w:r>
+              <w:rPr>
+                <w:shd w:val="clear" w:color="auto" w:fill="FFFFFF"/>
+              </w:rPr>
+              <w:t>change foreign custody order</w:t>
+            </w:r>
+            <w:r>
+              <w:rPr>
+                <w:shd w:val="clear" w:color="auto" w:fill="FFFFFF"/>
+              </w:rPr>
+              <w:t>'</w:t>
+            </w:r>
+            <w:r>
+              <w:rPr>
+                <w:shd w:val="clear" w:color="auto" w:fill="FFFFFF"/>
+              </w:rPr>
+              <w:t xml:space="preserve"> or </w:t>
             </w:r>
             <w:r>
               <w:rPr>
@@ -7659,7 +9648,55 @@
               <w:rPr>
                 <w:shd w:val="clear" w:color="auto" w:fill="FFFFFF"/>
               </w:rPr>
-              <w:t xml:space="preserve">user_need in('change custody order', 'change divorce order') and not </w:t>
+              <w:t>user_need in(</w:t>
+            </w:r>
+            <w:r>
+              <w:rPr>
+                <w:shd w:val="clear" w:color="auto" w:fill="FFFFFF"/>
+              </w:rPr>
+              <w:t>'</w:t>
+            </w:r>
+            <w:r>
+              <w:rPr>
+                <w:shd w:val="clear" w:color="auto" w:fill="FFFFFF"/>
+              </w:rPr>
+              <w:t>change custody order</w:t>
+            </w:r>
+            <w:r>
+              <w:rPr>
+                <w:shd w:val="clear" w:color="auto" w:fill="FFFFFF"/>
+              </w:rPr>
+              <w:t>'</w:t>
+            </w:r>
+            <w:r>
+              <w:rPr>
+                <w:shd w:val="clear" w:color="auto" w:fill="FFFFFF"/>
+              </w:rPr>
+              <w:t xml:space="preserve">, </w:t>
+            </w:r>
+            <w:r>
+              <w:rPr>
+                <w:shd w:val="clear" w:color="auto" w:fill="FFFFFF"/>
+              </w:rPr>
+              <w:t>'</w:t>
+            </w:r>
+            <w:r>
+              <w:rPr>
+                <w:shd w:val="clear" w:color="auto" w:fill="FFFFFF"/>
+              </w:rPr>
+              <w:t>change divorce order</w:t>
+            </w:r>
+            <w:r>
+              <w:rPr>
+                <w:shd w:val="clear" w:color="auto" w:fill="FFFFFF"/>
+              </w:rPr>
+              <w:t>'</w:t>
+            </w:r>
+            <w:r>
+              <w:rPr>
+                <w:shd w:val="clear" w:color="auto" w:fill="FFFFFF"/>
+              </w:rPr>
+              <w:t xml:space="preserve">) and not </w:t>
             </w:r>
             <w:r>
               <w:rPr>
@@ -7684,7 +9721,19 @@
               <w:rPr>
                 <w:shd w:val="clear" w:color="auto" w:fill="FFFFFF"/>
               </w:rPr>
-              <w:t>'appeal'</w:t>
+              <w:t>'</w:t>
+            </w:r>
+            <w:r>
+              <w:rPr>
+                <w:shd w:val="clear" w:color="auto" w:fill="FFFFFF"/>
+              </w:rPr>
+              <w:t>appeal</w:t>
+            </w:r>
+            <w:r>
+              <w:rPr>
+                <w:shd w:val="clear" w:color="auto" w:fill="FFFFFF"/>
+              </w:rPr>
+              <w:t>'</w:t>
             </w:r>
             <w:r>
               <w:rPr>
@@ -7720,7 +9769,31 @@
               <w:t>user_need in</w:t>
             </w:r>
             <w:r>
-              <w:t>('respond to motion in custody', 'respond to motion in divorce')</w:t>
+              <w:t>(</w:t>
+            </w:r>
+            <w:r>
+              <w:t>'</w:t>
+            </w:r>
+            <w:r>
+              <w:t>respond to motion in custody</w:t>
+            </w:r>
+            <w:r>
+              <w:t>'</w:t>
+            </w:r>
+            <w:r>
+              <w:t xml:space="preserve">, </w:t>
+            </w:r>
+            <w:r>
+              <w:t>'</w:t>
+            </w:r>
+            <w:r>
+              <w:t>respond to motion in divorce</w:t>
+            </w:r>
+            <w:r>
+              <w:t>'</w:t>
+            </w:r>
+            <w:r>
+              <w:t>)</w:t>
             </w:r>
             <w:r>
               <w:rPr>
@@ -7738,13 +9811,49 @@
               <w:rPr>
                 <w:shd w:val="clear" w:color="auto" w:fill="FFFFFF"/>
               </w:rPr>
-              <w:t xml:space="preserve">'reconsider', </w:t>
-            </w:r>
-            <w:r>
-              <w:rPr>
-                <w:shd w:val="clear" w:color="auto" w:fill="FFFFFF"/>
-              </w:rPr>
-              <w:t>'modify',</w:t>
+              <w:t>'</w:t>
+            </w:r>
+            <w:r>
+              <w:rPr>
+                <w:shd w:val="clear" w:color="auto" w:fill="FFFFFF"/>
+              </w:rPr>
+              <w:t>reconsider</w:t>
+            </w:r>
+            <w:r>
+              <w:rPr>
+                <w:shd w:val="clear" w:color="auto" w:fill="FFFFFF"/>
+              </w:rPr>
+              <w:t>'</w:t>
+            </w:r>
+            <w:r>
+              <w:rPr>
+                <w:shd w:val="clear" w:color="auto" w:fill="FFFFFF"/>
+              </w:rPr>
+              <w:t xml:space="preserve">, </w:t>
+            </w:r>
+            <w:r>
+              <w:rPr>
+                <w:shd w:val="clear" w:color="auto" w:fill="FFFFFF"/>
+              </w:rPr>
+              <w:t>'</w:t>
+            </w:r>
+            <w:r>
+              <w:rPr>
+                <w:shd w:val="clear" w:color="auto" w:fill="FFFFFF"/>
+              </w:rPr>
+              <w:t>modify</w:t>
+            </w:r>
+            <w:r>
+              <w:rPr>
+                <w:shd w:val="clear" w:color="auto" w:fill="FFFFFF"/>
+              </w:rPr>
+              <w:t>'</w:t>
+            </w:r>
+            <w:r>
+              <w:rPr>
+                <w:shd w:val="clear" w:color="auto" w:fill="FFFFFF"/>
+              </w:rPr>
+              <w:t>,</w:t>
             </w:r>
             <w:r>
               <w:rPr>
@@ -7756,7 +9865,25 @@
               <w:rPr>
                 <w:shd w:val="clear" w:color="auto" w:fill="FFFFFF"/>
               </w:rPr>
-              <w:t>'set aside')</w:t>
+              <w:t>'</w:t>
+            </w:r>
+            <w:r>
+              <w:rPr>
+                <w:shd w:val="clear" w:color="auto" w:fill="FFFFFF"/>
+              </w:rPr>
+              <w:t>set aside</w:t>
+            </w:r>
+            <w:r>
+              <w:rPr>
+                <w:shd w:val="clear" w:color="auto" w:fill="FFFFFF"/>
+              </w:rPr>
+              <w:t>'</w:t>
+            </w:r>
+            <w:r>
+              <w:rPr>
+                <w:shd w:val="clear" w:color="auto" w:fill="FFFFFF"/>
+              </w:rPr>
+              <w:t>)</w:t>
             </w:r>
             <w:r>
               <w:rPr>
@@ -7793,7 +9920,6 @@
               <w:pStyle w:val="Body"/>
             </w:pPr>
             <w:r>
-              <w:lastRenderedPageBreak/>
               <w:t>sign</w:t>
             </w:r>
             <w:r>
@@ -7824,7 +9950,6 @@
               <w:rPr>
                 <w:shd w:val="clear" w:color="auto" w:fill="FFFFFF"/>
               </w:rPr>
-              <w:lastRenderedPageBreak/>
               <w:t>truefiling_serve</w:t>
             </w:r>
             <w:r>
@@ -7870,8 +9995,11 @@
               <w:outlineLvl w:val="1"/>
             </w:pPr>
             <w:r>
+              <w:t>{{ sign_step.subjec</w:t>
+            </w:r>
+            <w:r>
               <w:lastRenderedPageBreak/>
-              <w:t>{{ sign_step.subject }}</w:t>
+              <w:t>t }}</w:t>
             </w:r>
           </w:p>
         </w:tc>
@@ -7907,7 +10035,11 @@
               <w:t>sign</w:t>
             </w:r>
             <w:r>
-              <w:t>_content.docx")) }}</w:t>
+              <w:t>_content.</w:t>
+            </w:r>
+            <w:r>
+              <w:lastRenderedPageBreak/>
+              <w:t>docx")) }}</w:t>
             </w:r>
           </w:p>
         </w:tc>
@@ -7931,6 +10063,7 @@
               <w:outlineLvl w:val="1"/>
             </w:pPr>
             <w:r>
+              <w:lastRenderedPageBreak/>
               <w:t xml:space="preserve">{{ </w:t>
             </w:r>
             <w:r>
@@ -8037,11 +10170,91 @@
               <w:pStyle w:val="Body"/>
             </w:pPr>
             <w:r>
-              <w:t xml:space="preserve">{%tr if user_need == 'change foreign custody order' or (user_need in('change custody order', 'change divorce order') and not unknown_final_date.all_true('appeal', exclusive = True)) or </w:t>
-            </w:r>
-            <w:r>
-              <w:lastRenderedPageBreak/>
-              <w:t>type_of_response in('reconsider', 'modify', 'set aside') %}</w:t>
+              <w:t xml:space="preserve">{%tr if user_need == </w:t>
+            </w:r>
+            <w:r>
+              <w:t>'</w:t>
+            </w:r>
+            <w:r>
+              <w:t>change foreign custody order</w:t>
+            </w:r>
+            <w:r>
+              <w:t>'</w:t>
+            </w:r>
+            <w:r>
+              <w:t xml:space="preserve"> or (user_need in(</w:t>
+            </w:r>
+            <w:r>
+              <w:t>'</w:t>
+            </w:r>
+            <w:r>
+              <w:t>change custody order</w:t>
+            </w:r>
+            <w:r>
+              <w:t>'</w:t>
+            </w:r>
+            <w:r>
+              <w:t xml:space="preserve">, </w:t>
+            </w:r>
+            <w:r>
+              <w:t>'</w:t>
+            </w:r>
+            <w:r>
+              <w:t>change divorce order</w:t>
+            </w:r>
+            <w:r>
+              <w:t>'</w:t>
+            </w:r>
+            <w:r>
+              <w:t>) and not unknown_final_date.all_true(</w:t>
+            </w:r>
+            <w:r>
+              <w:t>'</w:t>
+            </w:r>
+            <w:r>
+              <w:t>appeal</w:t>
+            </w:r>
+            <w:r>
+              <w:t>'</w:t>
+            </w:r>
+            <w:r>
+              <w:t>, exclusive = True)) or type_of_response in(</w:t>
+            </w:r>
+            <w:r>
+              <w:t>'</w:t>
+            </w:r>
+            <w:r>
+              <w:t>reconsider</w:t>
+            </w:r>
+            <w:r>
+              <w:t>'</w:t>
+            </w:r>
+            <w:r>
+              <w:t xml:space="preserve">, </w:t>
+            </w:r>
+            <w:r>
+              <w:t>'</w:t>
+            </w:r>
+            <w:r>
+              <w:t>modify</w:t>
+            </w:r>
+            <w:r>
+              <w:t>'</w:t>
+            </w:r>
+            <w:r>
+              <w:t xml:space="preserve">, </w:t>
+            </w:r>
+            <w:r>
+              <w:t>'</w:t>
+            </w:r>
+            <w:r>
+              <w:t>set aside</w:t>
+            </w:r>
+            <w:r>
+              <w:t>'</w:t>
+            </w:r>
+            <w:r>
+              <w:t>) %}</w:t>
             </w:r>
           </w:p>
         </w:tc>
@@ -8077,6 +10290,7 @@
           <w:p>
             <w:pPr>
               <w:pStyle w:val="Heading2"/>
+              <w:outlineLvl w:val="1"/>
             </w:pPr>
             <w:r>
               <w:t>{{ truefiling_serve_step.subject }}</w:t>
@@ -8170,405 +10384,409 @@
             </w:pPr>
             <w:r>
               <w:rPr>
-                <w:shd w:val="clear" w:color="auto" w:fill="FFFFFF"/>
-              </w:rPr>
-              <w:t>{%tr</w:t>
-            </w:r>
-            <w:r>
-              <w:rPr>
+                <w:color w:val="FF0000"/>
+                <w:shd w:val="clear" w:color="auto" w:fill="FFFFFF"/>
+              </w:rPr>
+              <w:t xml:space="preserve">{%tr if user_need == </w:t>
+            </w:r>
+            <w:r>
+              <w:rPr>
+                <w:color w:val="FF0000"/>
+                <w:shd w:val="clear" w:color="auto" w:fill="FFFFFF"/>
+              </w:rPr>
+              <w:t>'</w:t>
+            </w:r>
+            <w:r>
+              <w:rPr>
+                <w:color w:val="FF0000"/>
+                <w:shd w:val="clear" w:color="auto" w:fill="FFFFFF"/>
+              </w:rPr>
+              <w:t>change foreign custody order</w:t>
+            </w:r>
+            <w:r>
+              <w:rPr>
+                <w:color w:val="FF0000"/>
+                <w:shd w:val="clear" w:color="auto" w:fill="FFFFFF"/>
+              </w:rPr>
+              <w:t>'</w:t>
+            </w:r>
+            <w:r>
+              <w:rPr>
+                <w:color w:val="FF0000"/>
+                <w:shd w:val="clear" w:color="auto" w:fill="FFFFFF"/>
+              </w:rPr>
+              <w:t xml:space="preserve"> or</w:t>
+            </w:r>
+            <w:r>
+              <w:rPr>
+                <w:color w:val="FF0000"/>
                 <w:shd w:val="clear" w:color="auto" w:fill="FFFFFF"/>
               </w:rPr>
               <w:t xml:space="preserve"> </w:t>
             </w:r>
             <w:r>
               <w:rPr>
-                <w:shd w:val="clear" w:color="auto" w:fill="FFFFFF"/>
-              </w:rPr>
-              <w:t>if</w:t>
-            </w:r>
-            <w:r>
-              <w:rPr>
-                <w:shd w:val="clear" w:color="auto" w:fill="FFFFFF"/>
-              </w:rPr>
-              <w:t xml:space="preserve"> user_need == '</w:t>
-            </w:r>
-            <w:r>
-              <w:rPr>
-                <w:shd w:val="clear" w:color="auto" w:fill="FFFFFF"/>
-              </w:rPr>
-              <w:t>change</w:t>
-            </w:r>
-            <w:r>
-              <w:rPr>
+                <w:color w:val="FF0000"/>
+              </w:rPr>
+              <w:t>(</w:t>
+            </w:r>
+            <w:r>
+              <w:rPr>
+                <w:color w:val="FFC000"/>
+              </w:rPr>
+              <w:t xml:space="preserve">user_need == </w:t>
+            </w:r>
+            <w:r>
+              <w:rPr>
+                <w:color w:val="FFC000"/>
+              </w:rPr>
+              <w:t>'</w:t>
+            </w:r>
+            <w:r>
+              <w:rPr>
+                <w:color w:val="FFC000"/>
+              </w:rPr>
+              <w:t>change divorce order</w:t>
+            </w:r>
+            <w:r>
+              <w:rPr>
+                <w:color w:val="FFC000"/>
+              </w:rPr>
+              <w:t>'</w:t>
+            </w:r>
+            <w:r>
+              <w:rPr>
+                <w:color w:val="FFC000"/>
                 <w:shd w:val="clear" w:color="auto" w:fill="FFFFFF"/>
               </w:rPr>
               <w:t xml:space="preserve"> </w:t>
             </w:r>
             <w:r>
               <w:rPr>
-                <w:shd w:val="clear" w:color="auto" w:fill="FFFFFF"/>
-              </w:rPr>
-              <w:t>foreign</w:t>
-            </w:r>
-            <w:r>
-              <w:rPr>
+                <w:color w:val="FFC000"/>
+                <w:shd w:val="clear" w:color="auto" w:fill="FFFFFF"/>
+              </w:rPr>
+              <w:lastRenderedPageBreak/>
+              <w:t>and</w:t>
+            </w:r>
+            <w:r>
+              <w:rPr>
+                <w:color w:val="FFC000"/>
+                <w:shd w:val="clear" w:color="auto" w:fill="FFFFFF"/>
+              </w:rPr>
+              <w:t xml:space="preserve"> (</w:t>
+            </w:r>
+            <w:r>
+              <w:rPr>
+                <w:color w:val="92D050"/>
+                <w:shd w:val="clear" w:color="auto" w:fill="FFFFFF"/>
+              </w:rPr>
+              <w:t>(</w:t>
+            </w:r>
+            <w:r>
+              <w:rPr>
+                <w:color w:val="00B050"/>
+                <w:shd w:val="clear" w:color="auto" w:fill="FFFFFF"/>
+              </w:rPr>
+              <w:t>middle_of_case == 'yes' and</w:t>
+            </w:r>
+            <w:r>
+              <w:rPr>
+                <w:color w:val="92D050"/>
                 <w:shd w:val="clear" w:color="auto" w:fill="FFFFFF"/>
               </w:rPr>
               <w:t xml:space="preserve"> </w:t>
             </w:r>
             <w:r>
               <w:rPr>
-                <w:shd w:val="clear" w:color="auto" w:fill="FFFFFF"/>
-              </w:rPr>
-              <w:t>custody</w:t>
-            </w:r>
-            <w:r>
-              <w:rPr>
+                <w:color w:val="00B050"/>
+                <w:shd w:val="clear" w:color="auto" w:fill="FFFFFF"/>
+              </w:rPr>
+              <w:t>(</w:t>
+            </w:r>
+            <w:r>
+              <w:rPr>
+                <w:color w:val="00B0F0"/>
+                <w:shd w:val="clear" w:color="auto" w:fill="FFFFFF"/>
+              </w:rPr>
+              <w:t>type_of_interim_order == 'standing order' or not interim_order_date_within_10_days</w:t>
+            </w:r>
+            <w:r>
+              <w:rPr>
+                <w:color w:val="00B050"/>
+                <w:shd w:val="clear" w:color="auto" w:fill="FFFFFF"/>
+              </w:rPr>
+              <w:t>)</w:t>
+            </w:r>
+            <w:r>
+              <w:rPr>
+                <w:color w:val="92D050"/>
+                <w:shd w:val="clear" w:color="auto" w:fill="FFFFFF"/>
+              </w:rPr>
+              <w:t>)</w:t>
+            </w:r>
+            <w:r>
+              <w:rPr>
+                <w:color w:val="92D050"/>
                 <w:shd w:val="clear" w:color="auto" w:fill="FFFFFF"/>
               </w:rPr>
               <w:t xml:space="preserve"> </w:t>
             </w:r>
             <w:r>
               <w:rPr>
-                <w:shd w:val="clear" w:color="auto" w:fill="FFFFFF"/>
-              </w:rPr>
-              <w:t>order</w:t>
-            </w:r>
-            <w:r>
-              <w:rPr>
-                <w:shd w:val="clear" w:color="auto" w:fill="FFFFFF"/>
-              </w:rPr>
-              <w:t xml:space="preserve">' </w:t>
-            </w:r>
-            <w:r>
-              <w:rPr>
-                <w:color w:val="FF0000"/>
+                <w:color w:val="92D050"/>
                 <w:shd w:val="clear" w:color="auto" w:fill="FFFFFF"/>
               </w:rPr>
               <w:t>or</w:t>
             </w:r>
             <w:r>
               <w:rPr>
+                <w:color w:val="92D050"/>
                 <w:shd w:val="clear" w:color="auto" w:fill="FFFFFF"/>
               </w:rPr>
               <w:t xml:space="preserve"> </w:t>
             </w:r>
             <w:r>
-              <w:t>(user_need == 'change divorce order'</w:t>
-            </w:r>
-            <w:r>
-              <w:rPr>
+              <w:rPr>
+                <w:color w:val="92D050"/>
+                <w:shd w:val="clear" w:color="auto" w:fill="FFFFFF"/>
+              </w:rPr>
+              <w:t>(</w:t>
+            </w:r>
+            <w:r>
+              <w:rPr>
+                <w:color w:val="00B050"/>
+                <w:shd w:val="clear" w:color="auto" w:fill="FFFFFF"/>
+              </w:rPr>
+              <w:t>middle_of_case == 'no' and</w:t>
+            </w:r>
+            <w:r>
+              <w:rPr>
+                <w:color w:val="92D050"/>
                 <w:shd w:val="clear" w:color="auto" w:fill="FFFFFF"/>
               </w:rPr>
               <w:t xml:space="preserve"> </w:t>
             </w:r>
             <w:r>
               <w:rPr>
-                <w:color w:val="FFC000"/>
-                <w:shd w:val="clear" w:color="auto" w:fill="FFFFFF"/>
-              </w:rPr>
-              <w:t>and</w:t>
-            </w:r>
-            <w:r>
-              <w:rPr>
-                <w:color w:val="FFC000"/>
+                <w:color w:val="00B050"/>
+                <w:shd w:val="clear" w:color="auto" w:fill="FFFFFF"/>
+              </w:rPr>
+              <w:t>(</w:t>
+            </w:r>
+            <w:r>
+              <w:rPr>
+                <w:color w:val="00B0F0"/>
+                <w:shd w:val="clear" w:color="auto" w:fill="FFFFFF"/>
+              </w:rPr>
+              <w:t>(</w:t>
+            </w:r>
+            <w:r>
+              <w:rPr>
+                <w:color w:val="0070C0"/>
+                <w:shd w:val="clear" w:color="auto" w:fill="FFFFFF"/>
+              </w:rPr>
+              <w:t>type_of_final_order['custody order'] and why_change in ('review', 'schedule')</w:t>
+            </w:r>
+            <w:r>
+              <w:rPr>
+                <w:color w:val="00B0F0"/>
+                <w:shd w:val="clear" w:color="auto" w:fill="FFFFFF"/>
+              </w:rPr>
+              <w:t>)</w:t>
+            </w:r>
+            <w:r>
+              <w:rPr>
+                <w:color w:val="00B0F0"/>
+                <w:shd w:val="clear" w:color="auto" w:fill="FFFFFF"/>
+              </w:rPr>
+              <w:t xml:space="preserve"> or</w:t>
+            </w:r>
+            <w:r>
+              <w:rPr>
+                <w:color w:val="00B0F0"/>
                 <w:shd w:val="clear" w:color="auto" w:fill="FFFFFF"/>
               </w:rPr>
               <w:t xml:space="preserve"> </w:t>
             </w:r>
             <w:r>
               <w:rPr>
-                <w:color w:val="FFC000"/>
-                <w:shd w:val="clear" w:color="auto" w:fill="FFFFFF"/>
-              </w:rPr>
-              <w:t>not (</w:t>
-            </w:r>
-            <w:r>
-              <w:rPr>
-                <w:shd w:val="clear" w:color="auto" w:fill="FFFFFF"/>
-              </w:rPr>
-              <w:t>interim_order_date_within_10_days</w:t>
-            </w:r>
-            <w:r>
-              <w:rPr>
+                <w:color w:val="00B0F0"/>
+                <w:shd w:val="clear" w:color="auto" w:fill="FFFFFF"/>
+              </w:rPr>
+              <w:t>(</w:t>
+            </w:r>
+            <w:r>
+              <w:rPr>
+                <w:color w:val="0070C0"/>
+                <w:shd w:val="clear" w:color="auto" w:fill="FFFFFF"/>
+              </w:rPr>
+              <w:t>type_of_final_order['spousal support'] and why_change_divorce_order == 'changed circumstances'</w:t>
+            </w:r>
+            <w:r>
+              <w:rPr>
+                <w:color w:val="7030A0"/>
+                <w:shd w:val="clear" w:color="auto" w:fill="FFFFFF"/>
+              </w:rPr>
+              <w:t>)</w:t>
+            </w:r>
+            <w:r>
+              <w:rPr>
+                <w:color w:val="00B0F0"/>
                 <w:shd w:val="clear" w:color="auto" w:fill="FFFFFF"/>
               </w:rPr>
               <w:t xml:space="preserve"> </w:t>
             </w:r>
             <w:r>
               <w:rPr>
+                <w:color w:val="00B0F0"/>
+                <w:shd w:val="clear" w:color="auto" w:fill="FFFFFF"/>
+              </w:rPr>
+              <w:t>or</w:t>
+            </w:r>
+            <w:r>
+              <w:rPr>
+                <w:color w:val="00B0F0"/>
+                <w:shd w:val="clear" w:color="auto" w:fill="FFFFFF"/>
+              </w:rPr>
+              <w:t xml:space="preserve"> </w:t>
+            </w:r>
+            <w:r>
+              <w:rPr>
+                <w:color w:val="00B0F0"/>
+                <w:shd w:val="clear" w:color="auto" w:fill="FFFFFF"/>
+              </w:rPr>
+              <w:t>(</w:t>
+            </w:r>
+            <w:r>
+              <w:rPr>
+                <w:color w:val="0070C0"/>
+                <w:shd w:val="clear" w:color="auto" w:fill="FFFFFF"/>
+              </w:rPr>
+              <w:t>(</w:t>
+            </w:r>
+            <w:r>
+              <w:rPr>
+                <w:color w:val="7030A0"/>
+                <w:shd w:val="clear" w:color="auto" w:fill="FFFFFF"/>
+              </w:rPr>
+              <w:t>(</w:t>
+            </w:r>
+            <w:r>
+              <w:rPr>
+                <w:color w:val="C59EE2"/>
+                <w:shd w:val="clear" w:color="auto" w:fill="FFFFFF"/>
+              </w:rPr>
+              <w:t>type_of_final_order['custody order'] and why_change == 'problem</w:t>
+            </w:r>
+            <w:r>
+              <w:rPr>
+                <w:color w:val="C59EE2"/>
+                <w:shd w:val="clear" w:color="auto" w:fill="FFFFFF"/>
+              </w:rPr>
+              <w:t>'</w:t>
+            </w:r>
+            <w:r>
+              <w:rPr>
+                <w:color w:val="7030A0"/>
+                <w:shd w:val="clear" w:color="auto" w:fill="FFFFFF"/>
+              </w:rPr>
+              <w:t>) or (</w:t>
+            </w:r>
+            <w:r>
+              <w:rPr>
+                <w:color w:val="C59EE2"/>
+                <w:shd w:val="clear" w:color="auto" w:fill="FFFFFF"/>
+              </w:rPr>
+              <w:t>type_of_final_order['spousal support'] and why_change_divorce_order == 'problem'</w:t>
+            </w:r>
+            <w:r>
+              <w:rPr>
+                <w:color w:val="7030A0"/>
+                <w:shd w:val="clear" w:color="auto" w:fill="FFFFFF"/>
+              </w:rPr>
+              <w:t xml:space="preserve">) or </w:t>
+            </w:r>
+            <w:r>
+              <w:rPr>
+                <w:color w:val="C59EE2"/>
+                <w:shd w:val="clear" w:color="auto" w:fill="FFFFFF"/>
+              </w:rPr>
+              <w:t>type_of_final_order['property or debt</w:t>
+            </w:r>
+            <w:r>
+              <w:rPr>
+                <w:color w:val="C59EE2"/>
+                <w:shd w:val="clear" w:color="auto" w:fill="FFFFFF"/>
+              </w:rPr>
+              <w:t>']</w:t>
+            </w:r>
+            <w:r>
+              <w:rPr>
+                <w:color w:val="0070C0"/>
+                <w:shd w:val="clear" w:color="auto" w:fill="FFFFFF"/>
+              </w:rPr>
+              <w:t>) and not</w:t>
+            </w:r>
+            <w:r>
+              <w:rPr>
+                <w:color w:val="0070C0"/>
+                <w:shd w:val="clear" w:color="auto" w:fill="FFFFFF"/>
+              </w:rPr>
+              <w:t xml:space="preserve"> </w:t>
+            </w:r>
+            <w:r>
+              <w:rPr>
+                <w:color w:val="0070C0"/>
+                <w:shd w:val="clear" w:color="auto" w:fill="FFFFFF"/>
+              </w:rPr>
+              <w:t>(</w:t>
+            </w:r>
+            <w:r>
+              <w:rPr>
+                <w:color w:val="7030A0"/>
+                <w:shd w:val="clear" w:color="auto" w:fill="FFFFFF"/>
+              </w:rPr>
+              <w:t>final_order_date_within_10_days or unknown_final_date.all_true('reconsider', exclusive = True) or unknown_final_date.all_true('appeal', exclusive = True) or unknown_final_date.all_true('reconsider', 'appeal', exclusive = True)</w:t>
+            </w:r>
+            <w:r>
+              <w:rPr>
+                <w:color w:val="0070C0"/>
+                <w:shd w:val="clear" w:color="auto" w:fill="FFFFFF"/>
+              </w:rPr>
+              <w:t>)</w:t>
+            </w:r>
+            <w:r>
+              <w:rPr>
+                <w:color w:val="00B0F0"/>
+                <w:shd w:val="clear" w:color="auto" w:fill="FFFFFF"/>
+              </w:rPr>
+              <w:t>)</w:t>
+            </w:r>
+            <w:r>
+              <w:rPr>
                 <w:color w:val="00B050"/>
                 <w:shd w:val="clear" w:color="auto" w:fill="FFFFFF"/>
               </w:rPr>
-              <w:t xml:space="preserve">or </w:t>
-            </w:r>
-            <w:r>
-              <w:rPr>
-                <w:shd w:val="clear" w:color="auto" w:fill="FFFFFF"/>
-              </w:rPr>
-              <w:t>final_order_date_within_10_day</w:t>
-            </w:r>
-            <w:r>
-              <w:rPr>
-                <w:shd w:val="clear" w:color="auto" w:fill="FFFFFF"/>
-              </w:rPr>
-              <w:t xml:space="preserve">s </w:t>
-            </w:r>
-            <w:r>
-              <w:rPr>
-                <w:color w:val="00B050"/>
-                <w:shd w:val="clear" w:color="auto" w:fill="FFFFFF"/>
-              </w:rPr>
-              <w:t xml:space="preserve">or </w:t>
-            </w:r>
-            <w:r>
-              <w:rPr>
-                <w:shd w:val="clear" w:color="auto" w:fill="FFFFFF"/>
-              </w:rPr>
-              <w:t>unknown_final_date.all_true</w:t>
-            </w:r>
-            <w:r>
-              <w:rPr>
-                <w:color w:val="00B0F0"/>
-                <w:shd w:val="clear" w:color="auto" w:fill="FFFFFF"/>
-              </w:rPr>
-              <w:t>(</w:t>
-            </w:r>
-            <w:r>
-              <w:rPr>
-                <w:shd w:val="clear" w:color="auto" w:fill="FFFFFF"/>
-              </w:rPr>
-              <w:t>'reconsider',</w:t>
-            </w:r>
-            <w:r>
-              <w:rPr>
-                <w:shd w:val="clear" w:color="auto" w:fill="FFFFFF"/>
-              </w:rPr>
-              <w:t xml:space="preserve"> </w:t>
-            </w:r>
-            <w:r>
-              <w:rPr>
-                <w:shd w:val="clear" w:color="auto" w:fill="FFFFFF"/>
-              </w:rPr>
-              <w:t>exclusive</w:t>
-            </w:r>
-            <w:r>
-              <w:rPr>
-                <w:shd w:val="clear" w:color="auto" w:fill="FFFFFF"/>
-              </w:rPr>
-              <w:t xml:space="preserve"> </w:t>
-            </w:r>
-            <w:r>
-              <w:rPr>
-                <w:shd w:val="clear" w:color="auto" w:fill="FFFFFF"/>
-              </w:rPr>
-              <w:t>=</w:t>
-            </w:r>
-            <w:r>
-              <w:rPr>
-                <w:shd w:val="clear" w:color="auto" w:fill="FFFFFF"/>
-              </w:rPr>
-              <w:t xml:space="preserve"> </w:t>
-            </w:r>
-            <w:r>
-              <w:rPr>
-                <w:shd w:val="clear" w:color="auto" w:fill="FFFFFF"/>
-              </w:rPr>
-              <w:t>True</w:t>
-            </w:r>
-            <w:r>
-              <w:rPr>
-                <w:color w:val="00B0F0"/>
-                <w:shd w:val="clear" w:color="auto" w:fill="FFFFFF"/>
-              </w:rPr>
               <w:t>)</w:t>
             </w:r>
             <w:r>
               <w:rPr>
-                <w:color w:val="00B0F0"/>
-                <w:shd w:val="clear" w:color="auto" w:fill="FFFFFF"/>
-              </w:rPr>
-              <w:t xml:space="preserve"> </w:t>
-            </w:r>
-            <w:r>
-              <w:rPr>
-                <w:color w:val="00B050"/>
-                <w:shd w:val="clear" w:color="auto" w:fill="FFFFFF"/>
-              </w:rPr>
-              <w:t>or</w:t>
-            </w:r>
-            <w:r>
-              <w:rPr>
                 <w:color w:val="92D050"/>
                 <w:shd w:val="clear" w:color="auto" w:fill="FFFFFF"/>
               </w:rPr>
-              <w:t xml:space="preserve"> </w:t>
-            </w:r>
-            <w:r>
-              <w:rPr>
-                <w:shd w:val="clear" w:color="auto" w:fill="FFFFFF"/>
-              </w:rPr>
-              <w:t>unknown_final_date.all_true</w:t>
-            </w:r>
-            <w:r>
-              <w:rPr>
-                <w:color w:val="00B0F0"/>
-                <w:shd w:val="clear" w:color="auto" w:fill="FFFFFF"/>
-              </w:rPr>
-              <w:t>(</w:t>
-            </w:r>
-            <w:r>
-              <w:rPr>
-                <w:shd w:val="clear" w:color="auto" w:fill="FFFFFF"/>
-              </w:rPr>
-              <w:t>'</w:t>
-            </w:r>
-            <w:r>
-              <w:rPr>
-                <w:shd w:val="clear" w:color="auto" w:fill="FFFFFF"/>
-              </w:rPr>
-              <w:t>appeal</w:t>
-            </w:r>
-            <w:r>
-              <w:rPr>
-                <w:shd w:val="clear" w:color="auto" w:fill="FFFFFF"/>
-              </w:rPr>
-              <w:t>',</w:t>
-            </w:r>
-            <w:r>
-              <w:rPr>
-                <w:shd w:val="clear" w:color="auto" w:fill="FFFFFF"/>
-              </w:rPr>
-              <w:t xml:space="preserve"> </w:t>
-            </w:r>
-            <w:r>
-              <w:rPr>
-                <w:shd w:val="clear" w:color="auto" w:fill="FFFFFF"/>
-              </w:rPr>
-              <w:t>exclusive</w:t>
-            </w:r>
-            <w:r>
-              <w:rPr>
-                <w:shd w:val="clear" w:color="auto" w:fill="FFFFFF"/>
-              </w:rPr>
-              <w:t xml:space="preserve"> </w:t>
-            </w:r>
-            <w:r>
-              <w:rPr>
-                <w:shd w:val="clear" w:color="auto" w:fill="FFFFFF"/>
-              </w:rPr>
-              <w:t>=</w:t>
-            </w:r>
-            <w:r>
-              <w:rPr>
-                <w:shd w:val="clear" w:color="auto" w:fill="FFFFFF"/>
-              </w:rPr>
-              <w:t xml:space="preserve"> </w:t>
-            </w:r>
-            <w:r>
-              <w:rPr>
-                <w:shd w:val="clear" w:color="auto" w:fill="FFFFFF"/>
-              </w:rPr>
-              <w:t>True</w:t>
-            </w:r>
-            <w:r>
-              <w:rPr>
-                <w:color w:val="00B0F0"/>
-                <w:shd w:val="clear" w:color="auto" w:fill="FFFFFF"/>
-              </w:rPr>
               <w:t>)</w:t>
             </w:r>
             <w:r>
               <w:rPr>
-                <w:color w:val="92D050"/>
-                <w:shd w:val="clear" w:color="auto" w:fill="FFFFFF"/>
-              </w:rPr>
-              <w:t xml:space="preserve"> </w:t>
-            </w:r>
-            <w:r>
-              <w:rPr>
-                <w:color w:val="00B050"/>
-                <w:shd w:val="clear" w:color="auto" w:fill="FFFFFF"/>
-              </w:rPr>
-              <w:t xml:space="preserve">or </w:t>
-            </w:r>
-            <w:r>
-              <w:rPr>
-                <w:shd w:val="clear" w:color="auto" w:fill="FFFFFF"/>
-              </w:rPr>
-              <w:t>unknown_final_date.all_true</w:t>
-            </w:r>
-            <w:r>
-              <w:rPr>
-                <w:color w:val="00B0F0"/>
-                <w:shd w:val="clear" w:color="auto" w:fill="FFFFFF"/>
-              </w:rPr>
-              <w:t>(</w:t>
-            </w:r>
-            <w:r>
-              <w:rPr>
-                <w:shd w:val="clear" w:color="auto" w:fill="FFFFFF"/>
-              </w:rPr>
-              <w:t>'reconsider',</w:t>
-            </w:r>
-            <w:r>
-              <w:rPr>
-                <w:shd w:val="clear" w:color="auto" w:fill="FFFFFF"/>
-              </w:rPr>
-              <w:t xml:space="preserve"> </w:t>
-            </w:r>
-            <w:r>
-              <w:rPr>
-                <w:shd w:val="clear" w:color="auto" w:fill="FFFFFF"/>
-              </w:rPr>
-              <w:t>'appeal',</w:t>
-            </w:r>
-            <w:r>
-              <w:rPr>
-                <w:shd w:val="clear" w:color="auto" w:fill="FFFFFF"/>
-              </w:rPr>
-              <w:t xml:space="preserve"> </w:t>
-            </w:r>
-            <w:r>
-              <w:rPr>
-                <w:shd w:val="clear" w:color="auto" w:fill="FFFFFF"/>
-              </w:rPr>
-              <w:t>exclusive</w:t>
-            </w:r>
-            <w:r>
-              <w:rPr>
-                <w:shd w:val="clear" w:color="auto" w:fill="FFFFFF"/>
-              </w:rPr>
-              <w:t xml:space="preserve"> </w:t>
-            </w:r>
-            <w:r>
-              <w:rPr>
-                <w:shd w:val="clear" w:color="auto" w:fill="FFFFFF"/>
-              </w:rPr>
-              <w:t>=</w:t>
-            </w:r>
-            <w:r>
-              <w:rPr>
-                <w:shd w:val="clear" w:color="auto" w:fill="FFFFFF"/>
-              </w:rPr>
-              <w:t xml:space="preserve"> </w:t>
-            </w:r>
-            <w:r>
-              <w:rPr>
-                <w:shd w:val="clear" w:color="auto" w:fill="FFFFFF"/>
-              </w:rPr>
-              <w:t>True</w:t>
-            </w:r>
-            <w:r>
-              <w:rPr>
-                <w:color w:val="00B0F0"/>
+                <w:color w:val="FFC000"/>
                 <w:shd w:val="clear" w:color="auto" w:fill="FFFFFF"/>
               </w:rPr>
               <w:t>)</w:t>
             </w:r>
             <w:r>
               <w:rPr>
-                <w:color w:val="FFC000"/>
+                <w:color w:val="FF0000"/>
                 <w:shd w:val="clear" w:color="auto" w:fill="FFFFFF"/>
               </w:rPr>
               <w:t>)</w:t>
@@ -8578,20 +10796,14 @@
                 <w:color w:val="FF0000"/>
                 <w:shd w:val="clear" w:color="auto" w:fill="FFFFFF"/>
               </w:rPr>
-              <w:t>)</w:t>
-            </w:r>
-            <w:r>
-              <w:rPr>
-                <w:color w:val="92D050"/>
-                <w:shd w:val="clear" w:color="auto" w:fill="FFFFFF"/>
-              </w:rPr>
-              <w:t xml:space="preserve"> </w:t>
-            </w:r>
-            <w:r>
-              <w:rPr>
-                <w:shd w:val="clear" w:color="auto" w:fill="FFFFFF"/>
-              </w:rPr>
-              <w:t>%}</w:t>
+              <w:t xml:space="preserve"> %</w:t>
+            </w:r>
+            <w:r>
+              <w:rPr>
+                <w:color w:val="FF0000"/>
+                <w:shd w:val="clear" w:color="auto" w:fill="FFFFFF"/>
+              </w:rPr>
+              <w:t>}</w:t>
             </w:r>
           </w:p>
         </w:tc>
@@ -8609,6 +10821,7 @@
               <w:pStyle w:val="Body"/>
             </w:pPr>
             <w:r>
+              <w:lastRenderedPageBreak/>
               <w:t xml:space="preserve">expect_after_motion_or_answer_step </w:t>
             </w:r>
             <w:r>
@@ -8617,6 +10830,11 @@
             <w:r>
               <w:t>aka2j_templates.yml</w:t>
             </w:r>
+          </w:p>
+          <w:p>
+            <w:pPr>
+              <w:pStyle w:val="Body"/>
+            </w:pPr>
           </w:p>
         </w:tc>
       </w:tr>
@@ -8645,19 +10863,14 @@
               <w:rPr>
                 <w:shd w:val="clear" w:color="auto" w:fill="FFFFFF"/>
               </w:rPr>
+              <w:lastRenderedPageBreak/>
               <w:t xml:space="preserve">{{ </w:t>
             </w:r>
-            <w:proofErr w:type="spellStart"/>
             <w:r>
               <w:t>expect_after_motion_or_answer</w:t>
             </w:r>
             <w:r>
-              <w:lastRenderedPageBreak/>
-              <w:t>_step.subject</w:t>
-            </w:r>
-            <w:proofErr w:type="spellEnd"/>
-            <w:r>
-              <w:t xml:space="preserve"> }}</w:t>
+              <w:t>_step.subject }}</w:t>
             </w:r>
           </w:p>
         </w:tc>
@@ -8790,7 +11003,19 @@
               <w:t>final_order_date_within_10_days</w:t>
             </w:r>
             <w:r>
-              <w:t xml:space="preserve"> or unknown_final_date['reconsider'] </w:t>
+              <w:t xml:space="preserve"> or unknown_final_date[</w:t>
+            </w:r>
+            <w:r>
+              <w:t>'</w:t>
+            </w:r>
+            <w:r>
+              <w:t>reconsider</w:t>
+            </w:r>
+            <w:r>
+              <w:t>'</w:t>
+            </w:r>
+            <w:r>
+              <w:t xml:space="preserve">] </w:t>
             </w:r>
             <w:r>
               <w:t>%}</w:t>
@@ -8810,11 +11035,9 @@
             <w:pPr>
               <w:pStyle w:val="Body"/>
             </w:pPr>
-            <w:proofErr w:type="spellStart"/>
             <w:r>
               <w:t>expect_reconsider_step</w:t>
             </w:r>
-            <w:proofErr w:type="spellEnd"/>
             <w:r>
               <w:t xml:space="preserve"> in </w:t>
             </w:r>
@@ -8845,16 +11068,11 @@
             <w:r>
               <w:t xml:space="preserve">{{ </w:t>
             </w:r>
-            <w:proofErr w:type="spellStart"/>
             <w:r>
               <w:t>expect_reconsider_step</w:t>
             </w:r>
             <w:r>
-              <w:t>.subject</w:t>
-            </w:r>
-            <w:proofErr w:type="spellEnd"/>
-            <w:r>
-              <w:t xml:space="preserve"> }}</w:t>
+              <w:t>.subject }}</w:t>
             </w:r>
           </w:p>
         </w:tc>
@@ -8981,7 +11199,55 @@
               <w:rPr>
                 <w:shd w:val="clear" w:color="auto" w:fill="FFFFFF"/>
               </w:rPr>
-              <w:t xml:space="preserve"> in('modify', 'set aside') %}</w:t>
+              <w:t xml:space="preserve"> in(</w:t>
+            </w:r>
+            <w:r>
+              <w:rPr>
+                <w:shd w:val="clear" w:color="auto" w:fill="FFFFFF"/>
+              </w:rPr>
+              <w:t>'</w:t>
+            </w:r>
+            <w:r>
+              <w:rPr>
+                <w:shd w:val="clear" w:color="auto" w:fill="FFFFFF"/>
+              </w:rPr>
+              <w:t>modify</w:t>
+            </w:r>
+            <w:r>
+              <w:rPr>
+                <w:shd w:val="clear" w:color="auto" w:fill="FFFFFF"/>
+              </w:rPr>
+              <w:t>'</w:t>
+            </w:r>
+            <w:r>
+              <w:rPr>
+                <w:shd w:val="clear" w:color="auto" w:fill="FFFFFF"/>
+              </w:rPr>
+              <w:t xml:space="preserve">, </w:t>
+            </w:r>
+            <w:r>
+              <w:rPr>
+                <w:shd w:val="clear" w:color="auto" w:fill="FFFFFF"/>
+              </w:rPr>
+              <w:t>'</w:t>
+            </w:r>
+            <w:r>
+              <w:rPr>
+                <w:shd w:val="clear" w:color="auto" w:fill="FFFFFF"/>
+              </w:rPr>
+              <w:t>set aside</w:t>
+            </w:r>
+            <w:r>
+              <w:rPr>
+                <w:shd w:val="clear" w:color="auto" w:fill="FFFFFF"/>
+              </w:rPr>
+              <w:t>'</w:t>
+            </w:r>
+            <w:r>
+              <w:rPr>
+                <w:shd w:val="clear" w:color="auto" w:fill="FFFFFF"/>
+              </w:rPr>
+              <w:t>) %}</w:t>
             </w:r>
           </w:p>
         </w:tc>
@@ -9001,14 +11267,12 @@
                 <w:shd w:val="clear" w:color="auto" w:fill="FFFFFF"/>
               </w:rPr>
             </w:pPr>
-            <w:proofErr w:type="spellStart"/>
             <w:r>
               <w:rPr>
                 <w:shd w:val="clear" w:color="auto" w:fill="FFFFFF"/>
               </w:rPr>
               <w:t>expect_after_response_step</w:t>
             </w:r>
-            <w:proofErr w:type="spellEnd"/>
             <w:r>
               <w:rPr>
                 <w:shd w:val="clear" w:color="auto" w:fill="FFFFFF"/>
@@ -9051,7 +11315,6 @@
               </w:rPr>
               <w:t xml:space="preserve">{{ </w:t>
             </w:r>
-            <w:proofErr w:type="spellStart"/>
             <w:r>
               <w:rPr>
                 <w:shd w:val="clear" w:color="auto" w:fill="FFFFFF"/>
@@ -9064,7 +11327,6 @@
               </w:rPr>
               <w:t>.subject</w:t>
             </w:r>
-            <w:proofErr w:type="spellEnd"/>
             <w:r>
               <w:rPr>
                 <w:shd w:val="clear" w:color="auto" w:fill="FFFFFF"/>
@@ -9137,6 +11399,7 @@
               <w:rPr>
                 <w:shd w:val="clear" w:color="auto" w:fill="FFFFFF"/>
               </w:rPr>
+              <w:lastRenderedPageBreak/>
               <w:t>{%tr endif %}</w:t>
             </w:r>
           </w:p>
@@ -9181,7 +11444,6 @@
               <w:rPr>
                 <w:shd w:val="clear" w:color="auto" w:fill="FFFFFF"/>
               </w:rPr>
-              <w:lastRenderedPageBreak/>
               <w:t xml:space="preserve">{%tr if </w:t>
             </w:r>
             <w:r>
@@ -9194,7 +11456,31 @@
               <w:rPr>
                 <w:shd w:val="clear" w:color="auto" w:fill="FFFFFF"/>
               </w:rPr>
-              <w:t xml:space="preserve">modify == 'agree' or </w:t>
+              <w:t xml:space="preserve">modify == </w:t>
+            </w:r>
+            <w:r>
+              <w:rPr>
+                <w:shd w:val="clear" w:color="auto" w:fill="FFFFFF"/>
+              </w:rPr>
+              <w:t>'</w:t>
+            </w:r>
+            <w:r>
+              <w:rPr>
+                <w:shd w:val="clear" w:color="auto" w:fill="FFFFFF"/>
+              </w:rPr>
+              <w:t>agree</w:t>
+            </w:r>
+            <w:r>
+              <w:rPr>
+                <w:shd w:val="clear" w:color="auto" w:fill="FFFFFF"/>
+              </w:rPr>
+              <w:t>'</w:t>
+            </w:r>
+            <w:r>
+              <w:rPr>
+                <w:shd w:val="clear" w:color="auto" w:fill="FFFFFF"/>
+              </w:rPr>
+              <w:t xml:space="preserve"> or </w:t>
             </w:r>
             <w:r>
               <w:t>respond_to_set_aside</w:t>
@@ -9209,7 +11495,13 @@
               <w:t xml:space="preserve"> </w:t>
             </w:r>
             <w:r>
-              <w:t>'agree'</w:t>
+              <w:t>'</w:t>
+            </w:r>
+            <w:r>
+              <w:t>agree</w:t>
+            </w:r>
+            <w:r>
+              <w:t>'</w:t>
             </w:r>
             <w:r>
               <w:t xml:space="preserve"> </w:t>
@@ -9301,7 +11593,6 @@
               </w:rPr>
               <w:t xml:space="preserve"> </w:t>
             </w:r>
-            <w:proofErr w:type="spellStart"/>
             <w:r>
               <w:t>contact_other_party_ste</w:t>
             </w:r>
@@ -9314,7 +11605,6 @@
               </w:rPr>
               <w:t>.subject</w:t>
             </w:r>
-            <w:proofErr w:type="spellEnd"/>
             <w:r>
               <w:rPr>
                 <w:shd w:val="clear" w:color="auto" w:fill="FFFFFF"/>
@@ -9513,7 +11803,31 @@
               <w:rPr>
                 <w:shd w:val="clear" w:color="auto" w:fill="FFFFFF"/>
               </w:rPr>
-              <w:t xml:space="preserve"> in ('agree',</w:t>
+              <w:t xml:space="preserve"> in (</w:t>
+            </w:r>
+            <w:r>
+              <w:rPr>
+                <w:shd w:val="clear" w:color="auto" w:fill="FFFFFF"/>
+              </w:rPr>
+              <w:t>'</w:t>
+            </w:r>
+            <w:r>
+              <w:rPr>
+                <w:shd w:val="clear" w:color="auto" w:fill="FFFFFF"/>
+              </w:rPr>
+              <w:t>agree</w:t>
+            </w:r>
+            <w:r>
+              <w:rPr>
+                <w:shd w:val="clear" w:color="auto" w:fill="FFFFFF"/>
+              </w:rPr>
+              <w:t>'</w:t>
+            </w:r>
+            <w:r>
+              <w:rPr>
+                <w:shd w:val="clear" w:color="auto" w:fill="FFFFFF"/>
+              </w:rPr>
+              <w:t>,</w:t>
             </w:r>
             <w:r>
               <w:rPr>
@@ -9525,7 +11839,49 @@
               <w:rPr>
                 <w:shd w:val="clear" w:color="auto" w:fill="FFFFFF"/>
               </w:rPr>
-              <w:t>'some', 'none') %}</w:t>
+              <w:t>'</w:t>
+            </w:r>
+            <w:r>
+              <w:rPr>
+                <w:shd w:val="clear" w:color="auto" w:fill="FFFFFF"/>
+              </w:rPr>
+              <w:t>some</w:t>
+            </w:r>
+            <w:r>
+              <w:rPr>
+                <w:shd w:val="clear" w:color="auto" w:fill="FFFFFF"/>
+              </w:rPr>
+              <w:t>'</w:t>
+            </w:r>
+            <w:r>
+              <w:rPr>
+                <w:shd w:val="clear" w:color="auto" w:fill="FFFFFF"/>
+              </w:rPr>
+              <w:t xml:space="preserve">, </w:t>
+            </w:r>
+            <w:r>
+              <w:rPr>
+                <w:shd w:val="clear" w:color="auto" w:fill="FFFFFF"/>
+              </w:rPr>
+              <w:t>'</w:t>
+            </w:r>
+            <w:r>
+              <w:rPr>
+                <w:shd w:val="clear" w:color="auto" w:fill="FFFFFF"/>
+              </w:rPr>
+              <w:t>none</w:t>
+            </w:r>
+            <w:r>
+              <w:rPr>
+                <w:shd w:val="clear" w:color="auto" w:fill="FFFFFF"/>
+              </w:rPr>
+              <w:t>'</w:t>
+            </w:r>
+            <w:r>
+              <w:rPr>
+                <w:shd w:val="clear" w:color="auto" w:fill="FFFFFF"/>
+              </w:rPr>
+              <w:t>) %}</w:t>
             </w:r>
           </w:p>
         </w:tc>
@@ -9542,11 +11898,9 @@
             <w:pPr>
               <w:pStyle w:val="Body"/>
             </w:pPr>
-            <w:proofErr w:type="spellStart"/>
             <w:r>
               <w:t>appeal_response_step</w:t>
             </w:r>
-            <w:proofErr w:type="spellEnd"/>
             <w:r>
               <w:t xml:space="preserve"> in </w:t>
             </w:r>
@@ -9693,6 +12047,7 @@
               <w:rPr>
                 <w:shd w:val="clear" w:color="auto" w:fill="FFFFFF"/>
               </w:rPr>
+              <w:lastRenderedPageBreak/>
               <w:t xml:space="preserve">{%tr if </w:t>
             </w:r>
             <w:r>
@@ -9712,8 +12067,25 @@
               <w:rPr>
                 <w:shd w:val="clear" w:color="auto" w:fill="FFFFFF"/>
               </w:rPr>
-              <w:lastRenderedPageBreak/>
-              <w:t>'agree' %}</w:t>
+              <w:t>'</w:t>
+            </w:r>
+            <w:r>
+              <w:rPr>
+                <w:shd w:val="clear" w:color="auto" w:fill="FFFFFF"/>
+              </w:rPr>
+              <w:t>agree</w:t>
+            </w:r>
+            <w:r>
+              <w:rPr>
+                <w:shd w:val="clear" w:color="auto" w:fill="FFFFFF"/>
+              </w:rPr>
+              <w:t>'</w:t>
+            </w:r>
+            <w:r>
+              <w:rPr>
+                <w:shd w:val="clear" w:color="auto" w:fill="FFFFFF"/>
+              </w:rPr>
+              <w:t xml:space="preserve"> %}</w:t>
             </w:r>
           </w:p>
         </w:tc>
@@ -9731,7 +12103,6 @@
               <w:pStyle w:val="Body"/>
             </w:pPr>
             <w:r>
-              <w:lastRenderedPageBreak/>
               <w:t>appeal_contact_parent_step</w:t>
             </w:r>
             <w:r>
@@ -9862,14 +12233,12 @@
               </w:rPr>
               <w:t xml:space="preserve">{{ </w:t>
             </w:r>
-            <w:proofErr w:type="spellStart"/>
             <w:r>
               <w:t>tell_supreme_court_step</w:t>
             </w:r>
             <w:r>
               <w:t>.subject</w:t>
             </w:r>
-            <w:proofErr w:type="spellEnd"/>
             <w:r>
               <w:rPr>
                 <w:shd w:val="clear" w:color="auto" w:fill="FFFFFF"/>
@@ -9958,13 +12327,8 @@
             <w:pPr>
               <w:pStyle w:val="Body"/>
             </w:pPr>
-            <w:proofErr w:type="spellStart"/>
-            <w:r>
-              <w:t>get_help</w:t>
-            </w:r>
-            <w:proofErr w:type="spellEnd"/>
-            <w:r>
-              <w:t xml:space="preserve"> in </w:t>
+            <w:r>
+              <w:t xml:space="preserve">get_help in </w:t>
             </w:r>
             <w:r>
               <w:t>aka2j_templates.yml</w:t>
@@ -10159,7 +12523,10 @@
       <w:t xml:space="preserve"> </w:t>
     </w:r>
     <w:r>
-      <w:t>23</w:t>
+      <w:t>2</w:t>
+    </w:r>
+    <w:r>
+      <w:t>4</w:t>
     </w:r>
     <w:r>
       <w:t>, 202</w:t>
@@ -11929,6 +14296,184 @@
     </w:lvl>
   </w:abstractNum>
   <w:abstractNum w:abstractNumId="15" w15:restartNumberingAfterBreak="0">
+    <w:nsid w:val="3AB854B7"/>
+    <w:multiLevelType w:val="hybridMultilevel"/>
+    <w:tmpl w:val="86BA2714"/>
+    <w:lvl w:ilvl="0" w:tplc="B12204AE">
+      <w:start w:val="1"/>
+      <w:numFmt w:val="decimal"/>
+      <w:lvlText w:val="(%1."/>
+      <w:lvlJc w:val="left"/>
+      <w:pPr>
+        <w:ind w:left="1140" w:hanging="420"/>
+      </w:pPr>
+      <w:rPr>
+        <w:rFonts w:hint="default"/>
+      </w:rPr>
+    </w:lvl>
+    <w:lvl w:ilvl="1" w:tplc="04090019" w:tentative="1">
+      <w:start w:val="1"/>
+      <w:numFmt w:val="lowerLetter"/>
+      <w:lvlText w:val="%2."/>
+      <w:lvlJc w:val="left"/>
+      <w:pPr>
+        <w:ind w:left="1800" w:hanging="360"/>
+      </w:pPr>
+    </w:lvl>
+    <w:lvl w:ilvl="2" w:tplc="0409001B" w:tentative="1">
+      <w:start w:val="1"/>
+      <w:numFmt w:val="lowerRoman"/>
+      <w:lvlText w:val="%3."/>
+      <w:lvlJc w:val="right"/>
+      <w:pPr>
+        <w:ind w:left="2520" w:hanging="180"/>
+      </w:pPr>
+    </w:lvl>
+    <w:lvl w:ilvl="3" w:tplc="0409000F" w:tentative="1">
+      <w:start w:val="1"/>
+      <w:numFmt w:val="decimal"/>
+      <w:lvlText w:val="%4."/>
+      <w:lvlJc w:val="left"/>
+      <w:pPr>
+        <w:ind w:left="3240" w:hanging="360"/>
+      </w:pPr>
+    </w:lvl>
+    <w:lvl w:ilvl="4" w:tplc="04090019" w:tentative="1">
+      <w:start w:val="1"/>
+      <w:numFmt w:val="lowerLetter"/>
+      <w:lvlText w:val="%5."/>
+      <w:lvlJc w:val="left"/>
+      <w:pPr>
+        <w:ind w:left="3960" w:hanging="360"/>
+      </w:pPr>
+    </w:lvl>
+    <w:lvl w:ilvl="5" w:tplc="0409001B" w:tentative="1">
+      <w:start w:val="1"/>
+      <w:numFmt w:val="lowerRoman"/>
+      <w:lvlText w:val="%6."/>
+      <w:lvlJc w:val="right"/>
+      <w:pPr>
+        <w:ind w:left="4680" w:hanging="180"/>
+      </w:pPr>
+    </w:lvl>
+    <w:lvl w:ilvl="6" w:tplc="0409000F" w:tentative="1">
+      <w:start w:val="1"/>
+      <w:numFmt w:val="decimal"/>
+      <w:lvlText w:val="%7."/>
+      <w:lvlJc w:val="left"/>
+      <w:pPr>
+        <w:ind w:left="5400" w:hanging="360"/>
+      </w:pPr>
+    </w:lvl>
+    <w:lvl w:ilvl="7" w:tplc="04090019" w:tentative="1">
+      <w:start w:val="1"/>
+      <w:numFmt w:val="lowerLetter"/>
+      <w:lvlText w:val="%8."/>
+      <w:lvlJc w:val="left"/>
+      <w:pPr>
+        <w:ind w:left="6120" w:hanging="360"/>
+      </w:pPr>
+    </w:lvl>
+    <w:lvl w:ilvl="8" w:tplc="0409001B" w:tentative="1">
+      <w:start w:val="1"/>
+      <w:numFmt w:val="lowerRoman"/>
+      <w:lvlText w:val="%9."/>
+      <w:lvlJc w:val="right"/>
+      <w:pPr>
+        <w:ind w:left="6840" w:hanging="180"/>
+      </w:pPr>
+    </w:lvl>
+  </w:abstractNum>
+  <w:abstractNum w:abstractNumId="16" w15:restartNumberingAfterBreak="0">
+    <w:nsid w:val="477C1E5C"/>
+    <w:multiLevelType w:val="hybridMultilevel"/>
+    <w:tmpl w:val="DB861D16"/>
+    <w:lvl w:ilvl="0" w:tplc="B12204AE">
+      <w:start w:val="1"/>
+      <w:numFmt w:val="decimal"/>
+      <w:lvlText w:val="(%1."/>
+      <w:lvlJc w:val="left"/>
+      <w:pPr>
+        <w:ind w:left="780" w:hanging="420"/>
+      </w:pPr>
+      <w:rPr>
+        <w:rFonts w:hint="default"/>
+      </w:rPr>
+    </w:lvl>
+    <w:lvl w:ilvl="1" w:tplc="04090019" w:tentative="1">
+      <w:start w:val="1"/>
+      <w:numFmt w:val="lowerLetter"/>
+      <w:lvlText w:val="%2."/>
+      <w:lvlJc w:val="left"/>
+      <w:pPr>
+        <w:ind w:left="1440" w:hanging="360"/>
+      </w:pPr>
+    </w:lvl>
+    <w:lvl w:ilvl="2" w:tplc="0409001B" w:tentative="1">
+      <w:start w:val="1"/>
+      <w:numFmt w:val="lowerRoman"/>
+      <w:lvlText w:val="%3."/>
+      <w:lvlJc w:val="right"/>
+      <w:pPr>
+        <w:ind w:left="2160" w:hanging="180"/>
+      </w:pPr>
+    </w:lvl>
+    <w:lvl w:ilvl="3" w:tplc="0409000F" w:tentative="1">
+      <w:start w:val="1"/>
+      <w:numFmt w:val="decimal"/>
+      <w:lvlText w:val="%4."/>
+      <w:lvlJc w:val="left"/>
+      <w:pPr>
+        <w:ind w:left="2880" w:hanging="360"/>
+      </w:pPr>
+    </w:lvl>
+    <w:lvl w:ilvl="4" w:tplc="04090019" w:tentative="1">
+      <w:start w:val="1"/>
+      <w:numFmt w:val="lowerLetter"/>
+      <w:lvlText w:val="%5."/>
+      <w:lvlJc w:val="left"/>
+      <w:pPr>
+        <w:ind w:left="3600" w:hanging="360"/>
+      </w:pPr>
+    </w:lvl>
+    <w:lvl w:ilvl="5" w:tplc="0409001B" w:tentative="1">
+      <w:start w:val="1"/>
+      <w:numFmt w:val="lowerRoman"/>
+      <w:lvlText w:val="%6."/>
+      <w:lvlJc w:val="right"/>
+      <w:pPr>
+        <w:ind w:left="4320" w:hanging="180"/>
+      </w:pPr>
+    </w:lvl>
+    <w:lvl w:ilvl="6" w:tplc="0409000F" w:tentative="1">
+      <w:start w:val="1"/>
+      <w:numFmt w:val="decimal"/>
+      <w:lvlText w:val="%7."/>
+      <w:lvlJc w:val="left"/>
+      <w:pPr>
+        <w:ind w:left="5040" w:hanging="360"/>
+      </w:pPr>
+    </w:lvl>
+    <w:lvl w:ilvl="7" w:tplc="04090019" w:tentative="1">
+      <w:start w:val="1"/>
+      <w:numFmt w:val="lowerLetter"/>
+      <w:lvlText w:val="%8."/>
+      <w:lvlJc w:val="left"/>
+      <w:pPr>
+        <w:ind w:left="5760" w:hanging="360"/>
+      </w:pPr>
+    </w:lvl>
+    <w:lvl w:ilvl="8" w:tplc="0409001B" w:tentative="1">
+      <w:start w:val="1"/>
+      <w:numFmt w:val="lowerRoman"/>
+      <w:lvlText w:val="%9."/>
+      <w:lvlJc w:val="right"/>
+      <w:pPr>
+        <w:ind w:left="6480" w:hanging="180"/>
+      </w:pPr>
+    </w:lvl>
+  </w:abstractNum>
+  <w:abstractNum w:abstractNumId="17" w15:restartNumberingAfterBreak="0">
     <w:nsid w:val="48EF4C29"/>
     <w:multiLevelType w:val="hybridMultilevel"/>
     <w:tmpl w:val="22E061E4"/>
@@ -12041,7 +14586,7 @@
       </w:rPr>
     </w:lvl>
   </w:abstractNum>
-  <w:abstractNum w:abstractNumId="16" w15:restartNumberingAfterBreak="0">
+  <w:abstractNum w:abstractNumId="18" w15:restartNumberingAfterBreak="0">
     <w:nsid w:val="49D53B7D"/>
     <w:multiLevelType w:val="hybridMultilevel"/>
     <w:tmpl w:val="E81AAE0E"/>
@@ -12154,7 +14699,7 @@
       </w:rPr>
     </w:lvl>
   </w:abstractNum>
-  <w:abstractNum w:abstractNumId="17" w15:restartNumberingAfterBreak="0">
+  <w:abstractNum w:abstractNumId="19" w15:restartNumberingAfterBreak="0">
     <w:nsid w:val="4B1B7F7B"/>
     <w:multiLevelType w:val="hybridMultilevel"/>
     <w:tmpl w:val="D458C3DA"/>
@@ -12243,7 +14788,7 @@
       </w:pPr>
     </w:lvl>
   </w:abstractNum>
-  <w:abstractNum w:abstractNumId="18" w15:restartNumberingAfterBreak="0">
+  <w:abstractNum w:abstractNumId="20" w15:restartNumberingAfterBreak="0">
     <w:nsid w:val="4DDF34F6"/>
     <w:multiLevelType w:val="hybridMultilevel"/>
     <w:tmpl w:val="F8ECF986"/>
@@ -12329,7 +14874,7 @@
       </w:pPr>
     </w:lvl>
   </w:abstractNum>
-  <w:abstractNum w:abstractNumId="19" w15:restartNumberingAfterBreak="0">
+  <w:abstractNum w:abstractNumId="21" w15:restartNumberingAfterBreak="0">
     <w:nsid w:val="5A0A6934"/>
     <w:multiLevelType w:val="multilevel"/>
     <w:tmpl w:val="94D8BC3A"/>
@@ -12469,7 +15014,7 @@
       </w:rPr>
     </w:lvl>
   </w:abstractNum>
-  <w:abstractNum w:abstractNumId="20" w15:restartNumberingAfterBreak="0">
+  <w:abstractNum w:abstractNumId="22" w15:restartNumberingAfterBreak="0">
     <w:nsid w:val="5E8146CF"/>
     <w:multiLevelType w:val="hybridMultilevel"/>
     <w:tmpl w:val="88887470"/>
@@ -12582,7 +15127,7 @@
       </w:rPr>
     </w:lvl>
   </w:abstractNum>
-  <w:abstractNum w:abstractNumId="21" w15:restartNumberingAfterBreak="0">
+  <w:abstractNum w:abstractNumId="23" w15:restartNumberingAfterBreak="0">
     <w:nsid w:val="5EBF1554"/>
     <w:multiLevelType w:val="hybridMultilevel"/>
     <w:tmpl w:val="EAAC5A68"/>
@@ -12668,7 +15213,7 @@
       </w:pPr>
     </w:lvl>
   </w:abstractNum>
-  <w:abstractNum w:abstractNumId="22" w15:restartNumberingAfterBreak="0">
+  <w:abstractNum w:abstractNumId="24" w15:restartNumberingAfterBreak="0">
     <w:nsid w:val="688F1652"/>
     <w:multiLevelType w:val="multilevel"/>
     <w:tmpl w:val="1C900194"/>
@@ -12808,7 +15353,7 @@
       </w:rPr>
     </w:lvl>
   </w:abstractNum>
-  <w:abstractNum w:abstractNumId="23" w15:restartNumberingAfterBreak="0">
+  <w:abstractNum w:abstractNumId="25" w15:restartNumberingAfterBreak="0">
     <w:nsid w:val="6AFC18D1"/>
     <w:multiLevelType w:val="multilevel"/>
     <w:tmpl w:val="90105FDC"/>
@@ -12925,7 +15470,7 @@
       </w:pPr>
     </w:lvl>
   </w:abstractNum>
-  <w:abstractNum w:abstractNumId="24" w15:restartNumberingAfterBreak="0">
+  <w:abstractNum w:abstractNumId="26" w15:restartNumberingAfterBreak="0">
     <w:nsid w:val="6B961852"/>
     <w:multiLevelType w:val="hybridMultilevel"/>
     <w:tmpl w:val="DAAECE10"/>
@@ -13018,7 +15563,7 @@
       </w:pPr>
     </w:lvl>
   </w:abstractNum>
-  <w:abstractNum w:abstractNumId="25" w15:restartNumberingAfterBreak="0">
+  <w:abstractNum w:abstractNumId="27" w15:restartNumberingAfterBreak="0">
     <w:nsid w:val="6C567422"/>
     <w:multiLevelType w:val="hybridMultilevel"/>
     <w:tmpl w:val="08A2A54A"/>
@@ -13131,7 +15676,7 @@
       </w:rPr>
     </w:lvl>
   </w:abstractNum>
-  <w:abstractNum w:abstractNumId="26" w15:restartNumberingAfterBreak="0">
+  <w:abstractNum w:abstractNumId="28" w15:restartNumberingAfterBreak="0">
     <w:nsid w:val="6D076C65"/>
     <w:multiLevelType w:val="hybridMultilevel"/>
     <w:tmpl w:val="A8B846C6"/>
@@ -13220,7 +15765,120 @@
       </w:pPr>
     </w:lvl>
   </w:abstractNum>
-  <w:abstractNum w:abstractNumId="27" w15:restartNumberingAfterBreak="0">
+  <w:abstractNum w:abstractNumId="29" w15:restartNumberingAfterBreak="0">
+    <w:nsid w:val="6DF92EB4"/>
+    <w:multiLevelType w:val="hybridMultilevel"/>
+    <w:tmpl w:val="BD66A4DC"/>
+    <w:lvl w:ilvl="0" w:tplc="04090001">
+      <w:start w:val="1"/>
+      <w:numFmt w:val="bullet"/>
+      <w:lvlText w:val=""/>
+      <w:lvlJc w:val="left"/>
+      <w:pPr>
+        <w:ind w:left="720" w:hanging="360"/>
+      </w:pPr>
+      <w:rPr>
+        <w:rFonts w:ascii="Symbol" w:hAnsi="Symbol" w:hint="default"/>
+      </w:rPr>
+    </w:lvl>
+    <w:lvl w:ilvl="1" w:tplc="04090003" w:tentative="1">
+      <w:start w:val="1"/>
+      <w:numFmt w:val="bullet"/>
+      <w:lvlText w:val="o"/>
+      <w:lvlJc w:val="left"/>
+      <w:pPr>
+        <w:ind w:left="1440" w:hanging="360"/>
+      </w:pPr>
+      <w:rPr>
+        <w:rFonts w:ascii="Courier New" w:hAnsi="Courier New" w:cs="Courier New" w:hint="default"/>
+      </w:rPr>
+    </w:lvl>
+    <w:lvl w:ilvl="2" w:tplc="04090005" w:tentative="1">
+      <w:start w:val="1"/>
+      <w:numFmt w:val="bullet"/>
+      <w:lvlText w:val=""/>
+      <w:lvlJc w:val="left"/>
+      <w:pPr>
+        <w:ind w:left="2160" w:hanging="360"/>
+      </w:pPr>
+      <w:rPr>
+        <w:rFonts w:ascii="Wingdings" w:hAnsi="Wingdings" w:hint="default"/>
+      </w:rPr>
+    </w:lvl>
+    <w:lvl w:ilvl="3" w:tplc="04090001" w:tentative="1">
+      <w:start w:val="1"/>
+      <w:numFmt w:val="bullet"/>
+      <w:lvlText w:val=""/>
+      <w:lvlJc w:val="left"/>
+      <w:pPr>
+        <w:ind w:left="2880" w:hanging="360"/>
+      </w:pPr>
+      <w:rPr>
+        <w:rFonts w:ascii="Symbol" w:hAnsi="Symbol" w:hint="default"/>
+      </w:rPr>
+    </w:lvl>
+    <w:lvl w:ilvl="4" w:tplc="04090003" w:tentative="1">
+      <w:start w:val="1"/>
+      <w:numFmt w:val="bullet"/>
+      <w:lvlText w:val="o"/>
+      <w:lvlJc w:val="left"/>
+      <w:pPr>
+        <w:ind w:left="3600" w:hanging="360"/>
+      </w:pPr>
+      <w:rPr>
+        <w:rFonts w:ascii="Courier New" w:hAnsi="Courier New" w:cs="Courier New" w:hint="default"/>
+      </w:rPr>
+    </w:lvl>
+    <w:lvl w:ilvl="5" w:tplc="04090005" w:tentative="1">
+      <w:start w:val="1"/>
+      <w:numFmt w:val="bullet"/>
+      <w:lvlText w:val=""/>
+      <w:lvlJc w:val="left"/>
+      <w:pPr>
+        <w:ind w:left="4320" w:hanging="360"/>
+      </w:pPr>
+      <w:rPr>
+        <w:rFonts w:ascii="Wingdings" w:hAnsi="Wingdings" w:hint="default"/>
+      </w:rPr>
+    </w:lvl>
+    <w:lvl w:ilvl="6" w:tplc="04090001" w:tentative="1">
+      <w:start w:val="1"/>
+      <w:numFmt w:val="bullet"/>
+      <w:lvlText w:val=""/>
+      <w:lvlJc w:val="left"/>
+      <w:pPr>
+        <w:ind w:left="5040" w:hanging="360"/>
+      </w:pPr>
+      <w:rPr>
+        <w:rFonts w:ascii="Symbol" w:hAnsi="Symbol" w:hint="default"/>
+      </w:rPr>
+    </w:lvl>
+    <w:lvl w:ilvl="7" w:tplc="04090003" w:tentative="1">
+      <w:start w:val="1"/>
+      <w:numFmt w:val="bullet"/>
+      <w:lvlText w:val="o"/>
+      <w:lvlJc w:val="left"/>
+      <w:pPr>
+        <w:ind w:left="5760" w:hanging="360"/>
+      </w:pPr>
+      <w:rPr>
+        <w:rFonts w:ascii="Courier New" w:hAnsi="Courier New" w:cs="Courier New" w:hint="default"/>
+      </w:rPr>
+    </w:lvl>
+    <w:lvl w:ilvl="8" w:tplc="04090005" w:tentative="1">
+      <w:start w:val="1"/>
+      <w:numFmt w:val="bullet"/>
+      <w:lvlText w:val=""/>
+      <w:lvlJc w:val="left"/>
+      <w:pPr>
+        <w:ind w:left="6480" w:hanging="360"/>
+      </w:pPr>
+      <w:rPr>
+        <w:rFonts w:ascii="Wingdings" w:hAnsi="Wingdings" w:hint="default"/>
+      </w:rPr>
+    </w:lvl>
+  </w:abstractNum>
+  <w:abstractNum w:abstractNumId="30" w15:restartNumberingAfterBreak="0">
     <w:nsid w:val="6F5D1775"/>
     <w:multiLevelType w:val="hybridMultilevel"/>
     <w:tmpl w:val="2F6EF11C"/>
@@ -13333,7 +15991,7 @@
       </w:rPr>
     </w:lvl>
   </w:abstractNum>
-  <w:abstractNum w:abstractNumId="28" w15:restartNumberingAfterBreak="0">
+  <w:abstractNum w:abstractNumId="31" w15:restartNumberingAfterBreak="0">
     <w:nsid w:val="79BB5355"/>
     <w:multiLevelType w:val="hybridMultilevel"/>
     <w:tmpl w:val="7BF4BA62"/>
@@ -13419,7 +16077,7 @@
       </w:pPr>
     </w:lvl>
   </w:abstractNum>
-  <w:abstractNum w:abstractNumId="29" w15:restartNumberingAfterBreak="0">
+  <w:abstractNum w:abstractNumId="32" w15:restartNumberingAfterBreak="0">
     <w:nsid w:val="7CB92AB8"/>
     <w:multiLevelType w:val="multilevel"/>
     <w:tmpl w:val="35D6B920"/>
@@ -13557,22 +16215,108 @@
       <w:rPr>
         <w:rFonts w:ascii="Wingdings" w:hAnsi="Wingdings" w:hint="default"/>
       </w:rPr>
+    </w:lvl>
+  </w:abstractNum>
+  <w:abstractNum w:abstractNumId="33" w15:restartNumberingAfterBreak="0">
+    <w:nsid w:val="7CC2726C"/>
+    <w:multiLevelType w:val="hybridMultilevel"/>
+    <w:tmpl w:val="F1D406FA"/>
+    <w:lvl w:ilvl="0" w:tplc="0409000F">
+      <w:start w:val="1"/>
+      <w:numFmt w:val="decimal"/>
+      <w:lvlText w:val="%1."/>
+      <w:lvlJc w:val="left"/>
+      <w:pPr>
+        <w:ind w:left="720" w:hanging="360"/>
+      </w:pPr>
+    </w:lvl>
+    <w:lvl w:ilvl="1" w:tplc="04090019" w:tentative="1">
+      <w:start w:val="1"/>
+      <w:numFmt w:val="lowerLetter"/>
+      <w:lvlText w:val="%2."/>
+      <w:lvlJc w:val="left"/>
+      <w:pPr>
+        <w:ind w:left="1440" w:hanging="360"/>
+      </w:pPr>
+    </w:lvl>
+    <w:lvl w:ilvl="2" w:tplc="0409001B" w:tentative="1">
+      <w:start w:val="1"/>
+      <w:numFmt w:val="lowerRoman"/>
+      <w:lvlText w:val="%3."/>
+      <w:lvlJc w:val="right"/>
+      <w:pPr>
+        <w:ind w:left="2160" w:hanging="180"/>
+      </w:pPr>
+    </w:lvl>
+    <w:lvl w:ilvl="3" w:tplc="0409000F" w:tentative="1">
+      <w:start w:val="1"/>
+      <w:numFmt w:val="decimal"/>
+      <w:lvlText w:val="%4."/>
+      <w:lvlJc w:val="left"/>
+      <w:pPr>
+        <w:ind w:left="2880" w:hanging="360"/>
+      </w:pPr>
+    </w:lvl>
+    <w:lvl w:ilvl="4" w:tplc="04090019" w:tentative="1">
+      <w:start w:val="1"/>
+      <w:numFmt w:val="lowerLetter"/>
+      <w:lvlText w:val="%5."/>
+      <w:lvlJc w:val="left"/>
+      <w:pPr>
+        <w:ind w:left="3600" w:hanging="360"/>
+      </w:pPr>
+    </w:lvl>
+    <w:lvl w:ilvl="5" w:tplc="0409001B" w:tentative="1">
+      <w:start w:val="1"/>
+      <w:numFmt w:val="lowerRoman"/>
+      <w:lvlText w:val="%6."/>
+      <w:lvlJc w:val="right"/>
+      <w:pPr>
+        <w:ind w:left="4320" w:hanging="180"/>
+      </w:pPr>
+    </w:lvl>
+    <w:lvl w:ilvl="6" w:tplc="0409000F" w:tentative="1">
+      <w:start w:val="1"/>
+      <w:numFmt w:val="decimal"/>
+      <w:lvlText w:val="%7."/>
+      <w:lvlJc w:val="left"/>
+      <w:pPr>
+        <w:ind w:left="5040" w:hanging="360"/>
+      </w:pPr>
+    </w:lvl>
+    <w:lvl w:ilvl="7" w:tplc="04090019" w:tentative="1">
+      <w:start w:val="1"/>
+      <w:numFmt w:val="lowerLetter"/>
+      <w:lvlText w:val="%8."/>
+      <w:lvlJc w:val="left"/>
+      <w:pPr>
+        <w:ind w:left="5760" w:hanging="360"/>
+      </w:pPr>
+    </w:lvl>
+    <w:lvl w:ilvl="8" w:tplc="0409001B" w:tentative="1">
+      <w:start w:val="1"/>
+      <w:numFmt w:val="lowerRoman"/>
+      <w:lvlText w:val="%9."/>
+      <w:lvlJc w:val="right"/>
+      <w:pPr>
+        <w:ind w:left="6480" w:hanging="180"/>
+      </w:pPr>
     </w:lvl>
   </w:abstractNum>
   <w:num w:numId="1">
     <w:abstractNumId w:val="14"/>
   </w:num>
   <w:num w:numId="2">
-    <w:abstractNumId w:val="18"/>
+    <w:abstractNumId w:val="20"/>
   </w:num>
   <w:num w:numId="3">
-    <w:abstractNumId w:val="25"/>
+    <w:abstractNumId w:val="27"/>
   </w:num>
   <w:num w:numId="4">
     <w:abstractNumId w:val="1"/>
   </w:num>
   <w:num w:numId="5">
-    <w:abstractNumId w:val="20"/>
+    <w:abstractNumId w:val="22"/>
   </w:num>
   <w:num w:numId="6">
     <w:abstractNumId w:val="9"/>
@@ -13584,13 +16328,13 @@
     </w:lvlOverride>
   </w:num>
   <w:num w:numId="8">
-    <w:abstractNumId w:val="17"/>
+    <w:abstractNumId w:val="19"/>
   </w:num>
   <w:num w:numId="9">
     <w:abstractNumId w:val="6"/>
   </w:num>
   <w:num w:numId="10">
-    <w:abstractNumId w:val="24"/>
+    <w:abstractNumId w:val="26"/>
   </w:num>
   <w:num w:numId="11">
     <w:abstractNumId w:val="2"/>
@@ -13617,10 +16361,10 @@
     </w:lvlOverride>
   </w:num>
   <w:num w:numId="18">
-    <w:abstractNumId w:val="27"/>
+    <w:abstractNumId w:val="30"/>
   </w:num>
   <w:num w:numId="19">
-    <w:abstractNumId w:val="26"/>
+    <w:abstractNumId w:val="28"/>
   </w:num>
   <w:num w:numId="20">
     <w:abstractNumId w:val="3"/>
@@ -13629,13 +16373,13 @@
     </w:lvlOverride>
   </w:num>
   <w:num w:numId="21">
-    <w:abstractNumId w:val="15"/>
+    <w:abstractNumId w:val="17"/>
   </w:num>
   <w:num w:numId="22">
     <w:abstractNumId w:val="7"/>
   </w:num>
   <w:num w:numId="23">
-    <w:abstractNumId w:val="19"/>
+    <w:abstractNumId w:val="21"/>
   </w:num>
   <w:num w:numId="24">
     <w:abstractNumId w:val="13"/>
@@ -13647,7 +16391,7 @@
     <w:abstractNumId w:val="4"/>
   </w:num>
   <w:num w:numId="27">
-    <w:abstractNumId w:val="16"/>
+    <w:abstractNumId w:val="18"/>
   </w:num>
   <w:num w:numId="28">
     <w:abstractNumId w:val="14"/>
@@ -13704,13 +16448,13 @@
     <w:abstractNumId w:val="5"/>
   </w:num>
   <w:num w:numId="35">
-    <w:abstractNumId w:val="29"/>
+    <w:abstractNumId w:val="32"/>
   </w:num>
   <w:num w:numId="36">
-    <w:abstractNumId w:val="23"/>
+    <w:abstractNumId w:val="25"/>
   </w:num>
   <w:num w:numId="37">
-    <w:abstractNumId w:val="22"/>
+    <w:abstractNumId w:val="24"/>
   </w:num>
   <w:num w:numId="38">
     <w:abstractNumId w:val="14"/>
@@ -13719,10 +16463,10 @@
     <w:abstractNumId w:val="14"/>
   </w:num>
   <w:num w:numId="40">
-    <w:abstractNumId w:val="28"/>
+    <w:abstractNumId w:val="31"/>
   </w:num>
   <w:num w:numId="41">
-    <w:abstractNumId w:val="21"/>
+    <w:abstractNumId w:val="23"/>
   </w:num>
   <w:num w:numId="42">
     <w:abstractNumId w:val="10"/>
@@ -13732,6 +16476,18 @@
   </w:num>
   <w:num w:numId="44">
     <w:abstractNumId w:val="3"/>
+  </w:num>
+  <w:num w:numId="45">
+    <w:abstractNumId w:val="33"/>
+  </w:num>
+  <w:num w:numId="46">
+    <w:abstractNumId w:val="16"/>
+  </w:num>
+  <w:num w:numId="47">
+    <w:abstractNumId w:val="29"/>
+  </w:num>
+  <w:num w:numId="48">
+    <w:abstractNumId w:val="15"/>
   </w:num>
   <w:numIdMacAtCleanup w:val="19"/>
 </w:numbering>

--- a/docassemble/ChangingDivorceOrder/data/templates/changing_divorce_order_action_plan.docx
+++ b/docassemble/ChangingDivorceOrder/data/templates/changing_divorce_order_action_plan.docx
@@ -1,6 +1,6 @@
 
 <file path=word/document.xml><?xml version="1.0" encoding="utf-8"?>
-<w:document xmlns:wpc="http://schemas.microsoft.com/office/word/2010/wordprocessingCanvas" xmlns:cx="http://schemas.microsoft.com/office/drawing/2014/chartex" xmlns:cx1="http://schemas.microsoft.com/office/drawing/2015/9/8/chartex" xmlns:cx2="http://schemas.microsoft.com/office/drawing/2015/10/21/chartex" xmlns:cx3="http://schemas.microsoft.com/office/drawing/2016/5/9/chartex" xmlns:cx4="http://schemas.microsoft.com/office/drawing/2016/5/10/chartex" xmlns:cx5="http://schemas.microsoft.com/office/drawing/2016/5/11/chartex" xmlns:cx6="http://schemas.microsoft.com/office/drawing/2016/5/12/chartex" xmlns:cx7="http://schemas.microsoft.com/office/drawing/2016/5/13/chartex" xmlns:cx8="http://schemas.microsoft.com/office/drawing/2016/5/14/chartex" xmlns:mc="http://schemas.openxmlformats.org/markup-compatibility/2006" xmlns:aink="http://schemas.microsoft.com/office/drawing/2016/ink" xmlns:am3d="http://schemas.microsoft.com/office/drawing/2017/model3d" xmlns:o="urn:schemas-microsoft-com:office:office" xmlns:r="http://schemas.openxmlformats.org/officeDocument/2006/relationships" xmlns:m="http://schemas.openxmlformats.org/officeDocument/2006/math" xmlns:v="urn:schemas-microsoft-com:vml" xmlns:wp14="http://schemas.microsoft.com/office/word/2010/wordprocessingDrawing" xmlns:wp="http://schemas.openxmlformats.org/drawingml/2006/wordprocessingDrawing" xmlns:w10="urn:schemas-microsoft-com:office:word" xmlns:w="http://schemas.openxmlformats.org/wordprocessingml/2006/main" xmlns:w14="http://schemas.microsoft.com/office/word/2010/wordml" xmlns:w15="http://schemas.microsoft.com/office/word/2012/wordml" xmlns:w16cex="http://schemas.microsoft.com/office/word/2018/wordml/cex" xmlns:w16cid="http://schemas.microsoft.com/office/word/2016/wordml/cid" xmlns:w16="http://schemas.microsoft.com/office/word/2018/wordml" xmlns:w16sdtdh="http://schemas.microsoft.com/office/word/2020/wordml/sdtdatahash" xmlns:w16se="http://schemas.microsoft.com/office/word/2015/wordml/symex" xmlns:wpg="http://schemas.microsoft.com/office/word/2010/wordprocessingGroup" xmlns:wpi="http://schemas.microsoft.com/office/word/2010/wordprocessingInk" xmlns:wne="http://schemas.microsoft.com/office/word/2006/wordml" xmlns:wps="http://schemas.microsoft.com/office/word/2010/wordprocessingShape" mc:Ignorable="w14 w15 w16se w16cid w16 w16cex w16sdtdh wp14">
+<w:document xmlns:wpc="http://schemas.microsoft.com/office/word/2010/wordprocessingCanvas" xmlns:mc="http://schemas.openxmlformats.org/markup-compatibility/2006" xmlns:o="urn:schemas-microsoft-com:office:office" xmlns:r="http://schemas.openxmlformats.org/officeDocument/2006/relationships" xmlns:m="http://schemas.openxmlformats.org/officeDocument/2006/math" xmlns:v="urn:schemas-microsoft-com:vml" xmlns:wp14="http://schemas.microsoft.com/office/word/2010/wordprocessingDrawing" xmlns:wp="http://schemas.openxmlformats.org/drawingml/2006/wordprocessingDrawing" xmlns:w10="urn:schemas-microsoft-com:office:word" xmlns:w="http://schemas.openxmlformats.org/wordprocessingml/2006/main" xmlns:w14="http://schemas.microsoft.com/office/word/2010/wordml" xmlns:wpg="http://schemas.microsoft.com/office/word/2010/wordprocessingGroup" xmlns:wpi="http://schemas.microsoft.com/office/word/2010/wordprocessingInk" xmlns:wne="http://schemas.microsoft.com/office/word/2006/wordml" xmlns:wps="http://schemas.microsoft.com/office/word/2010/wordprocessingShape" mc:Ignorable="w14 wp14">
   <w:body>
     <w:tbl>
       <w:tblPr>
@@ -35,7 +35,21 @@
               <w:rPr>
                 <w:color w:val="FF0000"/>
               </w:rPr>
-              <w:t xml:space="preserve">{% if user_need == </w:t>
+              <w:t xml:space="preserve">{% if </w:t>
+            </w:r>
+            <w:proofErr w:type="spellStart"/>
+            <w:r>
+              <w:rPr>
+                <w:color w:val="FF0000"/>
+              </w:rPr>
+              <w:t>user_need</w:t>
+            </w:r>
+            <w:proofErr w:type="spellEnd"/>
+            <w:r>
+              <w:rPr>
+                <w:color w:val="FF0000"/>
+              </w:rPr>
+              <w:t xml:space="preserve"> == </w:t>
             </w:r>
             <w:r>
               <w:rPr>
@@ -68,7 +82,21 @@
               <w:rPr>
                 <w:color w:val="FF0000"/>
               </w:rPr>
-              <w:t xml:space="preserve">{% elif user_need ==  </w:t>
+              <w:t xml:space="preserve">{% elif </w:t>
+            </w:r>
+            <w:proofErr w:type="spellStart"/>
+            <w:r>
+              <w:rPr>
+                <w:color w:val="FF0000"/>
+              </w:rPr>
+              <w:t>user_need</w:t>
+            </w:r>
+            <w:proofErr w:type="spellEnd"/>
+            <w:r>
+              <w:rPr>
+                <w:color w:val="FF0000"/>
+              </w:rPr>
+              <w:t xml:space="preserve"> ==  </w:t>
             </w:r>
             <w:r>
               <w:rPr>
@@ -262,6 +290,7 @@
               </w:rPr>
               <w:t xml:space="preserve">{% </w:t>
             </w:r>
+            <w:proofErr w:type="spellStart"/>
             <w:r>
               <w:rPr>
                 <w:color w:val="92D050"/>
@@ -274,6 +303,7 @@
               </w:rPr>
               <w:t>if</w:t>
             </w:r>
+            <w:proofErr w:type="spellEnd"/>
             <w:r>
               <w:rPr>
                 <w:color w:val="92D050"/>
@@ -284,13 +314,41 @@
               <w:rPr>
                 <w:color w:val="FFC000"/>
               </w:rPr>
-              <w:t>{% endif %}</w:t>
-            </w:r>
-            <w:r>
-              <w:rPr>
-                <w:color w:val="FF0000"/>
-              </w:rPr>
-              <w:t xml:space="preserve">{% elif user_need == </w:t>
+              <w:t xml:space="preserve">{% </w:t>
+            </w:r>
+            <w:proofErr w:type="spellStart"/>
+            <w:r>
+              <w:rPr>
+                <w:color w:val="FFC000"/>
+              </w:rPr>
+              <w:t>endif</w:t>
+            </w:r>
+            <w:proofErr w:type="spellEnd"/>
+            <w:r>
+              <w:rPr>
+                <w:color w:val="FFC000"/>
+              </w:rPr>
+              <w:t xml:space="preserve"> %}</w:t>
+            </w:r>
+            <w:r>
+              <w:rPr>
+                <w:color w:val="FF0000"/>
+              </w:rPr>
+              <w:t xml:space="preserve">{% elif </w:t>
+            </w:r>
+            <w:proofErr w:type="spellStart"/>
+            <w:r>
+              <w:rPr>
+                <w:color w:val="FF0000"/>
+              </w:rPr>
+              <w:t>user_need</w:t>
+            </w:r>
+            <w:proofErr w:type="spellEnd"/>
+            <w:r>
+              <w:rPr>
+                <w:color w:val="FF0000"/>
+              </w:rPr>
+              <w:t xml:space="preserve"> == </w:t>
             </w:r>
             <w:r>
               <w:rPr>
@@ -338,7 +396,21 @@
               <w:rPr>
                 <w:color w:val="FF0000"/>
               </w:rPr>
-              <w:t>) and type_of_final_order.all_true(</w:t>
+              <w:t xml:space="preserve">) and </w:t>
+            </w:r>
+            <w:proofErr w:type="spellStart"/>
+            <w:r>
+              <w:rPr>
+                <w:color w:val="FF0000"/>
+              </w:rPr>
+              <w:t>type_of_final_order.all_true</w:t>
+            </w:r>
+            <w:proofErr w:type="spellEnd"/>
+            <w:r>
+              <w:rPr>
+                <w:color w:val="FF0000"/>
+              </w:rPr>
+              <w:t>(</w:t>
             </w:r>
             <w:r>
               <w:rPr>
@@ -428,23 +500,47 @@
               <w:t>{% else %}</w:t>
             </w:r>
             <w:r>
-              <w:t xml:space="preserve">from your divorce </w:t>
-            </w:r>
-            <w:r>
-              <w:lastRenderedPageBreak/>
-              <w:t>case</w:t>
+              <w:t>from your divorce case</w:t>
             </w:r>
             <w:r>
               <w:rPr>
                 <w:color w:val="FFC000"/>
               </w:rPr>
-              <w:t>{% endif %}</w:t>
-            </w:r>
-            <w:r>
-              <w:rPr>
-                <w:color w:val="FF0000"/>
-              </w:rPr>
-              <w:t>{% endif %}</w:t>
+              <w:t xml:space="preserve">{% </w:t>
+            </w:r>
+            <w:proofErr w:type="spellStart"/>
+            <w:r>
+              <w:rPr>
+                <w:color w:val="FFC000"/>
+              </w:rPr>
+              <w:t>endif</w:t>
+            </w:r>
+            <w:proofErr w:type="spellEnd"/>
+            <w:r>
+              <w:rPr>
+                <w:color w:val="FFC000"/>
+              </w:rPr>
+              <w:t xml:space="preserve"> %}</w:t>
+            </w:r>
+            <w:r>
+              <w:rPr>
+                <w:color w:val="FF0000"/>
+              </w:rPr>
+              <w:t xml:space="preserve">{% </w:t>
+            </w:r>
+            <w:proofErr w:type="spellStart"/>
+            <w:r>
+              <w:rPr>
+                <w:color w:val="FF0000"/>
+              </w:rPr>
+              <w:t>endif</w:t>
+            </w:r>
+            <w:proofErr w:type="spellEnd"/>
+            <w:r>
+              <w:rPr>
+                <w:color w:val="FF0000"/>
+              </w:rPr>
+              <w:t xml:space="preserve"> %}</w:t>
             </w:r>
           </w:p>
         </w:tc>
@@ -1102,7 +1198,7 @@
                     </wp:anchor>
                   </w:drawing>
                 </mc:Choice>
-                <mc:Fallback>
+                <mc:Fallback xmlns:w16se="http://schemas.microsoft.com/office/word/2015/wordml/symex" xmlns:w16sdtdh="http://schemas.microsoft.com/office/word/2020/wordml/sdtdatahash" xmlns:w16="http://schemas.microsoft.com/office/word/2018/wordml" xmlns:w16cid="http://schemas.microsoft.com/office/word/2016/wordml/cid" xmlns:w16cex="http://schemas.microsoft.com/office/word/2018/wordml/cex" xmlns:w15="http://schemas.microsoft.com/office/word/2012/wordml" xmlns:am3d="http://schemas.microsoft.com/office/drawing/2017/model3d" xmlns:aink="http://schemas.microsoft.com/office/drawing/2016/ink" xmlns:cx8="http://schemas.microsoft.com/office/drawing/2016/5/14/chartex" xmlns:cx7="http://schemas.microsoft.com/office/drawing/2016/5/13/chartex" xmlns:cx6="http://schemas.microsoft.com/office/drawing/2016/5/12/chartex" xmlns:cx5="http://schemas.microsoft.com/office/drawing/2016/5/11/chartex" xmlns:cx4="http://schemas.microsoft.com/office/drawing/2016/5/10/chartex" xmlns:cx3="http://schemas.microsoft.com/office/drawing/2016/5/9/chartex" xmlns:cx2="http://schemas.microsoft.com/office/drawing/2015/10/21/chartex" xmlns:cx1="http://schemas.microsoft.com/office/drawing/2015/9/8/chartex" xmlns:cx="http://schemas.microsoft.com/office/drawing/2014/chartex">
                   <w:pict>
                     <v:group w14:anchorId="49E04411" id="Group 1" o:spid="_x0000_s1026" style="position:absolute;margin-left:0;margin-top:13.25pt;width:59.75pt;height:54.7pt;z-index:-251651072;mso-wrap-distance-right:25.2pt;mso-width-relative:margin;mso-height-relative:margin" coordsize="7613,6959" o:gfxdata="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">
                       <v:group id="docshapegroup1" o:spid="_x0000_s1027" style="position:absolute;width:5969;height:6959" coordorigin="805,-199" coordsize="940,1096" o:gfxdata="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">
@@ -1165,7 +1261,15 @@
               <w:t xml:space="preserve"> </w:t>
             </w:r>
             <w:r>
-              <w:t>{{ step_list | length }}</w:t>
+              <w:t xml:space="preserve">{{ </w:t>
+            </w:r>
+            <w:proofErr w:type="spellStart"/>
+            <w:r>
+              <w:t>step_list</w:t>
+            </w:r>
+            <w:proofErr w:type="spellEnd"/>
+            <w:r>
+              <w:t xml:space="preserve"> | length }}</w:t>
             </w:r>
             <w:r>
               <w:t xml:space="preserve"> </w:t>
@@ -1226,8 +1330,16 @@
               <w:rPr>
                 <w:color w:val="FF0000"/>
               </w:rPr>
-              <w:t>{%tr</w:t>
-            </w:r>
+              <w:t>{%</w:t>
+            </w:r>
+            <w:proofErr w:type="spellStart"/>
+            <w:r>
+              <w:rPr>
+                <w:color w:val="FF0000"/>
+              </w:rPr>
+              <w:t>tr</w:t>
+            </w:r>
+            <w:proofErr w:type="spellEnd"/>
             <w:r>
               <w:rPr>
                 <w:color w:val="FF0000"/>
@@ -1246,12 +1358,14 @@
               </w:rPr>
               <w:t xml:space="preserve"> </w:t>
             </w:r>
+            <w:proofErr w:type="spellStart"/>
             <w:r>
               <w:rPr>
                 <w:color w:val="FF0000"/>
               </w:rPr>
               <w:t>user_need</w:t>
             </w:r>
+            <w:proofErr w:type="spellEnd"/>
             <w:r>
               <w:rPr>
                 <w:color w:val="FF0000"/>
@@ -1366,12 +1480,14 @@
               </w:rPr>
               <w:t>) and (</w:t>
             </w:r>
+            <w:proofErr w:type="spellStart"/>
             <w:r>
               <w:rPr>
                 <w:color w:val="FF0000"/>
               </w:rPr>
               <w:t>parents_agree</w:t>
             </w:r>
+            <w:proofErr w:type="spellEnd"/>
             <w:r>
               <w:rPr>
                 <w:color w:val="FF0000"/>
@@ -1394,8 +1510,30 @@
               <w:rPr>
                 <w:color w:val="FF0000"/>
               </w:rPr>
-              <w:t>(unknown_final_date.true_values())|list|length</w:t>
-            </w:r>
+              <w:t>(</w:t>
+            </w:r>
+            <w:proofErr w:type="spellStart"/>
+            <w:r>
+              <w:rPr>
+                <w:color w:val="FF0000"/>
+              </w:rPr>
+              <w:t>unknown_final_date.true_values</w:t>
+            </w:r>
+            <w:proofErr w:type="spellEnd"/>
+            <w:r>
+              <w:rPr>
+                <w:color w:val="FF0000"/>
+              </w:rPr>
+              <w:t>())|</w:t>
+            </w:r>
+            <w:proofErr w:type="spellStart"/>
+            <w:r>
+              <w:rPr>
+                <w:color w:val="FF0000"/>
+              </w:rPr>
+              <w:t>list|length</w:t>
+            </w:r>
+            <w:proofErr w:type="spellEnd"/>
             <w:r>
               <w:rPr>
                 <w:color w:val="FF0000"/>
@@ -1453,9 +1591,11 @@
             <w:pPr>
               <w:pStyle w:val="Body"/>
             </w:pPr>
+            <w:proofErr w:type="spellStart"/>
             <w:r>
               <w:t>pick_a_step_step</w:t>
             </w:r>
+            <w:proofErr w:type="spellEnd"/>
             <w:r>
               <w:t xml:space="preserve"> in </w:t>
             </w:r>
@@ -1484,13 +1624,29 @@
               <w:outlineLvl w:val="1"/>
             </w:pPr>
             <w:r>
-              <w:t>{{</w:t>
-            </w:r>
-            <w:r>
-              <w:t xml:space="preserve"> pick_a_step</w:t>
-            </w:r>
-            <w:r>
-              <w:t>_step.subject }}</w:t>
+              <w:t>{</w:t>
+            </w:r>
+            <w:proofErr w:type="gramStart"/>
+            <w:r>
+              <w:t>{</w:t>
+            </w:r>
+            <w:r>
+              <w:t xml:space="preserve"> </w:t>
+            </w:r>
+            <w:proofErr w:type="spellStart"/>
+            <w:r>
+              <w:t>pick</w:t>
+            </w:r>
+            <w:proofErr w:type="gramEnd"/>
+            <w:r>
+              <w:t>_a_step</w:t>
+            </w:r>
+            <w:r>
+              <w:t>_step.subject</w:t>
+            </w:r>
+            <w:proofErr w:type="spellEnd"/>
+            <w:r>
+              <w:t xml:space="preserve"> }}</w:t>
             </w:r>
           </w:p>
         </w:tc>
@@ -1546,20 +1702,30 @@
               <w:rPr>
                 <w:color w:val="FF0000"/>
               </w:rPr>
-              <w:t>{%tr</w:t>
-            </w:r>
+              <w:t>{%</w:t>
+            </w:r>
+            <w:proofErr w:type="spellStart"/>
+            <w:r>
+              <w:rPr>
+                <w:color w:val="FF0000"/>
+              </w:rPr>
+              <w:t>tr</w:t>
+            </w:r>
+            <w:proofErr w:type="spellEnd"/>
             <w:r>
               <w:rPr>
                 <w:color w:val="FF0000"/>
               </w:rPr>
               <w:t xml:space="preserve"> </w:t>
             </w:r>
+            <w:proofErr w:type="spellStart"/>
             <w:r>
               <w:rPr>
                 <w:color w:val="FF0000"/>
               </w:rPr>
               <w:t>endif</w:t>
             </w:r>
+            <w:proofErr w:type="spellEnd"/>
             <w:r>
               <w:rPr>
                 <w:color w:val="FF0000"/>
@@ -1611,12 +1777,20 @@
               <w:rPr>
                 <w:color w:val="FFC000"/>
               </w:rPr>
-              <w:t>{%tr</w:t>
-            </w:r>
+              <w:t>{%</w:t>
+            </w:r>
+            <w:proofErr w:type="spellStart"/>
             <w:r>
               <w:rPr>
                 <w:color w:val="FFC000"/>
               </w:rPr>
+              <w:t>tr</w:t>
+            </w:r>
+            <w:proofErr w:type="spellEnd"/>
+            <w:r>
+              <w:rPr>
+                <w:color w:val="FFC000"/>
+              </w:rPr>
               <w:t xml:space="preserve"> </w:t>
             </w:r>
             <w:r>
@@ -1631,12 +1805,14 @@
               </w:rPr>
               <w:t xml:space="preserve"> </w:t>
             </w:r>
+            <w:proofErr w:type="spellStart"/>
             <w:r>
               <w:rPr>
                 <w:color w:val="FFC000"/>
               </w:rPr>
               <w:t>parents_agree</w:t>
             </w:r>
+            <w:proofErr w:type="spellEnd"/>
             <w:r>
               <w:rPr>
                 <w:color w:val="FFC000"/>
@@ -1664,18 +1840,22 @@
             <w:pPr>
               <w:pStyle w:val="Body"/>
             </w:pPr>
+            <w:proofErr w:type="spellStart"/>
             <w:r>
               <w:t>parents_agree_step</w:t>
             </w:r>
+            <w:proofErr w:type="spellEnd"/>
             <w:r>
               <w:t xml:space="preserve"> and</w:t>
             </w:r>
             <w:r>
               <w:br/>
             </w:r>
+            <w:proofErr w:type="spellStart"/>
             <w:r>
               <w:t>tell_the_court_step</w:t>
             </w:r>
+            <w:proofErr w:type="spellEnd"/>
             <w:r>
               <w:t xml:space="preserve"> </w:t>
             </w:r>
@@ -1720,7 +1900,23 @@
               <w:outlineLvl w:val="1"/>
             </w:pPr>
             <w:r>
-              <w:t>{{ parents_agree_step.subject }}</w:t>
+              <w:t>{</w:t>
+            </w:r>
+            <w:proofErr w:type="gramStart"/>
+            <w:r>
+              <w:t xml:space="preserve">{ </w:t>
+            </w:r>
+            <w:proofErr w:type="spellStart"/>
+            <w:r>
+              <w:t>parents</w:t>
+            </w:r>
+            <w:proofErr w:type="gramEnd"/>
+            <w:r>
+              <w:t>_agree_step.subject</w:t>
+            </w:r>
+            <w:proofErr w:type="spellEnd"/>
+            <w:r>
+              <w:t xml:space="preserve"> }}</w:t>
             </w:r>
           </w:p>
         </w:tc>
@@ -1774,14 +1970,29 @@
               <w:outlineLvl w:val="1"/>
             </w:pPr>
             <w:r>
-              <w:lastRenderedPageBreak/>
-              <w:t>{{ tell_the_court_</w:t>
+              <w:t>{</w:t>
+            </w:r>
+            <w:proofErr w:type="gramStart"/>
+            <w:r>
+              <w:t xml:space="preserve">{ </w:t>
+            </w:r>
+            <w:proofErr w:type="spellStart"/>
+            <w:r>
+              <w:t>tell</w:t>
+            </w:r>
+            <w:proofErr w:type="gramEnd"/>
+            <w:r>
+              <w:t>_the_court_</w:t>
             </w:r>
             <w:r>
               <w:t>step.</w:t>
             </w:r>
             <w:r>
-              <w:t>subject }}</w:t>
+              <w:t>subject</w:t>
+            </w:r>
+            <w:proofErr w:type="spellEnd"/>
+            <w:r>
+              <w:t xml:space="preserve"> }}</w:t>
             </w:r>
           </w:p>
         </w:tc>
@@ -1834,20 +2045,31 @@
               <w:rPr>
                 <w:shd w:val="clear" w:color="auto" w:fill="FFFFFF"/>
               </w:rPr>
-              <w:t>{%tr</w:t>
-            </w:r>
+              <w:lastRenderedPageBreak/>
+              <w:t>{%</w:t>
+            </w:r>
+            <w:proofErr w:type="spellStart"/>
+            <w:r>
+              <w:rPr>
+                <w:shd w:val="clear" w:color="auto" w:fill="FFFFFF"/>
+              </w:rPr>
+              <w:t>tr</w:t>
+            </w:r>
+            <w:proofErr w:type="spellEnd"/>
             <w:r>
               <w:rPr>
                 <w:shd w:val="clear" w:color="auto" w:fill="FFFFFF"/>
               </w:rPr>
               <w:t xml:space="preserve"> </w:t>
             </w:r>
+            <w:proofErr w:type="spellStart"/>
             <w:r>
               <w:rPr>
                 <w:shd w:val="clear" w:color="auto" w:fill="FFFFFF"/>
               </w:rPr>
               <w:t>endif</w:t>
             </w:r>
+            <w:proofErr w:type="spellEnd"/>
             <w:r>
               <w:rPr>
                 <w:shd w:val="clear" w:color="auto" w:fill="FFFFFF"/>
@@ -1902,8 +2124,16 @@
               <w:rPr>
                 <w:shd w:val="clear" w:color="auto" w:fill="FFFFFF"/>
               </w:rPr>
-              <w:t>{%tr</w:t>
-            </w:r>
+              <w:t>{%</w:t>
+            </w:r>
+            <w:proofErr w:type="spellStart"/>
+            <w:r>
+              <w:rPr>
+                <w:shd w:val="clear" w:color="auto" w:fill="FFFFFF"/>
+              </w:rPr>
+              <w:t>tr</w:t>
+            </w:r>
+            <w:proofErr w:type="spellEnd"/>
             <w:r>
               <w:rPr>
                 <w:shd w:val="clear" w:color="auto" w:fill="FFFFFF"/>
@@ -1922,12 +2152,14 @@
               </w:rPr>
               <w:t xml:space="preserve"> </w:t>
             </w:r>
+            <w:proofErr w:type="spellStart"/>
             <w:r>
               <w:rPr>
                 <w:shd w:val="clear" w:color="auto" w:fill="FFFFFF"/>
               </w:rPr>
               <w:t>user_need</w:t>
             </w:r>
+            <w:proofErr w:type="spellEnd"/>
             <w:r>
               <w:rPr>
                 <w:shd w:val="clear" w:color="auto" w:fill="FFFFFF"/>
@@ -2024,9 +2256,11 @@
             <w:pPr>
               <w:pStyle w:val="Body"/>
             </w:pPr>
+            <w:proofErr w:type="spellStart"/>
             <w:r>
               <w:t>foreign_order_step</w:t>
             </w:r>
+            <w:proofErr w:type="spellEnd"/>
             <w:r>
               <w:t xml:space="preserve"> in </w:t>
             </w:r>
@@ -2038,9 +2272,11 @@
             <w:pPr>
               <w:pStyle w:val="Body"/>
             </w:pPr>
+            <w:proofErr w:type="spellStart"/>
             <w:r>
               <w:t>ak_jurisdiction_step</w:t>
             </w:r>
+            <w:proofErr w:type="spellEnd"/>
             <w:r>
               <w:t xml:space="preserve"> in </w:t>
             </w:r>
@@ -2052,11 +2288,19 @@
             <w:pPr>
               <w:pStyle w:val="Body"/>
             </w:pPr>
+            <w:proofErr w:type="spellStart"/>
             <w:r>
               <w:rPr>
                 <w:color w:val="FF66FF"/>
               </w:rPr>
-              <w:t>register_order_step in aka2j_mod_cust_div_templates.yml</w:t>
+              <w:t>register_order_step</w:t>
+            </w:r>
+            <w:proofErr w:type="spellEnd"/>
+            <w:r>
+              <w:rPr>
+                <w:color w:val="FF66FF"/>
+              </w:rPr>
+              <w:t xml:space="preserve"> in aka2j_mod_cust_div_templates.yml</w:t>
             </w:r>
           </w:p>
         </w:tc>
@@ -2083,13 +2327,26 @@
               </w:rPr>
             </w:pPr>
             <w:r>
-              <w:t xml:space="preserve">{{ </w:t>
-            </w:r>
-            <w:r>
-              <w:t>foreign_order_step</w:t>
-            </w:r>
-            <w:r>
-              <w:t>.subject }}</w:t>
+              <w:t>{</w:t>
+            </w:r>
+            <w:proofErr w:type="gramStart"/>
+            <w:r>
+              <w:t xml:space="preserve">{ </w:t>
+            </w:r>
+            <w:proofErr w:type="spellStart"/>
+            <w:r>
+              <w:t>foreign</w:t>
+            </w:r>
+            <w:proofErr w:type="gramEnd"/>
+            <w:r>
+              <w:t>_order_step</w:t>
+            </w:r>
+            <w:r>
+              <w:t>.subject</w:t>
+            </w:r>
+            <w:proofErr w:type="spellEnd"/>
+            <w:r>
+              <w:t xml:space="preserve"> }}</w:t>
             </w:r>
           </w:p>
         </w:tc>
@@ -2142,19 +2399,41 @@
               <w:rPr>
                 <w:shd w:val="clear" w:color="auto" w:fill="FFFFFF"/>
               </w:rPr>
-              <w:t xml:space="preserve">{{ </w:t>
-            </w:r>
-            <w:r>
-              <w:rPr>
-                <w:shd w:val="clear" w:color="auto" w:fill="FFFFFF"/>
-              </w:rPr>
-              <w:t>ak_jurisdiction_step</w:t>
-            </w:r>
-            <w:r>
-              <w:rPr>
-                <w:shd w:val="clear" w:color="auto" w:fill="FFFFFF"/>
-              </w:rPr>
-              <w:t>.subject }}</w:t>
+              <w:t>{</w:t>
+            </w:r>
+            <w:proofErr w:type="gramStart"/>
+            <w:r>
+              <w:rPr>
+                <w:shd w:val="clear" w:color="auto" w:fill="FFFFFF"/>
+              </w:rPr>
+              <w:t xml:space="preserve">{ </w:t>
+            </w:r>
+            <w:proofErr w:type="spellStart"/>
+            <w:r>
+              <w:rPr>
+                <w:shd w:val="clear" w:color="auto" w:fill="FFFFFF"/>
+              </w:rPr>
+              <w:t>ak</w:t>
+            </w:r>
+            <w:proofErr w:type="gramEnd"/>
+            <w:r>
+              <w:rPr>
+                <w:shd w:val="clear" w:color="auto" w:fill="FFFFFF"/>
+              </w:rPr>
+              <w:t>_jurisdiction_step</w:t>
+            </w:r>
+            <w:r>
+              <w:rPr>
+                <w:shd w:val="clear" w:color="auto" w:fill="FFFFFF"/>
+              </w:rPr>
+              <w:t>.subject</w:t>
+            </w:r>
+            <w:proofErr w:type="spellEnd"/>
+            <w:r>
+              <w:rPr>
+                <w:shd w:val="clear" w:color="auto" w:fill="FFFFFF"/>
+              </w:rPr>
+              <w:t xml:space="preserve"> }}</w:t>
             </w:r>
           </w:p>
         </w:tc>
@@ -2217,19 +2496,41 @@
               <w:rPr>
                 <w:shd w:val="clear" w:color="auto" w:fill="FFFFFF"/>
               </w:rPr>
-              <w:t xml:space="preserve">{{ </w:t>
-            </w:r>
-            <w:r>
-              <w:rPr>
-                <w:shd w:val="clear" w:color="auto" w:fill="FFFFFF"/>
-              </w:rPr>
-              <w:t>register_order_step</w:t>
-            </w:r>
-            <w:r>
-              <w:rPr>
-                <w:shd w:val="clear" w:color="auto" w:fill="FFFFFF"/>
-              </w:rPr>
-              <w:t>.subject }}</w:t>
+              <w:t>{</w:t>
+            </w:r>
+            <w:proofErr w:type="gramStart"/>
+            <w:r>
+              <w:rPr>
+                <w:shd w:val="clear" w:color="auto" w:fill="FFFFFF"/>
+              </w:rPr>
+              <w:t xml:space="preserve">{ </w:t>
+            </w:r>
+            <w:proofErr w:type="spellStart"/>
+            <w:r>
+              <w:rPr>
+                <w:shd w:val="clear" w:color="auto" w:fill="FFFFFF"/>
+              </w:rPr>
+              <w:t>register</w:t>
+            </w:r>
+            <w:proofErr w:type="gramEnd"/>
+            <w:r>
+              <w:rPr>
+                <w:shd w:val="clear" w:color="auto" w:fill="FFFFFF"/>
+              </w:rPr>
+              <w:t>_order_step</w:t>
+            </w:r>
+            <w:r>
+              <w:rPr>
+                <w:shd w:val="clear" w:color="auto" w:fill="FFFFFF"/>
+              </w:rPr>
+              <w:t>.subject</w:t>
+            </w:r>
+            <w:proofErr w:type="spellEnd"/>
+            <w:r>
+              <w:rPr>
+                <w:shd w:val="clear" w:color="auto" w:fill="FFFFFF"/>
+              </w:rPr>
+              <w:t xml:space="preserve"> }}</w:t>
             </w:r>
           </w:p>
         </w:tc>
@@ -2291,20 +2592,30 @@
               <w:rPr>
                 <w:shd w:val="clear" w:color="auto" w:fill="FFFFFF"/>
               </w:rPr>
-              <w:t>{%tr</w:t>
-            </w:r>
+              <w:t>{%</w:t>
+            </w:r>
+            <w:proofErr w:type="spellStart"/>
+            <w:r>
+              <w:rPr>
+                <w:shd w:val="clear" w:color="auto" w:fill="FFFFFF"/>
+              </w:rPr>
+              <w:t>tr</w:t>
+            </w:r>
+            <w:proofErr w:type="spellEnd"/>
             <w:r>
               <w:rPr>
                 <w:shd w:val="clear" w:color="auto" w:fill="FFFFFF"/>
               </w:rPr>
               <w:t xml:space="preserve"> </w:t>
             </w:r>
+            <w:proofErr w:type="spellStart"/>
             <w:r>
               <w:rPr>
                 <w:shd w:val="clear" w:color="auto" w:fill="FFFFFF"/>
               </w:rPr>
               <w:t>endif</w:t>
             </w:r>
+            <w:proofErr w:type="spellEnd"/>
             <w:r>
               <w:rPr>
                 <w:shd w:val="clear" w:color="auto" w:fill="FFFFFF"/>
@@ -2360,8 +2671,17 @@
                 <w:color w:val="FF0000"/>
                 <w:shd w:val="clear" w:color="auto" w:fill="FFFFFF"/>
               </w:rPr>
-              <w:t>{%tr</w:t>
-            </w:r>
+              <w:t>{%</w:t>
+            </w:r>
+            <w:proofErr w:type="spellStart"/>
+            <w:r>
+              <w:rPr>
+                <w:color w:val="FF0000"/>
+                <w:shd w:val="clear" w:color="auto" w:fill="FFFFFF"/>
+              </w:rPr>
+              <w:t>tr</w:t>
+            </w:r>
+            <w:proofErr w:type="spellEnd"/>
             <w:r>
               <w:rPr>
                 <w:color w:val="FF0000"/>
@@ -2383,6 +2703,7 @@
               </w:rPr>
               <w:t xml:space="preserve"> </w:t>
             </w:r>
+            <w:proofErr w:type="spellStart"/>
             <w:r>
               <w:rPr>
                 <w:color w:val="FF0000"/>
@@ -2390,6 +2711,7 @@
               </w:rPr>
               <w:t>user_need</w:t>
             </w:r>
+            <w:proofErr w:type="spellEnd"/>
             <w:r>
               <w:rPr>
                 <w:color w:val="FF0000"/>
@@ -2498,23 +2820,32 @@
               </w:rPr>
               <w:t>(</w:t>
             </w:r>
+            <w:proofErr w:type="spellStart"/>
             <w:r>
               <w:rPr>
                 <w:color w:val="FFC000"/>
                 <w:shd w:val="clear" w:color="auto" w:fill="FFFFFF"/>
               </w:rPr>
-              <w:t xml:space="preserve">user_need == </w:t>
-            </w:r>
+              <w:t>user_need</w:t>
+            </w:r>
+            <w:proofErr w:type="spellEnd"/>
             <w:r>
               <w:rPr>
                 <w:color w:val="FFC000"/>
                 <w:shd w:val="clear" w:color="auto" w:fill="FFFFFF"/>
               </w:rPr>
-              <w:t>'</w:t>
+              <w:t xml:space="preserve"> == </w:t>
             </w:r>
             <w:r>
               <w:rPr>
                 <w:color w:val="FFC000"/>
+                <w:shd w:val="clear" w:color="auto" w:fill="FFFFFF"/>
+              </w:rPr>
+              <w:t>'</w:t>
+            </w:r>
+            <w:r>
+              <w:rPr>
+                <w:color w:val="FFC000"/>
               </w:rPr>
               <w:t>change divorce order</w:t>
             </w:r>
@@ -2541,258 +2872,260 @@
                 <w:color w:val="FFC000"/>
                 <w:shd w:val="clear" w:color="auto" w:fill="FFFFFF"/>
               </w:rPr>
+              <w:t>type_of_final_order[</w:t>
+            </w:r>
+            <w:r>
+              <w:rPr>
+                <w:color w:val="FFC000"/>
+                <w:shd w:val="clear" w:color="auto" w:fill="FFFFFF"/>
+              </w:rPr>
+              <w:t>'</w:t>
+            </w:r>
+            <w:r>
+              <w:rPr>
+                <w:color w:val="FFC000"/>
+                <w:shd w:val="clear" w:color="auto" w:fill="FFFFFF"/>
+              </w:rPr>
+              <w:t>custody</w:t>
+            </w:r>
+            <w:r>
+              <w:rPr>
+                <w:color w:val="FFC000"/>
+                <w:shd w:val="clear" w:color="auto" w:fill="FFFFFF"/>
+              </w:rPr>
+              <w:t xml:space="preserve"> </w:t>
+            </w:r>
+            <w:r>
+              <w:rPr>
+                <w:color w:val="FFC000"/>
+                <w:shd w:val="clear" w:color="auto" w:fill="FFFFFF"/>
+              </w:rPr>
+              <w:t>order</w:t>
+            </w:r>
+            <w:r>
+              <w:rPr>
+                <w:color w:val="FFC000"/>
+                <w:shd w:val="clear" w:color="auto" w:fill="FFFFFF"/>
+              </w:rPr>
+              <w:t>'</w:t>
+            </w:r>
+            <w:r>
+              <w:rPr>
+                <w:color w:val="FFC000"/>
+                <w:shd w:val="clear" w:color="auto" w:fill="FFFFFF"/>
+              </w:rPr>
+              <w:t>]</w:t>
+            </w:r>
+            <w:r>
+              <w:rPr>
+                <w:color w:val="FFC000"/>
+                <w:shd w:val="clear" w:color="auto" w:fill="FFFFFF"/>
+              </w:rPr>
+              <w:t xml:space="preserve"> </w:t>
+            </w:r>
+            <w:r>
+              <w:rPr>
+                <w:color w:val="FFC000"/>
+                <w:shd w:val="clear" w:color="auto" w:fill="FFFFFF"/>
+              </w:rPr>
+              <w:t>and</w:t>
+            </w:r>
+            <w:r>
+              <w:rPr>
+                <w:color w:val="FFC000"/>
+              </w:rPr>
+              <w:t xml:space="preserve"> </w:t>
+            </w:r>
+            <w:r>
+              <w:rPr>
+                <w:color w:val="FFC000"/>
+              </w:rPr>
+              <w:t>why_change</w:t>
+            </w:r>
+            <w:r>
+              <w:rPr>
+                <w:color w:val="FFC000"/>
+              </w:rPr>
+              <w:t xml:space="preserve"> </w:t>
+            </w:r>
+            <w:r>
+              <w:rPr>
+                <w:color w:val="FFC000"/>
+              </w:rPr>
+              <w:t>in(</w:t>
+            </w:r>
+            <w:r>
+              <w:rPr>
+                <w:color w:val="FFC000"/>
+              </w:rPr>
+              <w:t>'</w:t>
+            </w:r>
+            <w:r>
+              <w:rPr>
+                <w:color w:val="FFC000"/>
+              </w:rPr>
+              <w:t>review</w:t>
+            </w:r>
+            <w:r>
+              <w:rPr>
+                <w:color w:val="FFC000"/>
+              </w:rPr>
+              <w:t>'</w:t>
+            </w:r>
+            <w:r>
+              <w:rPr>
+                <w:color w:val="FFC000"/>
+              </w:rPr>
+              <w:t>,</w:t>
+            </w:r>
+            <w:r>
+              <w:rPr>
+                <w:color w:val="FFC000"/>
+              </w:rPr>
+              <w:t xml:space="preserve"> </w:t>
+            </w:r>
+            <w:r>
+              <w:rPr>
+                <w:color w:val="FFC000"/>
+              </w:rPr>
+              <w:t>'</w:t>
+            </w:r>
+            <w:r>
+              <w:rPr>
+                <w:color w:val="FFC000"/>
+              </w:rPr>
+              <w:t>schedule</w:t>
+            </w:r>
+            <w:r>
+              <w:rPr>
+                <w:color w:val="FFC000"/>
+              </w:rPr>
+              <w:t>'</w:t>
+            </w:r>
+            <w:r>
+              <w:rPr>
+                <w:color w:val="FFC000"/>
+              </w:rPr>
+              <w:t>)</w:t>
+            </w:r>
+            <w:r>
+              <w:rPr>
+                <w:color w:val="FF0000"/>
+              </w:rPr>
+              <w:t>)</w:t>
+            </w:r>
+            <w:r>
+              <w:rPr>
+                <w:color w:val="FF0000"/>
+              </w:rPr>
+              <w:t xml:space="preserve"> or (</w:t>
+            </w:r>
+            <w:proofErr w:type="spellStart"/>
+            <w:r>
+              <w:rPr>
+                <w:color w:val="FFC000"/>
+                <w:shd w:val="clear" w:color="auto" w:fill="FFFFFF"/>
+              </w:rPr>
+              <w:t>user_need</w:t>
+            </w:r>
+            <w:proofErr w:type="spellEnd"/>
+            <w:r>
+              <w:rPr>
+                <w:color w:val="FFC000"/>
+                <w:shd w:val="clear" w:color="auto" w:fill="FFFFFF"/>
+              </w:rPr>
+              <w:t xml:space="preserve"> </w:t>
+            </w:r>
+            <w:r>
+              <w:rPr>
+                <w:color w:val="FFC000"/>
+                <w:shd w:val="clear" w:color="auto" w:fill="FFFFFF"/>
+              </w:rPr>
+              <w:t>in(</w:t>
+            </w:r>
+            <w:r>
+              <w:rPr>
+                <w:color w:val="FFC000"/>
+                <w:shd w:val="clear" w:color="auto" w:fill="FFFFFF"/>
+              </w:rPr>
+              <w:t>'</w:t>
+            </w:r>
+            <w:r>
+              <w:rPr>
+                <w:color w:val="FFC000"/>
+                <w:shd w:val="clear" w:color="auto" w:fill="FFFFFF"/>
+              </w:rPr>
+              <w:t xml:space="preserve">respond to motion in </w:t>
+            </w:r>
+            <w:r>
+              <w:rPr>
+                <w:color w:val="FFC000"/>
+                <w:shd w:val="clear" w:color="auto" w:fill="FFFFFF"/>
+              </w:rPr>
+              <w:t>custody</w:t>
+            </w:r>
+            <w:r>
+              <w:rPr>
+                <w:color w:val="FFC000"/>
+                <w:shd w:val="clear" w:color="auto" w:fill="FFFFFF"/>
+              </w:rPr>
+              <w:t>'</w:t>
+            </w:r>
+            <w:r>
+              <w:rPr>
+                <w:color w:val="FFC000"/>
+                <w:shd w:val="clear" w:color="auto" w:fill="FFFFFF"/>
+              </w:rPr>
+              <w:t xml:space="preserve">, </w:t>
+            </w:r>
+            <w:r>
+              <w:rPr>
+                <w:color w:val="FFC000"/>
+                <w:shd w:val="clear" w:color="auto" w:fill="FFFFFF"/>
+              </w:rPr>
+              <w:t>'</w:t>
+            </w:r>
+            <w:r>
+              <w:rPr>
+                <w:color w:val="FFC000"/>
+                <w:shd w:val="clear" w:color="auto" w:fill="FFFFFF"/>
+              </w:rPr>
+              <w:t>respond to motion in divorce</w:t>
+            </w:r>
+            <w:r>
+              <w:rPr>
+                <w:color w:val="FFC000"/>
+                <w:shd w:val="clear" w:color="auto" w:fill="FFFFFF"/>
+              </w:rPr>
+              <w:t>'</w:t>
+            </w:r>
+            <w:r>
+              <w:rPr>
+                <w:color w:val="FFC000"/>
+                <w:shd w:val="clear" w:color="auto" w:fill="FFFFFF"/>
+              </w:rPr>
+              <w:t>)</w:t>
+            </w:r>
+            <w:r>
+              <w:rPr>
+                <w:color w:val="FFC000"/>
+                <w:shd w:val="clear" w:color="auto" w:fill="FFFFFF"/>
+              </w:rPr>
+              <w:t xml:space="preserve"> and </w:t>
+            </w:r>
+            <w:r>
+              <w:rPr>
+                <w:color w:val="FFC000"/>
+                <w:shd w:val="clear" w:color="auto" w:fill="FFFFFF"/>
+              </w:rPr>
+              <w:t xml:space="preserve">type_of_response == </w:t>
+            </w:r>
+            <w:r>
+              <w:rPr>
+                <w:color w:val="FFC000"/>
+                <w:shd w:val="clear" w:color="auto" w:fill="FFFFFF"/>
+              </w:rPr>
               <w:lastRenderedPageBreak/>
-              <w:t>type_of_final_order[</w:t>
-            </w:r>
-            <w:r>
-              <w:rPr>
-                <w:color w:val="FFC000"/>
-                <w:shd w:val="clear" w:color="auto" w:fill="FFFFFF"/>
-              </w:rPr>
-              <w:t>'</w:t>
-            </w:r>
-            <w:r>
-              <w:rPr>
-                <w:color w:val="FFC000"/>
-                <w:shd w:val="clear" w:color="auto" w:fill="FFFFFF"/>
-              </w:rPr>
-              <w:t>custody</w:t>
-            </w:r>
-            <w:r>
-              <w:rPr>
-                <w:color w:val="FFC000"/>
-                <w:shd w:val="clear" w:color="auto" w:fill="FFFFFF"/>
-              </w:rPr>
-              <w:t xml:space="preserve"> </w:t>
-            </w:r>
-            <w:r>
-              <w:rPr>
-                <w:color w:val="FFC000"/>
-                <w:shd w:val="clear" w:color="auto" w:fill="FFFFFF"/>
-              </w:rPr>
-              <w:t>order</w:t>
-            </w:r>
-            <w:r>
-              <w:rPr>
-                <w:color w:val="FFC000"/>
-                <w:shd w:val="clear" w:color="auto" w:fill="FFFFFF"/>
-              </w:rPr>
-              <w:t>'</w:t>
-            </w:r>
-            <w:r>
-              <w:rPr>
-                <w:color w:val="FFC000"/>
-                <w:shd w:val="clear" w:color="auto" w:fill="FFFFFF"/>
-              </w:rPr>
-              <w:t>]</w:t>
-            </w:r>
-            <w:r>
-              <w:rPr>
-                <w:color w:val="FFC000"/>
-                <w:shd w:val="clear" w:color="auto" w:fill="FFFFFF"/>
-              </w:rPr>
-              <w:t xml:space="preserve"> </w:t>
-            </w:r>
-            <w:r>
-              <w:rPr>
-                <w:color w:val="FFC000"/>
-                <w:shd w:val="clear" w:color="auto" w:fill="FFFFFF"/>
-              </w:rPr>
-              <w:t>and</w:t>
-            </w:r>
-            <w:r>
-              <w:rPr>
-                <w:color w:val="FFC000"/>
-              </w:rPr>
-              <w:t xml:space="preserve"> </w:t>
-            </w:r>
-            <w:r>
-              <w:rPr>
-                <w:color w:val="FFC000"/>
-              </w:rPr>
-              <w:t>why_change</w:t>
-            </w:r>
-            <w:r>
-              <w:rPr>
-                <w:color w:val="FFC000"/>
-              </w:rPr>
-              <w:t xml:space="preserve"> </w:t>
-            </w:r>
-            <w:r>
-              <w:rPr>
-                <w:color w:val="FFC000"/>
-              </w:rPr>
-              <w:t>in(</w:t>
-            </w:r>
-            <w:r>
-              <w:rPr>
-                <w:color w:val="FFC000"/>
-              </w:rPr>
-              <w:t>'</w:t>
-            </w:r>
-            <w:r>
-              <w:rPr>
-                <w:color w:val="FFC000"/>
-              </w:rPr>
-              <w:t>review</w:t>
-            </w:r>
-            <w:r>
-              <w:rPr>
-                <w:color w:val="FFC000"/>
-              </w:rPr>
-              <w:t>'</w:t>
-            </w:r>
-            <w:r>
-              <w:rPr>
-                <w:color w:val="FFC000"/>
-              </w:rPr>
-              <w:t>,</w:t>
-            </w:r>
-            <w:r>
-              <w:rPr>
-                <w:color w:val="FFC000"/>
-              </w:rPr>
-              <w:t xml:space="preserve"> </w:t>
-            </w:r>
-            <w:r>
-              <w:rPr>
-                <w:color w:val="FFC000"/>
-              </w:rPr>
-              <w:t>'</w:t>
-            </w:r>
-            <w:r>
-              <w:rPr>
-                <w:color w:val="FFC000"/>
-              </w:rPr>
-              <w:t>schedule</w:t>
-            </w:r>
-            <w:r>
-              <w:rPr>
-                <w:color w:val="FFC000"/>
-              </w:rPr>
-              <w:t>'</w:t>
-            </w:r>
-            <w:r>
-              <w:rPr>
-                <w:color w:val="FFC000"/>
-              </w:rPr>
-              <w:t>)</w:t>
-            </w:r>
-            <w:r>
-              <w:rPr>
-                <w:color w:val="FF0000"/>
-              </w:rPr>
-              <w:t>)</w:t>
-            </w:r>
-            <w:r>
-              <w:rPr>
-                <w:color w:val="FF0000"/>
-              </w:rPr>
-              <w:t xml:space="preserve"> or (</w:t>
-            </w:r>
-            <w:r>
-              <w:rPr>
-                <w:color w:val="FFC000"/>
-                <w:shd w:val="clear" w:color="auto" w:fill="FFFFFF"/>
-              </w:rPr>
-              <w:t>user_need</w:t>
-            </w:r>
-            <w:r>
-              <w:rPr>
-                <w:color w:val="FFC000"/>
-                <w:shd w:val="clear" w:color="auto" w:fill="FFFFFF"/>
-              </w:rPr>
-              <w:t xml:space="preserve"> </w:t>
-            </w:r>
-            <w:r>
-              <w:rPr>
-                <w:color w:val="FFC000"/>
-                <w:shd w:val="clear" w:color="auto" w:fill="FFFFFF"/>
-              </w:rPr>
-              <w:t>in(</w:t>
-            </w:r>
-            <w:r>
-              <w:rPr>
-                <w:color w:val="FFC000"/>
-                <w:shd w:val="clear" w:color="auto" w:fill="FFFFFF"/>
-              </w:rPr>
-              <w:t>'</w:t>
-            </w:r>
-            <w:r>
-              <w:rPr>
-                <w:color w:val="FFC000"/>
-                <w:shd w:val="clear" w:color="auto" w:fill="FFFFFF"/>
-              </w:rPr>
-              <w:t xml:space="preserve">respond to motion in </w:t>
-            </w:r>
-            <w:r>
-              <w:rPr>
-                <w:color w:val="FFC000"/>
-                <w:shd w:val="clear" w:color="auto" w:fill="FFFFFF"/>
-              </w:rPr>
-              <w:t>custody</w:t>
-            </w:r>
-            <w:r>
-              <w:rPr>
-                <w:color w:val="FFC000"/>
-                <w:shd w:val="clear" w:color="auto" w:fill="FFFFFF"/>
-              </w:rPr>
-              <w:t>'</w:t>
-            </w:r>
-            <w:r>
-              <w:rPr>
-                <w:color w:val="FFC000"/>
-                <w:shd w:val="clear" w:color="auto" w:fill="FFFFFF"/>
-              </w:rPr>
-              <w:t xml:space="preserve">, </w:t>
-            </w:r>
-            <w:r>
-              <w:rPr>
-                <w:color w:val="FFC000"/>
-                <w:shd w:val="clear" w:color="auto" w:fill="FFFFFF"/>
-              </w:rPr>
-              <w:t>'</w:t>
-            </w:r>
-            <w:r>
-              <w:rPr>
-                <w:color w:val="FFC000"/>
-                <w:shd w:val="clear" w:color="auto" w:fill="FFFFFF"/>
-              </w:rPr>
-              <w:t>respond to motion in divorce</w:t>
-            </w:r>
-            <w:r>
-              <w:rPr>
-                <w:color w:val="FFC000"/>
-                <w:shd w:val="clear" w:color="auto" w:fill="FFFFFF"/>
-              </w:rPr>
-              <w:t>'</w:t>
-            </w:r>
-            <w:r>
-              <w:rPr>
-                <w:color w:val="FFC000"/>
-                <w:shd w:val="clear" w:color="auto" w:fill="FFFFFF"/>
-              </w:rPr>
-              <w:t>)</w:t>
-            </w:r>
-            <w:r>
-              <w:rPr>
-                <w:color w:val="FFC000"/>
-                <w:shd w:val="clear" w:color="auto" w:fill="FFFFFF"/>
-              </w:rPr>
-              <w:t xml:space="preserve"> and </w:t>
-            </w:r>
-            <w:r>
-              <w:rPr>
-                <w:color w:val="FFC000"/>
-                <w:shd w:val="clear" w:color="auto" w:fill="FFFFFF"/>
-              </w:rPr>
-              <w:t xml:space="preserve">type_of_response == </w:t>
-            </w:r>
-            <w:r>
-              <w:rPr>
-                <w:color w:val="FFC000"/>
-                <w:shd w:val="clear" w:color="auto" w:fill="FFFFFF"/>
-              </w:rPr>
               <w:t>'</w:t>
             </w:r>
             <w:r>
@@ -2928,10 +3261,12 @@
             <w:pPr>
               <w:pStyle w:val="Body"/>
             </w:pPr>
+            <w:proofErr w:type="spellStart"/>
             <w:r>
               <w:lastRenderedPageBreak/>
               <w:t>modify_step</w:t>
             </w:r>
+            <w:proofErr w:type="spellEnd"/>
             <w:r>
               <w:t xml:space="preserve"> in </w:t>
             </w:r>
@@ -2966,7 +3301,36 @@
               <w:rPr>
                 <w:shd w:val="clear" w:color="auto" w:fill="FFFFFF"/>
               </w:rPr>
-              <w:t>{{ modify_step.subject }}</w:t>
+              <w:lastRenderedPageBreak/>
+              <w:t>{</w:t>
+            </w:r>
+            <w:proofErr w:type="gramStart"/>
+            <w:r>
+              <w:rPr>
+                <w:shd w:val="clear" w:color="auto" w:fill="FFFFFF"/>
+              </w:rPr>
+              <w:t xml:space="preserve">{ </w:t>
+            </w:r>
+            <w:proofErr w:type="spellStart"/>
+            <w:r>
+              <w:rPr>
+                <w:shd w:val="clear" w:color="auto" w:fill="FFFFFF"/>
+              </w:rPr>
+              <w:t>modify</w:t>
+            </w:r>
+            <w:proofErr w:type="gramEnd"/>
+            <w:r>
+              <w:rPr>
+                <w:shd w:val="clear" w:color="auto" w:fill="FFFFFF"/>
+              </w:rPr>
+              <w:t>_step.subject</w:t>
+            </w:r>
+            <w:proofErr w:type="spellEnd"/>
+            <w:r>
+              <w:rPr>
+                <w:shd w:val="clear" w:color="auto" w:fill="FFFFFF"/>
+              </w:rPr>
+              <w:t xml:space="preserve"> }}</w:t>
             </w:r>
           </w:p>
         </w:tc>
@@ -3028,7 +3392,35 @@
               <w:rPr>
                 <w:shd w:val="clear" w:color="auto" w:fill="FFFFFF"/>
               </w:rPr>
-              <w:t>{%tr endif %}</w:t>
+              <w:t>{%</w:t>
+            </w:r>
+            <w:proofErr w:type="spellStart"/>
+            <w:r>
+              <w:rPr>
+                <w:shd w:val="clear" w:color="auto" w:fill="FFFFFF"/>
+              </w:rPr>
+              <w:t>tr</w:t>
+            </w:r>
+            <w:proofErr w:type="spellEnd"/>
+            <w:r>
+              <w:rPr>
+                <w:shd w:val="clear" w:color="auto" w:fill="FFFFFF"/>
+              </w:rPr>
+              <w:t xml:space="preserve"> </w:t>
+            </w:r>
+            <w:proofErr w:type="spellStart"/>
+            <w:r>
+              <w:rPr>
+                <w:shd w:val="clear" w:color="auto" w:fill="FFFFFF"/>
+              </w:rPr>
+              <w:t>endif</w:t>
+            </w:r>
+            <w:proofErr w:type="spellEnd"/>
+            <w:r>
+              <w:rPr>
+                <w:shd w:val="clear" w:color="auto" w:fill="FFFFFF"/>
+              </w:rPr>
+              <w:t xml:space="preserve"> %}</w:t>
             </w:r>
           </w:p>
         </w:tc>
@@ -3073,20 +3465,52 @@
                 <w:color w:val="C00000"/>
                 <w:shd w:val="clear" w:color="auto" w:fill="FFFFFF"/>
               </w:rPr>
-              <w:t xml:space="preserve">{%tr if user_need == </w:t>
-            </w:r>
+              <w:t>{%</w:t>
+            </w:r>
+            <w:proofErr w:type="spellStart"/>
             <w:r>
               <w:rPr>
                 <w:color w:val="C00000"/>
                 <w:shd w:val="clear" w:color="auto" w:fill="FFFFFF"/>
               </w:rPr>
-              <w:t>'</w:t>
-            </w:r>
+              <w:t>tr</w:t>
+            </w:r>
+            <w:proofErr w:type="spellEnd"/>
             <w:r>
               <w:rPr>
                 <w:color w:val="C00000"/>
                 <w:shd w:val="clear" w:color="auto" w:fill="FFFFFF"/>
               </w:rPr>
+              <w:t xml:space="preserve"> if </w:t>
+            </w:r>
+            <w:proofErr w:type="spellStart"/>
+            <w:r>
+              <w:rPr>
+                <w:color w:val="C00000"/>
+                <w:shd w:val="clear" w:color="auto" w:fill="FFFFFF"/>
+              </w:rPr>
+              <w:t>user_need</w:t>
+            </w:r>
+            <w:proofErr w:type="spellEnd"/>
+            <w:r>
+              <w:rPr>
+                <w:color w:val="C00000"/>
+                <w:shd w:val="clear" w:color="auto" w:fill="FFFFFF"/>
+              </w:rPr>
+              <w:t xml:space="preserve"> == </w:t>
+            </w:r>
+            <w:r>
+              <w:rPr>
+                <w:color w:val="C00000"/>
+                <w:shd w:val="clear" w:color="auto" w:fill="FFFFFF"/>
+              </w:rPr>
+              <w:t>'</w:t>
+            </w:r>
+            <w:r>
+              <w:rPr>
+                <w:color w:val="C00000"/>
+                <w:shd w:val="clear" w:color="auto" w:fill="FFFFFF"/>
+              </w:rPr>
               <w:t>change foreign custody order</w:t>
             </w:r>
             <w:r>
@@ -3102,12 +3526,21 @@
               </w:rPr>
               <w:t xml:space="preserve"> or (</w:t>
             </w:r>
+            <w:proofErr w:type="spellStart"/>
             <w:r>
               <w:rPr>
                 <w:color w:val="FFC000"/>
                 <w:shd w:val="clear" w:color="auto" w:fill="FFFFFF"/>
               </w:rPr>
-              <w:t xml:space="preserve">user_need == </w:t>
+              <w:t>user_need</w:t>
+            </w:r>
+            <w:proofErr w:type="spellEnd"/>
+            <w:r>
+              <w:rPr>
+                <w:color w:val="FFC000"/>
+                <w:shd w:val="clear" w:color="auto" w:fill="FFFFFF"/>
+              </w:rPr>
+              <w:t xml:space="preserve"> == </w:t>
             </w:r>
             <w:r>
               <w:rPr>
@@ -3263,9 +3696,11 @@
             <w:pPr>
               <w:pStyle w:val="Body"/>
             </w:pPr>
+            <w:proofErr w:type="spellStart"/>
             <w:r>
               <w:t>fill_modify_step</w:t>
             </w:r>
+            <w:proofErr w:type="spellEnd"/>
             <w:r>
               <w:t xml:space="preserve"> in </w:t>
             </w:r>
@@ -3277,11 +3712,16 @@
             <w:pPr>
               <w:pStyle w:val="Body"/>
             </w:pPr>
+            <w:proofErr w:type="spellStart"/>
             <w:r>
               <w:t>calculate_child_support_</w:t>
             </w:r>
             <w:r>
-              <w:t xml:space="preserve">step in </w:t>
+              <w:t>step</w:t>
+            </w:r>
+            <w:proofErr w:type="spellEnd"/>
+            <w:r>
+              <w:t xml:space="preserve"> in </w:t>
             </w:r>
             <w:r>
               <w:t>aka2j_templates.yml</w:t>
@@ -3314,7 +3754,35 @@
               <w:rPr>
                 <w:shd w:val="clear" w:color="auto" w:fill="FFFFFF"/>
               </w:rPr>
-              <w:t>{{ fill_modify_step.subject }}</w:t>
+              <w:t>{</w:t>
+            </w:r>
+            <w:proofErr w:type="gramStart"/>
+            <w:r>
+              <w:rPr>
+                <w:shd w:val="clear" w:color="auto" w:fill="FFFFFF"/>
+              </w:rPr>
+              <w:t xml:space="preserve">{ </w:t>
+            </w:r>
+            <w:proofErr w:type="spellStart"/>
+            <w:r>
+              <w:rPr>
+                <w:shd w:val="clear" w:color="auto" w:fill="FFFFFF"/>
+              </w:rPr>
+              <w:t>fill</w:t>
+            </w:r>
+            <w:proofErr w:type="gramEnd"/>
+            <w:r>
+              <w:rPr>
+                <w:shd w:val="clear" w:color="auto" w:fill="FFFFFF"/>
+              </w:rPr>
+              <w:t>_modify_step.subject</w:t>
+            </w:r>
+            <w:proofErr w:type="spellEnd"/>
+            <w:r>
+              <w:rPr>
+                <w:shd w:val="clear" w:color="auto" w:fill="FFFFFF"/>
+              </w:rPr>
+              <w:t xml:space="preserve"> }}</w:t>
             </w:r>
           </w:p>
         </w:tc>
@@ -3377,15 +3845,27 @@
               <w:rPr>
                 <w:shd w:val="clear" w:color="auto" w:fill="FFFFFF"/>
               </w:rPr>
-              <w:lastRenderedPageBreak/>
-              <w:t xml:space="preserve">{{ </w:t>
-            </w:r>
-            <w:r>
-              <w:t>calculate_child_support_</w:t>
+              <w:t>{</w:t>
+            </w:r>
+            <w:proofErr w:type="gramStart"/>
+            <w:r>
+              <w:rPr>
+                <w:shd w:val="clear" w:color="auto" w:fill="FFFFFF"/>
+              </w:rPr>
+              <w:t xml:space="preserve">{ </w:t>
+            </w:r>
+            <w:proofErr w:type="spellStart"/>
+            <w:r>
+              <w:t>calculate</w:t>
+            </w:r>
+            <w:proofErr w:type="gramEnd"/>
+            <w:r>
+              <w:t>_child_support_</w:t>
             </w:r>
             <w:r>
               <w:t>step.subject</w:t>
             </w:r>
+            <w:proofErr w:type="spellEnd"/>
             <w:r>
               <w:rPr>
                 <w:shd w:val="clear" w:color="auto" w:fill="FFFFFF"/>
@@ -3452,13 +3932,30 @@
                 <w:color w:val="C00000"/>
                 <w:shd w:val="clear" w:color="auto" w:fill="FFFFFF"/>
               </w:rPr>
-              <w:t xml:space="preserve">{%tr </w:t>
-            </w:r>
+              <w:t>{%</w:t>
+            </w:r>
+            <w:proofErr w:type="spellStart"/>
             <w:r>
               <w:rPr>
                 <w:color w:val="C00000"/>
                 <w:shd w:val="clear" w:color="auto" w:fill="FFFFFF"/>
               </w:rPr>
+              <w:t>tr</w:t>
+            </w:r>
+            <w:proofErr w:type="spellEnd"/>
+            <w:r>
+              <w:rPr>
+                <w:color w:val="C00000"/>
+                <w:shd w:val="clear" w:color="auto" w:fill="FFFFFF"/>
+              </w:rPr>
+              <w:t xml:space="preserve"> </w:t>
+            </w:r>
+            <w:proofErr w:type="spellStart"/>
+            <w:r>
+              <w:rPr>
+                <w:color w:val="C00000"/>
+                <w:shd w:val="clear" w:color="auto" w:fill="FFFFFF"/>
+              </w:rPr>
               <w:t>end</w:t>
             </w:r>
             <w:r>
@@ -3468,6 +3965,7 @@
               </w:rPr>
               <w:t>if</w:t>
             </w:r>
+            <w:proofErr w:type="spellEnd"/>
             <w:r>
               <w:rPr>
                 <w:color w:val="C00000"/>
@@ -3515,21 +4013,61 @@
                 <w:color w:val="C00000"/>
                 <w:shd w:val="clear" w:color="auto" w:fill="FFFFFF"/>
               </w:rPr>
-              <w:t xml:space="preserve">{%tr if user_need == </w:t>
-            </w:r>
+              <w:t>{%</w:t>
+            </w:r>
+            <w:proofErr w:type="spellStart"/>
             <w:r>
               <w:rPr>
                 <w:color w:val="C00000"/>
                 <w:shd w:val="clear" w:color="auto" w:fill="FFFFFF"/>
               </w:rPr>
-              <w:t>'</w:t>
-            </w:r>
+              <w:t>tr</w:t>
+            </w:r>
+            <w:proofErr w:type="spellEnd"/>
             <w:r>
               <w:rPr>
                 <w:color w:val="C00000"/>
                 <w:shd w:val="clear" w:color="auto" w:fill="FFFFFF"/>
               </w:rPr>
-              <w:t>change foreign custody order</w:t>
+              <w:t xml:space="preserve"> if </w:t>
+            </w:r>
+            <w:proofErr w:type="spellStart"/>
+            <w:r>
+              <w:rPr>
+                <w:color w:val="C00000"/>
+                <w:shd w:val="clear" w:color="auto" w:fill="FFFFFF"/>
+              </w:rPr>
+              <w:t>user_need</w:t>
+            </w:r>
+            <w:proofErr w:type="spellEnd"/>
+            <w:r>
+              <w:rPr>
+                <w:color w:val="C00000"/>
+                <w:shd w:val="clear" w:color="auto" w:fill="FFFFFF"/>
+              </w:rPr>
+              <w:t xml:space="preserve"> == </w:t>
+            </w:r>
+            <w:r>
+              <w:rPr>
+                <w:color w:val="C00000"/>
+                <w:shd w:val="clear" w:color="auto" w:fill="FFFFFF"/>
+              </w:rPr>
+              <w:t>'</w:t>
+            </w:r>
+            <w:r>
+              <w:rPr>
+                <w:color w:val="C00000"/>
+                <w:shd w:val="clear" w:color="auto" w:fill="FFFFFF"/>
+              </w:rPr>
+              <w:t xml:space="preserve">change foreign custody </w:t>
+            </w:r>
+            <w:r>
+              <w:rPr>
+                <w:color w:val="C00000"/>
+                <w:shd w:val="clear" w:color="auto" w:fill="FFFFFF"/>
+              </w:rPr>
+              <w:lastRenderedPageBreak/>
+              <w:t>order</w:t>
             </w:r>
             <w:r>
               <w:rPr>
@@ -3566,7 +4104,9 @@
             <w:pPr>
               <w:pStyle w:val="Body"/>
             </w:pPr>
-            <w:r>
+            <w:proofErr w:type="spellStart"/>
+            <w:r>
+              <w:lastRenderedPageBreak/>
               <w:t>dont_wait_modify_</w:t>
             </w:r>
             <w:r>
@@ -3575,10 +4115,12 @@
             <w:r>
               <w:t>_step</w:t>
             </w:r>
+            <w:proofErr w:type="spellEnd"/>
             <w:r>
               <w:t xml:space="preserve"> in </w:t>
             </w:r>
             <w:r>
+              <w:lastRenderedPageBreak/>
               <w:t>aka2j_mod_cust_div_templates.yml</w:t>
             </w:r>
           </w:p>
@@ -3603,16 +4145,30 @@
               <w:outlineLvl w:val="1"/>
             </w:pPr>
             <w:r>
-              <w:t xml:space="preserve">{{ </w:t>
-            </w:r>
-            <w:r>
-              <w:t>dont_wait_modify_child_support</w:t>
+              <w:lastRenderedPageBreak/>
+              <w:t>{</w:t>
+            </w:r>
+            <w:proofErr w:type="gramStart"/>
+            <w:r>
+              <w:t xml:space="preserve">{ </w:t>
+            </w:r>
+            <w:proofErr w:type="spellStart"/>
+            <w:r>
+              <w:t>dont</w:t>
+            </w:r>
+            <w:proofErr w:type="gramEnd"/>
+            <w:r>
+              <w:t>_wait_modify_child_support</w:t>
             </w:r>
             <w:r>
               <w:t>_step</w:t>
             </w:r>
             <w:r>
-              <w:t>.subject }}</w:t>
+              <w:t>.subject</w:t>
+            </w:r>
+            <w:proofErr w:type="spellEnd"/>
+            <w:r>
+              <w:t xml:space="preserve"> }}</w:t>
             </w:r>
           </w:p>
         </w:tc>
@@ -3675,13 +4231,30 @@
                 <w:color w:val="C00000"/>
                 <w:shd w:val="clear" w:color="auto" w:fill="FFFFFF"/>
               </w:rPr>
-              <w:t xml:space="preserve">{%tr </w:t>
-            </w:r>
+              <w:t>{%</w:t>
+            </w:r>
+            <w:proofErr w:type="spellStart"/>
             <w:r>
               <w:rPr>
                 <w:color w:val="C00000"/>
                 <w:shd w:val="clear" w:color="auto" w:fill="FFFFFF"/>
               </w:rPr>
+              <w:t>tr</w:t>
+            </w:r>
+            <w:proofErr w:type="spellEnd"/>
+            <w:r>
+              <w:rPr>
+                <w:color w:val="C00000"/>
+                <w:shd w:val="clear" w:color="auto" w:fill="FFFFFF"/>
+              </w:rPr>
+              <w:t xml:space="preserve"> </w:t>
+            </w:r>
+            <w:proofErr w:type="spellStart"/>
+            <w:r>
+              <w:rPr>
+                <w:color w:val="C00000"/>
+                <w:shd w:val="clear" w:color="auto" w:fill="FFFFFF"/>
+              </w:rPr>
               <w:t>end</w:t>
             </w:r>
             <w:r>
@@ -3691,6 +4264,7 @@
               </w:rPr>
               <w:t>if</w:t>
             </w:r>
+            <w:proofErr w:type="spellEnd"/>
             <w:r>
               <w:rPr>
                 <w:color w:val="C00000"/>
@@ -3738,14 +4312,39 @@
                 <w:color w:val="C00000"/>
                 <w:shd w:val="clear" w:color="auto" w:fill="FFFFFF"/>
               </w:rPr>
-              <w:t xml:space="preserve">{%tr if </w:t>
-            </w:r>
+              <w:t>{%</w:t>
+            </w:r>
+            <w:proofErr w:type="spellStart"/>
             <w:r>
               <w:rPr>
                 <w:color w:val="C00000"/>
                 <w:shd w:val="clear" w:color="auto" w:fill="FFFFFF"/>
               </w:rPr>
-              <w:t xml:space="preserve">user_need == </w:t>
+              <w:t>tr</w:t>
+            </w:r>
+            <w:proofErr w:type="spellEnd"/>
+            <w:r>
+              <w:rPr>
+                <w:color w:val="C00000"/>
+                <w:shd w:val="clear" w:color="auto" w:fill="FFFFFF"/>
+              </w:rPr>
+              <w:t xml:space="preserve"> if </w:t>
+            </w:r>
+            <w:proofErr w:type="spellStart"/>
+            <w:r>
+              <w:rPr>
+                <w:color w:val="C00000"/>
+                <w:shd w:val="clear" w:color="auto" w:fill="FFFFFF"/>
+              </w:rPr>
+              <w:t>user_need</w:t>
+            </w:r>
+            <w:proofErr w:type="spellEnd"/>
+            <w:r>
+              <w:rPr>
+                <w:color w:val="C00000"/>
+                <w:shd w:val="clear" w:color="auto" w:fill="FFFFFF"/>
+              </w:rPr>
+              <w:t xml:space="preserve"> == </w:t>
             </w:r>
             <w:r>
               <w:rPr>
@@ -3929,9 +4528,11 @@
             <w:pPr>
               <w:pStyle w:val="Body"/>
             </w:pPr>
+            <w:proofErr w:type="spellStart"/>
             <w:r>
               <w:t>dont_wait_modify_custody_divorce_step</w:t>
             </w:r>
+            <w:proofErr w:type="spellEnd"/>
             <w:r>
               <w:t xml:space="preserve"> in </w:t>
             </w:r>
@@ -3963,17 +4564,26 @@
               </w:rPr>
             </w:pPr>
             <w:r>
-              <w:t xml:space="preserve">{{ </w:t>
-            </w:r>
-            <w:r>
-              <w:t>dont_wait_modify_custody_divor</w:t>
-            </w:r>
-            <w:r>
-              <w:lastRenderedPageBreak/>
-              <w:t>ce_step</w:t>
-            </w:r>
-            <w:r>
-              <w:t>.subject }}</w:t>
+              <w:t>{</w:t>
+            </w:r>
+            <w:proofErr w:type="gramStart"/>
+            <w:r>
+              <w:t xml:space="preserve">{ </w:t>
+            </w:r>
+            <w:proofErr w:type="spellStart"/>
+            <w:r>
+              <w:t>dont</w:t>
+            </w:r>
+            <w:proofErr w:type="gramEnd"/>
+            <w:r>
+              <w:t>_wait_modify_custody_divorce_step</w:t>
+            </w:r>
+            <w:r>
+              <w:t>.subject</w:t>
+            </w:r>
+            <w:proofErr w:type="spellEnd"/>
+            <w:r>
+              <w:t xml:space="preserve"> }}</w:t>
             </w:r>
           </w:p>
         </w:tc>
@@ -4033,15 +4643,25 @@
                 <w:color w:val="C00000"/>
                 <w:shd w:val="clear" w:color="auto" w:fill="FFFFFF"/>
               </w:rPr>
-              <w:t>{%tr</w:t>
-            </w:r>
+              <w:t>{%</w:t>
+            </w:r>
+            <w:proofErr w:type="spellStart"/>
             <w:r>
               <w:rPr>
                 <w:color w:val="C00000"/>
                 <w:shd w:val="clear" w:color="auto" w:fill="FFFFFF"/>
               </w:rPr>
+              <w:t>tr</w:t>
+            </w:r>
+            <w:proofErr w:type="spellEnd"/>
+            <w:r>
+              <w:rPr>
+                <w:color w:val="C00000"/>
+                <w:shd w:val="clear" w:color="auto" w:fill="FFFFFF"/>
+              </w:rPr>
               <w:t xml:space="preserve"> </w:t>
             </w:r>
+            <w:proofErr w:type="spellStart"/>
             <w:r>
               <w:rPr>
                 <w:color w:val="C00000"/>
@@ -4049,6 +4669,7 @@
               </w:rPr>
               <w:t>endif</w:t>
             </w:r>
+            <w:proofErr w:type="spellEnd"/>
             <w:r>
               <w:rPr>
                 <w:color w:val="C00000"/>
@@ -4105,8 +4726,16 @@
               <w:rPr>
                 <w:color w:val="FF0000"/>
               </w:rPr>
-              <w:t>{%tr</w:t>
-            </w:r>
+              <w:t>{%</w:t>
+            </w:r>
+            <w:proofErr w:type="spellStart"/>
+            <w:r>
+              <w:rPr>
+                <w:color w:val="FF0000"/>
+              </w:rPr>
+              <w:t>tr</w:t>
+            </w:r>
+            <w:proofErr w:type="spellEnd"/>
             <w:r>
               <w:rPr>
                 <w:color w:val="FF0000"/>
@@ -4131,22 +4760,30 @@
               </w:rPr>
               <w:t>(</w:t>
             </w:r>
+            <w:proofErr w:type="spellStart"/>
             <w:r>
               <w:rPr>
                 <w:color w:val="FFC000"/>
               </w:rPr>
-              <w:t xml:space="preserve">user_need == </w:t>
-            </w:r>
+              <w:t>user_need</w:t>
+            </w:r>
+            <w:proofErr w:type="spellEnd"/>
             <w:r>
               <w:rPr>
                 <w:color w:val="FFC000"/>
               </w:rPr>
-              <w:t>'</w:t>
+              <w:t xml:space="preserve"> == </w:t>
             </w:r>
             <w:r>
               <w:rPr>
                 <w:color w:val="FFC000"/>
               </w:rPr>
+              <w:t>'</w:t>
+            </w:r>
+            <w:r>
+              <w:rPr>
+                <w:color w:val="FFC000"/>
+              </w:rPr>
               <w:t>change divorce order</w:t>
             </w:r>
             <w:r>
@@ -4321,26 +4958,43 @@
               </w:rPr>
               <w:t>(</w:t>
             </w:r>
+            <w:proofErr w:type="spellStart"/>
             <w:r>
               <w:rPr>
                 <w:color w:val="FFC000"/>
                 <w:shd w:val="clear" w:color="auto" w:fill="FFFFFF"/>
               </w:rPr>
-              <w:t xml:space="preserve">user_need == </w:t>
-            </w:r>
+              <w:t>user_need</w:t>
+            </w:r>
+            <w:proofErr w:type="spellEnd"/>
             <w:r>
               <w:rPr>
                 <w:color w:val="FFC000"/>
                 <w:shd w:val="clear" w:color="auto" w:fill="FFFFFF"/>
               </w:rPr>
-              <w:t>'</w:t>
+              <w:t xml:space="preserve"> == </w:t>
             </w:r>
             <w:r>
               <w:rPr>
                 <w:color w:val="FFC000"/>
                 <w:shd w:val="clear" w:color="auto" w:fill="FFFFFF"/>
               </w:rPr>
-              <w:t>respond to motion in divorce</w:t>
+              <w:t>'</w:t>
+            </w:r>
+            <w:r>
+              <w:rPr>
+                <w:color w:val="FFC000"/>
+                <w:shd w:val="clear" w:color="auto" w:fill="FFFFFF"/>
+              </w:rPr>
+              <w:t xml:space="preserve">respond </w:t>
+            </w:r>
+            <w:r>
+              <w:rPr>
+                <w:color w:val="FFC000"/>
+                <w:shd w:val="clear" w:color="auto" w:fill="FFFFFF"/>
+              </w:rPr>
+              <w:lastRenderedPageBreak/>
+              <w:t>to motion in divorce</w:t>
             </w:r>
             <w:r>
               <w:rPr>
@@ -4489,9 +5143,12 @@
             <w:pPr>
               <w:pStyle w:val="Body"/>
             </w:pPr>
-            <w:r>
+            <w:proofErr w:type="spellStart"/>
+            <w:r>
+              <w:lastRenderedPageBreak/>
               <w:t>modify_divorce_step</w:t>
             </w:r>
+            <w:proofErr w:type="spellEnd"/>
           </w:p>
         </w:tc>
       </w:tr>
@@ -4514,7 +5171,24 @@
               <w:outlineLvl w:val="1"/>
             </w:pPr>
             <w:r>
-              <w:t>{{ modify_divorce_step.subject }}</w:t>
+              <w:lastRenderedPageBreak/>
+              <w:t>{</w:t>
+            </w:r>
+            <w:proofErr w:type="gramStart"/>
+            <w:r>
+              <w:t xml:space="preserve">{ </w:t>
+            </w:r>
+            <w:proofErr w:type="spellStart"/>
+            <w:r>
+              <w:t>modify</w:t>
+            </w:r>
+            <w:proofErr w:type="gramEnd"/>
+            <w:r>
+              <w:t>_divorce_step.subject</w:t>
+            </w:r>
+            <w:proofErr w:type="spellEnd"/>
+            <w:r>
+              <w:t xml:space="preserve"> }}</w:t>
             </w:r>
           </w:p>
         </w:tc>
@@ -4560,7 +5234,21 @@
               <w:rPr>
                 <w:color w:val="FF0000"/>
               </w:rPr>
-              <w:t xml:space="preserve"> if user_need </w:t>
+              <w:t xml:space="preserve"> if </w:t>
+            </w:r>
+            <w:proofErr w:type="spellStart"/>
+            <w:r>
+              <w:rPr>
+                <w:color w:val="FF0000"/>
+              </w:rPr>
+              <w:t>user_need</w:t>
+            </w:r>
+            <w:proofErr w:type="spellEnd"/>
+            <w:r>
+              <w:rPr>
+                <w:color w:val="FF0000"/>
+              </w:rPr>
+              <w:t xml:space="preserve"> </w:t>
             </w:r>
             <w:r>
               <w:rPr>
@@ -4798,6 +5486,7 @@
               </w:rPr>
               <w:t xml:space="preserve"> </w:t>
             </w:r>
+            <w:proofErr w:type="spellStart"/>
             <w:r>
               <w:rPr>
                 <w:color w:val="FF0000"/>
@@ -4808,7 +5497,14 @@
               <w:rPr>
                 <w:color w:val="FF0000"/>
               </w:rPr>
-              <w:t>if %}</w:t>
+              <w:t>if</w:t>
+            </w:r>
+            <w:proofErr w:type="spellEnd"/>
+            <w:r>
+              <w:rPr>
+                <w:color w:val="FF0000"/>
+              </w:rPr>
+              <w:t xml:space="preserve"> %}</w:t>
             </w:r>
           </w:p>
           <w:p>
@@ -4819,7 +5515,21 @@
               <w:rPr>
                 <w:color w:val="FF0000"/>
               </w:rPr>
-              <w:t xml:space="preserve">{%p if user_need == </w:t>
+              <w:t xml:space="preserve">{%p if </w:t>
+            </w:r>
+            <w:proofErr w:type="spellStart"/>
+            <w:r>
+              <w:rPr>
+                <w:color w:val="FF0000"/>
+              </w:rPr>
+              <w:t>user_need</w:t>
+            </w:r>
+            <w:proofErr w:type="spellEnd"/>
+            <w:r>
+              <w:rPr>
+                <w:color w:val="FF0000"/>
+              </w:rPr>
+              <w:t xml:space="preserve"> == </w:t>
             </w:r>
             <w:r>
               <w:rPr>
@@ -4908,8 +5618,13 @@
             <w:r>
               <w:t>{</w:t>
             </w:r>
-            <w:r>
-              <w:t>{ other_party_in_case }</w:t>
+            <w:proofErr w:type="gramStart"/>
+            <w:r>
+              <w:t>{ other</w:t>
+            </w:r>
+            <w:proofErr w:type="gramEnd"/>
+            <w:r>
+              <w:t>_party_in_case }</w:t>
             </w:r>
             <w:r>
               <w:t>}</w:t>
@@ -4941,6 +5656,7 @@
               </w:rPr>
               <w:t xml:space="preserve"> </w:t>
             </w:r>
+            <w:proofErr w:type="spellStart"/>
             <w:r>
               <w:rPr>
                 <w:color w:val="FF0000"/>
@@ -4951,7 +5667,303 @@
               <w:rPr>
                 <w:color w:val="FF0000"/>
               </w:rPr>
-              <w:t>if %}</w:t>
+              <w:t>if</w:t>
+            </w:r>
+            <w:proofErr w:type="spellEnd"/>
+            <w:r>
+              <w:rPr>
+                <w:color w:val="FF0000"/>
+              </w:rPr>
+              <w:t xml:space="preserve"> %}</w:t>
+            </w:r>
+          </w:p>
+          <w:p>
+            <w:pPr>
+              <w:pStyle w:val="Body"/>
+            </w:pPr>
+            <w:r>
+              <w:rPr>
+                <w:color w:val="FF0000"/>
+              </w:rPr>
+              <w:t>{</w:t>
+            </w:r>
+            <w:r>
+              <w:rPr>
+                <w:color w:val="FF0000"/>
+              </w:rPr>
+              <w:t>%</w:t>
+            </w:r>
+            <w:r>
+              <w:rPr>
+                <w:color w:val="FF0000"/>
+              </w:rPr>
+              <w:t>p</w:t>
+            </w:r>
+            <w:r>
+              <w:rPr>
+                <w:color w:val="FF0000"/>
+              </w:rPr>
+              <w:t xml:space="preserve"> if (</w:t>
+            </w:r>
+            <w:proofErr w:type="spellStart"/>
+            <w:r>
+              <w:rPr>
+                <w:color w:val="FF0000"/>
+              </w:rPr>
+              <w:t>user_need</w:t>
+            </w:r>
+            <w:proofErr w:type="spellEnd"/>
+            <w:r>
+              <w:rPr>
+                <w:color w:val="FF0000"/>
+              </w:rPr>
+              <w:t xml:space="preserve"> == </w:t>
+            </w:r>
+            <w:r>
+              <w:rPr>
+                <w:color w:val="FF0000"/>
+              </w:rPr>
+              <w:t>'</w:t>
+            </w:r>
+            <w:r>
+              <w:rPr>
+                <w:color w:val="FF0000"/>
+              </w:rPr>
+              <w:t>change divorce order</w:t>
+            </w:r>
+            <w:r>
+              <w:rPr>
+                <w:color w:val="FF0000"/>
+              </w:rPr>
+              <w:t>'</w:t>
+            </w:r>
+            <w:r>
+              <w:rPr>
+                <w:color w:val="FF0000"/>
+              </w:rPr>
+              <w:t xml:space="preserve"> and middle_of_case == </w:t>
+            </w:r>
+            <w:r>
+              <w:rPr>
+                <w:color w:val="FF0000"/>
+              </w:rPr>
+              <w:t>'</w:t>
+            </w:r>
+            <w:r>
+              <w:rPr>
+                <w:color w:val="FF0000"/>
+              </w:rPr>
+              <w:t>no</w:t>
+            </w:r>
+            <w:r>
+              <w:rPr>
+                <w:color w:val="FF0000"/>
+              </w:rPr>
+              <w:t>'</w:t>
+            </w:r>
+            <w:r>
+              <w:rPr>
+                <w:color w:val="FF0000"/>
+              </w:rPr>
+              <w:t xml:space="preserve"> and type_of_final_order[</w:t>
+            </w:r>
+            <w:r>
+              <w:rPr>
+                <w:color w:val="FF0000"/>
+              </w:rPr>
+              <w:t>'</w:t>
+            </w:r>
+            <w:r>
+              <w:rPr>
+                <w:color w:val="FF0000"/>
+              </w:rPr>
+              <w:t>spousal support</w:t>
+            </w:r>
+            <w:r>
+              <w:rPr>
+                <w:color w:val="FF0000"/>
+              </w:rPr>
+              <w:t>'</w:t>
+            </w:r>
+            <w:r>
+              <w:rPr>
+                <w:color w:val="FF0000"/>
+              </w:rPr>
+              <w:t>]) or (</w:t>
+            </w:r>
+            <w:proofErr w:type="spellStart"/>
+            <w:r>
+              <w:rPr>
+                <w:color w:val="FF0000"/>
+              </w:rPr>
+              <w:t>user_need</w:t>
+            </w:r>
+            <w:proofErr w:type="spellEnd"/>
+            <w:r>
+              <w:rPr>
+                <w:color w:val="FF0000"/>
+              </w:rPr>
+              <w:t xml:space="preserve"> == </w:t>
+            </w:r>
+            <w:r>
+              <w:rPr>
+                <w:color w:val="FF0000"/>
+              </w:rPr>
+              <w:t>'</w:t>
+            </w:r>
+            <w:r>
+              <w:rPr>
+                <w:color w:val="FF0000"/>
+              </w:rPr>
+              <w:t>respond to motion in divorce</w:t>
+            </w:r>
+            <w:r>
+              <w:rPr>
+                <w:color w:val="FF0000"/>
+              </w:rPr>
+              <w:t>'</w:t>
+            </w:r>
+            <w:r>
+              <w:rPr>
+                <w:color w:val="FF0000"/>
+              </w:rPr>
+              <w:t xml:space="preserve"> and type_of_response == </w:t>
+            </w:r>
+            <w:r>
+              <w:rPr>
+                <w:color w:val="FF0000"/>
+              </w:rPr>
+              <w:t>'</w:t>
+            </w:r>
+            <w:r>
+              <w:rPr>
+                <w:color w:val="FF0000"/>
+              </w:rPr>
+              <w:t>modify</w:t>
+            </w:r>
+            <w:r>
+              <w:rPr>
+                <w:color w:val="FF0000"/>
+              </w:rPr>
+              <w:t>'</w:t>
+            </w:r>
+            <w:r>
+              <w:rPr>
+                <w:color w:val="FF0000"/>
+              </w:rPr>
+              <w:t xml:space="preserve"> and type_of_modification[</w:t>
+            </w:r>
+            <w:r>
+              <w:rPr>
+                <w:color w:val="FF0000"/>
+              </w:rPr>
+              <w:t>'</w:t>
+            </w:r>
+            <w:r>
+              <w:rPr>
+                <w:color w:val="FF0000"/>
+              </w:rPr>
+              <w:t>spousal support</w:t>
+            </w:r>
+            <w:r>
+              <w:rPr>
+                <w:color w:val="FF0000"/>
+              </w:rPr>
+              <w:t>'</w:t>
+            </w:r>
+            <w:r>
+              <w:rPr>
+                <w:color w:val="FF0000"/>
+              </w:rPr>
+              <w:t>])</w:t>
+            </w:r>
+            <w:r>
+              <w:rPr>
+                <w:color w:val="FF0000"/>
+              </w:rPr>
+              <w:t>%}</w:t>
+            </w:r>
+          </w:p>
+          <w:p>
+            <w:pPr>
+              <w:pStyle w:val="Body"/>
+            </w:pPr>
+            <w:r>
+              <w:t>The court will generally only change spousal support if there is a "substantial change in circumstances."</w:t>
+            </w:r>
+          </w:p>
+          <w:p>
+            <w:pPr>
+              <w:pStyle w:val="Example"/>
+              <w:rPr>
+                <w:color w:val="auto"/>
+              </w:rPr>
+            </w:pPr>
+            <w:r>
+              <w:t>Some examples</w:t>
+            </w:r>
+          </w:p>
+          <w:p>
+            <w:pPr>
+              <w:pStyle w:val="Example-bulleted"/>
+            </w:pPr>
+            <w:r>
+              <w:t>The court ordered Spouse A to pay Spouse B spousal support. Spouse B was very ill and could not work. Spouse B is now better and has a full-time job</w:t>
+            </w:r>
+            <w:r>
+              <w:t>.</w:t>
+            </w:r>
+          </w:p>
+          <w:p>
+            <w:pPr>
+              <w:pStyle w:val="Example-bulleted"/>
+            </w:pPr>
+            <w:r>
+              <w:t>The court ordered Spouse A to pay Spouse B spousal support for 4 years so Spouse B could get a degree that would help them earn more money. Spouse B got their degree in 3 years and now has a full-time job earning more money because of the degree.</w:t>
+            </w:r>
+          </w:p>
+          <w:p>
+            <w:pPr>
+              <w:pStyle w:val="Body"/>
+              <w:spacing w:before="240"/>
+            </w:pPr>
+            <w:r>
+              <w:rPr>
+                <w:color w:val="FF0000"/>
+              </w:rPr>
+              <w:t>{%</w:t>
+            </w:r>
+            <w:r>
+              <w:rPr>
+                <w:color w:val="FF0000"/>
+              </w:rPr>
+              <w:t>p</w:t>
+            </w:r>
+            <w:r>
+              <w:rPr>
+                <w:color w:val="FF0000"/>
+              </w:rPr>
+              <w:t xml:space="preserve"> </w:t>
+            </w:r>
+            <w:proofErr w:type="spellStart"/>
+            <w:r>
+              <w:rPr>
+                <w:color w:val="FF0000"/>
+              </w:rPr>
+              <w:t>end</w:t>
+            </w:r>
+            <w:r>
+              <w:rPr>
+                <w:color w:val="FF0000"/>
+              </w:rPr>
+              <w:t>if</w:t>
+            </w:r>
+            <w:proofErr w:type="spellEnd"/>
+            <w:r>
+              <w:rPr>
+                <w:color w:val="FF0000"/>
+              </w:rPr>
+              <w:t xml:space="preserve"> %}</w:t>
             </w:r>
           </w:p>
           <w:p>
@@ -4981,79 +5993,45 @@
               <w:rPr>
                 <w:color w:val="FF0000"/>
               </w:rPr>
-              <w:t xml:space="preserve"> if (user_need == </w:t>
-            </w:r>
-            <w:r>
-              <w:rPr>
-                <w:color w:val="FF0000"/>
-              </w:rPr>
-              <w:t>'</w:t>
-            </w:r>
-            <w:r>
-              <w:rPr>
-                <w:color w:val="FF0000"/>
-              </w:rPr>
-              <w:t>change divorce order</w:t>
-            </w:r>
-            <w:r>
-              <w:rPr>
-                <w:color w:val="FF0000"/>
-              </w:rPr>
-              <w:t>'</w:t>
-            </w:r>
-            <w:r>
-              <w:rPr>
-                <w:color w:val="FF0000"/>
-              </w:rPr>
-              <w:t xml:space="preserve"> and middle_of_case == </w:t>
-            </w:r>
-            <w:r>
-              <w:rPr>
-                <w:color w:val="FF0000"/>
-              </w:rPr>
-              <w:t>'</w:t>
-            </w:r>
-            <w:r>
-              <w:rPr>
-                <w:color w:val="FF0000"/>
-              </w:rPr>
-              <w:t>no</w:t>
-            </w:r>
-            <w:r>
-              <w:rPr>
-                <w:color w:val="FF0000"/>
-              </w:rPr>
-              <w:t>'</w:t>
-            </w:r>
-            <w:r>
-              <w:rPr>
-                <w:color w:val="FF0000"/>
-              </w:rPr>
-              <w:t xml:space="preserve"> and type_of_final_order[</w:t>
-            </w:r>
-            <w:r>
-              <w:rPr>
-                <w:color w:val="FF0000"/>
-              </w:rPr>
-              <w:t>'</w:t>
-            </w:r>
-            <w:r>
-              <w:rPr>
-                <w:color w:val="FF0000"/>
-              </w:rPr>
-              <w:t>spousal support</w:t>
-            </w:r>
-            <w:r>
-              <w:rPr>
-                <w:color w:val="FF0000"/>
-              </w:rPr>
-              <w:t>'</w:t>
-            </w:r>
-            <w:r>
-              <w:rPr>
-                <w:color w:val="FF0000"/>
-              </w:rPr>
-              <w:t xml:space="preserve">]) or (user_need == </w:t>
+              <w:t xml:space="preserve"> if not </w:t>
+            </w:r>
+            <w:proofErr w:type="spellStart"/>
+            <w:r>
+              <w:rPr>
+                <w:color w:val="FF0000"/>
+              </w:rPr>
+              <w:t>user_need</w:t>
+            </w:r>
+            <w:proofErr w:type="spellEnd"/>
+            <w:r>
+              <w:rPr>
+                <w:color w:val="FF0000"/>
+              </w:rPr>
+              <w:t xml:space="preserve"> in(</w:t>
+            </w:r>
+            <w:r>
+              <w:rPr>
+                <w:color w:val="FF0000"/>
+              </w:rPr>
+              <w:t>'</w:t>
+            </w:r>
+            <w:r>
+              <w:rPr>
+                <w:color w:val="FF0000"/>
+              </w:rPr>
+              <w:t>respond to motion in custody</w:t>
+            </w:r>
+            <w:r>
+              <w:rPr>
+                <w:color w:val="FF0000"/>
+              </w:rPr>
+              <w:t>'</w:t>
+            </w:r>
+            <w:r>
+              <w:rPr>
+                <w:color w:val="FF0000"/>
+              </w:rPr>
+              <w:t xml:space="preserve">, </w:t>
             </w:r>
             <w:r>
               <w:rPr>
@@ -5077,55 +6055,7 @@
               <w:rPr>
                 <w:color w:val="FF0000"/>
               </w:rPr>
-              <w:t xml:space="preserve"> and type_of_response == </w:t>
-            </w:r>
-            <w:r>
-              <w:rPr>
-                <w:color w:val="FF0000"/>
-              </w:rPr>
-              <w:t>'</w:t>
-            </w:r>
-            <w:r>
-              <w:rPr>
-                <w:color w:val="FF0000"/>
-              </w:rPr>
-              <w:t>modify</w:t>
-            </w:r>
-            <w:r>
-              <w:rPr>
-                <w:color w:val="FF0000"/>
-              </w:rPr>
-              <w:t>'</w:t>
-            </w:r>
-            <w:r>
-              <w:rPr>
-                <w:color w:val="FF0000"/>
-              </w:rPr>
-              <w:t xml:space="preserve"> and type_of_modification[</w:t>
-            </w:r>
-            <w:r>
-              <w:rPr>
-                <w:color w:val="FF0000"/>
-              </w:rPr>
-              <w:t>'</w:t>
-            </w:r>
-            <w:r>
-              <w:rPr>
-                <w:color w:val="FF0000"/>
-              </w:rPr>
-              <w:t>spousal support</w:t>
-            </w:r>
-            <w:r>
-              <w:rPr>
-                <w:color w:val="FF0000"/>
-              </w:rPr>
-              <w:t>'</w:t>
-            </w:r>
-            <w:r>
-              <w:rPr>
-                <w:color w:val="FF0000"/>
-              </w:rPr>
-              <w:t>])</w:t>
+              <w:t xml:space="preserve">) </w:t>
             </w:r>
             <w:r>
               <w:rPr>
@@ -5139,37 +6069,32 @@
               <w:pStyle w:val="Body"/>
             </w:pPr>
             <w:r>
-              <w:t>The court will generally only change spousal support if there is a "substantial change in circumstances."</w:t>
-            </w:r>
-          </w:p>
-          <w:p>
-            <w:pPr>
-              <w:pStyle w:val="Example"/>
-              <w:rPr>
-                <w:color w:val="auto"/>
-              </w:rPr>
-            </w:pPr>
-            <w:r>
-              <w:t>Some examples</w:t>
-            </w:r>
-          </w:p>
-          <w:p>
-            <w:pPr>
-              <w:pStyle w:val="Example-bulleted"/>
-            </w:pPr>
-            <w:r>
-              <w:t>The court ordered Spouse A to pay Spouse B spousal support. Spouse B was very ill and could not work. Spouse B is now better and has a full-time job</w:t>
+              <w:t>The court charges $75 to file this motion. If you cannot afford the fee, you may be able to get the court to waive it. See {</w:t>
+            </w:r>
+            <w:proofErr w:type="gramStart"/>
+            <w:r>
+              <w:t>{</w:t>
+            </w:r>
+            <w:r>
+              <w:t xml:space="preserve"> </w:t>
+            </w:r>
+            <w:proofErr w:type="spellStart"/>
+            <w:r>
+              <w:t>truefiling</w:t>
+            </w:r>
+            <w:proofErr w:type="gramEnd"/>
+            <w:r>
+              <w:t>_file_and_serve_step.subject</w:t>
+            </w:r>
+            <w:proofErr w:type="spellEnd"/>
+            <w:r>
+              <w:t xml:space="preserve"> }</w:t>
+            </w:r>
+            <w:r>
+              <w:t>}</w:t>
             </w:r>
             <w:r>
               <w:t>.</w:t>
-            </w:r>
-          </w:p>
-          <w:p>
-            <w:pPr>
-              <w:pStyle w:val="Example-bulleted"/>
-            </w:pPr>
-            <w:r>
-              <w:t>The court ordered Spouse A to pay Spouse B spousal support for 4 years so Spouse B could get a degree that would help them earn more money. Spouse B got their degree in 3 years and now has a full-time job earning more money because of the degree.</w:t>
             </w:r>
           </w:p>
           <w:p>
@@ -5195,6 +6120,7 @@
               </w:rPr>
               <w:t xml:space="preserve"> </w:t>
             </w:r>
+            <w:proofErr w:type="spellStart"/>
             <w:r>
               <w:rPr>
                 <w:color w:val="FF0000"/>
@@ -5205,146 +6131,14 @@
               <w:rPr>
                 <w:color w:val="FF0000"/>
               </w:rPr>
-              <w:t>if %}</w:t>
-            </w:r>
-          </w:p>
-          <w:p>
-            <w:pPr>
-              <w:pStyle w:val="Body"/>
-            </w:pPr>
-            <w:r>
-              <w:rPr>
-                <w:color w:val="FF0000"/>
-              </w:rPr>
-              <w:t>{</w:t>
-            </w:r>
-            <w:r>
-              <w:rPr>
-                <w:color w:val="FF0000"/>
-              </w:rPr>
-              <w:t>%</w:t>
-            </w:r>
-            <w:r>
-              <w:rPr>
-                <w:color w:val="FF0000"/>
-              </w:rPr>
-              <w:t>p</w:t>
-            </w:r>
-            <w:r>
-              <w:rPr>
-                <w:color w:val="FF0000"/>
-              </w:rPr>
-              <w:t xml:space="preserve"> if not user_need in(</w:t>
-            </w:r>
-            <w:r>
-              <w:rPr>
-                <w:color w:val="FF0000"/>
-              </w:rPr>
-              <w:t>'</w:t>
-            </w:r>
-            <w:r>
-              <w:rPr>
-                <w:color w:val="FF0000"/>
-              </w:rPr>
-              <w:t>respond to motion in custody</w:t>
-            </w:r>
-            <w:r>
-              <w:rPr>
-                <w:color w:val="FF0000"/>
-              </w:rPr>
-              <w:t>'</w:t>
-            </w:r>
-            <w:r>
-              <w:rPr>
-                <w:color w:val="FF0000"/>
-              </w:rPr>
-              <w:t xml:space="preserve">, </w:t>
-            </w:r>
-            <w:r>
-              <w:rPr>
-                <w:color w:val="FF0000"/>
-              </w:rPr>
-              <w:t>'</w:t>
-            </w:r>
-            <w:r>
-              <w:rPr>
-                <w:color w:val="FF0000"/>
-              </w:rPr>
-              <w:t>respond to motion in divorce</w:t>
-            </w:r>
-            <w:r>
-              <w:rPr>
-                <w:color w:val="FF0000"/>
-              </w:rPr>
-              <w:t>'</w:t>
-            </w:r>
-            <w:r>
-              <w:rPr>
-                <w:color w:val="FF0000"/>
-              </w:rPr>
-              <w:t xml:space="preserve">) </w:t>
-            </w:r>
-            <w:r>
-              <w:rPr>
-                <w:color w:val="FF0000"/>
-              </w:rPr>
-              <w:t>%}</w:t>
-            </w:r>
-          </w:p>
-          <w:p>
-            <w:pPr>
-              <w:pStyle w:val="Body"/>
-            </w:pPr>
-            <w:r>
-              <w:t>The court charges $75 to file this motion. If you cannot afford the fee, you may be able to get the court to waive it. See {</w:t>
-            </w:r>
-            <w:r>
-              <w:t>{</w:t>
-            </w:r>
-            <w:r>
-              <w:t xml:space="preserve"> truefiling_file_and_serve_step.subject }</w:t>
-            </w:r>
-            <w:r>
-              <w:t>}</w:t>
-            </w:r>
-            <w:r>
-              <w:t>.</w:t>
-            </w:r>
-          </w:p>
-          <w:p>
-            <w:pPr>
-              <w:pStyle w:val="Body"/>
-              <w:spacing w:before="240"/>
-            </w:pPr>
-            <w:r>
-              <w:rPr>
-                <w:color w:val="FF0000"/>
-              </w:rPr>
-              <w:t>{%</w:t>
-            </w:r>
-            <w:r>
-              <w:rPr>
-                <w:color w:val="FF0000"/>
-              </w:rPr>
-              <w:t>p</w:t>
-            </w:r>
-            <w:r>
-              <w:rPr>
-                <w:color w:val="FF0000"/>
-              </w:rPr>
-              <w:t xml:space="preserve"> </w:t>
-            </w:r>
-            <w:r>
-              <w:rPr>
-                <w:color w:val="FF0000"/>
-              </w:rPr>
-              <w:t>end</w:t>
-            </w:r>
-            <w:r>
-              <w:rPr>
-                <w:color w:val="FF0000"/>
-              </w:rPr>
-              <w:t>if %}</w:t>
+              <w:t>if</w:t>
+            </w:r>
+            <w:proofErr w:type="spellEnd"/>
+            <w:r>
+              <w:rPr>
+                <w:color w:val="FF0000"/>
+              </w:rPr>
+              <w:t xml:space="preserve"> %}</w:t>
             </w:r>
           </w:p>
         </w:tc>
@@ -5370,12 +6164,19 @@
               <w:lastRenderedPageBreak/>
               <w:t>{%</w:t>
             </w:r>
-            <w:r>
-              <w:t xml:space="preserve">tr </w:t>
-            </w:r>
+            <w:proofErr w:type="spellStart"/>
+            <w:r>
+              <w:t>tr</w:t>
+            </w:r>
+            <w:proofErr w:type="spellEnd"/>
+            <w:r>
+              <w:t xml:space="preserve"> </w:t>
+            </w:r>
+            <w:proofErr w:type="spellStart"/>
             <w:r>
               <w:t>endif</w:t>
             </w:r>
+            <w:proofErr w:type="spellEnd"/>
             <w:r>
               <w:t xml:space="preserve"> </w:t>
             </w:r>
@@ -5421,8 +6222,16 @@
               <w:rPr>
                 <w:color w:val="FF0000"/>
               </w:rPr>
-              <w:t>{%tr</w:t>
-            </w:r>
+              <w:t>{%</w:t>
+            </w:r>
+            <w:proofErr w:type="spellStart"/>
+            <w:r>
+              <w:rPr>
+                <w:color w:val="FF0000"/>
+              </w:rPr>
+              <w:t>tr</w:t>
+            </w:r>
+            <w:proofErr w:type="spellEnd"/>
             <w:r>
               <w:rPr>
                 <w:color w:val="FF0000"/>
@@ -5439,7 +6248,21 @@
               <w:rPr>
                 <w:color w:val="FF0000"/>
               </w:rPr>
-              <w:t xml:space="preserve"> user_need == </w:t>
+              <w:t xml:space="preserve"> </w:t>
+            </w:r>
+            <w:proofErr w:type="spellStart"/>
+            <w:r>
+              <w:rPr>
+                <w:color w:val="FF0000"/>
+              </w:rPr>
+              <w:t>user_need</w:t>
+            </w:r>
+            <w:proofErr w:type="spellEnd"/>
+            <w:r>
+              <w:rPr>
+                <w:color w:val="FF0000"/>
+              </w:rPr>
+              <w:t xml:space="preserve"> == </w:t>
             </w:r>
             <w:r>
               <w:rPr>
@@ -5552,9 +6375,11 @@
             <w:pPr>
               <w:pStyle w:val="Body"/>
             </w:pPr>
+            <w:proofErr w:type="spellStart"/>
             <w:r>
               <w:t>fill_modify_divorce_step</w:t>
             </w:r>
+            <w:proofErr w:type="spellEnd"/>
           </w:p>
         </w:tc>
       </w:tr>
@@ -5577,8 +6402,23 @@
               <w:outlineLvl w:val="1"/>
             </w:pPr>
             <w:r>
-              <w:lastRenderedPageBreak/>
-              <w:t>{{ fill_modify_divorce_step.subject }}</w:t>
+              <w:t>{</w:t>
+            </w:r>
+            <w:proofErr w:type="gramStart"/>
+            <w:r>
+              <w:t xml:space="preserve">{ </w:t>
+            </w:r>
+            <w:proofErr w:type="spellStart"/>
+            <w:r>
+              <w:t>fill</w:t>
+            </w:r>
+            <w:proofErr w:type="gramEnd"/>
+            <w:r>
+              <w:t>_modify_divorce_step.subject</w:t>
+            </w:r>
+            <w:proofErr w:type="spellEnd"/>
+            <w:r>
+              <w:t xml:space="preserve"> }}</w:t>
             </w:r>
           </w:p>
         </w:tc>
@@ -5630,7 +6470,21 @@
               <w:rPr>
                 <w:color w:val="FF0000"/>
               </w:rPr>
-              <w:t>{%p if filling_manner in(</w:t>
+              <w:t xml:space="preserve">{%p if </w:t>
+            </w:r>
+            <w:proofErr w:type="spellStart"/>
+            <w:r>
+              <w:rPr>
+                <w:color w:val="FF0000"/>
+              </w:rPr>
+              <w:t>filling_manner</w:t>
+            </w:r>
+            <w:proofErr w:type="spellEnd"/>
+            <w:r>
+              <w:rPr>
+                <w:color w:val="FF0000"/>
+              </w:rPr>
+              <w:t xml:space="preserve"> in(</w:t>
             </w:r>
             <w:r>
               <w:rPr>
@@ -5662,36 +6516,54 @@
               </w:rPr>
               <w:t>'</w:t>
             </w:r>
+            <w:proofErr w:type="spellStart"/>
             <w:r>
               <w:rPr>
                 <w:color w:val="FF0000"/>
               </w:rPr>
               <w:t>dunno</w:t>
             </w:r>
-            <w:r>
-              <w:rPr>
-                <w:color w:val="FF0000"/>
-              </w:rPr>
-              <w:t>'</w:t>
-            </w:r>
-            <w:r>
-              <w:rPr>
-                <w:color w:val="FF0000"/>
-              </w:rPr>
-              <w:t>) and filing_method in(</w:t>
-            </w:r>
-            <w:r>
-              <w:rPr>
-                <w:color w:val="FF0000"/>
-              </w:rPr>
-              <w:t>'</w:t>
-            </w:r>
+            <w:proofErr w:type="spellEnd"/>
+            <w:r>
+              <w:rPr>
+                <w:color w:val="FF0000"/>
+              </w:rPr>
+              <w:t>'</w:t>
+            </w:r>
+            <w:r>
+              <w:rPr>
+                <w:color w:val="FF0000"/>
+              </w:rPr>
+              <w:t xml:space="preserve">) and </w:t>
+            </w:r>
+            <w:proofErr w:type="spellStart"/>
+            <w:r>
+              <w:rPr>
+                <w:color w:val="FF0000"/>
+              </w:rPr>
+              <w:t>filing_method</w:t>
+            </w:r>
+            <w:proofErr w:type="spellEnd"/>
+            <w:r>
+              <w:rPr>
+                <w:color w:val="FF0000"/>
+              </w:rPr>
+              <w:t xml:space="preserve"> in(</w:t>
+            </w:r>
+            <w:r>
+              <w:rPr>
+                <w:color w:val="FF0000"/>
+              </w:rPr>
+              <w:t>'</w:t>
+            </w:r>
+            <w:proofErr w:type="spellStart"/>
             <w:r>
               <w:rPr>
                 <w:color w:val="FF0000"/>
               </w:rPr>
               <w:t>efiling</w:t>
             </w:r>
+            <w:proofErr w:type="spellEnd"/>
             <w:r>
               <w:rPr>
                 <w:color w:val="FF0000"/>
@@ -5710,12 +6582,14 @@
               </w:rPr>
               <w:t>'</w:t>
             </w:r>
+            <w:proofErr w:type="spellStart"/>
             <w:r>
               <w:rPr>
                 <w:color w:val="FF0000"/>
               </w:rPr>
               <w:t>dunno</w:t>
             </w:r>
+            <w:proofErr w:type="spellEnd"/>
             <w:r>
               <w:rPr>
                 <w:color w:val="FF0000"/>
@@ -5742,21 +6616,23 @@
                 <w:color w:val="202529"/>
                 <w:spacing w:val="-2"/>
               </w:rPr>
-              <w:t xml:space="preserve">If you fill out your forms on a computer and file them with TrueFiling, you can sign your forms electronically. Type </w:t>
-            </w:r>
+              <w:t xml:space="preserve">If you fill out your forms on a computer and file them with </w:t>
+            </w:r>
+            <w:proofErr w:type="spellStart"/>
             <w:r>
               <w:rPr>
                 <w:color w:val="202529"/>
                 <w:spacing w:val="-2"/>
               </w:rPr>
-              <w:t>"</w:t>
-            </w:r>
+              <w:t>TrueFiling</w:t>
+            </w:r>
+            <w:proofErr w:type="spellEnd"/>
             <w:r>
               <w:rPr>
                 <w:color w:val="202529"/>
                 <w:spacing w:val="-2"/>
               </w:rPr>
-              <w:t>/s/ your name</w:t>
+              <w:t xml:space="preserve">, you can sign your forms electronically. Type </w:t>
             </w:r>
             <w:r>
               <w:rPr>
@@ -5770,20 +6646,34 @@
                 <w:color w:val="202529"/>
                 <w:spacing w:val="-2"/>
               </w:rPr>
-              <w:t xml:space="preserve"> on the signature line. For example, Zoe Lee</w:t>
+              <w:t>/s/ your name</w:t>
             </w:r>
             <w:r>
               <w:rPr>
                 <w:color w:val="202529"/>
                 <w:spacing w:val="-2"/>
               </w:rPr>
-              <w:t>'</w:t>
+              <w:t>"</w:t>
             </w:r>
             <w:r>
               <w:rPr>
                 <w:color w:val="202529"/>
                 <w:spacing w:val="-2"/>
               </w:rPr>
+              <w:t xml:space="preserve"> on the signature line. For example, Zoe Lee</w:t>
+            </w:r>
+            <w:r>
+              <w:rPr>
+                <w:color w:val="202529"/>
+                <w:spacing w:val="-2"/>
+              </w:rPr>
+              <w:t>'</w:t>
+            </w:r>
+            <w:r>
+              <w:rPr>
+                <w:color w:val="202529"/>
+                <w:spacing w:val="-2"/>
+              </w:rPr>
               <w:t>s signature would be "/s/ Zoe Lee."</w:t>
             </w:r>
           </w:p>
@@ -5795,18 +6685,32 @@
               <w:rPr>
                 <w:color w:val="FFC000"/>
               </w:rPr>
-              <w:t xml:space="preserve">{%p if filling_manner == </w:t>
-            </w:r>
+              <w:t xml:space="preserve">{%p if </w:t>
+            </w:r>
+            <w:proofErr w:type="spellStart"/>
             <w:r>
               <w:rPr>
                 <w:color w:val="FFC000"/>
               </w:rPr>
-              <w:t>'</w:t>
-            </w:r>
+              <w:t>filling_manner</w:t>
+            </w:r>
+            <w:proofErr w:type="spellEnd"/>
             <w:r>
               <w:rPr>
                 <w:color w:val="FFC000"/>
               </w:rPr>
+              <w:t xml:space="preserve"> == </w:t>
+            </w:r>
+            <w:r>
+              <w:rPr>
+                <w:color w:val="FFC000"/>
+              </w:rPr>
+              <w:t>'</w:t>
+            </w:r>
+            <w:r>
+              <w:rPr>
+                <w:color w:val="FFC000"/>
+              </w:rPr>
               <w:t>electronically</w:t>
             </w:r>
             <w:r>
@@ -5819,20 +6723,36 @@
               <w:rPr>
                 <w:color w:val="FFC000"/>
               </w:rPr>
-              <w:t xml:space="preserve"> and filing_method == </w:t>
-            </w:r>
+              <w:t xml:space="preserve"> and </w:t>
+            </w:r>
+            <w:proofErr w:type="spellStart"/>
             <w:r>
               <w:rPr>
                 <w:color w:val="FFC000"/>
               </w:rPr>
-              <w:t>'</w:t>
-            </w:r>
+              <w:t>filing_method</w:t>
+            </w:r>
+            <w:proofErr w:type="spellEnd"/>
             <w:r>
               <w:rPr>
                 <w:color w:val="FFC000"/>
               </w:rPr>
+              <w:t xml:space="preserve"> == </w:t>
+            </w:r>
+            <w:r>
+              <w:rPr>
+                <w:color w:val="FFC000"/>
+              </w:rPr>
+              <w:t>'</w:t>
+            </w:r>
+            <w:proofErr w:type="spellStart"/>
+            <w:r>
+              <w:rPr>
+                <w:color w:val="FFC000"/>
+              </w:rPr>
               <w:t>efiling</w:t>
             </w:r>
+            <w:proofErr w:type="spellEnd"/>
             <w:r>
               <w:rPr>
                 <w:color w:val="FFC000"/>
@@ -5877,7 +6797,7 @@
               </w:rPr>
               <w:t xml:space="preserve"> [</w:t>
             </w:r>
-            <w:hyperlink r:id="rId8" w:history="1">
+            <w:hyperlink r:id="rId9" w:history="1">
               <w:r>
                 <w:rPr>
                   <w:color w:val="0563C1" w:themeColor="hyperlink"/>
@@ -5885,6 +6805,7 @@
                 <w:t>Fill in PDF</w:t>
               </w:r>
             </w:hyperlink>
+            <w:proofErr w:type="gramStart"/>
             <w:r>
               <w:rPr>
                 <w:color w:val="202529"/>
@@ -5892,6 +6813,7 @@
               </w:rPr>
               <w:t>]</w:t>
             </w:r>
+            <w:proofErr w:type="gramEnd"/>
             <w:r>
               <w:rPr>
                 <w:color w:val="202529"/>
@@ -5899,7 +6821,7 @@
               </w:rPr>
               <w:br/>
             </w:r>
-            <w:hyperlink r:id="rId9" w:history="1">
+            <w:hyperlink r:id="rId10" w:history="1">
               <w:r>
                 <w:rPr>
                   <w:color w:val="0563C1" w:themeColor="hyperlink"/>
@@ -5923,7 +6845,21 @@
               <w:rPr>
                 <w:color w:val="FFC000"/>
               </w:rPr>
-              <w:t>{%p endif %}</w:t>
+              <w:t xml:space="preserve">{%p </w:t>
+            </w:r>
+            <w:proofErr w:type="spellStart"/>
+            <w:r>
+              <w:rPr>
+                <w:color w:val="FFC000"/>
+              </w:rPr>
+              <w:t>endif</w:t>
+            </w:r>
+            <w:proofErr w:type="spellEnd"/>
+            <w:r>
+              <w:rPr>
+                <w:color w:val="FFC000"/>
+              </w:rPr>
+              <w:t xml:space="preserve"> %}</w:t>
             </w:r>
           </w:p>
           <w:p>
@@ -5934,7 +6870,21 @@
               <w:rPr>
                 <w:color w:val="FF0000"/>
               </w:rPr>
-              <w:t>{%p endif %}</w:t>
+              <w:t xml:space="preserve">{%p </w:t>
+            </w:r>
+            <w:proofErr w:type="spellStart"/>
+            <w:r>
+              <w:rPr>
+                <w:color w:val="FF0000"/>
+              </w:rPr>
+              <w:t>endif</w:t>
+            </w:r>
+            <w:proofErr w:type="spellEnd"/>
+            <w:r>
+              <w:rPr>
+                <w:color w:val="FF0000"/>
+              </w:rPr>
+              <w:t xml:space="preserve"> %}</w:t>
             </w:r>
           </w:p>
           <w:p>
@@ -5945,7 +6895,21 @@
               <w:rPr>
                 <w:color w:val="FF0000"/>
               </w:rPr>
-              <w:t>{%p if filling_manner in(</w:t>
+              <w:t xml:space="preserve">{%p if </w:t>
+            </w:r>
+            <w:proofErr w:type="spellStart"/>
+            <w:r>
+              <w:rPr>
+                <w:color w:val="FF0000"/>
+              </w:rPr>
+              <w:t>filling_manner</w:t>
+            </w:r>
+            <w:proofErr w:type="spellEnd"/>
+            <w:r>
+              <w:rPr>
+                <w:color w:val="FF0000"/>
+              </w:rPr>
+              <w:t xml:space="preserve"> in(</w:t>
             </w:r>
             <w:r>
               <w:rPr>
@@ -5977,23 +6941,39 @@
               </w:rPr>
               <w:t>'</w:t>
             </w:r>
+            <w:proofErr w:type="spellStart"/>
             <w:r>
               <w:rPr>
                 <w:color w:val="FF0000"/>
               </w:rPr>
               <w:t>dunno</w:t>
             </w:r>
-            <w:r>
-              <w:rPr>
-                <w:color w:val="FF0000"/>
-              </w:rPr>
-              <w:t>'</w:t>
-            </w:r>
-            <w:r>
-              <w:rPr>
-                <w:color w:val="FF0000"/>
-              </w:rPr>
-              <w:t>) or filing_method in (</w:t>
+            <w:proofErr w:type="spellEnd"/>
+            <w:r>
+              <w:rPr>
+                <w:color w:val="FF0000"/>
+              </w:rPr>
+              <w:t>'</w:t>
+            </w:r>
+            <w:r>
+              <w:rPr>
+                <w:color w:val="FF0000"/>
+              </w:rPr>
+              <w:t xml:space="preserve">) or </w:t>
+            </w:r>
+            <w:proofErr w:type="spellStart"/>
+            <w:r>
+              <w:rPr>
+                <w:color w:val="FF0000"/>
+              </w:rPr>
+              <w:t>filing_method</w:t>
+            </w:r>
+            <w:proofErr w:type="spellEnd"/>
+            <w:r>
+              <w:rPr>
+                <w:color w:val="FF0000"/>
+              </w:rPr>
+              <w:t xml:space="preserve"> in (</w:t>
             </w:r>
             <w:r>
               <w:rPr>
@@ -6025,12 +7005,14 @@
               </w:rPr>
               <w:t>'</w:t>
             </w:r>
+            <w:proofErr w:type="spellStart"/>
             <w:r>
               <w:rPr>
                 <w:color w:val="FF0000"/>
               </w:rPr>
               <w:t>dunno</w:t>
             </w:r>
+            <w:proofErr w:type="spellEnd"/>
             <w:r>
               <w:rPr>
                 <w:color w:val="FF0000"/>
@@ -6049,7 +7031,24 @@
               <w:pStyle w:val="Body"/>
             </w:pPr>
             <w:r>
-              <w:t>If you fill out paper copies of the forms, or do not file them with TrueFiling, read {{ sign_step.subject }}</w:t>
+              <w:t xml:space="preserve">If you fill out paper copies of the forms, or do not file them with </w:t>
+            </w:r>
+            <w:proofErr w:type="spellStart"/>
+            <w:r>
+              <w:lastRenderedPageBreak/>
+              <w:t>TrueFiling</w:t>
+            </w:r>
+            <w:proofErr w:type="spellEnd"/>
+            <w:r>
+              <w:t xml:space="preserve">, read {{ </w:t>
+            </w:r>
+            <w:proofErr w:type="spellStart"/>
+            <w:r>
+              <w:t>sign_step.subject</w:t>
+            </w:r>
+            <w:proofErr w:type="spellEnd"/>
+            <w:r>
+              <w:t xml:space="preserve"> }}</w:t>
             </w:r>
           </w:p>
           <w:p>
@@ -6060,7 +7059,21 @@
               <w:rPr>
                 <w:color w:val="FF0000"/>
               </w:rPr>
-              <w:t>{%p endif %}</w:t>
+              <w:t xml:space="preserve">{%p </w:t>
+            </w:r>
+            <w:proofErr w:type="spellStart"/>
+            <w:r>
+              <w:rPr>
+                <w:color w:val="FF0000"/>
+              </w:rPr>
+              <w:t>endif</w:t>
+            </w:r>
+            <w:proofErr w:type="spellEnd"/>
+            <w:r>
+              <w:rPr>
+                <w:color w:val="FF0000"/>
+              </w:rPr>
+              <w:t xml:space="preserve"> %}</w:t>
             </w:r>
           </w:p>
           <w:p>
@@ -6172,7 +7185,7 @@
               </w:rPr>
               <w:t xml:space="preserve"> </w:t>
             </w:r>
-            <w:hyperlink r:id="rId10" w:history="1">
+            <w:hyperlink r:id="rId11" w:history="1">
               <w:r>
                 <w:rPr>
                   <w:b/>
@@ -6186,7 +7199,7 @@
             <w:r>
               <w:t>[</w:t>
             </w:r>
-            <w:hyperlink r:id="rId11" w:history="1">
+            <w:hyperlink r:id="rId12" w:history="1">
               <w:r>
                 <w:rPr>
                   <w:rStyle w:val="Hyperlink"/>
@@ -6215,7 +7228,7 @@
             <w:r>
               <w:br/>
             </w:r>
-            <w:hyperlink r:id="rId12" w:history="1">
+            <w:hyperlink r:id="rId13" w:history="1">
               <w:r>
                 <w:rPr>
                   <w:rStyle w:val="Hyperlink"/>
@@ -6244,7 +7257,7 @@
                 <w:color w:val="202529"/>
               </w:rPr>
             </w:pPr>
-            <w:hyperlink r:id="rId13" w:history="1">
+            <w:hyperlink r:id="rId14" w:history="1">
               <w:r>
                 <w:rPr>
                   <w:rStyle w:val="Hyperlink"/>
@@ -6266,7 +7279,7 @@
             <w:r>
               <w:t>[</w:t>
             </w:r>
-            <w:hyperlink r:id="rId14" w:history="1">
+            <w:hyperlink r:id="rId15" w:history="1">
               <w:r>
                 <w:rPr>
                   <w:rStyle w:val="Hyperlink"/>
@@ -6280,7 +7293,7 @@
             <w:r>
               <w:br/>
             </w:r>
-            <w:hyperlink r:id="rId15" w:history="1">
+            <w:hyperlink r:id="rId16" w:history="1">
               <w:r>
                 <w:rPr>
                   <w:rStyle w:val="Hyperlink"/>
@@ -6302,7 +7315,7 @@
             <w:pPr>
               <w:pStyle w:val="Body"/>
             </w:pPr>
-            <w:hyperlink r:id="rId16" w:history="1">
+            <w:hyperlink r:id="rId17" w:history="1">
               <w:r>
                 <w:rPr>
                   <w:rStyle w:val="Hyperlink"/>
@@ -6427,13 +7440,29 @@
             <w:r>
               <w:t xml:space="preserve"> </w:t>
             </w:r>
-            <w:hyperlink r:id="rId17" w:history="1">
+            <w:hyperlink r:id="rId18" w:history="1">
               <w:r>
                 <w:rPr>
                   <w:rStyle w:val="Hyperlink"/>
                   <w:spacing w:val="0"/>
                 </w:rPr>
-                <w:t>youtube.com/watch?v=2irmxT0_0EA</w:t>
+                <w:t>youtube.com/</w:t>
+              </w:r>
+              <w:proofErr w:type="spellStart"/>
+              <w:r>
+                <w:rPr>
+                  <w:rStyle w:val="Hyperlink"/>
+                  <w:spacing w:val="0"/>
+                </w:rPr>
+                <w:t>watch?v</w:t>
+              </w:r>
+              <w:proofErr w:type="spellEnd"/>
+              <w:r>
+                <w:rPr>
+                  <w:rStyle w:val="Hyperlink"/>
+                  <w:spacing w:val="0"/>
+                </w:rPr>
+                <w:t>=2irmxT0_0EA</w:t>
               </w:r>
             </w:hyperlink>
           </w:p>
@@ -6460,17 +7489,22 @@
               </w:rPr>
             </w:pPr>
             <w:r>
+              <w:lastRenderedPageBreak/>
               <w:t>{%</w:t>
             </w:r>
+            <w:proofErr w:type="spellStart"/>
             <w:r>
               <w:t>tr</w:t>
             </w:r>
+            <w:proofErr w:type="spellEnd"/>
             <w:r>
               <w:t xml:space="preserve"> </w:t>
             </w:r>
+            <w:proofErr w:type="spellStart"/>
             <w:r>
               <w:t>endif</w:t>
             </w:r>
+            <w:proofErr w:type="spellEnd"/>
             <w:r>
               <w:t xml:space="preserve"> </w:t>
             </w:r>
@@ -6516,8 +7550,13 @@
               </w:rPr>
             </w:pPr>
             <w:r>
-              <w:t>{%tr</w:t>
-            </w:r>
+              <w:t>{%</w:t>
+            </w:r>
+            <w:proofErr w:type="spellStart"/>
+            <w:r>
+              <w:t>tr</w:t>
+            </w:r>
+            <w:proofErr w:type="spellEnd"/>
             <w:r>
               <w:t xml:space="preserve"> </w:t>
             </w:r>
@@ -6528,11 +7567,7 @@
               <w:t xml:space="preserve"> </w:t>
             </w:r>
             <w:r>
-              <w:t>interim_order_date_withi</w:t>
-            </w:r>
-            <w:r>
-              <w:lastRenderedPageBreak/>
-              <w:t>n_10_days</w:t>
+              <w:t>interim_order_date_within_10_days</w:t>
             </w:r>
             <w:r>
               <w:t xml:space="preserve"> </w:t>
@@ -6555,8 +7590,13 @@
             <w:r>
               <w:t xml:space="preserve"> </w:t>
             </w:r>
-            <w:r>
-              <w:t>unknown_final_date[</w:t>
+            <w:proofErr w:type="spellStart"/>
+            <w:r>
+              <w:t>unknown_final_date</w:t>
+            </w:r>
+            <w:proofErr w:type="spellEnd"/>
+            <w:r>
+              <w:t>[</w:t>
             </w:r>
             <w:r>
               <w:t>'</w:t>
@@ -6591,21 +7631,23 @@
             <w:pPr>
               <w:pStyle w:val="Body"/>
             </w:pPr>
-            <w:r>
-              <w:lastRenderedPageBreak/>
+            <w:proofErr w:type="spellStart"/>
+            <w:r>
               <w:t>learn_reconsider_step</w:t>
             </w:r>
+            <w:proofErr w:type="spellEnd"/>
             <w:r>
               <w:t xml:space="preserve"> and </w:t>
             </w:r>
+            <w:proofErr w:type="spellStart"/>
             <w:r>
               <w:t>fill_reconsider_step</w:t>
             </w:r>
+            <w:proofErr w:type="spellEnd"/>
             <w:r>
               <w:t xml:space="preserve"> in </w:t>
             </w:r>
             <w:r>
-              <w:lastRenderedPageBreak/>
               <w:t>aka2j_mod_cust_div_templates.yml</w:t>
             </w:r>
           </w:p>
@@ -6630,14 +7672,26 @@
               <w:outlineLvl w:val="1"/>
             </w:pPr>
             <w:r>
-              <w:lastRenderedPageBreak/>
-              <w:t xml:space="preserve">{{ </w:t>
-            </w:r>
-            <w:r>
-              <w:t>learn_reconsider_step</w:t>
-            </w:r>
-            <w:r>
-              <w:t>.subject }}</w:t>
+              <w:t>{</w:t>
+            </w:r>
+            <w:proofErr w:type="gramStart"/>
+            <w:r>
+              <w:t xml:space="preserve">{ </w:t>
+            </w:r>
+            <w:proofErr w:type="spellStart"/>
+            <w:r>
+              <w:t>learn</w:t>
+            </w:r>
+            <w:proofErr w:type="gramEnd"/>
+            <w:r>
+              <w:t>_reconsider_step</w:t>
+            </w:r>
+            <w:r>
+              <w:t>.subject</w:t>
+            </w:r>
+            <w:proofErr w:type="spellEnd"/>
+            <w:r>
+              <w:t xml:space="preserve"> }}</w:t>
             </w:r>
           </w:p>
           <w:p/>
@@ -6695,13 +7749,26 @@
               <w:outlineLvl w:val="1"/>
             </w:pPr>
             <w:r>
-              <w:t>{{ fill</w:t>
-            </w:r>
+              <w:t>{</w:t>
+            </w:r>
+            <w:proofErr w:type="gramStart"/>
+            <w:r>
+              <w:t xml:space="preserve">{ </w:t>
+            </w:r>
+            <w:proofErr w:type="spellStart"/>
+            <w:r>
+              <w:t>fill</w:t>
+            </w:r>
+            <w:proofErr w:type="gramEnd"/>
             <w:r>
               <w:t>_reconsider_step</w:t>
             </w:r>
             <w:r>
-              <w:t>.subject }}</w:t>
+              <w:t>.subject</w:t>
+            </w:r>
+            <w:proofErr w:type="spellEnd"/>
+            <w:r>
+              <w:t xml:space="preserve"> }}</w:t>
             </w:r>
           </w:p>
         </w:tc>
@@ -6766,20 +7833,30 @@
               <w:rPr>
                 <w:shd w:val="clear" w:color="auto" w:fill="FFFFFF"/>
               </w:rPr>
-              <w:t>{%tr</w:t>
-            </w:r>
+              <w:t>{%</w:t>
+            </w:r>
+            <w:proofErr w:type="spellStart"/>
+            <w:r>
+              <w:rPr>
+                <w:shd w:val="clear" w:color="auto" w:fill="FFFFFF"/>
+              </w:rPr>
+              <w:t>tr</w:t>
+            </w:r>
+            <w:proofErr w:type="spellEnd"/>
             <w:r>
               <w:rPr>
                 <w:shd w:val="clear" w:color="auto" w:fill="FFFFFF"/>
               </w:rPr>
               <w:t xml:space="preserve"> </w:t>
             </w:r>
+            <w:proofErr w:type="spellStart"/>
             <w:r>
               <w:rPr>
                 <w:shd w:val="clear" w:color="auto" w:fill="FFFFFF"/>
               </w:rPr>
               <w:t>endif</w:t>
             </w:r>
+            <w:proofErr w:type="spellEnd"/>
             <w:r>
               <w:rPr>
                 <w:shd w:val="clear" w:color="auto" w:fill="FFFFFF"/>
@@ -6834,8 +7911,16 @@
               <w:rPr>
                 <w:shd w:val="clear" w:color="auto" w:fill="FFFFFF"/>
               </w:rPr>
-              <w:t>{%tr</w:t>
-            </w:r>
+              <w:t>{%</w:t>
+            </w:r>
+            <w:proofErr w:type="spellStart"/>
+            <w:r>
+              <w:rPr>
+                <w:shd w:val="clear" w:color="auto" w:fill="FFFFFF"/>
+              </w:rPr>
+              <w:t>tr</w:t>
+            </w:r>
+            <w:proofErr w:type="spellEnd"/>
             <w:r>
               <w:rPr>
                 <w:shd w:val="clear" w:color="auto" w:fill="FFFFFF"/>
@@ -6854,12 +7939,14 @@
               </w:rPr>
               <w:t xml:space="preserve"> </w:t>
             </w:r>
+            <w:proofErr w:type="spellStart"/>
             <w:r>
               <w:rPr>
                 <w:shd w:val="clear" w:color="auto" w:fill="FFFFFF"/>
               </w:rPr>
               <w:t>type_of_interim_order</w:t>
             </w:r>
+            <w:proofErr w:type="spellEnd"/>
             <w:r>
               <w:rPr>
                 <w:shd w:val="clear" w:color="auto" w:fill="FFFFFF"/>
@@ -6870,6 +7957,7 @@
               <w:rPr>
                 <w:shd w:val="clear" w:color="auto" w:fill="FFFFFF"/>
               </w:rPr>
+              <w:lastRenderedPageBreak/>
               <w:t>==</w:t>
             </w:r>
             <w:r>
@@ -6935,9 +8023,12 @@
             <w:pPr>
               <w:pStyle w:val="Body"/>
             </w:pPr>
-            <w:r>
+            <w:proofErr w:type="spellStart"/>
+            <w:r>
+              <w:lastRenderedPageBreak/>
               <w:t>standing_order_step</w:t>
             </w:r>
+            <w:proofErr w:type="spellEnd"/>
             <w:r>
               <w:t xml:space="preserve"> in </w:t>
             </w:r>
@@ -6972,8 +8063,31 @@
               <w:rPr>
                 <w:shd w:val="clear" w:color="auto" w:fill="FFFFFF"/>
               </w:rPr>
-              <w:t>{{ standing_order_step.subject</w:t>
-            </w:r>
+              <w:lastRenderedPageBreak/>
+              <w:t>{</w:t>
+            </w:r>
+            <w:proofErr w:type="gramStart"/>
+            <w:r>
+              <w:rPr>
+                <w:shd w:val="clear" w:color="auto" w:fill="FFFFFF"/>
+              </w:rPr>
+              <w:t xml:space="preserve">{ </w:t>
+            </w:r>
+            <w:proofErr w:type="spellStart"/>
+            <w:r>
+              <w:rPr>
+                <w:shd w:val="clear" w:color="auto" w:fill="FFFFFF"/>
+              </w:rPr>
+              <w:t>standing</w:t>
+            </w:r>
+            <w:proofErr w:type="gramEnd"/>
+            <w:r>
+              <w:rPr>
+                <w:shd w:val="clear" w:color="auto" w:fill="FFFFFF"/>
+              </w:rPr>
+              <w:t>_order_step.subject</w:t>
+            </w:r>
+            <w:proofErr w:type="spellEnd"/>
             <w:r>
               <w:rPr>
                 <w:shd w:val="clear" w:color="auto" w:fill="FFFFFF"/>
@@ -7046,20 +8160,30 @@
               <w:rPr>
                 <w:shd w:val="clear" w:color="auto" w:fill="FFFFFF"/>
               </w:rPr>
-              <w:t>{%tr</w:t>
-            </w:r>
+              <w:t>{%</w:t>
+            </w:r>
+            <w:proofErr w:type="spellStart"/>
+            <w:r>
+              <w:rPr>
+                <w:shd w:val="clear" w:color="auto" w:fill="FFFFFF"/>
+              </w:rPr>
+              <w:t>tr</w:t>
+            </w:r>
+            <w:proofErr w:type="spellEnd"/>
             <w:r>
               <w:rPr>
                 <w:shd w:val="clear" w:color="auto" w:fill="FFFFFF"/>
               </w:rPr>
               <w:t xml:space="preserve"> </w:t>
             </w:r>
+            <w:proofErr w:type="spellStart"/>
             <w:r>
               <w:rPr>
                 <w:shd w:val="clear" w:color="auto" w:fill="FFFFFF"/>
               </w:rPr>
               <w:t>endif</w:t>
             </w:r>
+            <w:proofErr w:type="spellEnd"/>
             <w:r>
               <w:rPr>
                 <w:shd w:val="clear" w:color="auto" w:fill="FFFFFF"/>
@@ -7117,8 +8241,16 @@
               <w:rPr>
                 <w:shd w:val="clear" w:color="auto" w:fill="FFFFFF"/>
               </w:rPr>
-              <w:t>{%tr</w:t>
-            </w:r>
+              <w:t>{%</w:t>
+            </w:r>
+            <w:proofErr w:type="spellStart"/>
+            <w:r>
+              <w:rPr>
+                <w:shd w:val="clear" w:color="auto" w:fill="FFFFFF"/>
+              </w:rPr>
+              <w:t>tr</w:t>
+            </w:r>
+            <w:proofErr w:type="spellEnd"/>
             <w:r>
               <w:rPr>
                 <w:shd w:val="clear" w:color="auto" w:fill="FFFFFF"/>
@@ -7137,12 +8269,14 @@
               </w:rPr>
               <w:t xml:space="preserve"> </w:t>
             </w:r>
+            <w:proofErr w:type="spellStart"/>
             <w:r>
               <w:rPr>
                 <w:shd w:val="clear" w:color="auto" w:fill="FFFFFF"/>
               </w:rPr>
               <w:t>type_of_interim_order</w:t>
             </w:r>
+            <w:proofErr w:type="spellEnd"/>
             <w:r>
               <w:rPr>
                 <w:shd w:val="clear" w:color="auto" w:fill="FFFFFF"/>
@@ -7215,12 +8349,14 @@
               </w:rPr>
               <w:t>(</w:t>
             </w:r>
+            <w:proofErr w:type="spellStart"/>
             <w:r>
               <w:rPr>
                 <w:shd w:val="clear" w:color="auto" w:fill="FFFFFF"/>
               </w:rPr>
               <w:t>type_of_interim_order</w:t>
             </w:r>
+            <w:proofErr w:type="spellEnd"/>
             <w:r>
               <w:rPr>
                 <w:shd w:val="clear" w:color="auto" w:fill="FFFFFF"/>
@@ -7231,7 +8367,6 @@
               <w:rPr>
                 <w:shd w:val="clear" w:color="auto" w:fill="FFFFFF"/>
               </w:rPr>
-              <w:lastRenderedPageBreak/>
               <w:t>==</w:t>
             </w:r>
             <w:r>
@@ -7330,12 +8465,19 @@
                 <w:shd w:val="clear" w:color="auto" w:fill="FFFFFF"/>
               </w:rPr>
             </w:pPr>
-            <w:r>
-              <w:rPr>
-                <w:shd w:val="clear" w:color="auto" w:fill="FFFFFF"/>
-              </w:rPr>
-              <w:lastRenderedPageBreak/>
-              <w:t xml:space="preserve">motion_forms_step </w:t>
+            <w:proofErr w:type="spellStart"/>
+            <w:r>
+              <w:rPr>
+                <w:shd w:val="clear" w:color="auto" w:fill="FFFFFF"/>
+              </w:rPr>
+              <w:t>motion_forms_step</w:t>
+            </w:r>
+            <w:proofErr w:type="spellEnd"/>
+            <w:r>
+              <w:rPr>
+                <w:shd w:val="clear" w:color="auto" w:fill="FFFFFF"/>
+              </w:rPr>
+              <w:t xml:space="preserve"> </w:t>
             </w:r>
             <w:r>
               <w:rPr>
@@ -7377,7 +8519,35 @@
               <w:rPr>
                 <w:shd w:val="clear" w:color="auto" w:fill="FFFFFF"/>
               </w:rPr>
-              <w:t>{{ motion_forms_step.subject }</w:t>
+              <w:t>{</w:t>
+            </w:r>
+            <w:proofErr w:type="gramStart"/>
+            <w:r>
+              <w:rPr>
+                <w:shd w:val="clear" w:color="auto" w:fill="FFFFFF"/>
+              </w:rPr>
+              <w:t xml:space="preserve">{ </w:t>
+            </w:r>
+            <w:proofErr w:type="spellStart"/>
+            <w:r>
+              <w:rPr>
+                <w:shd w:val="clear" w:color="auto" w:fill="FFFFFF"/>
+              </w:rPr>
+              <w:t>motion</w:t>
+            </w:r>
+            <w:proofErr w:type="gramEnd"/>
+            <w:r>
+              <w:rPr>
+                <w:shd w:val="clear" w:color="auto" w:fill="FFFFFF"/>
+              </w:rPr>
+              <w:t>_forms_step.subject</w:t>
+            </w:r>
+            <w:proofErr w:type="spellEnd"/>
+            <w:r>
+              <w:rPr>
+                <w:shd w:val="clear" w:color="auto" w:fill="FFFFFF"/>
+              </w:rPr>
+              <w:t xml:space="preserve"> }</w:t>
             </w:r>
             <w:r>
               <w:rPr>
@@ -7445,20 +8615,30 @@
               <w:rPr>
                 <w:shd w:val="clear" w:color="auto" w:fill="FFFFFF"/>
               </w:rPr>
-              <w:t>{%tr</w:t>
-            </w:r>
+              <w:t>{%</w:t>
+            </w:r>
+            <w:proofErr w:type="spellStart"/>
+            <w:r>
+              <w:rPr>
+                <w:shd w:val="clear" w:color="auto" w:fill="FFFFFF"/>
+              </w:rPr>
+              <w:t>tr</w:t>
+            </w:r>
+            <w:proofErr w:type="spellEnd"/>
             <w:r>
               <w:rPr>
                 <w:shd w:val="clear" w:color="auto" w:fill="FFFFFF"/>
               </w:rPr>
               <w:t xml:space="preserve"> </w:t>
             </w:r>
+            <w:proofErr w:type="spellStart"/>
             <w:r>
               <w:rPr>
                 <w:shd w:val="clear" w:color="auto" w:fill="FFFFFF"/>
               </w:rPr>
               <w:t>endif</w:t>
             </w:r>
+            <w:proofErr w:type="spellEnd"/>
             <w:r>
               <w:rPr>
                 <w:shd w:val="clear" w:color="auto" w:fill="FFFFFF"/>
@@ -7514,8 +8694,17 @@
                 <w:color w:val="FF0000"/>
                 <w:shd w:val="clear" w:color="auto" w:fill="FFFFFF"/>
               </w:rPr>
-              <w:t>{%tr</w:t>
-            </w:r>
+              <w:t>{%</w:t>
+            </w:r>
+            <w:proofErr w:type="spellStart"/>
+            <w:r>
+              <w:rPr>
+                <w:color w:val="FF0000"/>
+                <w:shd w:val="clear" w:color="auto" w:fill="FFFFFF"/>
+              </w:rPr>
+              <w:t>tr</w:t>
+            </w:r>
+            <w:proofErr w:type="spellEnd"/>
             <w:r>
               <w:rPr>
                 <w:color w:val="FF0000"/>
@@ -7537,12 +8726,21 @@
               </w:rPr>
               <w:t xml:space="preserve"> </w:t>
             </w:r>
-            <w:r>
-              <w:rPr>
-                <w:color w:val="FF0000"/>
-                <w:shd w:val="clear" w:color="auto" w:fill="FFFFFF"/>
-              </w:rPr>
-              <w:t xml:space="preserve">user_need == </w:t>
+            <w:proofErr w:type="spellStart"/>
+            <w:r>
+              <w:rPr>
+                <w:color w:val="FF0000"/>
+                <w:shd w:val="clear" w:color="auto" w:fill="FFFFFF"/>
+              </w:rPr>
+              <w:t>user_need</w:t>
+            </w:r>
+            <w:proofErr w:type="spellEnd"/>
+            <w:r>
+              <w:rPr>
+                <w:color w:val="FF0000"/>
+                <w:shd w:val="clear" w:color="auto" w:fill="FFFFFF"/>
+              </w:rPr>
+              <w:t xml:space="preserve"> == </w:t>
             </w:r>
             <w:r>
               <w:rPr>
@@ -7704,209 +8902,6 @@
                 <w:shd w:val="clear" w:color="auto" w:fill="FFFFFF"/>
               </w:rPr>
               <w:t>(</w:t>
-            </w:r>
-            <w:r>
-              <w:rPr>
-                <w:color w:val="00B0F0"/>
-                <w:shd w:val="clear" w:color="auto" w:fill="FFFFFF"/>
-              </w:rPr>
-              <w:t>type_of_final_order[</w:t>
-            </w:r>
-            <w:r>
-              <w:rPr>
-                <w:color w:val="00B0F0"/>
-                <w:shd w:val="clear" w:color="auto" w:fill="FFFFFF"/>
-              </w:rPr>
-              <w:t>'</w:t>
-            </w:r>
-            <w:r>
-              <w:rPr>
-                <w:color w:val="00B0F0"/>
-                <w:shd w:val="clear" w:color="auto" w:fill="FFFFFF"/>
-              </w:rPr>
-              <w:t>spousal support</w:t>
-            </w:r>
-            <w:r>
-              <w:rPr>
-                <w:color w:val="00B0F0"/>
-                <w:shd w:val="clear" w:color="auto" w:fill="FFFFFF"/>
-              </w:rPr>
-              <w:t>'</w:t>
-            </w:r>
-            <w:r>
-              <w:rPr>
-                <w:color w:val="00B0F0"/>
-                <w:shd w:val="clear" w:color="auto" w:fill="FFFFFF"/>
-              </w:rPr>
-              <w:t xml:space="preserve">] and why_change_divorce_order == </w:t>
-            </w:r>
-            <w:r>
-              <w:rPr>
-                <w:color w:val="00B0F0"/>
-                <w:shd w:val="clear" w:color="auto" w:fill="FFFFFF"/>
-              </w:rPr>
-              <w:t>'</w:t>
-            </w:r>
-            <w:r>
-              <w:rPr>
-                <w:color w:val="00B0F0"/>
-                <w:shd w:val="clear" w:color="auto" w:fill="FFFFFF"/>
-              </w:rPr>
-              <w:t>problem</w:t>
-            </w:r>
-            <w:r>
-              <w:rPr>
-                <w:color w:val="00B0F0"/>
-                <w:shd w:val="clear" w:color="auto" w:fill="FFFFFF"/>
-              </w:rPr>
-              <w:t>'</w:t>
-            </w:r>
-            <w:r>
-              <w:rPr>
-                <w:color w:val="00B050"/>
-                <w:shd w:val="clear" w:color="auto" w:fill="FFFFFF"/>
-              </w:rPr>
-              <w:t>) or type_of_final_order[</w:t>
-            </w:r>
-            <w:r>
-              <w:rPr>
-                <w:color w:val="00B050"/>
-                <w:shd w:val="clear" w:color="auto" w:fill="FFFFFF"/>
-              </w:rPr>
-              <w:t>'</w:t>
-            </w:r>
-            <w:r>
-              <w:rPr>
-                <w:color w:val="00B050"/>
-                <w:shd w:val="clear" w:color="auto" w:fill="FFFFFF"/>
-              </w:rPr>
-              <w:t>property or debt</w:t>
-            </w:r>
-            <w:r>
-              <w:rPr>
-                <w:color w:val="00B050"/>
-                <w:shd w:val="clear" w:color="auto" w:fill="FFFFFF"/>
-              </w:rPr>
-              <w:t>'</w:t>
-            </w:r>
-            <w:r>
-              <w:rPr>
-                <w:color w:val="00B050"/>
-                <w:shd w:val="clear" w:color="auto" w:fill="FFFFFF"/>
-              </w:rPr>
-              <w:t>]</w:t>
-            </w:r>
-            <w:r>
-              <w:rPr>
-                <w:color w:val="92D050"/>
-                <w:shd w:val="clear" w:color="auto" w:fill="FFFFFF"/>
-              </w:rPr>
-              <w:t>)</w:t>
-            </w:r>
-            <w:r>
-              <w:rPr>
-                <w:color w:val="92D050"/>
-                <w:shd w:val="clear" w:color="auto" w:fill="FFFFFF"/>
-              </w:rPr>
-              <w:t xml:space="preserve"> </w:t>
-            </w:r>
-            <w:r>
-              <w:rPr>
-                <w:color w:val="92D050"/>
-                <w:shd w:val="clear" w:color="auto" w:fill="FFFFFF"/>
-              </w:rPr>
-              <w:t>and final_order_date_within_30_days</w:t>
-            </w:r>
-            <w:r>
-              <w:rPr>
-                <w:color w:val="FFC000"/>
-                <w:shd w:val="clear" w:color="auto" w:fill="FFFFFF"/>
-              </w:rPr>
-              <w:t>) or (</w:t>
-            </w:r>
-            <w:r>
-              <w:rPr>
-                <w:color w:val="92D050"/>
-                <w:shd w:val="clear" w:color="auto" w:fill="FFFFFF"/>
-              </w:rPr>
-              <w:t>(</w:t>
-            </w:r>
-            <w:r>
-              <w:rPr>
-                <w:color w:val="00B050"/>
-                <w:shd w:val="clear" w:color="auto" w:fill="FFFFFF"/>
-              </w:rPr>
-              <w:t>(</w:t>
-            </w:r>
-            <w:r>
-              <w:rPr>
-                <w:color w:val="00B0F0"/>
-                <w:shd w:val="clear" w:color="auto" w:fill="FFFFFF"/>
-              </w:rPr>
-              <w:t>type_of_final_order[</w:t>
-            </w:r>
-            <w:r>
-              <w:rPr>
-                <w:color w:val="00B0F0"/>
-                <w:shd w:val="clear" w:color="auto" w:fill="FFFFFF"/>
-              </w:rPr>
-              <w:t>'</w:t>
-            </w:r>
-            <w:r>
-              <w:rPr>
-                <w:color w:val="00B0F0"/>
-                <w:shd w:val="clear" w:color="auto" w:fill="FFFFFF"/>
-              </w:rPr>
-              <w:t>custody order</w:t>
-            </w:r>
-            <w:r>
-              <w:rPr>
-                <w:color w:val="00B0F0"/>
-                <w:shd w:val="clear" w:color="auto" w:fill="FFFFFF"/>
-              </w:rPr>
-              <w:t>'</w:t>
-            </w:r>
-            <w:r>
-              <w:rPr>
-                <w:color w:val="00B0F0"/>
-                <w:shd w:val="clear" w:color="auto" w:fill="FFFFFF"/>
-              </w:rPr>
-              <w:t xml:space="preserve">] and why_change == </w:t>
-            </w:r>
-            <w:r>
-              <w:rPr>
-                <w:color w:val="00B0F0"/>
-                <w:shd w:val="clear" w:color="auto" w:fill="FFFFFF"/>
-              </w:rPr>
-              <w:t>'</w:t>
-            </w:r>
-            <w:r>
-              <w:rPr>
-                <w:color w:val="00B0F0"/>
-                <w:shd w:val="clear" w:color="auto" w:fill="FFFFFF"/>
-              </w:rPr>
-              <w:t>problem</w:t>
-            </w:r>
-            <w:r>
-              <w:rPr>
-                <w:color w:val="00B0F0"/>
-                <w:shd w:val="clear" w:color="auto" w:fill="FFFFFF"/>
-              </w:rPr>
-              <w:t>'</w:t>
-            </w:r>
-            <w:r>
-              <w:rPr>
-                <w:color w:val="00B050"/>
-                <w:shd w:val="clear" w:color="auto" w:fill="FFFFFF"/>
-              </w:rPr>
-              <w:t>)</w:t>
-            </w:r>
-            <w:r>
-              <w:rPr>
-                <w:color w:val="00B050"/>
-                <w:shd w:val="clear" w:color="auto" w:fill="FFFFFF"/>
-              </w:rPr>
-              <w:t xml:space="preserve"> or (</w:t>
             </w:r>
             <w:r>
               <w:rPr>
@@ -8016,9 +9011,212 @@
             </w:r>
             <w:r>
               <w:rPr>
+                <w:color w:val="92D050"/>
+                <w:shd w:val="clear" w:color="auto" w:fill="FFFFFF"/>
+              </w:rPr>
+              <w:t xml:space="preserve"> </w:t>
+            </w:r>
+            <w:r>
+              <w:rPr>
+                <w:color w:val="92D050"/>
+                <w:shd w:val="clear" w:color="auto" w:fill="FFFFFF"/>
+              </w:rPr>
+              <w:t>and final_order_date_within_30_days</w:t>
+            </w:r>
+            <w:r>
+              <w:rPr>
                 <w:color w:val="FFC000"/>
                 <w:shd w:val="clear" w:color="auto" w:fill="FFFFFF"/>
               </w:rPr>
+              <w:t>) or (</w:t>
+            </w:r>
+            <w:r>
+              <w:rPr>
+                <w:color w:val="92D050"/>
+                <w:shd w:val="clear" w:color="auto" w:fill="FFFFFF"/>
+              </w:rPr>
+              <w:t>(</w:t>
+            </w:r>
+            <w:r>
+              <w:rPr>
+                <w:color w:val="00B050"/>
+                <w:shd w:val="clear" w:color="auto" w:fill="FFFFFF"/>
+              </w:rPr>
+              <w:t>(</w:t>
+            </w:r>
+            <w:r>
+              <w:rPr>
+                <w:color w:val="00B0F0"/>
+                <w:shd w:val="clear" w:color="auto" w:fill="FFFFFF"/>
+              </w:rPr>
+              <w:t>type_of_final_order[</w:t>
+            </w:r>
+            <w:r>
+              <w:rPr>
+                <w:color w:val="00B0F0"/>
+                <w:shd w:val="clear" w:color="auto" w:fill="FFFFFF"/>
+              </w:rPr>
+              <w:t>'</w:t>
+            </w:r>
+            <w:r>
+              <w:rPr>
+                <w:color w:val="00B0F0"/>
+                <w:shd w:val="clear" w:color="auto" w:fill="FFFFFF"/>
+              </w:rPr>
+              <w:t>custody order</w:t>
+            </w:r>
+            <w:r>
+              <w:rPr>
+                <w:color w:val="00B0F0"/>
+                <w:shd w:val="clear" w:color="auto" w:fill="FFFFFF"/>
+              </w:rPr>
+              <w:t>'</w:t>
+            </w:r>
+            <w:r>
+              <w:rPr>
+                <w:color w:val="00B0F0"/>
+                <w:shd w:val="clear" w:color="auto" w:fill="FFFFFF"/>
+              </w:rPr>
+              <w:t xml:space="preserve">] and why_change == </w:t>
+            </w:r>
+            <w:r>
+              <w:rPr>
+                <w:color w:val="00B0F0"/>
+                <w:shd w:val="clear" w:color="auto" w:fill="FFFFFF"/>
+              </w:rPr>
+              <w:t>'</w:t>
+            </w:r>
+            <w:r>
+              <w:rPr>
+                <w:color w:val="00B0F0"/>
+                <w:shd w:val="clear" w:color="auto" w:fill="FFFFFF"/>
+              </w:rPr>
+              <w:t>problem</w:t>
+            </w:r>
+            <w:r>
+              <w:rPr>
+                <w:color w:val="00B0F0"/>
+                <w:shd w:val="clear" w:color="auto" w:fill="FFFFFF"/>
+              </w:rPr>
+              <w:t>'</w:t>
+            </w:r>
+            <w:r>
+              <w:rPr>
+                <w:color w:val="00B050"/>
+                <w:shd w:val="clear" w:color="auto" w:fill="FFFFFF"/>
+              </w:rPr>
+              <w:t>)</w:t>
+            </w:r>
+            <w:r>
+              <w:rPr>
+                <w:color w:val="00B050"/>
+                <w:shd w:val="clear" w:color="auto" w:fill="FFFFFF"/>
+              </w:rPr>
+              <w:t xml:space="preserve"> or (</w:t>
+            </w:r>
+            <w:r>
+              <w:rPr>
+                <w:color w:val="00B0F0"/>
+                <w:shd w:val="clear" w:color="auto" w:fill="FFFFFF"/>
+              </w:rPr>
+              <w:t>type_of_final_order[</w:t>
+            </w:r>
+            <w:r>
+              <w:rPr>
+                <w:color w:val="00B0F0"/>
+                <w:shd w:val="clear" w:color="auto" w:fill="FFFFFF"/>
+              </w:rPr>
+              <w:t>'</w:t>
+            </w:r>
+            <w:r>
+              <w:rPr>
+                <w:color w:val="00B0F0"/>
+                <w:shd w:val="clear" w:color="auto" w:fill="FFFFFF"/>
+              </w:rPr>
+              <w:t>spousal support</w:t>
+            </w:r>
+            <w:r>
+              <w:rPr>
+                <w:color w:val="00B0F0"/>
+                <w:shd w:val="clear" w:color="auto" w:fill="FFFFFF"/>
+              </w:rPr>
+              <w:t>'</w:t>
+            </w:r>
+            <w:r>
+              <w:rPr>
+                <w:color w:val="00B0F0"/>
+                <w:shd w:val="clear" w:color="auto" w:fill="FFFFFF"/>
+              </w:rPr>
+              <w:t xml:space="preserve">] and why_change_divorce_order == </w:t>
+            </w:r>
+            <w:r>
+              <w:rPr>
+                <w:color w:val="00B0F0"/>
+                <w:shd w:val="clear" w:color="auto" w:fill="FFFFFF"/>
+              </w:rPr>
+              <w:t>'</w:t>
+            </w:r>
+            <w:r>
+              <w:rPr>
+                <w:color w:val="00B0F0"/>
+                <w:shd w:val="clear" w:color="auto" w:fill="FFFFFF"/>
+              </w:rPr>
+              <w:t>problem</w:t>
+            </w:r>
+            <w:r>
+              <w:rPr>
+                <w:color w:val="00B0F0"/>
+                <w:shd w:val="clear" w:color="auto" w:fill="FFFFFF"/>
+              </w:rPr>
+              <w:t>'</w:t>
+            </w:r>
+            <w:r>
+              <w:rPr>
+                <w:color w:val="00B050"/>
+                <w:shd w:val="clear" w:color="auto" w:fill="FFFFFF"/>
+              </w:rPr>
+              <w:t>) or type_of_final_order[</w:t>
+            </w:r>
+            <w:r>
+              <w:rPr>
+                <w:color w:val="00B050"/>
+                <w:shd w:val="clear" w:color="auto" w:fill="FFFFFF"/>
+              </w:rPr>
+              <w:t>'</w:t>
+            </w:r>
+            <w:r>
+              <w:rPr>
+                <w:color w:val="00B050"/>
+                <w:shd w:val="clear" w:color="auto" w:fill="FFFFFF"/>
+              </w:rPr>
+              <w:t>property or debt</w:t>
+            </w:r>
+            <w:r>
+              <w:rPr>
+                <w:color w:val="00B050"/>
+                <w:shd w:val="clear" w:color="auto" w:fill="FFFFFF"/>
+              </w:rPr>
+              <w:t>'</w:t>
+            </w:r>
+            <w:r>
+              <w:rPr>
+                <w:color w:val="00B050"/>
+                <w:shd w:val="clear" w:color="auto" w:fill="FFFFFF"/>
+              </w:rPr>
+              <w:t>]</w:t>
+            </w:r>
+            <w:r>
+              <w:rPr>
+                <w:color w:val="92D050"/>
+                <w:shd w:val="clear" w:color="auto" w:fill="FFFFFF"/>
+              </w:rPr>
+              <w:t>)</w:t>
+            </w:r>
+            <w:r>
+              <w:rPr>
+                <w:color w:val="FFC000"/>
+                <w:shd w:val="clear" w:color="auto" w:fill="FFFFFF"/>
+              </w:rPr>
               <w:t xml:space="preserve"> </w:t>
             </w:r>
             <w:r>
@@ -8028,11 +9226,19 @@
               </w:rPr>
               <w:t xml:space="preserve">and </w:t>
             </w:r>
+            <w:proofErr w:type="spellStart"/>
             <w:r>
               <w:rPr>
                 <w:color w:val="FFC000"/>
               </w:rPr>
-              <w:t>unknown_final_date[</w:t>
+              <w:t>unknown_final_date</w:t>
+            </w:r>
+            <w:proofErr w:type="spellEnd"/>
+            <w:r>
+              <w:rPr>
+                <w:color w:val="FFC000"/>
+              </w:rPr>
+              <w:t>[</w:t>
             </w:r>
             <w:r>
               <w:rPr>
@@ -8099,9 +9305,14 @@
             <w:pPr>
               <w:pStyle w:val="Body"/>
             </w:pPr>
+            <w:proofErr w:type="spellStart"/>
             <w:r>
               <w:lastRenderedPageBreak/>
-              <w:t>appeal_step in aka2j_mod_cust_div_templates.yml</w:t>
+              <w:t>appeal_step</w:t>
+            </w:r>
+            <w:proofErr w:type="spellEnd"/>
+            <w:r>
+              <w:t xml:space="preserve"> in aka2j_mod_cust_div_templates.yml</w:t>
             </w:r>
           </w:p>
         </w:tc>
@@ -8131,7 +9342,36 @@
               <w:rPr>
                 <w:shd w:val="clear" w:color="auto" w:fill="FFFFFF"/>
               </w:rPr>
-              <w:t>{{ appeal_step.subject }}</w:t>
+              <w:lastRenderedPageBreak/>
+              <w:t>{</w:t>
+            </w:r>
+            <w:proofErr w:type="gramStart"/>
+            <w:r>
+              <w:rPr>
+                <w:shd w:val="clear" w:color="auto" w:fill="FFFFFF"/>
+              </w:rPr>
+              <w:t xml:space="preserve">{ </w:t>
+            </w:r>
+            <w:proofErr w:type="spellStart"/>
+            <w:r>
+              <w:rPr>
+                <w:shd w:val="clear" w:color="auto" w:fill="FFFFFF"/>
+              </w:rPr>
+              <w:t>appeal</w:t>
+            </w:r>
+            <w:proofErr w:type="gramEnd"/>
+            <w:r>
+              <w:rPr>
+                <w:shd w:val="clear" w:color="auto" w:fill="FFFFFF"/>
+              </w:rPr>
+              <w:t>_step.subject</w:t>
+            </w:r>
+            <w:proofErr w:type="spellEnd"/>
+            <w:r>
+              <w:rPr>
+                <w:shd w:val="clear" w:color="auto" w:fill="FFFFFF"/>
+              </w:rPr>
+              <w:t xml:space="preserve"> }}</w:t>
             </w:r>
           </w:p>
         </w:tc>
@@ -8193,20 +9433,30 @@
               <w:rPr>
                 <w:shd w:val="clear" w:color="auto" w:fill="FFFFFF"/>
               </w:rPr>
-              <w:t>{%tr</w:t>
-            </w:r>
+              <w:t>{%</w:t>
+            </w:r>
+            <w:proofErr w:type="spellStart"/>
+            <w:r>
+              <w:rPr>
+                <w:shd w:val="clear" w:color="auto" w:fill="FFFFFF"/>
+              </w:rPr>
+              <w:t>tr</w:t>
+            </w:r>
+            <w:proofErr w:type="spellEnd"/>
             <w:r>
               <w:rPr>
                 <w:shd w:val="clear" w:color="auto" w:fill="FFFFFF"/>
               </w:rPr>
               <w:t xml:space="preserve"> </w:t>
             </w:r>
+            <w:proofErr w:type="spellStart"/>
             <w:r>
               <w:rPr>
                 <w:shd w:val="clear" w:color="auto" w:fill="FFFFFF"/>
               </w:rPr>
               <w:t>endif</w:t>
             </w:r>
+            <w:proofErr w:type="spellEnd"/>
             <w:r>
               <w:rPr>
                 <w:shd w:val="clear" w:color="auto" w:fill="FFFFFF"/>
@@ -8261,7 +9511,21 @@
               <w:rPr>
                 <w:color w:val="FF0000"/>
               </w:rPr>
-              <w:t xml:space="preserve">{%tr if </w:t>
+              <w:t>{%</w:t>
+            </w:r>
+            <w:proofErr w:type="spellStart"/>
+            <w:r>
+              <w:rPr>
+                <w:color w:val="FF0000"/>
+              </w:rPr>
+              <w:t>tr</w:t>
+            </w:r>
+            <w:proofErr w:type="spellEnd"/>
+            <w:r>
+              <w:rPr>
+                <w:color w:val="FF0000"/>
+              </w:rPr>
+              <w:t xml:space="preserve"> if </w:t>
             </w:r>
             <w:r>
               <w:rPr>
@@ -8489,13 +9753,13 @@
               <w:rPr>
                 <w:color w:val="FFC000"/>
               </w:rPr>
-              <w:t>o</w:t>
+              <w:t xml:space="preserve">and </w:t>
             </w:r>
             <w:r>
               <w:rPr>
                 <w:color w:val="FFC000"/>
               </w:rPr>
-              <w:t>r (</w:t>
+              <w:t>(</w:t>
             </w:r>
             <w:r>
               <w:rPr>
@@ -8503,16 +9767,24 @@
               </w:rPr>
               <w:t>(</w:t>
             </w:r>
+            <w:proofErr w:type="spellStart"/>
             <w:r>
               <w:rPr>
                 <w:color w:val="00B050"/>
               </w:rPr>
-              <w:t xml:space="preserve">final_order_period </w:t>
-            </w:r>
+              <w:t>final_order_period</w:t>
+            </w:r>
+            <w:proofErr w:type="spellEnd"/>
             <w:r>
               <w:rPr>
                 <w:color w:val="00B050"/>
               </w:rPr>
+              <w:t xml:space="preserve"> </w:t>
+            </w:r>
+            <w:r>
+              <w:rPr>
+                <w:color w:val="00B050"/>
+              </w:rPr>
               <w:t xml:space="preserve">and </w:t>
             </w:r>
             <w:r>
@@ -8521,16 +9793,24 @@
               </w:rPr>
               <w:t>(</w:t>
             </w:r>
+            <w:proofErr w:type="spellStart"/>
             <w:r>
               <w:rPr>
                 <w:color w:val="00B0F0"/>
               </w:rPr>
-              <w:t xml:space="preserve">guess_final_order_date </w:t>
-            </w:r>
+              <w:t>guess_final_order_date</w:t>
+            </w:r>
+            <w:proofErr w:type="spellEnd"/>
             <w:r>
               <w:rPr>
                 <w:color w:val="00B0F0"/>
               </w:rPr>
+              <w:t xml:space="preserve"> </w:t>
+            </w:r>
+            <w:r>
+              <w:rPr>
+                <w:color w:val="00B0F0"/>
+              </w:rPr>
               <w:t>!</w:t>
             </w:r>
             <w:r>
@@ -8563,35 +9843,40 @@
               </w:rPr>
               <w:t xml:space="preserve"> or (</w:t>
             </w:r>
+            <w:proofErr w:type="spellStart"/>
             <w:r>
               <w:rPr>
                 <w:color w:val="0070C0"/>
               </w:rPr>
-              <w:t xml:space="preserve">guess_final_order_date </w:t>
-            </w:r>
+              <w:t>guess_final_order_date</w:t>
+            </w:r>
+            <w:proofErr w:type="spellEnd"/>
             <w:r>
               <w:rPr>
                 <w:color w:val="0070C0"/>
               </w:rPr>
-              <w:t>=</w:t>
+              <w:t xml:space="preserve"> </w:t>
             </w:r>
             <w:r>
               <w:rPr>
                 <w:color w:val="0070C0"/>
               </w:rPr>
-              <w:t>= 'unknown'</w:t>
-            </w:r>
+              <w:lastRenderedPageBreak/>
+              <w:t xml:space="preserve">== 'unknown' and </w:t>
+            </w:r>
+            <w:proofErr w:type="spellStart"/>
             <w:r>
               <w:rPr>
                 <w:color w:val="0070C0"/>
               </w:rPr>
-              <w:t xml:space="preserve"> and </w:t>
-            </w:r>
+              <w:t>unknown_final_date</w:t>
+            </w:r>
+            <w:proofErr w:type="spellEnd"/>
             <w:r>
               <w:rPr>
                 <w:color w:val="0070C0"/>
               </w:rPr>
-              <w:t>unknown_final_date['set aside']</w:t>
+              <w:t>['set aside']</w:t>
             </w:r>
             <w:r>
               <w:rPr>
@@ -8644,15 +9929,20 @@
             <w:pPr>
               <w:pStyle w:val="Body"/>
             </w:pPr>
-            <w:r>
+            <w:proofErr w:type="spellStart"/>
+            <w:r>
+              <w:lastRenderedPageBreak/>
               <w:t>learn_set_aside_step</w:t>
             </w:r>
+            <w:proofErr w:type="spellEnd"/>
             <w:r>
               <w:t xml:space="preserve"> and </w:t>
             </w:r>
+            <w:proofErr w:type="spellStart"/>
             <w:r>
               <w:t>fill_set_aside_step</w:t>
             </w:r>
+            <w:proofErr w:type="spellEnd"/>
             <w:r>
               <w:t xml:space="preserve"> in </w:t>
             </w:r>
@@ -8687,14 +9977,36 @@
               <w:rPr>
                 <w:shd w:val="clear" w:color="auto" w:fill="FFFFFF"/>
               </w:rPr>
-              <w:t>{{ learn_set_aside</w:t>
-            </w:r>
-            <w:r>
-              <w:rPr>
-                <w:shd w:val="clear" w:color="auto" w:fill="FFFFFF"/>
-              </w:rPr>
               <w:lastRenderedPageBreak/>
-              <w:t>_step.subject }}</w:t>
+              <w:t>{</w:t>
+            </w:r>
+            <w:proofErr w:type="gramStart"/>
+            <w:r>
+              <w:rPr>
+                <w:shd w:val="clear" w:color="auto" w:fill="FFFFFF"/>
+              </w:rPr>
+              <w:t xml:space="preserve">{ </w:t>
+            </w:r>
+            <w:proofErr w:type="spellStart"/>
+            <w:r>
+              <w:rPr>
+                <w:shd w:val="clear" w:color="auto" w:fill="FFFFFF"/>
+              </w:rPr>
+              <w:t>learn</w:t>
+            </w:r>
+            <w:proofErr w:type="gramEnd"/>
+            <w:r>
+              <w:rPr>
+                <w:shd w:val="clear" w:color="auto" w:fill="FFFFFF"/>
+              </w:rPr>
+              <w:t>_set_aside_step.subject</w:t>
+            </w:r>
+            <w:proofErr w:type="spellEnd"/>
+            <w:r>
+              <w:rPr>
+                <w:shd w:val="clear" w:color="auto" w:fill="FFFFFF"/>
+              </w:rPr>
+              <w:t xml:space="preserve"> }}</w:t>
             </w:r>
           </w:p>
         </w:tc>
@@ -8724,11 +10036,7 @@
               <w:t xml:space="preserve"> (include_docx_template("docassemble.AKA2JBranding:</w:t>
             </w:r>
             <w:r>
-              <w:t>learn_set_asi</w:t>
-            </w:r>
-            <w:r>
-              <w:lastRenderedPageBreak/>
-              <w:t>de</w:t>
+              <w:t>learn_set_aside</w:t>
             </w:r>
             <w:r>
               <w:t>_content.docx")) }}</w:t>
@@ -8761,8 +10069,35 @@
               <w:rPr>
                 <w:shd w:val="clear" w:color="auto" w:fill="FFFFFF"/>
               </w:rPr>
-              <w:lastRenderedPageBreak/>
-              <w:t>{{ fill_set_aside_step.subject }}</w:t>
+              <w:t>{</w:t>
+            </w:r>
+            <w:proofErr w:type="gramStart"/>
+            <w:r>
+              <w:rPr>
+                <w:shd w:val="clear" w:color="auto" w:fill="FFFFFF"/>
+              </w:rPr>
+              <w:t xml:space="preserve">{ </w:t>
+            </w:r>
+            <w:proofErr w:type="spellStart"/>
+            <w:r>
+              <w:rPr>
+                <w:shd w:val="clear" w:color="auto" w:fill="FFFFFF"/>
+              </w:rPr>
+              <w:t>fill</w:t>
+            </w:r>
+            <w:proofErr w:type="gramEnd"/>
+            <w:r>
+              <w:rPr>
+                <w:shd w:val="clear" w:color="auto" w:fill="FFFFFF"/>
+              </w:rPr>
+              <w:t>_set_aside_step.subject</w:t>
+            </w:r>
+            <w:proofErr w:type="spellEnd"/>
+            <w:r>
+              <w:rPr>
+                <w:shd w:val="clear" w:color="auto" w:fill="FFFFFF"/>
+              </w:rPr>
+              <w:t xml:space="preserve"> }}</w:t>
             </w:r>
           </w:p>
         </w:tc>
@@ -8825,7 +10160,39 @@
                 <w:color w:val="FF0000"/>
                 <w:shd w:val="clear" w:color="auto" w:fill="FFFFFF"/>
               </w:rPr>
-              <w:t>{%tr endif %}</w:t>
+              <w:t>{%</w:t>
+            </w:r>
+            <w:proofErr w:type="spellStart"/>
+            <w:r>
+              <w:rPr>
+                <w:color w:val="FF0000"/>
+                <w:shd w:val="clear" w:color="auto" w:fill="FFFFFF"/>
+              </w:rPr>
+              <w:t>tr</w:t>
+            </w:r>
+            <w:proofErr w:type="spellEnd"/>
+            <w:r>
+              <w:rPr>
+                <w:color w:val="FF0000"/>
+                <w:shd w:val="clear" w:color="auto" w:fill="FFFFFF"/>
+              </w:rPr>
+              <w:t xml:space="preserve"> </w:t>
+            </w:r>
+            <w:proofErr w:type="spellStart"/>
+            <w:r>
+              <w:rPr>
+                <w:color w:val="FF0000"/>
+                <w:shd w:val="clear" w:color="auto" w:fill="FFFFFF"/>
+              </w:rPr>
+              <w:t>endif</w:t>
+            </w:r>
+            <w:proofErr w:type="spellEnd"/>
+            <w:r>
+              <w:rPr>
+                <w:color w:val="FF0000"/>
+                <w:shd w:val="clear" w:color="auto" w:fill="FFFFFF"/>
+              </w:rPr>
+              <w:t xml:space="preserve"> %}</w:t>
             </w:r>
           </w:p>
         </w:tc>
@@ -8869,7 +10236,21 @@
               <w:rPr>
                 <w:shd w:val="clear" w:color="auto" w:fill="FFFFFF"/>
               </w:rPr>
-              <w:t xml:space="preserve">{%tr if </w:t>
+              <w:t>{%</w:t>
+            </w:r>
+            <w:proofErr w:type="spellStart"/>
+            <w:r>
+              <w:rPr>
+                <w:shd w:val="clear" w:color="auto" w:fill="FFFFFF"/>
+              </w:rPr>
+              <w:t>tr</w:t>
+            </w:r>
+            <w:proofErr w:type="spellEnd"/>
+            <w:r>
+              <w:rPr>
+                <w:shd w:val="clear" w:color="auto" w:fill="FFFFFF"/>
+              </w:rPr>
+              <w:t xml:space="preserve"> if </w:t>
             </w:r>
             <w:r>
               <w:rPr>
@@ -8934,9 +10315,11 @@
             <w:pPr>
               <w:pStyle w:val="Body"/>
             </w:pPr>
+            <w:proofErr w:type="spellStart"/>
             <w:r>
               <w:t>respond_to_reconsider_step</w:t>
             </w:r>
+            <w:proofErr w:type="spellEnd"/>
             <w:r>
               <w:t xml:space="preserve"> in </w:t>
             </w:r>
@@ -8968,19 +10351,41 @@
               <w:rPr>
                 <w:shd w:val="clear" w:color="auto" w:fill="FFFFFF"/>
               </w:rPr>
-              <w:t xml:space="preserve">{{ </w:t>
-            </w:r>
-            <w:r>
-              <w:rPr>
-                <w:shd w:val="clear" w:color="auto" w:fill="FFFFFF"/>
-              </w:rPr>
-              <w:t>respond_to_reconsider_step</w:t>
-            </w:r>
-            <w:r>
-              <w:rPr>
-                <w:shd w:val="clear" w:color="auto" w:fill="FFFFFF"/>
-              </w:rPr>
-              <w:t>.subject }}</w:t>
+              <w:t>{</w:t>
+            </w:r>
+            <w:proofErr w:type="gramStart"/>
+            <w:r>
+              <w:rPr>
+                <w:shd w:val="clear" w:color="auto" w:fill="FFFFFF"/>
+              </w:rPr>
+              <w:t xml:space="preserve">{ </w:t>
+            </w:r>
+            <w:proofErr w:type="spellStart"/>
+            <w:r>
+              <w:rPr>
+                <w:shd w:val="clear" w:color="auto" w:fill="FFFFFF"/>
+              </w:rPr>
+              <w:t>respond</w:t>
+            </w:r>
+            <w:proofErr w:type="gramEnd"/>
+            <w:r>
+              <w:rPr>
+                <w:shd w:val="clear" w:color="auto" w:fill="FFFFFF"/>
+              </w:rPr>
+              <w:t>_to_reconsider_step</w:t>
+            </w:r>
+            <w:r>
+              <w:rPr>
+                <w:shd w:val="clear" w:color="auto" w:fill="FFFFFF"/>
+              </w:rPr>
+              <w:t>.subject</w:t>
+            </w:r>
+            <w:proofErr w:type="spellEnd"/>
+            <w:r>
+              <w:rPr>
+                <w:shd w:val="clear" w:color="auto" w:fill="FFFFFF"/>
+              </w:rPr>
+              <w:t xml:space="preserve"> }}</w:t>
             </w:r>
           </w:p>
         </w:tc>
@@ -9042,7 +10447,35 @@
               <w:rPr>
                 <w:shd w:val="clear" w:color="auto" w:fill="FFFFFF"/>
               </w:rPr>
-              <w:t>{%tr endif %}</w:t>
+              <w:t>{%</w:t>
+            </w:r>
+            <w:proofErr w:type="spellStart"/>
+            <w:r>
+              <w:rPr>
+                <w:shd w:val="clear" w:color="auto" w:fill="FFFFFF"/>
+              </w:rPr>
+              <w:t>tr</w:t>
+            </w:r>
+            <w:proofErr w:type="spellEnd"/>
+            <w:r>
+              <w:rPr>
+                <w:shd w:val="clear" w:color="auto" w:fill="FFFFFF"/>
+              </w:rPr>
+              <w:t xml:space="preserve"> </w:t>
+            </w:r>
+            <w:proofErr w:type="spellStart"/>
+            <w:r>
+              <w:rPr>
+                <w:shd w:val="clear" w:color="auto" w:fill="FFFFFF"/>
+              </w:rPr>
+              <w:t>endif</w:t>
+            </w:r>
+            <w:proofErr w:type="spellEnd"/>
+            <w:r>
+              <w:rPr>
+                <w:shd w:val="clear" w:color="auto" w:fill="FFFFFF"/>
+              </w:rPr>
+              <w:t xml:space="preserve"> %}</w:t>
             </w:r>
           </w:p>
         </w:tc>
@@ -9083,7 +10516,21 @@
               <w:rPr>
                 <w:shd w:val="clear" w:color="auto" w:fill="FFFFFF"/>
               </w:rPr>
-              <w:t xml:space="preserve">{%tr if </w:t>
+              <w:t>{%</w:t>
+            </w:r>
+            <w:proofErr w:type="spellStart"/>
+            <w:r>
+              <w:rPr>
+                <w:shd w:val="clear" w:color="auto" w:fill="FFFFFF"/>
+              </w:rPr>
+              <w:t>tr</w:t>
+            </w:r>
+            <w:proofErr w:type="spellEnd"/>
+            <w:r>
+              <w:rPr>
+                <w:shd w:val="clear" w:color="auto" w:fill="FFFFFF"/>
+              </w:rPr>
+              <w:t xml:space="preserve"> if </w:t>
             </w:r>
             <w:r>
               <w:rPr>
@@ -9172,9 +10619,11 @@
             <w:pPr>
               <w:pStyle w:val="Body"/>
             </w:pPr>
+            <w:proofErr w:type="spellStart"/>
             <w:r>
               <w:t>let_court_party_know_you_agree_step</w:t>
             </w:r>
+            <w:proofErr w:type="spellEnd"/>
             <w:r>
               <w:t xml:space="preserve"> in </w:t>
             </w:r>
@@ -9239,14 +10688,28 @@
               <w:rPr>
                 <w:shd w:val="clear" w:color="auto" w:fill="FFFFFF"/>
               </w:rPr>
-              <w:t xml:space="preserve">{{ </w:t>
-            </w:r>
-            <w:r>
-              <w:t>let_court_party_know_you_agree_step</w:t>
+              <w:t>{</w:t>
+            </w:r>
+            <w:proofErr w:type="gramStart"/>
+            <w:r>
+              <w:rPr>
+                <w:shd w:val="clear" w:color="auto" w:fill="FFFFFF"/>
+              </w:rPr>
+              <w:t xml:space="preserve">{ </w:t>
+            </w:r>
+            <w:proofErr w:type="spellStart"/>
+            <w:r>
+              <w:lastRenderedPageBreak/>
+              <w:t>let</w:t>
+            </w:r>
+            <w:proofErr w:type="gramEnd"/>
+            <w:r>
+              <w:t>_court_party_know_you_agree_step</w:t>
             </w:r>
             <w:r>
               <w:t>.subject</w:t>
             </w:r>
+            <w:proofErr w:type="spellEnd"/>
             <w:r>
               <w:rPr>
                 <w:shd w:val="clear" w:color="auto" w:fill="FFFFFF"/>
@@ -9278,6 +10741,7 @@
               <w:t xml:space="preserve">{{p </w:t>
             </w:r>
             <w:r>
+              <w:lastRenderedPageBreak/>
               <w:t>(include_docx_template("docassemble.AKA2JBranding:</w:t>
             </w:r>
             <w:r>
@@ -9314,7 +10778,35 @@
                 <w:shd w:val="clear" w:color="auto" w:fill="FFFFFF"/>
               </w:rPr>
               <w:lastRenderedPageBreak/>
-              <w:t>{%tr endif %}</w:t>
+              <w:t>{%</w:t>
+            </w:r>
+            <w:proofErr w:type="spellStart"/>
+            <w:r>
+              <w:rPr>
+                <w:shd w:val="clear" w:color="auto" w:fill="FFFFFF"/>
+              </w:rPr>
+              <w:t>tr</w:t>
+            </w:r>
+            <w:proofErr w:type="spellEnd"/>
+            <w:r>
+              <w:rPr>
+                <w:shd w:val="clear" w:color="auto" w:fill="FFFFFF"/>
+              </w:rPr>
+              <w:t xml:space="preserve"> </w:t>
+            </w:r>
+            <w:proofErr w:type="spellStart"/>
+            <w:r>
+              <w:rPr>
+                <w:shd w:val="clear" w:color="auto" w:fill="FFFFFF"/>
+              </w:rPr>
+              <w:t>endif</w:t>
+            </w:r>
+            <w:proofErr w:type="spellEnd"/>
+            <w:r>
+              <w:rPr>
+                <w:shd w:val="clear" w:color="auto" w:fill="FFFFFF"/>
+              </w:rPr>
+              <w:t xml:space="preserve"> %}</w:t>
             </w:r>
           </w:p>
         </w:tc>
@@ -9355,7 +10847,21 @@
               <w:rPr>
                 <w:shd w:val="clear" w:color="auto" w:fill="FFFFFF"/>
               </w:rPr>
-              <w:t>{%tr if type</w:t>
+              <w:t>{%</w:t>
+            </w:r>
+            <w:proofErr w:type="spellStart"/>
+            <w:r>
+              <w:rPr>
+                <w:shd w:val="clear" w:color="auto" w:fill="FFFFFF"/>
+              </w:rPr>
+              <w:t>tr</w:t>
+            </w:r>
+            <w:proofErr w:type="spellEnd"/>
+            <w:r>
+              <w:rPr>
+                <w:shd w:val="clear" w:color="auto" w:fill="FFFFFF"/>
+              </w:rPr>
+              <w:t xml:space="preserve"> if type</w:t>
             </w:r>
             <w:r>
               <w:rPr>
@@ -9432,9 +10938,11 @@
             <w:pPr>
               <w:pStyle w:val="Body"/>
             </w:pPr>
+            <w:proofErr w:type="spellStart"/>
             <w:r>
               <w:t>respond_in_writing_step</w:t>
             </w:r>
+            <w:proofErr w:type="spellEnd"/>
             <w:r>
               <w:t xml:space="preserve"> in </w:t>
             </w:r>
@@ -9502,13 +11010,32 @@
               <w:rPr>
                 <w:shd w:val="clear" w:color="auto" w:fill="FFFFFF"/>
               </w:rPr>
-              <w:t>{{</w:t>
-            </w:r>
-            <w:r>
-              <w:t xml:space="preserve"> respond_in_writing_step</w:t>
-            </w:r>
-            <w:r>
-              <w:t>.subject }}</w:t>
+              <w:t>{</w:t>
+            </w:r>
+            <w:proofErr w:type="gramStart"/>
+            <w:r>
+              <w:rPr>
+                <w:shd w:val="clear" w:color="auto" w:fill="FFFFFF"/>
+              </w:rPr>
+              <w:t>{</w:t>
+            </w:r>
+            <w:r>
+              <w:t xml:space="preserve"> </w:t>
+            </w:r>
+            <w:proofErr w:type="spellStart"/>
+            <w:r>
+              <w:t>respond</w:t>
+            </w:r>
+            <w:proofErr w:type="gramEnd"/>
+            <w:r>
+              <w:t>_in_writing_step</w:t>
+            </w:r>
+            <w:r>
+              <w:t>.subject</w:t>
+            </w:r>
+            <w:proofErr w:type="spellEnd"/>
+            <w:r>
+              <w:t xml:space="preserve"> }}</w:t>
             </w:r>
           </w:p>
         </w:tc>
@@ -9570,7 +11097,35 @@
               <w:rPr>
                 <w:shd w:val="clear" w:color="auto" w:fill="FFFFFF"/>
               </w:rPr>
-              <w:t>{%tr endif %}</w:t>
+              <w:t>{%</w:t>
+            </w:r>
+            <w:proofErr w:type="spellStart"/>
+            <w:r>
+              <w:rPr>
+                <w:shd w:val="clear" w:color="auto" w:fill="FFFFFF"/>
+              </w:rPr>
+              <w:t>tr</w:t>
+            </w:r>
+            <w:proofErr w:type="spellEnd"/>
+            <w:r>
+              <w:rPr>
+                <w:shd w:val="clear" w:color="auto" w:fill="FFFFFF"/>
+              </w:rPr>
+              <w:t xml:space="preserve"> </w:t>
+            </w:r>
+            <w:proofErr w:type="spellStart"/>
+            <w:r>
+              <w:rPr>
+                <w:shd w:val="clear" w:color="auto" w:fill="FFFFFF"/>
+              </w:rPr>
+              <w:t>endif</w:t>
+            </w:r>
+            <w:proofErr w:type="spellEnd"/>
+            <w:r>
+              <w:rPr>
+                <w:shd w:val="clear" w:color="auto" w:fill="FFFFFF"/>
+              </w:rPr>
+              <w:t xml:space="preserve"> %}</w:t>
             </w:r>
           </w:p>
         </w:tc>
@@ -9611,7 +11166,35 @@
               <w:rPr>
                 <w:shd w:val="clear" w:color="auto" w:fill="FFFFFF"/>
               </w:rPr>
-              <w:t xml:space="preserve">{%tr if user_need == </w:t>
+              <w:t>{%</w:t>
+            </w:r>
+            <w:proofErr w:type="spellStart"/>
+            <w:r>
+              <w:rPr>
+                <w:shd w:val="clear" w:color="auto" w:fill="FFFFFF"/>
+              </w:rPr>
+              <w:t>tr</w:t>
+            </w:r>
+            <w:proofErr w:type="spellEnd"/>
+            <w:r>
+              <w:rPr>
+                <w:shd w:val="clear" w:color="auto" w:fill="FFFFFF"/>
+              </w:rPr>
+              <w:t xml:space="preserve"> if </w:t>
+            </w:r>
+            <w:proofErr w:type="spellStart"/>
+            <w:r>
+              <w:rPr>
+                <w:shd w:val="clear" w:color="auto" w:fill="FFFFFF"/>
+              </w:rPr>
+              <w:t>user_need</w:t>
+            </w:r>
+            <w:proofErr w:type="spellEnd"/>
+            <w:r>
+              <w:rPr>
+                <w:shd w:val="clear" w:color="auto" w:fill="FFFFFF"/>
+              </w:rPr>
+              <w:t xml:space="preserve"> == </w:t>
             </w:r>
             <w:r>
               <w:rPr>
@@ -9644,11 +11227,19 @@
               </w:rPr>
               <w:t>(</w:t>
             </w:r>
-            <w:r>
-              <w:rPr>
-                <w:shd w:val="clear" w:color="auto" w:fill="FFFFFF"/>
-              </w:rPr>
-              <w:t>user_need in(</w:t>
+            <w:proofErr w:type="spellStart"/>
+            <w:r>
+              <w:rPr>
+                <w:shd w:val="clear" w:color="auto" w:fill="FFFFFF"/>
+              </w:rPr>
+              <w:t>user_need</w:t>
+            </w:r>
+            <w:proofErr w:type="spellEnd"/>
+            <w:r>
+              <w:rPr>
+                <w:shd w:val="clear" w:color="auto" w:fill="FFFFFF"/>
+              </w:rPr>
+              <w:t xml:space="preserve"> in(</w:t>
             </w:r>
             <w:r>
               <w:rPr>
@@ -9700,6 +11291,14 @@
             </w:r>
             <w:r>
               <w:rPr>
+                <w:color w:val="FFC000"/>
+                <w:shd w:val="clear" w:color="auto" w:fill="FFFFFF"/>
+              </w:rPr>
+              <w:t>(</w:t>
+            </w:r>
+            <w:proofErr w:type="spellStart"/>
+            <w:r>
+              <w:rPr>
                 <w:shd w:val="clear" w:color="auto" w:fill="FFFFFF"/>
               </w:rPr>
               <w:t>unknown_final_date</w:t>
@@ -9710,6 +11309,7 @@
               </w:rPr>
               <w:t>.all_true</w:t>
             </w:r>
+            <w:proofErr w:type="spellEnd"/>
             <w:r>
               <w:rPr>
                 <w:color w:val="00B0F0"/>
@@ -9750,7 +11350,34 @@
             </w:r>
             <w:r>
               <w:rPr>
-                <w:color w:val="FF0000"/>
+                <w:color w:val="00B0F0"/>
+                <w:shd w:val="clear" w:color="auto" w:fill="FFFFFF"/>
+              </w:rPr>
+              <w:t xml:space="preserve"> </w:t>
+            </w:r>
+            <w:r>
+              <w:rPr>
+                <w:shd w:val="clear" w:color="auto" w:fill="FFFFFF"/>
+              </w:rPr>
+              <w:t xml:space="preserve">and </w:t>
+            </w:r>
+            <w:r>
+              <w:rPr>
+                <w:shd w:val="clear" w:color="auto" w:fill="FFFFFF"/>
+              </w:rPr>
+              <w:t xml:space="preserve">not </w:t>
+            </w:r>
+            <w:bookmarkStart w:id="1" w:name="_GoBack"/>
+            <w:bookmarkEnd w:id="1"/>
+            <w:r>
+              <w:rPr>
+                <w:shd w:val="clear" w:color="auto" w:fill="FFFFFF"/>
+              </w:rPr>
+              <w:t>parents_agree</w:t>
+            </w:r>
+            <w:r>
+              <w:rPr>
+                <w:color w:val="FFC000"/>
                 <w:shd w:val="clear" w:color="auto" w:fill="FFFFFF"/>
               </w:rPr>
               <w:t>)</w:t>
@@ -9760,13 +11387,34 @@
                 <w:color w:val="FF0000"/>
                 <w:shd w:val="clear" w:color="auto" w:fill="FFFFFF"/>
               </w:rPr>
-              <w:t xml:space="preserve"> or (</w:t>
-            </w:r>
-            <w:r>
-              <w:rPr>
-                <w:shd w:val="clear" w:color="auto" w:fill="FFFFFF"/>
-              </w:rPr>
-              <w:t>user_need in</w:t>
+              <w:t>)</w:t>
+            </w:r>
+            <w:r>
+              <w:rPr>
+                <w:shd w:val="clear" w:color="auto" w:fill="FFFFFF"/>
+              </w:rPr>
+              <w:t xml:space="preserve"> </w:t>
+            </w:r>
+            <w:r>
+              <w:rPr>
+                <w:color w:val="FF0000"/>
+                <w:shd w:val="clear" w:color="auto" w:fill="FFFFFF"/>
+              </w:rPr>
+              <w:t>or (</w:t>
+            </w:r>
+            <w:proofErr w:type="spellStart"/>
+            <w:r>
+              <w:rPr>
+                <w:shd w:val="clear" w:color="auto" w:fill="FFFFFF"/>
+              </w:rPr>
+              <w:t>user_need</w:t>
+            </w:r>
+            <w:proofErr w:type="spellEnd"/>
+            <w:r>
+              <w:rPr>
+                <w:shd w:val="clear" w:color="auto" w:fill="FFFFFF"/>
+              </w:rPr>
+              <w:t xml:space="preserve"> in</w:t>
             </w:r>
             <w:r>
               <w:t>(</w:t>
@@ -9919,18 +11567,21 @@
             <w:pPr>
               <w:pStyle w:val="Body"/>
             </w:pPr>
+            <w:proofErr w:type="spellStart"/>
             <w:r>
               <w:t>sign</w:t>
             </w:r>
             <w:r>
               <w:t>_step</w:t>
             </w:r>
+            <w:proofErr w:type="spellEnd"/>
             <w:r>
               <w:t xml:space="preserve"> </w:t>
             </w:r>
             <w:r>
               <w:br/>
             </w:r>
+            <w:proofErr w:type="spellStart"/>
             <w:r>
               <w:rPr>
                 <w:shd w:val="clear" w:color="auto" w:fill="FFFFFF"/>
@@ -9940,39 +11591,25 @@
             <w:r>
               <w:t>_step</w:t>
             </w:r>
+            <w:proofErr w:type="spellEnd"/>
             <w:r>
               <w:t>,</w:t>
             </w:r>
             <w:r>
               <w:br/>
-            </w:r>
-            <w:r>
-              <w:rPr>
-                <w:shd w:val="clear" w:color="auto" w:fill="FFFFFF"/>
-              </w:rPr>
-              <w:t>truefiling_serve</w:t>
-            </w:r>
-            <w:r>
-              <w:t>_step</w:t>
-            </w:r>
-            <w:r>
               <w:t xml:space="preserve"> </w:t>
             </w:r>
             <w:r>
-              <w:t>aka2j_templates.yml</w:t>
-            </w:r>
-            <w:r>
-              <w:br/>
-            </w:r>
-            <w:r>
               <w:t xml:space="preserve">in </w:t>
             </w:r>
+            <w:proofErr w:type="spellStart"/>
             <w:r>
               <w:t>truefiling</w:t>
             </w:r>
             <w:r>
               <w:t>.yml</w:t>
             </w:r>
+            <w:proofErr w:type="spellEnd"/>
           </w:p>
         </w:tc>
       </w:tr>
@@ -9995,11 +11632,24 @@
               <w:outlineLvl w:val="1"/>
             </w:pPr>
             <w:r>
-              <w:t>{{ sign_step.subjec</w:t>
-            </w:r>
-            <w:r>
               <w:lastRenderedPageBreak/>
-              <w:t>t }}</w:t>
+              <w:t>{</w:t>
+            </w:r>
+            <w:proofErr w:type="gramStart"/>
+            <w:r>
+              <w:t xml:space="preserve">{ </w:t>
+            </w:r>
+            <w:proofErr w:type="spellStart"/>
+            <w:r>
+              <w:t>sign</w:t>
+            </w:r>
+            <w:proofErr w:type="gramEnd"/>
+            <w:r>
+              <w:t>_step.subject</w:t>
+            </w:r>
+            <w:proofErr w:type="spellEnd"/>
+            <w:r>
+              <w:t xml:space="preserve"> }}</w:t>
             </w:r>
           </w:p>
         </w:tc>
@@ -10035,11 +11685,7 @@
               <w:t>sign</w:t>
             </w:r>
             <w:r>
-              <w:t>_content.</w:t>
-            </w:r>
-            <w:r>
-              <w:lastRenderedPageBreak/>
-              <w:t>docx")) }}</w:t>
+              <w:t>_content.docx")) }}</w:t>
             </w:r>
           </w:p>
         </w:tc>
@@ -10063,14 +11709,26 @@
               <w:outlineLvl w:val="1"/>
             </w:pPr>
             <w:r>
-              <w:lastRenderedPageBreak/>
-              <w:t xml:space="preserve">{{ </w:t>
-            </w:r>
-            <w:r>
-              <w:t>truefiling_file_and_serve_</w:t>
-            </w:r>
-            <w:r>
-              <w:t>step.subject }}</w:t>
+              <w:t>{</w:t>
+            </w:r>
+            <w:proofErr w:type="gramStart"/>
+            <w:r>
+              <w:t xml:space="preserve">{ </w:t>
+            </w:r>
+            <w:proofErr w:type="spellStart"/>
+            <w:r>
+              <w:t>truefiling</w:t>
+            </w:r>
+            <w:proofErr w:type="gramEnd"/>
+            <w:r>
+              <w:t>_file_and_serve_</w:t>
+            </w:r>
+            <w:r>
+              <w:t>step.subject</w:t>
+            </w:r>
+            <w:proofErr w:type="spellEnd"/>
+            <w:r>
+              <w:t xml:space="preserve"> }}</w:t>
             </w:r>
           </w:p>
         </w:tc>
@@ -10132,7 +11790,35 @@
               <w:rPr>
                 <w:shd w:val="clear" w:color="auto" w:fill="FFFFFF"/>
               </w:rPr>
-              <w:t>{%tr endif %}</w:t>
+              <w:t>{%</w:t>
+            </w:r>
+            <w:proofErr w:type="spellStart"/>
+            <w:r>
+              <w:rPr>
+                <w:shd w:val="clear" w:color="auto" w:fill="FFFFFF"/>
+              </w:rPr>
+              <w:t>tr</w:t>
+            </w:r>
+            <w:proofErr w:type="spellEnd"/>
+            <w:r>
+              <w:rPr>
+                <w:shd w:val="clear" w:color="auto" w:fill="FFFFFF"/>
+              </w:rPr>
+              <w:t xml:space="preserve"> </w:t>
+            </w:r>
+            <w:proofErr w:type="spellStart"/>
+            <w:r>
+              <w:rPr>
+                <w:shd w:val="clear" w:color="auto" w:fill="FFFFFF"/>
+              </w:rPr>
+              <w:t>endif</w:t>
+            </w:r>
+            <w:proofErr w:type="spellEnd"/>
+            <w:r>
+              <w:rPr>
+                <w:shd w:val="clear" w:color="auto" w:fill="FFFFFF"/>
+              </w:rPr>
+              <w:t xml:space="preserve"> %}</w:t>
             </w:r>
           </w:p>
         </w:tc>
@@ -10170,7 +11856,23 @@
               <w:pStyle w:val="Body"/>
             </w:pPr>
             <w:r>
-              <w:t xml:space="preserve">{%tr if user_need == </w:t>
+              <w:t>{%</w:t>
+            </w:r>
+            <w:proofErr w:type="spellStart"/>
+            <w:r>
+              <w:t>tr</w:t>
+            </w:r>
+            <w:proofErr w:type="spellEnd"/>
+            <w:r>
+              <w:t xml:space="preserve"> if </w:t>
+            </w:r>
+            <w:proofErr w:type="spellStart"/>
+            <w:r>
+              <w:t>user_need</w:t>
+            </w:r>
+            <w:proofErr w:type="spellEnd"/>
+            <w:r>
+              <w:t xml:space="preserve"> == </w:t>
             </w:r>
             <w:r>
               <w:t>'</w:t>
@@ -10182,7 +11884,15 @@
               <w:t>'</w:t>
             </w:r>
             <w:r>
-              <w:t xml:space="preserve"> or (user_need in(</w:t>
+              <w:t xml:space="preserve"> or (</w:t>
+            </w:r>
+            <w:proofErr w:type="spellStart"/>
+            <w:r>
+              <w:t>user_need</w:t>
+            </w:r>
+            <w:proofErr w:type="spellEnd"/>
+            <w:r>
+              <w:t xml:space="preserve"> in(</w:t>
             </w:r>
             <w:r>
               <w:t>'</w:t>
@@ -10206,7 +11916,15 @@
               <w:t>'</w:t>
             </w:r>
             <w:r>
-              <w:t>) and not unknown_final_date.all_true(</w:t>
+              <w:t xml:space="preserve">) and not </w:t>
+            </w:r>
+            <w:proofErr w:type="spellStart"/>
+            <w:r>
+              <w:t>unknown_final_date.all_true</w:t>
+            </w:r>
+            <w:proofErr w:type="spellEnd"/>
+            <w:r>
+              <w:t>(</w:t>
             </w:r>
             <w:r>
               <w:t>'</w:t>
@@ -10271,6 +11989,35 @@
             <w:pPr>
               <w:pStyle w:val="Body"/>
             </w:pPr>
+            <w:proofErr w:type="spellStart"/>
+            <w:r>
+              <w:rPr>
+                <w:shd w:val="clear" w:color="auto" w:fill="FFFFFF"/>
+              </w:rPr>
+              <w:t>truefiling_serve</w:t>
+            </w:r>
+            <w:r>
+              <w:t>_step</w:t>
+            </w:r>
+            <w:proofErr w:type="spellEnd"/>
+            <w:r>
+              <w:t xml:space="preserve"> </w:t>
+            </w:r>
+            <w:r>
+              <w:t>aka2j_templates.yml</w:t>
+            </w:r>
+            <w:r>
+              <w:br/>
+              <w:t xml:space="preserve">in </w:t>
+            </w:r>
+            <w:proofErr w:type="spellStart"/>
+            <w:r>
+              <w:t>truefiling</w:t>
+            </w:r>
+            <w:r>
+              <w:t>.yml</w:t>
+            </w:r>
+            <w:proofErr w:type="spellEnd"/>
           </w:p>
         </w:tc>
       </w:tr>
@@ -10293,7 +12040,23 @@
               <w:outlineLvl w:val="1"/>
             </w:pPr>
             <w:r>
-              <w:t>{{ truefiling_serve_step.subject }}</w:t>
+              <w:t>{</w:t>
+            </w:r>
+            <w:proofErr w:type="gramStart"/>
+            <w:r>
+              <w:t xml:space="preserve">{ </w:t>
+            </w:r>
+            <w:proofErr w:type="spellStart"/>
+            <w:r>
+              <w:t>truefiling</w:t>
+            </w:r>
+            <w:proofErr w:type="gramEnd"/>
+            <w:r>
+              <w:t>_serve_step.subject</w:t>
+            </w:r>
+            <w:proofErr w:type="spellEnd"/>
+            <w:r>
+              <w:t xml:space="preserve"> }}</w:t>
             </w:r>
           </w:p>
         </w:tc>
@@ -10342,7 +12105,35 @@
               <w:rPr>
                 <w:shd w:val="clear" w:color="auto" w:fill="FFFFFF"/>
               </w:rPr>
-              <w:t>{%tr endif %}</w:t>
+              <w:t>{%</w:t>
+            </w:r>
+            <w:proofErr w:type="spellStart"/>
+            <w:r>
+              <w:rPr>
+                <w:shd w:val="clear" w:color="auto" w:fill="FFFFFF"/>
+              </w:rPr>
+              <w:t>tr</w:t>
+            </w:r>
+            <w:proofErr w:type="spellEnd"/>
+            <w:r>
+              <w:rPr>
+                <w:shd w:val="clear" w:color="auto" w:fill="FFFFFF"/>
+              </w:rPr>
+              <w:t xml:space="preserve"> </w:t>
+            </w:r>
+            <w:proofErr w:type="spellStart"/>
+            <w:r>
+              <w:rPr>
+                <w:shd w:val="clear" w:color="auto" w:fill="FFFFFF"/>
+              </w:rPr>
+              <w:t>endif</w:t>
+            </w:r>
+            <w:proofErr w:type="spellEnd"/>
+            <w:r>
+              <w:rPr>
+                <w:shd w:val="clear" w:color="auto" w:fill="FFFFFF"/>
+              </w:rPr>
+              <w:t xml:space="preserve"> %}</w:t>
             </w:r>
           </w:p>
         </w:tc>
@@ -10387,7 +12178,39 @@
                 <w:color w:val="FF0000"/>
                 <w:shd w:val="clear" w:color="auto" w:fill="FFFFFF"/>
               </w:rPr>
-              <w:t xml:space="preserve">{%tr if user_need == </w:t>
+              <w:t>{%</w:t>
+            </w:r>
+            <w:proofErr w:type="spellStart"/>
+            <w:r>
+              <w:rPr>
+                <w:color w:val="FF0000"/>
+                <w:shd w:val="clear" w:color="auto" w:fill="FFFFFF"/>
+              </w:rPr>
+              <w:t>tr</w:t>
+            </w:r>
+            <w:proofErr w:type="spellEnd"/>
+            <w:r>
+              <w:rPr>
+                <w:color w:val="FF0000"/>
+                <w:shd w:val="clear" w:color="auto" w:fill="FFFFFF"/>
+              </w:rPr>
+              <w:t xml:space="preserve"> if </w:t>
+            </w:r>
+            <w:proofErr w:type="spellStart"/>
+            <w:r>
+              <w:rPr>
+                <w:color w:val="FF0000"/>
+                <w:shd w:val="clear" w:color="auto" w:fill="FFFFFF"/>
+              </w:rPr>
+              <w:t>user_need</w:t>
+            </w:r>
+            <w:proofErr w:type="spellEnd"/>
+            <w:r>
+              <w:rPr>
+                <w:color w:val="FF0000"/>
+                <w:shd w:val="clear" w:color="auto" w:fill="FFFFFF"/>
+              </w:rPr>
+              <w:t xml:space="preserve"> == </w:t>
             </w:r>
             <w:r>
               <w:rPr>
@@ -10430,11 +12253,19 @@
               </w:rPr>
               <w:t>(</w:t>
             </w:r>
+            <w:proofErr w:type="spellStart"/>
             <w:r>
               <w:rPr>
                 <w:color w:val="FFC000"/>
               </w:rPr>
-              <w:t xml:space="preserve">user_need == </w:t>
+              <w:t>user_need</w:t>
+            </w:r>
+            <w:proofErr w:type="spellEnd"/>
+            <w:r>
+              <w:rPr>
+                <w:color w:val="FFC000"/>
+              </w:rPr>
+              <w:t xml:space="preserve"> == </w:t>
             </w:r>
             <w:r>
               <w:rPr>
@@ -10504,12 +12335,21 @@
               </w:rPr>
               <w:t>(</w:t>
             </w:r>
+            <w:proofErr w:type="spellStart"/>
             <w:r>
               <w:rPr>
                 <w:color w:val="00B0F0"/>
                 <w:shd w:val="clear" w:color="auto" w:fill="FFFFFF"/>
               </w:rPr>
-              <w:t>type_of_interim_order == 'standing order' or not interim_order_date_within_10_days</w:t>
+              <w:t>type_of_interim_order</w:t>
+            </w:r>
+            <w:proofErr w:type="spellEnd"/>
+            <w:r>
+              <w:rPr>
+                <w:color w:val="00B0F0"/>
+                <w:shd w:val="clear" w:color="auto" w:fill="FFFFFF"/>
+              </w:rPr>
+              <w:t xml:space="preserve"> == 'standing order' or not interim_order_date_within_10_days</w:t>
             </w:r>
             <w:r>
               <w:rPr>
@@ -10747,7 +12587,55 @@
                 <w:color w:val="7030A0"/>
                 <w:shd w:val="clear" w:color="auto" w:fill="FFFFFF"/>
               </w:rPr>
-              <w:t>final_order_date_within_10_days or unknown_final_date.all_true('reconsider', exclusive = True) or unknown_final_date.all_true('appeal', exclusive = True) or unknown_final_date.all_true('reconsider', 'appeal', exclusive = True)</w:t>
+              <w:t xml:space="preserve">final_order_date_within_10_days or </w:t>
+            </w:r>
+            <w:proofErr w:type="spellStart"/>
+            <w:r>
+              <w:rPr>
+                <w:color w:val="7030A0"/>
+                <w:shd w:val="clear" w:color="auto" w:fill="FFFFFF"/>
+              </w:rPr>
+              <w:t>unknown_final_date.all_true</w:t>
+            </w:r>
+            <w:proofErr w:type="spellEnd"/>
+            <w:r>
+              <w:rPr>
+                <w:color w:val="7030A0"/>
+                <w:shd w:val="clear" w:color="auto" w:fill="FFFFFF"/>
+              </w:rPr>
+              <w:t xml:space="preserve">('reconsider', exclusive = True) or </w:t>
+            </w:r>
+            <w:proofErr w:type="spellStart"/>
+            <w:r>
+              <w:rPr>
+                <w:color w:val="7030A0"/>
+                <w:shd w:val="clear" w:color="auto" w:fill="FFFFFF"/>
+              </w:rPr>
+              <w:t>unknown_final_date.all_true</w:t>
+            </w:r>
+            <w:proofErr w:type="spellEnd"/>
+            <w:r>
+              <w:rPr>
+                <w:color w:val="7030A0"/>
+                <w:shd w:val="clear" w:color="auto" w:fill="FFFFFF"/>
+              </w:rPr>
+              <w:t xml:space="preserve">('appeal', exclusive = True) or </w:t>
+            </w:r>
+            <w:proofErr w:type="spellStart"/>
+            <w:r>
+              <w:rPr>
+                <w:color w:val="7030A0"/>
+                <w:shd w:val="clear" w:color="auto" w:fill="FFFFFF"/>
+              </w:rPr>
+              <w:t>unknown_final_date.all_true</w:t>
+            </w:r>
+            <w:proofErr w:type="spellEnd"/>
+            <w:r>
+              <w:rPr>
+                <w:color w:val="7030A0"/>
+                <w:shd w:val="clear" w:color="auto" w:fill="FFFFFF"/>
+              </w:rPr>
+              <w:t>('reconsider', 'appeal', exclusive = True)</w:t>
             </w:r>
             <w:r>
               <w:rPr>
@@ -10820,9 +12708,14 @@
             <w:pPr>
               <w:pStyle w:val="Body"/>
             </w:pPr>
+            <w:proofErr w:type="spellStart"/>
             <w:r>
               <w:lastRenderedPageBreak/>
-              <w:t xml:space="preserve">expect_after_motion_or_answer_step </w:t>
+              <w:t>expect_after_motion_or_answer_step</w:t>
+            </w:r>
+            <w:proofErr w:type="spellEnd"/>
+            <w:r>
+              <w:t xml:space="preserve"> </w:t>
             </w:r>
             <w:r>
               <w:t xml:space="preserve">in </w:t>
@@ -10864,13 +12757,30 @@
                 <w:shd w:val="clear" w:color="auto" w:fill="FFFFFF"/>
               </w:rPr>
               <w:lastRenderedPageBreak/>
-              <w:t xml:space="preserve">{{ </w:t>
-            </w:r>
-            <w:r>
-              <w:t>expect_after_motion_or_answer</w:t>
-            </w:r>
-            <w:r>
-              <w:t>_step.subject }}</w:t>
+              <w:t>{</w:t>
+            </w:r>
+            <w:proofErr w:type="gramStart"/>
+            <w:r>
+              <w:rPr>
+                <w:shd w:val="clear" w:color="auto" w:fill="FFFFFF"/>
+              </w:rPr>
+              <w:t xml:space="preserve">{ </w:t>
+            </w:r>
+            <w:proofErr w:type="spellStart"/>
+            <w:r>
+              <w:lastRenderedPageBreak/>
+              <w:t>expect</w:t>
+            </w:r>
+            <w:proofErr w:type="gramEnd"/>
+            <w:r>
+              <w:t>_after_motion_or_answer</w:t>
+            </w:r>
+            <w:r>
+              <w:t>_step.subject</w:t>
+            </w:r>
+            <w:proofErr w:type="spellEnd"/>
+            <w:r>
+              <w:t xml:space="preserve"> }}</w:t>
             </w:r>
           </w:p>
         </w:tc>
@@ -10894,6 +12804,7 @@
               <w:pStyle w:val="Body"/>
             </w:pPr>
             <w:r>
+              <w:lastRenderedPageBreak/>
               <w:t xml:space="preserve">{{p </w:t>
             </w:r>
             <w:r>
@@ -10935,7 +12846,36 @@
               <w:rPr>
                 <w:shd w:val="clear" w:color="auto" w:fill="FFFFFF"/>
               </w:rPr>
-              <w:t>{%tr endif %}</w:t>
+              <w:lastRenderedPageBreak/>
+              <w:t>{%</w:t>
+            </w:r>
+            <w:proofErr w:type="spellStart"/>
+            <w:r>
+              <w:rPr>
+                <w:shd w:val="clear" w:color="auto" w:fill="FFFFFF"/>
+              </w:rPr>
+              <w:t>tr</w:t>
+            </w:r>
+            <w:proofErr w:type="spellEnd"/>
+            <w:r>
+              <w:rPr>
+                <w:shd w:val="clear" w:color="auto" w:fill="FFFFFF"/>
+              </w:rPr>
+              <w:t xml:space="preserve"> </w:t>
+            </w:r>
+            <w:proofErr w:type="spellStart"/>
+            <w:r>
+              <w:rPr>
+                <w:shd w:val="clear" w:color="auto" w:fill="FFFFFF"/>
+              </w:rPr>
+              <w:t>endif</w:t>
+            </w:r>
+            <w:proofErr w:type="spellEnd"/>
+            <w:r>
+              <w:rPr>
+                <w:shd w:val="clear" w:color="auto" w:fill="FFFFFF"/>
+              </w:rPr>
+              <w:t xml:space="preserve"> %}</w:t>
             </w:r>
           </w:p>
         </w:tc>
@@ -10976,8 +12916,13 @@
               </w:rPr>
             </w:pPr>
             <w:r>
-              <w:t>{%tr</w:t>
-            </w:r>
+              <w:t>{%</w:t>
+            </w:r>
+            <w:proofErr w:type="spellStart"/>
+            <w:r>
+              <w:t>tr</w:t>
+            </w:r>
+            <w:proofErr w:type="spellEnd"/>
             <w:r>
               <w:t xml:space="preserve"> </w:t>
             </w:r>
@@ -11003,7 +12948,15 @@
               <w:t>final_order_date_within_10_days</w:t>
             </w:r>
             <w:r>
-              <w:t xml:space="preserve"> or unknown_final_date[</w:t>
+              <w:t xml:space="preserve"> or </w:t>
+            </w:r>
+            <w:proofErr w:type="spellStart"/>
+            <w:r>
+              <w:t>unknown_final_date</w:t>
+            </w:r>
+            <w:proofErr w:type="spellEnd"/>
+            <w:r>
+              <w:t>[</w:t>
             </w:r>
             <w:r>
               <w:t>'</w:t>
@@ -11035,9 +12988,11 @@
             <w:pPr>
               <w:pStyle w:val="Body"/>
             </w:pPr>
+            <w:proofErr w:type="spellStart"/>
             <w:r>
               <w:t>expect_reconsider_step</w:t>
             </w:r>
+            <w:proofErr w:type="spellEnd"/>
             <w:r>
               <w:t xml:space="preserve"> in </w:t>
             </w:r>
@@ -11066,13 +13021,26 @@
               <w:outlineLvl w:val="1"/>
             </w:pPr>
             <w:r>
-              <w:t xml:space="preserve">{{ </w:t>
-            </w:r>
-            <w:r>
-              <w:t>expect_reconsider_step</w:t>
-            </w:r>
-            <w:r>
-              <w:t>.subject }}</w:t>
+              <w:t>{</w:t>
+            </w:r>
+            <w:proofErr w:type="gramStart"/>
+            <w:r>
+              <w:t xml:space="preserve">{ </w:t>
+            </w:r>
+            <w:proofErr w:type="spellStart"/>
+            <w:r>
+              <w:t>expect</w:t>
+            </w:r>
+            <w:proofErr w:type="gramEnd"/>
+            <w:r>
+              <w:t>_reconsider_step</w:t>
+            </w:r>
+            <w:r>
+              <w:t>.subject</w:t>
+            </w:r>
+            <w:proofErr w:type="spellEnd"/>
+            <w:r>
+              <w:t xml:space="preserve"> }}</w:t>
             </w:r>
           </w:p>
         </w:tc>
@@ -11143,7 +13111,35 @@
               <w:rPr>
                 <w:shd w:val="clear" w:color="auto" w:fill="FFFFFF"/>
               </w:rPr>
-              <w:t>{%tr endif %}</w:t>
+              <w:t>{%</w:t>
+            </w:r>
+            <w:proofErr w:type="spellStart"/>
+            <w:r>
+              <w:rPr>
+                <w:shd w:val="clear" w:color="auto" w:fill="FFFFFF"/>
+              </w:rPr>
+              <w:t>tr</w:t>
+            </w:r>
+            <w:proofErr w:type="spellEnd"/>
+            <w:r>
+              <w:rPr>
+                <w:shd w:val="clear" w:color="auto" w:fill="FFFFFF"/>
+              </w:rPr>
+              <w:t xml:space="preserve"> </w:t>
+            </w:r>
+            <w:proofErr w:type="spellStart"/>
+            <w:r>
+              <w:rPr>
+                <w:shd w:val="clear" w:color="auto" w:fill="FFFFFF"/>
+              </w:rPr>
+              <w:t>endif</w:t>
+            </w:r>
+            <w:proofErr w:type="spellEnd"/>
+            <w:r>
+              <w:rPr>
+                <w:shd w:val="clear" w:color="auto" w:fill="FFFFFF"/>
+              </w:rPr>
+              <w:t xml:space="preserve"> %}</w:t>
             </w:r>
           </w:p>
         </w:tc>
@@ -11187,7 +13183,21 @@
               <w:rPr>
                 <w:shd w:val="clear" w:color="auto" w:fill="FFFFFF"/>
               </w:rPr>
-              <w:t xml:space="preserve">{%tr if </w:t>
+              <w:t>{%</w:t>
+            </w:r>
+            <w:proofErr w:type="spellStart"/>
+            <w:r>
+              <w:rPr>
+                <w:shd w:val="clear" w:color="auto" w:fill="FFFFFF"/>
+              </w:rPr>
+              <w:t>tr</w:t>
+            </w:r>
+            <w:proofErr w:type="spellEnd"/>
+            <w:r>
+              <w:rPr>
+                <w:shd w:val="clear" w:color="auto" w:fill="FFFFFF"/>
+              </w:rPr>
+              <w:t xml:space="preserve"> if </w:t>
             </w:r>
             <w:r>
               <w:rPr>
@@ -11267,12 +13277,14 @@
                 <w:shd w:val="clear" w:color="auto" w:fill="FFFFFF"/>
               </w:rPr>
             </w:pPr>
+            <w:proofErr w:type="spellStart"/>
             <w:r>
               <w:rPr>
                 <w:shd w:val="clear" w:color="auto" w:fill="FFFFFF"/>
               </w:rPr>
               <w:t>expect_after_response_step</w:t>
             </w:r>
+            <w:proofErr w:type="spellEnd"/>
             <w:r>
               <w:rPr>
                 <w:shd w:val="clear" w:color="auto" w:fill="FFFFFF"/>
@@ -11313,13 +13325,28 @@
               <w:rPr>
                 <w:shd w:val="clear" w:color="auto" w:fill="FFFFFF"/>
               </w:rPr>
-              <w:t xml:space="preserve">{{ </w:t>
-            </w:r>
-            <w:r>
-              <w:rPr>
-                <w:shd w:val="clear" w:color="auto" w:fill="FFFFFF"/>
-              </w:rPr>
-              <w:t>expect_after_response_step</w:t>
+              <w:t>{</w:t>
+            </w:r>
+            <w:proofErr w:type="gramStart"/>
+            <w:r>
+              <w:rPr>
+                <w:shd w:val="clear" w:color="auto" w:fill="FFFFFF"/>
+              </w:rPr>
+              <w:t xml:space="preserve">{ </w:t>
+            </w:r>
+            <w:proofErr w:type="spellStart"/>
+            <w:r>
+              <w:rPr>
+                <w:shd w:val="clear" w:color="auto" w:fill="FFFFFF"/>
+              </w:rPr>
+              <w:t>expect</w:t>
+            </w:r>
+            <w:proofErr w:type="gramEnd"/>
+            <w:r>
+              <w:rPr>
+                <w:shd w:val="clear" w:color="auto" w:fill="FFFFFF"/>
+              </w:rPr>
+              <w:t>_after_response_step</w:t>
             </w:r>
             <w:r>
               <w:rPr>
@@ -11327,6 +13354,7 @@
               </w:rPr>
               <w:t>.subject</w:t>
             </w:r>
+            <w:proofErr w:type="spellEnd"/>
             <w:r>
               <w:rPr>
                 <w:shd w:val="clear" w:color="auto" w:fill="FFFFFF"/>
@@ -11399,8 +13427,35 @@
               <w:rPr>
                 <w:shd w:val="clear" w:color="auto" w:fill="FFFFFF"/>
               </w:rPr>
-              <w:lastRenderedPageBreak/>
-              <w:t>{%tr endif %}</w:t>
+              <w:t>{%</w:t>
+            </w:r>
+            <w:proofErr w:type="spellStart"/>
+            <w:r>
+              <w:rPr>
+                <w:shd w:val="clear" w:color="auto" w:fill="FFFFFF"/>
+              </w:rPr>
+              <w:t>tr</w:t>
+            </w:r>
+            <w:proofErr w:type="spellEnd"/>
+            <w:r>
+              <w:rPr>
+                <w:shd w:val="clear" w:color="auto" w:fill="FFFFFF"/>
+              </w:rPr>
+              <w:t xml:space="preserve"> </w:t>
+            </w:r>
+            <w:proofErr w:type="spellStart"/>
+            <w:r>
+              <w:rPr>
+                <w:shd w:val="clear" w:color="auto" w:fill="FFFFFF"/>
+              </w:rPr>
+              <w:t>endif</w:t>
+            </w:r>
+            <w:proofErr w:type="spellEnd"/>
+            <w:r>
+              <w:rPr>
+                <w:shd w:val="clear" w:color="auto" w:fill="FFFFFF"/>
+              </w:rPr>
+              <w:t xml:space="preserve"> %}</w:t>
             </w:r>
           </w:p>
         </w:tc>
@@ -11444,7 +13499,22 @@
               <w:rPr>
                 <w:shd w:val="clear" w:color="auto" w:fill="FFFFFF"/>
               </w:rPr>
-              <w:t xml:space="preserve">{%tr if </w:t>
+              <w:lastRenderedPageBreak/>
+              <w:t>{%</w:t>
+            </w:r>
+            <w:proofErr w:type="spellStart"/>
+            <w:r>
+              <w:rPr>
+                <w:shd w:val="clear" w:color="auto" w:fill="FFFFFF"/>
+              </w:rPr>
+              <w:t>tr</w:t>
+            </w:r>
+            <w:proofErr w:type="spellEnd"/>
+            <w:r>
+              <w:rPr>
+                <w:shd w:val="clear" w:color="auto" w:fill="FFFFFF"/>
+              </w:rPr>
+              <w:t xml:space="preserve"> if </w:t>
             </w:r>
             <w:r>
               <w:rPr>
@@ -11527,9 +13597,11 @@
             <w:pPr>
               <w:pStyle w:val="Body"/>
             </w:pPr>
+            <w:proofErr w:type="spellStart"/>
             <w:r>
               <w:t>contact_other_party_step</w:t>
             </w:r>
+            <w:proofErr w:type="spellEnd"/>
             <w:r>
               <w:t xml:space="preserve"> </w:t>
             </w:r>
@@ -11539,9 +13611,11 @@
             <w:r>
               <w:br/>
             </w:r>
+            <w:proofErr w:type="spellStart"/>
             <w:r>
               <w:t>file_agreement_step</w:t>
             </w:r>
+            <w:proofErr w:type="spellEnd"/>
             <w:r>
               <w:br/>
             </w:r>
@@ -11581,6 +13655,7 @@
               </w:rPr>
               <w:t>{</w:t>
             </w:r>
+            <w:proofErr w:type="gramStart"/>
             <w:r>
               <w:rPr>
                 <w:shd w:val="clear" w:color="auto" w:fill="FFFFFF"/>
@@ -11593,8 +13668,13 @@
               </w:rPr>
               <w:t xml:space="preserve"> </w:t>
             </w:r>
-            <w:r>
-              <w:t>contact_other_party_ste</w:t>
+            <w:proofErr w:type="spellStart"/>
+            <w:r>
+              <w:t>contact</w:t>
+            </w:r>
+            <w:proofErr w:type="gramEnd"/>
+            <w:r>
+              <w:t>_other_party_ste</w:t>
             </w:r>
             <w:r>
               <w:t>p</w:t>
@@ -11605,6 +13685,7 @@
               </w:rPr>
               <w:t>.subject</w:t>
             </w:r>
+            <w:proofErr w:type="spellEnd"/>
             <w:r>
               <w:rPr>
                 <w:shd w:val="clear" w:color="auto" w:fill="FFFFFF"/>
@@ -11681,7 +13762,35 @@
               <w:rPr>
                 <w:shd w:val="clear" w:color="auto" w:fill="FFFFFF"/>
               </w:rPr>
-              <w:t>{{ file_agreement_step.subject }}</w:t>
+              <w:t>{</w:t>
+            </w:r>
+            <w:proofErr w:type="gramStart"/>
+            <w:r>
+              <w:rPr>
+                <w:shd w:val="clear" w:color="auto" w:fill="FFFFFF"/>
+              </w:rPr>
+              <w:t xml:space="preserve">{ </w:t>
+            </w:r>
+            <w:proofErr w:type="spellStart"/>
+            <w:r>
+              <w:rPr>
+                <w:shd w:val="clear" w:color="auto" w:fill="FFFFFF"/>
+              </w:rPr>
+              <w:t>file</w:t>
+            </w:r>
+            <w:proofErr w:type="gramEnd"/>
+            <w:r>
+              <w:rPr>
+                <w:shd w:val="clear" w:color="auto" w:fill="FFFFFF"/>
+              </w:rPr>
+              <w:t>_agreement_step.subject</w:t>
+            </w:r>
+            <w:proofErr w:type="spellEnd"/>
+            <w:r>
+              <w:rPr>
+                <w:shd w:val="clear" w:color="auto" w:fill="FFFFFF"/>
+              </w:rPr>
+              <w:t xml:space="preserve"> }}</w:t>
             </w:r>
           </w:p>
         </w:tc>
@@ -11746,7 +13855,35 @@
               <w:rPr>
                 <w:shd w:val="clear" w:color="auto" w:fill="FFFFFF"/>
               </w:rPr>
-              <w:t>{%tr endif %}</w:t>
+              <w:t>{%</w:t>
+            </w:r>
+            <w:proofErr w:type="spellStart"/>
+            <w:r>
+              <w:rPr>
+                <w:shd w:val="clear" w:color="auto" w:fill="FFFFFF"/>
+              </w:rPr>
+              <w:t>tr</w:t>
+            </w:r>
+            <w:proofErr w:type="spellEnd"/>
+            <w:r>
+              <w:rPr>
+                <w:shd w:val="clear" w:color="auto" w:fill="FFFFFF"/>
+              </w:rPr>
+              <w:t xml:space="preserve"> </w:t>
+            </w:r>
+            <w:proofErr w:type="spellStart"/>
+            <w:r>
+              <w:rPr>
+                <w:shd w:val="clear" w:color="auto" w:fill="FFFFFF"/>
+              </w:rPr>
+              <w:t>endif</w:t>
+            </w:r>
+            <w:proofErr w:type="spellEnd"/>
+            <w:r>
+              <w:rPr>
+                <w:shd w:val="clear" w:color="auto" w:fill="FFFFFF"/>
+              </w:rPr>
+              <w:t xml:space="preserve"> %}</w:t>
             </w:r>
           </w:p>
         </w:tc>
@@ -11790,8 +13927,23 @@
               <w:rPr>
                 <w:shd w:val="clear" w:color="auto" w:fill="FFFFFF"/>
               </w:rPr>
-              <w:t xml:space="preserve">{%tr if </w:t>
-            </w:r>
+              <w:t>{%</w:t>
+            </w:r>
+            <w:proofErr w:type="spellStart"/>
+            <w:r>
+              <w:rPr>
+                <w:shd w:val="clear" w:color="auto" w:fill="FFFFFF"/>
+              </w:rPr>
+              <w:t>tr</w:t>
+            </w:r>
+            <w:proofErr w:type="spellEnd"/>
+            <w:r>
+              <w:rPr>
+                <w:shd w:val="clear" w:color="auto" w:fill="FFFFFF"/>
+              </w:rPr>
+              <w:t xml:space="preserve"> if </w:t>
+            </w:r>
+            <w:proofErr w:type="spellStart"/>
             <w:r>
               <w:rPr>
                 <w:shd w:val="clear" w:color="auto" w:fill="FFFFFF"/>
@@ -11799,6 +13951,7 @@
               </w:rPr>
               <w:t>respond_to_appeal</w:t>
             </w:r>
+            <w:proofErr w:type="spellEnd"/>
             <w:r>
               <w:rPr>
                 <w:shd w:val="clear" w:color="auto" w:fill="FFFFFF"/>
@@ -11898,9 +14051,11 @@
             <w:pPr>
               <w:pStyle w:val="Body"/>
             </w:pPr>
+            <w:proofErr w:type="spellStart"/>
             <w:r>
               <w:t>appeal_response_step</w:t>
             </w:r>
+            <w:proofErr w:type="spellEnd"/>
             <w:r>
               <w:t xml:space="preserve"> in </w:t>
             </w:r>
@@ -11932,7 +14087,35 @@
               <w:rPr>
                 <w:shd w:val="clear" w:color="auto" w:fill="FFFFFF"/>
               </w:rPr>
-              <w:t>{{ appeal_response_step.subject }</w:t>
+              <w:t>{</w:t>
+            </w:r>
+            <w:proofErr w:type="gramStart"/>
+            <w:r>
+              <w:rPr>
+                <w:shd w:val="clear" w:color="auto" w:fill="FFFFFF"/>
+              </w:rPr>
+              <w:t xml:space="preserve">{ </w:t>
+            </w:r>
+            <w:proofErr w:type="spellStart"/>
+            <w:r>
+              <w:rPr>
+                <w:shd w:val="clear" w:color="auto" w:fill="FFFFFF"/>
+              </w:rPr>
+              <w:t>appeal</w:t>
+            </w:r>
+            <w:proofErr w:type="gramEnd"/>
+            <w:r>
+              <w:rPr>
+                <w:shd w:val="clear" w:color="auto" w:fill="FFFFFF"/>
+              </w:rPr>
+              <w:t>_response_step.subject</w:t>
+            </w:r>
+            <w:proofErr w:type="spellEnd"/>
+            <w:r>
+              <w:rPr>
+                <w:shd w:val="clear" w:color="auto" w:fill="FFFFFF"/>
+              </w:rPr>
+              <w:t xml:space="preserve"> }</w:t>
             </w:r>
             <w:r>
               <w:rPr>
@@ -12003,7 +14186,35 @@
               <w:rPr>
                 <w:shd w:val="clear" w:color="auto" w:fill="FFFFFF"/>
               </w:rPr>
-              <w:t>{%tr endif %}</w:t>
+              <w:t>{%</w:t>
+            </w:r>
+            <w:proofErr w:type="spellStart"/>
+            <w:r>
+              <w:rPr>
+                <w:shd w:val="clear" w:color="auto" w:fill="FFFFFF"/>
+              </w:rPr>
+              <w:t>tr</w:t>
+            </w:r>
+            <w:proofErr w:type="spellEnd"/>
+            <w:r>
+              <w:rPr>
+                <w:shd w:val="clear" w:color="auto" w:fill="FFFFFF"/>
+              </w:rPr>
+              <w:t xml:space="preserve"> </w:t>
+            </w:r>
+            <w:proofErr w:type="spellStart"/>
+            <w:r>
+              <w:rPr>
+                <w:shd w:val="clear" w:color="auto" w:fill="FFFFFF"/>
+              </w:rPr>
+              <w:t>endif</w:t>
+            </w:r>
+            <w:proofErr w:type="spellEnd"/>
+            <w:r>
+              <w:rPr>
+                <w:shd w:val="clear" w:color="auto" w:fill="FFFFFF"/>
+              </w:rPr>
+              <w:t xml:space="preserve"> %}</w:t>
             </w:r>
           </w:p>
         </w:tc>
@@ -12047,9 +14258,23 @@
               <w:rPr>
                 <w:shd w:val="clear" w:color="auto" w:fill="FFFFFF"/>
               </w:rPr>
-              <w:lastRenderedPageBreak/>
-              <w:t xml:space="preserve">{%tr if </w:t>
-            </w:r>
+              <w:t>{%</w:t>
+            </w:r>
+            <w:proofErr w:type="spellStart"/>
+            <w:r>
+              <w:rPr>
+                <w:shd w:val="clear" w:color="auto" w:fill="FFFFFF"/>
+              </w:rPr>
+              <w:t>tr</w:t>
+            </w:r>
+            <w:proofErr w:type="spellEnd"/>
+            <w:r>
+              <w:rPr>
+                <w:shd w:val="clear" w:color="auto" w:fill="FFFFFF"/>
+              </w:rPr>
+              <w:t xml:space="preserve"> if </w:t>
+            </w:r>
+            <w:proofErr w:type="spellStart"/>
             <w:r>
               <w:rPr>
                 <w:shd w:val="clear" w:color="auto" w:fill="FFFFFF"/>
@@ -12057,6 +14282,7 @@
               </w:rPr>
               <w:t>respond_to_appeal</w:t>
             </w:r>
+            <w:proofErr w:type="spellEnd"/>
             <w:r>
               <w:rPr>
                 <w:shd w:val="clear" w:color="auto" w:fill="FFFFFF"/>
@@ -12102,14 +14328,21 @@
             <w:pPr>
               <w:pStyle w:val="Body"/>
             </w:pPr>
+            <w:proofErr w:type="spellStart"/>
             <w:r>
               <w:t>appeal_contact_parent_step</w:t>
             </w:r>
+            <w:proofErr w:type="spellEnd"/>
             <w:r>
               <w:t xml:space="preserve"> and </w:t>
             </w:r>
-            <w:r>
-              <w:t xml:space="preserve">tell_supreme_court_step </w:t>
+            <w:proofErr w:type="spellStart"/>
+            <w:r>
+              <w:t>tell_supreme_court_step</w:t>
+            </w:r>
+            <w:proofErr w:type="spellEnd"/>
+            <w:r>
+              <w:t xml:space="preserve"> </w:t>
             </w:r>
             <w:r>
               <w:t xml:space="preserve">in </w:t>
@@ -12142,7 +14375,15 @@
               <w:rPr>
                 <w:shd w:val="clear" w:color="auto" w:fill="FFFFFF"/>
               </w:rPr>
-              <w:t>{{</w:t>
+              <w:lastRenderedPageBreak/>
+              <w:t>{</w:t>
+            </w:r>
+            <w:proofErr w:type="gramStart"/>
+            <w:r>
+              <w:rPr>
+                <w:shd w:val="clear" w:color="auto" w:fill="FFFFFF"/>
+              </w:rPr>
+              <w:t>{</w:t>
             </w:r>
             <w:r>
               <w:rPr>
@@ -12150,12 +14391,18 @@
               </w:rPr>
               <w:t xml:space="preserve"> </w:t>
             </w:r>
-            <w:r>
-              <w:t>appeal_contact_parent_step</w:t>
+            <w:proofErr w:type="spellStart"/>
+            <w:r>
+              <w:t>appeal</w:t>
+            </w:r>
+            <w:proofErr w:type="gramEnd"/>
+            <w:r>
+              <w:t>_contact_parent_step</w:t>
             </w:r>
             <w:r>
               <w:t>.subject</w:t>
             </w:r>
+            <w:proofErr w:type="spellEnd"/>
             <w:r>
               <w:rPr>
                 <w:shd w:val="clear" w:color="auto" w:fill="FFFFFF"/>
@@ -12231,14 +14478,27 @@
               <w:rPr>
                 <w:shd w:val="clear" w:color="auto" w:fill="FFFFFF"/>
               </w:rPr>
-              <w:t xml:space="preserve">{{ </w:t>
-            </w:r>
-            <w:r>
-              <w:t>tell_supreme_court_step</w:t>
+              <w:t>{</w:t>
+            </w:r>
+            <w:proofErr w:type="gramStart"/>
+            <w:r>
+              <w:rPr>
+                <w:shd w:val="clear" w:color="auto" w:fill="FFFFFF"/>
+              </w:rPr>
+              <w:t xml:space="preserve">{ </w:t>
+            </w:r>
+            <w:proofErr w:type="spellStart"/>
+            <w:r>
+              <w:t>tell</w:t>
+            </w:r>
+            <w:proofErr w:type="gramEnd"/>
+            <w:r>
+              <w:t>_supreme_court_step</w:t>
             </w:r>
             <w:r>
               <w:t>.subject</w:t>
             </w:r>
+            <w:proofErr w:type="spellEnd"/>
             <w:r>
               <w:rPr>
                 <w:shd w:val="clear" w:color="auto" w:fill="FFFFFF"/>
@@ -12310,7 +14570,35 @@
               <w:rPr>
                 <w:shd w:val="clear" w:color="auto" w:fill="FFFFFF"/>
               </w:rPr>
-              <w:t>{%tr endif %}</w:t>
+              <w:t>{%</w:t>
+            </w:r>
+            <w:proofErr w:type="spellStart"/>
+            <w:r>
+              <w:rPr>
+                <w:shd w:val="clear" w:color="auto" w:fill="FFFFFF"/>
+              </w:rPr>
+              <w:t>tr</w:t>
+            </w:r>
+            <w:proofErr w:type="spellEnd"/>
+            <w:r>
+              <w:rPr>
+                <w:shd w:val="clear" w:color="auto" w:fill="FFFFFF"/>
+              </w:rPr>
+              <w:t xml:space="preserve"> </w:t>
+            </w:r>
+            <w:proofErr w:type="spellStart"/>
+            <w:r>
+              <w:rPr>
+                <w:shd w:val="clear" w:color="auto" w:fill="FFFFFF"/>
+              </w:rPr>
+              <w:t>endif</w:t>
+            </w:r>
+            <w:proofErr w:type="spellEnd"/>
+            <w:r>
+              <w:rPr>
+                <w:shd w:val="clear" w:color="auto" w:fill="FFFFFF"/>
+              </w:rPr>
+              <w:t xml:space="preserve"> %}</w:t>
             </w:r>
           </w:p>
         </w:tc>
@@ -12327,8 +14615,13 @@
             <w:pPr>
               <w:pStyle w:val="Body"/>
             </w:pPr>
-            <w:r>
-              <w:t xml:space="preserve">get_help in </w:t>
+            <w:proofErr w:type="spellStart"/>
+            <w:r>
+              <w:t>get_help</w:t>
+            </w:r>
+            <w:proofErr w:type="spellEnd"/>
+            <w:r>
+              <w:t xml:space="preserve"> in </w:t>
             </w:r>
             <w:r>
               <w:t>aka2j_templates.yml</w:t>
@@ -12355,7 +14648,23 @@
               <w:outlineLvl w:val="1"/>
             </w:pPr>
             <w:r>
-              <w:t>{{ get_help.subject }}</w:t>
+              <w:t>{</w:t>
+            </w:r>
+            <w:proofErr w:type="gramStart"/>
+            <w:r>
+              <w:t xml:space="preserve">{ </w:t>
+            </w:r>
+            <w:proofErr w:type="spellStart"/>
+            <w:r>
+              <w:t>get</w:t>
+            </w:r>
+            <w:proofErr w:type="gramEnd"/>
+            <w:r>
+              <w:t>_help.subject</w:t>
+            </w:r>
+            <w:proofErr w:type="spellEnd"/>
+            <w:r>
+              <w:t xml:space="preserve"> }}</w:t>
             </w:r>
           </w:p>
         </w:tc>
@@ -12403,12 +14712,7 @@
       </w:pPr>
     </w:p>
     <w:sectPr>
-      <w:headerReference w:type="even" r:id="rId18"/>
-      <w:headerReference w:type="default" r:id="rId19"/>
-      <w:footerReference w:type="even" r:id="rId20"/>
-      <w:footerReference w:type="default" r:id="rId21"/>
-      <w:headerReference w:type="first" r:id="rId22"/>
-      <w:footerReference w:type="first" r:id="rId23"/>
+      <w:footerReference w:type="default" r:id="rId19"/>
       <w:pgSz w:w="12240" w:h="15840"/>
       <w:pgMar w:top="245" w:right="1440" w:bottom="274" w:left="1440" w:header="720" w:footer="720" w:gutter="0"/>
       <w:cols w:space="720"/>
@@ -12419,7 +14723,7 @@
 </file>
 
 <file path=word/endnotes.xml><?xml version="1.0" encoding="utf-8"?>
-<w:endnotes xmlns:wpc="http://schemas.microsoft.com/office/word/2010/wordprocessingCanvas" xmlns:cx="http://schemas.microsoft.com/office/drawing/2014/chartex" xmlns:cx1="http://schemas.microsoft.com/office/drawing/2015/9/8/chartex" xmlns:cx2="http://schemas.microsoft.com/office/drawing/2015/10/21/chartex" xmlns:cx3="http://schemas.microsoft.com/office/drawing/2016/5/9/chartex" xmlns:cx4="http://schemas.microsoft.com/office/drawing/2016/5/10/chartex" xmlns:cx5="http://schemas.microsoft.com/office/drawing/2016/5/11/chartex" xmlns:cx6="http://schemas.microsoft.com/office/drawing/2016/5/12/chartex" xmlns:cx7="http://schemas.microsoft.com/office/drawing/2016/5/13/chartex" xmlns:cx8="http://schemas.microsoft.com/office/drawing/2016/5/14/chartex" xmlns:mc="http://schemas.openxmlformats.org/markup-compatibility/2006" xmlns:aink="http://schemas.microsoft.com/office/drawing/2016/ink" xmlns:am3d="http://schemas.microsoft.com/office/drawing/2017/model3d" xmlns:o="urn:schemas-microsoft-com:office:office" xmlns:r="http://schemas.openxmlformats.org/officeDocument/2006/relationships" xmlns:m="http://schemas.openxmlformats.org/officeDocument/2006/math" xmlns:v="urn:schemas-microsoft-com:vml" xmlns:wp14="http://schemas.microsoft.com/office/word/2010/wordprocessingDrawing" xmlns:wp="http://schemas.openxmlformats.org/drawingml/2006/wordprocessingDrawing" xmlns:w10="urn:schemas-microsoft-com:office:word" xmlns:w="http://schemas.openxmlformats.org/wordprocessingml/2006/main" xmlns:w14="http://schemas.microsoft.com/office/word/2010/wordml" xmlns:w15="http://schemas.microsoft.com/office/word/2012/wordml" xmlns:w16cex="http://schemas.microsoft.com/office/word/2018/wordml/cex" xmlns:w16cid="http://schemas.microsoft.com/office/word/2016/wordml/cid" xmlns:w16="http://schemas.microsoft.com/office/word/2018/wordml" xmlns:w16sdtdh="http://schemas.microsoft.com/office/word/2020/wordml/sdtdatahash" xmlns:w16se="http://schemas.microsoft.com/office/word/2015/wordml/symex" xmlns:wpg="http://schemas.microsoft.com/office/word/2010/wordprocessingGroup" xmlns:wpi="http://schemas.microsoft.com/office/word/2010/wordprocessingInk" xmlns:wne="http://schemas.microsoft.com/office/word/2006/wordml" xmlns:wps="http://schemas.microsoft.com/office/word/2010/wordprocessingShape" mc:Ignorable="w14 w15 w16se w16cid w16 w16cex w16sdtdh wp14">
+<w:endnotes xmlns:wpc="http://schemas.microsoft.com/office/word/2010/wordprocessingCanvas" xmlns:mc="http://schemas.openxmlformats.org/markup-compatibility/2006" xmlns:o="urn:schemas-microsoft-com:office:office" xmlns:r="http://schemas.openxmlformats.org/officeDocument/2006/relationships" xmlns:m="http://schemas.openxmlformats.org/officeDocument/2006/math" xmlns:v="urn:schemas-microsoft-com:vml" xmlns:wp14="http://schemas.microsoft.com/office/word/2010/wordprocessingDrawing" xmlns:wp="http://schemas.openxmlformats.org/drawingml/2006/wordprocessingDrawing" xmlns:w10="urn:schemas-microsoft-com:office:word" xmlns:w="http://schemas.openxmlformats.org/wordprocessingml/2006/main" xmlns:w14="http://schemas.microsoft.com/office/word/2010/wordml" xmlns:wpg="http://schemas.microsoft.com/office/word/2010/wordprocessingGroup" xmlns:wpi="http://schemas.microsoft.com/office/word/2010/wordprocessingInk" xmlns:wne="http://schemas.microsoft.com/office/word/2006/wordml" xmlns:wps="http://schemas.microsoft.com/office/word/2010/wordprocessingShape" mc:Ignorable="w14 wp14">
   <w:endnote w:type="separator" w:id="-1">
     <w:p>
       <w:r>
@@ -12445,17 +14749,7 @@
 </file>
 
 <file path=word/footer1.xml><?xml version="1.0" encoding="utf-8"?>
-<w:ftr xmlns:wpc="http://schemas.microsoft.com/office/word/2010/wordprocessingCanvas" xmlns:cx="http://schemas.microsoft.com/office/drawing/2014/chartex" xmlns:cx1="http://schemas.microsoft.com/office/drawing/2015/9/8/chartex" xmlns:cx2="http://schemas.microsoft.com/office/drawing/2015/10/21/chartex" xmlns:cx3="http://schemas.microsoft.com/office/drawing/2016/5/9/chartex" xmlns:cx4="http://schemas.microsoft.com/office/drawing/2016/5/10/chartex" xmlns:cx5="http://schemas.microsoft.com/office/drawing/2016/5/11/chartex" xmlns:cx6="http://schemas.microsoft.com/office/drawing/2016/5/12/chartex" xmlns:cx7="http://schemas.microsoft.com/office/drawing/2016/5/13/chartex" xmlns:cx8="http://schemas.microsoft.com/office/drawing/2016/5/14/chartex" xmlns:mc="http://schemas.openxmlformats.org/markup-compatibility/2006" xmlns:aink="http://schemas.microsoft.com/office/drawing/2016/ink" xmlns:am3d="http://schemas.microsoft.com/office/drawing/2017/model3d" xmlns:o="urn:schemas-microsoft-com:office:office" xmlns:r="http://schemas.openxmlformats.org/officeDocument/2006/relationships" xmlns:m="http://schemas.openxmlformats.org/officeDocument/2006/math" xmlns:v="urn:schemas-microsoft-com:vml" xmlns:wp14="http://schemas.microsoft.com/office/word/2010/wordprocessingDrawing" xmlns:wp="http://schemas.openxmlformats.org/drawingml/2006/wordprocessingDrawing" xmlns:w10="urn:schemas-microsoft-com:office:word" xmlns:w="http://schemas.openxmlformats.org/wordprocessingml/2006/main" xmlns:w14="http://schemas.microsoft.com/office/word/2010/wordml" xmlns:w15="http://schemas.microsoft.com/office/word/2012/wordml" xmlns:w16cex="http://schemas.microsoft.com/office/word/2018/wordml/cex" xmlns:w16cid="http://schemas.microsoft.com/office/word/2016/wordml/cid" xmlns:w16="http://schemas.microsoft.com/office/word/2018/wordml" xmlns:w16sdtdh="http://schemas.microsoft.com/office/word/2020/wordml/sdtdatahash" xmlns:w16se="http://schemas.microsoft.com/office/word/2015/wordml/symex" xmlns:wpg="http://schemas.microsoft.com/office/word/2010/wordprocessingGroup" xmlns:wpi="http://schemas.microsoft.com/office/word/2010/wordprocessingInk" xmlns:wne="http://schemas.microsoft.com/office/word/2006/wordml" xmlns:wps="http://schemas.microsoft.com/office/word/2010/wordprocessingShape" mc:Ignorable="w14 w15 w16se w16cid w16 w16cex w16sdtdh wp14">
-  <w:p>
-    <w:pPr>
-      <w:pStyle w:val="Footer"/>
-    </w:pPr>
-  </w:p>
-</w:ftr>
-</file>
-
-<file path=word/footer2.xml><?xml version="1.0" encoding="utf-8"?>
-<w:ftr xmlns:wpc="http://schemas.microsoft.com/office/word/2010/wordprocessingCanvas" xmlns:cx="http://schemas.microsoft.com/office/drawing/2014/chartex" xmlns:cx1="http://schemas.microsoft.com/office/drawing/2015/9/8/chartex" xmlns:cx2="http://schemas.microsoft.com/office/drawing/2015/10/21/chartex" xmlns:cx3="http://schemas.microsoft.com/office/drawing/2016/5/9/chartex" xmlns:cx4="http://schemas.microsoft.com/office/drawing/2016/5/10/chartex" xmlns:cx5="http://schemas.microsoft.com/office/drawing/2016/5/11/chartex" xmlns:cx6="http://schemas.microsoft.com/office/drawing/2016/5/12/chartex" xmlns:cx7="http://schemas.microsoft.com/office/drawing/2016/5/13/chartex" xmlns:cx8="http://schemas.microsoft.com/office/drawing/2016/5/14/chartex" xmlns:mc="http://schemas.openxmlformats.org/markup-compatibility/2006" xmlns:aink="http://schemas.microsoft.com/office/drawing/2016/ink" xmlns:am3d="http://schemas.microsoft.com/office/drawing/2017/model3d" xmlns:o="urn:schemas-microsoft-com:office:office" xmlns:r="http://schemas.openxmlformats.org/officeDocument/2006/relationships" xmlns:m="http://schemas.openxmlformats.org/officeDocument/2006/math" xmlns:v="urn:schemas-microsoft-com:vml" xmlns:wp14="http://schemas.microsoft.com/office/word/2010/wordprocessingDrawing" xmlns:wp="http://schemas.openxmlformats.org/drawingml/2006/wordprocessingDrawing" xmlns:w10="urn:schemas-microsoft-com:office:word" xmlns:w="http://schemas.openxmlformats.org/wordprocessingml/2006/main" xmlns:w14="http://schemas.microsoft.com/office/word/2010/wordml" xmlns:w15="http://schemas.microsoft.com/office/word/2012/wordml" xmlns:w16cex="http://schemas.microsoft.com/office/word/2018/wordml/cex" xmlns:w16cid="http://schemas.microsoft.com/office/word/2016/wordml/cid" xmlns:w16="http://schemas.microsoft.com/office/word/2018/wordml" xmlns:w16sdtdh="http://schemas.microsoft.com/office/word/2020/wordml/sdtdatahash" xmlns:w16se="http://schemas.microsoft.com/office/word/2015/wordml/symex" xmlns:wpg="http://schemas.microsoft.com/office/word/2010/wordprocessingGroup" xmlns:wpi="http://schemas.microsoft.com/office/word/2010/wordprocessingInk" xmlns:wne="http://schemas.microsoft.com/office/word/2006/wordml" xmlns:wps="http://schemas.microsoft.com/office/word/2010/wordprocessingShape" mc:Ignorable="w14 w15 w16se w16cid w16 w16cex w16sdtdh wp14">
+<w:ftr xmlns:wpc="http://schemas.microsoft.com/office/word/2010/wordprocessingCanvas" xmlns:mc="http://schemas.openxmlformats.org/markup-compatibility/2006" xmlns:o="urn:schemas-microsoft-com:office:office" xmlns:r="http://schemas.openxmlformats.org/officeDocument/2006/relationships" xmlns:m="http://schemas.openxmlformats.org/officeDocument/2006/math" xmlns:v="urn:schemas-microsoft-com:vml" xmlns:wp14="http://schemas.microsoft.com/office/word/2010/wordprocessingDrawing" xmlns:wp="http://schemas.openxmlformats.org/drawingml/2006/wordprocessingDrawing" xmlns:w10="urn:schemas-microsoft-com:office:word" xmlns:w="http://schemas.openxmlformats.org/wordprocessingml/2006/main" xmlns:w14="http://schemas.microsoft.com/office/word/2010/wordml" xmlns:wpg="http://schemas.microsoft.com/office/word/2010/wordprocessingGroup" xmlns:wpi="http://schemas.microsoft.com/office/word/2010/wordprocessingInk" xmlns:wne="http://schemas.microsoft.com/office/word/2006/wordml" xmlns:wps="http://schemas.microsoft.com/office/word/2010/wordprocessingShape" mc:Ignorable="w14 wp14">
   <w:p>
     <w:pPr>
       <w:pStyle w:val="Footer"/>
@@ -12475,7 +14769,7 @@
       <w:rPr>
         <w:noProof/>
       </w:rPr>
-      <w:t>19</w:t>
+      <w:t>12</w:t>
     </w:r>
     <w:r>
       <w:fldChar w:fldCharType="end"/>
@@ -12483,27 +14777,14 @@
     <w:r>
       <w:t xml:space="preserve"> of </w:t>
     </w:r>
-    <w:r>
-      <w:fldChar w:fldCharType="begin"/>
-    </w:r>
-    <w:r>
-      <w:instrText xml:space="preserve"> NUMPAGES  \* Arabic  \* MERGEFORMAT </w:instrText>
-    </w:r>
-    <w:r>
-      <w:fldChar w:fldCharType="separate"/>
-    </w:r>
-    <w:r>
-      <w:rPr>
-        <w:noProof/>
-      </w:rPr>
-      <w:t>49</w:t>
-    </w:r>
-    <w:r>
-      <w:rPr>
-        <w:noProof/>
-      </w:rPr>
-      <w:fldChar w:fldCharType="end"/>
-    </w:r>
+    <w:fldSimple w:instr=" NUMPAGES  \* Arabic  \* MERGEFORMAT ">
+      <w:r>
+        <w:rPr>
+          <w:noProof/>
+        </w:rPr>
+        <w:t>17</w:t>
+      </w:r>
+    </w:fldSimple>
     <w:r>
       <w:t xml:space="preserve"> pages</w:t>
     </w:r>
@@ -12526,7 +14807,7 @@
       <w:t>2</w:t>
     </w:r>
     <w:r>
-      <w:t>4</w:t>
+      <w:t>5</w:t>
     </w:r>
     <w:r>
       <w:t>, 202</w:t>
@@ -12538,18 +14819,8 @@
 </w:ftr>
 </file>
 
-<file path=word/footer3.xml><?xml version="1.0" encoding="utf-8"?>
-<w:ftr xmlns:wpc="http://schemas.microsoft.com/office/word/2010/wordprocessingCanvas" xmlns:cx="http://schemas.microsoft.com/office/drawing/2014/chartex" xmlns:cx1="http://schemas.microsoft.com/office/drawing/2015/9/8/chartex" xmlns:cx2="http://schemas.microsoft.com/office/drawing/2015/10/21/chartex" xmlns:cx3="http://schemas.microsoft.com/office/drawing/2016/5/9/chartex" xmlns:cx4="http://schemas.microsoft.com/office/drawing/2016/5/10/chartex" xmlns:cx5="http://schemas.microsoft.com/office/drawing/2016/5/11/chartex" xmlns:cx6="http://schemas.microsoft.com/office/drawing/2016/5/12/chartex" xmlns:cx7="http://schemas.microsoft.com/office/drawing/2016/5/13/chartex" xmlns:cx8="http://schemas.microsoft.com/office/drawing/2016/5/14/chartex" xmlns:mc="http://schemas.openxmlformats.org/markup-compatibility/2006" xmlns:aink="http://schemas.microsoft.com/office/drawing/2016/ink" xmlns:am3d="http://schemas.microsoft.com/office/drawing/2017/model3d" xmlns:o="urn:schemas-microsoft-com:office:office" xmlns:r="http://schemas.openxmlformats.org/officeDocument/2006/relationships" xmlns:m="http://schemas.openxmlformats.org/officeDocument/2006/math" xmlns:v="urn:schemas-microsoft-com:vml" xmlns:wp14="http://schemas.microsoft.com/office/word/2010/wordprocessingDrawing" xmlns:wp="http://schemas.openxmlformats.org/drawingml/2006/wordprocessingDrawing" xmlns:w10="urn:schemas-microsoft-com:office:word" xmlns:w="http://schemas.openxmlformats.org/wordprocessingml/2006/main" xmlns:w14="http://schemas.microsoft.com/office/word/2010/wordml" xmlns:w15="http://schemas.microsoft.com/office/word/2012/wordml" xmlns:w16cex="http://schemas.microsoft.com/office/word/2018/wordml/cex" xmlns:w16cid="http://schemas.microsoft.com/office/word/2016/wordml/cid" xmlns:w16="http://schemas.microsoft.com/office/word/2018/wordml" xmlns:w16sdtdh="http://schemas.microsoft.com/office/word/2020/wordml/sdtdatahash" xmlns:w16se="http://schemas.microsoft.com/office/word/2015/wordml/symex" xmlns:wpg="http://schemas.microsoft.com/office/word/2010/wordprocessingGroup" xmlns:wpi="http://schemas.microsoft.com/office/word/2010/wordprocessingInk" xmlns:wne="http://schemas.microsoft.com/office/word/2006/wordml" xmlns:wps="http://schemas.microsoft.com/office/word/2010/wordprocessingShape" mc:Ignorable="w14 w15 w16se w16cid w16 w16cex w16sdtdh wp14">
-  <w:p>
-    <w:pPr>
-      <w:pStyle w:val="Footer"/>
-    </w:pPr>
-  </w:p>
-</w:ftr>
-</file>
-
 <file path=word/footnotes.xml><?xml version="1.0" encoding="utf-8"?>
-<w:footnotes xmlns:wpc="http://schemas.microsoft.com/office/word/2010/wordprocessingCanvas" xmlns:cx="http://schemas.microsoft.com/office/drawing/2014/chartex" xmlns:cx1="http://schemas.microsoft.com/office/drawing/2015/9/8/chartex" xmlns:cx2="http://schemas.microsoft.com/office/drawing/2015/10/21/chartex" xmlns:cx3="http://schemas.microsoft.com/office/drawing/2016/5/9/chartex" xmlns:cx4="http://schemas.microsoft.com/office/drawing/2016/5/10/chartex" xmlns:cx5="http://schemas.microsoft.com/office/drawing/2016/5/11/chartex" xmlns:cx6="http://schemas.microsoft.com/office/drawing/2016/5/12/chartex" xmlns:cx7="http://schemas.microsoft.com/office/drawing/2016/5/13/chartex" xmlns:cx8="http://schemas.microsoft.com/office/drawing/2016/5/14/chartex" xmlns:mc="http://schemas.openxmlformats.org/markup-compatibility/2006" xmlns:aink="http://schemas.microsoft.com/office/drawing/2016/ink" xmlns:am3d="http://schemas.microsoft.com/office/drawing/2017/model3d" xmlns:o="urn:schemas-microsoft-com:office:office" xmlns:r="http://schemas.openxmlformats.org/officeDocument/2006/relationships" xmlns:m="http://schemas.openxmlformats.org/officeDocument/2006/math" xmlns:v="urn:schemas-microsoft-com:vml" xmlns:wp14="http://schemas.microsoft.com/office/word/2010/wordprocessingDrawing" xmlns:wp="http://schemas.openxmlformats.org/drawingml/2006/wordprocessingDrawing" xmlns:w10="urn:schemas-microsoft-com:office:word" xmlns:w="http://schemas.openxmlformats.org/wordprocessingml/2006/main" xmlns:w14="http://schemas.microsoft.com/office/word/2010/wordml" xmlns:w15="http://schemas.microsoft.com/office/word/2012/wordml" xmlns:w16cex="http://schemas.microsoft.com/office/word/2018/wordml/cex" xmlns:w16cid="http://schemas.microsoft.com/office/word/2016/wordml/cid" xmlns:w16="http://schemas.microsoft.com/office/word/2018/wordml" xmlns:w16sdtdh="http://schemas.microsoft.com/office/word/2020/wordml/sdtdatahash" xmlns:w16se="http://schemas.microsoft.com/office/word/2015/wordml/symex" xmlns:wpg="http://schemas.microsoft.com/office/word/2010/wordprocessingGroup" xmlns:wpi="http://schemas.microsoft.com/office/word/2010/wordprocessingInk" xmlns:wne="http://schemas.microsoft.com/office/word/2006/wordml" xmlns:wps="http://schemas.microsoft.com/office/word/2010/wordprocessingShape" mc:Ignorable="w14 w15 w16se w16cid w16 w16cex w16sdtdh wp14">
+<w:footnotes xmlns:wpc="http://schemas.microsoft.com/office/word/2010/wordprocessingCanvas" xmlns:mc="http://schemas.openxmlformats.org/markup-compatibility/2006" xmlns:o="urn:schemas-microsoft-com:office:office" xmlns:r="http://schemas.openxmlformats.org/officeDocument/2006/relationships" xmlns:m="http://schemas.openxmlformats.org/officeDocument/2006/math" xmlns:v="urn:schemas-microsoft-com:vml" xmlns:wp14="http://schemas.microsoft.com/office/word/2010/wordprocessingDrawing" xmlns:wp="http://schemas.openxmlformats.org/drawingml/2006/wordprocessingDrawing" xmlns:w10="urn:schemas-microsoft-com:office:word" xmlns:w="http://schemas.openxmlformats.org/wordprocessingml/2006/main" xmlns:w14="http://schemas.microsoft.com/office/word/2010/wordml" xmlns:wpg="http://schemas.microsoft.com/office/word/2010/wordprocessingGroup" xmlns:wpi="http://schemas.microsoft.com/office/word/2010/wordprocessingInk" xmlns:wne="http://schemas.microsoft.com/office/word/2006/wordml" xmlns:wps="http://schemas.microsoft.com/office/word/2010/wordprocessingShape" mc:Ignorable="w14 wp14">
   <w:footnote w:type="separator" w:id="-1">
     <w:p>
       <w:r>
@@ -12574,39 +14845,9 @@
 </w:footnotes>
 </file>
 
-<file path=word/header1.xml><?xml version="1.0" encoding="utf-8"?>
-<w:hdr xmlns:wpc="http://schemas.microsoft.com/office/word/2010/wordprocessingCanvas" xmlns:cx="http://schemas.microsoft.com/office/drawing/2014/chartex" xmlns:cx1="http://schemas.microsoft.com/office/drawing/2015/9/8/chartex" xmlns:cx2="http://schemas.microsoft.com/office/drawing/2015/10/21/chartex" xmlns:cx3="http://schemas.microsoft.com/office/drawing/2016/5/9/chartex" xmlns:cx4="http://schemas.microsoft.com/office/drawing/2016/5/10/chartex" xmlns:cx5="http://schemas.microsoft.com/office/drawing/2016/5/11/chartex" xmlns:cx6="http://schemas.microsoft.com/office/drawing/2016/5/12/chartex" xmlns:cx7="http://schemas.microsoft.com/office/drawing/2016/5/13/chartex" xmlns:cx8="http://schemas.microsoft.com/office/drawing/2016/5/14/chartex" xmlns:mc="http://schemas.openxmlformats.org/markup-compatibility/2006" xmlns:aink="http://schemas.microsoft.com/office/drawing/2016/ink" xmlns:am3d="http://schemas.microsoft.com/office/drawing/2017/model3d" xmlns:o="urn:schemas-microsoft-com:office:office" xmlns:r="http://schemas.openxmlformats.org/officeDocument/2006/relationships" xmlns:m="http://schemas.openxmlformats.org/officeDocument/2006/math" xmlns:v="urn:schemas-microsoft-com:vml" xmlns:wp14="http://schemas.microsoft.com/office/word/2010/wordprocessingDrawing" xmlns:wp="http://schemas.openxmlformats.org/drawingml/2006/wordprocessingDrawing" xmlns:w10="urn:schemas-microsoft-com:office:word" xmlns:w="http://schemas.openxmlformats.org/wordprocessingml/2006/main" xmlns:w14="http://schemas.microsoft.com/office/word/2010/wordml" xmlns:w15="http://schemas.microsoft.com/office/word/2012/wordml" xmlns:w16cex="http://schemas.microsoft.com/office/word/2018/wordml/cex" xmlns:w16cid="http://schemas.microsoft.com/office/word/2016/wordml/cid" xmlns:w16="http://schemas.microsoft.com/office/word/2018/wordml" xmlns:w16sdtdh="http://schemas.microsoft.com/office/word/2020/wordml/sdtdatahash" xmlns:w16se="http://schemas.microsoft.com/office/word/2015/wordml/symex" xmlns:wpg="http://schemas.microsoft.com/office/word/2010/wordprocessingGroup" xmlns:wpi="http://schemas.microsoft.com/office/word/2010/wordprocessingInk" xmlns:wne="http://schemas.microsoft.com/office/word/2006/wordml" xmlns:wps="http://schemas.microsoft.com/office/word/2010/wordprocessingShape" mc:Ignorable="w14 w15 w16se w16cid w16 w16cex w16sdtdh wp14">
-  <w:p>
-    <w:pPr>
-      <w:pStyle w:val="Header"/>
-    </w:pPr>
-  </w:p>
-</w:hdr>
-</file>
-
-<file path=word/header2.xml><?xml version="1.0" encoding="utf-8"?>
-<w:hdr xmlns:wpc="http://schemas.microsoft.com/office/word/2010/wordprocessingCanvas" xmlns:cx="http://schemas.microsoft.com/office/drawing/2014/chartex" xmlns:cx1="http://schemas.microsoft.com/office/drawing/2015/9/8/chartex" xmlns:cx2="http://schemas.microsoft.com/office/drawing/2015/10/21/chartex" xmlns:cx3="http://schemas.microsoft.com/office/drawing/2016/5/9/chartex" xmlns:cx4="http://schemas.microsoft.com/office/drawing/2016/5/10/chartex" xmlns:cx5="http://schemas.microsoft.com/office/drawing/2016/5/11/chartex" xmlns:cx6="http://schemas.microsoft.com/office/drawing/2016/5/12/chartex" xmlns:cx7="http://schemas.microsoft.com/office/drawing/2016/5/13/chartex" xmlns:cx8="http://schemas.microsoft.com/office/drawing/2016/5/14/chartex" xmlns:mc="http://schemas.openxmlformats.org/markup-compatibility/2006" xmlns:aink="http://schemas.microsoft.com/office/drawing/2016/ink" xmlns:am3d="http://schemas.microsoft.com/office/drawing/2017/model3d" xmlns:o="urn:schemas-microsoft-com:office:office" xmlns:r="http://schemas.openxmlformats.org/officeDocument/2006/relationships" xmlns:m="http://schemas.openxmlformats.org/officeDocument/2006/math" xmlns:v="urn:schemas-microsoft-com:vml" xmlns:wp14="http://schemas.microsoft.com/office/word/2010/wordprocessingDrawing" xmlns:wp="http://schemas.openxmlformats.org/drawingml/2006/wordprocessingDrawing" xmlns:w10="urn:schemas-microsoft-com:office:word" xmlns:w="http://schemas.openxmlformats.org/wordprocessingml/2006/main" xmlns:w14="http://schemas.microsoft.com/office/word/2010/wordml" xmlns:w15="http://schemas.microsoft.com/office/word/2012/wordml" xmlns:w16cex="http://schemas.microsoft.com/office/word/2018/wordml/cex" xmlns:w16cid="http://schemas.microsoft.com/office/word/2016/wordml/cid" xmlns:w16="http://schemas.microsoft.com/office/word/2018/wordml" xmlns:w16sdtdh="http://schemas.microsoft.com/office/word/2020/wordml/sdtdatahash" xmlns:w16se="http://schemas.microsoft.com/office/word/2015/wordml/symex" xmlns:wpg="http://schemas.microsoft.com/office/word/2010/wordprocessingGroup" xmlns:wpi="http://schemas.microsoft.com/office/word/2010/wordprocessingInk" xmlns:wne="http://schemas.microsoft.com/office/word/2006/wordml" xmlns:wps="http://schemas.microsoft.com/office/word/2010/wordprocessingShape" mc:Ignorable="w14 w15 w16se w16cid w16 w16cex w16sdtdh wp14">
-  <w:p>
-    <w:pPr>
-      <w:pStyle w:val="Header"/>
-    </w:pPr>
-  </w:p>
-</w:hdr>
-</file>
-
-<file path=word/header3.xml><?xml version="1.0" encoding="utf-8"?>
-<w:hdr xmlns:wpc="http://schemas.microsoft.com/office/word/2010/wordprocessingCanvas" xmlns:cx="http://schemas.microsoft.com/office/drawing/2014/chartex" xmlns:cx1="http://schemas.microsoft.com/office/drawing/2015/9/8/chartex" xmlns:cx2="http://schemas.microsoft.com/office/drawing/2015/10/21/chartex" xmlns:cx3="http://schemas.microsoft.com/office/drawing/2016/5/9/chartex" xmlns:cx4="http://schemas.microsoft.com/office/drawing/2016/5/10/chartex" xmlns:cx5="http://schemas.microsoft.com/office/drawing/2016/5/11/chartex" xmlns:cx6="http://schemas.microsoft.com/office/drawing/2016/5/12/chartex" xmlns:cx7="http://schemas.microsoft.com/office/drawing/2016/5/13/chartex" xmlns:cx8="http://schemas.microsoft.com/office/drawing/2016/5/14/chartex" xmlns:mc="http://schemas.openxmlformats.org/markup-compatibility/2006" xmlns:aink="http://schemas.microsoft.com/office/drawing/2016/ink" xmlns:am3d="http://schemas.microsoft.com/office/drawing/2017/model3d" xmlns:o="urn:schemas-microsoft-com:office:office" xmlns:r="http://schemas.openxmlformats.org/officeDocument/2006/relationships" xmlns:m="http://schemas.openxmlformats.org/officeDocument/2006/math" xmlns:v="urn:schemas-microsoft-com:vml" xmlns:wp14="http://schemas.microsoft.com/office/word/2010/wordprocessingDrawing" xmlns:wp="http://schemas.openxmlformats.org/drawingml/2006/wordprocessingDrawing" xmlns:w10="urn:schemas-microsoft-com:office:word" xmlns:w="http://schemas.openxmlformats.org/wordprocessingml/2006/main" xmlns:w14="http://schemas.microsoft.com/office/word/2010/wordml" xmlns:w15="http://schemas.microsoft.com/office/word/2012/wordml" xmlns:w16cex="http://schemas.microsoft.com/office/word/2018/wordml/cex" xmlns:w16cid="http://schemas.microsoft.com/office/word/2016/wordml/cid" xmlns:w16="http://schemas.microsoft.com/office/word/2018/wordml" xmlns:w16sdtdh="http://schemas.microsoft.com/office/word/2020/wordml/sdtdatahash" xmlns:w16se="http://schemas.microsoft.com/office/word/2015/wordml/symex" xmlns:wpg="http://schemas.microsoft.com/office/word/2010/wordprocessingGroup" xmlns:wpi="http://schemas.microsoft.com/office/word/2010/wordprocessingInk" xmlns:wne="http://schemas.microsoft.com/office/word/2006/wordml" xmlns:wps="http://schemas.microsoft.com/office/word/2010/wordprocessingShape" mc:Ignorable="w14 w15 w16se w16cid w16 w16cex w16sdtdh wp14">
-  <w:p>
-    <w:pPr>
-      <w:pStyle w:val="Header"/>
-    </w:pPr>
-  </w:p>
-</w:hdr>
-</file>
-
 <file path=word/numbering.xml><?xml version="1.0" encoding="utf-8"?>
-<w:numbering xmlns:wpc="http://schemas.microsoft.com/office/word/2010/wordprocessingCanvas" xmlns:cx="http://schemas.microsoft.com/office/drawing/2014/chartex" xmlns:cx1="http://schemas.microsoft.com/office/drawing/2015/9/8/chartex" xmlns:cx2="http://schemas.microsoft.com/office/drawing/2015/10/21/chartex" xmlns:cx3="http://schemas.microsoft.com/office/drawing/2016/5/9/chartex" xmlns:cx4="http://schemas.microsoft.com/office/drawing/2016/5/10/chartex" xmlns:cx5="http://schemas.microsoft.com/office/drawing/2016/5/11/chartex" xmlns:cx6="http://schemas.microsoft.com/office/drawing/2016/5/12/chartex" xmlns:cx7="http://schemas.microsoft.com/office/drawing/2016/5/13/chartex" xmlns:cx8="http://schemas.microsoft.com/office/drawing/2016/5/14/chartex" xmlns:mc="http://schemas.openxmlformats.org/markup-compatibility/2006" xmlns:aink="http://schemas.microsoft.com/office/drawing/2016/ink" xmlns:am3d="http://schemas.microsoft.com/office/drawing/2017/model3d" xmlns:o="urn:schemas-microsoft-com:office:office" xmlns:r="http://schemas.openxmlformats.org/officeDocument/2006/relationships" xmlns:m="http://schemas.openxmlformats.org/officeDocument/2006/math" xmlns:v="urn:schemas-microsoft-com:vml" xmlns:wp14="http://schemas.microsoft.com/office/word/2010/wordprocessingDrawing" xmlns:wp="http://schemas.openxmlformats.org/drawingml/2006/wordprocessingDrawing" xmlns:w10="urn:schemas-microsoft-com:office:word" xmlns:w="http://schemas.openxmlformats.org/wordprocessingml/2006/main" xmlns:w14="http://schemas.microsoft.com/office/word/2010/wordml" xmlns:w15="http://schemas.microsoft.com/office/word/2012/wordml" xmlns:w16cex="http://schemas.microsoft.com/office/word/2018/wordml/cex" xmlns:w16cid="http://schemas.microsoft.com/office/word/2016/wordml/cid" xmlns:w16="http://schemas.microsoft.com/office/word/2018/wordml" xmlns:w16sdtdh="http://schemas.microsoft.com/office/word/2020/wordml/sdtdatahash" xmlns:w16se="http://schemas.microsoft.com/office/word/2015/wordml/symex" xmlns:wpg="http://schemas.microsoft.com/office/word/2010/wordprocessingGroup" xmlns:wpi="http://schemas.microsoft.com/office/word/2010/wordprocessingInk" xmlns:wne="http://schemas.microsoft.com/office/word/2006/wordml" xmlns:wps="http://schemas.microsoft.com/office/word/2010/wordprocessingShape" mc:Ignorable="w14 w15 w16se w16cid w16 w16cex w16sdtdh wp14">
-  <w:abstractNum w:abstractNumId="0" w15:restartNumberingAfterBreak="0">
+<w:numbering xmlns:wpc="http://schemas.microsoft.com/office/word/2010/wordprocessingCanvas" xmlns:mc="http://schemas.openxmlformats.org/markup-compatibility/2006" xmlns:o="urn:schemas-microsoft-com:office:office" xmlns:r="http://schemas.openxmlformats.org/officeDocument/2006/relationships" xmlns:m="http://schemas.openxmlformats.org/officeDocument/2006/math" xmlns:v="urn:schemas-microsoft-com:vml" xmlns:wp14="http://schemas.microsoft.com/office/word/2010/wordprocessingDrawing" xmlns:wp="http://schemas.openxmlformats.org/drawingml/2006/wordprocessingDrawing" xmlns:w10="urn:schemas-microsoft-com:office:word" xmlns:w="http://schemas.openxmlformats.org/wordprocessingml/2006/main" xmlns:w14="http://schemas.microsoft.com/office/word/2010/wordml" xmlns:wpg="http://schemas.microsoft.com/office/word/2010/wordprocessingGroup" xmlns:wpi="http://schemas.microsoft.com/office/word/2010/wordprocessingInk" xmlns:wne="http://schemas.microsoft.com/office/word/2006/wordml" xmlns:wps="http://schemas.microsoft.com/office/word/2010/wordprocessingShape" mc:Ignorable="w14 wp14">
+  <w:abstractNum w:abstractNumId="0">
     <w:nsid w:val="010D7900"/>
     <w:multiLevelType w:val="hybridMultilevel"/>
     <w:tmpl w:val="75C0CB1E"/>
@@ -12719,7 +14960,7 @@
       </w:rPr>
     </w:lvl>
   </w:abstractNum>
-  <w:abstractNum w:abstractNumId="1" w15:restartNumberingAfterBreak="0">
+  <w:abstractNum w:abstractNumId="1">
     <w:nsid w:val="051F1BA3"/>
     <w:multiLevelType w:val="hybridMultilevel"/>
     <w:tmpl w:val="DAF6B360"/>
@@ -12832,7 +15073,7 @@
       </w:rPr>
     </w:lvl>
   </w:abstractNum>
-  <w:abstractNum w:abstractNumId="2" w15:restartNumberingAfterBreak="0">
+  <w:abstractNum w:abstractNumId="2">
     <w:nsid w:val="08C6366F"/>
     <w:multiLevelType w:val="hybridMultilevel"/>
     <w:tmpl w:val="D3561CAA"/>
@@ -12919,7 +15160,7 @@
       </w:pPr>
     </w:lvl>
   </w:abstractNum>
-  <w:abstractNum w:abstractNumId="3" w15:restartNumberingAfterBreak="0">
+  <w:abstractNum w:abstractNumId="3">
     <w:nsid w:val="0C357DD6"/>
     <w:multiLevelType w:val="hybridMultilevel"/>
     <w:tmpl w:val="FEA8088E"/>
@@ -13010,7 +15251,7 @@
       </w:pPr>
     </w:lvl>
   </w:abstractNum>
-  <w:abstractNum w:abstractNumId="4" w15:restartNumberingAfterBreak="0">
+  <w:abstractNum w:abstractNumId="4">
     <w:nsid w:val="0DEA069D"/>
     <w:multiLevelType w:val="multilevel"/>
     <w:tmpl w:val="450C4EF6"/>
@@ -13151,7 +15392,7 @@
       </w:rPr>
     </w:lvl>
   </w:abstractNum>
-  <w:abstractNum w:abstractNumId="5" w15:restartNumberingAfterBreak="0">
+  <w:abstractNum w:abstractNumId="5">
     <w:nsid w:val="0F057383"/>
     <w:multiLevelType w:val="multilevel"/>
     <w:tmpl w:val="61100336"/>
@@ -13291,7 +15532,7 @@
       </w:rPr>
     </w:lvl>
   </w:abstractNum>
-  <w:abstractNum w:abstractNumId="6" w15:restartNumberingAfterBreak="0">
+  <w:abstractNum w:abstractNumId="6">
     <w:nsid w:val="107C07BC"/>
     <w:multiLevelType w:val="hybridMultilevel"/>
     <w:tmpl w:val="EDBA8B9E"/>
@@ -13404,7 +15645,7 @@
       </w:rPr>
     </w:lvl>
   </w:abstractNum>
-  <w:abstractNum w:abstractNumId="7" w15:restartNumberingAfterBreak="0">
+  <w:abstractNum w:abstractNumId="7">
     <w:nsid w:val="12AB4D80"/>
     <w:multiLevelType w:val="hybridMultilevel"/>
     <w:tmpl w:val="BD2A6D10"/>
@@ -13517,7 +15758,7 @@
       </w:rPr>
     </w:lvl>
   </w:abstractNum>
-  <w:abstractNum w:abstractNumId="8" w15:restartNumberingAfterBreak="0">
+  <w:abstractNum w:abstractNumId="8">
     <w:nsid w:val="15510218"/>
     <w:multiLevelType w:val="hybridMultilevel"/>
     <w:tmpl w:val="8EF49D20"/>
@@ -13607,7 +15848,7 @@
       </w:pPr>
     </w:lvl>
   </w:abstractNum>
-  <w:abstractNum w:abstractNumId="9" w15:restartNumberingAfterBreak="0">
+  <w:abstractNum w:abstractNumId="9">
     <w:nsid w:val="1DA574C5"/>
     <w:multiLevelType w:val="hybridMultilevel"/>
     <w:tmpl w:val="C5DAC41E"/>
@@ -13696,7 +15937,7 @@
       </w:pPr>
     </w:lvl>
   </w:abstractNum>
-  <w:abstractNum w:abstractNumId="10" w15:restartNumberingAfterBreak="0">
+  <w:abstractNum w:abstractNumId="10">
     <w:nsid w:val="21AE3D1F"/>
     <w:multiLevelType w:val="hybridMultilevel"/>
     <w:tmpl w:val="2ADC9744"/>
@@ -13786,7 +16027,7 @@
       </w:pPr>
     </w:lvl>
   </w:abstractNum>
-  <w:abstractNum w:abstractNumId="11" w15:restartNumberingAfterBreak="0">
+  <w:abstractNum w:abstractNumId="11">
     <w:nsid w:val="22C06009"/>
     <w:multiLevelType w:val="multilevel"/>
     <w:tmpl w:val="0DE68EC0"/>
@@ -13926,7 +16167,7 @@
       </w:rPr>
     </w:lvl>
   </w:abstractNum>
-  <w:abstractNum w:abstractNumId="12" w15:restartNumberingAfterBreak="0">
+  <w:abstractNum w:abstractNumId="12">
     <w:nsid w:val="253D4794"/>
     <w:multiLevelType w:val="multilevel"/>
     <w:tmpl w:val="8C80AB36"/>
@@ -14039,7 +16280,7 @@
       </w:rPr>
     </w:lvl>
   </w:abstractNum>
-  <w:abstractNum w:abstractNumId="13" w15:restartNumberingAfterBreak="0">
+  <w:abstractNum w:abstractNumId="13">
     <w:nsid w:val="25ED4004"/>
     <w:multiLevelType w:val="multilevel"/>
     <w:tmpl w:val="10421AA8"/>
@@ -14181,7 +16422,7 @@
       </w:rPr>
     </w:lvl>
   </w:abstractNum>
-  <w:abstractNum w:abstractNumId="14" w15:restartNumberingAfterBreak="0">
+  <w:abstractNum w:abstractNumId="14">
     <w:nsid w:val="296F3872"/>
     <w:multiLevelType w:val="hybridMultilevel"/>
     <w:tmpl w:val="5E9E6A2E"/>
@@ -14295,7 +16536,7 @@
       </w:rPr>
     </w:lvl>
   </w:abstractNum>
-  <w:abstractNum w:abstractNumId="15" w15:restartNumberingAfterBreak="0">
+  <w:abstractNum w:abstractNumId="15">
     <w:nsid w:val="3AB854B7"/>
     <w:multiLevelType w:val="hybridMultilevel"/>
     <w:tmpl w:val="86BA2714"/>
@@ -14384,7 +16625,7 @@
       </w:pPr>
     </w:lvl>
   </w:abstractNum>
-  <w:abstractNum w:abstractNumId="16" w15:restartNumberingAfterBreak="0">
+  <w:abstractNum w:abstractNumId="16">
     <w:nsid w:val="477C1E5C"/>
     <w:multiLevelType w:val="hybridMultilevel"/>
     <w:tmpl w:val="DB861D16"/>
@@ -14473,7 +16714,7 @@
       </w:pPr>
     </w:lvl>
   </w:abstractNum>
-  <w:abstractNum w:abstractNumId="17" w15:restartNumberingAfterBreak="0">
+  <w:abstractNum w:abstractNumId="17">
     <w:nsid w:val="48EF4C29"/>
     <w:multiLevelType w:val="hybridMultilevel"/>
     <w:tmpl w:val="22E061E4"/>
@@ -14586,7 +16827,7 @@
       </w:rPr>
     </w:lvl>
   </w:abstractNum>
-  <w:abstractNum w:abstractNumId="18" w15:restartNumberingAfterBreak="0">
+  <w:abstractNum w:abstractNumId="18">
     <w:nsid w:val="49D53B7D"/>
     <w:multiLevelType w:val="hybridMultilevel"/>
     <w:tmpl w:val="E81AAE0E"/>
@@ -14699,7 +16940,7 @@
       </w:rPr>
     </w:lvl>
   </w:abstractNum>
-  <w:abstractNum w:abstractNumId="19" w15:restartNumberingAfterBreak="0">
+  <w:abstractNum w:abstractNumId="19">
     <w:nsid w:val="4B1B7F7B"/>
     <w:multiLevelType w:val="hybridMultilevel"/>
     <w:tmpl w:val="D458C3DA"/>
@@ -14788,7 +17029,7 @@
       </w:pPr>
     </w:lvl>
   </w:abstractNum>
-  <w:abstractNum w:abstractNumId="20" w15:restartNumberingAfterBreak="0">
+  <w:abstractNum w:abstractNumId="20">
     <w:nsid w:val="4DDF34F6"/>
     <w:multiLevelType w:val="hybridMultilevel"/>
     <w:tmpl w:val="F8ECF986"/>
@@ -14874,7 +17115,7 @@
       </w:pPr>
     </w:lvl>
   </w:abstractNum>
-  <w:abstractNum w:abstractNumId="21" w15:restartNumberingAfterBreak="0">
+  <w:abstractNum w:abstractNumId="21">
     <w:nsid w:val="5A0A6934"/>
     <w:multiLevelType w:val="multilevel"/>
     <w:tmpl w:val="94D8BC3A"/>
@@ -15014,7 +17255,7 @@
       </w:rPr>
     </w:lvl>
   </w:abstractNum>
-  <w:abstractNum w:abstractNumId="22" w15:restartNumberingAfterBreak="0">
+  <w:abstractNum w:abstractNumId="22">
     <w:nsid w:val="5E8146CF"/>
     <w:multiLevelType w:val="hybridMultilevel"/>
     <w:tmpl w:val="88887470"/>
@@ -15127,7 +17368,7 @@
       </w:rPr>
     </w:lvl>
   </w:abstractNum>
-  <w:abstractNum w:abstractNumId="23" w15:restartNumberingAfterBreak="0">
+  <w:abstractNum w:abstractNumId="23">
     <w:nsid w:val="5EBF1554"/>
     <w:multiLevelType w:val="hybridMultilevel"/>
     <w:tmpl w:val="EAAC5A68"/>
@@ -15213,7 +17454,7 @@
       </w:pPr>
     </w:lvl>
   </w:abstractNum>
-  <w:abstractNum w:abstractNumId="24" w15:restartNumberingAfterBreak="0">
+  <w:abstractNum w:abstractNumId="24">
     <w:nsid w:val="688F1652"/>
     <w:multiLevelType w:val="multilevel"/>
     <w:tmpl w:val="1C900194"/>
@@ -15353,7 +17594,7 @@
       </w:rPr>
     </w:lvl>
   </w:abstractNum>
-  <w:abstractNum w:abstractNumId="25" w15:restartNumberingAfterBreak="0">
+  <w:abstractNum w:abstractNumId="25">
     <w:nsid w:val="6AFC18D1"/>
     <w:multiLevelType w:val="multilevel"/>
     <w:tmpl w:val="90105FDC"/>
@@ -15470,7 +17711,7 @@
       </w:pPr>
     </w:lvl>
   </w:abstractNum>
-  <w:abstractNum w:abstractNumId="26" w15:restartNumberingAfterBreak="0">
+  <w:abstractNum w:abstractNumId="26">
     <w:nsid w:val="6B961852"/>
     <w:multiLevelType w:val="hybridMultilevel"/>
     <w:tmpl w:val="DAAECE10"/>
@@ -15563,7 +17804,7 @@
       </w:pPr>
     </w:lvl>
   </w:abstractNum>
-  <w:abstractNum w:abstractNumId="27" w15:restartNumberingAfterBreak="0">
+  <w:abstractNum w:abstractNumId="27">
     <w:nsid w:val="6C567422"/>
     <w:multiLevelType w:val="hybridMultilevel"/>
     <w:tmpl w:val="08A2A54A"/>
@@ -15676,7 +17917,7 @@
       </w:rPr>
     </w:lvl>
   </w:abstractNum>
-  <w:abstractNum w:abstractNumId="28" w15:restartNumberingAfterBreak="0">
+  <w:abstractNum w:abstractNumId="28">
     <w:nsid w:val="6D076C65"/>
     <w:multiLevelType w:val="hybridMultilevel"/>
     <w:tmpl w:val="A8B846C6"/>
@@ -15765,7 +18006,7 @@
       </w:pPr>
     </w:lvl>
   </w:abstractNum>
-  <w:abstractNum w:abstractNumId="29" w15:restartNumberingAfterBreak="0">
+  <w:abstractNum w:abstractNumId="29">
     <w:nsid w:val="6DF92EB4"/>
     <w:multiLevelType w:val="hybridMultilevel"/>
     <w:tmpl w:val="BD66A4DC"/>
@@ -15878,7 +18119,7 @@
       </w:rPr>
     </w:lvl>
   </w:abstractNum>
-  <w:abstractNum w:abstractNumId="30" w15:restartNumberingAfterBreak="0">
+  <w:abstractNum w:abstractNumId="30">
     <w:nsid w:val="6F5D1775"/>
     <w:multiLevelType w:val="hybridMultilevel"/>
     <w:tmpl w:val="2F6EF11C"/>
@@ -15991,7 +18232,7 @@
       </w:rPr>
     </w:lvl>
   </w:abstractNum>
-  <w:abstractNum w:abstractNumId="31" w15:restartNumberingAfterBreak="0">
+  <w:abstractNum w:abstractNumId="31">
     <w:nsid w:val="79BB5355"/>
     <w:multiLevelType w:val="hybridMultilevel"/>
     <w:tmpl w:val="7BF4BA62"/>
@@ -16077,7 +18318,7 @@
       </w:pPr>
     </w:lvl>
   </w:abstractNum>
-  <w:abstractNum w:abstractNumId="32" w15:restartNumberingAfterBreak="0">
+  <w:abstractNum w:abstractNumId="32">
     <w:nsid w:val="7CB92AB8"/>
     <w:multiLevelType w:val="multilevel"/>
     <w:tmpl w:val="35D6B920"/>
@@ -16217,7 +18458,7 @@
       </w:rPr>
     </w:lvl>
   </w:abstractNum>
-  <w:abstractNum w:abstractNumId="33" w15:restartNumberingAfterBreak="0">
+  <w:abstractNum w:abstractNumId="33">
     <w:nsid w:val="7CC2726C"/>
     <w:multiLevelType w:val="hybridMultilevel"/>
     <w:tmpl w:val="F1D406FA"/>
@@ -16494,7 +18735,7 @@
 </file>
 
 <file path=word/styles.xml><?xml version="1.0" encoding="utf-8"?>
-<w:styles xmlns:mc="http://schemas.openxmlformats.org/markup-compatibility/2006" xmlns:r="http://schemas.openxmlformats.org/officeDocument/2006/relationships" xmlns:w="http://schemas.openxmlformats.org/wordprocessingml/2006/main" xmlns:w14="http://schemas.microsoft.com/office/word/2010/wordml" xmlns:w15="http://schemas.microsoft.com/office/word/2012/wordml" xmlns:w16cex="http://schemas.microsoft.com/office/word/2018/wordml/cex" xmlns:w16cid="http://schemas.microsoft.com/office/word/2016/wordml/cid" xmlns:w16="http://schemas.microsoft.com/office/word/2018/wordml" xmlns:w16sdtdh="http://schemas.microsoft.com/office/word/2020/wordml/sdtdatahash" xmlns:w16se="http://schemas.microsoft.com/office/word/2015/wordml/symex" mc:Ignorable="w14 w15 w16se w16cid w16 w16cex w16sdtdh">
+<w:styles xmlns:mc="http://schemas.openxmlformats.org/markup-compatibility/2006" xmlns:r="http://schemas.openxmlformats.org/officeDocument/2006/relationships" xmlns:w="http://schemas.openxmlformats.org/wordprocessingml/2006/main" xmlns:w14="http://schemas.microsoft.com/office/word/2010/wordml" mc:Ignorable="w14">
   <w:docDefaults>
     <w:rPrDefault>
       <w:rPr>
@@ -16510,383 +18751,147 @@
       </w:pPr>
     </w:pPrDefault>
   </w:docDefaults>
-  <w:latentStyles w:defLockedState="0" w:defUIPriority="99" w:defSemiHidden="0" w:defUnhideWhenUsed="0" w:defQFormat="0" w:count="376">
-    <w:lsdException w:name="Normal" w:uiPriority="0" w:qFormat="1"/>
-    <w:lsdException w:name="heading 1" w:uiPriority="9" w:qFormat="1"/>
-    <w:lsdException w:name="heading 2" w:semiHidden="1" w:uiPriority="9" w:unhideWhenUsed="1" w:qFormat="1"/>
-    <w:lsdException w:name="heading 3" w:semiHidden="1" w:uiPriority="9" w:unhideWhenUsed="1" w:qFormat="1"/>
-    <w:lsdException w:name="heading 4" w:semiHidden="1" w:uiPriority="9" w:unhideWhenUsed="1" w:qFormat="1"/>
-    <w:lsdException w:name="heading 5" w:semiHidden="1" w:uiPriority="9" w:unhideWhenUsed="1" w:qFormat="1"/>
-    <w:lsdException w:name="heading 6" w:semiHidden="1" w:uiPriority="9" w:unhideWhenUsed="1" w:qFormat="1"/>
-    <w:lsdException w:name="heading 7" w:semiHidden="1" w:uiPriority="9" w:unhideWhenUsed="1" w:qFormat="1"/>
-    <w:lsdException w:name="heading 8" w:semiHidden="1" w:uiPriority="9" w:unhideWhenUsed="1" w:qFormat="1"/>
-    <w:lsdException w:name="heading 9" w:semiHidden="1" w:uiPriority="9" w:unhideWhenUsed="1" w:qFormat="1"/>
-    <w:lsdException w:name="index 1" w:semiHidden="1" w:unhideWhenUsed="1"/>
-    <w:lsdException w:name="index 2" w:semiHidden="1" w:unhideWhenUsed="1"/>
-    <w:lsdException w:name="index 3" w:semiHidden="1" w:unhideWhenUsed="1"/>
-    <w:lsdException w:name="index 4" w:semiHidden="1" w:unhideWhenUsed="1"/>
-    <w:lsdException w:name="index 5" w:semiHidden="1" w:unhideWhenUsed="1"/>
-    <w:lsdException w:name="index 6" w:semiHidden="1" w:unhideWhenUsed="1"/>
-    <w:lsdException w:name="index 7" w:semiHidden="1" w:unhideWhenUsed="1"/>
-    <w:lsdException w:name="index 8" w:semiHidden="1" w:unhideWhenUsed="1"/>
-    <w:lsdException w:name="index 9" w:semiHidden="1" w:unhideWhenUsed="1"/>
-    <w:lsdException w:name="toc 1" w:semiHidden="1" w:uiPriority="39" w:unhideWhenUsed="1"/>
-    <w:lsdException w:name="toc 2" w:semiHidden="1" w:uiPriority="39" w:unhideWhenUsed="1"/>
-    <w:lsdException w:name="toc 3" w:semiHidden="1" w:uiPriority="39" w:unhideWhenUsed="1"/>
-    <w:lsdException w:name="toc 4" w:semiHidden="1" w:uiPriority="39" w:unhideWhenUsed="1"/>
-    <w:lsdException w:name="toc 5" w:semiHidden="1" w:uiPriority="39" w:unhideWhenUsed="1"/>
-    <w:lsdException w:name="toc 6" w:semiHidden="1" w:uiPriority="39" w:unhideWhenUsed="1"/>
-    <w:lsdException w:name="toc 7" w:semiHidden="1" w:uiPriority="39" w:unhideWhenUsed="1"/>
-    <w:lsdException w:name="toc 8" w:semiHidden="1" w:uiPriority="39" w:unhideWhenUsed="1"/>
-    <w:lsdException w:name="toc 9" w:semiHidden="1" w:uiPriority="39" w:unhideWhenUsed="1"/>
-    <w:lsdException w:name="Normal Indent" w:semiHidden="1" w:unhideWhenUsed="1"/>
-    <w:lsdException w:name="footnote text" w:semiHidden="1" w:unhideWhenUsed="1"/>
-    <w:lsdException w:name="annotation text" w:semiHidden="1" w:unhideWhenUsed="1" w:qFormat="1"/>
-    <w:lsdException w:name="header" w:semiHidden="1" w:unhideWhenUsed="1"/>
-    <w:lsdException w:name="footer" w:semiHidden="1" w:unhideWhenUsed="1"/>
-    <w:lsdException w:name="index heading" w:semiHidden="1" w:unhideWhenUsed="1"/>
-    <w:lsdException w:name="caption" w:semiHidden="1" w:uiPriority="35" w:unhideWhenUsed="1" w:qFormat="1"/>
-    <w:lsdException w:name="table of figures" w:semiHidden="1" w:unhideWhenUsed="1"/>
-    <w:lsdException w:name="envelope address" w:semiHidden="1" w:unhideWhenUsed="1"/>
-    <w:lsdException w:name="envelope return" w:semiHidden="1" w:unhideWhenUsed="1"/>
-    <w:lsdException w:name="footnote reference" w:semiHidden="1" w:unhideWhenUsed="1"/>
-    <w:lsdException w:name="annotation reference" w:semiHidden="1" w:unhideWhenUsed="1" w:qFormat="1"/>
-    <w:lsdException w:name="line number" w:semiHidden="1" w:unhideWhenUsed="1"/>
-    <w:lsdException w:name="page number" w:semiHidden="1" w:unhideWhenUsed="1"/>
-    <w:lsdException w:name="endnote reference" w:semiHidden="1" w:unhideWhenUsed="1"/>
-    <w:lsdException w:name="endnote text" w:semiHidden="1" w:unhideWhenUsed="1"/>
-    <w:lsdException w:name="table of authorities" w:semiHidden="1" w:unhideWhenUsed="1"/>
-    <w:lsdException w:name="macro" w:semiHidden="1" w:unhideWhenUsed="1"/>
-    <w:lsdException w:name="toa heading" w:semiHidden="1" w:unhideWhenUsed="1"/>
-    <w:lsdException w:name="List" w:semiHidden="1" w:unhideWhenUsed="1"/>
-    <w:lsdException w:name="List Bullet" w:semiHidden="1" w:unhideWhenUsed="1"/>
-    <w:lsdException w:name="List Number" w:semiHidden="1" w:unhideWhenUsed="1"/>
-    <w:lsdException w:name="List 2" w:semiHidden="1" w:unhideWhenUsed="1"/>
-    <w:lsdException w:name="List 3" w:semiHidden="1" w:unhideWhenUsed="1"/>
-    <w:lsdException w:name="List 4" w:semiHidden="1" w:unhideWhenUsed="1"/>
-    <w:lsdException w:name="List 5" w:semiHidden="1" w:unhideWhenUsed="1"/>
-    <w:lsdException w:name="List Bullet 2" w:semiHidden="1" w:unhideWhenUsed="1"/>
-    <w:lsdException w:name="List Bullet 3" w:semiHidden="1" w:unhideWhenUsed="1"/>
-    <w:lsdException w:name="List Bullet 4" w:semiHidden="1" w:unhideWhenUsed="1"/>
-    <w:lsdException w:name="List Bullet 5" w:semiHidden="1" w:unhideWhenUsed="1"/>
-    <w:lsdException w:name="List Number 2" w:semiHidden="1" w:unhideWhenUsed="1"/>
-    <w:lsdException w:name="List Number 3" w:semiHidden="1" w:unhideWhenUsed="1"/>
-    <w:lsdException w:name="List Number 4" w:semiHidden="1" w:unhideWhenUsed="1"/>
-    <w:lsdException w:name="List Number 5" w:semiHidden="1" w:unhideWhenUsed="1"/>
-    <w:lsdException w:name="Title" w:uiPriority="10" w:qFormat="1"/>
-    <w:lsdException w:name="Closing" w:semiHidden="1" w:unhideWhenUsed="1"/>
-    <w:lsdException w:name="Signature" w:semiHidden="1" w:unhideWhenUsed="1"/>
-    <w:lsdException w:name="Default Paragraph Font" w:semiHidden="1" w:uiPriority="1" w:unhideWhenUsed="1"/>
-    <w:lsdException w:name="Body Text" w:semiHidden="1" w:unhideWhenUsed="1" w:qFormat="1"/>
-    <w:lsdException w:name="Body Text Indent" w:semiHidden="1" w:unhideWhenUsed="1"/>
-    <w:lsdException w:name="List Continue" w:semiHidden="1" w:unhideWhenUsed="1"/>
-    <w:lsdException w:name="List Continue 2" w:semiHidden="1" w:unhideWhenUsed="1"/>
-    <w:lsdException w:name="List Continue 3" w:semiHidden="1" w:unhideWhenUsed="1"/>
-    <w:lsdException w:name="List Continue 4" w:semiHidden="1" w:unhideWhenUsed="1"/>
-    <w:lsdException w:name="List Continue 5" w:semiHidden="1" w:unhideWhenUsed="1"/>
-    <w:lsdException w:name="Message Header" w:semiHidden="1" w:unhideWhenUsed="1"/>
-    <w:lsdException w:name="Subtitle" w:uiPriority="11" w:qFormat="1"/>
-    <w:lsdException w:name="Salutation" w:semiHidden="1" w:unhideWhenUsed="1"/>
-    <w:lsdException w:name="Date" w:semiHidden="1" w:unhideWhenUsed="1"/>
-    <w:lsdException w:name="Body Text First Indent" w:semiHidden="1" w:unhideWhenUsed="1"/>
-    <w:lsdException w:name="Body Text First Indent 2" w:semiHidden="1" w:unhideWhenUsed="1"/>
-    <w:lsdException w:name="Note Heading" w:semiHidden="1" w:unhideWhenUsed="1"/>
-    <w:lsdException w:name="Body Text 2" w:semiHidden="1" w:unhideWhenUsed="1"/>
-    <w:lsdException w:name="Body Text 3" w:semiHidden="1" w:unhideWhenUsed="1"/>
-    <w:lsdException w:name="Body Text Indent 2" w:semiHidden="1" w:unhideWhenUsed="1"/>
-    <w:lsdException w:name="Body Text Indent 3" w:semiHidden="1" w:unhideWhenUsed="1"/>
-    <w:lsdException w:name="Block Text" w:semiHidden="1" w:unhideWhenUsed="1"/>
-    <w:lsdException w:name="Hyperlink" w:semiHidden="1" w:unhideWhenUsed="1"/>
-    <w:lsdException w:name="FollowedHyperlink" w:semiHidden="1" w:unhideWhenUsed="1"/>
-    <w:lsdException w:name="Strong" w:uiPriority="22" w:qFormat="1"/>
-    <w:lsdException w:name="Emphasis" w:uiPriority="20" w:qFormat="1"/>
-    <w:lsdException w:name="Document Map" w:semiHidden="1" w:unhideWhenUsed="1"/>
-    <w:lsdException w:name="Plain Text" w:semiHidden="1" w:unhideWhenUsed="1"/>
-    <w:lsdException w:name="E-mail Signature" w:semiHidden="1" w:unhideWhenUsed="1"/>
-    <w:lsdException w:name="HTML Top of Form" w:semiHidden="1" w:unhideWhenUsed="1"/>
-    <w:lsdException w:name="HTML Bottom of Form" w:semiHidden="1" w:unhideWhenUsed="1"/>
-    <w:lsdException w:name="Normal (Web)" w:semiHidden="1" w:unhideWhenUsed="1"/>
-    <w:lsdException w:name="HTML Acronym" w:semiHidden="1" w:unhideWhenUsed="1"/>
-    <w:lsdException w:name="HTML Address" w:semiHidden="1" w:unhideWhenUsed="1"/>
-    <w:lsdException w:name="HTML Cite" w:semiHidden="1" w:unhideWhenUsed="1"/>
-    <w:lsdException w:name="HTML Code" w:semiHidden="1" w:unhideWhenUsed="1"/>
-    <w:lsdException w:name="HTML Definition" w:semiHidden="1" w:unhideWhenUsed="1"/>
-    <w:lsdException w:name="HTML Keyboard" w:semiHidden="1" w:unhideWhenUsed="1"/>
-    <w:lsdException w:name="HTML Preformatted" w:semiHidden="1" w:unhideWhenUsed="1"/>
-    <w:lsdException w:name="HTML Sample" w:semiHidden="1" w:unhideWhenUsed="1"/>
-    <w:lsdException w:name="HTML Typewriter" w:semiHidden="1" w:unhideWhenUsed="1"/>
-    <w:lsdException w:name="HTML Variable" w:semiHidden="1" w:unhideWhenUsed="1"/>
-    <w:lsdException w:name="Normal Table" w:semiHidden="1" w:unhideWhenUsed="1"/>
-    <w:lsdException w:name="annotation subject" w:semiHidden="1" w:unhideWhenUsed="1"/>
-    <w:lsdException w:name="No List" w:semiHidden="1" w:unhideWhenUsed="1"/>
-    <w:lsdException w:name="Outline List 1" w:semiHidden="1" w:unhideWhenUsed="1"/>
-    <w:lsdException w:name="Outline List 2" w:semiHidden="1" w:unhideWhenUsed="1"/>
-    <w:lsdException w:name="Outline List 3" w:semiHidden="1" w:unhideWhenUsed="1"/>
-    <w:lsdException w:name="Table Simple 1" w:semiHidden="1" w:unhideWhenUsed="1"/>
-    <w:lsdException w:name="Table Simple 2" w:semiHidden="1" w:unhideWhenUsed="1"/>
-    <w:lsdException w:name="Table Simple 3" w:semiHidden="1" w:unhideWhenUsed="1"/>
-    <w:lsdException w:name="Table Classic 1" w:semiHidden="1" w:unhideWhenUsed="1"/>
-    <w:lsdException w:name="Table Classic 2" w:semiHidden="1" w:unhideWhenUsed="1"/>
-    <w:lsdException w:name="Table Classic 3" w:semiHidden="1" w:unhideWhenUsed="1"/>
-    <w:lsdException w:name="Table Classic 4" w:semiHidden="1" w:unhideWhenUsed="1"/>
-    <w:lsdException w:name="Table Colorful 1" w:semiHidden="1" w:unhideWhenUsed="1"/>
-    <w:lsdException w:name="Table Colorful 2" w:semiHidden="1" w:unhideWhenUsed="1"/>
-    <w:lsdException w:name="Table Colorful 3" w:semiHidden="1" w:unhideWhenUsed="1"/>
-    <w:lsdException w:name="Table Columns 1" w:semiHidden="1" w:unhideWhenUsed="1"/>
-    <w:lsdException w:name="Table Columns 2" w:semiHidden="1" w:unhideWhenUsed="1"/>
-    <w:lsdException w:name="Table Columns 3" w:semiHidden="1" w:unhideWhenUsed="1"/>
-    <w:lsdException w:name="Table Columns 4" w:semiHidden="1" w:unhideWhenUsed="1"/>
-    <w:lsdException w:name="Table Columns 5" w:semiHidden="1" w:unhideWhenUsed="1"/>
-    <w:lsdException w:name="Table Grid 1" w:semiHidden="1" w:unhideWhenUsed="1"/>
-    <w:lsdException w:name="Table Grid 2" w:semiHidden="1" w:unhideWhenUsed="1"/>
-    <w:lsdException w:name="Table Grid 3" w:semiHidden="1" w:unhideWhenUsed="1"/>
-    <w:lsdException w:name="Table Grid 4" w:semiHidden="1" w:unhideWhenUsed="1"/>
-    <w:lsdException w:name="Table Grid 5" w:semiHidden="1" w:unhideWhenUsed="1"/>
-    <w:lsdException w:name="Table Grid 6" w:semiHidden="1" w:unhideWhenUsed="1"/>
-    <w:lsdException w:name="Table Grid 7" w:semiHidden="1" w:unhideWhenUsed="1"/>
-    <w:lsdException w:name="Table Grid 8" w:semiHidden="1" w:unhideWhenUsed="1"/>
-    <w:lsdException w:name="Table List 1" w:semiHidden="1" w:unhideWhenUsed="1"/>
-    <w:lsdException w:name="Table List 2" w:semiHidden="1" w:unhideWhenUsed="1"/>
-    <w:lsdException w:name="Table List 3" w:semiHidden="1" w:unhideWhenUsed="1"/>
-    <w:lsdException w:name="Table List 4" w:semiHidden="1" w:unhideWhenUsed="1"/>
-    <w:lsdException w:name="Table List 5" w:semiHidden="1" w:unhideWhenUsed="1"/>
-    <w:lsdException w:name="Table List 6" w:semiHidden="1" w:unhideWhenUsed="1"/>
-    <w:lsdException w:name="Table List 7" w:semiHidden="1" w:unhideWhenUsed="1"/>
-    <w:lsdException w:name="Table List 8" w:semiHidden="1" w:unhideWhenUsed="1"/>
-    <w:lsdException w:name="Table 3D effects 1" w:semiHidden="1" w:unhideWhenUsed="1"/>
-    <w:lsdException w:name="Table 3D effects 2" w:semiHidden="1" w:unhideWhenUsed="1"/>
-    <w:lsdException w:name="Table 3D effects 3" w:semiHidden="1" w:unhideWhenUsed="1"/>
-    <w:lsdException w:name="Table Contemporary" w:semiHidden="1" w:unhideWhenUsed="1"/>
-    <w:lsdException w:name="Table Elegant" w:semiHidden="1" w:unhideWhenUsed="1"/>
-    <w:lsdException w:name="Table Professional" w:semiHidden="1" w:unhideWhenUsed="1"/>
-    <w:lsdException w:name="Table Subtle 1" w:semiHidden="1" w:unhideWhenUsed="1"/>
-    <w:lsdException w:name="Table Subtle 2" w:semiHidden="1" w:unhideWhenUsed="1"/>
-    <w:lsdException w:name="Table Web 1" w:semiHidden="1" w:unhideWhenUsed="1"/>
-    <w:lsdException w:name="Table Web 2" w:semiHidden="1" w:unhideWhenUsed="1"/>
-    <w:lsdException w:name="Table Web 3" w:semiHidden="1" w:unhideWhenUsed="1"/>
-    <w:lsdException w:name="Balloon Text" w:semiHidden="1" w:unhideWhenUsed="1"/>
-    <w:lsdException w:name="Table Grid" w:uiPriority="39"/>
-    <w:lsdException w:name="Table Theme" w:semiHidden="1" w:unhideWhenUsed="1"/>
-    <w:lsdException w:name="Placeholder Text" w:semiHidden="1"/>
-    <w:lsdException w:name="No Spacing" w:uiPriority="1" w:qFormat="1"/>
-    <w:lsdException w:name="Light Shading" w:uiPriority="60"/>
-    <w:lsdException w:name="Light List" w:uiPriority="61"/>
-    <w:lsdException w:name="Light Grid" w:uiPriority="62"/>
-    <w:lsdException w:name="Medium Shading 1" w:uiPriority="63"/>
-    <w:lsdException w:name="Medium Shading 2" w:uiPriority="64"/>
-    <w:lsdException w:name="Medium List 1" w:uiPriority="65"/>
-    <w:lsdException w:name="Medium List 2" w:uiPriority="66"/>
-    <w:lsdException w:name="Medium Grid 1" w:uiPriority="67"/>
-    <w:lsdException w:name="Medium Grid 2" w:uiPriority="68"/>
-    <w:lsdException w:name="Medium Grid 3" w:uiPriority="69"/>
-    <w:lsdException w:name="Dark List" w:uiPriority="70"/>
-    <w:lsdException w:name="Colorful Shading" w:uiPriority="71"/>
-    <w:lsdException w:name="Colorful List" w:uiPriority="72"/>
-    <w:lsdException w:name="Colorful Grid" w:uiPriority="73"/>
-    <w:lsdException w:name="Light Shading Accent 1" w:uiPriority="60"/>
-    <w:lsdException w:name="Light List Accent 1" w:uiPriority="61"/>
-    <w:lsdException w:name="Light Grid Accent 1" w:uiPriority="62"/>
-    <w:lsdException w:name="Medium Shading 1 Accent 1" w:uiPriority="63"/>
-    <w:lsdException w:name="Medium Shading 2 Accent 1" w:uiPriority="64"/>
-    <w:lsdException w:name="Medium List 1 Accent 1" w:uiPriority="65"/>
-    <w:lsdException w:name="Revision" w:semiHidden="1"/>
-    <w:lsdException w:name="List Paragraph" w:uiPriority="34" w:qFormat="1"/>
-    <w:lsdException w:name="Quote" w:uiPriority="29" w:qFormat="1"/>
-    <w:lsdException w:name="Intense Quote" w:uiPriority="30" w:qFormat="1"/>
-    <w:lsdException w:name="Medium List 2 Accent 1" w:uiPriority="66"/>
-    <w:lsdException w:name="Medium Grid 1 Accent 1" w:uiPriority="67"/>
-    <w:lsdException w:name="Medium Grid 2 Accent 1" w:uiPriority="68"/>
-    <w:lsdException w:name="Medium Grid 3 Accent 1" w:uiPriority="69"/>
-    <w:lsdException w:name="Dark List Accent 1" w:uiPriority="70"/>
-    <w:lsdException w:name="Colorful Shading Accent 1" w:uiPriority="71"/>
-    <w:lsdException w:name="Colorful List Accent 1" w:uiPriority="72"/>
-    <w:lsdException w:name="Colorful Grid Accent 1" w:uiPriority="73"/>
-    <w:lsdException w:name="Light Shading Accent 2" w:uiPriority="60"/>
-    <w:lsdException w:name="Light List Accent 2" w:uiPriority="61"/>
-    <w:lsdException w:name="Light Grid Accent 2" w:uiPriority="62"/>
-    <w:lsdException w:name="Medium Shading 1 Accent 2" w:uiPriority="63"/>
-    <w:lsdException w:name="Medium Shading 2 Accent 2" w:uiPriority="64"/>
-    <w:lsdException w:name="Medium List 1 Accent 2" w:uiPriority="65"/>
-    <w:lsdException w:name="Medium List 2 Accent 2" w:uiPriority="66"/>
-    <w:lsdException w:name="Medium Grid 1 Accent 2" w:uiPriority="67"/>
-    <w:lsdException w:name="Medium Grid 2 Accent 2" w:uiPriority="68"/>
-    <w:lsdException w:name="Medium Grid 3 Accent 2" w:uiPriority="69"/>
-    <w:lsdException w:name="Dark List Accent 2" w:uiPriority="70"/>
-    <w:lsdException w:name="Colorful Shading Accent 2" w:uiPriority="71"/>
-    <w:lsdException w:name="Colorful List Accent 2" w:uiPriority="72"/>
-    <w:lsdException w:name="Colorful Grid Accent 2" w:uiPriority="73"/>
-    <w:lsdException w:name="Light Shading Accent 3" w:uiPriority="60"/>
-    <w:lsdException w:name="Light List Accent 3" w:uiPriority="61"/>
-    <w:lsdException w:name="Light Grid Accent 3" w:uiPriority="62"/>
-    <w:lsdException w:name="Medium Shading 1 Accent 3" w:uiPriority="63"/>
-    <w:lsdException w:name="Medium Shading 2 Accent 3" w:uiPriority="64"/>
-    <w:lsdException w:name="Medium List 1 Accent 3" w:uiPriority="65"/>
-    <w:lsdException w:name="Medium List 2 Accent 3" w:uiPriority="66"/>
-    <w:lsdException w:name="Medium Grid 1 Accent 3" w:uiPriority="67"/>
-    <w:lsdException w:name="Medium Grid 2 Accent 3" w:uiPriority="68"/>
-    <w:lsdException w:name="Medium Grid 3 Accent 3" w:uiPriority="69"/>
-    <w:lsdException w:name="Dark List Accent 3" w:uiPriority="70"/>
-    <w:lsdException w:name="Colorful Shading Accent 3" w:uiPriority="71"/>
-    <w:lsdException w:name="Colorful List Accent 3" w:uiPriority="72"/>
-    <w:lsdException w:name="Colorful Grid Accent 3" w:uiPriority="73"/>
-    <w:lsdException w:name="Light Shading Accent 4" w:uiPriority="60"/>
-    <w:lsdException w:name="Light List Accent 4" w:uiPriority="61"/>
-    <w:lsdException w:name="Light Grid Accent 4" w:uiPriority="62"/>
-    <w:lsdException w:name="Medium Shading 1 Accent 4" w:uiPriority="63"/>
-    <w:lsdException w:name="Medium Shading 2 Accent 4" w:uiPriority="64"/>
-    <w:lsdException w:name="Medium List 1 Accent 4" w:uiPriority="65"/>
-    <w:lsdException w:name="Medium List 2 Accent 4" w:uiPriority="66"/>
-    <w:lsdException w:name="Medium Grid 1 Accent 4" w:uiPriority="67"/>
-    <w:lsdException w:name="Medium Grid 2 Accent 4" w:uiPriority="68"/>
-    <w:lsdException w:name="Medium Grid 3 Accent 4" w:uiPriority="69"/>
-    <w:lsdException w:name="Dark List Accent 4" w:uiPriority="70"/>
-    <w:lsdException w:name="Colorful Shading Accent 4" w:uiPriority="71"/>
-    <w:lsdException w:name="Colorful List Accent 4" w:uiPriority="72"/>
-    <w:lsdException w:name="Colorful Grid Accent 4" w:uiPriority="73"/>
-    <w:lsdException w:name="Light Shading Accent 5" w:uiPriority="60"/>
-    <w:lsdException w:name="Light List Accent 5" w:uiPriority="61"/>
-    <w:lsdException w:name="Light Grid Accent 5" w:uiPriority="62"/>
-    <w:lsdException w:name="Medium Shading 1 Accent 5" w:uiPriority="63"/>
-    <w:lsdException w:name="Medium Shading 2 Accent 5" w:uiPriority="64"/>
-    <w:lsdException w:name="Medium List 1 Accent 5" w:uiPriority="65"/>
-    <w:lsdException w:name="Medium List 2 Accent 5" w:uiPriority="66"/>
-    <w:lsdException w:name="Medium Grid 1 Accent 5" w:uiPriority="67"/>
-    <w:lsdException w:name="Medium Grid 2 Accent 5" w:uiPriority="68"/>
-    <w:lsdException w:name="Medium Grid 3 Accent 5" w:uiPriority="69"/>
-    <w:lsdException w:name="Dark List Accent 5" w:uiPriority="70"/>
-    <w:lsdException w:name="Colorful Shading Accent 5" w:uiPriority="71"/>
-    <w:lsdException w:name="Colorful List Accent 5" w:uiPriority="72"/>
-    <w:lsdException w:name="Colorful Grid Accent 5" w:uiPriority="73"/>
-    <w:lsdException w:name="Light Shading Accent 6" w:uiPriority="60"/>
-    <w:lsdException w:name="Light List Accent 6" w:uiPriority="61"/>
-    <w:lsdException w:name="Light Grid Accent 6" w:uiPriority="62"/>
-    <w:lsdException w:name="Medium Shading 1 Accent 6" w:uiPriority="63"/>
-    <w:lsdException w:name="Medium Shading 2 Accent 6" w:uiPriority="64"/>
-    <w:lsdException w:name="Medium List 1 Accent 6" w:uiPriority="65"/>
-    <w:lsdException w:name="Medium List 2 Accent 6" w:uiPriority="66"/>
-    <w:lsdException w:name="Medium Grid 1 Accent 6" w:uiPriority="67"/>
-    <w:lsdException w:name="Medium Grid 2 Accent 6" w:uiPriority="68"/>
-    <w:lsdException w:name="Medium Grid 3 Accent 6" w:uiPriority="69"/>
-    <w:lsdException w:name="Dark List Accent 6" w:uiPriority="70"/>
-    <w:lsdException w:name="Colorful Shading Accent 6" w:uiPriority="71"/>
-    <w:lsdException w:name="Colorful List Accent 6" w:uiPriority="72"/>
-    <w:lsdException w:name="Colorful Grid Accent 6" w:uiPriority="73"/>
-    <w:lsdException w:name="Subtle Emphasis" w:uiPriority="19" w:qFormat="1"/>
-    <w:lsdException w:name="Intense Emphasis" w:uiPriority="21" w:qFormat="1"/>
-    <w:lsdException w:name="Subtle Reference" w:uiPriority="31" w:qFormat="1"/>
-    <w:lsdException w:name="Intense Reference" w:uiPriority="32" w:qFormat="1"/>
-    <w:lsdException w:name="Book Title" w:uiPriority="33" w:qFormat="1"/>
-    <w:lsdException w:name="Bibliography" w:semiHidden="1" w:uiPriority="37" w:unhideWhenUsed="1"/>
-    <w:lsdException w:name="TOC Heading" w:semiHidden="1" w:uiPriority="39" w:unhideWhenUsed="1" w:qFormat="1"/>
-    <w:lsdException w:name="Plain Table 1" w:uiPriority="41"/>
-    <w:lsdException w:name="Plain Table 2" w:uiPriority="42"/>
-    <w:lsdException w:name="Plain Table 3" w:uiPriority="43"/>
-    <w:lsdException w:name="Plain Table 4" w:uiPriority="44"/>
-    <w:lsdException w:name="Plain Table 5" w:uiPriority="45"/>
-    <w:lsdException w:name="Grid Table Light" w:uiPriority="40"/>
-    <w:lsdException w:name="Grid Table 1 Light" w:uiPriority="46"/>
-    <w:lsdException w:name="Grid Table 2" w:uiPriority="47"/>
-    <w:lsdException w:name="Grid Table 3" w:uiPriority="48"/>
-    <w:lsdException w:name="Grid Table 4" w:uiPriority="49"/>
-    <w:lsdException w:name="Grid Table 5 Dark" w:uiPriority="50"/>
-    <w:lsdException w:name="Grid Table 6 Colorful" w:uiPriority="51"/>
-    <w:lsdException w:name="Grid Table 7 Colorful" w:uiPriority="52"/>
-    <w:lsdException w:name="Grid Table 1 Light Accent 1" w:uiPriority="46"/>
-    <w:lsdException w:name="Grid Table 2 Accent 1" w:uiPriority="47"/>
-    <w:lsdException w:name="Grid Table 3 Accent 1" w:uiPriority="48"/>
-    <w:lsdException w:name="Grid Table 4 Accent 1" w:uiPriority="49"/>
-    <w:lsdException w:name="Grid Table 5 Dark Accent 1" w:uiPriority="50"/>
-    <w:lsdException w:name="Grid Table 6 Colorful Accent 1" w:uiPriority="51"/>
-    <w:lsdException w:name="Grid Table 7 Colorful Accent 1" w:uiPriority="52"/>
-    <w:lsdException w:name="Grid Table 1 Light Accent 2" w:uiPriority="46"/>
-    <w:lsdException w:name="Grid Table 2 Accent 2" w:uiPriority="47"/>
-    <w:lsdException w:name="Grid Table 3 Accent 2" w:uiPriority="48"/>
-    <w:lsdException w:name="Grid Table 4 Accent 2" w:uiPriority="49"/>
-    <w:lsdException w:name="Grid Table 5 Dark Accent 2" w:uiPriority="50"/>
-    <w:lsdException w:name="Grid Table 6 Colorful Accent 2" w:uiPriority="51"/>
-    <w:lsdException w:name="Grid Table 7 Colorful Accent 2" w:uiPriority="52"/>
-    <w:lsdException w:name="Grid Table 1 Light Accent 3" w:uiPriority="46"/>
-    <w:lsdException w:name="Grid Table 2 Accent 3" w:uiPriority="47"/>
-    <w:lsdException w:name="Grid Table 3 Accent 3" w:uiPriority="48"/>
-    <w:lsdException w:name="Grid Table 4 Accent 3" w:uiPriority="49"/>
-    <w:lsdException w:name="Grid Table 5 Dark Accent 3" w:uiPriority="50"/>
-    <w:lsdException w:name="Grid Table 6 Colorful Accent 3" w:uiPriority="51"/>
-    <w:lsdException w:name="Grid Table 7 Colorful Accent 3" w:uiPriority="52"/>
-    <w:lsdException w:name="Grid Table 1 Light Accent 4" w:uiPriority="46"/>
-    <w:lsdException w:name="Grid Table 2 Accent 4" w:uiPriority="47"/>
-    <w:lsdException w:name="Grid Table 3 Accent 4" w:uiPriority="48"/>
-    <w:lsdException w:name="Grid Table 4 Accent 4" w:uiPriority="49"/>
-    <w:lsdException w:name="Grid Table 5 Dark Accent 4" w:uiPriority="50"/>
-    <w:lsdException w:name="Grid Table 6 Colorful Accent 4" w:uiPriority="51"/>
-    <w:lsdException w:name="Grid Table 7 Colorful Accent 4" w:uiPriority="52"/>
-    <w:lsdException w:name="Grid Table 1 Light Accent 5" w:uiPriority="46"/>
-    <w:lsdException w:name="Grid Table 2 Accent 5" w:uiPriority="47"/>
-    <w:lsdException w:name="Grid Table 3 Accent 5" w:uiPriority="48"/>
-    <w:lsdException w:name="Grid Table 4 Accent 5" w:uiPriority="49"/>
-    <w:lsdException w:name="Grid Table 5 Dark Accent 5" w:uiPriority="50"/>
-    <w:lsdException w:name="Grid Table 6 Colorful Accent 5" w:uiPriority="51"/>
-    <w:lsdException w:name="Grid Table 7 Colorful Accent 5" w:uiPriority="52"/>
-    <w:lsdException w:name="Grid Table 1 Light Accent 6" w:uiPriority="46"/>
-    <w:lsdException w:name="Grid Table 2 Accent 6" w:uiPriority="47"/>
-    <w:lsdException w:name="Grid Table 3 Accent 6" w:uiPriority="48"/>
-    <w:lsdException w:name="Grid Table 4 Accent 6" w:uiPriority="49"/>
-    <w:lsdException w:name="Grid Table 5 Dark Accent 6" w:uiPriority="50"/>
-    <w:lsdException w:name="Grid Table 6 Colorful Accent 6" w:uiPriority="51"/>
-    <w:lsdException w:name="Grid Table 7 Colorful Accent 6" w:uiPriority="52"/>
-    <w:lsdException w:name="List Table 1 Light" w:uiPriority="46"/>
-    <w:lsdException w:name="List Table 2" w:uiPriority="47"/>
-    <w:lsdException w:name="List Table 3" w:uiPriority="48"/>
-    <w:lsdException w:name="List Table 4" w:uiPriority="49"/>
-    <w:lsdException w:name="List Table 5 Dark" w:uiPriority="50"/>
-    <w:lsdException w:name="List Table 6 Colorful" w:uiPriority="51"/>
-    <w:lsdException w:name="List Table 7 Colorful" w:uiPriority="52"/>
-    <w:lsdException w:name="List Table 1 Light Accent 1" w:uiPriority="46"/>
-    <w:lsdException w:name="List Table 2 Accent 1" w:uiPriority="47"/>
-    <w:lsdException w:name="List Table 3 Accent 1" w:uiPriority="48"/>
-    <w:lsdException w:name="List Table 4 Accent 1" w:uiPriority="49"/>
-    <w:lsdException w:name="List Table 5 Dark Accent 1" w:uiPriority="50"/>
-    <w:lsdException w:name="List Table 6 Colorful Accent 1" w:uiPriority="51"/>
-    <w:lsdException w:name="List Table 7 Colorful Accent 1" w:uiPriority="52"/>
-    <w:lsdException w:name="List Table 1 Light Accent 2" w:uiPriority="46"/>
-    <w:lsdException w:name="List Table 2 Accent 2" w:uiPriority="47"/>
-    <w:lsdException w:name="List Table 3 Accent 2" w:uiPriority="48"/>
-    <w:lsdException w:name="List Table 4 Accent 2" w:uiPriority="49"/>
-    <w:lsdException w:name="List Table 5 Dark Accent 2" w:uiPriority="50"/>
-    <w:lsdException w:name="List Table 6 Colorful Accent 2" w:uiPriority="51"/>
-    <w:lsdException w:name="List Table 7 Colorful Accent 2" w:uiPriority="52"/>
-    <w:lsdException w:name="List Table 1 Light Accent 3" w:uiPriority="46"/>
-    <w:lsdException w:name="List Table 2 Accent 3" w:uiPriority="47"/>
-    <w:lsdException w:name="List Table 3 Accent 3" w:uiPriority="48"/>
-    <w:lsdException w:name="List Table 4 Accent 3" w:uiPriority="49"/>
-    <w:lsdException w:name="List Table 5 Dark Accent 3" w:uiPriority="50"/>
-    <w:lsdException w:name="List Table 6 Colorful Accent 3" w:uiPriority="51"/>
-    <w:lsdException w:name="List Table 7 Colorful Accent 3" w:uiPriority="52"/>
-    <w:lsdException w:name="List Table 1 Light Accent 4" w:uiPriority="46"/>
-    <w:lsdException w:name="List Table 2 Accent 4" w:uiPriority="47"/>
-    <w:lsdException w:name="List Table 3 Accent 4" w:uiPriority="48"/>
-    <w:lsdException w:name="List Table 4 Accent 4" w:uiPriority="49"/>
-    <w:lsdException w:name="List Table 5 Dark Accent 4" w:uiPriority="50"/>
-    <w:lsdException w:name="List Table 6 Colorful Accent 4" w:uiPriority="51"/>
-    <w:lsdException w:name="List Table 7 Colorful Accent 4" w:uiPriority="52"/>
-    <w:lsdException w:name="List Table 1 Light Accent 5" w:uiPriority="46"/>
-    <w:lsdException w:name="List Table 2 Accent 5" w:uiPriority="47"/>
-    <w:lsdException w:name="List Table 3 Accent 5" w:uiPriority="48"/>
-    <w:lsdException w:name="List Table 4 Accent 5" w:uiPriority="49"/>
-    <w:lsdException w:name="List Table 5 Dark Accent 5" w:uiPriority="50"/>
-    <w:lsdException w:name="List Table 6 Colorful Accent 5" w:uiPriority="51"/>
-    <w:lsdException w:name="List Table 7 Colorful Accent 5" w:uiPriority="52"/>
-    <w:lsdException w:name="List Table 1 Light Accent 6" w:uiPriority="46"/>
-    <w:lsdException w:name="List Table 2 Accent 6" w:uiPriority="47"/>
-    <w:lsdException w:name="List Table 3 Accent 6" w:uiPriority="48"/>
-    <w:lsdException w:name="List Table 4 Accent 6" w:uiPriority="49"/>
-    <w:lsdException w:name="List Table 5 Dark Accent 6" w:uiPriority="50"/>
-    <w:lsdException w:name="List Table 6 Colorful Accent 6" w:uiPriority="51"/>
-    <w:lsdException w:name="List Table 7 Colorful Accent 6" w:uiPriority="52"/>
-    <w:lsdException w:name="Mention" w:semiHidden="1" w:unhideWhenUsed="1"/>
-    <w:lsdException w:name="Smart Hyperlink" w:semiHidden="1" w:unhideWhenUsed="1"/>
-    <w:lsdException w:name="Hashtag" w:semiHidden="1" w:unhideWhenUsed="1"/>
-    <w:lsdException w:name="Unresolved Mention" w:semiHidden="1" w:unhideWhenUsed="1"/>
-    <w:lsdException w:name="Smart Link" w:semiHidden="1" w:unhideWhenUsed="1"/>
+  <w:latentStyles w:defLockedState="0" w:defUIPriority="99" w:defSemiHidden="1" w:defUnhideWhenUsed="1" w:defQFormat="0" w:count="267">
+    <w:lsdException w:name="Normal" w:semiHidden="0" w:uiPriority="0" w:unhideWhenUsed="0" w:qFormat="1"/>
+    <w:lsdException w:name="heading 1" w:semiHidden="0" w:uiPriority="9" w:unhideWhenUsed="0" w:qFormat="1"/>
+    <w:lsdException w:name="heading 2" w:uiPriority="9" w:qFormat="1"/>
+    <w:lsdException w:name="heading 3" w:uiPriority="9" w:qFormat="1"/>
+    <w:lsdException w:name="heading 4" w:uiPriority="9" w:qFormat="1"/>
+    <w:lsdException w:name="heading 5" w:uiPriority="9" w:qFormat="1"/>
+    <w:lsdException w:name="heading 6" w:uiPriority="9" w:qFormat="1"/>
+    <w:lsdException w:name="heading 7" w:uiPriority="9" w:qFormat="1"/>
+    <w:lsdException w:name="heading 8" w:uiPriority="9" w:qFormat="1"/>
+    <w:lsdException w:name="heading 9" w:uiPriority="9" w:qFormat="1"/>
+    <w:lsdException w:name="toc 1" w:uiPriority="39"/>
+    <w:lsdException w:name="toc 2" w:uiPriority="39"/>
+    <w:lsdException w:name="toc 3" w:uiPriority="39"/>
+    <w:lsdException w:name="toc 4" w:uiPriority="39"/>
+    <w:lsdException w:name="toc 5" w:uiPriority="39"/>
+    <w:lsdException w:name="toc 6" w:uiPriority="39"/>
+    <w:lsdException w:name="toc 7" w:uiPriority="39"/>
+    <w:lsdException w:name="toc 8" w:uiPriority="39"/>
+    <w:lsdException w:name="toc 9" w:uiPriority="39"/>
+    <w:lsdException w:name="annotation text" w:qFormat="1"/>
+    <w:lsdException w:name="caption" w:uiPriority="35" w:qFormat="1"/>
+    <w:lsdException w:name="annotation reference" w:qFormat="1"/>
+    <w:lsdException w:name="Title" w:semiHidden="0" w:uiPriority="10" w:unhideWhenUsed="0" w:qFormat="1"/>
+    <w:lsdException w:name="Default Paragraph Font" w:uiPriority="1"/>
+    <w:lsdException w:name="Body Text" w:qFormat="1"/>
+    <w:lsdException w:name="Subtitle" w:semiHidden="0" w:uiPriority="11" w:unhideWhenUsed="0" w:qFormat="1"/>
+    <w:lsdException w:name="Strong" w:semiHidden="0" w:uiPriority="22" w:unhideWhenUsed="0" w:qFormat="1"/>
+    <w:lsdException w:name="Emphasis" w:semiHidden="0" w:uiPriority="20" w:unhideWhenUsed="0" w:qFormat="1"/>
+    <w:lsdException w:name="Table Grid" w:semiHidden="0" w:uiPriority="39" w:unhideWhenUsed="0"/>
+    <w:lsdException w:name="Placeholder Text" w:unhideWhenUsed="0"/>
+    <w:lsdException w:name="No Spacing" w:semiHidden="0" w:uiPriority="1" w:unhideWhenUsed="0" w:qFormat="1"/>
+    <w:lsdException w:name="Light Shading" w:semiHidden="0" w:uiPriority="60" w:unhideWhenUsed="0"/>
+    <w:lsdException w:name="Light List" w:semiHidden="0" w:uiPriority="61" w:unhideWhenUsed="0"/>
+    <w:lsdException w:name="Light Grid" w:semiHidden="0" w:uiPriority="62" w:unhideWhenUsed="0"/>
+    <w:lsdException w:name="Medium Shading 1" w:semiHidden="0" w:uiPriority="63" w:unhideWhenUsed="0"/>
+    <w:lsdException w:name="Medium Shading 2" w:semiHidden="0" w:uiPriority="64" w:unhideWhenUsed="0"/>
+    <w:lsdException w:name="Medium List 1" w:semiHidden="0" w:uiPriority="65" w:unhideWhenUsed="0"/>
+    <w:lsdException w:name="Medium List 2" w:semiHidden="0" w:uiPriority="66" w:unhideWhenUsed="0"/>
+    <w:lsdException w:name="Medium Grid 1" w:semiHidden="0" w:uiPriority="67" w:unhideWhenUsed="0"/>
+    <w:lsdException w:name="Medium Grid 2" w:semiHidden="0" w:uiPriority="68" w:unhideWhenUsed="0"/>
+    <w:lsdException w:name="Medium Grid 3" w:semiHidden="0" w:uiPriority="69" w:unhideWhenUsed="0"/>
+    <w:lsdException w:name="Dark List" w:semiHidden="0" w:uiPriority="70" w:unhideWhenUsed="0"/>
+    <w:lsdException w:name="Colorful Shading" w:semiHidden="0" w:uiPriority="71" w:unhideWhenUsed="0"/>
+    <w:lsdException w:name="Colorful List" w:semiHidden="0" w:uiPriority="72" w:unhideWhenUsed="0"/>
+    <w:lsdException w:name="Colorful Grid" w:semiHidden="0" w:uiPriority="73" w:unhideWhenUsed="0"/>
+    <w:lsdException w:name="Light Shading Accent 1" w:semiHidden="0" w:uiPriority="60" w:unhideWhenUsed="0"/>
+    <w:lsdException w:name="Light List Accent 1" w:semiHidden="0" w:uiPriority="61" w:unhideWhenUsed="0"/>
+    <w:lsdException w:name="Light Grid Accent 1" w:semiHidden="0" w:uiPriority="62" w:unhideWhenUsed="0"/>
+    <w:lsdException w:name="Medium Shading 1 Accent 1" w:semiHidden="0" w:uiPriority="63" w:unhideWhenUsed="0"/>
+    <w:lsdException w:name="Medium Shading 2 Accent 1" w:semiHidden="0" w:uiPriority="64" w:unhideWhenUsed="0"/>
+    <w:lsdException w:name="Medium List 1 Accent 1" w:semiHidden="0" w:uiPriority="65" w:unhideWhenUsed="0"/>
+    <w:lsdException w:name="Revision" w:unhideWhenUsed="0"/>
+    <w:lsdException w:name="List Paragraph" w:semiHidden="0" w:uiPriority="34" w:unhideWhenUsed="0" w:qFormat="1"/>
+    <w:lsdException w:name="Quote" w:semiHidden="0" w:uiPriority="29" w:unhideWhenUsed="0" w:qFormat="1"/>
+    <w:lsdException w:name="Intense Quote" w:semiHidden="0" w:uiPriority="30" w:unhideWhenUsed="0" w:qFormat="1"/>
+    <w:lsdException w:name="Medium List 2 Accent 1" w:semiHidden="0" w:uiPriority="66" w:unhideWhenUsed="0"/>
+    <w:lsdException w:name="Medium Grid 1 Accent 1" w:semiHidden="0" w:uiPriority="67" w:unhideWhenUsed="0"/>
+    <w:lsdException w:name="Medium Grid 2 Accent 1" w:semiHidden="0" w:uiPriority="68" w:unhideWhenUsed="0"/>
+    <w:lsdException w:name="Medium Grid 3 Accent 1" w:semiHidden="0" w:uiPriority="69" w:unhideWhenUsed="0"/>
+    <w:lsdException w:name="Dark List Accent 1" w:semiHidden="0" w:uiPriority="70" w:unhideWhenUsed="0"/>
+    <w:lsdException w:name="Colorful Shading Accent 1" w:semiHidden="0" w:uiPriority="71" w:unhideWhenUsed="0"/>
+    <w:lsdException w:name="Colorful List Accent 1" w:semiHidden="0" w:uiPriority="72" w:unhideWhenUsed="0"/>
+    <w:lsdException w:name="Colorful Grid Accent 1" w:semiHidden="0" w:uiPriority="73" w:unhideWhenUsed="0"/>
+    <w:lsdException w:name="Light Shading Accent 2" w:semiHidden="0" w:uiPriority="60" w:unhideWhenUsed="0"/>
+    <w:lsdException w:name="Light List Accent 2" w:semiHidden="0" w:uiPriority="61" w:unhideWhenUsed="0"/>
+    <w:lsdException w:name="Light Grid Accent 2" w:semiHidden="0" w:uiPriority="62" w:unhideWhenUsed="0"/>
+    <w:lsdException w:name="Medium Shading 1 Accent 2" w:semiHidden="0" w:uiPriority="63" w:unhideWhenUsed="0"/>
+    <w:lsdException w:name="Medium Shading 2 Accent 2" w:semiHidden="0" w:uiPriority="64" w:unhideWhenUsed="0"/>
+    <w:lsdException w:name="Medium List 1 Accent 2" w:semiHidden="0" w:uiPriority="65" w:unhideWhenUsed="0"/>
+    <w:lsdException w:name="Medium List 2 Accent 2" w:semiHidden="0" w:uiPriority="66" w:unhideWhenUsed="0"/>
+    <w:lsdException w:name="Medium Grid 1 Accent 2" w:semiHidden="0" w:uiPriority="67" w:unhideWhenUsed="0"/>
+    <w:lsdException w:name="Medium Grid 2 Accent 2" w:semiHidden="0" w:uiPriority="68" w:unhideWhenUsed="0"/>
+    <w:lsdException w:name="Medium Grid 3 Accent 2" w:semiHidden="0" w:uiPriority="69" w:unhideWhenUsed="0"/>
+    <w:lsdException w:name="Dark List Accent 2" w:semiHidden="0" w:uiPriority="70" w:unhideWhenUsed="0"/>
+    <w:lsdException w:name="Colorful Shading Accent 2" w:semiHidden="0" w:uiPriority="71" w:unhideWhenUsed="0"/>
+    <w:lsdException w:name="Colorful List Accent 2" w:semiHidden="0" w:uiPriority="72" w:unhideWhenUsed="0"/>
+    <w:lsdException w:name="Colorful Grid Accent 2" w:semiHidden="0" w:uiPriority="73" w:unhideWhenUsed="0"/>
+    <w:lsdException w:name="Light Shading Accent 3" w:semiHidden="0" w:uiPriority="60" w:unhideWhenUsed="0"/>
+    <w:lsdException w:name="Light List Accent 3" w:semiHidden="0" w:uiPriority="61" w:unhideWhenUsed="0"/>
+    <w:lsdException w:name="Light Grid Accent 3" w:semiHidden="0" w:uiPriority="62" w:unhideWhenUsed="0"/>
+    <w:lsdException w:name="Medium Shading 1 Accent 3" w:semiHidden="0" w:uiPriority="63" w:unhideWhenUsed="0"/>
+    <w:lsdException w:name="Medium Shading 2 Accent 3" w:semiHidden="0" w:uiPriority="64" w:unhideWhenUsed="0"/>
+    <w:lsdException w:name="Medium List 1 Accent 3" w:semiHidden="0" w:uiPriority="65" w:unhideWhenUsed="0"/>
+    <w:lsdException w:name="Medium List 2 Accent 3" w:semiHidden="0" w:uiPriority="66" w:unhideWhenUsed="0"/>
+    <w:lsdException w:name="Medium Grid 1 Accent 3" w:semiHidden="0" w:uiPriority="67" w:unhideWhenUsed="0"/>
+    <w:lsdException w:name="Medium Grid 2 Accent 3" w:semiHidden="0" w:uiPriority="68" w:unhideWhenUsed="0"/>
+    <w:lsdException w:name="Medium Grid 3 Accent 3" w:semiHidden="0" w:uiPriority="69" w:unhideWhenUsed="0"/>
+    <w:lsdException w:name="Dark List Accent 3" w:semiHidden="0" w:uiPriority="70" w:unhideWhenUsed="0"/>
+    <w:lsdException w:name="Colorful Shading Accent 3" w:semiHidden="0" w:uiPriority="71" w:unhideWhenUsed="0"/>
+    <w:lsdException w:name="Colorful List Accent 3" w:semiHidden="0" w:uiPriority="72" w:unhideWhenUsed="0"/>
+    <w:lsdException w:name="Colorful Grid Accent 3" w:semiHidden="0" w:uiPriority="73" w:unhideWhenUsed="0"/>
+    <w:lsdException w:name="Light Shading Accent 4" w:semiHidden="0" w:uiPriority="60" w:unhideWhenUsed="0"/>
+    <w:lsdException w:name="Light List Accent 4" w:semiHidden="0" w:uiPriority="61" w:unhideWhenUsed="0"/>
+    <w:lsdException w:name="Light Grid Accent 4" w:semiHidden="0" w:uiPriority="62" w:unhideWhenUsed="0"/>
+    <w:lsdException w:name="Medium Shading 1 Accent 4" w:semiHidden="0" w:uiPriority="63" w:unhideWhenUsed="0"/>
+    <w:lsdException w:name="Medium Shading 2 Accent 4" w:semiHidden="0" w:uiPriority="64" w:unhideWhenUsed="0"/>
+    <w:lsdException w:name="Medium List 1 Accent 4" w:semiHidden="0" w:uiPriority="65" w:unhideWhenUsed="0"/>
+    <w:lsdException w:name="Medium List 2 Accent 4" w:semiHidden="0" w:uiPriority="66" w:unhideWhenUsed="0"/>
+    <w:lsdException w:name="Medium Grid 1 Accent 4" w:semiHidden="0" w:uiPriority="67" w:unhideWhenUsed="0"/>
+    <w:lsdException w:name="Medium Grid 2 Accent 4" w:semiHidden="0" w:uiPriority="68" w:unhideWhenUsed="0"/>
+    <w:lsdException w:name="Medium Grid 3 Accent 4" w:semiHidden="0" w:uiPriority="69" w:unhideWhenUsed="0"/>
+    <w:lsdException w:name="Dark List Accent 4" w:semiHidden="0" w:uiPriority="70" w:unhideWhenUsed="0"/>
+    <w:lsdException w:name="Colorful Shading Accent 4" w:semiHidden="0" w:uiPriority="71" w:unhideWhenUsed="0"/>
+    <w:lsdException w:name="Colorful List Accent 4" w:semiHidden="0" w:uiPriority="72" w:unhideWhenUsed="0"/>
+    <w:lsdException w:name="Colorful Grid Accent 4" w:semiHidden="0" w:uiPriority="73" w:unhideWhenUsed="0"/>
+    <w:lsdException w:name="Light Shading Accent 5" w:semiHidden="0" w:uiPriority="60" w:unhideWhenUsed="0"/>
+    <w:lsdException w:name="Light List Accent 5" w:semiHidden="0" w:uiPriority="61" w:unhideWhenUsed="0"/>
+    <w:lsdException w:name="Light Grid Accent 5" w:semiHidden="0" w:uiPriority="62" w:unhideWhenUsed="0"/>
+    <w:lsdException w:name="Medium Shading 1 Accent 5" w:semiHidden="0" w:uiPriority="63" w:unhideWhenUsed="0"/>
+    <w:lsdException w:name="Medium Shading 2 Accent 5" w:semiHidden="0" w:uiPriority="64" w:unhideWhenUsed="0"/>
+    <w:lsdException w:name="Medium List 1 Accent 5" w:semiHidden="0" w:uiPriority="65" w:unhideWhenUsed="0"/>
+    <w:lsdException w:name="Medium List 2 Accent 5" w:semiHidden="0" w:uiPriority="66" w:unhideWhenUsed="0"/>
+    <w:lsdException w:name="Medium Grid 1 Accent 5" w:semiHidden="0" w:uiPriority="67" w:unhideWhenUsed="0"/>
+    <w:lsdException w:name="Medium Grid 2 Accent 5" w:semiHidden="0" w:uiPriority="68" w:unhideWhenUsed="0"/>
+    <w:lsdException w:name="Medium Grid 3 Accent 5" w:semiHidden="0" w:uiPriority="69" w:unhideWhenUsed="0"/>
+    <w:lsdException w:name="Dark List Accent 5" w:semiHidden="0" w:uiPriority="70" w:unhideWhenUsed="0"/>
+    <w:lsdException w:name="Colorful Shading Accent 5" w:semiHidden="0" w:uiPriority="71" w:unhideWhenUsed="0"/>
+    <w:lsdException w:name="Colorful List Accent 5" w:semiHidden="0" w:uiPriority="72" w:unhideWhenUsed="0"/>
+    <w:lsdException w:name="Colorful Grid Accent 5" w:semiHidden="0" w:uiPriority="73" w:unhideWhenUsed="0"/>
+    <w:lsdException w:name="Light Shading Accent 6" w:semiHidden="0" w:uiPriority="60" w:unhideWhenUsed="0"/>
+    <w:lsdException w:name="Light List Accent 6" w:semiHidden="0" w:uiPriority="61" w:unhideWhenUsed="0"/>
+    <w:lsdException w:name="Light Grid Accent 6" w:semiHidden="0" w:uiPriority="62" w:unhideWhenUsed="0"/>
+    <w:lsdException w:name="Medium Shading 1 Accent 6" w:semiHidden="0" w:uiPriority="63" w:unhideWhenUsed="0"/>
+    <w:lsdException w:name="Medium Shading 2 Accent 6" w:semiHidden="0" w:uiPriority="64" w:unhideWhenUsed="0"/>
+    <w:lsdException w:name="Medium List 1 Accent 6" w:semiHidden="0" w:uiPriority="65" w:unhideWhenUsed="0"/>
+    <w:lsdException w:name="Medium List 2 Accent 6" w:semiHidden="0" w:uiPriority="66" w:unhideWhenUsed="0"/>
+    <w:lsdException w:name="Medium Grid 1 Accent 6" w:semiHidden="0" w:uiPriority="67" w:unhideWhenUsed="0"/>
+    <w:lsdException w:name="Medium Grid 2 Accent 6" w:semiHidden="0" w:uiPriority="68" w:unhideWhenUsed="0"/>
+    <w:lsdException w:name="Medium Grid 3 Accent 6" w:semiHidden="0" w:uiPriority="69" w:unhideWhenUsed="0"/>
+    <w:lsdException w:name="Dark List Accent 6" w:semiHidden="0" w:uiPriority="70" w:unhideWhenUsed="0"/>
+    <w:lsdException w:name="Colorful Shading Accent 6" w:semiHidden="0" w:uiPriority="71" w:unhideWhenUsed="0"/>
+    <w:lsdException w:name="Colorful List Accent 6" w:semiHidden="0" w:uiPriority="72" w:unhideWhenUsed="0"/>
+    <w:lsdException w:name="Colorful Grid Accent 6" w:semiHidden="0" w:uiPriority="73" w:unhideWhenUsed="0"/>
+    <w:lsdException w:name="Subtle Emphasis" w:semiHidden="0" w:uiPriority="19" w:unhideWhenUsed="0" w:qFormat="1"/>
+    <w:lsdException w:name="Intense Emphasis" w:semiHidden="0" w:uiPriority="21" w:unhideWhenUsed="0" w:qFormat="1"/>
+    <w:lsdException w:name="Subtle Reference" w:semiHidden="0" w:uiPriority="31" w:unhideWhenUsed="0" w:qFormat="1"/>
+    <w:lsdException w:name="Intense Reference" w:semiHidden="0" w:uiPriority="32" w:unhideWhenUsed="0" w:qFormat="1"/>
+    <w:lsdException w:name="Book Title" w:semiHidden="0" w:uiPriority="33" w:unhideWhenUsed="0" w:qFormat="1"/>
+    <w:lsdException w:name="Bibliography" w:uiPriority="37"/>
+    <w:lsdException w:name="TOC Heading" w:uiPriority="39" w:qFormat="1"/>
   </w:latentStyles>
   <w:style w:type="paragraph" w:default="1" w:styleId="Normal">
     <w:name w:val="Normal"/>
@@ -17883,7 +19888,1205 @@
       <w:spacing w:val="-2"/>
     </w:rPr>
   </w:style>
-  <w:style w:type="character" w:styleId="UnresolvedMention">
+  <w:style w:type="character" w:customStyle="1" w:styleId="UnresolvedMention">
+    <w:name w:val="Unresolved Mention"/>
+    <w:basedOn w:val="DefaultParagraphFont"/>
+    <w:uiPriority w:val="99"/>
+    <w:semiHidden/>
+    <w:unhideWhenUsed/>
+    <w:rsid w:val="008A49FC"/>
+    <w:rPr>
+      <w:color w:val="605E5C"/>
+      <w:shd w:val="clear" w:color="auto" w:fill="E1DFDD"/>
+    </w:rPr>
+  </w:style>
+  <w:style w:type="paragraph" w:customStyle="1" w:styleId="Exampleparagraph">
+    <w:name w:val="Example paragraph"/>
+    <w:basedOn w:val="Normal"/>
+    <w:next w:val="Normal"/>
+    <w:qFormat/>
+    <w:rsid w:val="008A49FC"/>
+    <w:pPr>
+      <w:spacing w:before="0" w:beforeAutospacing="0" w:after="120" w:afterAutospacing="0" w:line="276" w:lineRule="auto"/>
+      <w:ind w:left="416"/>
+    </w:pPr>
+    <w:rPr>
+      <w:rFonts w:ascii="Helvetica" w:eastAsiaTheme="minorHAnsi" w:hAnsi="Helvetica" w:cs="Helvetica"/>
+      <w:color w:val="202529"/>
+      <w:spacing w:val="-2"/>
+      <w:sz w:val="24"/>
+      <w:szCs w:val="24"/>
+    </w:rPr>
+  </w:style>
+  <w:style w:type="character" w:customStyle="1" w:styleId="BodyChar">
+    <w:name w:val="Body Char"/>
+    <w:basedOn w:val="DefaultParagraphFont"/>
+    <w:link w:val="Body"/>
+    <w:rsid w:val="00972AAA"/>
+    <w:rPr>
+      <w:rFonts w:ascii="Helvetica" w:eastAsiaTheme="minorHAnsi" w:hAnsi="Helvetica" w:cs="Helvetica"/>
+      <w:sz w:val="24"/>
+      <w:szCs w:val="24"/>
+    </w:rPr>
+  </w:style>
+</w:styles>
+</file>
+
+<file path=word/stylesWithEffects.xml><?xml version="1.0" encoding="utf-8"?>
+<w:styles xmlns:wpc="http://schemas.microsoft.com/office/word/2010/wordprocessingCanvas" xmlns:mc="http://schemas.openxmlformats.org/markup-compatibility/2006" xmlns:o="urn:schemas-microsoft-com:office:office" xmlns:r="http://schemas.openxmlformats.org/officeDocument/2006/relationships" xmlns:m="http://schemas.openxmlformats.org/officeDocument/2006/math" xmlns:v="urn:schemas-microsoft-com:vml" xmlns:wp14="http://schemas.microsoft.com/office/word/2010/wordprocessingDrawing" xmlns:wp="http://schemas.openxmlformats.org/drawingml/2006/wordprocessingDrawing" xmlns:w10="urn:schemas-microsoft-com:office:word" xmlns:w="http://schemas.openxmlformats.org/wordprocessingml/2006/main" xmlns:w14="http://schemas.microsoft.com/office/word/2010/wordml" xmlns:wpg="http://schemas.microsoft.com/office/word/2010/wordprocessingGroup" xmlns:wpi="http://schemas.microsoft.com/office/word/2010/wordprocessingInk" xmlns:wne="http://schemas.microsoft.com/office/word/2006/wordml" xmlns:wps="http://schemas.microsoft.com/office/word/2010/wordprocessingShape" mc:Ignorable="w14 wp14">
+  <w:docDefaults>
+    <w:rPrDefault>
+      <w:rPr>
+        <w:rFonts w:asciiTheme="minorHAnsi" w:eastAsia="Arial" w:hAnsiTheme="minorHAnsi" w:cstheme="minorBidi"/>
+        <w:sz w:val="22"/>
+        <w:szCs w:val="22"/>
+        <w:lang w:val="en-US" w:eastAsia="en-US" w:bidi="ar-SA"/>
+      </w:rPr>
+    </w:rPrDefault>
+    <w:pPrDefault>
+      <w:pPr>
+        <w:spacing w:before="-1" w:beforeAutospacing="1" w:after="-1" w:afterAutospacing="1"/>
+      </w:pPr>
+    </w:pPrDefault>
+  </w:docDefaults>
+  <w:latentStyles w:defLockedState="0" w:defUIPriority="99" w:defSemiHidden="1" w:defUnhideWhenUsed="1" w:defQFormat="0" w:count="267">
+    <w:lsdException w:name="Normal" w:semiHidden="0" w:uiPriority="0" w:unhideWhenUsed="0" w:qFormat="1"/>
+    <w:lsdException w:name="heading 1" w:semiHidden="0" w:uiPriority="9" w:unhideWhenUsed="0" w:qFormat="1"/>
+    <w:lsdException w:name="heading 2" w:uiPriority="9" w:qFormat="1"/>
+    <w:lsdException w:name="heading 3" w:uiPriority="9" w:qFormat="1"/>
+    <w:lsdException w:name="heading 4" w:uiPriority="9" w:qFormat="1"/>
+    <w:lsdException w:name="heading 5" w:uiPriority="9" w:qFormat="1"/>
+    <w:lsdException w:name="heading 6" w:uiPriority="9" w:qFormat="1"/>
+    <w:lsdException w:name="heading 7" w:uiPriority="9" w:qFormat="1"/>
+    <w:lsdException w:name="heading 8" w:uiPriority="9" w:qFormat="1"/>
+    <w:lsdException w:name="heading 9" w:uiPriority="9" w:qFormat="1"/>
+    <w:lsdException w:name="toc 1" w:uiPriority="39"/>
+    <w:lsdException w:name="toc 2" w:uiPriority="39"/>
+    <w:lsdException w:name="toc 3" w:uiPriority="39"/>
+    <w:lsdException w:name="toc 4" w:uiPriority="39"/>
+    <w:lsdException w:name="toc 5" w:uiPriority="39"/>
+    <w:lsdException w:name="toc 6" w:uiPriority="39"/>
+    <w:lsdException w:name="toc 7" w:uiPriority="39"/>
+    <w:lsdException w:name="toc 8" w:uiPriority="39"/>
+    <w:lsdException w:name="toc 9" w:uiPriority="39"/>
+    <w:lsdException w:name="annotation text" w:qFormat="1"/>
+    <w:lsdException w:name="caption" w:uiPriority="35" w:qFormat="1"/>
+    <w:lsdException w:name="annotation reference" w:qFormat="1"/>
+    <w:lsdException w:name="Title" w:semiHidden="0" w:uiPriority="10" w:unhideWhenUsed="0" w:qFormat="1"/>
+    <w:lsdException w:name="Default Paragraph Font" w:uiPriority="1"/>
+    <w:lsdException w:name="Body Text" w:qFormat="1"/>
+    <w:lsdException w:name="Subtitle" w:semiHidden="0" w:uiPriority="11" w:unhideWhenUsed="0" w:qFormat="1"/>
+    <w:lsdException w:name="Strong" w:semiHidden="0" w:uiPriority="22" w:unhideWhenUsed="0" w:qFormat="1"/>
+    <w:lsdException w:name="Emphasis" w:semiHidden="0" w:uiPriority="20" w:unhideWhenUsed="0" w:qFormat="1"/>
+    <w:lsdException w:name="Table Grid" w:semiHidden="0" w:uiPriority="39" w:unhideWhenUsed="0"/>
+    <w:lsdException w:name="Placeholder Text" w:unhideWhenUsed="0"/>
+    <w:lsdException w:name="No Spacing" w:semiHidden="0" w:uiPriority="1" w:unhideWhenUsed="0" w:qFormat="1"/>
+    <w:lsdException w:name="Light Shading" w:semiHidden="0" w:uiPriority="60" w:unhideWhenUsed="0"/>
+    <w:lsdException w:name="Light List" w:semiHidden="0" w:uiPriority="61" w:unhideWhenUsed="0"/>
+    <w:lsdException w:name="Light Grid" w:semiHidden="0" w:uiPriority="62" w:unhideWhenUsed="0"/>
+    <w:lsdException w:name="Medium Shading 1" w:semiHidden="0" w:uiPriority="63" w:unhideWhenUsed="0"/>
+    <w:lsdException w:name="Medium Shading 2" w:semiHidden="0" w:uiPriority="64" w:unhideWhenUsed="0"/>
+    <w:lsdException w:name="Medium List 1" w:semiHidden="0" w:uiPriority="65" w:unhideWhenUsed="0"/>
+    <w:lsdException w:name="Medium List 2" w:semiHidden="0" w:uiPriority="66" w:unhideWhenUsed="0"/>
+    <w:lsdException w:name="Medium Grid 1" w:semiHidden="0" w:uiPriority="67" w:unhideWhenUsed="0"/>
+    <w:lsdException w:name="Medium Grid 2" w:semiHidden="0" w:uiPriority="68" w:unhideWhenUsed="0"/>
+    <w:lsdException w:name="Medium Grid 3" w:semiHidden="0" w:uiPriority="69" w:unhideWhenUsed="0"/>
+    <w:lsdException w:name="Dark List" w:semiHidden="0" w:uiPriority="70" w:unhideWhenUsed="0"/>
+    <w:lsdException w:name="Colorful Shading" w:semiHidden="0" w:uiPriority="71" w:unhideWhenUsed="0"/>
+    <w:lsdException w:name="Colorful List" w:semiHidden="0" w:uiPriority="72" w:unhideWhenUsed="0"/>
+    <w:lsdException w:name="Colorful Grid" w:semiHidden="0" w:uiPriority="73" w:unhideWhenUsed="0"/>
+    <w:lsdException w:name="Light Shading Accent 1" w:semiHidden="0" w:uiPriority="60" w:unhideWhenUsed="0"/>
+    <w:lsdException w:name="Light List Accent 1" w:semiHidden="0" w:uiPriority="61" w:unhideWhenUsed="0"/>
+    <w:lsdException w:name="Light Grid Accent 1" w:semiHidden="0" w:uiPriority="62" w:unhideWhenUsed="0"/>
+    <w:lsdException w:name="Medium Shading 1 Accent 1" w:semiHidden="0" w:uiPriority="63" w:unhideWhenUsed="0"/>
+    <w:lsdException w:name="Medium Shading 2 Accent 1" w:semiHidden="0" w:uiPriority="64" w:unhideWhenUsed="0"/>
+    <w:lsdException w:name="Medium List 1 Accent 1" w:semiHidden="0" w:uiPriority="65" w:unhideWhenUsed="0"/>
+    <w:lsdException w:name="Revision" w:unhideWhenUsed="0"/>
+    <w:lsdException w:name="List Paragraph" w:semiHidden="0" w:uiPriority="34" w:unhideWhenUsed="0" w:qFormat="1"/>
+    <w:lsdException w:name="Quote" w:semiHidden="0" w:uiPriority="29" w:unhideWhenUsed="0" w:qFormat="1"/>
+    <w:lsdException w:name="Intense Quote" w:semiHidden="0" w:uiPriority="30" w:unhideWhenUsed="0" w:qFormat="1"/>
+    <w:lsdException w:name="Medium List 2 Accent 1" w:semiHidden="0" w:uiPriority="66" w:unhideWhenUsed="0"/>
+    <w:lsdException w:name="Medium Grid 1 Accent 1" w:semiHidden="0" w:uiPriority="67" w:unhideWhenUsed="0"/>
+    <w:lsdException w:name="Medium Grid 2 Accent 1" w:semiHidden="0" w:uiPriority="68" w:unhideWhenUsed="0"/>
+    <w:lsdException w:name="Medium Grid 3 Accent 1" w:semiHidden="0" w:uiPriority="69" w:unhideWhenUsed="0"/>
+    <w:lsdException w:name="Dark List Accent 1" w:semiHidden="0" w:uiPriority="70" w:unhideWhenUsed="0"/>
+    <w:lsdException w:name="Colorful Shading Accent 1" w:semiHidden="0" w:uiPriority="71" w:unhideWhenUsed="0"/>
+    <w:lsdException w:name="Colorful List Accent 1" w:semiHidden="0" w:uiPriority="72" w:unhideWhenUsed="0"/>
+    <w:lsdException w:name="Colorful Grid Accent 1" w:semiHidden="0" w:uiPriority="73" w:unhideWhenUsed="0"/>
+    <w:lsdException w:name="Light Shading Accent 2" w:semiHidden="0" w:uiPriority="60" w:unhideWhenUsed="0"/>
+    <w:lsdException w:name="Light List Accent 2" w:semiHidden="0" w:uiPriority="61" w:unhideWhenUsed="0"/>
+    <w:lsdException w:name="Light Grid Accent 2" w:semiHidden="0" w:uiPriority="62" w:unhideWhenUsed="0"/>
+    <w:lsdException w:name="Medium Shading 1 Accent 2" w:semiHidden="0" w:uiPriority="63" w:unhideWhenUsed="0"/>
+    <w:lsdException w:name="Medium Shading 2 Accent 2" w:semiHidden="0" w:uiPriority="64" w:unhideWhenUsed="0"/>
+    <w:lsdException w:name="Medium List 1 Accent 2" w:semiHidden="0" w:uiPriority="65" w:unhideWhenUsed="0"/>
+    <w:lsdException w:name="Medium List 2 Accent 2" w:semiHidden="0" w:uiPriority="66" w:unhideWhenUsed="0"/>
+    <w:lsdException w:name="Medium Grid 1 Accent 2" w:semiHidden="0" w:uiPriority="67" w:unhideWhenUsed="0"/>
+    <w:lsdException w:name="Medium Grid 2 Accent 2" w:semiHidden="0" w:uiPriority="68" w:unhideWhenUsed="0"/>
+    <w:lsdException w:name="Medium Grid 3 Accent 2" w:semiHidden="0" w:uiPriority="69" w:unhideWhenUsed="0"/>
+    <w:lsdException w:name="Dark List Accent 2" w:semiHidden="0" w:uiPriority="70" w:unhideWhenUsed="0"/>
+    <w:lsdException w:name="Colorful Shading Accent 2" w:semiHidden="0" w:uiPriority="71" w:unhideWhenUsed="0"/>
+    <w:lsdException w:name="Colorful List Accent 2" w:semiHidden="0" w:uiPriority="72" w:unhideWhenUsed="0"/>
+    <w:lsdException w:name="Colorful Grid Accent 2" w:semiHidden="0" w:uiPriority="73" w:unhideWhenUsed="0"/>
+    <w:lsdException w:name="Light Shading Accent 3" w:semiHidden="0" w:uiPriority="60" w:unhideWhenUsed="0"/>
+    <w:lsdException w:name="Light List Accent 3" w:semiHidden="0" w:uiPriority="61" w:unhideWhenUsed="0"/>
+    <w:lsdException w:name="Light Grid Accent 3" w:semiHidden="0" w:uiPriority="62" w:unhideWhenUsed="0"/>
+    <w:lsdException w:name="Medium Shading 1 Accent 3" w:semiHidden="0" w:uiPriority="63" w:unhideWhenUsed="0"/>
+    <w:lsdException w:name="Medium Shading 2 Accent 3" w:semiHidden="0" w:uiPriority="64" w:unhideWhenUsed="0"/>
+    <w:lsdException w:name="Medium List 1 Accent 3" w:semiHidden="0" w:uiPriority="65" w:unhideWhenUsed="0"/>
+    <w:lsdException w:name="Medium List 2 Accent 3" w:semiHidden="0" w:uiPriority="66" w:unhideWhenUsed="0"/>
+    <w:lsdException w:name="Medium Grid 1 Accent 3" w:semiHidden="0" w:uiPriority="67" w:unhideWhenUsed="0"/>
+    <w:lsdException w:name="Medium Grid 2 Accent 3" w:semiHidden="0" w:uiPriority="68" w:unhideWhenUsed="0"/>
+    <w:lsdException w:name="Medium Grid 3 Accent 3" w:semiHidden="0" w:uiPriority="69" w:unhideWhenUsed="0"/>
+    <w:lsdException w:name="Dark List Accent 3" w:semiHidden="0" w:uiPriority="70" w:unhideWhenUsed="0"/>
+    <w:lsdException w:name="Colorful Shading Accent 3" w:semiHidden="0" w:uiPriority="71" w:unhideWhenUsed="0"/>
+    <w:lsdException w:name="Colorful List Accent 3" w:semiHidden="0" w:uiPriority="72" w:unhideWhenUsed="0"/>
+    <w:lsdException w:name="Colorful Grid Accent 3" w:semiHidden="0" w:uiPriority="73" w:unhideWhenUsed="0"/>
+    <w:lsdException w:name="Light Shading Accent 4" w:semiHidden="0" w:uiPriority="60" w:unhideWhenUsed="0"/>
+    <w:lsdException w:name="Light List Accent 4" w:semiHidden="0" w:uiPriority="61" w:unhideWhenUsed="0"/>
+    <w:lsdException w:name="Light Grid Accent 4" w:semiHidden="0" w:uiPriority="62" w:unhideWhenUsed="0"/>
+    <w:lsdException w:name="Medium Shading 1 Accent 4" w:semiHidden="0" w:uiPriority="63" w:unhideWhenUsed="0"/>
+    <w:lsdException w:name="Medium Shading 2 Accent 4" w:semiHidden="0" w:uiPriority="64" w:unhideWhenUsed="0"/>
+    <w:lsdException w:name="Medium List 1 Accent 4" w:semiHidden="0" w:uiPriority="65" w:unhideWhenUsed="0"/>
+    <w:lsdException w:name="Medium List 2 Accent 4" w:semiHidden="0" w:uiPriority="66" w:unhideWhenUsed="0"/>
+    <w:lsdException w:name="Medium Grid 1 Accent 4" w:semiHidden="0" w:uiPriority="67" w:unhideWhenUsed="0"/>
+    <w:lsdException w:name="Medium Grid 2 Accent 4" w:semiHidden="0" w:uiPriority="68" w:unhideWhenUsed="0"/>
+    <w:lsdException w:name="Medium Grid 3 Accent 4" w:semiHidden="0" w:uiPriority="69" w:unhideWhenUsed="0"/>
+    <w:lsdException w:name="Dark List Accent 4" w:semiHidden="0" w:uiPriority="70" w:unhideWhenUsed="0"/>
+    <w:lsdException w:name="Colorful Shading Accent 4" w:semiHidden="0" w:uiPriority="71" w:unhideWhenUsed="0"/>
+    <w:lsdException w:name="Colorful List Accent 4" w:semiHidden="0" w:uiPriority="72" w:unhideWhenUsed="0"/>
+    <w:lsdException w:name="Colorful Grid Accent 4" w:semiHidden="0" w:uiPriority="73" w:unhideWhenUsed="0"/>
+    <w:lsdException w:name="Light Shading Accent 5" w:semiHidden="0" w:uiPriority="60" w:unhideWhenUsed="0"/>
+    <w:lsdException w:name="Light List Accent 5" w:semiHidden="0" w:uiPriority="61" w:unhideWhenUsed="0"/>
+    <w:lsdException w:name="Light Grid Accent 5" w:semiHidden="0" w:uiPriority="62" w:unhideWhenUsed="0"/>
+    <w:lsdException w:name="Medium Shading 1 Accent 5" w:semiHidden="0" w:uiPriority="63" w:unhideWhenUsed="0"/>
+    <w:lsdException w:name="Medium Shading 2 Accent 5" w:semiHidden="0" w:uiPriority="64" w:unhideWhenUsed="0"/>
+    <w:lsdException w:name="Medium List 1 Accent 5" w:semiHidden="0" w:uiPriority="65" w:unhideWhenUsed="0"/>
+    <w:lsdException w:name="Medium List 2 Accent 5" w:semiHidden="0" w:uiPriority="66" w:unhideWhenUsed="0"/>
+    <w:lsdException w:name="Medium Grid 1 Accent 5" w:semiHidden="0" w:uiPriority="67" w:unhideWhenUsed="0"/>
+    <w:lsdException w:name="Medium Grid 2 Accent 5" w:semiHidden="0" w:uiPriority="68" w:unhideWhenUsed="0"/>
+    <w:lsdException w:name="Medium Grid 3 Accent 5" w:semiHidden="0" w:uiPriority="69" w:unhideWhenUsed="0"/>
+    <w:lsdException w:name="Dark List Accent 5" w:semiHidden="0" w:uiPriority="70" w:unhideWhenUsed="0"/>
+    <w:lsdException w:name="Colorful Shading Accent 5" w:semiHidden="0" w:uiPriority="71" w:unhideWhenUsed="0"/>
+    <w:lsdException w:name="Colorful List Accent 5" w:semiHidden="0" w:uiPriority="72" w:unhideWhenUsed="0"/>
+    <w:lsdException w:name="Colorful Grid Accent 5" w:semiHidden="0" w:uiPriority="73" w:unhideWhenUsed="0"/>
+    <w:lsdException w:name="Light Shading Accent 6" w:semiHidden="0" w:uiPriority="60" w:unhideWhenUsed="0"/>
+    <w:lsdException w:name="Light List Accent 6" w:semiHidden="0" w:uiPriority="61" w:unhideWhenUsed="0"/>
+    <w:lsdException w:name="Light Grid Accent 6" w:semiHidden="0" w:uiPriority="62" w:unhideWhenUsed="0"/>
+    <w:lsdException w:name="Medium Shading 1 Accent 6" w:semiHidden="0" w:uiPriority="63" w:unhideWhenUsed="0"/>
+    <w:lsdException w:name="Medium Shading 2 Accent 6" w:semiHidden="0" w:uiPriority="64" w:unhideWhenUsed="0"/>
+    <w:lsdException w:name="Medium List 1 Accent 6" w:semiHidden="0" w:uiPriority="65" w:unhideWhenUsed="0"/>
+    <w:lsdException w:name="Medium List 2 Accent 6" w:semiHidden="0" w:uiPriority="66" w:unhideWhenUsed="0"/>
+    <w:lsdException w:name="Medium Grid 1 Accent 6" w:semiHidden="0" w:uiPriority="67" w:unhideWhenUsed="0"/>
+    <w:lsdException w:name="Medium Grid 2 Accent 6" w:semiHidden="0" w:uiPriority="68" w:unhideWhenUsed="0"/>
+    <w:lsdException w:name="Medium Grid 3 Accent 6" w:semiHidden="0" w:uiPriority="69" w:unhideWhenUsed="0"/>
+    <w:lsdException w:name="Dark List Accent 6" w:semiHidden="0" w:uiPriority="70" w:unhideWhenUsed="0"/>
+    <w:lsdException w:name="Colorful Shading Accent 6" w:semiHidden="0" w:uiPriority="71" w:unhideWhenUsed="0"/>
+    <w:lsdException w:name="Colorful List Accent 6" w:semiHidden="0" w:uiPriority="72" w:unhideWhenUsed="0"/>
+    <w:lsdException w:name="Colorful Grid Accent 6" w:semiHidden="0" w:uiPriority="73" w:unhideWhenUsed="0"/>
+    <w:lsdException w:name="Subtle Emphasis" w:semiHidden="0" w:uiPriority="19" w:unhideWhenUsed="0" w:qFormat="1"/>
+    <w:lsdException w:name="Intense Emphasis" w:semiHidden="0" w:uiPriority="21" w:unhideWhenUsed="0" w:qFormat="1"/>
+    <w:lsdException w:name="Subtle Reference" w:semiHidden="0" w:uiPriority="31" w:unhideWhenUsed="0" w:qFormat="1"/>
+    <w:lsdException w:name="Intense Reference" w:semiHidden="0" w:uiPriority="32" w:unhideWhenUsed="0" w:qFormat="1"/>
+    <w:lsdException w:name="Book Title" w:semiHidden="0" w:uiPriority="33" w:unhideWhenUsed="0" w:qFormat="1"/>
+    <w:lsdException w:name="Bibliography" w:uiPriority="37"/>
+    <w:lsdException w:name="TOC Heading" w:uiPriority="39" w:qFormat="1"/>
+  </w:latentStyles>
+  <w:style w:type="paragraph" w:default="1" w:styleId="Normal">
+    <w:name w:val="Normal"/>
+    <w:qFormat/>
+    <w:rsid w:val="006251C0"/>
+    <w:rPr>
+      <w:rFonts w:ascii="Arial" w:hAnsi="Arial" w:cs="Arial"/>
+    </w:rPr>
+  </w:style>
+  <w:style w:type="paragraph" w:styleId="Heading1">
+    <w:name w:val="heading 1"/>
+    <w:basedOn w:val="Normal"/>
+    <w:link w:val="Heading1Char"/>
+    <w:uiPriority w:val="9"/>
+    <w:qFormat/>
+    <w:rsid w:val="00F17233"/>
+    <w:pPr>
+      <w:pBdr>
+        <w:bottom w:val="single" w:sz="4" w:space="1" w:color="A6A6A6" w:themeColor="background1" w:themeShade="A6"/>
+      </w:pBdr>
+      <w:spacing w:before="0" w:beforeAutospacing="0" w:after="100" w:line="276" w:lineRule="auto"/>
+      <w:outlineLvl w:val="0"/>
+    </w:pPr>
+    <w:rPr>
+      <w:rFonts w:ascii="Helvetica" w:hAnsi="Helvetica" w:cs="Helvetica"/>
+      <w:color w:val="0A2A78"/>
+      <w:spacing w:val="-4"/>
+      <w:sz w:val="40"/>
+      <w:szCs w:val="24"/>
+    </w:rPr>
+  </w:style>
+  <w:style w:type="paragraph" w:styleId="Heading2">
+    <w:name w:val="heading 2"/>
+    <w:basedOn w:val="Normal"/>
+    <w:next w:val="Normal"/>
+    <w:link w:val="Heading2Char"/>
+    <w:uiPriority w:val="9"/>
+    <w:unhideWhenUsed/>
+    <w:qFormat/>
+    <w:rsid w:val="00F17233"/>
+    <w:pPr>
+      <w:widowControl w:val="0"/>
+      <w:autoSpaceDE w:val="0"/>
+      <w:autoSpaceDN w:val="0"/>
+      <w:spacing w:before="0" w:beforeAutospacing="0" w:after="0" w:afterAutospacing="0" w:line="276" w:lineRule="auto"/>
+      <w:outlineLvl w:val="1"/>
+    </w:pPr>
+    <w:rPr>
+      <w:rFonts w:ascii="Helvetica" w:eastAsiaTheme="minorHAnsi" w:hAnsi="Helvetica" w:cs="Helvetica"/>
+      <w:color w:val="0A2A78"/>
+      <w:spacing w:val="-2"/>
+      <w:sz w:val="36"/>
+      <w:szCs w:val="24"/>
+    </w:rPr>
+  </w:style>
+  <w:style w:type="paragraph" w:styleId="Heading3">
+    <w:name w:val="heading 3"/>
+    <w:basedOn w:val="Heading2"/>
+    <w:next w:val="Body"/>
+    <w:link w:val="Heading3Char"/>
+    <w:uiPriority w:val="9"/>
+    <w:unhideWhenUsed/>
+    <w:qFormat/>
+    <w:rsid w:val="00D23389"/>
+    <w:pPr>
+      <w:outlineLvl w:val="2"/>
+    </w:pPr>
+    <w:rPr>
+      <w:sz w:val="32"/>
+    </w:rPr>
+  </w:style>
+  <w:style w:type="paragraph" w:styleId="Heading4">
+    <w:name w:val="heading 4"/>
+    <w:basedOn w:val="Normal"/>
+    <w:next w:val="Normal"/>
+    <w:link w:val="Heading4Char"/>
+    <w:uiPriority w:val="9"/>
+    <w:unhideWhenUsed/>
+    <w:qFormat/>
+    <w:rsid w:val="00C944B1"/>
+    <w:pPr>
+      <w:widowControl w:val="0"/>
+      <w:autoSpaceDE w:val="0"/>
+      <w:autoSpaceDN w:val="0"/>
+      <w:spacing w:before="54" w:beforeAutospacing="0" w:after="120" w:afterAutospacing="0" w:line="276" w:lineRule="auto"/>
+      <w:ind w:left="360"/>
+      <w:outlineLvl w:val="3"/>
+    </w:pPr>
+    <w:rPr>
+      <w:rFonts w:ascii="Helvetica" w:eastAsiaTheme="minorHAnsi" w:hAnsi="Helvetica" w:cs="Helvetica"/>
+      <w:iCs/>
+      <w:color w:val="0A2A78"/>
+      <w:spacing w:val="-2"/>
+      <w:sz w:val="24"/>
+      <w:szCs w:val="24"/>
+    </w:rPr>
+  </w:style>
+  <w:style w:type="character" w:default="1" w:styleId="DefaultParagraphFont">
+    <w:name w:val="Default Paragraph Font"/>
+    <w:uiPriority w:val="1"/>
+    <w:semiHidden/>
+    <w:unhideWhenUsed/>
+  </w:style>
+  <w:style w:type="table" w:default="1" w:styleId="TableNormal">
+    <w:name w:val="Normal Table"/>
+    <w:uiPriority w:val="99"/>
+    <w:semiHidden/>
+    <w:unhideWhenUsed/>
+    <w:tblPr>
+      <w:tblInd w:w="0" w:type="dxa"/>
+      <w:tblCellMar>
+        <w:top w:w="0" w:type="dxa"/>
+        <w:left w:w="108" w:type="dxa"/>
+        <w:bottom w:w="0" w:type="dxa"/>
+        <w:right w:w="108" w:type="dxa"/>
+      </w:tblCellMar>
+    </w:tblPr>
+  </w:style>
+  <w:style w:type="numbering" w:default="1" w:styleId="NoList">
+    <w:name w:val="No List"/>
+    <w:uiPriority w:val="99"/>
+    <w:semiHidden/>
+    <w:unhideWhenUsed/>
+  </w:style>
+  <w:style w:type="paragraph" w:customStyle="1" w:styleId="Code">
+    <w:name w:val="Code"/>
+    <w:basedOn w:val="Normal"/>
+    <w:qFormat/>
+    <w:rsid w:val="00D23389"/>
+    <w:rPr>
+      <w:rFonts w:ascii="Calibri" w:hAnsi="Calibri"/>
+    </w:rPr>
+  </w:style>
+  <w:style w:type="paragraph" w:customStyle="1" w:styleId="Body">
+    <w:name w:val="Body"/>
+    <w:basedOn w:val="Normal"/>
+    <w:link w:val="BodyChar"/>
+    <w:qFormat/>
+    <w:rsid w:val="00D25B8A"/>
+    <w:pPr>
+      <w:spacing w:before="54" w:after="120" w:line="276" w:lineRule="auto"/>
+    </w:pPr>
+    <w:rPr>
+      <w:rFonts w:ascii="Helvetica" w:eastAsiaTheme="minorHAnsi" w:hAnsi="Helvetica" w:cs="Helvetica"/>
+      <w:sz w:val="24"/>
+      <w:szCs w:val="24"/>
+    </w:rPr>
+  </w:style>
+  <w:style w:type="character" w:customStyle="1" w:styleId="Heading1Char">
+    <w:name w:val="Heading 1 Char"/>
+    <w:basedOn w:val="DefaultParagraphFont"/>
+    <w:link w:val="Heading1"/>
+    <w:uiPriority w:val="9"/>
+    <w:rsid w:val="00D23389"/>
+    <w:rPr>
+      <w:rFonts w:ascii="Helvetica" w:hAnsi="Helvetica" w:cs="Helvetica"/>
+      <w:color w:val="0A2A78"/>
+      <w:spacing w:val="-4"/>
+      <w:sz w:val="40"/>
+      <w:szCs w:val="24"/>
+    </w:rPr>
+  </w:style>
+  <w:style w:type="paragraph" w:styleId="ListParagraph">
+    <w:name w:val="List Paragraph"/>
+    <w:basedOn w:val="Body"/>
+    <w:uiPriority w:val="34"/>
+    <w:qFormat/>
+    <w:rsid w:val="00F17233"/>
+    <w:pPr>
+      <w:widowControl w:val="0"/>
+      <w:numPr>
+        <w:numId w:val="12"/>
+      </w:numPr>
+      <w:autoSpaceDE w:val="0"/>
+      <w:autoSpaceDN w:val="0"/>
+      <w:spacing w:beforeAutospacing="0" w:afterAutospacing="0"/>
+    </w:pPr>
+    <w:rPr>
+      <w:color w:val="202529"/>
+      <w:spacing w:val="-2"/>
+    </w:rPr>
+  </w:style>
+  <w:style w:type="paragraph" w:customStyle="1" w:styleId="TFVariable">
+    <w:name w:val="TF Variable"/>
+    <w:basedOn w:val="Heading3"/>
+    <w:next w:val="Body"/>
+    <w:qFormat/>
+    <w:rsid w:val="00D23389"/>
+    <w:pPr>
+      <w:numPr>
+        <w:numId w:val="15"/>
+      </w:numPr>
+    </w:pPr>
+  </w:style>
+  <w:style w:type="character" w:customStyle="1" w:styleId="Heading3Char">
+    <w:name w:val="Heading 3 Char"/>
+    <w:basedOn w:val="DefaultParagraphFont"/>
+    <w:link w:val="Heading3"/>
+    <w:uiPriority w:val="9"/>
+    <w:qFormat/>
+    <w:rsid w:val="00D23389"/>
+    <w:rPr>
+      <w:rFonts w:ascii="Helvetica" w:eastAsiaTheme="minorHAnsi" w:hAnsi="Helvetica" w:cs="Helvetica"/>
+      <w:color w:val="0A2A78"/>
+      <w:spacing w:val="-2"/>
+      <w:sz w:val="32"/>
+      <w:szCs w:val="24"/>
+    </w:rPr>
+  </w:style>
+  <w:style w:type="paragraph" w:customStyle="1" w:styleId="interviewglossarywordintemplate">
+    <w:name w:val="interview glossary word in template"/>
+    <w:basedOn w:val="Normal"/>
+    <w:link w:val="interviewglossarywordintemplateChar"/>
+    <w:qFormat/>
+    <w:rsid w:val="00D23389"/>
+    <w:pPr>
+      <w:spacing w:after="60" w:line="360" w:lineRule="auto"/>
+    </w:pPr>
+    <w:rPr>
+      <w:rFonts w:asciiTheme="minorHAnsi" w:hAnsiTheme="minorHAnsi" w:cstheme="minorBidi"/>
+    </w:rPr>
+  </w:style>
+  <w:style w:type="character" w:customStyle="1" w:styleId="interviewglossarywordintemplateChar">
+    <w:name w:val="interview glossary word in template Char"/>
+    <w:basedOn w:val="DefaultParagraphFont"/>
+    <w:link w:val="interviewglossarywordintemplate"/>
+    <w:rsid w:val="00D23389"/>
+  </w:style>
+  <w:style w:type="paragraph" w:customStyle="1" w:styleId="interviewbutton">
+    <w:name w:val="interview button"/>
+    <w:basedOn w:val="Normal"/>
+    <w:next w:val="Normal"/>
+    <w:link w:val="interviewbuttonChar"/>
+    <w:qFormat/>
+    <w:rsid w:val="00D23389"/>
+    <w:pPr>
+      <w:shd w:val="clear" w:color="auto" w:fill="0070C0"/>
+      <w:spacing w:after="60" w:line="360" w:lineRule="auto"/>
+    </w:pPr>
+    <w:rPr>
+      <w:rFonts w:asciiTheme="minorHAnsi" w:hAnsiTheme="minorHAnsi" w:cstheme="minorBidi"/>
+      <w:color w:val="FFFFFF" w:themeColor="background1"/>
+      <w:szCs w:val="40"/>
+    </w:rPr>
+  </w:style>
+  <w:style w:type="character" w:customStyle="1" w:styleId="interviewbuttonChar">
+    <w:name w:val="interview button Char"/>
+    <w:basedOn w:val="DefaultParagraphFont"/>
+    <w:link w:val="interviewbutton"/>
+    <w:rsid w:val="00D23389"/>
+    <w:rPr>
+      <w:color w:val="FFFFFF" w:themeColor="background1"/>
+      <w:szCs w:val="40"/>
+      <w:shd w:val="clear" w:color="auto" w:fill="0070C0"/>
+    </w:rPr>
+  </w:style>
+  <w:style w:type="paragraph" w:customStyle="1" w:styleId="Example">
+    <w:name w:val="Example"/>
+    <w:basedOn w:val="Heading4"/>
+    <w:next w:val="Normal"/>
+    <w:qFormat/>
+    <w:rsid w:val="005E488D"/>
+  </w:style>
+  <w:style w:type="paragraph" w:styleId="BodyText">
+    <w:name w:val="Body Text"/>
+    <w:basedOn w:val="Normal"/>
+    <w:link w:val="BodyTextChar"/>
+    <w:uiPriority w:val="99"/>
+    <w:unhideWhenUsed/>
+    <w:qFormat/>
+    <w:rsid w:val="005B3746"/>
+    <w:pPr>
+      <w:spacing w:after="120"/>
+    </w:pPr>
+  </w:style>
+  <w:style w:type="table" w:styleId="TableGrid">
+    <w:name w:val="Table Grid"/>
+    <w:basedOn w:val="TableNormal"/>
+    <w:uiPriority w:val="39"/>
+    <w:rsid w:val="00D23389"/>
+    <w:pPr>
+      <w:widowControl w:val="0"/>
+      <w:autoSpaceDE w:val="0"/>
+      <w:autoSpaceDN w:val="0"/>
+      <w:spacing w:before="0" w:beforeAutospacing="0" w:after="0" w:afterAutospacing="0"/>
+    </w:pPr>
+    <w:rPr>
+      <w:rFonts w:eastAsiaTheme="minorHAnsi"/>
+    </w:rPr>
+    <w:tblPr>
+      <w:tblBorders>
+        <w:top w:val="single" w:sz="4" w:space="0" w:color="auto"/>
+        <w:left w:val="single" w:sz="4" w:space="0" w:color="auto"/>
+        <w:bottom w:val="single" w:sz="4" w:space="0" w:color="auto"/>
+        <w:right w:val="single" w:sz="4" w:space="0" w:color="auto"/>
+        <w:insideH w:val="single" w:sz="4" w:space="0" w:color="auto"/>
+        <w:insideV w:val="single" w:sz="4" w:space="0" w:color="auto"/>
+      </w:tblBorders>
+    </w:tblPr>
+  </w:style>
+  <w:style w:type="character" w:customStyle="1" w:styleId="Heading2Char">
+    <w:name w:val="Heading 2 Char"/>
+    <w:basedOn w:val="DefaultParagraphFont"/>
+    <w:link w:val="Heading2"/>
+    <w:uiPriority w:val="9"/>
+    <w:rsid w:val="00D23389"/>
+    <w:rPr>
+      <w:rFonts w:ascii="Helvetica" w:eastAsiaTheme="minorHAnsi" w:hAnsi="Helvetica" w:cs="Helvetica"/>
+      <w:color w:val="0A2A78"/>
+      <w:spacing w:val="-2"/>
+      <w:sz w:val="36"/>
+      <w:szCs w:val="24"/>
+    </w:rPr>
+  </w:style>
+  <w:style w:type="paragraph" w:styleId="Title">
+    <w:name w:val="Title"/>
+    <w:basedOn w:val="Normal"/>
+    <w:next w:val="Normal"/>
+    <w:link w:val="TitleChar"/>
+    <w:uiPriority w:val="10"/>
+    <w:qFormat/>
+    <w:rsid w:val="00F17233"/>
+    <w:pPr>
+      <w:spacing w:before="0" w:beforeAutospacing="0" w:after="100" w:line="276" w:lineRule="auto"/>
+    </w:pPr>
+    <w:rPr>
+      <w:rFonts w:ascii="Helvetica" w:hAnsi="Helvetica" w:cs="Helvetica"/>
+      <w:color w:val="0A2A78"/>
+      <w:spacing w:val="-2"/>
+      <w:sz w:val="48"/>
+      <w:szCs w:val="24"/>
+    </w:rPr>
+  </w:style>
+  <w:style w:type="character" w:customStyle="1" w:styleId="TitleChar">
+    <w:name w:val="Title Char"/>
+    <w:basedOn w:val="DefaultParagraphFont"/>
+    <w:link w:val="Title"/>
+    <w:uiPriority w:val="10"/>
+    <w:rsid w:val="00D23389"/>
+    <w:rPr>
+      <w:rFonts w:ascii="Helvetica" w:hAnsi="Helvetica" w:cs="Helvetica"/>
+      <w:color w:val="0A2A78"/>
+      <w:spacing w:val="-2"/>
+      <w:sz w:val="48"/>
+      <w:szCs w:val="24"/>
+    </w:rPr>
+  </w:style>
+  <w:style w:type="paragraph" w:styleId="BalloonText">
+    <w:name w:val="Balloon Text"/>
+    <w:basedOn w:val="Normal"/>
+    <w:link w:val="BalloonTextChar"/>
+    <w:uiPriority w:val="99"/>
+    <w:semiHidden/>
+    <w:unhideWhenUsed/>
+    <w:rsid w:val="00D23389"/>
+    <w:rPr>
+      <w:rFonts w:ascii="Segoe UI" w:hAnsi="Segoe UI" w:cs="Segoe UI"/>
+      <w:sz w:val="18"/>
+      <w:szCs w:val="18"/>
+    </w:rPr>
+  </w:style>
+  <w:style w:type="character" w:customStyle="1" w:styleId="BalloonTextChar">
+    <w:name w:val="Balloon Text Char"/>
+    <w:basedOn w:val="DefaultParagraphFont"/>
+    <w:link w:val="BalloonText"/>
+    <w:uiPriority w:val="99"/>
+    <w:semiHidden/>
+    <w:rsid w:val="00D23389"/>
+    <w:rPr>
+      <w:rFonts w:ascii="Segoe UI" w:hAnsi="Segoe UI" w:cs="Segoe UI"/>
+      <w:sz w:val="18"/>
+      <w:szCs w:val="18"/>
+    </w:rPr>
+  </w:style>
+  <w:style w:type="character" w:styleId="CommentReference">
+    <w:name w:val="annotation reference"/>
+    <w:basedOn w:val="DefaultParagraphFont"/>
+    <w:uiPriority w:val="99"/>
+    <w:semiHidden/>
+    <w:unhideWhenUsed/>
+    <w:qFormat/>
+    <w:rsid w:val="00D23389"/>
+    <w:rPr>
+      <w:sz w:val="16"/>
+      <w:szCs w:val="16"/>
+    </w:rPr>
+  </w:style>
+  <w:style w:type="paragraph" w:styleId="CommentText">
+    <w:name w:val="annotation text"/>
+    <w:basedOn w:val="Normal"/>
+    <w:link w:val="CommentTextChar"/>
+    <w:uiPriority w:val="99"/>
+    <w:unhideWhenUsed/>
+    <w:qFormat/>
+    <w:rsid w:val="00D23389"/>
+    <w:rPr>
+      <w:sz w:val="20"/>
+      <w:szCs w:val="20"/>
+    </w:rPr>
+  </w:style>
+  <w:style w:type="character" w:customStyle="1" w:styleId="CommentTextChar">
+    <w:name w:val="Comment Text Char"/>
+    <w:basedOn w:val="DefaultParagraphFont"/>
+    <w:link w:val="CommentText"/>
+    <w:uiPriority w:val="99"/>
+    <w:qFormat/>
+    <w:rsid w:val="00D23389"/>
+    <w:rPr>
+      <w:rFonts w:ascii="Arial" w:hAnsi="Arial" w:cs="Arial"/>
+      <w:sz w:val="20"/>
+      <w:szCs w:val="20"/>
+    </w:rPr>
+  </w:style>
+  <w:style w:type="paragraph" w:styleId="CommentSubject">
+    <w:name w:val="annotation subject"/>
+    <w:basedOn w:val="CommentText"/>
+    <w:next w:val="CommentText"/>
+    <w:link w:val="CommentSubjectChar"/>
+    <w:uiPriority w:val="99"/>
+    <w:semiHidden/>
+    <w:unhideWhenUsed/>
+    <w:rsid w:val="00D23389"/>
+    <w:rPr>
+      <w:b/>
+      <w:bCs/>
+    </w:rPr>
+  </w:style>
+  <w:style w:type="character" w:customStyle="1" w:styleId="CommentSubjectChar">
+    <w:name w:val="Comment Subject Char"/>
+    <w:basedOn w:val="CommentTextChar"/>
+    <w:link w:val="CommentSubject"/>
+    <w:uiPriority w:val="99"/>
+    <w:semiHidden/>
+    <w:rsid w:val="00D23389"/>
+    <w:rPr>
+      <w:rFonts w:ascii="Arial" w:hAnsi="Arial" w:cs="Arial"/>
+      <w:b/>
+      <w:bCs/>
+      <w:sz w:val="20"/>
+      <w:szCs w:val="20"/>
+    </w:rPr>
+  </w:style>
+  <w:style w:type="paragraph" w:styleId="Footer">
+    <w:name w:val="footer"/>
+    <w:basedOn w:val="Normal"/>
+    <w:link w:val="FooterChar"/>
+    <w:uiPriority w:val="99"/>
+    <w:unhideWhenUsed/>
+    <w:rsid w:val="00D23389"/>
+    <w:pPr>
+      <w:tabs>
+        <w:tab w:val="center" w:pos="4680"/>
+        <w:tab w:val="right" w:pos="9360"/>
+      </w:tabs>
+    </w:pPr>
+  </w:style>
+  <w:style w:type="character" w:customStyle="1" w:styleId="FooterChar">
+    <w:name w:val="Footer Char"/>
+    <w:basedOn w:val="DefaultParagraphFont"/>
+    <w:link w:val="Footer"/>
+    <w:uiPriority w:val="99"/>
+    <w:rsid w:val="00D23389"/>
+    <w:rPr>
+      <w:rFonts w:ascii="Arial" w:hAnsi="Arial" w:cs="Arial"/>
+    </w:rPr>
+  </w:style>
+  <w:style w:type="paragraph" w:styleId="Header">
+    <w:name w:val="header"/>
+    <w:basedOn w:val="Normal"/>
+    <w:link w:val="HeaderChar"/>
+    <w:uiPriority w:val="99"/>
+    <w:unhideWhenUsed/>
+    <w:rsid w:val="00D23389"/>
+    <w:pPr>
+      <w:tabs>
+        <w:tab w:val="center" w:pos="4680"/>
+        <w:tab w:val="right" w:pos="9360"/>
+      </w:tabs>
+    </w:pPr>
+  </w:style>
+  <w:style w:type="character" w:customStyle="1" w:styleId="HeaderChar">
+    <w:name w:val="Header Char"/>
+    <w:basedOn w:val="DefaultParagraphFont"/>
+    <w:link w:val="Header"/>
+    <w:uiPriority w:val="99"/>
+    <w:rsid w:val="00D23389"/>
+    <w:rPr>
+      <w:rFonts w:ascii="Arial" w:hAnsi="Arial" w:cs="Arial"/>
+    </w:rPr>
+  </w:style>
+  <w:style w:type="character" w:customStyle="1" w:styleId="Heading4Char">
+    <w:name w:val="Heading 4 Char"/>
+    <w:basedOn w:val="DefaultParagraphFont"/>
+    <w:link w:val="Heading4"/>
+    <w:uiPriority w:val="9"/>
+    <w:rsid w:val="00C944B1"/>
+    <w:rPr>
+      <w:rFonts w:ascii="Helvetica" w:eastAsiaTheme="minorHAnsi" w:hAnsi="Helvetica" w:cs="Helvetica"/>
+      <w:iCs/>
+      <w:color w:val="0A2A78"/>
+      <w:spacing w:val="-2"/>
+      <w:sz w:val="24"/>
+      <w:szCs w:val="24"/>
+    </w:rPr>
+  </w:style>
+  <w:style w:type="character" w:styleId="Hyperlink">
+    <w:name w:val="Hyperlink"/>
+    <w:basedOn w:val="DefaultParagraphFont"/>
+    <w:uiPriority w:val="99"/>
+    <w:unhideWhenUsed/>
+    <w:rsid w:val="00D23A3A"/>
+    <w:rPr>
+      <w:rFonts w:ascii="Helvetica" w:hAnsi="Helvetica" w:cs="Helvetica"/>
+      <w:color w:val="0563C1" w:themeColor="hyperlink"/>
+      <w:spacing w:val="-2"/>
+      <w:sz w:val="24"/>
+      <w:szCs w:val="24"/>
+      <w:u w:val="none"/>
+    </w:rPr>
+  </w:style>
+  <w:style w:type="numbering" w:customStyle="1" w:styleId="Style1">
+    <w:name w:val="Style1"/>
+    <w:uiPriority w:val="99"/>
+    <w:rsid w:val="00D23389"/>
+    <w:pPr>
+      <w:numPr>
+        <w:numId w:val="14"/>
+      </w:numPr>
+    </w:pPr>
+  </w:style>
+  <w:style w:type="paragraph" w:customStyle="1" w:styleId="TableParagraph">
+    <w:name w:val="Table Paragraph"/>
+    <w:basedOn w:val="Normal"/>
+    <w:uiPriority w:val="1"/>
+    <w:qFormat/>
+    <w:rsid w:val="00D23389"/>
+  </w:style>
+  <w:style w:type="character" w:customStyle="1" w:styleId="UnresolvedMention1">
+    <w:name w:val="Unresolved Mention1"/>
+    <w:basedOn w:val="DefaultParagraphFont"/>
+    <w:uiPriority w:val="99"/>
+    <w:semiHidden/>
+    <w:unhideWhenUsed/>
+    <w:rsid w:val="00D23389"/>
+    <w:rPr>
+      <w:color w:val="605E5C"/>
+      <w:shd w:val="clear" w:color="auto" w:fill="E1DFDD"/>
+    </w:rPr>
+  </w:style>
+  <w:style w:type="paragraph" w:customStyle="1" w:styleId="H3numberedfordirections">
+    <w:name w:val="H3 numbered for directions"/>
+    <w:basedOn w:val="Heading3"/>
+    <w:next w:val="Normal"/>
+    <w:qFormat/>
+    <w:rsid w:val="00D23389"/>
+    <w:pPr>
+      <w:numPr>
+        <w:numId w:val="10"/>
+      </w:numPr>
+      <w:outlineLvl w:val="9"/>
+    </w:pPr>
+  </w:style>
+  <w:style w:type="character" w:customStyle="1" w:styleId="small">
+    <w:name w:val="small"/>
+    <w:basedOn w:val="DefaultParagraphFont"/>
+    <w:rsid w:val="00D23389"/>
+    <w:rPr>
+      <w:rFonts w:cs="Times New Roman"/>
+    </w:rPr>
+  </w:style>
+  <w:style w:type="character" w:customStyle="1" w:styleId="interviewPAPtexttrigger">
+    <w:name w:val="interview PAP text trigger"/>
+    <w:basedOn w:val="DefaultParagraphFont"/>
+    <w:uiPriority w:val="1"/>
+    <w:qFormat/>
+    <w:rsid w:val="00D23389"/>
+    <w:rPr>
+      <w:shd w:val="clear" w:color="auto" w:fill="009999"/>
+    </w:rPr>
+  </w:style>
+  <w:style w:type="paragraph" w:customStyle="1" w:styleId="Listnumbered">
+    <w:name w:val="List numbered"/>
+    <w:basedOn w:val="Normal"/>
+    <w:qFormat/>
+    <w:rsid w:val="00F17233"/>
+    <w:pPr>
+      <w:widowControl w:val="0"/>
+      <w:autoSpaceDE w:val="0"/>
+      <w:autoSpaceDN w:val="0"/>
+      <w:spacing w:before="54" w:beforeAutospacing="0" w:after="120" w:afterAutospacing="0" w:line="276" w:lineRule="auto"/>
+    </w:pPr>
+    <w:rPr>
+      <w:rFonts w:ascii="Helvetica" w:eastAsiaTheme="minorHAnsi" w:hAnsi="Helvetica" w:cs="Helvetica"/>
+      <w:color w:val="202529"/>
+      <w:spacing w:val="-2"/>
+      <w:sz w:val="24"/>
+      <w:szCs w:val="24"/>
+    </w:rPr>
+  </w:style>
+  <w:style w:type="paragraph" w:customStyle="1" w:styleId="Listnumberedunderbullet">
+    <w:name w:val="List numbered under bullet"/>
+    <w:basedOn w:val="Normal"/>
+    <w:qFormat/>
+    <w:rsid w:val="00F17233"/>
+    <w:pPr>
+      <w:widowControl w:val="0"/>
+      <w:numPr>
+        <w:ilvl w:val="4"/>
+        <w:numId w:val="11"/>
+      </w:numPr>
+      <w:autoSpaceDE w:val="0"/>
+      <w:autoSpaceDN w:val="0"/>
+      <w:spacing w:before="54" w:beforeAutospacing="0" w:after="120" w:afterAutospacing="0" w:line="276" w:lineRule="auto"/>
+    </w:pPr>
+    <w:rPr>
+      <w:rFonts w:ascii="Helvetica" w:eastAsiaTheme="minorHAnsi" w:hAnsi="Helvetica" w:cs="Helvetica"/>
+      <w:color w:val="202529"/>
+      <w:spacing w:val="-2"/>
+      <w:sz w:val="24"/>
+      <w:szCs w:val="24"/>
+    </w:rPr>
+  </w:style>
+  <w:style w:type="character" w:customStyle="1" w:styleId="NumChar">
+    <w:name w:val="NumChar"/>
+    <w:basedOn w:val="DefaultParagraphFont"/>
+    <w:uiPriority w:val="1"/>
+    <w:qFormat/>
+    <w:rsid w:val="00D23389"/>
+    <w:rPr>
+      <w:rFonts w:eastAsiaTheme="minorHAnsi"/>
+    </w:rPr>
+  </w:style>
+  <w:style w:type="character" w:customStyle="1" w:styleId="UnresolvedMention2">
+    <w:name w:val="Unresolved Mention2"/>
+    <w:basedOn w:val="DefaultParagraphFont"/>
+    <w:uiPriority w:val="99"/>
+    <w:semiHidden/>
+    <w:unhideWhenUsed/>
+    <w:rsid w:val="00D23389"/>
+    <w:rPr>
+      <w:color w:val="605E5C"/>
+      <w:shd w:val="clear" w:color="auto" w:fill="E1DFDD"/>
+    </w:rPr>
+  </w:style>
+  <w:style w:type="character" w:customStyle="1" w:styleId="convention">
+    <w:name w:val="convention"/>
+    <w:basedOn w:val="DefaultParagraphFont"/>
+    <w:uiPriority w:val="1"/>
+    <w:qFormat/>
+    <w:rsid w:val="00D23389"/>
+    <w:rPr>
+      <w:sz w:val="22"/>
+      <w:szCs w:val="22"/>
+      <w:shd w:val="clear" w:color="auto" w:fill="A6A6A6" w:themeFill="background1" w:themeFillShade="A6"/>
+    </w:rPr>
+  </w:style>
+  <w:style w:type="paragraph" w:customStyle="1" w:styleId="StyleHeading1Hanging008">
+    <w:name w:val="Style Heading 1 + Hanging:  0.08&quot;"/>
+    <w:basedOn w:val="Heading1"/>
+    <w:rsid w:val="00D23389"/>
+    <w:pPr>
+      <w:spacing w:before="120"/>
+      <w:ind w:hanging="115"/>
+    </w:pPr>
+    <w:rPr>
+      <w:rFonts w:eastAsia="Times New Roman" w:cs="Times New Roman"/>
+      <w:szCs w:val="20"/>
+    </w:rPr>
+  </w:style>
+  <w:style w:type="character" w:customStyle="1" w:styleId="interviewvariable">
+    <w:name w:val="interview variable"/>
+    <w:basedOn w:val="DefaultParagraphFont"/>
+    <w:uiPriority w:val="1"/>
+    <w:qFormat/>
+    <w:rsid w:val="00D23389"/>
+    <w:rPr>
+      <w:color w:val="FF7C80"/>
+      <w:shd w:val="clear" w:color="auto" w:fill="FFFFCC"/>
+    </w:rPr>
+  </w:style>
+  <w:style w:type="character" w:styleId="Strong">
+    <w:name w:val="Strong"/>
+    <w:basedOn w:val="DefaultParagraphFont"/>
+    <w:uiPriority w:val="22"/>
+    <w:qFormat/>
+    <w:rsid w:val="00D23389"/>
+    <w:rPr>
+      <w:b/>
+      <w:bCs/>
+    </w:rPr>
+  </w:style>
+  <w:style w:type="character" w:styleId="FollowedHyperlink">
+    <w:name w:val="FollowedHyperlink"/>
+    <w:basedOn w:val="DefaultParagraphFont"/>
+    <w:uiPriority w:val="99"/>
+    <w:semiHidden/>
+    <w:unhideWhenUsed/>
+    <w:rsid w:val="00D23389"/>
+    <w:rPr>
+      <w:color w:val="954F72" w:themeColor="followedHyperlink"/>
+      <w:u w:val="single"/>
+    </w:rPr>
+  </w:style>
+  <w:style w:type="character" w:customStyle="1" w:styleId="interviewclickformoreinfo-definition">
+    <w:name w:val="interview click for more info - definition"/>
+    <w:uiPriority w:val="1"/>
+    <w:qFormat/>
+    <w:rsid w:val="00D23389"/>
+    <w:rPr>
+      <w:color w:val="00B050"/>
+      <w:u w:val="dash" w:color="92D050"/>
+    </w:rPr>
+  </w:style>
+  <w:style w:type="paragraph" w:styleId="NormalWeb">
+    <w:name w:val="Normal (Web)"/>
+    <w:basedOn w:val="Normal"/>
+    <w:uiPriority w:val="99"/>
+    <w:unhideWhenUsed/>
+    <w:rsid w:val="00D23389"/>
+    <w:pPr>
+      <w:spacing w:before="100" w:after="100"/>
+    </w:pPr>
+    <w:rPr>
+      <w:rFonts w:ascii="Times New Roman" w:eastAsia="Times New Roman" w:hAnsi="Times New Roman" w:cs="Times New Roman"/>
+      <w:sz w:val="24"/>
+      <w:szCs w:val="24"/>
+    </w:rPr>
+  </w:style>
+  <w:style w:type="character" w:customStyle="1" w:styleId="UnresolvedMention3">
+    <w:name w:val="Unresolved Mention3"/>
+    <w:basedOn w:val="DefaultParagraphFont"/>
+    <w:uiPriority w:val="99"/>
+    <w:semiHidden/>
+    <w:unhideWhenUsed/>
+    <w:rsid w:val="00BF4C50"/>
+    <w:rPr>
+      <w:color w:val="605E5C"/>
+      <w:shd w:val="clear" w:color="auto" w:fill="E1DFDD"/>
+    </w:rPr>
+  </w:style>
+  <w:style w:type="character" w:styleId="Emphasis">
+    <w:name w:val="Emphasis"/>
+    <w:basedOn w:val="DefaultParagraphFont"/>
+    <w:uiPriority w:val="20"/>
+    <w:qFormat/>
+    <w:rsid w:val="00D23389"/>
+    <w:rPr>
+      <w:i/>
+      <w:iCs/>
+    </w:rPr>
+  </w:style>
+  <w:style w:type="paragraph" w:customStyle="1" w:styleId="ListParagraphNumbered">
+    <w:name w:val="List Paragraph Numbered"/>
+    <w:basedOn w:val="ListParagraph"/>
+    <w:qFormat/>
+    <w:rsid w:val="006C1972"/>
+    <w:pPr>
+      <w:numPr>
+        <w:numId w:val="13"/>
+      </w:numPr>
+    </w:pPr>
+    <w:rPr>
+      <w:b/>
+    </w:rPr>
+  </w:style>
+  <w:style w:type="paragraph" w:customStyle="1" w:styleId="one-indent">
+    <w:name w:val="one-indent"/>
+    <w:basedOn w:val="Normal"/>
+    <w:rsid w:val="00D23389"/>
+    <w:pPr>
+      <w:spacing w:before="100" w:after="100"/>
+    </w:pPr>
+    <w:rPr>
+      <w:rFonts w:ascii="Times New Roman" w:eastAsia="Times New Roman" w:hAnsi="Times New Roman" w:cs="Times New Roman"/>
+      <w:sz w:val="24"/>
+      <w:szCs w:val="24"/>
+    </w:rPr>
+  </w:style>
+  <w:style w:type="character" w:customStyle="1" w:styleId="UnresolvedMention30">
+    <w:name w:val="Unresolved Mention3"/>
+    <w:basedOn w:val="DefaultParagraphFont"/>
+    <w:uiPriority w:val="99"/>
+    <w:semiHidden/>
+    <w:unhideWhenUsed/>
+    <w:rsid w:val="00D23389"/>
+    <w:rPr>
+      <w:color w:val="605E5C"/>
+      <w:shd w:val="clear" w:color="auto" w:fill="E1DFDD"/>
+    </w:rPr>
+  </w:style>
+  <w:style w:type="paragraph" w:styleId="Revision">
+    <w:name w:val="Revision"/>
+    <w:hidden/>
+    <w:uiPriority w:val="99"/>
+    <w:semiHidden/>
+    <w:rsid w:val="00F9613D"/>
+    <w:pPr>
+      <w:spacing w:before="0" w:beforeAutospacing="0" w:after="0" w:afterAutospacing="0"/>
+    </w:pPr>
+    <w:rPr>
+      <w:rFonts w:ascii="Arial" w:hAnsi="Arial" w:cs="Arial"/>
+    </w:rPr>
+  </w:style>
+  <w:style w:type="character" w:customStyle="1" w:styleId="UnresolvedMention4">
+    <w:name w:val="Unresolved Mention4"/>
+    <w:basedOn w:val="DefaultParagraphFont"/>
+    <w:uiPriority w:val="99"/>
+    <w:semiHidden/>
+    <w:unhideWhenUsed/>
+    <w:rsid w:val="00484182"/>
+    <w:rPr>
+      <w:color w:val="605E5C"/>
+      <w:shd w:val="clear" w:color="auto" w:fill="E1DFDD"/>
+    </w:rPr>
+  </w:style>
+  <w:style w:type="character" w:customStyle="1" w:styleId="UnresolvedMention31">
+    <w:name w:val="Unresolved Mention31"/>
+    <w:basedOn w:val="DefaultParagraphFont"/>
+    <w:uiPriority w:val="99"/>
+    <w:semiHidden/>
+    <w:unhideWhenUsed/>
+    <w:rsid w:val="004D56BB"/>
+    <w:rPr>
+      <w:color w:val="605E5C"/>
+      <w:shd w:val="clear" w:color="auto" w:fill="E1DFDD"/>
+    </w:rPr>
+  </w:style>
+  <w:style w:type="character" w:customStyle="1" w:styleId="UnresolvedMention5">
+    <w:name w:val="Unresolved Mention5"/>
+    <w:basedOn w:val="DefaultParagraphFont"/>
+    <w:uiPriority w:val="99"/>
+    <w:semiHidden/>
+    <w:unhideWhenUsed/>
+    <w:rsid w:val="004C4B4D"/>
+    <w:rPr>
+      <w:color w:val="605E5C"/>
+      <w:shd w:val="clear" w:color="auto" w:fill="E1DFDD"/>
+    </w:rPr>
+  </w:style>
+  <w:style w:type="character" w:customStyle="1" w:styleId="UnresolvedMention6">
+    <w:name w:val="Unresolved Mention6"/>
+    <w:basedOn w:val="DefaultParagraphFont"/>
+    <w:uiPriority w:val="99"/>
+    <w:semiHidden/>
+    <w:unhideWhenUsed/>
+    <w:rsid w:val="004C097B"/>
+    <w:rPr>
+      <w:color w:val="605E5C"/>
+      <w:shd w:val="clear" w:color="auto" w:fill="E1DFDD"/>
+    </w:rPr>
+  </w:style>
+  <w:style w:type="character" w:customStyle="1" w:styleId="BodyTextChar">
+    <w:name w:val="Body Text Char"/>
+    <w:basedOn w:val="DefaultParagraphFont"/>
+    <w:link w:val="BodyText"/>
+    <w:uiPriority w:val="99"/>
+    <w:rsid w:val="005B3746"/>
+    <w:rPr>
+      <w:rFonts w:ascii="Arial" w:hAnsi="Arial" w:cs="Arial"/>
+    </w:rPr>
+  </w:style>
+  <w:style w:type="paragraph" w:customStyle="1" w:styleId="ListPlevel2">
+    <w:name w:val="List P level 2"/>
+    <w:basedOn w:val="ListParagraph"/>
+    <w:qFormat/>
+    <w:rsid w:val="00C04A71"/>
+    <w:pPr>
+      <w:numPr>
+        <w:numId w:val="0"/>
+      </w:numPr>
+      <w:ind w:left="765" w:hanging="360"/>
+    </w:pPr>
+    <w:rPr>
+      <w:color w:val="auto"/>
+      <w:spacing w:val="0"/>
+    </w:rPr>
+  </w:style>
+  <w:style w:type="paragraph" w:styleId="HTMLPreformatted">
+    <w:name w:val="HTML Preformatted"/>
+    <w:basedOn w:val="Normal"/>
+    <w:link w:val="HTMLPreformattedChar"/>
+    <w:uiPriority w:val="99"/>
+    <w:semiHidden/>
+    <w:unhideWhenUsed/>
+    <w:rsid w:val="00F826CB"/>
+    <w:pPr>
+      <w:tabs>
+        <w:tab w:val="left" w:pos="916"/>
+        <w:tab w:val="left" w:pos="1832"/>
+        <w:tab w:val="left" w:pos="2748"/>
+        <w:tab w:val="left" w:pos="3664"/>
+        <w:tab w:val="left" w:pos="4580"/>
+        <w:tab w:val="left" w:pos="5496"/>
+        <w:tab w:val="left" w:pos="6412"/>
+        <w:tab w:val="left" w:pos="7328"/>
+        <w:tab w:val="left" w:pos="8244"/>
+        <w:tab w:val="left" w:pos="9160"/>
+        <w:tab w:val="left" w:pos="10076"/>
+        <w:tab w:val="left" w:pos="10992"/>
+        <w:tab w:val="left" w:pos="11908"/>
+        <w:tab w:val="left" w:pos="12824"/>
+        <w:tab w:val="left" w:pos="13740"/>
+        <w:tab w:val="left" w:pos="14656"/>
+      </w:tabs>
+      <w:spacing w:before="0" w:beforeAutospacing="0" w:after="0" w:afterAutospacing="0"/>
+    </w:pPr>
+    <w:rPr>
+      <w:rFonts w:ascii="Courier New" w:eastAsia="Times New Roman" w:hAnsi="Courier New" w:cs="Courier New"/>
+      <w:sz w:val="20"/>
+      <w:szCs w:val="20"/>
+    </w:rPr>
+  </w:style>
+  <w:style w:type="character" w:customStyle="1" w:styleId="HTMLPreformattedChar">
+    <w:name w:val="HTML Preformatted Char"/>
+    <w:basedOn w:val="DefaultParagraphFont"/>
+    <w:link w:val="HTMLPreformatted"/>
+    <w:uiPriority w:val="99"/>
+    <w:semiHidden/>
+    <w:rsid w:val="00F826CB"/>
+    <w:rPr>
+      <w:rFonts w:ascii="Courier New" w:eastAsia="Times New Roman" w:hAnsi="Courier New" w:cs="Courier New"/>
+      <w:sz w:val="20"/>
+      <w:szCs w:val="20"/>
+    </w:rPr>
+  </w:style>
+  <w:style w:type="paragraph" w:customStyle="1" w:styleId="ListPlevel3">
+    <w:name w:val="List P level 3"/>
+    <w:basedOn w:val="ListPlevel2"/>
+    <w:qFormat/>
+    <w:rsid w:val="003A647D"/>
+    <w:pPr>
+      <w:tabs>
+        <w:tab w:val="num" w:pos="360"/>
+      </w:tabs>
+      <w:ind w:left="2160"/>
+    </w:pPr>
+  </w:style>
+  <w:style w:type="paragraph" w:customStyle="1" w:styleId="Example-bulleted">
+    <w:name w:val="Example - bulleted"/>
+    <w:basedOn w:val="Body"/>
+    <w:qFormat/>
+    <w:rsid w:val="009B0663"/>
+    <w:pPr>
+      <w:widowControl w:val="0"/>
+      <w:numPr>
+        <w:numId w:val="26"/>
+      </w:numPr>
+      <w:suppressAutoHyphens/>
+      <w:autoSpaceDE w:val="0"/>
+      <w:autoSpaceDN w:val="0"/>
+      <w:spacing w:before="60" w:beforeAutospacing="0" w:afterAutospacing="0"/>
+    </w:pPr>
+    <w:rPr>
+      <w:rFonts w:eastAsia="Calibri"/>
+    </w:rPr>
+  </w:style>
+  <w:style w:type="character" w:customStyle="1" w:styleId="UnresolvedMention7">
+    <w:name w:val="Unresolved Mention7"/>
+    <w:basedOn w:val="DefaultParagraphFont"/>
+    <w:uiPriority w:val="99"/>
+    <w:semiHidden/>
+    <w:unhideWhenUsed/>
+    <w:rsid w:val="001B7311"/>
+    <w:rPr>
+      <w:color w:val="605E5C"/>
+      <w:shd w:val="clear" w:color="auto" w:fill="E1DFDD"/>
+    </w:rPr>
+  </w:style>
+  <w:style w:type="character" w:customStyle="1" w:styleId="UnresolvedMention8">
+    <w:name w:val="Unresolved Mention8"/>
+    <w:basedOn w:val="DefaultParagraphFont"/>
+    <w:uiPriority w:val="99"/>
+    <w:semiHidden/>
+    <w:unhideWhenUsed/>
+    <w:rsid w:val="0068694D"/>
+    <w:rPr>
+      <w:color w:val="605E5C"/>
+      <w:shd w:val="clear" w:color="auto" w:fill="E1DFDD"/>
+    </w:rPr>
+  </w:style>
+  <w:style w:type="paragraph" w:customStyle="1" w:styleId="ExampleorImportantblock">
+    <w:name w:val="Example or Important block"/>
+    <w:basedOn w:val="Body"/>
+    <w:qFormat/>
+    <w:rsid w:val="00F263D3"/>
+    <w:pPr>
+      <w:widowControl w:val="0"/>
+      <w:suppressAutoHyphens/>
+      <w:spacing w:before="0" w:beforeAutospacing="0" w:afterAutospacing="0"/>
+      <w:ind w:left="403"/>
+    </w:pPr>
+    <w:rPr>
+      <w:color w:val="202529"/>
+      <w:spacing w:val="-2"/>
+    </w:rPr>
+  </w:style>
+  <w:style w:type="character" w:customStyle="1" w:styleId="UnresolvedMention">
     <w:name w:val="Unresolved Mention"/>
     <w:basedOn w:val="DefaultParagraphFont"/>
     <w:uiPriority w:val="99"/>
@@ -18216,7 +21419,7 @@
   <a:extraClrSchemeLst/>
   <a:extLst>
     <a:ext uri="{05A4C25C-085E-4340-85A3-A5531E510DB2}">
-      <thm15:themeFamily xmlns:thm15="http://schemas.microsoft.com/office/thememl/2012/main" name="Office Theme" id="{62F939B6-93AF-4DB8-9C6B-D6C7DFDC589F}" vid="{4A3C46E8-61CC-4603-A589-7422A47A8E4A}"/>
+      <thm15:themeFamily xmlns:thm15="http://schemas.microsoft.com/office/thememl/2012/main" xmlns="" name="Office Theme" id="{62F939B6-93AF-4DB8-9C6B-D6C7DFDC589F}" vid="{4A3C46E8-61CC-4603-A589-7422A47A8E4A}"/>
     </a:ext>
   </a:extLst>
 </a:theme>
@@ -18227,7 +21430,7 @@
 </file>
 
 <file path=customXml/itemProps1.xml><?xml version="1.0" encoding="utf-8"?>
-<ds:datastoreItem xmlns:ds="http://schemas.openxmlformats.org/officeDocument/2006/customXml" ds:itemID="{82E20D58-7001-4466-9244-5E4B0EEF3D42}">
+<ds:datastoreItem xmlns:ds="http://schemas.openxmlformats.org/officeDocument/2006/customXml" ds:itemID="{984ECF5D-F9C8-41DC-9457-D103509902DC}">
   <ds:schemaRefs>
     <ds:schemaRef ds:uri="http://schemas.openxmlformats.org/officeDocument/2006/bibliography"/>
   </ds:schemaRefs>

--- a/docassemble/ChangingDivorceOrder/data/templates/changing_divorce_order_action_plan.docx
+++ b/docassemble/ChangingDivorceOrder/data/templates/changing_divorce_order_action_plan.docx
@@ -11367,14 +11367,14 @@
               </w:rPr>
               <w:t xml:space="preserve">not </w:t>
             </w:r>
-            <w:bookmarkStart w:id="1" w:name="_GoBack"/>
-            <w:bookmarkEnd w:id="1"/>
+            <w:proofErr w:type="spellStart"/>
             <w:r>
               <w:rPr>
                 <w:shd w:val="clear" w:color="auto" w:fill="FFFFFF"/>
               </w:rPr>
               <w:t>parents_agree</w:t>
             </w:r>
+            <w:proofErr w:type="spellEnd"/>
             <w:r>
               <w:rPr>
                 <w:color w:val="FFC000"/>
@@ -13718,22 +13718,23 @@
           <w:p>
             <w:pPr>
               <w:pStyle w:val="Body"/>
-              <w:spacing w:before="0" w:after="60"/>
             </w:pPr>
           </w:p>
           <w:p>
             <w:pPr>
               <w:pStyle w:val="Body"/>
-              <w:rPr>
-                <w:color w:val="FF00FF"/>
-              </w:rPr>
-            </w:pPr>
-            <w:r>
-              <w:rPr>
-                <w:color w:val="FF00FF"/>
-              </w:rPr>
+            </w:pPr>
+            <w:r>
+              <w:t>{{p (include_docx_template("docassemble.AKA2JBranding:</w:t>
+            </w:r>
+            <w:r>
               <w:t>contact_other_party_content.docx</w:t>
             </w:r>
+            <w:r>
+              <w:t>")) }}</w:t>
+            </w:r>
+            <w:bookmarkStart w:id="1" w:name="_GoBack"/>
+            <w:bookmarkEnd w:id="1"/>
           </w:p>
         </w:tc>
       </w:tr>
@@ -13806,7 +13807,6 @@
           <w:p>
             <w:pPr>
               <w:pStyle w:val="Body"/>
-              <w:spacing w:before="0" w:after="60"/>
             </w:pPr>
           </w:p>
           <w:p>
@@ -13814,13 +13814,7 @@
               <w:pStyle w:val="Body"/>
             </w:pPr>
             <w:r>
-              <w:t>{{p (include_docx_template("docassemble.AKA2JBranding:</w:t>
-            </w:r>
-            <w:r>
-              <w:t>file_agreement</w:t>
-            </w:r>
-            <w:r>
-              <w:t xml:space="preserve">_content.docx")) </w:t>
+              <w:t xml:space="preserve">{{p (include_docx_template("docassemble.AKA2JBranding:file_agreement_content.docx")) </w:t>
             </w:r>
             <w:r>
               <w:t>}</w:t>
@@ -14769,7 +14763,7 @@
       <w:rPr>
         <w:noProof/>
       </w:rPr>
-      <w:t>12</w:t>
+      <w:t>16</w:t>
     </w:r>
     <w:r>
       <w:fldChar w:fldCharType="end"/>
@@ -21430,7 +21424,7 @@
 </file>
 
 <file path=customXml/itemProps1.xml><?xml version="1.0" encoding="utf-8"?>
-<ds:datastoreItem xmlns:ds="http://schemas.openxmlformats.org/officeDocument/2006/customXml" ds:itemID="{984ECF5D-F9C8-41DC-9457-D103509902DC}">
+<ds:datastoreItem xmlns:ds="http://schemas.openxmlformats.org/officeDocument/2006/customXml" ds:itemID="{07B4B706-4604-4A78-92EA-EACA13EE95A3}">
   <ds:schemaRefs>
     <ds:schemaRef ds:uri="http://schemas.openxmlformats.org/officeDocument/2006/bibliography"/>
   </ds:schemaRefs>

--- a/docassemble/ChangingDivorceOrder/data/templates/changing_divorce_order_action_plan.docx
+++ b/docassemble/ChangingDivorceOrder/data/templates/changing_divorce_order_action_plan.docx
@@ -338,21 +338,7 @@
               <w:rPr>
                 <w:color w:val="FF0000"/>
               </w:rPr>
-              <w:t xml:space="preserve">) and </w:t>
-            </w:r>
-            <w:proofErr w:type="spellStart"/>
-            <w:r>
-              <w:rPr>
-                <w:color w:val="FF0000"/>
-              </w:rPr>
-              <w:t>type_of_final_order.all_true</w:t>
-            </w:r>
-            <w:proofErr w:type="spellEnd"/>
-            <w:r>
-              <w:rPr>
-                <w:color w:val="FF0000"/>
-              </w:rPr>
-              <w:t>(</w:t>
+              <w:t>) and type_of_final_order.all_true(</w:t>
             </w:r>
             <w:r>
               <w:rPr>
@@ -1179,15 +1165,7 @@
               <w:t xml:space="preserve"> </w:t>
             </w:r>
             <w:r>
-              <w:t xml:space="preserve">{{ </w:t>
-            </w:r>
-            <w:proofErr w:type="spellStart"/>
-            <w:r>
-              <w:t>step_list</w:t>
-            </w:r>
-            <w:proofErr w:type="spellEnd"/>
-            <w:r>
-              <w:t xml:space="preserve"> | length }}</w:t>
+              <w:t>{{ step_list | length }}</w:t>
             </w:r>
             <w:r>
               <w:t xml:space="preserve"> </w:t>
@@ -1416,30 +1394,8 @@
               <w:rPr>
                 <w:color w:val="FF0000"/>
               </w:rPr>
-              <w:t>(</w:t>
-            </w:r>
-            <w:proofErr w:type="spellStart"/>
-            <w:r>
-              <w:rPr>
-                <w:color w:val="FF0000"/>
-              </w:rPr>
-              <w:t>unknown_final_date.true_values</w:t>
-            </w:r>
-            <w:proofErr w:type="spellEnd"/>
-            <w:r>
-              <w:rPr>
-                <w:color w:val="FF0000"/>
-              </w:rPr>
-              <w:t>())|</w:t>
-            </w:r>
-            <w:proofErr w:type="spellStart"/>
-            <w:r>
-              <w:rPr>
-                <w:color w:val="FF0000"/>
-              </w:rPr>
-              <w:t>list|length</w:t>
-            </w:r>
-            <w:proofErr w:type="spellEnd"/>
+              <w:t>(unknown_final_date.true_values())|list|length</w:t>
+            </w:r>
             <w:r>
               <w:rPr>
                 <w:color w:val="FF0000"/>
@@ -1497,11 +1453,9 @@
             <w:pPr>
               <w:pStyle w:val="Body"/>
             </w:pPr>
-            <w:proofErr w:type="spellStart"/>
             <w:r>
               <w:t>pick_a_step_step</w:t>
             </w:r>
-            <w:proofErr w:type="spellEnd"/>
             <w:r>
               <w:t xml:space="preserve"> in </w:t>
             </w:r>
@@ -1533,18 +1487,10 @@
               <w:t>{{</w:t>
             </w:r>
             <w:r>
-              <w:t xml:space="preserve"> </w:t>
-            </w:r>
-            <w:proofErr w:type="spellStart"/>
-            <w:r>
-              <w:t>pick_a_step</w:t>
-            </w:r>
-            <w:r>
-              <w:t>_step.subject</w:t>
-            </w:r>
-            <w:proofErr w:type="spellEnd"/>
-            <w:r>
-              <w:t xml:space="preserve"> }}</w:t>
+              <w:t xml:space="preserve"> pick_a_step</w:t>
+            </w:r>
+            <w:r>
+              <w:t>_step.subject }}</w:t>
             </w:r>
           </w:p>
         </w:tc>
@@ -1718,22 +1664,18 @@
             <w:pPr>
               <w:pStyle w:val="Body"/>
             </w:pPr>
-            <w:proofErr w:type="spellStart"/>
             <w:r>
               <w:t>parents_agree_step</w:t>
             </w:r>
-            <w:proofErr w:type="spellEnd"/>
             <w:r>
               <w:t xml:space="preserve"> and</w:t>
             </w:r>
             <w:r>
               <w:br/>
             </w:r>
-            <w:proofErr w:type="spellStart"/>
             <w:r>
               <w:t>tell_the_court_step</w:t>
             </w:r>
-            <w:proofErr w:type="spellEnd"/>
             <w:r>
               <w:t xml:space="preserve"> </w:t>
             </w:r>
@@ -1778,15 +1720,7 @@
               <w:outlineLvl w:val="1"/>
             </w:pPr>
             <w:r>
-              <w:t xml:space="preserve">{{ </w:t>
-            </w:r>
-            <w:proofErr w:type="spellStart"/>
-            <w:r>
-              <w:t>parents_agree_step.subject</w:t>
-            </w:r>
-            <w:proofErr w:type="spellEnd"/>
-            <w:r>
-              <w:t xml:space="preserve"> }}</w:t>
+              <w:t>{{ parents_agree_step.subject }}</w:t>
             </w:r>
           </w:p>
         </w:tc>
@@ -1841,21 +1775,13 @@
             </w:pPr>
             <w:r>
               <w:lastRenderedPageBreak/>
-              <w:t xml:space="preserve">{{ </w:t>
-            </w:r>
-            <w:proofErr w:type="spellStart"/>
-            <w:r>
-              <w:t>tell_the_court_</w:t>
+              <w:t>{{ tell_the_court_</w:t>
             </w:r>
             <w:r>
               <w:t>step.</w:t>
             </w:r>
             <w:r>
-              <w:t>subject</w:t>
-            </w:r>
-            <w:proofErr w:type="spellEnd"/>
-            <w:r>
-              <w:t xml:space="preserve"> }}</w:t>
+              <w:t>subject }}</w:t>
             </w:r>
           </w:p>
         </w:tc>
@@ -2098,11 +2024,9 @@
             <w:pPr>
               <w:pStyle w:val="Body"/>
             </w:pPr>
-            <w:proofErr w:type="spellStart"/>
             <w:r>
               <w:t>foreign_order_step</w:t>
             </w:r>
-            <w:proofErr w:type="spellEnd"/>
             <w:r>
               <w:t xml:space="preserve"> in </w:t>
             </w:r>
@@ -2114,11 +2038,9 @@
             <w:pPr>
               <w:pStyle w:val="Body"/>
             </w:pPr>
-            <w:proofErr w:type="spellStart"/>
             <w:r>
               <w:t>ak_jurisdiction_step</w:t>
             </w:r>
-            <w:proofErr w:type="spellEnd"/>
             <w:r>
               <w:t xml:space="preserve"> in </w:t>
             </w:r>
@@ -2130,19 +2052,11 @@
             <w:pPr>
               <w:pStyle w:val="Body"/>
             </w:pPr>
-            <w:proofErr w:type="spellStart"/>
             <w:r>
               <w:rPr>
                 <w:color w:val="FF66FF"/>
               </w:rPr>
-              <w:t>register_order_step</w:t>
-            </w:r>
-            <w:proofErr w:type="spellEnd"/>
-            <w:r>
-              <w:rPr>
-                <w:color w:val="FF66FF"/>
-              </w:rPr>
-              <w:t xml:space="preserve"> in aka2j_mod_cust_div_templates.yml</w:t>
+              <w:t>register_order_step in aka2j_mod_cust_div_templates.yml</w:t>
             </w:r>
           </w:p>
         </w:tc>
@@ -2171,16 +2085,11 @@
             <w:r>
               <w:t xml:space="preserve">{{ </w:t>
             </w:r>
-            <w:proofErr w:type="spellStart"/>
             <w:r>
               <w:t>foreign_order_step</w:t>
             </w:r>
             <w:r>
-              <w:t>.subject</w:t>
-            </w:r>
-            <w:proofErr w:type="spellEnd"/>
-            <w:r>
-              <w:t xml:space="preserve"> }}</w:t>
+              <w:t>.subject }}</w:t>
             </w:r>
           </w:p>
         </w:tc>
@@ -2235,7 +2144,6 @@
               </w:rPr>
               <w:t xml:space="preserve">{{ </w:t>
             </w:r>
-            <w:proofErr w:type="spellStart"/>
             <w:r>
               <w:rPr>
                 <w:shd w:val="clear" w:color="auto" w:fill="FFFFFF"/>
@@ -2246,14 +2154,7 @@
               <w:rPr>
                 <w:shd w:val="clear" w:color="auto" w:fill="FFFFFF"/>
               </w:rPr>
-              <w:t>.subject</w:t>
-            </w:r>
-            <w:proofErr w:type="spellEnd"/>
-            <w:r>
-              <w:rPr>
-                <w:shd w:val="clear" w:color="auto" w:fill="FFFFFF"/>
-              </w:rPr>
-              <w:t xml:space="preserve"> }}</w:t>
+              <w:t>.subject }}</w:t>
             </w:r>
           </w:p>
         </w:tc>
@@ -2318,7 +2219,6 @@
               </w:rPr>
               <w:t xml:space="preserve">{{ </w:t>
             </w:r>
-            <w:proofErr w:type="spellStart"/>
             <w:r>
               <w:rPr>
                 <w:shd w:val="clear" w:color="auto" w:fill="FFFFFF"/>
@@ -2329,14 +2229,7 @@
               <w:rPr>
                 <w:shd w:val="clear" w:color="auto" w:fill="FFFFFF"/>
               </w:rPr>
-              <w:t>.subject</w:t>
-            </w:r>
-            <w:proofErr w:type="spellEnd"/>
-            <w:r>
-              <w:rPr>
-                <w:shd w:val="clear" w:color="auto" w:fill="FFFFFF"/>
-              </w:rPr>
-              <w:t xml:space="preserve"> }}</w:t>
+              <w:t>.subject }}</w:t>
             </w:r>
           </w:p>
         </w:tc>
@@ -3035,12 +2928,10 @@
             <w:pPr>
               <w:pStyle w:val="Body"/>
             </w:pPr>
-            <w:proofErr w:type="spellStart"/>
             <w:r>
               <w:lastRenderedPageBreak/>
               <w:t>modify_step</w:t>
             </w:r>
-            <w:proofErr w:type="spellEnd"/>
             <w:r>
               <w:t xml:space="preserve"> in </w:t>
             </w:r>
@@ -3075,21 +2966,7 @@
               <w:rPr>
                 <w:shd w:val="clear" w:color="auto" w:fill="FFFFFF"/>
               </w:rPr>
-              <w:t xml:space="preserve">{{ </w:t>
-            </w:r>
-            <w:proofErr w:type="spellStart"/>
-            <w:r>
-              <w:rPr>
-                <w:shd w:val="clear" w:color="auto" w:fill="FFFFFF"/>
-              </w:rPr>
-              <w:t>modify_step.subject</w:t>
-            </w:r>
-            <w:proofErr w:type="spellEnd"/>
-            <w:r>
-              <w:rPr>
-                <w:shd w:val="clear" w:color="auto" w:fill="FFFFFF"/>
-              </w:rPr>
-              <w:t xml:space="preserve"> }}</w:t>
+              <w:t>{{ modify_step.subject }}</w:t>
             </w:r>
           </w:p>
         </w:tc>
@@ -3386,11 +3263,9 @@
             <w:pPr>
               <w:pStyle w:val="Body"/>
             </w:pPr>
-            <w:proofErr w:type="spellStart"/>
             <w:r>
               <w:t>fill_modify_step</w:t>
             </w:r>
-            <w:proofErr w:type="spellEnd"/>
             <w:r>
               <w:t xml:space="preserve"> in </w:t>
             </w:r>
@@ -3402,16 +3277,11 @@
             <w:pPr>
               <w:pStyle w:val="Body"/>
             </w:pPr>
-            <w:proofErr w:type="spellStart"/>
             <w:r>
               <w:t>calculate_child_support_</w:t>
             </w:r>
             <w:r>
-              <w:t>step</w:t>
-            </w:r>
-            <w:proofErr w:type="spellEnd"/>
-            <w:r>
-              <w:t xml:space="preserve"> in </w:t>
+              <w:t xml:space="preserve">step in </w:t>
             </w:r>
             <w:r>
               <w:t>aka2j_templates.yml</w:t>
@@ -3444,21 +3314,7 @@
               <w:rPr>
                 <w:shd w:val="clear" w:color="auto" w:fill="FFFFFF"/>
               </w:rPr>
-              <w:t xml:space="preserve">{{ </w:t>
-            </w:r>
-            <w:proofErr w:type="spellStart"/>
-            <w:r>
-              <w:rPr>
-                <w:shd w:val="clear" w:color="auto" w:fill="FFFFFF"/>
-              </w:rPr>
-              <w:t>fill_modify_step.subject</w:t>
-            </w:r>
-            <w:proofErr w:type="spellEnd"/>
-            <w:r>
-              <w:rPr>
-                <w:shd w:val="clear" w:color="auto" w:fill="FFFFFF"/>
-              </w:rPr>
-              <w:t xml:space="preserve"> }}</w:t>
+              <w:t>{{ fill_modify_step.subject }}</w:t>
             </w:r>
           </w:p>
         </w:tc>
@@ -3524,14 +3380,12 @@
               <w:lastRenderedPageBreak/>
               <w:t xml:space="preserve">{{ </w:t>
             </w:r>
-            <w:proofErr w:type="spellStart"/>
             <w:r>
               <w:t>calculate_child_support_</w:t>
             </w:r>
             <w:r>
               <w:t>step.subject</w:t>
             </w:r>
-            <w:proofErr w:type="spellEnd"/>
             <w:r>
               <w:rPr>
                 <w:shd w:val="clear" w:color="auto" w:fill="FFFFFF"/>
@@ -3712,7 +3566,6 @@
             <w:pPr>
               <w:pStyle w:val="Body"/>
             </w:pPr>
-            <w:proofErr w:type="spellStart"/>
             <w:r>
               <w:t>dont_wait_modify_</w:t>
             </w:r>
@@ -3722,7 +3575,6 @@
             <w:r>
               <w:t>_step</w:t>
             </w:r>
-            <w:proofErr w:type="spellEnd"/>
             <w:r>
               <w:t xml:space="preserve"> in </w:t>
             </w:r>
@@ -4113,7 +3965,6 @@
             <w:r>
               <w:t xml:space="preserve">{{ </w:t>
             </w:r>
-            <w:proofErr w:type="spellStart"/>
             <w:r>
               <w:t>dont_wait_modify_custody_divor</w:t>
             </w:r>
@@ -4122,11 +3973,7 @@
               <w:t>ce_step</w:t>
             </w:r>
             <w:r>
-              <w:t>.subject</w:t>
-            </w:r>
-            <w:proofErr w:type="spellEnd"/>
-            <w:r>
-              <w:t xml:space="preserve"> }}</w:t>
+              <w:t>.subject }}</w:t>
             </w:r>
           </w:p>
         </w:tc>
@@ -4642,11 +4489,9 @@
             <w:pPr>
               <w:pStyle w:val="Body"/>
             </w:pPr>
-            <w:proofErr w:type="spellStart"/>
             <w:r>
               <w:t>modify_divorce_step</w:t>
             </w:r>
-            <w:proofErr w:type="spellEnd"/>
           </w:p>
         </w:tc>
       </w:tr>
@@ -4669,15 +4514,7 @@
               <w:outlineLvl w:val="1"/>
             </w:pPr>
             <w:r>
-              <w:t xml:space="preserve">{{ </w:t>
-            </w:r>
-            <w:proofErr w:type="spellStart"/>
-            <w:r>
-              <w:t>modify_divorce_step.subject</w:t>
-            </w:r>
-            <w:proofErr w:type="spellEnd"/>
-            <w:r>
-              <w:t xml:space="preserve"> }}</w:t>
+              <w:t>{{ modify_divorce_step.subject }}</w:t>
             </w:r>
           </w:p>
         </w:tc>
@@ -5715,11 +5552,9 @@
             <w:pPr>
               <w:pStyle w:val="Body"/>
             </w:pPr>
-            <w:proofErr w:type="spellStart"/>
             <w:r>
               <w:t>fill_modify_divorce_step</w:t>
             </w:r>
-            <w:proofErr w:type="spellEnd"/>
           </w:p>
         </w:tc>
       </w:tr>
@@ -5743,15 +5578,7 @@
             </w:pPr>
             <w:r>
               <w:lastRenderedPageBreak/>
-              <w:t xml:space="preserve">{{ </w:t>
-            </w:r>
-            <w:proofErr w:type="spellStart"/>
-            <w:r>
-              <w:t>fill_modify_divorce_step.subject</w:t>
-            </w:r>
-            <w:proofErr w:type="spellEnd"/>
-            <w:r>
-              <w:t xml:space="preserve"> }}</w:t>
+              <w:t>{{ fill_modify_divorce_step.subject }}</w:t>
             </w:r>
           </w:p>
         </w:tc>
@@ -6606,23 +6433,7 @@
                   <w:rStyle w:val="Hyperlink"/>
                   <w:spacing w:val="0"/>
                 </w:rPr>
-                <w:t>youtube.com/</w:t>
-              </w:r>
-              <w:proofErr w:type="spellStart"/>
-              <w:r>
-                <w:rPr>
-                  <w:rStyle w:val="Hyperlink"/>
-                  <w:spacing w:val="0"/>
-                </w:rPr>
-                <w:t>watch?v</w:t>
-              </w:r>
-              <w:proofErr w:type="spellEnd"/>
-              <w:r>
-                <w:rPr>
-                  <w:rStyle w:val="Hyperlink"/>
-                  <w:spacing w:val="0"/>
-                </w:rPr>
-                <w:t>=2irmxT0_0EA</w:t>
+                <w:t>youtube.com/watch?v=2irmxT0_0EA</w:t>
               </w:r>
             </w:hyperlink>
           </w:p>
@@ -6780,20 +6591,16 @@
             <w:pPr>
               <w:pStyle w:val="Body"/>
             </w:pPr>
-            <w:proofErr w:type="spellStart"/>
             <w:r>
               <w:lastRenderedPageBreak/>
               <w:t>learn_reconsider_step</w:t>
             </w:r>
-            <w:proofErr w:type="spellEnd"/>
             <w:r>
               <w:t xml:space="preserve"> and </w:t>
             </w:r>
-            <w:proofErr w:type="spellStart"/>
             <w:r>
               <w:t>fill_reconsider_step</w:t>
             </w:r>
-            <w:proofErr w:type="spellEnd"/>
             <w:r>
               <w:t xml:space="preserve"> in </w:t>
             </w:r>
@@ -6826,16 +6633,11 @@
               <w:lastRenderedPageBreak/>
               <w:t xml:space="preserve">{{ </w:t>
             </w:r>
-            <w:proofErr w:type="spellStart"/>
             <w:r>
               <w:t>learn_reconsider_step</w:t>
             </w:r>
             <w:r>
-              <w:t>.subject</w:t>
-            </w:r>
-            <w:proofErr w:type="spellEnd"/>
-            <w:r>
-              <w:t xml:space="preserve"> }}</w:t>
+              <w:t>.subject }}</w:t>
             </w:r>
           </w:p>
           <w:p/>
@@ -6893,21 +6695,13 @@
               <w:outlineLvl w:val="1"/>
             </w:pPr>
             <w:r>
-              <w:t xml:space="preserve">{{ </w:t>
-            </w:r>
-            <w:proofErr w:type="spellStart"/>
-            <w:r>
-              <w:t>fill</w:t>
+              <w:t>{{ fill</w:t>
             </w:r>
             <w:r>
               <w:t>_reconsider_step</w:t>
             </w:r>
             <w:r>
-              <w:t>.subject</w:t>
-            </w:r>
-            <w:proofErr w:type="spellEnd"/>
-            <w:r>
-              <w:t xml:space="preserve"> }}</w:t>
+              <w:t>.subject }}</w:t>
             </w:r>
           </w:p>
         </w:tc>
@@ -7141,14 +6935,12 @@
             <w:pPr>
               <w:pStyle w:val="Body"/>
             </w:pPr>
-            <w:proofErr w:type="spellStart"/>
             <w:r>
               <w:t>change_</w:t>
             </w:r>
             <w:r>
               <w:t>standing_order_step</w:t>
             </w:r>
-            <w:proofErr w:type="spellEnd"/>
             <w:r>
               <w:t xml:space="preserve"> in </w:t>
             </w:r>
@@ -7183,7 +6975,19 @@
               <w:rPr>
                 <w:shd w:val="clear" w:color="auto" w:fill="FFFFFF"/>
               </w:rPr>
-              <w:t>{{ standing_order_step.subject</w:t>
+              <w:t xml:space="preserve">{{ </w:t>
+            </w:r>
+            <w:r>
+              <w:rPr>
+                <w:shd w:val="clear" w:color="auto" w:fill="FFFFFF"/>
+              </w:rPr>
+              <w:t>change_</w:t>
+            </w:r>
+            <w:r>
+              <w:rPr>
+                <w:shd w:val="clear" w:color="auto" w:fill="FFFFFF"/>
+              </w:rPr>
+              <w:t>standing_order_step.subject</w:t>
             </w:r>
             <w:r>
               <w:rPr>
@@ -7427,6 +7231,7 @@
               <w:rPr>
                 <w:shd w:val="clear" w:color="auto" w:fill="FFFFFF"/>
               </w:rPr>
+              <w:lastRenderedPageBreak/>
               <w:t>(</w:t>
             </w:r>
             <w:r>
@@ -7445,7 +7250,6 @@
               <w:rPr>
                 <w:shd w:val="clear" w:color="auto" w:fill="FFFFFF"/>
               </w:rPr>
-              <w:lastRenderedPageBreak/>
               <w:t>==</w:t>
             </w:r>
             <w:r>
@@ -8155,20 +7959,28 @@
                 <w:color w:val="00B0F0"/>
                 <w:shd w:val="clear" w:color="auto" w:fill="FFFFFF"/>
               </w:rPr>
-              <w:t xml:space="preserve">] and why_change_divorce_order == </w:t>
+              <w:t>] and why_change_divorce_or</w:t>
             </w:r>
             <w:r>
               <w:rPr>
                 <w:color w:val="00B0F0"/>
                 <w:shd w:val="clear" w:color="auto" w:fill="FFFFFF"/>
               </w:rPr>
-              <w:t>'</w:t>
+              <w:lastRenderedPageBreak/>
+              <w:t xml:space="preserve">der == </w:t>
             </w:r>
             <w:r>
               <w:rPr>
                 <w:color w:val="00B0F0"/>
                 <w:shd w:val="clear" w:color="auto" w:fill="FFFFFF"/>
               </w:rPr>
+              <w:t>'</w:t>
+            </w:r>
+            <w:r>
+              <w:rPr>
+                <w:color w:val="00B0F0"/>
+                <w:shd w:val="clear" w:color="auto" w:fill="FFFFFF"/>
+              </w:rPr>
               <w:t>problem</w:t>
             </w:r>
             <w:r>
@@ -8183,15 +7995,7 @@
                 <w:color w:val="00B050"/>
                 <w:shd w:val="clear" w:color="auto" w:fill="FFFFFF"/>
               </w:rPr>
-              <w:t xml:space="preserve">) or </w:t>
-            </w:r>
-            <w:r>
-              <w:rPr>
-                <w:color w:val="00B050"/>
-                <w:shd w:val="clear" w:color="auto" w:fill="FFFFFF"/>
-              </w:rPr>
-              <w:lastRenderedPageBreak/>
-              <w:t>type_of_final_order[</w:t>
+              <w:t>) or type_of_final_order[</w:t>
             </w:r>
             <w:r>
               <w:rPr>
@@ -8717,19 +8521,11 @@
               </w:rPr>
               <w:t>(</w:t>
             </w:r>
-            <w:proofErr w:type="spellStart"/>
             <w:r>
               <w:rPr>
                 <w:color w:val="00B050"/>
               </w:rPr>
-              <w:t>final_order_period</w:t>
-            </w:r>
-            <w:proofErr w:type="spellEnd"/>
-            <w:r>
-              <w:rPr>
-                <w:color w:val="00B050"/>
-              </w:rPr>
-              <w:t xml:space="preserve"> </w:t>
+              <w:t xml:space="preserve">final_order_period </w:t>
             </w:r>
             <w:r>
               <w:rPr>
@@ -11070,16 +10866,11 @@
               <w:lastRenderedPageBreak/>
               <w:t xml:space="preserve">{{ </w:t>
             </w:r>
-            <w:proofErr w:type="spellStart"/>
             <w:r>
               <w:t>expect_after_motion_or_answer</w:t>
             </w:r>
             <w:r>
-              <w:t>_step.subject</w:t>
-            </w:r>
-            <w:proofErr w:type="spellEnd"/>
-            <w:r>
-              <w:t xml:space="preserve"> }}</w:t>
+              <w:t>_step.subject }}</w:t>
             </w:r>
           </w:p>
         </w:tc>
@@ -11244,11 +11035,9 @@
             <w:pPr>
               <w:pStyle w:val="Body"/>
             </w:pPr>
-            <w:proofErr w:type="spellStart"/>
             <w:r>
               <w:t>expect_reconsider_step</w:t>
             </w:r>
-            <w:proofErr w:type="spellEnd"/>
             <w:r>
               <w:t xml:space="preserve"> in </w:t>
             </w:r>
@@ -11279,16 +11068,11 @@
             <w:r>
               <w:t xml:space="preserve">{{ </w:t>
             </w:r>
-            <w:proofErr w:type="spellStart"/>
             <w:r>
               <w:t>expect_reconsider_step</w:t>
             </w:r>
             <w:r>
-              <w:t>.subject</w:t>
-            </w:r>
-            <w:proofErr w:type="spellEnd"/>
-            <w:r>
-              <w:t xml:space="preserve"> }}</w:t>
+              <w:t>.subject }}</w:t>
             </w:r>
           </w:p>
         </w:tc>
@@ -11483,14 +11267,12 @@
                 <w:shd w:val="clear" w:color="auto" w:fill="FFFFFF"/>
               </w:rPr>
             </w:pPr>
-            <w:proofErr w:type="spellStart"/>
             <w:r>
               <w:rPr>
                 <w:shd w:val="clear" w:color="auto" w:fill="FFFFFF"/>
               </w:rPr>
               <w:t>expect_after_response_step</w:t>
             </w:r>
-            <w:proofErr w:type="spellEnd"/>
             <w:r>
               <w:rPr>
                 <w:shd w:val="clear" w:color="auto" w:fill="FFFFFF"/>
@@ -11533,7 +11315,6 @@
               </w:rPr>
               <w:t xml:space="preserve">{{ </w:t>
             </w:r>
-            <w:proofErr w:type="spellStart"/>
             <w:r>
               <w:rPr>
                 <w:shd w:val="clear" w:color="auto" w:fill="FFFFFF"/>
@@ -11546,7 +11327,6 @@
               </w:rPr>
               <w:t>.subject</w:t>
             </w:r>
-            <w:proofErr w:type="spellEnd"/>
             <w:r>
               <w:rPr>
                 <w:shd w:val="clear" w:color="auto" w:fill="FFFFFF"/>
@@ -11813,7 +11593,6 @@
               </w:rPr>
               <w:t xml:space="preserve"> </w:t>
             </w:r>
-            <w:proofErr w:type="spellStart"/>
             <w:r>
               <w:t>contact_other_party_ste</w:t>
             </w:r>
@@ -11826,7 +11605,6 @@
               </w:rPr>
               <w:t>.subject</w:t>
             </w:r>
-            <w:proofErr w:type="spellEnd"/>
             <w:r>
               <w:rPr>
                 <w:shd w:val="clear" w:color="auto" w:fill="FFFFFF"/>
@@ -12120,11 +11898,9 @@
             <w:pPr>
               <w:pStyle w:val="Body"/>
             </w:pPr>
-            <w:proofErr w:type="spellStart"/>
             <w:r>
               <w:t>appeal_response_step</w:t>
             </w:r>
-            <w:proofErr w:type="spellEnd"/>
             <w:r>
               <w:t xml:space="preserve"> in </w:t>
             </w:r>
@@ -12457,14 +12233,12 @@
               </w:rPr>
               <w:t xml:space="preserve">{{ </w:t>
             </w:r>
-            <w:proofErr w:type="spellStart"/>
             <w:r>
               <w:t>tell_supreme_court_step</w:t>
             </w:r>
             <w:r>
               <w:t>.subject</w:t>
             </w:r>
-            <w:proofErr w:type="spellEnd"/>
             <w:r>
               <w:rPr>
                 <w:shd w:val="clear" w:color="auto" w:fill="FFFFFF"/>
@@ -12553,13 +12327,8 @@
             <w:pPr>
               <w:pStyle w:val="Body"/>
             </w:pPr>
-            <w:proofErr w:type="spellStart"/>
-            <w:r>
-              <w:t>get_help</w:t>
-            </w:r>
-            <w:proofErr w:type="spellEnd"/>
-            <w:r>
-              <w:t xml:space="preserve"> in </w:t>
+            <w:r>
+              <w:t xml:space="preserve">get_help in </w:t>
             </w:r>
             <w:r>
               <w:t>aka2j_templates.yml</w:t>
@@ -12586,15 +12355,7 @@
               <w:outlineLvl w:val="1"/>
             </w:pPr>
             <w:r>
-              <w:t xml:space="preserve">{{ </w:t>
-            </w:r>
-            <w:proofErr w:type="spellStart"/>
-            <w:r>
-              <w:t>get_help.subject</w:t>
-            </w:r>
-            <w:proofErr w:type="spellEnd"/>
-            <w:r>
-              <w:t xml:space="preserve"> }}</w:t>
+              <w:t>{{ get_help.subject }}</w:t>
             </w:r>
           </w:p>
         </w:tc>
@@ -12722,14 +12483,27 @@
     <w:r>
       <w:t xml:space="preserve"> of </w:t>
     </w:r>
-    <w:fldSimple w:instr=" NUMPAGES  \* Arabic  \* MERGEFORMAT ">
-      <w:r>
-        <w:rPr>
-          <w:noProof/>
-        </w:rPr>
-        <w:t>49</w:t>
-      </w:r>
-    </w:fldSimple>
+    <w:r>
+      <w:fldChar w:fldCharType="begin"/>
+    </w:r>
+    <w:r>
+      <w:instrText xml:space="preserve"> NUMPAGES  \* Arabic  \* MERGEFORMAT </w:instrText>
+    </w:r>
+    <w:r>
+      <w:fldChar w:fldCharType="separate"/>
+    </w:r>
+    <w:r>
+      <w:rPr>
+        <w:noProof/>
+      </w:rPr>
+      <w:t>49</w:t>
+    </w:r>
+    <w:r>
+      <w:rPr>
+        <w:noProof/>
+      </w:rPr>
+      <w:fldChar w:fldCharType="end"/>
+    </w:r>
     <w:r>
       <w:t xml:space="preserve"> pages</w:t>
     </w:r>
@@ -12740,10 +12514,7 @@
       <w:spacing w:before="0" w:beforeAutospacing="0" w:after="0" w:afterAutospacing="0"/>
     </w:pPr>
     <w:r>
-      <w:t xml:space="preserve">Aug </w:t>
-    </w:r>
-    <w:r>
-      <w:t>4</w:t>
+      <w:t>August 12</w:t>
     </w:r>
     <w:r>
       <w:t>, 202</w:t>

--- a/docassemble/ChangingDivorceOrder/data/templates/changing_divorce_order_action_plan.docx
+++ b/docassemble/ChangingDivorceOrder/data/templates/changing_divorce_order_action_plan.docx
@@ -338,7 +338,21 @@
               <w:rPr>
                 <w:color w:val="FF0000"/>
               </w:rPr>
-              <w:t>) and type_of_final_order.all_true(</w:t>
+              <w:t xml:space="preserve">) and </w:t>
+            </w:r>
+            <w:proofErr w:type="spellStart"/>
+            <w:r>
+              <w:rPr>
+                <w:color w:val="FF0000"/>
+              </w:rPr>
+              <w:t>type_of_final_order.all_true</w:t>
+            </w:r>
+            <w:proofErr w:type="spellEnd"/>
+            <w:r>
+              <w:rPr>
+                <w:color w:val="FF0000"/>
+              </w:rPr>
+              <w:t>(</w:t>
             </w:r>
             <w:r>
               <w:rPr>
@@ -1165,7 +1179,15 @@
               <w:t xml:space="preserve"> </w:t>
             </w:r>
             <w:r>
-              <w:t>{{ step_list | length }}</w:t>
+              <w:t xml:space="preserve">{{ </w:t>
+            </w:r>
+            <w:proofErr w:type="spellStart"/>
+            <w:r>
+              <w:t>step_list</w:t>
+            </w:r>
+            <w:proofErr w:type="spellEnd"/>
+            <w:r>
+              <w:t xml:space="preserve"> | length }}</w:t>
             </w:r>
             <w:r>
               <w:t xml:space="preserve"> </w:t>
@@ -1394,8 +1416,30 @@
               <w:rPr>
                 <w:color w:val="FF0000"/>
               </w:rPr>
-              <w:t>(unknown_final_date.true_values())|list|length</w:t>
-            </w:r>
+              <w:t>(</w:t>
+            </w:r>
+            <w:proofErr w:type="spellStart"/>
+            <w:r>
+              <w:rPr>
+                <w:color w:val="FF0000"/>
+              </w:rPr>
+              <w:t>unknown_final_date.true_values</w:t>
+            </w:r>
+            <w:proofErr w:type="spellEnd"/>
+            <w:r>
+              <w:rPr>
+                <w:color w:val="FF0000"/>
+              </w:rPr>
+              <w:t>())|</w:t>
+            </w:r>
+            <w:proofErr w:type="spellStart"/>
+            <w:r>
+              <w:rPr>
+                <w:color w:val="FF0000"/>
+              </w:rPr>
+              <w:t>list|length</w:t>
+            </w:r>
+            <w:proofErr w:type="spellEnd"/>
             <w:r>
               <w:rPr>
                 <w:color w:val="FF0000"/>
@@ -1453,9 +1497,11 @@
             <w:pPr>
               <w:pStyle w:val="Body"/>
             </w:pPr>
+            <w:proofErr w:type="spellStart"/>
             <w:r>
               <w:t>pick_a_step_step</w:t>
             </w:r>
+            <w:proofErr w:type="spellEnd"/>
             <w:r>
               <w:t xml:space="preserve"> in </w:t>
             </w:r>
@@ -1483,14 +1529,16 @@
               <w:pStyle w:val="Heading2"/>
               <w:outlineLvl w:val="1"/>
             </w:pPr>
-            <w:r>
-              <w:t>{{</w:t>
-            </w:r>
-            <w:r>
-              <w:t xml:space="preserve"> pick_a_step</w:t>
-            </w:r>
-            <w:r>
-              <w:t>_step.subject }}</w:t>
+            <w:proofErr w:type="spellStart"/>
+            <w:r>
+              <w:t>pick_a_step</w:t>
+            </w:r>
+            <w:r>
+              <w:t>_step.subject</w:t>
+            </w:r>
+            <w:proofErr w:type="spellEnd"/>
+            <w:r>
+              <w:t xml:space="preserve"> </w:t>
             </w:r>
           </w:p>
         </w:tc>
@@ -1664,18 +1712,22 @@
             <w:pPr>
               <w:pStyle w:val="Body"/>
             </w:pPr>
+            <w:proofErr w:type="spellStart"/>
             <w:r>
               <w:t>parents_agree_step</w:t>
             </w:r>
+            <w:proofErr w:type="spellEnd"/>
             <w:r>
               <w:t xml:space="preserve"> and</w:t>
             </w:r>
             <w:r>
               <w:br/>
             </w:r>
+            <w:proofErr w:type="spellStart"/>
             <w:r>
               <w:t>tell_the_court_step</w:t>
             </w:r>
+            <w:proofErr w:type="spellEnd"/>
             <w:r>
               <w:t xml:space="preserve"> </w:t>
             </w:r>
@@ -1719,8 +1771,13 @@
               <w:pStyle w:val="Heading2"/>
               <w:outlineLvl w:val="1"/>
             </w:pPr>
-            <w:r>
-              <w:t>{{ parents_agree_step.subject }}</w:t>
+            <w:proofErr w:type="spellStart"/>
+            <w:r>
+              <w:t>parents_agree_step.subject</w:t>
+            </w:r>
+            <w:proofErr w:type="spellEnd"/>
+            <w:r>
+              <w:t xml:space="preserve"> </w:t>
             </w:r>
           </w:p>
         </w:tc>
@@ -1773,16 +1830,18 @@
               <w:pStyle w:val="Heading2"/>
               <w:outlineLvl w:val="1"/>
             </w:pPr>
+            <w:proofErr w:type="spellStart"/>
             <w:r>
               <w:lastRenderedPageBreak/>
-              <w:t>{{ tell_the_court_</w:t>
+              <w:t>tell_the_court_</w:t>
             </w:r>
             <w:r>
               <w:t>step.</w:t>
             </w:r>
             <w:r>
-              <w:t>subject }}</w:t>
-            </w:r>
+              <w:t>subject</w:t>
+            </w:r>
+            <w:proofErr w:type="spellEnd"/>
           </w:p>
         </w:tc>
         <w:tc>
@@ -2024,9 +2083,11 @@
             <w:pPr>
               <w:pStyle w:val="Body"/>
             </w:pPr>
+            <w:proofErr w:type="spellStart"/>
             <w:r>
               <w:t>foreign_order_step</w:t>
             </w:r>
+            <w:proofErr w:type="spellEnd"/>
             <w:r>
               <w:t xml:space="preserve"> in </w:t>
             </w:r>
@@ -2038,9 +2099,11 @@
             <w:pPr>
               <w:pStyle w:val="Body"/>
             </w:pPr>
+            <w:proofErr w:type="spellStart"/>
             <w:r>
               <w:t>ak_jurisdiction_step</w:t>
             </w:r>
+            <w:proofErr w:type="spellEnd"/>
             <w:r>
               <w:t xml:space="preserve"> in </w:t>
             </w:r>
@@ -2082,15 +2145,14 @@
                 <w:shd w:val="clear" w:color="auto" w:fill="FFFFFF"/>
               </w:rPr>
             </w:pPr>
-            <w:r>
-              <w:t xml:space="preserve">{{ </w:t>
-            </w:r>
+            <w:proofErr w:type="spellStart"/>
             <w:r>
               <w:t>foreign_order_step</w:t>
             </w:r>
             <w:r>
-              <w:t>.subject }}</w:t>
-            </w:r>
+              <w:t>.subject</w:t>
+            </w:r>
+            <w:proofErr w:type="spellEnd"/>
           </w:p>
         </w:tc>
         <w:tc>
@@ -2138,12 +2200,7 @@
                 <w:shd w:val="clear" w:color="auto" w:fill="FFFFFF"/>
               </w:rPr>
             </w:pPr>
-            <w:r>
-              <w:rPr>
-                <w:shd w:val="clear" w:color="auto" w:fill="FFFFFF"/>
-              </w:rPr>
-              <w:t xml:space="preserve">{{ </w:t>
-            </w:r>
+            <w:proofErr w:type="spellStart"/>
             <w:r>
               <w:rPr>
                 <w:shd w:val="clear" w:color="auto" w:fill="FFFFFF"/>
@@ -2154,8 +2211,9 @@
               <w:rPr>
                 <w:shd w:val="clear" w:color="auto" w:fill="FFFFFF"/>
               </w:rPr>
-              <w:t>.subject }}</w:t>
-            </w:r>
+              <w:t>.subject</w:t>
+            </w:r>
+            <w:proofErr w:type="spellEnd"/>
           </w:p>
         </w:tc>
         <w:tc>
@@ -2213,12 +2271,7 @@
                 <w:shd w:val="clear" w:color="auto" w:fill="FFFFFF"/>
               </w:rPr>
             </w:pPr>
-            <w:r>
-              <w:rPr>
-                <w:shd w:val="clear" w:color="auto" w:fill="FFFFFF"/>
-              </w:rPr>
-              <w:t xml:space="preserve">{{ </w:t>
-            </w:r>
+            <w:proofErr w:type="spellStart"/>
             <w:r>
               <w:rPr>
                 <w:shd w:val="clear" w:color="auto" w:fill="FFFFFF"/>
@@ -2229,8 +2282,9 @@
               <w:rPr>
                 <w:shd w:val="clear" w:color="auto" w:fill="FFFFFF"/>
               </w:rPr>
-              <w:t>.subject }}</w:t>
-            </w:r>
+              <w:t>.subject</w:t>
+            </w:r>
+            <w:proofErr w:type="spellEnd"/>
           </w:p>
         </w:tc>
         <w:tc>
@@ -2928,10 +2982,12 @@
             <w:pPr>
               <w:pStyle w:val="Body"/>
             </w:pPr>
+            <w:proofErr w:type="spellStart"/>
             <w:r>
               <w:lastRenderedPageBreak/>
               <w:t>modify_step</w:t>
             </w:r>
+            <w:proofErr w:type="spellEnd"/>
             <w:r>
               <w:t xml:space="preserve"> in </w:t>
             </w:r>
@@ -2962,12 +3018,14 @@
                 <w:shd w:val="clear" w:color="auto" w:fill="FFFFFF"/>
               </w:rPr>
             </w:pPr>
-            <w:r>
-              <w:rPr>
-                <w:shd w:val="clear" w:color="auto" w:fill="FFFFFF"/>
-              </w:rPr>
-              <w:t>{{ modify_step.subject }}</w:t>
-            </w:r>
+            <w:proofErr w:type="spellStart"/>
+            <w:r>
+              <w:rPr>
+                <w:shd w:val="clear" w:color="auto" w:fill="FFFFFF"/>
+              </w:rPr>
+              <w:t>modify_step.subject</w:t>
+            </w:r>
+            <w:proofErr w:type="spellEnd"/>
           </w:p>
         </w:tc>
         <w:tc>
@@ -3263,9 +3321,11 @@
             <w:pPr>
               <w:pStyle w:val="Body"/>
             </w:pPr>
+            <w:proofErr w:type="spellStart"/>
             <w:r>
               <w:t>fill_modify_step</w:t>
             </w:r>
+            <w:proofErr w:type="spellEnd"/>
             <w:r>
               <w:t xml:space="preserve"> in </w:t>
             </w:r>
@@ -3277,11 +3337,16 @@
             <w:pPr>
               <w:pStyle w:val="Body"/>
             </w:pPr>
+            <w:proofErr w:type="spellStart"/>
             <w:r>
               <w:t>calculate_child_support_</w:t>
             </w:r>
             <w:r>
-              <w:t xml:space="preserve">step in </w:t>
+              <w:t>step</w:t>
+            </w:r>
+            <w:proofErr w:type="spellEnd"/>
+            <w:r>
+              <w:t xml:space="preserve"> in </w:t>
             </w:r>
             <w:r>
               <w:t>aka2j_templates.yml</w:t>
@@ -3310,12 +3375,14 @@
                 <w:shd w:val="clear" w:color="auto" w:fill="FFFFFF"/>
               </w:rPr>
             </w:pPr>
-            <w:r>
-              <w:rPr>
-                <w:shd w:val="clear" w:color="auto" w:fill="FFFFFF"/>
-              </w:rPr>
-              <w:t>{{ fill_modify_step.subject }}</w:t>
-            </w:r>
+            <w:proofErr w:type="spellStart"/>
+            <w:r>
+              <w:rPr>
+                <w:shd w:val="clear" w:color="auto" w:fill="FFFFFF"/>
+              </w:rPr>
+              <w:t>fill_modify_step.subject</w:t>
+            </w:r>
+            <w:proofErr w:type="spellEnd"/>
           </w:p>
         </w:tc>
         <w:tc>
@@ -3373,25 +3440,15 @@
                 <w:shd w:val="clear" w:color="auto" w:fill="FFFFFF"/>
               </w:rPr>
             </w:pPr>
-            <w:r>
-              <w:rPr>
-                <w:shd w:val="clear" w:color="auto" w:fill="FFFFFF"/>
-              </w:rPr>
+            <w:proofErr w:type="spellStart"/>
+            <w:r>
               <w:lastRenderedPageBreak/>
-              <w:t xml:space="preserve">{{ </w:t>
-            </w:r>
-            <w:r>
               <w:t>calculate_child_support_</w:t>
             </w:r>
             <w:r>
               <w:t>step.subject</w:t>
             </w:r>
-            <w:r>
-              <w:rPr>
-                <w:shd w:val="clear" w:color="auto" w:fill="FFFFFF"/>
-              </w:rPr>
-              <w:t xml:space="preserve"> }}</w:t>
-            </w:r>
+            <w:proofErr w:type="spellEnd"/>
           </w:p>
         </w:tc>
         <w:tc>
@@ -3566,6 +3623,7 @@
             <w:pPr>
               <w:pStyle w:val="Body"/>
             </w:pPr>
+            <w:proofErr w:type="spellStart"/>
             <w:r>
               <w:t>dont_wait_modify_</w:t>
             </w:r>
@@ -3575,6 +3633,7 @@
             <w:r>
               <w:t>_step</w:t>
             </w:r>
+            <w:proofErr w:type="spellEnd"/>
             <w:r>
               <w:t xml:space="preserve"> in </w:t>
             </w:r>
@@ -3603,16 +3662,13 @@
               <w:outlineLvl w:val="1"/>
             </w:pPr>
             <w:r>
-              <w:t xml:space="preserve">{{ </w:t>
-            </w:r>
-            <w:r>
               <w:t>dont_wait_modify_child_support</w:t>
             </w:r>
             <w:r>
               <w:t>_step</w:t>
             </w:r>
             <w:r>
-              <w:t>.subject }}</w:t>
+              <w:t>.subject</w:t>
             </w:r>
           </w:p>
         </w:tc>
@@ -3962,18 +4018,16 @@
                 <w:shd w:val="clear" w:color="auto" w:fill="FFFFFF"/>
               </w:rPr>
             </w:pPr>
-            <w:r>
-              <w:t xml:space="preserve">{{ </w:t>
-            </w:r>
-            <w:r>
-              <w:t>dont_wait_modify_custody_divor</w:t>
-            </w:r>
-            <w:r>
-              <w:lastRenderedPageBreak/>
-              <w:t>ce_step</w:t>
-            </w:r>
-            <w:r>
-              <w:t>.subject }}</w:t>
+            <w:proofErr w:type="spellStart"/>
+            <w:r>
+              <w:t>dont_wait_modify_custody_divorce_step</w:t>
+            </w:r>
+            <w:r>
+              <w:t>.subject</w:t>
+            </w:r>
+            <w:proofErr w:type="spellEnd"/>
+            <w:r>
+              <w:t xml:space="preserve"> </w:t>
             </w:r>
           </w:p>
         </w:tc>
@@ -4105,6 +4159,7 @@
               <w:rPr>
                 <w:color w:val="FF0000"/>
               </w:rPr>
+              <w:lastRenderedPageBreak/>
               <w:t>{%tr</w:t>
             </w:r>
             <w:r>
@@ -4489,9 +4544,11 @@
             <w:pPr>
               <w:pStyle w:val="Body"/>
             </w:pPr>
+            <w:proofErr w:type="spellStart"/>
             <w:r>
               <w:t>modify_divorce_step</w:t>
             </w:r>
+            <w:proofErr w:type="spellEnd"/>
           </w:p>
         </w:tc>
       </w:tr>
@@ -4513,9 +4570,11 @@
               <w:pStyle w:val="Heading2"/>
               <w:outlineLvl w:val="1"/>
             </w:pPr>
-            <w:r>
-              <w:t>{{ modify_divorce_step.subject }}</w:t>
-            </w:r>
+            <w:proofErr w:type="spellStart"/>
+            <w:r>
+              <w:t>modify_divorce_step.subject</w:t>
+            </w:r>
+            <w:proofErr w:type="spellEnd"/>
           </w:p>
         </w:tc>
         <w:tc>
@@ -4962,194 +5021,194 @@
               <w:rPr>
                 <w:color w:val="FF0000"/>
               </w:rPr>
+              <w:t>{</w:t>
+            </w:r>
+            <w:r>
+              <w:rPr>
+                <w:color w:val="FF0000"/>
+              </w:rPr>
+              <w:t>%</w:t>
+            </w:r>
+            <w:r>
+              <w:rPr>
+                <w:color w:val="FF0000"/>
+              </w:rPr>
+              <w:t>p</w:t>
+            </w:r>
+            <w:r>
+              <w:rPr>
+                <w:color w:val="FF0000"/>
+              </w:rPr>
+              <w:t xml:space="preserve"> if (user_need == </w:t>
+            </w:r>
+            <w:r>
+              <w:rPr>
+                <w:color w:val="FF0000"/>
+              </w:rPr>
+              <w:t>'</w:t>
+            </w:r>
+            <w:r>
+              <w:rPr>
+                <w:color w:val="FF0000"/>
+              </w:rPr>
+              <w:t>change divorce order</w:t>
+            </w:r>
+            <w:r>
+              <w:rPr>
+                <w:color w:val="FF0000"/>
+              </w:rPr>
+              <w:t>'</w:t>
+            </w:r>
+            <w:r>
+              <w:rPr>
+                <w:color w:val="FF0000"/>
+              </w:rPr>
+              <w:t xml:space="preserve"> and middle_of_case == </w:t>
+            </w:r>
+            <w:r>
+              <w:rPr>
+                <w:color w:val="FF0000"/>
+              </w:rPr>
+              <w:t>'</w:t>
+            </w:r>
+            <w:r>
+              <w:rPr>
+                <w:color w:val="FF0000"/>
+              </w:rPr>
+              <w:t>no</w:t>
+            </w:r>
+            <w:r>
+              <w:rPr>
+                <w:color w:val="FF0000"/>
+              </w:rPr>
+              <w:t>'</w:t>
+            </w:r>
+            <w:r>
+              <w:rPr>
+                <w:color w:val="FF0000"/>
+              </w:rPr>
+              <w:t xml:space="preserve"> and type_of_final_order[</w:t>
+            </w:r>
+            <w:r>
+              <w:rPr>
+                <w:color w:val="FF0000"/>
+              </w:rPr>
+              <w:t>'</w:t>
+            </w:r>
+            <w:r>
+              <w:rPr>
+                <w:color w:val="FF0000"/>
+              </w:rPr>
+              <w:t>spousal support</w:t>
+            </w:r>
+            <w:r>
+              <w:rPr>
+                <w:color w:val="FF0000"/>
+              </w:rPr>
+              <w:t>'</w:t>
+            </w:r>
+            <w:r>
+              <w:rPr>
+                <w:color w:val="FF0000"/>
+              </w:rPr>
+              <w:t xml:space="preserve">]) or (user_need == </w:t>
+            </w:r>
+            <w:r>
+              <w:rPr>
+                <w:color w:val="FF0000"/>
+              </w:rPr>
+              <w:t>'</w:t>
+            </w:r>
+            <w:r>
+              <w:rPr>
+                <w:color w:val="FF0000"/>
+              </w:rPr>
+              <w:t>respond to motion in divorce</w:t>
+            </w:r>
+            <w:r>
+              <w:rPr>
+                <w:color w:val="FF0000"/>
+              </w:rPr>
+              <w:t>'</w:t>
+            </w:r>
+            <w:r>
+              <w:rPr>
+                <w:color w:val="FF0000"/>
+              </w:rPr>
+              <w:t xml:space="preserve"> and type_of_response == </w:t>
+            </w:r>
+            <w:r>
+              <w:rPr>
+                <w:color w:val="FF0000"/>
+              </w:rPr>
+              <w:t>'</w:t>
+            </w:r>
+            <w:r>
+              <w:rPr>
+                <w:color w:val="FF0000"/>
+              </w:rPr>
+              <w:t>modify</w:t>
+            </w:r>
+            <w:r>
+              <w:rPr>
+                <w:color w:val="FF0000"/>
+              </w:rPr>
+              <w:t>'</w:t>
+            </w:r>
+            <w:r>
+              <w:rPr>
+                <w:color w:val="FF0000"/>
+              </w:rPr>
+              <w:t xml:space="preserve"> and type_of_modification[</w:t>
+            </w:r>
+            <w:r>
+              <w:rPr>
+                <w:color w:val="FF0000"/>
+              </w:rPr>
+              <w:t>'</w:t>
+            </w:r>
+            <w:r>
+              <w:rPr>
+                <w:color w:val="FF0000"/>
+              </w:rPr>
+              <w:t>spousal support</w:t>
+            </w:r>
+            <w:r>
+              <w:rPr>
+                <w:color w:val="FF0000"/>
+              </w:rPr>
+              <w:t>'</w:t>
+            </w:r>
+            <w:r>
+              <w:rPr>
+                <w:color w:val="FF0000"/>
+              </w:rPr>
+              <w:t>])</w:t>
+            </w:r>
+            <w:r>
+              <w:rPr>
+                <w:color w:val="FF0000"/>
+              </w:rPr>
+              <w:t>%}</w:t>
+            </w:r>
+          </w:p>
+          <w:p>
+            <w:pPr>
+              <w:pStyle w:val="Body"/>
+            </w:pPr>
+            <w:r>
+              <w:t>The court will generally only change spousal support if there is a "substantial change in circumstances."</w:t>
+            </w:r>
+          </w:p>
+          <w:p>
+            <w:pPr>
+              <w:pStyle w:val="Example"/>
+              <w:rPr>
+                <w:color w:val="auto"/>
+              </w:rPr>
+            </w:pPr>
+            <w:r>
               <w:lastRenderedPageBreak/>
-              <w:t>{</w:t>
-            </w:r>
-            <w:r>
-              <w:rPr>
-                <w:color w:val="FF0000"/>
-              </w:rPr>
-              <w:t>%</w:t>
-            </w:r>
-            <w:r>
-              <w:rPr>
-                <w:color w:val="FF0000"/>
-              </w:rPr>
-              <w:t>p</w:t>
-            </w:r>
-            <w:r>
-              <w:rPr>
-                <w:color w:val="FF0000"/>
-              </w:rPr>
-              <w:t xml:space="preserve"> if (user_need == </w:t>
-            </w:r>
-            <w:r>
-              <w:rPr>
-                <w:color w:val="FF0000"/>
-              </w:rPr>
-              <w:t>'</w:t>
-            </w:r>
-            <w:r>
-              <w:rPr>
-                <w:color w:val="FF0000"/>
-              </w:rPr>
-              <w:t>change divorce order</w:t>
-            </w:r>
-            <w:r>
-              <w:rPr>
-                <w:color w:val="FF0000"/>
-              </w:rPr>
-              <w:t>'</w:t>
-            </w:r>
-            <w:r>
-              <w:rPr>
-                <w:color w:val="FF0000"/>
-              </w:rPr>
-              <w:t xml:space="preserve"> and middle_of_case == </w:t>
-            </w:r>
-            <w:r>
-              <w:rPr>
-                <w:color w:val="FF0000"/>
-              </w:rPr>
-              <w:t>'</w:t>
-            </w:r>
-            <w:r>
-              <w:rPr>
-                <w:color w:val="FF0000"/>
-              </w:rPr>
-              <w:t>no</w:t>
-            </w:r>
-            <w:r>
-              <w:rPr>
-                <w:color w:val="FF0000"/>
-              </w:rPr>
-              <w:t>'</w:t>
-            </w:r>
-            <w:r>
-              <w:rPr>
-                <w:color w:val="FF0000"/>
-              </w:rPr>
-              <w:t xml:space="preserve"> and type_of_final_order[</w:t>
-            </w:r>
-            <w:r>
-              <w:rPr>
-                <w:color w:val="FF0000"/>
-              </w:rPr>
-              <w:t>'</w:t>
-            </w:r>
-            <w:r>
-              <w:rPr>
-                <w:color w:val="FF0000"/>
-              </w:rPr>
-              <w:t>spousal support</w:t>
-            </w:r>
-            <w:r>
-              <w:rPr>
-                <w:color w:val="FF0000"/>
-              </w:rPr>
-              <w:t>'</w:t>
-            </w:r>
-            <w:r>
-              <w:rPr>
-                <w:color w:val="FF0000"/>
-              </w:rPr>
-              <w:t xml:space="preserve">]) or (user_need == </w:t>
-            </w:r>
-            <w:r>
-              <w:rPr>
-                <w:color w:val="FF0000"/>
-              </w:rPr>
-              <w:t>'</w:t>
-            </w:r>
-            <w:r>
-              <w:rPr>
-                <w:color w:val="FF0000"/>
-              </w:rPr>
-              <w:t>respond to motion in divorce</w:t>
-            </w:r>
-            <w:r>
-              <w:rPr>
-                <w:color w:val="FF0000"/>
-              </w:rPr>
-              <w:t>'</w:t>
-            </w:r>
-            <w:r>
-              <w:rPr>
-                <w:color w:val="FF0000"/>
-              </w:rPr>
-              <w:t xml:space="preserve"> and type_of_response == </w:t>
-            </w:r>
-            <w:r>
-              <w:rPr>
-                <w:color w:val="FF0000"/>
-              </w:rPr>
-              <w:t>'</w:t>
-            </w:r>
-            <w:r>
-              <w:rPr>
-                <w:color w:val="FF0000"/>
-              </w:rPr>
-              <w:t>modify</w:t>
-            </w:r>
-            <w:r>
-              <w:rPr>
-                <w:color w:val="FF0000"/>
-              </w:rPr>
-              <w:t>'</w:t>
-            </w:r>
-            <w:r>
-              <w:rPr>
-                <w:color w:val="FF0000"/>
-              </w:rPr>
-              <w:t xml:space="preserve"> and type_of_modification[</w:t>
-            </w:r>
-            <w:r>
-              <w:rPr>
-                <w:color w:val="FF0000"/>
-              </w:rPr>
-              <w:t>'</w:t>
-            </w:r>
-            <w:r>
-              <w:rPr>
-                <w:color w:val="FF0000"/>
-              </w:rPr>
-              <w:t>spousal support</w:t>
-            </w:r>
-            <w:r>
-              <w:rPr>
-                <w:color w:val="FF0000"/>
-              </w:rPr>
-              <w:t>'</w:t>
-            </w:r>
-            <w:r>
-              <w:rPr>
-                <w:color w:val="FF0000"/>
-              </w:rPr>
-              <w:t>])</w:t>
-            </w:r>
-            <w:r>
-              <w:rPr>
-                <w:color w:val="FF0000"/>
-              </w:rPr>
-              <w:t>%}</w:t>
-            </w:r>
-          </w:p>
-          <w:p>
-            <w:pPr>
-              <w:pStyle w:val="Body"/>
-            </w:pPr>
-            <w:r>
-              <w:t>The court will generally only change spousal support if there is a "substantial change in circumstances."</w:t>
-            </w:r>
-          </w:p>
-          <w:p>
-            <w:pPr>
-              <w:pStyle w:val="Example"/>
-              <w:rPr>
-                <w:color w:val="auto"/>
-              </w:rPr>
-            </w:pPr>
-            <w:r>
               <w:t>Some examples</w:t>
             </w:r>
           </w:p>
@@ -5552,9 +5611,11 @@
             <w:pPr>
               <w:pStyle w:val="Body"/>
             </w:pPr>
+            <w:proofErr w:type="spellStart"/>
             <w:r>
               <w:t>fill_modify_divorce_step</w:t>
             </w:r>
+            <w:proofErr w:type="spellEnd"/>
           </w:p>
         </w:tc>
       </w:tr>
@@ -5576,9 +5637,13 @@
               <w:pStyle w:val="Heading2"/>
               <w:outlineLvl w:val="1"/>
             </w:pPr>
-            <w:r>
-              <w:lastRenderedPageBreak/>
-              <w:t>{{ fill_modify_divorce_step.subject }}</w:t>
+            <w:proofErr w:type="spellStart"/>
+            <w:r>
+              <w:t>fill_modify_divorce_step.subject</w:t>
+            </w:r>
+            <w:proofErr w:type="spellEnd"/>
+            <w:r>
+              <w:t xml:space="preserve"> </w:t>
             </w:r>
           </w:p>
         </w:tc>
@@ -5770,7 +5835,15 @@
                 <w:color w:val="202529"/>
                 <w:spacing w:val="-2"/>
               </w:rPr>
-              <w:t xml:space="preserve"> on the signature line. For example, Zoe Lee</w:t>
+              <w:t xml:space="preserve"> on the </w:t>
+            </w:r>
+            <w:r>
+              <w:rPr>
+                <w:color w:val="202529"/>
+                <w:spacing w:val="-2"/>
+              </w:rPr>
+              <w:lastRenderedPageBreak/>
+              <w:t>signature line. For example, Zoe Lee</w:t>
             </w:r>
             <w:r>
               <w:rPr>
@@ -6433,7 +6506,23 @@
                   <w:rStyle w:val="Hyperlink"/>
                   <w:spacing w:val="0"/>
                 </w:rPr>
-                <w:t>youtube.com/watch?v=2irmxT0_0EA</w:t>
+                <w:t>youtube.com/</w:t>
+              </w:r>
+              <w:proofErr w:type="spellStart"/>
+              <w:r>
+                <w:rPr>
+                  <w:rStyle w:val="Hyperlink"/>
+                  <w:spacing w:val="0"/>
+                </w:rPr>
+                <w:t>watch?v</w:t>
+              </w:r>
+              <w:proofErr w:type="spellEnd"/>
+              <w:r>
+                <w:rPr>
+                  <w:rStyle w:val="Hyperlink"/>
+                  <w:spacing w:val="0"/>
+                </w:rPr>
+                <w:t>=2irmxT0_0EA</w:t>
               </w:r>
             </w:hyperlink>
           </w:p>
@@ -6460,6 +6549,7 @@
               </w:rPr>
             </w:pPr>
             <w:r>
+              <w:lastRenderedPageBreak/>
               <w:t>{%</w:t>
             </w:r>
             <w:r>
@@ -6528,11 +6618,7 @@
               <w:t xml:space="preserve"> </w:t>
             </w:r>
             <w:r>
-              <w:t>interim_order_date_withi</w:t>
-            </w:r>
-            <w:r>
-              <w:lastRenderedPageBreak/>
-              <w:t>n_10_days</w:t>
+              <w:t>interim_order_date_within_10_days</w:t>
             </w:r>
             <w:r>
               <w:t xml:space="preserve"> </w:t>
@@ -6591,21 +6677,23 @@
             <w:pPr>
               <w:pStyle w:val="Body"/>
             </w:pPr>
-            <w:r>
-              <w:lastRenderedPageBreak/>
+            <w:proofErr w:type="spellStart"/>
+            <w:r>
               <w:t>learn_reconsider_step</w:t>
             </w:r>
+            <w:proofErr w:type="spellEnd"/>
             <w:r>
               <w:t xml:space="preserve"> and </w:t>
             </w:r>
+            <w:proofErr w:type="spellStart"/>
             <w:r>
               <w:t>fill_reconsider_step</w:t>
             </w:r>
+            <w:proofErr w:type="spellEnd"/>
             <w:r>
               <w:t xml:space="preserve"> in </w:t>
             </w:r>
             <w:r>
-              <w:lastRenderedPageBreak/>
               <w:t>aka2j_mod_cust_div_templates.yml</w:t>
             </w:r>
           </w:p>
@@ -6629,16 +6717,15 @@
               <w:pStyle w:val="Heading2"/>
               <w:outlineLvl w:val="1"/>
             </w:pPr>
+            <w:proofErr w:type="spellStart"/>
             <w:r>
               <w:lastRenderedPageBreak/>
-              <w:t xml:space="preserve">{{ </w:t>
-            </w:r>
-            <w:r>
               <w:t>learn_reconsider_step</w:t>
             </w:r>
             <w:r>
-              <w:t>.subject }}</w:t>
-            </w:r>
+              <w:t>.subject</w:t>
+            </w:r>
+            <w:proofErr w:type="spellEnd"/>
           </w:p>
           <w:p/>
         </w:tc>
@@ -6694,15 +6781,17 @@
               <w:pStyle w:val="Heading2"/>
               <w:outlineLvl w:val="1"/>
             </w:pPr>
-            <w:r>
-              <w:t>{{ fill</w:t>
+            <w:proofErr w:type="spellStart"/>
+            <w:r>
+              <w:t>fill</w:t>
             </w:r>
             <w:r>
               <w:t>_reconsider_step</w:t>
             </w:r>
             <w:r>
-              <w:t>.subject }}</w:t>
-            </w:r>
+              <w:t>.subject</w:t>
+            </w:r>
+            <w:proofErr w:type="spellEnd"/>
           </w:p>
         </w:tc>
         <w:tc>
@@ -6935,12 +7024,14 @@
             <w:pPr>
               <w:pStyle w:val="Body"/>
             </w:pPr>
+            <w:proofErr w:type="spellStart"/>
             <w:r>
               <w:t>change_</w:t>
             </w:r>
             <w:r>
               <w:t>standing_order_step</w:t>
             </w:r>
+            <w:proofErr w:type="spellEnd"/>
             <w:r>
               <w:t xml:space="preserve"> in </w:t>
             </w:r>
@@ -6971,12 +7062,7 @@
                 <w:shd w:val="clear" w:color="auto" w:fill="FFFFFF"/>
               </w:rPr>
             </w:pPr>
-            <w:r>
-              <w:rPr>
-                <w:shd w:val="clear" w:color="auto" w:fill="FFFFFF"/>
-              </w:rPr>
-              <w:t xml:space="preserve">{{ </w:t>
-            </w:r>
+            <w:proofErr w:type="spellStart"/>
             <w:r>
               <w:rPr>
                 <w:shd w:val="clear" w:color="auto" w:fill="FFFFFF"/>
@@ -6989,18 +7075,7 @@
               </w:rPr>
               <w:t>standing_order_step.subject</w:t>
             </w:r>
-            <w:r>
-              <w:rPr>
-                <w:shd w:val="clear" w:color="auto" w:fill="FFFFFF"/>
-              </w:rPr>
-              <w:t xml:space="preserve"> </w:t>
-            </w:r>
-            <w:r>
-              <w:rPr>
-                <w:shd w:val="clear" w:color="auto" w:fill="FFFFFF"/>
-              </w:rPr>
-              <w:t>}}</w:t>
-            </w:r>
+            <w:proofErr w:type="spellEnd"/>
           </w:p>
         </w:tc>
         <w:tc>
@@ -7231,7 +7306,6 @@
               <w:rPr>
                 <w:shd w:val="clear" w:color="auto" w:fill="FFFFFF"/>
               </w:rPr>
-              <w:lastRenderedPageBreak/>
               <w:t>(</w:t>
             </w:r>
             <w:r>
@@ -7352,7 +7426,6 @@
               <w:rPr>
                 <w:shd w:val="clear" w:color="auto" w:fill="FFFFFF"/>
               </w:rPr>
-              <w:lastRenderedPageBreak/>
               <w:t xml:space="preserve">motion_forms_step </w:t>
             </w:r>
             <w:r>
@@ -7395,13 +7468,7 @@
               <w:rPr>
                 <w:shd w:val="clear" w:color="auto" w:fill="FFFFFF"/>
               </w:rPr>
-              <w:t>{{ motion_forms_step.subject }</w:t>
-            </w:r>
-            <w:r>
-              <w:rPr>
-                <w:shd w:val="clear" w:color="auto" w:fill="FFFFFF"/>
-              </w:rPr>
-              <w:t>}</w:t>
+              <w:t>motion_forms_step.subject</w:t>
             </w:r>
           </w:p>
         </w:tc>
@@ -7431,7 +7498,11 @@
               <w:t xml:space="preserve"> (include_docx_template("docassemble.AKA2JBranding:</w:t>
             </w:r>
             <w:r>
-              <w:t>motion_forms</w:t>
+              <w:t>motion_form</w:t>
+            </w:r>
+            <w:r>
+              <w:lastRenderedPageBreak/>
+              <w:t>s</w:t>
             </w:r>
             <w:r>
               <w:t>_content.docx")) }}</w:t>
@@ -7463,6 +7534,7 @@
               <w:rPr>
                 <w:shd w:val="clear" w:color="auto" w:fill="FFFFFF"/>
               </w:rPr>
+              <w:lastRenderedPageBreak/>
               <w:t>{%tr</w:t>
             </w:r>
             <w:r>
@@ -7959,15 +8031,7 @@
                 <w:color w:val="00B0F0"/>
                 <w:shd w:val="clear" w:color="auto" w:fill="FFFFFF"/>
               </w:rPr>
-              <w:t>] and why_change_divorce_or</w:t>
-            </w:r>
-            <w:r>
-              <w:rPr>
-                <w:color w:val="00B0F0"/>
-                <w:shd w:val="clear" w:color="auto" w:fill="FFFFFF"/>
-              </w:rPr>
-              <w:lastRenderedPageBreak/>
-              <w:t xml:space="preserve">der == </w:t>
+              <w:t xml:space="preserve">] and why_change_divorce_order == </w:t>
             </w:r>
             <w:r>
               <w:rPr>
@@ -8118,7 +8182,6 @@
               <w:pStyle w:val="Body"/>
             </w:pPr>
             <w:r>
-              <w:lastRenderedPageBreak/>
               <w:t>appeal_step in aka2j_mod_cust_div_templates.yml</w:t>
             </w:r>
           </w:p>
@@ -8149,7 +8212,7 @@
               <w:rPr>
                 <w:shd w:val="clear" w:color="auto" w:fill="FFFFFF"/>
               </w:rPr>
-              <w:t>{{ appeal_step.subject }}</w:t>
+              <w:t>appeal_step.subject</w:t>
             </w:r>
           </w:p>
         </w:tc>
@@ -8176,6 +8239,7 @@
               <w:t xml:space="preserve">{{p </w:t>
             </w:r>
             <w:r>
+              <w:lastRenderedPageBreak/>
               <w:t>(include_docx_template("docassemble.AKA2JBranding:</w:t>
             </w:r>
             <w:r>
@@ -8211,6 +8275,7 @@
               <w:rPr>
                 <w:shd w:val="clear" w:color="auto" w:fill="FFFFFF"/>
               </w:rPr>
+              <w:lastRenderedPageBreak/>
               <w:t>{%tr</w:t>
             </w:r>
             <w:r>
@@ -8521,11 +8586,19 @@
               </w:rPr>
               <w:t>(</w:t>
             </w:r>
+            <w:proofErr w:type="spellStart"/>
             <w:r>
               <w:rPr>
                 <w:color w:val="00B050"/>
               </w:rPr>
-              <w:t xml:space="preserve">final_order_period </w:t>
+              <w:t>final_order_period</w:t>
+            </w:r>
+            <w:proofErr w:type="spellEnd"/>
+            <w:r>
+              <w:rPr>
+                <w:color w:val="00B050"/>
+              </w:rPr>
+              <w:t xml:space="preserve"> </w:t>
             </w:r>
             <w:r>
               <w:rPr>
@@ -8687,14 +8760,7 @@
               <w:rPr>
                 <w:shd w:val="clear" w:color="auto" w:fill="FFFFFF"/>
               </w:rPr>
-              <w:t>{{ learn_set_aside</w:t>
-            </w:r>
-            <w:r>
-              <w:rPr>
-                <w:shd w:val="clear" w:color="auto" w:fill="FFFFFF"/>
-              </w:rPr>
-              <w:lastRenderedPageBreak/>
-              <w:t>_step.subject }}</w:t>
+              <w:t>learn_set_aside_step.subject</w:t>
             </w:r>
           </w:p>
         </w:tc>
@@ -8724,11 +8790,7 @@
               <w:t xml:space="preserve"> (include_docx_template("docassemble.AKA2JBranding:</w:t>
             </w:r>
             <w:r>
-              <w:t>learn_set_asi</w:t>
-            </w:r>
-            <w:r>
-              <w:lastRenderedPageBreak/>
-              <w:t>de</w:t>
+              <w:t>learn_set_aside</w:t>
             </w:r>
             <w:r>
               <w:t>_content.docx")) }}</w:t>
@@ -8761,8 +8823,7 @@
               <w:rPr>
                 <w:shd w:val="clear" w:color="auto" w:fill="FFFFFF"/>
               </w:rPr>
-              <w:lastRenderedPageBreak/>
-              <w:t>{{ fill_set_aside_step.subject }}</w:t>
+              <w:t>fill_set_aside_step.subject</w:t>
             </w:r>
           </w:p>
         </w:tc>
@@ -8825,6 +8886,7 @@
                 <w:color w:val="FF0000"/>
                 <w:shd w:val="clear" w:color="auto" w:fill="FFFFFF"/>
               </w:rPr>
+              <w:lastRenderedPageBreak/>
               <w:t>{%tr endif %}</w:t>
             </w:r>
           </w:p>
@@ -8968,19 +9030,13 @@
               <w:rPr>
                 <w:shd w:val="clear" w:color="auto" w:fill="FFFFFF"/>
               </w:rPr>
-              <w:t xml:space="preserve">{{ </w:t>
-            </w:r>
-            <w:r>
-              <w:rPr>
-                <w:shd w:val="clear" w:color="auto" w:fill="FFFFFF"/>
-              </w:rPr>
               <w:t>respond_to_reconsider_step</w:t>
             </w:r>
             <w:r>
               <w:rPr>
                 <w:shd w:val="clear" w:color="auto" w:fill="FFFFFF"/>
               </w:rPr>
-              <w:t>.subject }}</w:t>
+              <w:t>.subject</w:t>
             </w:r>
           </w:p>
         </w:tc>
@@ -9236,22 +9292,10 @@
               <w:outlineLvl w:val="1"/>
             </w:pPr>
             <w:r>
-              <w:rPr>
-                <w:shd w:val="clear" w:color="auto" w:fill="FFFFFF"/>
-              </w:rPr>
-              <w:t xml:space="preserve">{{ </w:t>
-            </w:r>
-            <w:r>
               <w:t>let_court_party_know_you_agree_step</w:t>
             </w:r>
             <w:r>
               <w:t>.subject</w:t>
-            </w:r>
-            <w:r>
-              <w:rPr>
-                <w:shd w:val="clear" w:color="auto" w:fill="FFFFFF"/>
-              </w:rPr>
-              <w:t xml:space="preserve"> }}</w:t>
             </w:r>
           </w:p>
         </w:tc>
@@ -9313,7 +9357,6 @@
               <w:rPr>
                 <w:shd w:val="clear" w:color="auto" w:fill="FFFFFF"/>
               </w:rPr>
-              <w:lastRenderedPageBreak/>
               <w:t>{%tr endif %}</w:t>
             </w:r>
           </w:p>
@@ -9499,16 +9542,11 @@
               <w:outlineLvl w:val="1"/>
             </w:pPr>
             <w:r>
-              <w:rPr>
-                <w:shd w:val="clear" w:color="auto" w:fill="FFFFFF"/>
-              </w:rPr>
-              <w:t>{{</w:t>
-            </w:r>
-            <w:r>
-              <w:t xml:space="preserve"> respond_in_writing_step</w:t>
-            </w:r>
-            <w:r>
-              <w:t>.subject }}</w:t>
+              <w:lastRenderedPageBreak/>
+              <w:t>respond_in_writing_step</w:t>
+            </w:r>
+            <w:r>
+              <w:t>.subject</w:t>
             </w:r>
           </w:p>
         </w:tc>
@@ -9995,11 +10033,7 @@
               <w:outlineLvl w:val="1"/>
             </w:pPr>
             <w:r>
-              <w:t>{{ sign_step.subjec</w:t>
-            </w:r>
-            <w:r>
-              <w:lastRenderedPageBreak/>
-              <w:t>t }}</w:t>
+              <w:t>sign_step.subject</w:t>
             </w:r>
           </w:p>
         </w:tc>
@@ -10035,11 +10069,7 @@
               <w:t>sign</w:t>
             </w:r>
             <w:r>
-              <w:t>_content.</w:t>
-            </w:r>
-            <w:r>
-              <w:lastRenderedPageBreak/>
-              <w:t>docx")) }}</w:t>
+              <w:t>_content.docx")) }}</w:t>
             </w:r>
           </w:p>
         </w:tc>
@@ -10063,14 +10093,10 @@
               <w:outlineLvl w:val="1"/>
             </w:pPr>
             <w:r>
-              <w:lastRenderedPageBreak/>
-              <w:t xml:space="preserve">{{ </w:t>
-            </w:r>
-            <w:r>
               <w:t>truefiling_file_and_serve_</w:t>
             </w:r>
             <w:r>
-              <w:t>step.subject }}</w:t>
+              <w:t>step.subject</w:t>
             </w:r>
           </w:p>
         </w:tc>
@@ -10170,6 +10196,7 @@
               <w:pStyle w:val="Body"/>
             </w:pPr>
             <w:r>
+              <w:lastRenderedPageBreak/>
               <w:t xml:space="preserve">{%tr if user_need == </w:t>
             </w:r>
             <w:r>
@@ -10293,7 +10320,7 @@
               <w:outlineLvl w:val="1"/>
             </w:pPr>
             <w:r>
-              <w:t>{{ truefiling_serve_step.subject }}</w:t>
+              <w:t>truefiling_serve_step.subject</w:t>
             </w:r>
           </w:p>
         </w:tc>
@@ -10459,161 +10486,154 @@
                 <w:color w:val="FFC000"/>
                 <w:shd w:val="clear" w:color="auto" w:fill="FFFFFF"/>
               </w:rPr>
-              <w:t xml:space="preserve"> </w:t>
-            </w:r>
-            <w:r>
-              <w:rPr>
-                <w:color w:val="FFC000"/>
+              <w:t xml:space="preserve"> and</w:t>
+            </w:r>
+            <w:r>
+              <w:rPr>
+                <w:color w:val="FFC000"/>
+                <w:shd w:val="clear" w:color="auto" w:fill="FFFFFF"/>
+              </w:rPr>
+              <w:t xml:space="preserve"> (</w:t>
+            </w:r>
+            <w:r>
+              <w:rPr>
+                <w:color w:val="92D050"/>
+                <w:shd w:val="clear" w:color="auto" w:fill="FFFFFF"/>
+              </w:rPr>
+              <w:t>(</w:t>
+            </w:r>
+            <w:r>
+              <w:rPr>
+                <w:color w:val="00B050"/>
+                <w:shd w:val="clear" w:color="auto" w:fill="FFFFFF"/>
+              </w:rPr>
+              <w:t>middle_of_case == 'yes' and</w:t>
+            </w:r>
+            <w:r>
+              <w:rPr>
+                <w:color w:val="92D050"/>
+                <w:shd w:val="clear" w:color="auto" w:fill="FFFFFF"/>
+              </w:rPr>
+              <w:t xml:space="preserve"> </w:t>
+            </w:r>
+            <w:r>
+              <w:rPr>
+                <w:color w:val="00B050"/>
+                <w:shd w:val="clear" w:color="auto" w:fill="FFFFFF"/>
+              </w:rPr>
+              <w:t>(</w:t>
+            </w:r>
+            <w:r>
+              <w:rPr>
+                <w:color w:val="00B0F0"/>
+                <w:shd w:val="clear" w:color="auto" w:fill="FFFFFF"/>
+              </w:rPr>
+              <w:t>type_of_interim_order == 'standing order' or not interim_order_date_within_10_days</w:t>
+            </w:r>
+            <w:r>
+              <w:rPr>
+                <w:color w:val="00B050"/>
+                <w:shd w:val="clear" w:color="auto" w:fill="FFFFFF"/>
+              </w:rPr>
+              <w:t>)</w:t>
+            </w:r>
+            <w:r>
+              <w:rPr>
+                <w:color w:val="92D050"/>
+                <w:shd w:val="clear" w:color="auto" w:fill="FFFFFF"/>
+              </w:rPr>
+              <w:t>)</w:t>
+            </w:r>
+            <w:r>
+              <w:rPr>
+                <w:color w:val="92D050"/>
+                <w:shd w:val="clear" w:color="auto" w:fill="FFFFFF"/>
+              </w:rPr>
+              <w:t xml:space="preserve"> </w:t>
+            </w:r>
+            <w:r>
+              <w:rPr>
+                <w:color w:val="92D050"/>
+                <w:shd w:val="clear" w:color="auto" w:fill="FFFFFF"/>
+              </w:rPr>
+              <w:t>or</w:t>
+            </w:r>
+            <w:r>
+              <w:rPr>
+                <w:color w:val="92D050"/>
+                <w:shd w:val="clear" w:color="auto" w:fill="FFFFFF"/>
+              </w:rPr>
+              <w:t xml:space="preserve"> </w:t>
+            </w:r>
+            <w:r>
+              <w:rPr>
+                <w:color w:val="92D050"/>
+                <w:shd w:val="clear" w:color="auto" w:fill="FFFFFF"/>
+              </w:rPr>
+              <w:t>(</w:t>
+            </w:r>
+            <w:r>
+              <w:rPr>
+                <w:color w:val="00B050"/>
+                <w:shd w:val="clear" w:color="auto" w:fill="FFFFFF"/>
+              </w:rPr>
+              <w:t>middle_of_case == 'no' and</w:t>
+            </w:r>
+            <w:r>
+              <w:rPr>
+                <w:color w:val="92D050"/>
+                <w:shd w:val="clear" w:color="auto" w:fill="FFFFFF"/>
+              </w:rPr>
+              <w:t xml:space="preserve"> </w:t>
+            </w:r>
+            <w:r>
+              <w:rPr>
+                <w:color w:val="00B050"/>
+                <w:shd w:val="clear" w:color="auto" w:fill="FFFFFF"/>
+              </w:rPr>
+              <w:t>(</w:t>
+            </w:r>
+            <w:r>
+              <w:rPr>
+                <w:color w:val="00B0F0"/>
+                <w:shd w:val="clear" w:color="auto" w:fill="FFFFFF"/>
+              </w:rPr>
+              <w:t>(</w:t>
+            </w:r>
+            <w:r>
+              <w:rPr>
+                <w:color w:val="0070C0"/>
+                <w:shd w:val="clear" w:color="auto" w:fill="FFFFFF"/>
+              </w:rPr>
+              <w:t>type_of_final_order['custody order'] and why_change in ('review', 'schedule')</w:t>
+            </w:r>
+            <w:r>
+              <w:rPr>
+                <w:color w:val="00B0F0"/>
+                <w:shd w:val="clear" w:color="auto" w:fill="FFFFFF"/>
+              </w:rPr>
+              <w:t>)</w:t>
+            </w:r>
+            <w:r>
+              <w:rPr>
+                <w:color w:val="00B0F0"/>
+                <w:shd w:val="clear" w:color="auto" w:fill="FFFFFF"/>
+              </w:rPr>
+              <w:t xml:space="preserve"> or</w:t>
+            </w:r>
+            <w:r>
+              <w:rPr>
+                <w:color w:val="00B0F0"/>
+                <w:shd w:val="clear" w:color="auto" w:fill="FFFFFF"/>
+              </w:rPr>
+              <w:t xml:space="preserve"> </w:t>
+            </w:r>
+            <w:r>
+              <w:rPr>
+                <w:color w:val="00B0F0"/>
                 <w:shd w:val="clear" w:color="auto" w:fill="FFFFFF"/>
               </w:rPr>
               <w:lastRenderedPageBreak/>
-              <w:t>and</w:t>
-            </w:r>
-            <w:r>
-              <w:rPr>
-                <w:color w:val="FFC000"/>
-                <w:shd w:val="clear" w:color="auto" w:fill="FFFFFF"/>
-              </w:rPr>
-              <w:t xml:space="preserve"> (</w:t>
-            </w:r>
-            <w:r>
-              <w:rPr>
-                <w:color w:val="92D050"/>
-                <w:shd w:val="clear" w:color="auto" w:fill="FFFFFF"/>
-              </w:rPr>
-              <w:t>(</w:t>
-            </w:r>
-            <w:r>
-              <w:rPr>
-                <w:color w:val="00B050"/>
-                <w:shd w:val="clear" w:color="auto" w:fill="FFFFFF"/>
-              </w:rPr>
-              <w:t>middle_of_case == 'yes' and</w:t>
-            </w:r>
-            <w:r>
-              <w:rPr>
-                <w:color w:val="92D050"/>
-                <w:shd w:val="clear" w:color="auto" w:fill="FFFFFF"/>
-              </w:rPr>
-              <w:t xml:space="preserve"> </w:t>
-            </w:r>
-            <w:r>
-              <w:rPr>
-                <w:color w:val="00B050"/>
-                <w:shd w:val="clear" w:color="auto" w:fill="FFFFFF"/>
-              </w:rPr>
-              <w:t>(</w:t>
-            </w:r>
-            <w:r>
-              <w:rPr>
-                <w:color w:val="00B0F0"/>
-                <w:shd w:val="clear" w:color="auto" w:fill="FFFFFF"/>
-              </w:rPr>
-              <w:t>type_of_interim_order == 'standing order' or not interim_order_date_within_10_days</w:t>
-            </w:r>
-            <w:r>
-              <w:rPr>
-                <w:color w:val="00B050"/>
-                <w:shd w:val="clear" w:color="auto" w:fill="FFFFFF"/>
-              </w:rPr>
-              <w:t>)</w:t>
-            </w:r>
-            <w:r>
-              <w:rPr>
-                <w:color w:val="92D050"/>
-                <w:shd w:val="clear" w:color="auto" w:fill="FFFFFF"/>
-              </w:rPr>
-              <w:t>)</w:t>
-            </w:r>
-            <w:r>
-              <w:rPr>
-                <w:color w:val="92D050"/>
-                <w:shd w:val="clear" w:color="auto" w:fill="FFFFFF"/>
-              </w:rPr>
-              <w:t xml:space="preserve"> </w:t>
-            </w:r>
-            <w:r>
-              <w:rPr>
-                <w:color w:val="92D050"/>
-                <w:shd w:val="clear" w:color="auto" w:fill="FFFFFF"/>
-              </w:rPr>
-              <w:t>or</w:t>
-            </w:r>
-            <w:r>
-              <w:rPr>
-                <w:color w:val="92D050"/>
-                <w:shd w:val="clear" w:color="auto" w:fill="FFFFFF"/>
-              </w:rPr>
-              <w:t xml:space="preserve"> </w:t>
-            </w:r>
-            <w:r>
-              <w:rPr>
-                <w:color w:val="92D050"/>
-                <w:shd w:val="clear" w:color="auto" w:fill="FFFFFF"/>
-              </w:rPr>
-              <w:t>(</w:t>
-            </w:r>
-            <w:r>
-              <w:rPr>
-                <w:color w:val="00B050"/>
-                <w:shd w:val="clear" w:color="auto" w:fill="FFFFFF"/>
-              </w:rPr>
-              <w:t>middle_of_case == 'no' and</w:t>
-            </w:r>
-            <w:r>
-              <w:rPr>
-                <w:color w:val="92D050"/>
-                <w:shd w:val="clear" w:color="auto" w:fill="FFFFFF"/>
-              </w:rPr>
-              <w:t xml:space="preserve"> </w:t>
-            </w:r>
-            <w:r>
-              <w:rPr>
-                <w:color w:val="00B050"/>
-                <w:shd w:val="clear" w:color="auto" w:fill="FFFFFF"/>
-              </w:rPr>
-              <w:t>(</w:t>
-            </w:r>
-            <w:r>
-              <w:rPr>
-                <w:color w:val="00B0F0"/>
-                <w:shd w:val="clear" w:color="auto" w:fill="FFFFFF"/>
-              </w:rPr>
-              <w:t>(</w:t>
-            </w:r>
-            <w:r>
-              <w:rPr>
-                <w:color w:val="0070C0"/>
-                <w:shd w:val="clear" w:color="auto" w:fill="FFFFFF"/>
-              </w:rPr>
-              <w:t>type_of_final_order['custody order'] and why_change in ('review', 'schedule')</w:t>
-            </w:r>
-            <w:r>
-              <w:rPr>
-                <w:color w:val="00B0F0"/>
-                <w:shd w:val="clear" w:color="auto" w:fill="FFFFFF"/>
-              </w:rPr>
-              <w:t>)</w:t>
-            </w:r>
-            <w:r>
-              <w:rPr>
-                <w:color w:val="00B0F0"/>
-                <w:shd w:val="clear" w:color="auto" w:fill="FFFFFF"/>
-              </w:rPr>
-              <w:t xml:space="preserve"> or</w:t>
-            </w:r>
-            <w:r>
-              <w:rPr>
-                <w:color w:val="00B0F0"/>
-                <w:shd w:val="clear" w:color="auto" w:fill="FFFFFF"/>
-              </w:rPr>
-              <w:t xml:space="preserve"> </w:t>
-            </w:r>
-            <w:r>
-              <w:rPr>
-                <w:color w:val="00B0F0"/>
-                <w:shd w:val="clear" w:color="auto" w:fill="FFFFFF"/>
-              </w:rPr>
               <w:t>(</w:t>
             </w:r>
             <w:r>
@@ -10859,19 +10879,14 @@
                 <w:shd w:val="clear" w:color="auto" w:fill="FFFFFF"/>
               </w:rPr>
             </w:pPr>
-            <w:r>
-              <w:rPr>
-                <w:shd w:val="clear" w:color="auto" w:fill="FFFFFF"/>
-              </w:rPr>
-              <w:lastRenderedPageBreak/>
-              <w:t xml:space="preserve">{{ </w:t>
-            </w:r>
+            <w:proofErr w:type="spellStart"/>
             <w:r>
               <w:t>expect_after_motion_or_answer</w:t>
             </w:r>
             <w:r>
-              <w:t>_step.subject }}</w:t>
-            </w:r>
+              <w:t>_step.subject</w:t>
+            </w:r>
+            <w:proofErr w:type="spellEnd"/>
           </w:p>
         </w:tc>
         <w:tc>
@@ -10988,7 +11003,11 @@
               <w:t xml:space="preserve"> interim</w:t>
             </w:r>
             <w:r>
-              <w:t>_order_date_within_10_days</w:t>
+              <w:t>_order_date_withi</w:t>
+            </w:r>
+            <w:r>
+              <w:lastRenderedPageBreak/>
+              <w:t>n_10_days</w:t>
             </w:r>
             <w:r>
               <w:t xml:space="preserve"> </w:t>
@@ -11035,9 +11054,12 @@
             <w:pPr>
               <w:pStyle w:val="Body"/>
             </w:pPr>
-            <w:r>
+            <w:proofErr w:type="spellStart"/>
+            <w:r>
+              <w:lastRenderedPageBreak/>
               <w:t>expect_reconsider_step</w:t>
             </w:r>
+            <w:proofErr w:type="spellEnd"/>
             <w:r>
               <w:t xml:space="preserve"> in </w:t>
             </w:r>
@@ -11065,14 +11087,16 @@
               <w:pStyle w:val="Heading2"/>
               <w:outlineLvl w:val="1"/>
             </w:pPr>
-            <w:r>
-              <w:t xml:space="preserve">{{ </w:t>
-            </w:r>
+            <w:proofErr w:type="spellStart"/>
             <w:r>
               <w:t>expect_reconsider_step</w:t>
             </w:r>
             <w:r>
-              <w:t>.subject }}</w:t>
+              <w:t>.subject</w:t>
+            </w:r>
+            <w:proofErr w:type="spellEnd"/>
+            <w:r>
+              <w:t xml:space="preserve"> </w:t>
             </w:r>
           </w:p>
         </w:tc>
@@ -11267,12 +11291,14 @@
                 <w:shd w:val="clear" w:color="auto" w:fill="FFFFFF"/>
               </w:rPr>
             </w:pPr>
+            <w:proofErr w:type="spellStart"/>
             <w:r>
               <w:rPr>
                 <w:shd w:val="clear" w:color="auto" w:fill="FFFFFF"/>
               </w:rPr>
               <w:t>expect_after_response_step</w:t>
             </w:r>
+            <w:proofErr w:type="spellEnd"/>
             <w:r>
               <w:rPr>
                 <w:shd w:val="clear" w:color="auto" w:fill="FFFFFF"/>
@@ -11309,12 +11335,7 @@
                 <w:shd w:val="clear" w:color="auto" w:fill="FFFFFF"/>
               </w:rPr>
             </w:pPr>
-            <w:r>
-              <w:rPr>
-                <w:shd w:val="clear" w:color="auto" w:fill="FFFFFF"/>
-              </w:rPr>
-              <w:t xml:space="preserve">{{ </w:t>
-            </w:r>
+            <w:proofErr w:type="spellStart"/>
             <w:r>
               <w:rPr>
                 <w:shd w:val="clear" w:color="auto" w:fill="FFFFFF"/>
@@ -11327,12 +11348,7 @@
               </w:rPr>
               <w:t>.subject</w:t>
             </w:r>
-            <w:r>
-              <w:rPr>
-                <w:shd w:val="clear" w:color="auto" w:fill="FFFFFF"/>
-              </w:rPr>
-              <w:t xml:space="preserve"> }}</w:t>
-            </w:r>
+            <w:proofErr w:type="spellEnd"/>
           </w:p>
         </w:tc>
         <w:tc>
@@ -11399,7 +11415,6 @@
               <w:rPr>
                 <w:shd w:val="clear" w:color="auto" w:fill="FFFFFF"/>
               </w:rPr>
-              <w:lastRenderedPageBreak/>
               <w:t>{%tr endif %}</w:t>
             </w:r>
           </w:p>
@@ -11575,24 +11590,7 @@
                 <w:shd w:val="clear" w:color="auto" w:fill="FFFFFF"/>
               </w:rPr>
             </w:pPr>
-            <w:r>
-              <w:rPr>
-                <w:shd w:val="clear" w:color="auto" w:fill="FFFFFF"/>
-              </w:rPr>
-              <w:t>{</w:t>
-            </w:r>
-            <w:r>
-              <w:rPr>
-                <w:shd w:val="clear" w:color="auto" w:fill="FFFFFF"/>
-              </w:rPr>
-              <w:t>{</w:t>
-            </w:r>
-            <w:r>
-              <w:rPr>
-                <w:shd w:val="clear" w:color="auto" w:fill="FFFFFF"/>
-              </w:rPr>
-              <w:t xml:space="preserve"> </w:t>
-            </w:r>
+            <w:proofErr w:type="spellStart"/>
             <w:r>
               <w:t>contact_other_party_ste</w:t>
             </w:r>
@@ -11605,24 +11603,7 @@
               </w:rPr>
               <w:t>.subject</w:t>
             </w:r>
-            <w:r>
-              <w:rPr>
-                <w:shd w:val="clear" w:color="auto" w:fill="FFFFFF"/>
-              </w:rPr>
-              <w:t xml:space="preserve"> </w:t>
-            </w:r>
-            <w:r>
-              <w:rPr>
-                <w:shd w:val="clear" w:color="auto" w:fill="FFFFFF"/>
-              </w:rPr>
-              <w:t>}</w:t>
-            </w:r>
-            <w:r>
-              <w:rPr>
-                <w:shd w:val="clear" w:color="auto" w:fill="FFFFFF"/>
-              </w:rPr>
-              <w:t>}</w:t>
-            </w:r>
+            <w:proofErr w:type="spellEnd"/>
           </w:p>
         </w:tc>
         <w:tc>
@@ -11681,7 +11662,8 @@
               <w:rPr>
                 <w:shd w:val="clear" w:color="auto" w:fill="FFFFFF"/>
               </w:rPr>
-              <w:t>{{ file_agreement_step.subject }}</w:t>
+              <w:lastRenderedPageBreak/>
+              <w:t>file_agreement_step.subject</w:t>
             </w:r>
           </w:p>
         </w:tc>
@@ -11898,9 +11880,11 @@
             <w:pPr>
               <w:pStyle w:val="Body"/>
             </w:pPr>
+            <w:proofErr w:type="spellStart"/>
             <w:r>
               <w:t>appeal_response_step</w:t>
             </w:r>
+            <w:proofErr w:type="spellEnd"/>
             <w:r>
               <w:t xml:space="preserve"> in </w:t>
             </w:r>
@@ -11932,13 +11916,7 @@
               <w:rPr>
                 <w:shd w:val="clear" w:color="auto" w:fill="FFFFFF"/>
               </w:rPr>
-              <w:t>{{ appeal_response_step.subject }</w:t>
-            </w:r>
-            <w:r>
-              <w:rPr>
-                <w:shd w:val="clear" w:color="auto" w:fill="FFFFFF"/>
-              </w:rPr>
-              <w:t>}</w:t>
+              <w:t>appeal_response_step.subject</w:t>
             </w:r>
           </w:p>
         </w:tc>
@@ -12047,7 +12025,6 @@
               <w:rPr>
                 <w:shd w:val="clear" w:color="auto" w:fill="FFFFFF"/>
               </w:rPr>
-              <w:lastRenderedPageBreak/>
               <w:t xml:space="preserve">{%tr if </w:t>
             </w:r>
             <w:r>
@@ -12139,18 +12116,6 @@
               <w:outlineLvl w:val="1"/>
             </w:pPr>
             <w:r>
-              <w:rPr>
-                <w:shd w:val="clear" w:color="auto" w:fill="FFFFFF"/>
-              </w:rPr>
-              <w:t>{{</w:t>
-            </w:r>
-            <w:r>
-              <w:rPr>
-                <w:shd w:val="clear" w:color="auto" w:fill="FFFFFF"/>
-              </w:rPr>
-              <w:t xml:space="preserve"> </w:t>
-            </w:r>
-            <w:r>
               <w:t>appeal_contact_parent_step</w:t>
             </w:r>
             <w:r>
@@ -12161,12 +12126,6 @@
                 <w:shd w:val="clear" w:color="auto" w:fill="FFFFFF"/>
               </w:rPr>
               <w:t xml:space="preserve"> </w:t>
-            </w:r>
-            <w:r>
-              <w:rPr>
-                <w:shd w:val="clear" w:color="auto" w:fill="FFFFFF"/>
-              </w:rPr>
-              <w:t>}}</w:t>
             </w:r>
           </w:p>
         </w:tc>
@@ -12227,23 +12186,19 @@
                 <w:shd w:val="clear" w:color="auto" w:fill="FFFFFF"/>
               </w:rPr>
             </w:pPr>
-            <w:r>
-              <w:rPr>
-                <w:shd w:val="clear" w:color="auto" w:fill="FFFFFF"/>
-              </w:rPr>
-              <w:t xml:space="preserve">{{ </w:t>
-            </w:r>
+            <w:proofErr w:type="spellStart"/>
             <w:r>
               <w:t>tell_supreme_court_step</w:t>
             </w:r>
             <w:r>
               <w:t>.subject</w:t>
             </w:r>
-            <w:r>
-              <w:rPr>
-                <w:shd w:val="clear" w:color="auto" w:fill="FFFFFF"/>
-              </w:rPr>
-              <w:t xml:space="preserve"> }}</w:t>
+            <w:proofErr w:type="spellEnd"/>
+            <w:r>
+              <w:rPr>
+                <w:shd w:val="clear" w:color="auto" w:fill="FFFFFF"/>
+              </w:rPr>
+              <w:t xml:space="preserve"> </w:t>
             </w:r>
           </w:p>
         </w:tc>
@@ -12310,6 +12265,7 @@
               <w:rPr>
                 <w:shd w:val="clear" w:color="auto" w:fill="FFFFFF"/>
               </w:rPr>
+              <w:lastRenderedPageBreak/>
               <w:t>{%tr endif %}</w:t>
             </w:r>
           </w:p>
@@ -12327,8 +12283,13 @@
             <w:pPr>
               <w:pStyle w:val="Body"/>
             </w:pPr>
-            <w:r>
-              <w:t xml:space="preserve">get_help in </w:t>
+            <w:proofErr w:type="spellStart"/>
+            <w:r>
+              <w:t>get_help</w:t>
+            </w:r>
+            <w:proofErr w:type="spellEnd"/>
+            <w:r>
+              <w:t xml:space="preserve"> in </w:t>
             </w:r>
             <w:r>
               <w:t>aka2j_templates.yml</w:t>
@@ -12354,8 +12315,13 @@
               <w:pStyle w:val="Heading2"/>
               <w:outlineLvl w:val="1"/>
             </w:pPr>
-            <w:r>
-              <w:t>{{ get_help.subject }}</w:t>
+            <w:proofErr w:type="spellStart"/>
+            <w:r>
+              <w:t>get_help.subject</w:t>
+            </w:r>
+            <w:proofErr w:type="spellEnd"/>
+            <w:r>
+              <w:t xml:space="preserve"> </w:t>
             </w:r>
           </w:p>
         </w:tc>
@@ -12483,27 +12449,14 @@
     <w:r>
       <w:t xml:space="preserve"> of </w:t>
     </w:r>
-    <w:r>
-      <w:fldChar w:fldCharType="begin"/>
-    </w:r>
-    <w:r>
-      <w:instrText xml:space="preserve"> NUMPAGES  \* Arabic  \* MERGEFORMAT </w:instrText>
-    </w:r>
-    <w:r>
-      <w:fldChar w:fldCharType="separate"/>
-    </w:r>
-    <w:r>
-      <w:rPr>
-        <w:noProof/>
-      </w:rPr>
-      <w:t>49</w:t>
-    </w:r>
-    <w:r>
-      <w:rPr>
-        <w:noProof/>
-      </w:rPr>
-      <w:fldChar w:fldCharType="end"/>
-    </w:r>
+    <w:fldSimple w:instr=" NUMPAGES  \* Arabic  \* MERGEFORMAT ">
+      <w:r>
+        <w:rPr>
+          <w:noProof/>
+        </w:rPr>
+        <w:t>49</w:t>
+      </w:r>
+    </w:fldSimple>
     <w:r>
       <w:t xml:space="preserve"> pages</w:t>
     </w:r>
